--- a/oposicion/temario/tercer-ejercicio/3A16.docx
+++ b/oposicion/temario/tercer-ejercicio/3A16.docx
@@ -44188,8 +44188,22 @@
   <w:p>
     <w:pPr>
       <w:pStyle w:val="Footer"/>
-      <w:jc w:val="right"/>
+      <w:tabs>
+        <w:tab w:val="right" w:pos="9412"/>
+      </w:tabs>
+      <w:jc w:val="left"/>
     </w:pPr>
+    <w:r>
+      <w:rPr>
+        <w:i/>
+        <w:color w:val="767171"/>
+        <w:sz w:val="14"/>
+      </w:rPr>
+      <w:t xml:space="preserve">© 2026 Víctor Gutiérrez Marcos · CC BY-NC-ND 4.0</w:t>
+    </w:r>
+    <w:r>
+      <w:tab/>
+    </w:r>
     <w:r/>
     <w:r>
       <w:rPr>
@@ -44232,8 +44246,22 @@
   <w:p>
     <w:pPr>
       <w:pStyle w:val="Footer"/>
-      <w:jc w:val="right"/>
+      <w:tabs>
+        <w:tab w:val="right" w:pos="9412"/>
+      </w:tabs>
+      <w:jc w:val="left"/>
     </w:pPr>
+    <w:r>
+      <w:rPr>
+        <w:i/>
+        <w:color w:val="767171"/>
+        <w:sz w:val="14"/>
+      </w:rPr>
+      <w:t xml:space="preserve">© 2026 Víctor Gutiérrez Marcos · CC BY-NC-ND 4.0</w:t>
+    </w:r>
+    <w:r>
+      <w:tab/>
+    </w:r>
     <w:r/>
     <w:r>
       <w:rPr>
@@ -44284,8 +44312,22 @@
   <w:p>
     <w:pPr>
       <w:pStyle w:val="Footer"/>
-      <w:jc w:val="right"/>
+      <w:tabs>
+        <w:tab w:val="right" w:pos="9412"/>
+      </w:tabs>
+      <w:jc w:val="left"/>
     </w:pPr>
+    <w:r>
+      <w:rPr>
+        <w:i/>
+        <w:color w:val="767171"/>
+        <w:sz w:val="14"/>
+      </w:rPr>
+      <w:t xml:space="preserve">© 2026 Víctor Gutiérrez Marcos · CC BY-NC-ND 4.0</w:t>
+    </w:r>
+    <w:r>
+      <w:tab/>
+    </w:r>
     <w:r/>
     <w:r>
       <w:rPr>

--- a/oposicion/temario/tercer-ejercicio/3A16.docx
+++ b/oposicion/temario/tercer-ejercicio/3A16.docx
@@ -41,7 +41,7 @@
         <w:pStyle w:val="Date"/>
       </w:pPr>
       <w:r>
-        <w:t xml:space="preserve">Última actualización: 17/10/2026</w:t>
+        <w:t xml:space="preserve">Última actualización: 18/10/2026</w:t>
       </w:r>
     </w:p>
     <w:p>
@@ -1349,7 +1349,7 @@
         <w:br/>
       </w:r>
       <w:r>
-        <w:t xml:space="preserve">1. Idea: 5 rasgos de la competencia perfecta; equilibrio parcial (numerario, utilidad cuasilineal)</w:t>
+        <w:t xml:space="preserve">1. Idea: los 5 supuestos (lista común de las estructuras de mercado); equilibrio parcial (numerario, utilidad cuasilineal)</w:t>
       </w:r>
       <w:r>
         <w:br/>
@@ -1985,16 +1985,7 @@
         <w:br/>
       </w:r>
       <w:r>
-        <w:t xml:space="preserve">III. Análisis de plazos (</w:t>
-      </w:r>
-      <w:r>
-        <w:rPr>
-          <w:smallCaps/>
-        </w:rPr>
-        <w:t xml:space="preserve">Marshall</w:t>
-      </w:r>
-      <w:r>
-        <w:t xml:space="preserve">: periodo de mercado, corto y largo plazo)</w:t>
+        <w:t xml:space="preserve">III. Análisis de plazos: corto plazo, largo plazo sin y con libre entrada</w:t>
       </w:r>
       <w:r>
         <w:br/>
@@ -2194,11 +2185,11 @@
         <w:t xml:space="preserve">Nota al opositor. </w:t>
       </w:r>
       <w:r>
-        <w:t xml:space="preserve">Reparto del cante: introducción, 2′30″; I, 8′30″ (I.1, 1′30″; I.2, 7′); II, 12′ (II.1, 6′, de los que 4′30″ para la estabilidad y la telaraña; II.2, 3′; II.3, 3′); III, 6′ (idea de los plazos, 1′; III.1, 1′30″; III.2, 0′30″; III.3, 3′), y conclusión, 1′. Los gráficos imprescindibles son la oferta de la empresa, el equilibrio del mercado, los 2 primeros paneles de la estabilidad, la telaraña convergente, los excedentes, la incidencia del impuesto y el paso del corto al largo plazo con libre entrada; en la pizarra se quedan hasta el final las 2 funciones clave: las condiciones del equilibrio y la maximización del excedente total. Las demostraciones y los desarrollos que no se cantan (el 1TFEB paso a paso, la geometría de los costes, los controles de precios, la relación con el equilibrio general y la telaraña con otras expectativas) están en los anexos, para las preguntas del tribunal. Conviene escribir este esquema en la pizarra al empezar.</w:t>
+        <w:t xml:space="preserve">Reparto del cante: introducción, 2′30″; I, 8′30″ (I.1, 1′30″; I.2, 7′); II, 12′ (II.1, 6′, de los que 4′30″ para la estabilidad y la telaraña; II.2, 3′; II.3, 3′); III, 6′ (los 3 plazos, 1′; III.1, 1′30″; III.2, 0′30″; III.3, 3′), y conclusión, 1′. Los gráficos imprescindibles son la oferta de la empresa, el equilibrio del mercado, los 2 primeros paneles de la estabilidad, la telaraña convergente, los excedentes, la incidencia del impuesto y el paso del corto al largo plazo con libre entrada; en la pizarra se quedan hasta el final las 2 funciones clave: las condiciones del equilibrio y la maximización del excedente total. Las demostraciones y los desarrollos que no se cantan (el 1TFEB paso a paso, la geometría de los costes, los controles de precios, la relación con el equilibrio general y la telaraña con otras expectativas) están en los anexos, para las preguntas del tribunal. Conviene escribir este esquema en la pizarra al empezar.</w:t>
       </w:r>
     </w:p>
     <w:bookmarkEnd w:id="23"/>
-    <w:bookmarkStart w:id="55" w:name="X7381ab0a9d9824c0661231bda6db6ac08494b82"/>
+    <w:bookmarkStart w:id="56" w:name="X7381ab0a9d9824c0661231bda6db6ac08494b82"/>
     <w:p>
       <w:pPr>
         <w:pStyle w:val="Heading1"/>
@@ -2291,7 +2282,7 @@
         <w:t xml:space="preserve"> </w:t>
       </w:r>
       <w:r>
-        <w:t xml:space="preserve">y el numerario (1′30″); los supuestos en una lista corta (1′); el problema del consumidor con</w:t>
+        <w:t xml:space="preserve">y el numerario (1′30″); los 5 supuestos de la tabla, con sus nombres fijos (1′); el problema del consumidor con</w:t>
       </w:r>
       <w:r>
         <w:t xml:space="preserve"> </w:t>
@@ -2431,7 +2422,7 @@
         <w:t xml:space="preserve">, la relación entre convexidad y rendimientos y las propiedades de la función de costes son de profundización.</w:t>
       </w:r>
     </w:p>
-    <w:bookmarkStart w:id="26" w:name="idea"/>
+    <w:bookmarkStart w:id="27" w:name="idea"/>
     <w:p>
       <w:pPr>
         <w:pStyle w:val="Heading2"/>
@@ -2448,7 +2439,6 @@
     </w:p>
     <w:p>
       <w:pPr>
-        <w:keepNext/>
         <w:numPr>
           <w:ilvl w:val="0"/>
           <w:numId w:val="1009"/>
@@ -2462,116 +2452,424 @@
         <w:t xml:space="preserve">Qué es la competencia perfecta</w:t>
       </w:r>
       <w:r>
-        <w:t xml:space="preserve">: un mercado en el que ningún agente tiene poder sobre el precio. El modelo descansa en 5 rasgos:</w:t>
+        <w:t xml:space="preserve">: un mercado en el que ningún agente tiene poder sobre el precio. El modelo descansa en 5 supuestos, que son la lista común de las estructuras de mercado (tabla 1).</w:t>
+      </w:r>
+    </w:p>
+    <w:bookmarkStart w:id="24" w:name="tab:supuestos"/>
+    <w:p>
+      <w:pPr>
+        <w:pStyle w:val="TableCaption"/>
+      </w:pPr>
+      <w:r>
+        <w:t xml:space="preserve">Tabla 1.–</w:t>
+      </w:r>
+      <w:r>
+        <w:t xml:space="preserve"> </w:t>
+      </w:r>
+      <w:r>
+        <w:t xml:space="preserve">Supuestos de la competencia perfecta: la lista común de las estructuras de mercado</w:t>
+      </w:r>
+    </w:p>
+    <w:tbl>
+      <w:tblPr>
+        <w:tblStyle w:val="Table"/>
+        <w:tblW w:type="auto" w:w="0"/>
+        <w:tblLook w:firstRow="1" w:lastRow="0" w:firstColumn="0" w:lastColumn="0" w:noHBand="0" w:noVBand="0" w:val="0020"/>
+        <w:tblCaption w:val="Tabla 1.– Supuestos de la competencia perfecta: la lista común de las estructuras de mercado"/>
+      </w:tblPr>
+      <w:tblGrid>
+        <w:gridCol w:w="2640"/>
+        <w:gridCol w:w="2640"/>
+        <w:gridCol w:w="2640"/>
+      </w:tblGrid>
+      <w:tr>
+        <w:trPr>
+          <w:tblHeader w:val="on"/>
+        </w:trPr>
+        <w:tc>
+          <w:tcPr>
+            <w:vAlign w:val="center"/>
+          </w:tcPr>
+          <w:p>
+            <w:pPr>
+              <w:pStyle w:val="Celdatceeazulpalido"/>
+              <w:jc w:val="center"/>
+            </w:pPr>
+            <w:r>
+              <w:rPr>
+                <w:b/>
+                <w:bCs/>
+              </w:rPr>
+              <w:t xml:space="preserve">N.º</w:t>
+            </w:r>
+          </w:p>
+        </w:tc>
+        <w:tc>
+          <w:tcPr>
+            <w:vAlign w:val="center"/>
+          </w:tcPr>
+          <w:p>
+            <w:pPr>
+              <w:pStyle w:val="Celdatceeazulpalido"/>
+              <w:jc w:val="left"/>
+            </w:pPr>
+            <w:r>
+              <w:rPr>
+                <w:b/>
+                <w:bCs/>
+              </w:rPr>
+              <w:t xml:space="preserve">Supuesto</w:t>
+            </w:r>
+          </w:p>
+        </w:tc>
+        <w:tc>
+          <w:tcPr>
+            <w:vAlign w:val="center"/>
+          </w:tcPr>
+          <w:p>
+            <w:pPr>
+              <w:pStyle w:val="Celdatceeazulpalido"/>
+              <w:jc w:val="left"/>
+            </w:pPr>
+            <w:r>
+              <w:rPr>
+                <w:b/>
+                <w:bCs/>
+              </w:rPr>
+              <w:t xml:space="preserve">Qué significa</w:t>
+            </w:r>
+          </w:p>
+        </w:tc>
+      </w:tr>
+      <w:tr>
+        <w:tc>
+          <w:tcPr>
+            <w:vAlign w:val="center"/>
+          </w:tcPr>
+          <w:p>
+            <w:pPr>
+              <w:pStyle w:val="Compact"/>
+              <w:jc w:val="center"/>
+            </w:pPr>
+            <w:r>
+              <w:rPr>
+                <w:rStyle w:val="Textomorado"/>
+                <w:b/>
+                <w:bCs/>
+              </w:rPr>
+              <w:t xml:space="preserve">1</w:t>
+            </w:r>
+          </w:p>
+        </w:tc>
+        <w:tc>
+          <w:tcPr>
+            <w:vAlign w:val="center"/>
+          </w:tcPr>
+          <w:p>
+            <w:pPr>
+              <w:pStyle w:val="Compact"/>
+              <w:jc w:val="left"/>
+            </w:pPr>
+            <w:r>
+              <w:rPr>
+                <w:b/>
+                <w:bCs/>
+              </w:rPr>
+              <w:t xml:space="preserve">Muchos compradores y vendedores (precio-aceptantes)</w:t>
+            </w:r>
+          </w:p>
+        </w:tc>
+        <w:tc>
+          <w:tcPr>
+            <w:vAlign w:val="center"/>
+          </w:tcPr>
+          <w:p>
+            <w:pPr>
+              <w:pStyle w:val="Compact"/>
+              <w:jc w:val="left"/>
+            </w:pPr>
+            <w:r>
+              <w:t xml:space="preserve">cada uno es pequeño respecto al mercado y sus decisiones individuales no mueven el precio: todos son</w:t>
+            </w:r>
+            <w:r>
+              <w:t xml:space="preserve"> </w:t>
+            </w:r>
+            <w:r>
+              <w:rPr>
+                <w:b/>
+                <w:bCs/>
+              </w:rPr>
+              <w:t xml:space="preserve">precio-aceptantes</w:t>
+            </w:r>
+            <w:r>
+              <w:t xml:space="preserve">, y el precio lo determinan las decisiones de todos juntos, no las de ninguno en particular</w:t>
+            </w:r>
+          </w:p>
+        </w:tc>
+      </w:tr>
+      <w:tr>
+        <w:tc>
+          <w:tcPr>
+            <w:vAlign w:val="center"/>
+          </w:tcPr>
+          <w:p>
+            <w:pPr>
+              <w:pStyle w:val="Compact"/>
+              <w:jc w:val="center"/>
+            </w:pPr>
+            <w:r>
+              <w:rPr>
+                <w:rStyle w:val="Textomorado"/>
+                <w:b/>
+                <w:bCs/>
+              </w:rPr>
+              <w:t xml:space="preserve">2</w:t>
+            </w:r>
+          </w:p>
+        </w:tc>
+        <w:tc>
+          <w:tcPr>
+            <w:vAlign w:val="center"/>
+          </w:tcPr>
+          <w:p>
+            <w:pPr>
+              <w:pStyle w:val="Compact"/>
+              <w:jc w:val="left"/>
+            </w:pPr>
+            <w:r>
+              <w:rPr>
+                <w:b/>
+                <w:bCs/>
+              </w:rPr>
+              <w:t xml:space="preserve">Producto homogéneo</w:t>
+            </w:r>
+          </w:p>
+        </w:tc>
+        <w:tc>
+          <w:tcPr>
+            <w:vAlign w:val="center"/>
+          </w:tcPr>
+          <w:p>
+            <w:pPr>
+              <w:pStyle w:val="Compact"/>
+              <w:jc w:val="left"/>
+            </w:pPr>
+            <w:r>
+              <w:t xml:space="preserve">los consumidores ven como sustitutivos perfectos las unidades de todas las empresas, de modo que solo les importa el precio</w:t>
+            </w:r>
+          </w:p>
+        </w:tc>
+      </w:tr>
+      <w:tr>
+        <w:tc>
+          <w:tcPr>
+            <w:vAlign w:val="center"/>
+          </w:tcPr>
+          <w:p>
+            <w:pPr>
+              <w:pStyle w:val="Compact"/>
+              <w:jc w:val="center"/>
+            </w:pPr>
+            <w:r>
+              <w:rPr>
+                <w:rStyle w:val="Textomorado"/>
+                <w:b/>
+                <w:bCs/>
+              </w:rPr>
+              <w:t xml:space="preserve">3</w:t>
+            </w:r>
+          </w:p>
+        </w:tc>
+        <w:tc>
+          <w:tcPr>
+            <w:vAlign w:val="center"/>
+          </w:tcPr>
+          <w:p>
+            <w:pPr>
+              <w:pStyle w:val="Compact"/>
+              <w:jc w:val="left"/>
+            </w:pPr>
+            <w:r>
+              <w:rPr>
+                <w:b/>
+                <w:bCs/>
+              </w:rPr>
+              <w:t xml:space="preserve">Libre entrada y salida</w:t>
+            </w:r>
+          </w:p>
+        </w:tc>
+        <w:tc>
+          <w:tcPr>
+            <w:vAlign w:val="center"/>
+          </w:tcPr>
+          <w:p>
+            <w:pPr>
+              <w:pStyle w:val="Compact"/>
+              <w:jc w:val="left"/>
+            </w:pPr>
+            <w:r>
+              <w:t xml:space="preserve">a largo plazo, si hay beneficios extraordinarios, entran empresas hasta agotarlos, y si hay pérdidas, salen</w:t>
+            </w:r>
+          </w:p>
+        </w:tc>
+      </w:tr>
+      <w:tr>
+        <w:tc>
+          <w:tcPr>
+            <w:vAlign w:val="center"/>
+          </w:tcPr>
+          <w:p>
+            <w:pPr>
+              <w:pStyle w:val="Compact"/>
+              <w:jc w:val="center"/>
+            </w:pPr>
+            <w:r>
+              <w:rPr>
+                <w:rStyle w:val="Textomorado"/>
+                <w:b/>
+                <w:bCs/>
+              </w:rPr>
+              <w:t xml:space="preserve">4</w:t>
+            </w:r>
+          </w:p>
+        </w:tc>
+        <w:tc>
+          <w:tcPr>
+            <w:vAlign w:val="center"/>
+          </w:tcPr>
+          <w:p>
+            <w:pPr>
+              <w:pStyle w:val="Compact"/>
+              <w:jc w:val="left"/>
+            </w:pPr>
+            <w:r>
+              <w:rPr>
+                <w:b/>
+                <w:bCs/>
+              </w:rPr>
+              <w:t xml:space="preserve">Información perfecta y simétrica</w:t>
+            </w:r>
+          </w:p>
+        </w:tc>
+        <w:tc>
+          <w:tcPr>
+            <w:vAlign w:val="center"/>
+          </w:tcPr>
+          <w:p>
+            <w:pPr>
+              <w:pStyle w:val="Compact"/>
+              <w:jc w:val="left"/>
+            </w:pPr>
+            <w:r>
+              <w:t xml:space="preserve">los consumidores conocen las características del producto y el precio, y las empresas, su tecnología y el precio; nadie sabe más que los demás</w:t>
+            </w:r>
+          </w:p>
+        </w:tc>
+      </w:tr>
+      <w:tr>
+        <w:tc>
+          <w:tcPr>
+            <w:vAlign w:val="center"/>
+          </w:tcPr>
+          <w:p>
+            <w:pPr>
+              <w:pStyle w:val="Compact"/>
+              <w:jc w:val="center"/>
+            </w:pPr>
+            <w:r>
+              <w:rPr>
+                <w:rStyle w:val="Textomorado"/>
+                <w:b/>
+                <w:bCs/>
+              </w:rPr>
+              <w:t xml:space="preserve">5</w:t>
+            </w:r>
+          </w:p>
+        </w:tc>
+        <w:tc>
+          <w:tcPr>
+            <w:vAlign w:val="center"/>
+          </w:tcPr>
+          <w:p>
+            <w:pPr>
+              <w:pStyle w:val="Compact"/>
+              <w:jc w:val="left"/>
+            </w:pPr>
+            <w:r>
+              <w:rPr>
+                <w:b/>
+                <w:bCs/>
+              </w:rPr>
+              <w:t xml:space="preserve">Agentes racionales</w:t>
+            </w:r>
+          </w:p>
+        </w:tc>
+        <w:tc>
+          <w:tcPr>
+            <w:vAlign w:val="center"/>
+          </w:tcPr>
+          <w:p>
+            <w:pPr>
+              <w:pStyle w:val="Compact"/>
+              <w:jc w:val="left"/>
+            </w:pPr>
+            <w:r>
+              <w:t xml:space="preserve">los consumidores maximizan su utilidad y las empresas, su beneficio</w:t>
+            </w:r>
+          </w:p>
+        </w:tc>
+      </w:tr>
+    </w:tbl>
+    <w:bookmarkEnd w:id="24"/>
+    <w:p>
+      <w:pPr>
+        <w:pStyle w:val="BodyText"/>
+        <w:keepNext/>
+      </w:pPr>
+      <w:r>
+        <w:rPr>
+          <w:i/>
+          <w:iCs/>
+        </w:rPr>
+        <w:t xml:space="preserve">Fuente: elaboración propia.</w:t>
       </w:r>
     </w:p>
     <w:p>
       <w:pPr>
         <w:numPr>
-          <w:ilvl w:val="1"/>
+          <w:ilvl w:val="0"/>
           <w:numId w:val="1010"/>
         </w:numPr>
       </w:pPr>
       <w:r>
-        <w:rPr>
-          <w:i/>
-          <w:iCs/>
-        </w:rPr>
-        <w:t xml:space="preserve">agentes racionales</w:t>
-      </w:r>
-      <w:r>
-        <w:t xml:space="preserve">: los consumidores maximizan su utilidad y las empresas, su beneficio;</w:t>
-      </w:r>
-    </w:p>
-    <w:p>
-      <w:pPr>
-        <w:numPr>
-          <w:ilvl w:val="1"/>
-          <w:numId w:val="1010"/>
-        </w:numPr>
-      </w:pPr>
-      <w:r>
-        <w:rPr>
-          <w:i/>
-          <w:iCs/>
-        </w:rPr>
-        <w:t xml:space="preserve">información perfecta</w:t>
-      </w:r>
-      <w:r>
-        <w:t xml:space="preserve">: no es incompleta ni asimétrica; los consumidores conocen las características del producto y las empresas, su tecnología y el precio;</w:t>
+        <w:t xml:space="preserve">Con producto homogéneo e información perfecta (supuestos 2 y 4) hay un solo precio: nadie pagaría más por un producto idéntico que se vende más barato.</w:t>
       </w:r>
       <w:r>
         <w:rPr>
           <w:rStyle w:val="FootnoteReference"/>
         </w:rPr>
-        <w:footnoteReference w:id="24"/>
-      </w:r>
-    </w:p>
-    <w:p>
-      <w:pPr>
-        <w:numPr>
-          <w:ilvl w:val="1"/>
-          <w:numId w:val="1010"/>
-        </w:numPr>
-      </w:pPr>
-      <w:r>
-        <w:rPr>
-          <w:i/>
-          <w:iCs/>
-        </w:rPr>
-        <w:t xml:space="preserve">producto homogéneo</w:t>
-      </w:r>
-      <w:r>
-        <w:t xml:space="preserve">: los consumidores ven como sustitutivos perfectos las unidades de todas las empresas, de modo que solo les importa el precio;</w:t>
-      </w:r>
-    </w:p>
-    <w:p>
-      <w:pPr>
-        <w:numPr>
-          <w:ilvl w:val="1"/>
-          <w:numId w:val="1010"/>
-        </w:numPr>
-      </w:pPr>
-      <w:r>
-        <w:rPr>
-          <w:i/>
-          <w:iCs/>
-        </w:rPr>
-        <w:t xml:space="preserve">atomicidad</w:t>
-      </w:r>
-      <w:r>
-        <w:t xml:space="preserve">: hay muchos compradores y muchos vendedores, cada uno pequeño respecto al mercado, y sus decisiones individuales no mueven el precio: todos son</w:t>
-      </w:r>
-      <w:r>
-        <w:t xml:space="preserve"> </w:t>
-      </w:r>
+        <w:footnoteReference w:id="25"/>
+      </w:r>
+      <w:r>
+        <w:t xml:space="preserve"> </w:t>
+      </w:r>
+      <w:r>
+        <w:t xml:space="preserve">La libre entrada (supuesto 3) solo actúa a largo plazo: hasta el bloque III el número de empresas está fijo.</w:t>
+      </w:r>
+    </w:p>
+    <w:p>
+      <w:pPr>
+        <w:pStyle w:val="Notaalopositor"/>
+      </w:pPr>
       <w:r>
         <w:rPr>
           <w:b/>
           <w:bCs/>
         </w:rPr>
-        <w:t xml:space="preserve">precio-aceptantes</w:t>
-      </w:r>
-      <w:r>
-        <w:t xml:space="preserve">. El precio lo determinan las decisiones de todos juntos, no las de ninguno en particular;</w:t>
-      </w:r>
-    </w:p>
-    <w:p>
-      <w:pPr>
-        <w:numPr>
-          <w:ilvl w:val="1"/>
-          <w:numId w:val="1010"/>
-        </w:numPr>
-      </w:pPr>
-      <w:r>
-        <w:rPr>
-          <w:i/>
-          <w:iCs/>
-        </w:rPr>
-        <w:t xml:space="preserve">libre entrada y salida a largo plazo</w:t>
-      </w:r>
-      <w:r>
-        <w:t xml:space="preserve">: si hay beneficios extraordinarios, entran empresas hasta agotarlos, y si hay pérdidas, salen.</w:t>
+        <w:t xml:space="preserve">Nota al opositor. </w:t>
+      </w:r>
+      <w:r>
+        <w:t xml:space="preserve">Los temas 3.A.17 a 3.A.19 parten de esta misma lista y marcan el supuesto que levantan.</w:t>
       </w:r>
     </w:p>
     <w:p>
@@ -2579,7 +2877,7 @@
         <w:keepNext/>
         <w:numPr>
           <w:ilvl w:val="0"/>
-          <w:numId w:val="1009"/>
+          <w:numId w:val="1011"/>
         </w:numPr>
       </w:pPr>
       <w:r>
@@ -2621,7 +2919,7 @@
         <w:rPr>
           <w:rStyle w:val="FootnoteReference"/>
         </w:rPr>
-        <w:footnoteReference w:id="25"/>
+        <w:footnoteReference w:id="26"/>
       </w:r>
       <w:r>
         <w:t xml:space="preserve"> </w:t>
@@ -2634,7 +2932,7 @@
       <w:pPr>
         <w:numPr>
           <w:ilvl w:val="1"/>
-          <w:numId w:val="1011"/>
+          <w:numId w:val="1012"/>
         </w:numPr>
       </w:pPr>
       <w:r>
@@ -2661,7 +2959,7 @@
       <w:pPr>
         <w:numPr>
           <w:ilvl w:val="1"/>
-          <w:numId w:val="1011"/>
+          <w:numId w:val="1012"/>
         </w:numPr>
       </w:pPr>
       <w:r>
@@ -2688,7 +2986,7 @@
       <w:pPr>
         <w:numPr>
           <w:ilvl w:val="0"/>
-          <w:numId w:val="1009"/>
+          <w:numId w:val="1011"/>
         </w:numPr>
       </w:pPr>
       <w:r>
@@ -2745,7 +3043,7 @@
         <w:keepNext/>
         <w:numPr>
           <w:ilvl w:val="0"/>
-          <w:numId w:val="1009"/>
+          <w:numId w:val="1011"/>
         </w:numPr>
       </w:pPr>
       <w:r>
@@ -2872,7 +3170,7 @@
       <w:pPr>
         <w:numPr>
           <w:ilvl w:val="1"/>
-          <w:numId w:val="1012"/>
+          <w:numId w:val="1013"/>
         </w:numPr>
       </w:pPr>
       <w:r>
@@ -2899,7 +3197,7 @@
       <w:pPr>
         <w:numPr>
           <w:ilvl w:val="1"/>
-          <w:numId w:val="1012"/>
+          <w:numId w:val="1013"/>
         </w:numPr>
       </w:pPr>
       <w:r>
@@ -2910,7 +3208,7 @@
       <w:pPr>
         <w:numPr>
           <w:ilvl w:val="0"/>
-          <w:numId w:val="1009"/>
+          <w:numId w:val="1011"/>
         </w:numPr>
       </w:pPr>
       <w:r>
@@ -3012,8 +3310,8 @@
         <w:t xml:space="preserve">. Conviene decirlo en el cante para que el equilibrio parcial no parezca un equilibrio general con un solo mercado.</w:t>
       </w:r>
     </w:p>
-    <w:bookmarkEnd w:id="26"/>
-    <w:bookmarkStart w:id="54" w:name="modelo"/>
+    <w:bookmarkEnd w:id="27"/>
+    <w:bookmarkStart w:id="55" w:name="modelo"/>
     <w:p>
       <w:pPr>
         <w:pStyle w:val="Heading2"/>
@@ -3028,7 +3326,7 @@
         <w:t xml:space="preserve">Modelo</w:t>
       </w:r>
     </w:p>
-    <w:bookmarkStart w:id="28" w:name="i-supuestos"/>
+    <w:bookmarkStart w:id="29" w:name="i-supuestos"/>
     <w:p>
       <w:pPr>
         <w:pStyle w:val="Heading4"/>
@@ -3043,14 +3341,14 @@
         <w:keepNext/>
       </w:pPr>
       <w:r>
-        <w:t xml:space="preserve">Una vez justificado el enfoque, describimos la economía. Los 5 rasgos de I.1 se traducen así en el modelo:</w:t>
+        <w:t xml:space="preserve">Una vez justificado el enfoque, describimos la economía. Los 5 supuestos de I.1 (tabla 1) se traducen así en el modelo:</w:t>
       </w:r>
     </w:p>
     <w:p>
       <w:pPr>
         <w:numPr>
           <w:ilvl w:val="0"/>
-          <w:numId w:val="1013"/>
+          <w:numId w:val="1014"/>
         </w:numPr>
       </w:pPr>
       <w:r>
@@ -3097,7 +3395,7 @@
         </m:r>
       </m:oMath>
       <w:r>
-        <w:t xml:space="preserve">, es la cantidad de numerario que se entrega a cambio de una unidad, y es el mismo para todos (producto homogéneo e información perfecta).</w:t>
+        <w:t xml:space="preserve">, es la cantidad de numerario que se entrega a cambio de una unidad, y es el mismo para todos (producto homogéneo e información perfecta, supuestos 2 y 4).</w:t>
       </w:r>
     </w:p>
     <w:p>
@@ -3105,7 +3403,7 @@
         <w:keepNext/>
         <w:numPr>
           <w:ilvl w:val="0"/>
-          <w:numId w:val="1013"/>
+          <w:numId w:val="1014"/>
         </w:numPr>
       </w:pPr>
       <w:r>
@@ -3119,14 +3417,14 @@
         <w:t xml:space="preserve"> </w:t>
       </w:r>
       <w:r>
-        <w:t xml:space="preserve">(atomicidad), que optimizan (racionalidad):</w:t>
+        <w:t xml:space="preserve">(supuesto 1), que optimizan (supuesto 5):</w:t>
       </w:r>
     </w:p>
     <w:p>
       <w:pPr>
         <w:numPr>
           <w:ilvl w:val="1"/>
-          <w:numId w:val="1014"/>
+          <w:numId w:val="1015"/>
         </w:numPr>
       </w:pPr>
       <m:oMath>
@@ -3212,14 +3510,14 @@
         <w:rPr>
           <w:rStyle w:val="FootnoteReference"/>
         </w:rPr>
-        <w:footnoteReference w:id="27"/>
+        <w:footnoteReference w:id="28"/>
       </w:r>
     </w:p>
     <w:p>
       <w:pPr>
         <w:numPr>
           <w:ilvl w:val="1"/>
-          <w:numId w:val="1014"/>
+          <w:numId w:val="1015"/>
         </w:numPr>
       </w:pPr>
       <m:oMath>
@@ -3358,7 +3656,7 @@
       <w:pPr>
         <w:numPr>
           <w:ilvl w:val="0"/>
-          <w:numId w:val="1013"/>
+          <w:numId w:val="1014"/>
         </w:numPr>
       </w:pPr>
       <w:r>
@@ -3369,11 +3667,11 @@
         <w:t xml:space="preserve">Número de empresas fijo y todos los factores variables</w:t>
       </w:r>
       <w:r>
-        <w:t xml:space="preserve">: en los bloques I y II no hay entrada ni salida y no hay costes hundidos. Es el largo plazo sin libre entrada; el corto plazo y la libre entrada, el quinto rasgo, se estudian en el bloque III. Por eso la oferta de mercado de I y II no es perfectamente elástica.</w:t>
-      </w:r>
-    </w:p>
-    <w:bookmarkEnd w:id="28"/>
-    <w:bookmarkStart w:id="47" w:name="ii-desarrollo"/>
+        <w:t xml:space="preserve">: en los bloques I y II no hay entrada ni salida y no hay costes hundidos. Es el largo plazo sin libre entrada; el corto plazo y la libre entrada, el supuesto 3, se estudian en el bloque III. Por eso la oferta de mercado de I y II no es perfectamente elástica.</w:t>
+      </w:r>
+    </w:p>
+    <w:bookmarkEnd w:id="29"/>
+    <w:bookmarkStart w:id="48" w:name="ii-desarrollo"/>
     <w:p>
       <w:pPr>
         <w:pStyle w:val="Heading4"/>
@@ -3390,7 +3688,7 @@
         <w:t xml:space="preserve">Fijados los supuestos, obtenemos el comportamiento de cada lado del mercado: primero la demanda y después la oferta.</w:t>
       </w:r>
     </w:p>
-    <w:bookmarkStart w:id="38" w:name="X9fc0444852c2964da4c7f3b2b66f4564265650e"/>
+    <w:bookmarkStart w:id="39" w:name="X9fc0444852c2964da4c7f3b2b66f4564265650e"/>
     <w:p>
       <w:pPr>
         <w:pStyle w:val="Heading5"/>
@@ -3403,7 +3701,7 @@
       <w:pPr>
         <w:numPr>
           <w:ilvl w:val="0"/>
-          <w:numId w:val="1015"/>
+          <w:numId w:val="1016"/>
         </w:numPr>
       </w:pPr>
       <w:r>
@@ -3632,7 +3930,7 @@
         <w:rPr>
           <w:rStyle w:val="FootnoteReference"/>
         </w:rPr>
-        <w:footnoteReference w:id="29"/>
+        <w:footnoteReference w:id="30"/>
       </w:r>
       <w:r>
         <w:t xml:space="preserve"> </w:t>
@@ -3773,14 +4071,14 @@
         <w:rPr>
           <w:rStyle w:val="FootnoteReference"/>
         </w:rPr>
-        <w:footnoteReference w:id="30"/>
+        <w:footnoteReference w:id="31"/>
       </w:r>
     </w:p>
     <w:p>
       <w:pPr>
         <w:numPr>
           <w:ilvl w:val="0"/>
-          <w:numId w:val="1015"/>
+          <w:numId w:val="1016"/>
         </w:numPr>
       </w:pPr>
       <w:r>
@@ -4103,7 +4401,7 @@
       <w:pPr>
         <w:numPr>
           <w:ilvl w:val="0"/>
-          <w:numId w:val="1015"/>
+          <w:numId w:val="1016"/>
         </w:numPr>
       </w:pPr>
       <w:r>
@@ -4209,7 +4507,7 @@
         <w:rPr>
           <w:rStyle w:val="FootnoteReference"/>
         </w:rPr>
-        <w:footnoteReference w:id="31"/>
+        <w:footnoteReference w:id="32"/>
       </w:r>
     </w:p>
     <w:p>
@@ -4296,7 +4594,7 @@
       <w:pPr>
         <w:numPr>
           <w:ilvl w:val="1"/>
-          <w:numId w:val="1016"/>
+          <w:numId w:val="1017"/>
         </w:numPr>
       </w:pPr>
       <w:r>
@@ -4444,57 +4742,57 @@
         <w:rPr>
           <w:rStyle w:val="FootnoteReference"/>
         </w:rPr>
-        <w:footnoteReference w:id="32"/>
+        <w:footnoteReference w:id="33"/>
       </w:r>
     </w:p>
     <w:p>
       <w:pPr>
         <w:numPr>
           <w:ilvl w:val="1"/>
+          <w:numId w:val="1017"/>
+        </w:numPr>
+      </w:pPr>
+      <w:r>
+        <w:t xml:space="preserve">Como</w:t>
+      </w:r>
+      <w:r>
+        <w:t xml:space="preserve"> </w:t>
+      </w:r>
+      <m:oMath>
+        <m:sSub>
+          <m:e>
+            <m:r>
+              <m:t>ϕ</m:t>
+            </m:r>
+          </m:e>
+          <m:sub>
+            <m:r>
+              <m:t>i</m:t>
+            </m:r>
+          </m:sub>
+        </m:sSub>
+        <m:r>
+          <m:rPr>
+            <m:sty m:val="p"/>
+          </m:rPr>
+          <m:t>′</m:t>
+        </m:r>
+      </m:oMath>
+      <w:r>
+        <w:t xml:space="preserve"> </w:t>
+      </w:r>
+      <w:r>
+        <w:t xml:space="preserve">es decreciente, la demanda es decreciente en el precio, y la curva de demanda inversa del consumidor es su curva de utilidad marginal.</w:t>
+      </w:r>
+    </w:p>
+    <w:p>
+      <w:pPr>
+        <w:numPr>
+          <w:ilvl w:val="0"/>
           <w:numId w:val="1016"/>
         </w:numPr>
       </w:pPr>
       <w:r>
-        <w:t xml:space="preserve">Como</w:t>
-      </w:r>
-      <w:r>
-        <w:t xml:space="preserve"> </w:t>
-      </w:r>
-      <m:oMath>
-        <m:sSub>
-          <m:e>
-            <m:r>
-              <m:t>ϕ</m:t>
-            </m:r>
-          </m:e>
-          <m:sub>
-            <m:r>
-              <m:t>i</m:t>
-            </m:r>
-          </m:sub>
-        </m:sSub>
-        <m:r>
-          <m:rPr>
-            <m:sty m:val="p"/>
-          </m:rPr>
-          <m:t>′</m:t>
-        </m:r>
-      </m:oMath>
-      <w:r>
-        <w:t xml:space="preserve"> </w:t>
-      </w:r>
-      <w:r>
-        <w:t xml:space="preserve">es decreciente, la demanda es decreciente en el precio, y la curva de demanda inversa del consumidor es su curva de utilidad marginal.</w:t>
-      </w:r>
-    </w:p>
-    <w:p>
-      <w:pPr>
-        <w:numPr>
-          <w:ilvl w:val="0"/>
-          <w:numId w:val="1015"/>
-        </w:numPr>
-      </w:pPr>
-      <w:r>
         <w:rPr>
           <w:b/>
           <w:bCs/>
@@ -4508,7 +4806,7 @@
         <w:rPr>
           <w:rStyle w:val="FootnoteReference"/>
         </w:rPr>
-        <w:footnoteReference w:id="33"/>
+        <w:footnoteReference w:id="34"/>
       </w:r>
     </w:p>
     <w:p>
@@ -4692,7 +4990,7 @@
       <w:pPr>
         <w:numPr>
           <w:ilvl w:val="0"/>
-          <w:numId w:val="1015"/>
+          <w:numId w:val="1016"/>
         </w:numPr>
       </w:pPr>
       <w:r>
@@ -4909,7 +5207,7 @@
         <w:t xml:space="preserve">unidades se reparten de forma eficiente entre los consumidores: como todos valoran igual la última unidad, ninguna redistribución entre ellos aumentaría la utilidad total.</w:t>
       </w:r>
     </w:p>
-    <w:bookmarkStart w:id="37" w:name="fig:agregacion-demanda"/>
+    <w:bookmarkStart w:id="38" w:name="fig:agregacion-demanda"/>
     <w:p>
       <w:pPr>
         <w:pStyle w:val="ImageCaption"/>
@@ -4933,18 +5231,18 @@
           <wp:inline>
             <wp:extent cx="5073650" cy="1713792"/>
             <wp:effectExtent b="0" l="0" r="0" t="0"/>
-            <wp:docPr descr="" title="" id="35" name="Picture"/>
+            <wp:docPr descr="" title="" id="36" name="Picture"/>
             <a:graphic>
               <a:graphicData uri="http://schemas.openxmlformats.org/drawingml/2006/picture">
                 <pic:pic>
                   <pic:nvPicPr>
-                    <pic:cNvPr descr="C:\Users\vgutierrez\Documents\src\victorgutierrezmarcos.github.io-revision\oposicion\temario\fuentes\3A16\graficos/agregacion-demanda.png" id="36" name="Picture"/>
+                    <pic:cNvPr descr="C:\Users\vgutierrez\Documents\src\victorgutierrezmarcos.github.io-revision\oposicion\temario\fuentes\3A16\graficos/agregacion-demanda.png" id="37" name="Picture"/>
                     <pic:cNvPicPr>
                       <a:picLocks noChangeArrowheads="1" noChangeAspect="1"/>
                     </pic:cNvPicPr>
                   </pic:nvPicPr>
                   <pic:blipFill>
-                    <a:blip r:embed="rId34"/>
+                    <a:blip r:embed="rId35"/>
                     <a:stretch>
                       <a:fillRect/>
                     </a:stretch>
@@ -4971,7 +5269,7 @@
         </w:drawing>
       </w:r>
     </w:p>
-    <w:bookmarkEnd w:id="37"/>
+    <w:bookmarkEnd w:id="38"/>
     <w:p>
       <w:pPr>
         <w:pStyle w:val="Piedeimagen"/>
@@ -5036,8 +5334,8 @@
         <w:t xml:space="preserve">.</w:t>
       </w:r>
     </w:p>
-    <w:bookmarkEnd w:id="38"/>
-    <w:bookmarkStart w:id="46" w:name="X263f96a3e288f3f6d8f4ddc285f5a100a9a10d2"/>
+    <w:bookmarkEnd w:id="39"/>
+    <w:bookmarkStart w:id="47" w:name="X263f96a3e288f3f6d8f4ddc285f5a100a9a10d2"/>
     <w:p>
       <w:pPr>
         <w:pStyle w:val="Heading5"/>
@@ -5050,7 +5348,7 @@
       <w:pPr>
         <w:numPr>
           <w:ilvl w:val="0"/>
-          <w:numId w:val="1017"/>
+          <w:numId w:val="1018"/>
         </w:numPr>
       </w:pPr>
       <w:r>
@@ -5313,7 +5611,7 @@
         <w:rPr>
           <w:rStyle w:val="FootnoteReference"/>
         </w:rPr>
-        <w:footnoteReference w:id="39"/>
+        <w:footnoteReference w:id="40"/>
       </w:r>
       <w:r>
         <w:t xml:space="preserve"> </w:t>
@@ -5326,7 +5624,7 @@
       <w:pPr>
         <w:numPr>
           <w:ilvl w:val="0"/>
-          <w:numId w:val="1017"/>
+          <w:numId w:val="1018"/>
         </w:numPr>
       </w:pPr>
       <w:r>
@@ -5469,14 +5767,14 @@
         <w:rPr>
           <w:rStyle w:val="FootnoteReference"/>
         </w:rPr>
-        <w:footnoteReference w:id="40"/>
+        <w:footnoteReference w:id="41"/>
       </w:r>
     </w:p>
     <w:p>
       <w:pPr>
         <w:numPr>
           <w:ilvl w:val="0"/>
-          <w:numId w:val="1017"/>
+          <w:numId w:val="1018"/>
         </w:numPr>
       </w:pPr>
       <w:r>
@@ -5667,7 +5965,7 @@
       <w:pPr>
         <w:numPr>
           <w:ilvl w:val="0"/>
-          <w:numId w:val="1017"/>
+          <w:numId w:val="1018"/>
         </w:numPr>
       </w:pPr>
       <w:r>
@@ -6040,7 +6338,7 @@
       <w:pPr>
         <w:numPr>
           <w:ilvl w:val="0"/>
-          <w:numId w:val="1017"/>
+          <w:numId w:val="1018"/>
         </w:numPr>
       </w:pPr>
       <w:r>
@@ -6203,7 +6501,7 @@
         <w:keepNext/>
         <w:numPr>
           <w:ilvl w:val="0"/>
-          <w:numId w:val="1017"/>
+          <w:numId w:val="1018"/>
         </w:numPr>
       </w:pPr>
       <w:r>
@@ -6282,7 +6580,7 @@
       <w:pPr>
         <w:numPr>
           <w:ilvl w:val="1"/>
-          <w:numId w:val="1018"/>
+          <w:numId w:val="1019"/>
         </w:numPr>
       </w:pPr>
       <w:r>
@@ -6409,7 +6707,7 @@
       <w:pPr>
         <w:numPr>
           <w:ilvl w:val="1"/>
-          <w:numId w:val="1018"/>
+          <w:numId w:val="1019"/>
         </w:numPr>
       </w:pPr>
       <w:r>
@@ -6553,7 +6851,7 @@
       <w:pPr>
         <w:numPr>
           <w:ilvl w:val="0"/>
-          <w:numId w:val="1017"/>
+          <w:numId w:val="1018"/>
         </w:numPr>
       </w:pPr>
       <w:r>
@@ -6600,7 +6898,7 @@
         <w:t xml:space="preserve">: la inversa del tramo creciente del coste marginal por encima de ese umbral, y 0 por debajo; es no decreciente en el precio.</w:t>
       </w:r>
     </w:p>
-    <w:bookmarkStart w:id="44" w:name="fig:oferta-empresa"/>
+    <w:bookmarkStart w:id="45" w:name="fig:oferta-empresa"/>
     <w:p>
       <w:pPr>
         <w:pStyle w:val="ImageCaption"/>
@@ -6671,18 +6969,18 @@
           <wp:inline>
             <wp:extent cx="3282950" cy="2410267"/>
             <wp:effectExtent b="0" l="0" r="0" t="0"/>
-            <wp:docPr descr="" title="" id="42" name="Picture"/>
+            <wp:docPr descr="" title="" id="43" name="Picture"/>
             <a:graphic>
               <a:graphicData uri="http://schemas.openxmlformats.org/drawingml/2006/picture">
                 <pic:pic>
                   <pic:nvPicPr>
-                    <pic:cNvPr descr="C:\Users\vgutierrez\Documents\src\victorgutierrezmarcos.github.io-revision\oposicion\temario\fuentes\3A16\graficos/oferta-empresa.png" id="43" name="Picture"/>
+                    <pic:cNvPr descr="C:\Users\vgutierrez\Documents\src\victorgutierrezmarcos.github.io-revision\oposicion\temario\fuentes\3A16\graficos/oferta-empresa.png" id="44" name="Picture"/>
                     <pic:cNvPicPr>
                       <a:picLocks noChangeArrowheads="1" noChangeAspect="1"/>
                     </pic:cNvPicPr>
                   </pic:nvPicPr>
                   <pic:blipFill>
-                    <a:blip r:embed="rId41"/>
+                    <a:blip r:embed="rId42"/>
                     <a:stretch>
                       <a:fillRect/>
                     </a:stretch>
@@ -6709,7 +7007,7 @@
         </w:drawing>
       </w:r>
     </w:p>
-    <w:bookmarkEnd w:id="44"/>
+    <w:bookmarkEnd w:id="45"/>
     <w:p>
       <w:pPr>
         <w:pStyle w:val="Piedeimagen"/>
@@ -6810,7 +7108,7 @@
       <w:pPr>
         <w:numPr>
           <w:ilvl w:val="0"/>
-          <w:numId w:val="1019"/>
+          <w:numId w:val="1020"/>
         </w:numPr>
       </w:pPr>
       <w:r>
@@ -6827,7 +7125,7 @@
         <w:rPr>
           <w:rStyle w:val="FootnoteReference"/>
         </w:rPr>
-        <w:footnoteReference w:id="45"/>
+        <w:footnoteReference w:id="46"/>
       </w:r>
     </w:p>
     <w:p>
@@ -7011,7 +7309,7 @@
       <w:pPr>
         <w:numPr>
           <w:ilvl w:val="0"/>
-          <w:numId w:val="1019"/>
+          <w:numId w:val="1020"/>
         </w:numPr>
       </w:pPr>
       <w:r>
@@ -7155,9 +7453,9 @@
         <w:t xml:space="preserve">: lo que cuesta producir una unidad más de la forma más barata entre todas las empresas.</w:t>
       </w:r>
     </w:p>
-    <w:bookmarkEnd w:id="46"/>
     <w:bookmarkEnd w:id="47"/>
-    <w:bookmarkStart w:id="53" w:name="X77dcd809b4c944edf6d3939720790bc5087a316"/>
+    <w:bookmarkEnd w:id="48"/>
+    <w:bookmarkStart w:id="54" w:name="X77dcd809b4c944edf6d3939720790bc5087a316"/>
     <w:p>
       <w:pPr>
         <w:pStyle w:val="Heading4"/>
@@ -7170,7 +7468,7 @@
       <w:pPr>
         <w:numPr>
           <w:ilvl w:val="0"/>
-          <w:numId w:val="1020"/>
+          <w:numId w:val="1021"/>
         </w:numPr>
       </w:pPr>
       <w:r>
@@ -7182,7 +7480,7 @@
         <w:keepNext/>
         <w:numPr>
           <w:ilvl w:val="0"/>
-          <w:numId w:val="1020"/>
+          <w:numId w:val="1021"/>
         </w:numPr>
       </w:pPr>
       <w:r>
@@ -7372,7 +7670,7 @@
       <w:pPr>
         <w:numPr>
           <w:ilvl w:val="1"/>
-          <w:numId w:val="1021"/>
+          <w:numId w:val="1022"/>
         </w:numPr>
       </w:pPr>
       <w:r>
@@ -7464,7 +7762,7 @@
       <w:pPr>
         <w:numPr>
           <w:ilvl w:val="1"/>
-          <w:numId w:val="1021"/>
+          <w:numId w:val="1022"/>
         </w:numPr>
       </w:pPr>
       <w:r>
@@ -7556,7 +7854,7 @@
       <w:pPr>
         <w:numPr>
           <w:ilvl w:val="1"/>
-          <w:numId w:val="1021"/>
+          <w:numId w:val="1022"/>
         </w:numPr>
       </w:pPr>
       <w:r>
@@ -8258,7 +8556,7 @@
         <w:keepNext/>
         <w:numPr>
           <w:ilvl w:val="0"/>
-          <w:numId w:val="1020"/>
+          <w:numId w:val="1021"/>
         </w:numPr>
       </w:pPr>
       <w:r>
@@ -8276,7 +8574,7 @@
       <w:pPr>
         <w:numPr>
           <w:ilvl w:val="1"/>
-          <w:numId w:val="1022"/>
+          <w:numId w:val="1023"/>
         </w:numPr>
       </w:pPr>
       <w:r>
@@ -8312,14 +8610,14 @@
         <w:rPr>
           <w:rStyle w:val="FootnoteReference"/>
         </w:rPr>
-        <w:footnoteReference w:id="48"/>
+        <w:footnoteReference w:id="49"/>
       </w:r>
     </w:p>
     <w:p>
       <w:pPr>
         <w:numPr>
           <w:ilvl w:val="0"/>
-          <w:numId w:val="1020"/>
+          <w:numId w:val="1021"/>
         </w:numPr>
       </w:pPr>
       <w:r>
@@ -8468,7 +8766,7 @@
         <w:t xml:space="preserve">: el beneficio marginal social de la última unidad iguala su coste marginal social, lo que anticipa su eficiencia (II.2).</w:t>
       </w:r>
     </w:p>
-    <w:bookmarkStart w:id="52" w:name="fig:equilibrio"/>
+    <w:bookmarkStart w:id="53" w:name="fig:equilibrio"/>
     <w:p>
       <w:pPr>
         <w:pStyle w:val="ImageCaption"/>
@@ -8492,18 +8790,18 @@
           <wp:inline>
             <wp:extent cx="4825830" cy="1929720"/>
             <wp:effectExtent b="0" l="0" r="0" t="0"/>
-            <wp:docPr descr="" title="" id="50" name="Picture"/>
+            <wp:docPr descr="" title="" id="51" name="Picture"/>
             <a:graphic>
               <a:graphicData uri="http://schemas.openxmlformats.org/drawingml/2006/picture">
                 <pic:pic>
                   <pic:nvPicPr>
-                    <pic:cNvPr descr="C:\Users\vgutierrez\Documents\src\victorgutierrezmarcos.github.io-revision\oposicion\temario\fuentes\3A16\graficos/equilibrio.png" id="51" name="Picture"/>
+                    <pic:cNvPr descr="C:\Users\vgutierrez\Documents\src\victorgutierrezmarcos.github.io-revision\oposicion\temario\fuentes\3A16\graficos/equilibrio.png" id="52" name="Picture"/>
                     <pic:cNvPicPr>
                       <a:picLocks noChangeArrowheads="1" noChangeAspect="1"/>
                     </pic:cNvPicPr>
                   </pic:nvPicPr>
                   <pic:blipFill>
-                    <a:blip r:embed="rId49"/>
+                    <a:blip r:embed="rId50"/>
                     <a:stretch>
                       <a:fillRect/>
                     </a:stretch>
@@ -8530,7 +8828,7 @@
         </w:drawing>
       </w:r>
     </w:p>
-    <w:bookmarkEnd w:id="52"/>
+    <w:bookmarkEnd w:id="53"/>
     <w:p>
       <w:pPr>
         <w:pStyle w:val="Piedeimagen"/>
@@ -8599,7 +8897,7 @@
       <w:pPr>
         <w:numPr>
           <w:ilvl w:val="0"/>
-          <w:numId w:val="1023"/>
+          <w:numId w:val="1024"/>
         </w:numPr>
       </w:pPr>
       <w:r>
@@ -8613,10 +8911,10 @@
         <w:t xml:space="preserve">: hemos obtenido la demanda de mercado (la suma de las utilidades marginales), la oferta (la suma de los costes marginales) y el equilibrio, su corte, con un número dado de empresas. Una vez obtenido el equilibrio, pasamos a estudiar sus propiedades: si existe, si es único, si el mercado llega a él y si es bueno.</w:t>
       </w:r>
     </w:p>
-    <w:bookmarkEnd w:id="53"/>
     <w:bookmarkEnd w:id="54"/>
     <w:bookmarkEnd w:id="55"/>
-    <w:bookmarkStart w:id="134" w:name="X37e5b3a08ef21cf40eefaa0bbf103ad8c5a4f89"/>
+    <w:bookmarkEnd w:id="56"/>
+    <w:bookmarkStart w:id="135" w:name="X37e5b3a08ef21cf40eefaa0bbf103ad8c5a4f89"/>
     <w:p>
       <w:pPr>
         <w:pStyle w:val="Heading1"/>
@@ -8648,147 +8946,6 @@
     </w:p>
     <w:p>
       <w:pPr>
-        <w:numPr>
-          <w:ilvl w:val="0"/>
-          <w:numId w:val="1024"/>
-        </w:numPr>
-      </w:pPr>
-      <w:r>
-        <w:rPr>
-          <w:i/>
-          <w:iCs/>
-        </w:rPr>
-        <w:t xml:space="preserve">Idea</w:t>
-      </w:r>
-      <w:r>
-        <w:t xml:space="preserve">: una vez definido el equilibrio, lo estudiamos desde 2 puntos de vista: el</w:t>
-      </w:r>
-      <w:r>
-        <w:t xml:space="preserve"> </w:t>
-      </w:r>
-      <w:r>
-        <w:rPr>
-          <w:i/>
-          <w:iCs/>
-        </w:rPr>
-        <w:t xml:space="preserve">positivo</w:t>
-      </w:r>
-      <w:r>
-        <w:t xml:space="preserve"> </w:t>
-      </w:r>
-      <w:r>
-        <w:t xml:space="preserve">(¿existe, es único, lo alcanza el mercado?) y el</w:t>
-      </w:r>
-      <w:r>
-        <w:t xml:space="preserve"> </w:t>
-      </w:r>
-      <w:r>
-        <w:rPr>
-          <w:i/>
-          <w:iCs/>
-        </w:rPr>
-        <w:t xml:space="preserve">normativo</w:t>
-      </w:r>
-      <w:r>
-        <w:t xml:space="preserve"> </w:t>
-      </w:r>
-      <w:r>
-        <w:t xml:space="preserve">(¿es deseable?). Terminamos viendo cómo cambia ante perturbaciones y ante un impuesto.</w:t>
-      </w:r>
-    </w:p>
-    <w:p>
-      <w:pPr>
-        <w:numPr>
-          <w:ilvl w:val="0"/>
-          <w:numId w:val="1024"/>
-        </w:numPr>
-      </w:pPr>
-      <w:r>
-        <w:rPr>
-          <w:i/>
-          <w:iCs/>
-        </w:rPr>
-        <w:t xml:space="preserve">Conclusión anticipada</w:t>
-      </w:r>
-      <w:r>
-        <w:t xml:space="preserve">: con curvas continuas y de pendiente normal, el equilibrio existe y es único; su estabilidad depende del mecanismo de ajuste, y la telaraña muestra que puede no alcanzarse aun con curvas normales. Cuando se alcanza, maximiza el excedente total (1TFEB), y un impuesto se reparte según las elasticidades y destruye bienestar.</w:t>
-      </w:r>
-    </w:p>
-    <w:p>
-      <w:pPr>
-        <w:pStyle w:val="Notaalopositor"/>
-      </w:pPr>
-      <w:r>
-        <w:rPr>
-          <w:b/>
-          <w:bCs/>
-        </w:rPr>
-        <w:t xml:space="preserve">Nota al opositor. </w:t>
-      </w:r>
-      <w:r>
-        <w:t xml:space="preserve">En el cante de II (12′): la existencia con el exceso de demanda y</w:t>
-      </w:r>
-      <w:r>
-        <w:t xml:space="preserve"> </w:t>
-      </w:r>
-      <w:r>
-        <w:rPr>
-          <w:smallCaps/>
-        </w:rPr>
-        <w:t xml:space="preserve">Bolzano</w:t>
-      </w:r>
-      <w:r>
-        <w:t xml:space="preserve">, y su fallo con no convexidades (1′); la unicidad en una frase con el caso sin intercambio (0′30″); la estabilidad, con los ajustes walrasiano y marshalliano dibujados en los 2 primeros paneles del gráfico de estabilidad (3′) y la telaraña convergente con su condición (1′), más la evidencia y la crítica de</w:t>
-      </w:r>
-      <w:r>
-        <w:t xml:space="preserve"> </w:t>
-      </w:r>
-      <w:r>
-        <w:rPr>
-          <w:smallCaps/>
-        </w:rPr>
-        <w:t xml:space="preserve">Muth</w:t>
-      </w:r>
-      <w:r>
-        <w:t xml:space="preserve"> </w:t>
-      </w:r>
-      <w:r>
-        <w:t xml:space="preserve">(0′30″); los excedentes con su gráfico y el 1TFEB como maximización del excedente total, que se escribe como segunda función clave junto a la del equilibrio, y el 2TFEB con transferencias de numerario (3′), y la estática comparativa con el principio de correspondencia y el impuesto: cuña, reparto según las elasticidades, ley de</w:t>
-      </w:r>
-      <w:r>
-        <w:t xml:space="preserve"> </w:t>
-      </w:r>
-      <w:r>
-        <w:rPr>
-          <w:smallCaps/>
-        </w:rPr>
-        <w:t xml:space="preserve">Dalton</w:t>
-      </w:r>
-      <w:r>
-        <w:t xml:space="preserve"> </w:t>
-      </w:r>
-      <w:r>
-        <w:t xml:space="preserve">y triángulo de pérdida (3′). La tabla de estabilidad, el tercer panel, la telaraña divergente, los casos extremos de la incidencia y los controles de precios son de apoyo o de profundización.</w:t>
-      </w:r>
-    </w:p>
-    <w:bookmarkStart w:id="101" w:name="análisis-positivo-del-equilibrio"/>
-    <w:p>
-      <w:pPr>
-        <w:pStyle w:val="Heading2"/>
-      </w:pPr>
-      <w:r>
-        <w:t xml:space="preserve">II.1.</w:t>
-      </w:r>
-      <w:r>
-        <w:t xml:space="preserve"> </w:t>
-      </w:r>
-      <w:r>
-        <w:t xml:space="preserve">Análisis positivo del equilibrio</w:t>
-      </w:r>
-    </w:p>
-    <w:p>
-      <w:pPr>
-        <w:keepNext/>
         <w:numPr>
           <w:ilvl w:val="0"/>
           <w:numId w:val="1025"/>
@@ -8799,6 +8956,147 @@
           <w:i/>
           <w:iCs/>
         </w:rPr>
+        <w:t xml:space="preserve">Idea</w:t>
+      </w:r>
+      <w:r>
+        <w:t xml:space="preserve">: una vez definido el equilibrio, lo estudiamos desde 2 puntos de vista: el</w:t>
+      </w:r>
+      <w:r>
+        <w:t xml:space="preserve"> </w:t>
+      </w:r>
+      <w:r>
+        <w:rPr>
+          <w:i/>
+          <w:iCs/>
+        </w:rPr>
+        <w:t xml:space="preserve">positivo</w:t>
+      </w:r>
+      <w:r>
+        <w:t xml:space="preserve"> </w:t>
+      </w:r>
+      <w:r>
+        <w:t xml:space="preserve">(¿existe, es único, lo alcanza el mercado?) y el</w:t>
+      </w:r>
+      <w:r>
+        <w:t xml:space="preserve"> </w:t>
+      </w:r>
+      <w:r>
+        <w:rPr>
+          <w:i/>
+          <w:iCs/>
+        </w:rPr>
+        <w:t xml:space="preserve">normativo</w:t>
+      </w:r>
+      <w:r>
+        <w:t xml:space="preserve"> </w:t>
+      </w:r>
+      <w:r>
+        <w:t xml:space="preserve">(¿es deseable?). Terminamos viendo cómo cambia ante perturbaciones y ante un impuesto.</w:t>
+      </w:r>
+    </w:p>
+    <w:p>
+      <w:pPr>
+        <w:numPr>
+          <w:ilvl w:val="0"/>
+          <w:numId w:val="1025"/>
+        </w:numPr>
+      </w:pPr>
+      <w:r>
+        <w:rPr>
+          <w:i/>
+          <w:iCs/>
+        </w:rPr>
+        <w:t xml:space="preserve">Conclusión anticipada</w:t>
+      </w:r>
+      <w:r>
+        <w:t xml:space="preserve">: con curvas continuas y de pendiente normal, el equilibrio existe y es único; su estabilidad depende del mecanismo de ajuste, y la telaraña muestra que puede no alcanzarse aun con curvas normales. Cuando se alcanza, maximiza el excedente total (1TFEB), y un impuesto se reparte según las elasticidades y destruye bienestar.</w:t>
+      </w:r>
+    </w:p>
+    <w:p>
+      <w:pPr>
+        <w:pStyle w:val="Notaalopositor"/>
+      </w:pPr>
+      <w:r>
+        <w:rPr>
+          <w:b/>
+          <w:bCs/>
+        </w:rPr>
+        <w:t xml:space="preserve">Nota al opositor. </w:t>
+      </w:r>
+      <w:r>
+        <w:t xml:space="preserve">En el cante de II (12′): la existencia con el exceso de demanda y</w:t>
+      </w:r>
+      <w:r>
+        <w:t xml:space="preserve"> </w:t>
+      </w:r>
+      <w:r>
+        <w:rPr>
+          <w:smallCaps/>
+        </w:rPr>
+        <w:t xml:space="preserve">Bolzano</w:t>
+      </w:r>
+      <w:r>
+        <w:t xml:space="preserve">, y su fallo con no convexidades (1′); la unicidad en una frase con el caso sin intercambio (0′30″); la estabilidad, con los ajustes walrasiano y marshalliano dibujados en los 2 primeros paneles del gráfico de estabilidad (3′) y la telaraña convergente con su condición (1′), más la evidencia y la crítica de</w:t>
+      </w:r>
+      <w:r>
+        <w:t xml:space="preserve"> </w:t>
+      </w:r>
+      <w:r>
+        <w:rPr>
+          <w:smallCaps/>
+        </w:rPr>
+        <w:t xml:space="preserve">Muth</w:t>
+      </w:r>
+      <w:r>
+        <w:t xml:space="preserve"> </w:t>
+      </w:r>
+      <w:r>
+        <w:t xml:space="preserve">(0′30″); los excedentes con su gráfico y el 1TFEB como maximización del excedente total, que se escribe como segunda función clave junto a la del equilibrio, y el 2TFEB con transferencias de numerario (3′), y la estática comparativa con el principio de correspondencia y el impuesto: cuña, reparto según las elasticidades, ley de</w:t>
+      </w:r>
+      <w:r>
+        <w:t xml:space="preserve"> </w:t>
+      </w:r>
+      <w:r>
+        <w:rPr>
+          <w:smallCaps/>
+        </w:rPr>
+        <w:t xml:space="preserve">Dalton</w:t>
+      </w:r>
+      <w:r>
+        <w:t xml:space="preserve"> </w:t>
+      </w:r>
+      <w:r>
+        <w:t xml:space="preserve">y triángulo de pérdida (3′). La tabla de estabilidad, el tercer panel, la telaraña divergente, los casos extremos de la incidencia y los controles de precios son de apoyo o de profundización.</w:t>
+      </w:r>
+    </w:p>
+    <w:bookmarkStart w:id="102" w:name="análisis-positivo-del-equilibrio"/>
+    <w:p>
+      <w:pPr>
+        <w:pStyle w:val="Heading2"/>
+      </w:pPr>
+      <w:r>
+        <w:t xml:space="preserve">II.1.</w:t>
+      </w:r>
+      <w:r>
+        <w:t xml:space="preserve"> </w:t>
+      </w:r>
+      <w:r>
+        <w:t xml:space="preserve">Análisis positivo del equilibrio</w:t>
+      </w:r>
+    </w:p>
+    <w:p>
+      <w:pPr>
+        <w:keepNext/>
+        <w:numPr>
+          <w:ilvl w:val="0"/>
+          <w:numId w:val="1026"/>
+        </w:numPr>
+      </w:pPr>
+      <w:r>
+        <w:rPr>
+          <w:i/>
+          <w:iCs/>
+        </w:rPr>
         <w:t xml:space="preserve">Las 3 preguntas</w:t>
       </w:r>
       <w:r>
@@ -8809,7 +9107,7 @@
       <w:pPr>
         <w:numPr>
           <w:ilvl w:val="1"/>
-          <w:numId w:val="1026"/>
+          <w:numId w:val="1027"/>
         </w:numPr>
       </w:pPr>
       <w:r>
@@ -8827,7 +9125,7 @@
       <w:pPr>
         <w:numPr>
           <w:ilvl w:val="1"/>
-          <w:numId w:val="1026"/>
+          <w:numId w:val="1027"/>
         </w:numPr>
       </w:pPr>
       <w:r>
@@ -8845,7 +9143,7 @@
       <w:pPr>
         <w:numPr>
           <w:ilvl w:val="1"/>
-          <w:numId w:val="1026"/>
+          <w:numId w:val="1027"/>
         </w:numPr>
       </w:pPr>
       <w:r>
@@ -8859,7 +9157,7 @@
         <w:t xml:space="preserve">: si el mercado está fuera del equilibrio, ¿lo llevan a él las fuerzas del mercado? Un equilibrio inestable es una curiosidad matemática.</w:t>
       </w:r>
     </w:p>
-    <w:bookmarkStart w:id="66" w:name="existencia"/>
+    <w:bookmarkStart w:id="67" w:name="existencia"/>
     <w:p>
       <w:pPr>
         <w:pStyle w:val="Heading3"/>
@@ -8874,7 +9172,7 @@
         <w:t xml:space="preserve">Existencia</w:t>
       </w:r>
     </w:p>
-    <w:bookmarkStart w:id="56" w:name="a-idea"/>
+    <w:bookmarkStart w:id="57" w:name="a-idea"/>
     <w:p>
       <w:pPr>
         <w:pStyle w:val="Heading4"/>
@@ -8887,7 +9185,7 @@
       <w:pPr>
         <w:numPr>
           <w:ilvl w:val="0"/>
-          <w:numId w:val="1027"/>
+          <w:numId w:val="1028"/>
         </w:numPr>
       </w:pPr>
       <w:r>
@@ -9042,8 +9340,8 @@
         <w:t xml:space="preserve">.</w:t>
       </w:r>
     </w:p>
-    <w:bookmarkEnd w:id="56"/>
-    <w:bookmarkStart w:id="60" w:name="b-modelo"/>
+    <w:bookmarkEnd w:id="57"/>
+    <w:bookmarkStart w:id="61" w:name="b-modelo"/>
     <w:p>
       <w:pPr>
         <w:pStyle w:val="Heading4"/>
@@ -9052,7 +9350,7 @@
         <w:t xml:space="preserve">b) Modelo</w:t>
       </w:r>
     </w:p>
-    <w:bookmarkStart w:id="57" w:name="i-supuestos-1"/>
+    <w:bookmarkStart w:id="58" w:name="i-supuestos-1"/>
     <w:p>
       <w:pPr>
         <w:pStyle w:val="Heading5"/>
@@ -9065,7 +9363,7 @@
       <w:pPr>
         <w:numPr>
           <w:ilvl w:val="0"/>
-          <w:numId w:val="1028"/>
+          <w:numId w:val="1029"/>
         </w:numPr>
       </w:pPr>
       <w:r>
@@ -9099,7 +9397,7 @@
       <w:pPr>
         <w:numPr>
           <w:ilvl w:val="0"/>
-          <w:numId w:val="1028"/>
+          <w:numId w:val="1029"/>
         </w:numPr>
       </w:pPr>
       <w:r>
@@ -9221,8 +9519,8 @@
         <w:t xml:space="preserve">, y a precios muy altos la demanda queda por debajo de la oferta.</w:t>
       </w:r>
     </w:p>
-    <w:bookmarkEnd w:id="57"/>
-    <w:bookmarkStart w:id="58" w:name="ii-desarrollo-1"/>
+    <w:bookmarkEnd w:id="58"/>
+    <w:bookmarkStart w:id="59" w:name="ii-desarrollo-1"/>
     <w:p>
       <w:pPr>
         <w:pStyle w:val="Heading5"/>
@@ -9235,7 +9533,7 @@
       <w:pPr>
         <w:numPr>
           <w:ilvl w:val="0"/>
-          <w:numId w:val="1029"/>
+          <w:numId w:val="1030"/>
         </w:numPr>
       </w:pPr>
       <w:r>
@@ -9907,8 +10205,8 @@
         <w:t xml:space="preserve">.</w:t>
       </w:r>
     </w:p>
-    <w:bookmarkEnd w:id="58"/>
-    <w:bookmarkStart w:id="59" w:name="iii-implicaciones"/>
+    <w:bookmarkEnd w:id="59"/>
+    <w:bookmarkStart w:id="60" w:name="iii-implicaciones"/>
     <w:p>
       <w:pPr>
         <w:pStyle w:val="Heading5"/>
@@ -9921,16 +10219,16 @@
       <w:pPr>
         <w:numPr>
           <w:ilvl w:val="0"/>
-          <w:numId w:val="1030"/>
+          <w:numId w:val="1031"/>
         </w:numPr>
       </w:pPr>
       <w:r>
         <w:t xml:space="preserve">El equilibrio existe con los mismos supuestos que dan curvas de demanda y oferta continuas: la convexidad de las preferencias y de la tecnología. Si no se cumple la segunda condición de los supuestos, el equilibrio existe igualmente, pero sin intercambio (II.1.2).</w:t>
       </w:r>
     </w:p>
-    <w:bookmarkEnd w:id="59"/>
     <w:bookmarkEnd w:id="60"/>
-    <w:bookmarkStart w:id="65" w:name="c-valoración"/>
+    <w:bookmarkEnd w:id="61"/>
+    <w:bookmarkStart w:id="66" w:name="c-valoración"/>
     <w:p>
       <w:pPr>
         <w:pStyle w:val="Heading4"/>
@@ -9944,7 +10242,7 @@
         <w:keepNext/>
         <w:numPr>
           <w:ilvl w:val="0"/>
-          <w:numId w:val="1031"/>
+          <w:numId w:val="1032"/>
         </w:numPr>
       </w:pPr>
       <w:r>
@@ -10065,7 +10363,7 @@
       <w:pPr>
         <w:numPr>
           <w:ilvl w:val="1"/>
-          <w:numId w:val="1032"/>
+          <w:numId w:val="1033"/>
         </w:numPr>
       </w:pPr>
       <w:r>
@@ -10093,7 +10391,7 @@
         <w:t xml:space="preserve">.</w:t>
       </w:r>
     </w:p>
-    <w:bookmarkStart w:id="64" w:name="fig:no-convexidad"/>
+    <w:bookmarkStart w:id="65" w:name="fig:no-convexidad"/>
     <w:p>
       <w:pPr>
         <w:pStyle w:val="ImageCaption"/>
@@ -10135,18 +10433,18 @@
           <wp:inline>
             <wp:extent cx="2431264" cy="2419031"/>
             <wp:effectExtent b="0" l="0" r="0" t="0"/>
-            <wp:docPr descr="" title="" id="62" name="Picture"/>
+            <wp:docPr descr="" title="" id="63" name="Picture"/>
             <a:graphic>
               <a:graphicData uri="http://schemas.openxmlformats.org/drawingml/2006/picture">
                 <pic:pic>
                   <pic:nvPicPr>
-                    <pic:cNvPr descr="C:\Users\vgutierrez\Documents\src\victorgutierrezmarcos.github.io-revision\oposicion\temario\fuentes\3A16\graficos/no-convexidad.png" id="63" name="Picture"/>
+                    <pic:cNvPr descr="C:\Users\vgutierrez\Documents\src\victorgutierrezmarcos.github.io-revision\oposicion\temario\fuentes\3A16\graficos/no-convexidad.png" id="64" name="Picture"/>
                     <pic:cNvPicPr>
                       <a:picLocks noChangeArrowheads="1" noChangeAspect="1"/>
                     </pic:cNvPicPr>
                   </pic:nvPicPr>
                   <pic:blipFill>
-                    <a:blip r:embed="rId61"/>
+                    <a:blip r:embed="rId62"/>
                     <a:stretch>
                       <a:fillRect/>
                     </a:stretch>
@@ -10173,7 +10471,7 @@
         </w:drawing>
       </w:r>
     </w:p>
-    <w:bookmarkEnd w:id="64"/>
+    <w:bookmarkEnd w:id="65"/>
     <w:p>
       <w:pPr>
         <w:pStyle w:val="Piedeimagen"/>
@@ -10241,9 +10539,9 @@
         <w:t xml:space="preserve">.</w:t>
       </w:r>
     </w:p>
-    <w:bookmarkEnd w:id="65"/>
     <w:bookmarkEnd w:id="66"/>
-    <w:bookmarkStart w:id="77" w:name="unicidad"/>
+    <w:bookmarkEnd w:id="67"/>
+    <w:bookmarkStart w:id="78" w:name="unicidad"/>
     <w:p>
       <w:pPr>
         <w:pStyle w:val="Heading3"/>
@@ -10266,43 +10564,13 @@
         <w:t xml:space="preserve">Una vez que sabemos que el equilibrio existe, la pregunta siguiente es cuántos hay.</w:t>
       </w:r>
     </w:p>
-    <w:bookmarkStart w:id="67" w:name="a-idea-1"/>
+    <w:bookmarkStart w:id="68" w:name="a-idea-1"/>
     <w:p>
       <w:pPr>
         <w:pStyle w:val="Heading4"/>
       </w:pPr>
       <w:r>
         <w:t xml:space="preserve">a) Idea</w:t>
-      </w:r>
-    </w:p>
-    <w:p>
-      <w:pPr>
-        <w:numPr>
-          <w:ilvl w:val="0"/>
-          <w:numId w:val="1033"/>
-        </w:numPr>
-      </w:pPr>
-      <w:r>
-        <w:t xml:space="preserve">Que exista un equilibrio no implica que sea único. En un solo mercado, la respuesta depende de las pendientes de las curvas.</w:t>
-      </w:r>
-    </w:p>
-    <w:bookmarkEnd w:id="67"/>
-    <w:bookmarkStart w:id="75" w:name="b-modelo-1"/>
-    <w:p>
-      <w:pPr>
-        <w:pStyle w:val="Heading4"/>
-      </w:pPr>
-      <w:r>
-        <w:t xml:space="preserve">b) Modelo</w:t>
-      </w:r>
-    </w:p>
-    <w:bookmarkStart w:id="68" w:name="i-supuestos-2"/>
-    <w:p>
-      <w:pPr>
-        <w:pStyle w:val="Heading5"/>
-      </w:pPr>
-      <w:r>
-        <w:t xml:space="preserve">i) Supuestos</w:t>
       </w:r>
     </w:p>
     <w:p>
@@ -10313,17 +10581,26 @@
         </w:numPr>
       </w:pPr>
       <w:r>
-        <w:t xml:space="preserve">Los de la existencia: demanda estrictamente decreciente y oferta no decreciente.</w:t>
+        <w:t xml:space="preserve">Que exista un equilibrio no implica que sea único. En un solo mercado, la respuesta depende de las pendientes de las curvas.</w:t>
       </w:r>
     </w:p>
     <w:bookmarkEnd w:id="68"/>
-    <w:bookmarkStart w:id="69" w:name="ii-desarrollo-2"/>
+    <w:bookmarkStart w:id="76" w:name="b-modelo-1"/>
+    <w:p>
+      <w:pPr>
+        <w:pStyle w:val="Heading4"/>
+      </w:pPr>
+      <w:r>
+        <w:t xml:space="preserve">b) Modelo</w:t>
+      </w:r>
+    </w:p>
+    <w:bookmarkStart w:id="69" w:name="i-supuestos-2"/>
     <w:p>
       <w:pPr>
         <w:pStyle w:val="Heading5"/>
       </w:pPr>
       <w:r>
-        <w:t xml:space="preserve">ii) Desarrollo</w:t>
+        <w:t xml:space="preserve">i) Supuestos</w:t>
       </w:r>
     </w:p>
     <w:p>
@@ -10331,6 +10608,27 @@
         <w:numPr>
           <w:ilvl w:val="0"/>
           <w:numId w:val="1035"/>
+        </w:numPr>
+      </w:pPr>
+      <w:r>
+        <w:t xml:space="preserve">Los de la existencia: demanda estrictamente decreciente y oferta no decreciente.</w:t>
+      </w:r>
+    </w:p>
+    <w:bookmarkEnd w:id="69"/>
+    <w:bookmarkStart w:id="70" w:name="ii-desarrollo-2"/>
+    <w:p>
+      <w:pPr>
+        <w:pStyle w:val="Heading5"/>
+      </w:pPr>
+      <w:r>
+        <w:t xml:space="preserve">ii) Desarrollo</w:t>
+      </w:r>
+    </w:p>
+    <w:p>
+      <w:pPr>
+        <w:numPr>
+          <w:ilvl w:val="0"/>
+          <w:numId w:val="1036"/>
         </w:numPr>
       </w:pPr>
       <w:r>
@@ -10430,8 +10728,8 @@
         <w:t xml:space="preserve">.</w:t>
       </w:r>
     </w:p>
-    <w:bookmarkEnd w:id="69"/>
-    <w:bookmarkStart w:id="74" w:name="iii-implicaciones-1"/>
+    <w:bookmarkEnd w:id="70"/>
+    <w:bookmarkStart w:id="75" w:name="iii-implicaciones-1"/>
     <w:p>
       <w:pPr>
         <w:pStyle w:val="Heading5"/>
@@ -10445,7 +10743,7 @@
         <w:keepNext/>
         <w:numPr>
           <w:ilvl w:val="0"/>
-          <w:numId w:val="1036"/>
+          <w:numId w:val="1037"/>
         </w:numPr>
       </w:pPr>
       <w:r>
@@ -10463,7 +10761,7 @@
       <w:pPr>
         <w:numPr>
           <w:ilvl w:val="1"/>
-          <w:numId w:val="1037"/>
+          <w:numId w:val="1038"/>
         </w:numPr>
       </w:pPr>
       <w:r>
@@ -10652,7 +10950,7 @@
       <w:pPr>
         <w:numPr>
           <w:ilvl w:val="1"/>
-          <w:numId w:val="1037"/>
+          <w:numId w:val="1038"/>
         </w:numPr>
       </w:pPr>
       <w:r>
@@ -10702,7 +11000,7 @@
       <w:pPr>
         <w:numPr>
           <w:ilvl w:val="1"/>
-          <w:numId w:val="1037"/>
+          <w:numId w:val="1038"/>
         </w:numPr>
       </w:pPr>
       <w:r>
@@ -10728,7 +11026,7 @@
         <w:t xml:space="preserve">, imposible con utilidad cuasilineal), las curvas pueden cortarse varias veces y hay varios equilibrios, unos estables y otros no (II.1.3).</w:t>
       </w:r>
     </w:p>
-    <w:bookmarkStart w:id="73" w:name="fig:multiplicidad"/>
+    <w:bookmarkStart w:id="74" w:name="fig:multiplicidad"/>
     <w:p>
       <w:pPr>
         <w:pStyle w:val="ImageCaption"/>
@@ -10875,18 +11173,18 @@
           <wp:inline>
             <wp:extent cx="2686050" cy="2142864"/>
             <wp:effectExtent b="0" l="0" r="0" t="0"/>
-            <wp:docPr descr="" title="" id="71" name="Picture"/>
+            <wp:docPr descr="" title="" id="72" name="Picture"/>
             <a:graphic>
               <a:graphicData uri="http://schemas.openxmlformats.org/drawingml/2006/picture">
                 <pic:pic>
                   <pic:nvPicPr>
-                    <pic:cNvPr descr="C:\Users\vgutierrez\Documents\src\victorgutierrezmarcos.github.io-revision\oposicion\temario\fuentes\3A16\graficos/multiplicidad.png" id="72" name="Picture"/>
+                    <pic:cNvPr descr="C:\Users\vgutierrez\Documents\src\victorgutierrezmarcos.github.io-revision\oposicion\temario\fuentes\3A16\graficos/multiplicidad.png" id="73" name="Picture"/>
                     <pic:cNvPicPr>
                       <a:picLocks noChangeArrowheads="1" noChangeAspect="1"/>
                     </pic:cNvPicPr>
                   </pic:nvPicPr>
                   <pic:blipFill>
-                    <a:blip r:embed="rId70"/>
+                    <a:blip r:embed="rId71"/>
                     <a:stretch>
                       <a:fillRect/>
                     </a:stretch>
@@ -10913,7 +11211,7 @@
         </w:drawing>
       </w:r>
     </w:p>
-    <w:bookmarkEnd w:id="73"/>
+    <w:bookmarkEnd w:id="74"/>
     <w:p>
       <w:pPr>
         <w:pStyle w:val="Piedeimagen"/>
@@ -10978,9 +11276,9 @@
         <w:t xml:space="preserve">.</w:t>
       </w:r>
     </w:p>
-    <w:bookmarkEnd w:id="74"/>
     <w:bookmarkEnd w:id="75"/>
-    <w:bookmarkStart w:id="76" w:name="c-valoración-1"/>
+    <w:bookmarkEnd w:id="76"/>
+    <w:bookmarkStart w:id="77" w:name="c-valoración-1"/>
     <w:p>
       <w:pPr>
         <w:pStyle w:val="Heading4"/>
@@ -10991,79 +11289,38 @@
     </w:p>
     <w:p>
       <w:pPr>
-        <w:numPr>
-          <w:ilvl w:val="0"/>
-          <w:numId w:val="1038"/>
-        </w:numPr>
-      </w:pPr>
-      <w:r>
-        <w:t xml:space="preserve">Con varios equilibrios el modelo no predice a cuál se llega y la estática comparativa pierde sentido: hace falta saber cuáles son estables. Es la pregunta siguiente.</w:t>
-      </w:r>
-    </w:p>
-    <w:bookmarkEnd w:id="76"/>
-    <w:bookmarkEnd w:id="77"/>
-    <w:bookmarkStart w:id="100" w:name="estabilidad-dinámicas-de-ajuste"/>
-    <w:p>
-      <w:pPr>
-        <w:pStyle w:val="Heading3"/>
-      </w:pPr>
-      <w:r>
-        <w:t xml:space="preserve">II.1.3.</w:t>
-      </w:r>
-      <w:r>
-        <w:t xml:space="preserve"> </w:t>
-      </w:r>
-      <w:r>
-        <w:t xml:space="preserve">Estabilidad: dinámicas de ajuste</w:t>
-      </w:r>
-    </w:p>
-    <w:p>
-      <w:pPr>
-        <w:pStyle w:val="FirstParagraph"/>
-      </w:pPr>
-      <w:r>
-        <w:t xml:space="preserve">Saber que el equilibrio existe y es único no basta: falta saber si el mercado llega a él y por qué camino. Es lo que estudian las</w:t>
-      </w:r>
-      <w:r>
-        <w:t xml:space="preserve"> </w:t>
-      </w:r>
-      <w:r>
-        <w:rPr>
-          <w:b/>
-          <w:bCs/>
-        </w:rPr>
-        <w:t xml:space="preserve">dinámicas de ajuste</w:t>
-      </w:r>
-      <w:r>
-        <w:t xml:space="preserve">, que el título de la exposición pone en primer plano.</w:t>
-      </w:r>
-    </w:p>
-    <w:bookmarkStart w:id="78" w:name="a-idea-2"/>
-    <w:p>
-      <w:pPr>
-        <w:pStyle w:val="Heading4"/>
-      </w:pPr>
-      <w:r>
-        <w:t xml:space="preserve">a) Idea</w:t>
-      </w:r>
-    </w:p>
-    <w:p>
-      <w:pPr>
-        <w:keepNext/>
         <w:numPr>
           <w:ilvl w:val="0"/>
           <w:numId w:val="1039"/>
         </w:numPr>
       </w:pPr>
       <w:r>
-        <w:rPr>
-          <w:i/>
-          <w:iCs/>
-        </w:rPr>
-        <w:t xml:space="preserve">Qué es</w:t>
-      </w:r>
-      <w:r>
-        <w:t xml:space="preserve">: un equilibrio es</w:t>
+        <w:t xml:space="preserve">Con varios equilibrios el modelo no predice a cuál se llega y la estática comparativa pierde sentido: hace falta saber cuáles son estables. Es la pregunta siguiente.</w:t>
+      </w:r>
+    </w:p>
+    <w:bookmarkEnd w:id="77"/>
+    <w:bookmarkEnd w:id="78"/>
+    <w:bookmarkStart w:id="101" w:name="estabilidad-dinámicas-de-ajuste"/>
+    <w:p>
+      <w:pPr>
+        <w:pStyle w:val="Heading3"/>
+      </w:pPr>
+      <w:r>
+        <w:t xml:space="preserve">II.1.3.</w:t>
+      </w:r>
+      <w:r>
+        <w:t xml:space="preserve"> </w:t>
+      </w:r>
+      <w:r>
+        <w:t xml:space="preserve">Estabilidad: dinámicas de ajuste</w:t>
+      </w:r>
+    </w:p>
+    <w:p>
+      <w:pPr>
+        <w:pStyle w:val="FirstParagraph"/>
+      </w:pPr>
+      <w:r>
+        <w:t xml:space="preserve">Saber que el equilibrio existe y es único no basta: falta saber si el mercado llega a él y por qué camino. Es lo que estudian las</w:t>
       </w:r>
       <w:r>
         <w:t xml:space="preserve"> </w:t>
@@ -11073,78 +11330,19 @@
           <w:b/>
           <w:bCs/>
         </w:rPr>
-        <w:t xml:space="preserve">estable</w:t>
-      </w:r>
-      <w:r>
-        <w:t xml:space="preserve"> </w:t>
-      </w:r>
-      <w:r>
-        <w:t xml:space="preserve">si, cuando el mercado está fuera de él, hay fuerzas que lo empujan hacia él: precios y cantidades convergen con el tiempo al equilibrio. Se distinguen 2 grados:</w:t>
-      </w:r>
-    </w:p>
-    <w:p>
-      <w:pPr>
-        <w:numPr>
-          <w:ilvl w:val="1"/>
-          <w:numId w:val="1040"/>
-        </w:numPr>
-      </w:pPr>
-      <w:r>
-        <w:rPr>
-          <w:b/>
-          <w:bCs/>
-        </w:rPr>
-        <w:t xml:space="preserve">estabilidad local</w:t>
-      </w:r>
-      <w:r>
-        <w:t xml:space="preserve">: el equilibrio se restablece tras una perturbación</w:t>
-      </w:r>
-      <w:r>
-        <w:t xml:space="preserve"> </w:t>
-      </w:r>
-      <w:r>
-        <w:rPr>
-          <w:i/>
-          <w:iCs/>
-        </w:rPr>
-        <w:t xml:space="preserve">pequeña</w:t>
-      </w:r>
-      <w:r>
-        <w:t xml:space="preserve">, si el punto de partida está cerca;</w:t>
-      </w:r>
-    </w:p>
-    <w:p>
-      <w:pPr>
-        <w:numPr>
-          <w:ilvl w:val="1"/>
-          <w:numId w:val="1040"/>
-        </w:numPr>
-      </w:pPr>
-      <w:r>
-        <w:rPr>
-          <w:b/>
-          <w:bCs/>
-        </w:rPr>
-        <w:t xml:space="preserve">estabilidad global</w:t>
-      </w:r>
-      <w:r>
-        <w:t xml:space="preserve">: se restablece tras</w:t>
-      </w:r>
-      <w:r>
-        <w:t xml:space="preserve"> </w:t>
-      </w:r>
-      <w:r>
-        <w:rPr>
-          <w:i/>
-          <w:iCs/>
-        </w:rPr>
-        <w:t xml:space="preserve">cualquier</w:t>
-      </w:r>
-      <w:r>
-        <w:t xml:space="preserve"> </w:t>
-      </w:r>
-      <w:r>
-        <w:t xml:space="preserve">perturbación, desde cualquier punto de partida. La distinción importa cuando hay varios equilibrios.</w:t>
+        <w:t xml:space="preserve">dinámicas de ajuste</w:t>
+      </w:r>
+      <w:r>
+        <w:t xml:space="preserve">, que el título de la exposición pone en primer plano.</w:t>
+      </w:r>
+    </w:p>
+    <w:bookmarkStart w:id="79" w:name="a-idea-2"/>
+    <w:p>
+      <w:pPr>
+        <w:pStyle w:val="Heading4"/>
+      </w:pPr>
+      <w:r>
+        <w:t xml:space="preserve">a) Idea</w:t>
       </w:r>
     </w:p>
     <w:p>
@@ -11152,7 +11350,7 @@
         <w:keepNext/>
         <w:numPr>
           <w:ilvl w:val="0"/>
-          <w:numId w:val="1039"/>
+          <w:numId w:val="1040"/>
         </w:numPr>
       </w:pPr>
       <w:r>
@@ -11160,10 +11358,26 @@
           <w:i/>
           <w:iCs/>
         </w:rPr>
-        <w:t xml:space="preserve">Por qué importa</w:t>
-      </w:r>
-      <w:r>
-        <w:t xml:space="preserve">:</w:t>
+        <w:t xml:space="preserve">Qué es</w:t>
+      </w:r>
+      <w:r>
+        <w:t xml:space="preserve">: un equilibrio es</w:t>
+      </w:r>
+      <w:r>
+        <w:t xml:space="preserve"> </w:t>
+      </w:r>
+      <w:r>
+        <w:rPr>
+          <w:b/>
+          <w:bCs/>
+        </w:rPr>
+        <w:t xml:space="preserve">estable</w:t>
+      </w:r>
+      <w:r>
+        <w:t xml:space="preserve"> </w:t>
+      </w:r>
+      <w:r>
+        <w:t xml:space="preserve">si, cuando el mercado está fuera de él, hay fuerzas que lo empujan hacia él: precios y cantidades convergen con el tiempo al equilibrio. Se distinguen 2 grados:</w:t>
       </w:r>
     </w:p>
     <w:p>
@@ -11171,6 +11385,90 @@
         <w:numPr>
           <w:ilvl w:val="1"/>
           <w:numId w:val="1041"/>
+        </w:numPr>
+      </w:pPr>
+      <w:r>
+        <w:rPr>
+          <w:b/>
+          <w:bCs/>
+        </w:rPr>
+        <w:t xml:space="preserve">estabilidad local</w:t>
+      </w:r>
+      <w:r>
+        <w:t xml:space="preserve">: el equilibrio se restablece tras una perturbación</w:t>
+      </w:r>
+      <w:r>
+        <w:t xml:space="preserve"> </w:t>
+      </w:r>
+      <w:r>
+        <w:rPr>
+          <w:i/>
+          <w:iCs/>
+        </w:rPr>
+        <w:t xml:space="preserve">pequeña</w:t>
+      </w:r>
+      <w:r>
+        <w:t xml:space="preserve">, si el punto de partida está cerca;</w:t>
+      </w:r>
+    </w:p>
+    <w:p>
+      <w:pPr>
+        <w:numPr>
+          <w:ilvl w:val="1"/>
+          <w:numId w:val="1041"/>
+        </w:numPr>
+      </w:pPr>
+      <w:r>
+        <w:rPr>
+          <w:b/>
+          <w:bCs/>
+        </w:rPr>
+        <w:t xml:space="preserve">estabilidad global</w:t>
+      </w:r>
+      <w:r>
+        <w:t xml:space="preserve">: se restablece tras</w:t>
+      </w:r>
+      <w:r>
+        <w:t xml:space="preserve"> </w:t>
+      </w:r>
+      <w:r>
+        <w:rPr>
+          <w:i/>
+          <w:iCs/>
+        </w:rPr>
+        <w:t xml:space="preserve">cualquier</w:t>
+      </w:r>
+      <w:r>
+        <w:t xml:space="preserve"> </w:t>
+      </w:r>
+      <w:r>
+        <w:t xml:space="preserve">perturbación, desde cualquier punto de partida. La distinción importa cuando hay varios equilibrios.</w:t>
+      </w:r>
+    </w:p>
+    <w:p>
+      <w:pPr>
+        <w:keepNext/>
+        <w:numPr>
+          <w:ilvl w:val="0"/>
+          <w:numId w:val="1040"/>
+        </w:numPr>
+      </w:pPr>
+      <w:r>
+        <w:rPr>
+          <w:i/>
+          <w:iCs/>
+        </w:rPr>
+        <w:t xml:space="preserve">Por qué importa</w:t>
+      </w:r>
+      <w:r>
+        <w:t xml:space="preserve">:</w:t>
+      </w:r>
+    </w:p>
+    <w:p>
+      <w:pPr>
+        <w:numPr>
+          <w:ilvl w:val="1"/>
+          <w:numId w:val="1042"/>
         </w:numPr>
       </w:pPr>
       <w:r>
@@ -11226,7 +11524,7 @@
       <w:pPr>
         <w:numPr>
           <w:ilvl w:val="1"/>
-          <w:numId w:val="1041"/>
+          <w:numId w:val="1042"/>
         </w:numPr>
       </w:pPr>
       <w:r>
@@ -11249,7 +11547,7 @@
       <w:pPr>
         <w:numPr>
           <w:ilvl w:val="1"/>
-          <w:numId w:val="1041"/>
+          <w:numId w:val="1042"/>
         </w:numPr>
       </w:pPr>
       <w:r>
@@ -11321,7 +11619,7 @@
         <w:keepNext/>
         <w:numPr>
           <w:ilvl w:val="0"/>
-          <w:numId w:val="1039"/>
+          <w:numId w:val="1040"/>
         </w:numPr>
       </w:pPr>
       <w:r>
@@ -11339,7 +11637,7 @@
       <w:pPr>
         <w:numPr>
           <w:ilvl w:val="1"/>
-          <w:numId w:val="1042"/>
+          <w:numId w:val="1043"/>
         </w:numPr>
       </w:pPr>
       <w:r>
@@ -11360,7 +11658,7 @@
       <w:pPr>
         <w:numPr>
           <w:ilvl w:val="1"/>
-          <w:numId w:val="1042"/>
+          <w:numId w:val="1043"/>
         </w:numPr>
       </w:pPr>
       <w:r>
@@ -11381,7 +11679,7 @@
       <w:pPr>
         <w:numPr>
           <w:ilvl w:val="1"/>
-          <w:numId w:val="1042"/>
+          <w:numId w:val="1043"/>
         </w:numPr>
       </w:pPr>
       <w:r>
@@ -11402,7 +11700,7 @@
       <w:pPr>
         <w:numPr>
           <w:ilvl w:val="0"/>
-          <w:numId w:val="1039"/>
+          <w:numId w:val="1040"/>
         </w:numPr>
       </w:pPr>
       <w:r>
@@ -11416,8 +11714,8 @@
         <w:t xml:space="preserve">: con oferta creciente y demanda decreciente, los ajustes walrasiano y marshalliano son estables; con las 2 curvas decrecientes dan resultados opuestos, y la telaraña puede oscilar sin converger aun con curvas normales. La estabilidad no es solo una propiedad de las curvas, sino de cómo se ajusta el mercado.</w:t>
       </w:r>
     </w:p>
-    <w:bookmarkEnd w:id="78"/>
-    <w:bookmarkStart w:id="88" w:name="b-modelo-2"/>
+    <w:bookmarkEnd w:id="79"/>
+    <w:bookmarkStart w:id="89" w:name="b-modelo-2"/>
     <w:p>
       <w:pPr>
         <w:pStyle w:val="Heading4"/>
@@ -11426,7 +11724,7 @@
         <w:t xml:space="preserve">b) Modelo</w:t>
       </w:r>
     </w:p>
-    <w:bookmarkStart w:id="80" w:name="i-supuestos-3"/>
+    <w:bookmarkStart w:id="81" w:name="i-supuestos-3"/>
     <w:p>
       <w:pPr>
         <w:pStyle w:val="Heading5"/>
@@ -11439,7 +11737,7 @@
       <w:pPr>
         <w:numPr>
           <w:ilvl w:val="0"/>
-          <w:numId w:val="1043"/>
+          <w:numId w:val="1044"/>
         </w:numPr>
       </w:pPr>
       <w:r>
@@ -11627,7 +11925,7 @@
       <w:pPr>
         <w:numPr>
           <w:ilvl w:val="0"/>
-          <w:numId w:val="1043"/>
+          <w:numId w:val="1044"/>
         </w:numPr>
       </w:pPr>
       <w:r>
@@ -11842,14 +12140,14 @@
         <w:rPr>
           <w:rStyle w:val="FootnoteReference"/>
         </w:rPr>
-        <w:footnoteReference w:id="79"/>
+        <w:footnoteReference w:id="80"/>
       </w:r>
     </w:p>
     <w:p>
       <w:pPr>
         <w:numPr>
           <w:ilvl w:val="0"/>
-          <w:numId w:val="1043"/>
+          <w:numId w:val="1044"/>
         </w:numPr>
       </w:pPr>
       <w:r>
@@ -12150,8 +12448,8 @@
         <w:t xml:space="preserve">: cuando el precio de demanda supera al de oferta, la cantidad producida tiende a aumentar.</w:t>
       </w:r>
     </w:p>
-    <w:bookmarkEnd w:id="80"/>
-    <w:bookmarkStart w:id="81" w:name="ii-desarrollo-3"/>
+    <w:bookmarkEnd w:id="81"/>
+    <w:bookmarkStart w:id="82" w:name="ii-desarrollo-3"/>
     <w:p>
       <w:pPr>
         <w:pStyle w:val="Heading5"/>
@@ -12164,7 +12462,7 @@
       <w:pPr>
         <w:numPr>
           <w:ilvl w:val="0"/>
-          <w:numId w:val="1044"/>
+          <w:numId w:val="1045"/>
         </w:numPr>
       </w:pPr>
       <w:r>
@@ -12981,7 +13279,7 @@
       <w:pPr>
         <w:numPr>
           <w:ilvl w:val="0"/>
-          <w:numId w:val="1044"/>
+          <w:numId w:val="1045"/>
         </w:numPr>
       </w:pPr>
       <w:r>
@@ -13240,8 +13538,8 @@
         </m:oMath>
       </m:oMathPara>
     </w:p>
-    <w:bookmarkEnd w:id="81"/>
-    <w:bookmarkStart w:id="87" w:name="iii-implicaciones-2"/>
+    <w:bookmarkEnd w:id="82"/>
+    <w:bookmarkStart w:id="88" w:name="iii-implicaciones-2"/>
     <w:p>
       <w:pPr>
         <w:pStyle w:val="Heading5"/>
@@ -13254,7 +13552,7 @@
       <w:pPr>
         <w:numPr>
           <w:ilvl w:val="0"/>
-          <w:numId w:val="1045"/>
+          <w:numId w:val="1046"/>
         </w:numPr>
       </w:pPr>
       <w:r>
@@ -13265,7 +13563,7 @@
         <w:t xml:space="preserve">Cuándo coinciden</w:t>
       </w:r>
       <w:r>
-        <w:t xml:space="preserve">: con la oferta creciente y la demanda decreciente, los 2 ajustes son estables (primera columna de la tabla 1 y primer panel del gráfico 6). Es el caso del modelo de I.2.</w:t>
+        <w:t xml:space="preserve">: con la oferta creciente y la demanda decreciente, los 2 ajustes son estables (primera columna de la tabla 2 y primer panel del gráfico 6). Es el caso del modelo de I.2.</w:t>
       </w:r>
     </w:p>
     <w:p>
@@ -13273,7 +13571,7 @@
         <w:keepNext/>
         <w:numPr>
           <w:ilvl w:val="0"/>
-          <w:numId w:val="1045"/>
+          <w:numId w:val="1046"/>
         </w:numPr>
       </w:pPr>
       <w:r>
@@ -13448,7 +13746,7 @@
       <w:pPr>
         <w:numPr>
           <w:ilvl w:val="1"/>
-          <w:numId w:val="1046"/>
+          <w:numId w:val="1047"/>
         </w:numPr>
       </w:pPr>
       <w:r>
@@ -13541,7 +13839,7 @@
       <w:pPr>
         <w:numPr>
           <w:ilvl w:val="1"/>
-          <w:numId w:val="1046"/>
+          <w:numId w:val="1047"/>
         </w:numPr>
       </w:pPr>
       <w:r>
@@ -13608,13 +13906,13 @@
         <w:t xml:space="preserve">Las 2 condiciones son incompatibles: lo que es estable para un ajuste es inestable para el otro (columnas segunda y tercera).</w:t>
       </w:r>
     </w:p>
-    <w:bookmarkStart w:id="82" w:name="tab:estabilidad-parcial"/>
+    <w:bookmarkStart w:id="83" w:name="tab:estabilidad-parcial"/>
     <w:p>
       <w:pPr>
         <w:pStyle w:val="TableCaption"/>
       </w:pPr>
       <w:r>
-        <w:t xml:space="preserve">Tabla 1.–</w:t>
+        <w:t xml:space="preserve">Tabla 2.–</w:t>
       </w:r>
       <w:r>
         <w:t xml:space="preserve"> </w:t>
@@ -13628,7 +13926,7 @@
         <w:tblStyle w:val="Table"/>
         <w:tblW w:type="auto" w:w="0"/>
         <w:tblLook w:firstRow="1" w:lastRow="0" w:firstColumn="0" w:lastColumn="0" w:noHBand="0" w:noVBand="0" w:val="0020"/>
-        <w:tblCaption w:val="Tabla 1.– Estabilidad del equilibrio de un mercado según la pendiente de las curvas"/>
+        <w:tblCaption w:val="Tabla 2.– Estabilidad del equilibrio de un mercado según la pendiente de las curvas"/>
       </w:tblPr>
       <w:tblGrid>
         <w:gridCol w:w="1980"/>
@@ -14044,7 +14342,7 @@
         </w:tc>
       </w:tr>
     </w:tbl>
-    <w:bookmarkEnd w:id="82"/>
+    <w:bookmarkEnd w:id="83"/>
     <w:p>
       <w:pPr>
         <w:pStyle w:val="BodyText"/>
@@ -14110,7 +14408,7 @@
         <w:t xml:space="preserve">.</w:t>
       </w:r>
     </w:p>
-    <w:bookmarkStart w:id="86" w:name="fig:estabilidad-parcial"/>
+    <w:bookmarkStart w:id="87" w:name="fig:estabilidad-parcial"/>
     <w:p>
       <w:pPr>
         <w:pStyle w:val="ImageCaption"/>
@@ -14134,18 +14432,18 @@
           <wp:inline>
             <wp:extent cx="5969000" cy="2438127"/>
             <wp:effectExtent b="0" l="0" r="0" t="0"/>
-            <wp:docPr descr="" title="" id="84" name="Picture"/>
+            <wp:docPr descr="" title="" id="85" name="Picture"/>
             <a:graphic>
               <a:graphicData uri="http://schemas.openxmlformats.org/drawingml/2006/picture">
                 <pic:pic>
                   <pic:nvPicPr>
-                    <pic:cNvPr descr="C:\Users\vgutierrez\Documents\src\victorgutierrezmarcos.github.io-revision\oposicion\temario\fuentes\3A16\graficos/estabilidad-parcial.png" id="85" name="Picture"/>
+                    <pic:cNvPr descr="C:\Users\vgutierrez\Documents\src\victorgutierrezmarcos.github.io-revision\oposicion\temario\fuentes\3A16\graficos/estabilidad-parcial.png" id="86" name="Picture"/>
                     <pic:cNvPicPr>
                       <a:picLocks noChangeArrowheads="1" noChangeAspect="1"/>
                     </pic:cNvPicPr>
                   </pic:nvPicPr>
                   <pic:blipFill>
-                    <a:blip r:embed="rId83"/>
+                    <a:blip r:embed="rId84"/>
                     <a:stretch>
                       <a:fillRect/>
                     </a:stretch>
@@ -14172,7 +14470,7 @@
         </w:drawing>
       </w:r>
     </w:p>
-    <w:bookmarkEnd w:id="86"/>
+    <w:bookmarkEnd w:id="87"/>
     <w:p>
       <w:pPr>
         <w:pStyle w:val="Piedeimagen"/>
@@ -14214,7 +14512,7 @@
       <w:pPr>
         <w:numPr>
           <w:ilvl w:val="0"/>
-          <w:numId w:val="1047"/>
+          <w:numId w:val="1048"/>
         </w:numPr>
       </w:pPr>
       <w:r>
@@ -14232,7 +14530,7 @@
       <w:pPr>
         <w:numPr>
           <w:ilvl w:val="0"/>
-          <w:numId w:val="1047"/>
+          <w:numId w:val="1048"/>
         </w:numPr>
       </w:pPr>
       <w:r>
@@ -14273,9 +14571,9 @@
         <w:t xml:space="preserve">, en productores que deciden cuánto llevar al mercado y ajustan su producción según el precio que obtienen, que es lo natural a largo plazo y cuando hay economías externas, el caso que le preocupaba.</w:t>
       </w:r>
     </w:p>
-    <w:bookmarkEnd w:id="87"/>
     <w:bookmarkEnd w:id="88"/>
-    <w:bookmarkStart w:id="97" w:name="c-extensiones-el-modelo-de-la-telaraña"/>
+    <w:bookmarkEnd w:id="89"/>
+    <w:bookmarkStart w:id="98" w:name="c-extensiones-el-modelo-de-la-telaraña"/>
     <w:p>
       <w:pPr>
         <w:pStyle w:val="Heading4"/>
@@ -14418,7 +14716,7 @@
         <w:t xml:space="preserve">sistematizó.</w:t>
       </w:r>
     </w:p>
-    <w:bookmarkStart w:id="90" w:name="i-supuestos-4"/>
+    <w:bookmarkStart w:id="91" w:name="i-supuestos-4"/>
     <w:p>
       <w:pPr>
         <w:pStyle w:val="Heading5"/>
@@ -14431,7 +14729,7 @@
       <w:pPr>
         <w:numPr>
           <w:ilvl w:val="0"/>
-          <w:numId w:val="1048"/>
+          <w:numId w:val="1049"/>
         </w:numPr>
       </w:pPr>
       <w:r>
@@ -14520,7 +14818,7 @@
       <w:pPr>
         <w:numPr>
           <w:ilvl w:val="0"/>
-          <w:numId w:val="1048"/>
+          <w:numId w:val="1049"/>
         </w:numPr>
       </w:pPr>
       <w:r>
@@ -14589,14 +14887,14 @@
         <w:rPr>
           <w:rStyle w:val="FootnoteReference"/>
         </w:rPr>
-        <w:footnoteReference w:id="89"/>
+        <w:footnoteReference w:id="90"/>
       </w:r>
     </w:p>
     <w:p>
       <w:pPr>
         <w:numPr>
           <w:ilvl w:val="0"/>
-          <w:numId w:val="1048"/>
+          <w:numId w:val="1049"/>
         </w:numPr>
       </w:pPr>
       <w:r>
@@ -14679,8 +14977,8 @@
         <w:t xml:space="preserve">.</w:t>
       </w:r>
     </w:p>
-    <w:bookmarkEnd w:id="90"/>
-    <w:bookmarkStart w:id="95" w:name="ii-desarrollo-4"/>
+    <w:bookmarkEnd w:id="91"/>
+    <w:bookmarkStart w:id="96" w:name="ii-desarrollo-4"/>
     <w:p>
       <w:pPr>
         <w:pStyle w:val="Heading5"/>
@@ -14693,7 +14991,7 @@
       <w:pPr>
         <w:numPr>
           <w:ilvl w:val="0"/>
-          <w:numId w:val="1049"/>
+          <w:numId w:val="1050"/>
         </w:numPr>
       </w:pPr>
       <w:r>
@@ -15275,7 +15573,7 @@
       <w:pPr>
         <w:numPr>
           <w:ilvl w:val="0"/>
-          <w:numId w:val="1049"/>
+          <w:numId w:val="1050"/>
         </w:numPr>
       </w:pPr>
       <w:r>
@@ -15337,7 +15635,7 @@
         <w:keepNext/>
         <w:numPr>
           <w:ilvl w:val="0"/>
-          <w:numId w:val="1049"/>
+          <w:numId w:val="1050"/>
         </w:numPr>
       </w:pPr>
       <w:r>
@@ -15452,7 +15750,7 @@
       <w:pPr>
         <w:numPr>
           <w:ilvl w:val="1"/>
-          <w:numId w:val="1050"/>
+          <w:numId w:val="1051"/>
         </w:numPr>
       </w:pPr>
       <w:r>
@@ -15570,7 +15868,7 @@
       <w:pPr>
         <w:numPr>
           <w:ilvl w:val="1"/>
-          <w:numId w:val="1050"/>
+          <w:numId w:val="1051"/>
         </w:numPr>
       </w:pPr>
       <w:r>
@@ -15688,7 +15986,7 @@
       <w:pPr>
         <w:numPr>
           <w:ilvl w:val="1"/>
-          <w:numId w:val="1050"/>
+          <w:numId w:val="1051"/>
         </w:numPr>
       </w:pPr>
       <w:r>
@@ -15806,7 +16104,7 @@
       <w:pPr>
         <w:numPr>
           <w:ilvl w:val="0"/>
-          <w:numId w:val="1049"/>
+          <w:numId w:val="1050"/>
         </w:numPr>
       </w:pPr>
       <w:r>
@@ -16102,7 +16400,7 @@
         <w:t xml:space="preserve">que la demanda.</w:t>
       </w:r>
     </w:p>
-    <w:bookmarkStart w:id="94" w:name="fig:telarana"/>
+    <w:bookmarkStart w:id="95" w:name="fig:telarana"/>
     <w:p>
       <w:pPr>
         <w:pStyle w:val="ImageCaption"/>
@@ -16126,18 +16424,18 @@
           <wp:inline>
             <wp:extent cx="5969000" cy="2450246"/>
             <wp:effectExtent b="0" l="0" r="0" t="0"/>
-            <wp:docPr descr="" title="" id="92" name="Picture"/>
+            <wp:docPr descr="" title="" id="93" name="Picture"/>
             <a:graphic>
               <a:graphicData uri="http://schemas.openxmlformats.org/drawingml/2006/picture">
                 <pic:pic>
                   <pic:nvPicPr>
-                    <pic:cNvPr descr="C:\Users\vgutierrez\Documents\src\victorgutierrezmarcos.github.io-revision\oposicion\temario\fuentes\3A16\graficos/telarana.png" id="93" name="Picture"/>
+                    <pic:cNvPr descr="C:\Users\vgutierrez\Documents\src\victorgutierrezmarcos.github.io-revision\oposicion\temario\fuentes\3A16\graficos/telarana.png" id="94" name="Picture"/>
                     <pic:cNvPicPr>
                       <a:picLocks noChangeArrowheads="1" noChangeAspect="1"/>
                     </pic:cNvPicPr>
                   </pic:nvPicPr>
                   <pic:blipFill>
-                    <a:blip r:embed="rId91"/>
+                    <a:blip r:embed="rId92"/>
                     <a:stretch>
                       <a:fillRect/>
                     </a:stretch>
@@ -16164,7 +16462,7 @@
         </w:drawing>
       </w:r>
     </w:p>
-    <w:bookmarkEnd w:id="94"/>
+    <w:bookmarkEnd w:id="95"/>
     <w:p>
       <w:pPr>
         <w:pStyle w:val="Piedeimagen"/>
@@ -16202,47 +16500,14 @@
         <w:t xml:space="preserve">.</w:t>
       </w:r>
     </w:p>
-    <w:bookmarkEnd w:id="95"/>
-    <w:bookmarkStart w:id="96" w:name="iii-implicaciones-3"/>
+    <w:bookmarkEnd w:id="96"/>
+    <w:bookmarkStart w:id="97" w:name="iii-implicaciones-3"/>
     <w:p>
       <w:pPr>
         <w:pStyle w:val="Heading5"/>
       </w:pPr>
       <w:r>
         <w:t xml:space="preserve">iii) Implicaciones</w:t>
-      </w:r>
-    </w:p>
-    <w:p>
-      <w:pPr>
-        <w:numPr>
-          <w:ilvl w:val="0"/>
-          <w:numId w:val="1051"/>
-        </w:numPr>
-      </w:pPr>
-      <w:r>
-        <w:t xml:space="preserve">La estabilidad depende del mecanismo de ajuste y de cómo se forman las expectativas, no solo de las curvas: con oferta creciente y demanda decreciente, los ajustes walrasiano y marshalliano siempre convergen, pero la telaraña puede divergir.</w:t>
-      </w:r>
-    </w:p>
-    <w:p>
-      <w:pPr>
-        <w:numPr>
-          <w:ilvl w:val="0"/>
-          <w:numId w:val="1051"/>
-        </w:numPr>
-      </w:pPr>
-      <w:r>
-        <w:t xml:space="preserve">Los ciclos tienen un coste: se produce demasiado en unos periodos y demasiado poco en otros, y los precios fluctúan más de lo que justifican las perturbaciones.</w:t>
-      </w:r>
-    </w:p>
-    <w:bookmarkEnd w:id="96"/>
-    <w:bookmarkEnd w:id="97"/>
-    <w:bookmarkStart w:id="98" w:name="d-evidencia-empírica"/>
-    <w:p>
-      <w:pPr>
-        <w:pStyle w:val="Heading4"/>
-      </w:pPr>
-      <w:r>
-        <w:t xml:space="preserve">d) Evidencia empírica</w:t>
       </w:r>
     </w:p>
     <w:p>
@@ -16250,6 +16515,39 @@
         <w:numPr>
           <w:ilvl w:val="0"/>
           <w:numId w:val="1052"/>
+        </w:numPr>
+      </w:pPr>
+      <w:r>
+        <w:t xml:space="preserve">La estabilidad depende del mecanismo de ajuste y de cómo se forman las expectativas, no solo de las curvas: con oferta creciente y demanda decreciente, los ajustes walrasiano y marshalliano siempre convergen, pero la telaraña puede divergir.</w:t>
+      </w:r>
+    </w:p>
+    <w:p>
+      <w:pPr>
+        <w:numPr>
+          <w:ilvl w:val="0"/>
+          <w:numId w:val="1052"/>
+        </w:numPr>
+      </w:pPr>
+      <w:r>
+        <w:t xml:space="preserve">Los ciclos tienen un coste: se produce demasiado en unos periodos y demasiado poco en otros, y los precios fluctúan más de lo que justifican las perturbaciones.</w:t>
+      </w:r>
+    </w:p>
+    <w:bookmarkEnd w:id="97"/>
+    <w:bookmarkEnd w:id="98"/>
+    <w:bookmarkStart w:id="99" w:name="d-evidencia-empírica"/>
+    <w:p>
+      <w:pPr>
+        <w:pStyle w:val="Heading4"/>
+      </w:pPr>
+      <w:r>
+        <w:t xml:space="preserve">d) Evidencia empírica</w:t>
+      </w:r>
+    </w:p>
+    <w:p>
+      <w:pPr>
+        <w:numPr>
+          <w:ilvl w:val="0"/>
+          <w:numId w:val="1053"/>
         </w:numPr>
       </w:pPr>
       <w:r>
@@ -16286,7 +16584,7 @@
       <w:pPr>
         <w:numPr>
           <w:ilvl w:val="0"/>
-          <w:numId w:val="1052"/>
+          <w:numId w:val="1053"/>
         </w:numPr>
       </w:pPr>
       <w:r>
@@ -16325,8 +16623,8 @@
         <w:t xml:space="preserve">piden a los participantes que prevean el precio de un mercado de telaraña sin conocer sus ecuaciones: cuando el equilibrio es estable con expectativas ingenuas, los precios se quedan cerca del de equilibrio; cuando es inestable, oscilan a su alrededor con una volatilidad persistente muy superior a la que habría con expectativas racionales, aunque su media se mantenga cerca.</w:t>
       </w:r>
     </w:p>
-    <w:bookmarkEnd w:id="98"/>
-    <w:bookmarkStart w:id="99" w:name="e-valoración"/>
+    <w:bookmarkEnd w:id="99"/>
+    <w:bookmarkStart w:id="100" w:name="e-valoración"/>
     <w:p>
       <w:pPr>
         <w:pStyle w:val="Heading4"/>
@@ -16339,7 +16637,7 @@
       <w:pPr>
         <w:numPr>
           <w:ilvl w:val="0"/>
-          <w:numId w:val="1053"/>
+          <w:numId w:val="1054"/>
         </w:numPr>
       </w:pPr>
       <w:r>
@@ -16548,7 +16846,7 @@
       <w:pPr>
         <w:numPr>
           <w:ilvl w:val="0"/>
-          <w:numId w:val="1053"/>
+          <w:numId w:val="1054"/>
         </w:numPr>
       </w:pPr>
       <w:r>
@@ -16560,95 +16858,6 @@
       </w:r>
       <w:r>
         <w:t xml:space="preserve">: el walrasiano supone que nadie intercambia fuera del equilibrio, algo poco realista salvo en subastas organizadas; el marshalliano y la telaraña describen mejor mercados en los que se produce antes de vender. En todos, el equilibrio es el punto de llegada, pero el camino importa.</w:t>
-      </w:r>
-    </w:p>
-    <w:p>
-      <w:pPr>
-        <w:numPr>
-          <w:ilvl w:val="0"/>
-          <w:numId w:val="1053"/>
-        </w:numPr>
-      </w:pPr>
-      <w:r>
-        <w:rPr>
-          <w:i/>
-          <w:iCs/>
-        </w:rPr>
-        <w:t xml:space="preserve">Recapitulación</w:t>
-      </w:r>
-      <w:r>
-        <w:t xml:space="preserve">: el equilibrio competitivo existe y es único con curvas normales, y el mercado llega a él si se ajusta por precios o por cantidades; con la producción decidida por adelantado puede oscilar, y converge si la oferta reacciona menos que la demanda. Pero que el mercado llegue al equilibrio no dice si ese equilibrio es deseable: es la pregunta del análisis normativo.</w:t>
-      </w:r>
-    </w:p>
-    <w:bookmarkEnd w:id="99"/>
-    <w:bookmarkEnd w:id="100"/>
-    <w:bookmarkEnd w:id="101"/>
-    <w:bookmarkStart w:id="115" w:name="X5e3613a03088544993b6a5e7f20184a746717c4"/>
-    <w:p>
-      <w:pPr>
-        <w:pStyle w:val="Heading2"/>
-      </w:pPr>
-      <w:r>
-        <w:t xml:space="preserve">II.2.</w:t>
-      </w:r>
-      <w:r>
-        <w:t xml:space="preserve"> </w:t>
-      </w:r>
-      <w:r>
-        <w:t xml:space="preserve">Análisis normativo. Eficiencia y bienestar</w:t>
-      </w:r>
-      <w:r>
-        <w:br/>
-      </w:r>
-      <w:r>
-        <w:t xml:space="preserve">en el modelo de equilibrio parcial</w:t>
-      </w:r>
-    </w:p>
-    <w:p>
-      <w:pPr>
-        <w:pStyle w:val="FirstParagraph"/>
-      </w:pPr>
-      <w:r>
-        <w:t xml:space="preserve">Una vez visto que el equilibrio existe, es único y, con curvas normales, se alcanza, pasamos a valorarlo: ¿es deseable la asignación a la que llega el mercado? Es la pregunta de la economía del bienestar</w:t>
-      </w:r>
-      <w:r>
-        <w:t xml:space="preserve"> </w:t>
-      </w:r>
-      <w:r>
-        <w:rPr>
-          <w:rStyle w:val="Referenciaatema"/>
-        </w:rPr>
-        <w:t xml:space="preserve">[ver tema 3.A.22]</w:t>
-      </w:r>
-      <w:r>
-        <w:t xml:space="preserve">.</w:t>
-      </w:r>
-    </w:p>
-    <w:bookmarkStart w:id="109" w:name="optimalidad-de-pareto-los-excedentes"/>
-    <w:p>
-      <w:pPr>
-        <w:pStyle w:val="Heading3"/>
-      </w:pPr>
-      <w:r>
-        <w:t xml:space="preserve">II.2.1.</w:t>
-      </w:r>
-      <w:r>
-        <w:t xml:space="preserve"> </w:t>
-      </w:r>
-      <w:r>
-        <w:t xml:space="preserve">Optimalidad de</w:t>
-      </w:r>
-      <w:r>
-        <w:t xml:space="preserve"> </w:t>
-      </w:r>
-      <w:r>
-        <w:rPr>
-          <w:smallCaps/>
-        </w:rPr>
-        <w:t xml:space="preserve">Pareto</w:t>
-      </w:r>
-      <w:r>
-        <w:t xml:space="preserve">: los excedentes</w:t>
       </w:r>
     </w:p>
     <w:p>
@@ -16656,6 +16865,95 @@
         <w:numPr>
           <w:ilvl w:val="0"/>
           <w:numId w:val="1054"/>
+        </w:numPr>
+      </w:pPr>
+      <w:r>
+        <w:rPr>
+          <w:i/>
+          <w:iCs/>
+        </w:rPr>
+        <w:t xml:space="preserve">Recapitulación</w:t>
+      </w:r>
+      <w:r>
+        <w:t xml:space="preserve">: el equilibrio competitivo existe y es único con curvas normales, y el mercado llega a él si se ajusta por precios o por cantidades; con la producción decidida por adelantado puede oscilar, y converge si la oferta reacciona menos que la demanda. Pero que el mercado llegue al equilibrio no dice si ese equilibrio es deseable: es la pregunta del análisis normativo.</w:t>
+      </w:r>
+    </w:p>
+    <w:bookmarkEnd w:id="100"/>
+    <w:bookmarkEnd w:id="101"/>
+    <w:bookmarkEnd w:id="102"/>
+    <w:bookmarkStart w:id="116" w:name="X5e3613a03088544993b6a5e7f20184a746717c4"/>
+    <w:p>
+      <w:pPr>
+        <w:pStyle w:val="Heading2"/>
+      </w:pPr>
+      <w:r>
+        <w:t xml:space="preserve">II.2.</w:t>
+      </w:r>
+      <w:r>
+        <w:t xml:space="preserve"> </w:t>
+      </w:r>
+      <w:r>
+        <w:t xml:space="preserve">Análisis normativo. Eficiencia y bienestar</w:t>
+      </w:r>
+      <w:r>
+        <w:br/>
+      </w:r>
+      <w:r>
+        <w:t xml:space="preserve">en el modelo de equilibrio parcial</w:t>
+      </w:r>
+    </w:p>
+    <w:p>
+      <w:pPr>
+        <w:pStyle w:val="FirstParagraph"/>
+      </w:pPr>
+      <w:r>
+        <w:t xml:space="preserve">Una vez visto que el equilibrio existe, es único y, con curvas normales, se alcanza, pasamos a valorarlo: ¿es deseable la asignación a la que llega el mercado? Es la pregunta de la economía del bienestar</w:t>
+      </w:r>
+      <w:r>
+        <w:t xml:space="preserve"> </w:t>
+      </w:r>
+      <w:r>
+        <w:rPr>
+          <w:rStyle w:val="Referenciaatema"/>
+        </w:rPr>
+        <w:t xml:space="preserve">[ver tema 3.A.22]</w:t>
+      </w:r>
+      <w:r>
+        <w:t xml:space="preserve">.</w:t>
+      </w:r>
+    </w:p>
+    <w:bookmarkStart w:id="110" w:name="optimalidad-de-pareto-los-excedentes"/>
+    <w:p>
+      <w:pPr>
+        <w:pStyle w:val="Heading3"/>
+      </w:pPr>
+      <w:r>
+        <w:t xml:space="preserve">II.2.1.</w:t>
+      </w:r>
+      <w:r>
+        <w:t xml:space="preserve"> </w:t>
+      </w:r>
+      <w:r>
+        <w:t xml:space="preserve">Optimalidad de</w:t>
+      </w:r>
+      <w:r>
+        <w:t xml:space="preserve"> </w:t>
+      </w:r>
+      <w:r>
+        <w:rPr>
+          <w:smallCaps/>
+        </w:rPr>
+        <w:t xml:space="preserve">Pareto</w:t>
+      </w:r>
+      <w:r>
+        <w:t xml:space="preserve">: los excedentes</w:t>
+      </w:r>
+    </w:p>
+    <w:p>
+      <w:pPr>
+        <w:numPr>
+          <w:ilvl w:val="0"/>
+          <w:numId w:val="1055"/>
         </w:numPr>
       </w:pPr>
       <w:r>
@@ -16721,7 +17019,7 @@
       <w:pPr>
         <w:numPr>
           <w:ilvl w:val="0"/>
-          <w:numId w:val="1054"/>
+          <w:numId w:val="1055"/>
         </w:numPr>
       </w:pPr>
       <w:r>
@@ -16799,7 +17097,7 @@
         <w:keepNext/>
         <w:numPr>
           <w:ilvl w:val="0"/>
-          <w:numId w:val="1054"/>
+          <w:numId w:val="1055"/>
         </w:numPr>
       </w:pPr>
       <w:r>
@@ -16823,7 +17121,7 @@
       <w:pPr>
         <w:numPr>
           <w:ilvl w:val="1"/>
-          <w:numId w:val="1055"/>
+          <w:numId w:val="1056"/>
         </w:numPr>
       </w:pPr>
       <w:r>
@@ -16843,7 +17141,7 @@
         <w:rPr>
           <w:rStyle w:val="FootnoteReference"/>
         </w:rPr>
-        <w:footnoteReference w:id="102"/>
+        <w:footnoteReference w:id="103"/>
       </w:r>
       <w:r>
         <w:t xml:space="preserve"> </w:t>
@@ -16868,7 +17166,7 @@
       <w:pPr>
         <w:numPr>
           <w:ilvl w:val="1"/>
-          <w:numId w:val="1055"/>
+          <w:numId w:val="1056"/>
         </w:numPr>
       </w:pPr>
       <w:r>
@@ -16888,14 +17186,14 @@
         <w:rPr>
           <w:rStyle w:val="FootnoteReference"/>
         </w:rPr>
-        <w:footnoteReference w:id="103"/>
+        <w:footnoteReference w:id="104"/>
       </w:r>
     </w:p>
     <w:p>
       <w:pPr>
         <w:numPr>
           <w:ilvl w:val="1"/>
-          <w:numId w:val="1055"/>
+          <w:numId w:val="1056"/>
         </w:numPr>
       </w:pPr>
       <w:r>
@@ -17241,7 +17539,7 @@
       <w:pPr>
         <w:numPr>
           <w:ilvl w:val="0"/>
-          <w:numId w:val="1054"/>
+          <w:numId w:val="1055"/>
         </w:numPr>
       </w:pPr>
       <w:r>
@@ -17370,14 +17668,14 @@
         <w:rPr>
           <w:rStyle w:val="FootnoteReference"/>
         </w:rPr>
-        <w:footnoteReference w:id="104"/>
+        <w:footnoteReference w:id="105"/>
       </w:r>
     </w:p>
     <w:p>
       <w:pPr>
         <w:numPr>
           <w:ilvl w:val="0"/>
-          <w:numId w:val="1054"/>
+          <w:numId w:val="1055"/>
         </w:numPr>
       </w:pPr>
       <w:r>
@@ -17776,7 +18074,7 @@
         <w:t xml:space="preserve">, que es la del equilibrio competitivo (I.2). Además, cada unidad la consumen quienes más la valoran y la producen quienes menos coste tienen.</w:t>
       </w:r>
     </w:p>
-    <w:bookmarkStart w:id="108" w:name="fig:excedentes"/>
+    <w:bookmarkStart w:id="109" w:name="fig:excedentes"/>
     <w:p>
       <w:pPr>
         <w:pStyle w:val="ImageCaption"/>
@@ -17820,18 +18118,18 @@
           <wp:inline>
             <wp:extent cx="2828829" cy="2125444"/>
             <wp:effectExtent b="0" l="0" r="0" t="0"/>
-            <wp:docPr descr="" title="" id="106" name="Picture"/>
+            <wp:docPr descr="" title="" id="107" name="Picture"/>
             <a:graphic>
               <a:graphicData uri="http://schemas.openxmlformats.org/drawingml/2006/picture">
                 <pic:pic>
                   <pic:nvPicPr>
-                    <pic:cNvPr descr="C:\Users\vgutierrez\Documents\src\victorgutierrezmarcos.github.io-revision\oposicion\temario\fuentes\3A16\graficos/excedentes.png" id="107" name="Picture"/>
+                    <pic:cNvPr descr="C:\Users\vgutierrez\Documents\src\victorgutierrezmarcos.github.io-revision\oposicion\temario\fuentes\3A16\graficos/excedentes.png" id="108" name="Picture"/>
                     <pic:cNvPicPr>
                       <a:picLocks noChangeArrowheads="1" noChangeAspect="1"/>
                     </pic:cNvPicPr>
                   </pic:nvPicPr>
                   <pic:blipFill>
-                    <a:blip r:embed="rId105"/>
+                    <a:blip r:embed="rId106"/>
                     <a:stretch>
                       <a:fillRect/>
                     </a:stretch>
@@ -17858,7 +18156,7 @@
         </w:drawing>
       </w:r>
     </w:p>
-    <w:bookmarkEnd w:id="108"/>
+    <w:bookmarkEnd w:id="109"/>
     <w:p>
       <w:pPr>
         <w:pStyle w:val="Piedeimagen"/>
@@ -17923,8 +18221,8 @@
         <w:t xml:space="preserve">.</w:t>
       </w:r>
     </w:p>
-    <w:bookmarkEnd w:id="109"/>
-    <w:bookmarkStart w:id="114" w:name="Xf6b71314e4bd9502f3b430192fabe484e5fec32"/>
+    <w:bookmarkEnd w:id="110"/>
+    <w:bookmarkStart w:id="115" w:name="Xf6b71314e4bd9502f3b430192fabe484e5fec32"/>
     <w:p>
       <w:pPr>
         <w:pStyle w:val="Heading3"/>
@@ -17965,10 +18263,10 @@
         <w:rPr>
           <w:rStyle w:val="FootnoteReference"/>
         </w:rPr>
-        <w:footnoteReference w:id="110"/>
-      </w:r>
-    </w:p>
-    <w:bookmarkStart w:id="112" w:name="X8d4837e936b22851e30f91a44f2ca81d1012e14"/>
+        <w:footnoteReference w:id="111"/>
+      </w:r>
+    </w:p>
+    <w:bookmarkStart w:id="113" w:name="X8d4837e936b22851e30f91a44f2ca81d1012e14"/>
     <w:p>
       <w:pPr>
         <w:pStyle w:val="Heading4"/>
@@ -17981,7 +18279,7 @@
       <w:pPr>
         <w:numPr>
           <w:ilvl w:val="0"/>
-          <w:numId w:val="1056"/>
+          <w:numId w:val="1057"/>
         </w:numPr>
       </w:pPr>
       <w:r>
@@ -18011,7 +18309,7 @@
       <w:pPr>
         <w:numPr>
           <w:ilvl w:val="0"/>
-          <w:numId w:val="1056"/>
+          <w:numId w:val="1057"/>
         </w:numPr>
       </w:pPr>
       <w:r>
@@ -18746,7 +19044,7 @@
       <w:pPr>
         <w:numPr>
           <w:ilvl w:val="1"/>
-          <w:numId w:val="1057"/>
+          <w:numId w:val="1058"/>
         </w:numPr>
       </w:pPr>
       <w:r>
@@ -18847,7 +19145,7 @@
         <w:keepNext/>
         <w:numPr>
           <w:ilvl w:val="0"/>
-          <w:numId w:val="1056"/>
+          <w:numId w:val="1057"/>
         </w:numPr>
       </w:pPr>
       <w:r>
@@ -18864,14 +19162,14 @@
         <w:rPr>
           <w:rStyle w:val="FootnoteReference"/>
         </w:rPr>
-        <w:footnoteReference w:id="111"/>
+        <w:footnoteReference w:id="112"/>
       </w:r>
     </w:p>
     <w:p>
       <w:pPr>
         <w:numPr>
           <w:ilvl w:val="1"/>
-          <w:numId w:val="1058"/>
+          <w:numId w:val="1059"/>
         </w:numPr>
       </w:pPr>
       <w:r>
@@ -18894,7 +19192,7 @@
       <w:pPr>
         <w:numPr>
           <w:ilvl w:val="1"/>
-          <w:numId w:val="1058"/>
+          <w:numId w:val="1059"/>
         </w:numPr>
       </w:pPr>
       <w:r>
@@ -18917,7 +19215,7 @@
       <w:pPr>
         <w:numPr>
           <w:ilvl w:val="1"/>
-          <w:numId w:val="1058"/>
+          <w:numId w:val="1059"/>
         </w:numPr>
       </w:pPr>
       <w:r>
@@ -18928,7 +19226,7 @@
       <w:pPr>
         <w:numPr>
           <w:ilvl w:val="0"/>
-          <w:numId w:val="1056"/>
+          <w:numId w:val="1057"/>
         </w:numPr>
       </w:pPr>
       <w:r>
@@ -18963,8 +19261,8 @@
         <w:t xml:space="preserve">: los precios son señales de escasez que coordinan decisiones descentralizadas sin que nadie tenga que conocer las preferencias ni las tecnologías de los demás. Es un resultado robusto, que no depende de la forma cuasilineal de las preferencias.</w:t>
       </w:r>
     </w:p>
-    <w:bookmarkEnd w:id="112"/>
-    <w:bookmarkStart w:id="113" w:name="X7f8aff33acd132d4bfed736052763b8221204bc"/>
+    <w:bookmarkEnd w:id="113"/>
+    <w:bookmarkStart w:id="114" w:name="X7f8aff33acd132d4bfed736052763b8221204bc"/>
     <w:p>
       <w:pPr>
         <w:pStyle w:val="Heading4"/>
@@ -18977,7 +19275,7 @@
       <w:pPr>
         <w:numPr>
           <w:ilvl w:val="0"/>
-          <w:numId w:val="1059"/>
+          <w:numId w:val="1060"/>
         </w:numPr>
       </w:pPr>
       <w:r>
@@ -19010,7 +19308,7 @@
       <w:pPr>
         <w:numPr>
           <w:ilvl w:val="0"/>
-          <w:numId w:val="1059"/>
+          <w:numId w:val="1060"/>
         </w:numPr>
       </w:pPr>
       <w:r>
@@ -19108,7 +19406,7 @@
       <w:pPr>
         <w:numPr>
           <w:ilvl w:val="0"/>
-          <w:numId w:val="1059"/>
+          <w:numId w:val="1060"/>
         </w:numPr>
       </w:pPr>
       <w:r>
@@ -19155,60 +19453,6 @@
       </m:oMath>
       <w:r>
         <w:t xml:space="preserve">.</w:t>
-      </w:r>
-    </w:p>
-    <w:p>
-      <w:pPr>
-        <w:numPr>
-          <w:ilvl w:val="0"/>
-          <w:numId w:val="1059"/>
-        </w:numPr>
-      </w:pPr>
-      <w:r>
-        <w:rPr>
-          <w:i/>
-          <w:iCs/>
-        </w:rPr>
-        <w:t xml:space="preserve">Por qué importa</w:t>
-      </w:r>
-      <w:r>
-        <w:t xml:space="preserve">: separa eficiencia y equidad. La redistribución puede hacerse con transferencias de suma fija, sin alterar los precios.</w:t>
-      </w:r>
-    </w:p>
-    <w:p>
-      <w:pPr>
-        <w:numPr>
-          <w:ilvl w:val="0"/>
-          <w:numId w:val="1059"/>
-        </w:numPr>
-      </w:pPr>
-      <w:r>
-        <w:rPr>
-          <w:i/>
-          <w:iCs/>
-        </w:rPr>
-        <w:t xml:space="preserve">Recapitulación</w:t>
-      </w:r>
-      <w:r>
-        <w:t xml:space="preserve">: el equilibrio competitivo maximiza el excedente total y cualquier reparto eficiente puede alcanzarse sin tocar los precios. Sabemos que el equilibrio es eficiente; falta ver cómo cambia cuando cambian los datos del mercado.</w:t>
-      </w:r>
-    </w:p>
-    <w:bookmarkEnd w:id="113"/>
-    <w:bookmarkEnd w:id="114"/>
-    <w:bookmarkEnd w:id="115"/>
-    <w:bookmarkStart w:id="133" w:name="análisis-de-estática-comparativa"/>
-    <w:p>
-      <w:pPr>
-        <w:pStyle w:val="Heading2"/>
-      </w:pPr>
-      <w:r>
-        <w:t xml:space="preserve">II.3.</w:t>
-      </w:r>
-      <w:r>
-        <w:t xml:space="preserve"> </w:t>
-      </w:r>
-      <w:r>
-        <w:t xml:space="preserve">Análisis de estática comparativa</w:t>
       </w:r>
     </w:p>
     <w:p>
@@ -19223,26 +19467,10 @@
           <w:i/>
           <w:iCs/>
         </w:rPr>
-        <w:t xml:space="preserve">Idea</w:t>
-      </w:r>
-      <w:r>
-        <w:t xml:space="preserve">: la</w:t>
-      </w:r>
-      <w:r>
-        <w:t xml:space="preserve"> </w:t>
-      </w:r>
-      <w:r>
-        <w:rPr>
-          <w:b/>
-          <w:bCs/>
-        </w:rPr>
-        <w:t xml:space="preserve">estática comparativa</w:t>
-      </w:r>
-      <w:r>
-        <w:t xml:space="preserve"> </w:t>
-      </w:r>
-      <w:r>
-        <w:t xml:space="preserve">compara el equilibrio antes y después de un cambio en los datos del mercado (preferencias, costes, impuestos). Permite predecir los efectos de una perturbación o de una medida y comparar mercados parecidos.</w:t>
+        <w:t xml:space="preserve">Por qué importa</w:t>
+      </w:r>
+      <w:r>
+        <w:t xml:space="preserve">: separa eficiencia y equidad. La redistribución puede hacerse con transferencias de suma fija, sin alterar los precios.</w:t>
       </w:r>
     </w:p>
     <w:p>
@@ -19250,6 +19478,76 @@
         <w:numPr>
           <w:ilvl w:val="0"/>
           <w:numId w:val="1060"/>
+        </w:numPr>
+      </w:pPr>
+      <w:r>
+        <w:rPr>
+          <w:i/>
+          <w:iCs/>
+        </w:rPr>
+        <w:t xml:space="preserve">Recapitulación</w:t>
+      </w:r>
+      <w:r>
+        <w:t xml:space="preserve">: el equilibrio competitivo maximiza el excedente total y cualquier reparto eficiente puede alcanzarse sin tocar los precios. Sabemos que el equilibrio es eficiente; falta ver cómo cambia cuando cambian los datos del mercado.</w:t>
+      </w:r>
+    </w:p>
+    <w:bookmarkEnd w:id="114"/>
+    <w:bookmarkEnd w:id="115"/>
+    <w:bookmarkEnd w:id="116"/>
+    <w:bookmarkStart w:id="134" w:name="análisis-de-estática-comparativa"/>
+    <w:p>
+      <w:pPr>
+        <w:pStyle w:val="Heading2"/>
+      </w:pPr>
+      <w:r>
+        <w:t xml:space="preserve">II.3.</w:t>
+      </w:r>
+      <w:r>
+        <w:t xml:space="preserve"> </w:t>
+      </w:r>
+      <w:r>
+        <w:t xml:space="preserve">Análisis de estática comparativa</w:t>
+      </w:r>
+    </w:p>
+    <w:p>
+      <w:pPr>
+        <w:numPr>
+          <w:ilvl w:val="0"/>
+          <w:numId w:val="1061"/>
+        </w:numPr>
+      </w:pPr>
+      <w:r>
+        <w:rPr>
+          <w:i/>
+          <w:iCs/>
+        </w:rPr>
+        <w:t xml:space="preserve">Idea</w:t>
+      </w:r>
+      <w:r>
+        <w:t xml:space="preserve">: la</w:t>
+      </w:r>
+      <w:r>
+        <w:t xml:space="preserve"> </w:t>
+      </w:r>
+      <w:r>
+        <w:rPr>
+          <w:b/>
+          <w:bCs/>
+        </w:rPr>
+        <w:t xml:space="preserve">estática comparativa</w:t>
+      </w:r>
+      <w:r>
+        <w:t xml:space="preserve"> </w:t>
+      </w:r>
+      <w:r>
+        <w:t xml:space="preserve">compara el equilibrio antes y después de un cambio en los datos del mercado (preferencias, costes, impuestos). Permite predecir los efectos de una perturbación o de una medida y comparar mercados parecidos.</w:t>
+      </w:r>
+    </w:p>
+    <w:p>
+      <w:pPr>
+        <w:numPr>
+          <w:ilvl w:val="0"/>
+          <w:numId w:val="1061"/>
         </w:numPr>
       </w:pPr>
       <w:r>
@@ -19615,7 +19913,7 @@
       <w:pPr>
         <w:numPr>
           <w:ilvl w:val="0"/>
-          <w:numId w:val="1060"/>
+          <w:numId w:val="1061"/>
         </w:numPr>
       </w:pPr>
       <w:r>
@@ -19625,7 +19923,7 @@
         <w:rPr>
           <w:rStyle w:val="FootnoteReference"/>
         </w:rPr>
-        <w:footnoteReference w:id="116"/>
+        <w:footnoteReference w:id="117"/>
       </w:r>
       <w:r>
         <w:t xml:space="preserve"> </w:t>
@@ -19634,7 +19932,7 @@
         <w:t xml:space="preserve">Los impuestos separan el precio que pagan unos del que reciben otros.</w:t>
       </w:r>
     </w:p>
-    <w:bookmarkStart w:id="121" w:name="X644c3209e0780e1b21d8cc692e8a23f3fc68376"/>
+    <w:bookmarkStart w:id="122" w:name="X644c3209e0780e1b21d8cc692e8a23f3fc68376"/>
     <w:p>
       <w:pPr>
         <w:pStyle w:val="Heading3"/>
@@ -19654,7 +19952,7 @@
         <w:keepNext/>
         <w:numPr>
           <w:ilvl w:val="0"/>
-          <w:numId w:val="1061"/>
+          <w:numId w:val="1062"/>
         </w:numPr>
       </w:pPr>
       <w:r>
@@ -19799,7 +20097,7 @@
       <w:pPr>
         <w:numPr>
           <w:ilvl w:val="1"/>
-          <w:numId w:val="1062"/>
+          <w:numId w:val="1063"/>
         </w:numPr>
       </w:pPr>
       <w:r>
@@ -19818,7 +20116,7 @@
         <w:keepNext/>
         <w:numPr>
           <w:ilvl w:val="0"/>
-          <w:numId w:val="1061"/>
+          <w:numId w:val="1062"/>
         </w:numPr>
       </w:pPr>
       <w:r>
@@ -19965,14 +20263,14 @@
         <w:t xml:space="preserve"> </w:t>
       </w:r>
       <w:r>
-        <w:t xml:space="preserve">desplaza la oferta hacia abajo: baja el precio y sube la cantidad (gráfico 9, derecha).</w:t>
+        <w:t xml:space="preserve">desplaza la curva de oferta hacia abajo (a la derecha): a cada precio se ofrece más cantidad, y baja el precio y sube la cantidad (gráfico 9, derecha).</w:t>
       </w:r>
     </w:p>
     <w:p>
       <w:pPr>
         <w:numPr>
           <w:ilvl w:val="1"/>
-          <w:numId w:val="1063"/>
+          <w:numId w:val="1064"/>
         </w:numPr>
       </w:pPr>
       <w:r>
@@ -19986,7 +20284,7 @@
         <w:t xml:space="preserve">, el excedente del consumidor aumenta (compra más y más barato). El del productor puede subir o bajar: cobra menos por cada unidad, pero vende más y con menor coste; depende de nuevo de las pendientes. El excedente total aumenta.</w:t>
       </w:r>
     </w:p>
-    <w:bookmarkStart w:id="120" w:name="fig:choques"/>
+    <w:bookmarkStart w:id="121" w:name="fig:choques"/>
     <w:p>
       <w:pPr>
         <w:pStyle w:val="ImageCaption"/>
@@ -19998,7 +20296,7 @@
         <w:t xml:space="preserve"> </w:t>
       </w:r>
       <w:r>
-        <w:t xml:space="preserve">Estática comparativa: aumento de la demanda (izquierda) y mejora tecnológica que desplaza la oferta (derecha)</w:t>
+        <w:t xml:space="preserve">Estática comparativa: aumento de la demanda (izquierda) y mejora tecnológica que desplaza la curva de oferta hacia abajo (derecha)</w:t>
       </w:r>
     </w:p>
     <w:p>
@@ -20008,20 +20306,20 @@
       <w:r>
         <w:drawing>
           <wp:inline>
-            <wp:extent cx="5217278" cy="2464904"/>
+            <wp:extent cx="5217278" cy="2602523"/>
             <wp:effectExtent b="0" l="0" r="0" t="0"/>
-            <wp:docPr descr="" title="" id="118" name="Picture"/>
+            <wp:docPr descr="" title="" id="119" name="Picture"/>
             <a:graphic>
               <a:graphicData uri="http://schemas.openxmlformats.org/drawingml/2006/picture">
                 <pic:pic>
                   <pic:nvPicPr>
-                    <pic:cNvPr descr="C:\Users\vgutierrez\Documents\src\victorgutierrezmarcos.github.io-revision\oposicion\temario\fuentes\3A16\graficos/choques.png" id="119" name="Picture"/>
+                    <pic:cNvPr descr="C:\Users\vgutierrez\Documents\src\victorgutierrezmarcos.github.io-revision\oposicion\temario\fuentes\3A16\graficos/choques.png" id="120" name="Picture"/>
                     <pic:cNvPicPr>
                       <a:picLocks noChangeArrowheads="1" noChangeAspect="1"/>
                     </pic:cNvPicPr>
                   </pic:nvPicPr>
                   <pic:blipFill>
-                    <a:blip r:embed="rId117"/>
+                    <a:blip r:embed="rId118"/>
                     <a:stretch>
                       <a:fillRect/>
                     </a:stretch>
@@ -20029,7 +20327,7 @@
                   <pic:spPr bwMode="auto">
                     <a:xfrm>
                       <a:off x="0" y="0"/>
-                      <a:ext cx="5217278" cy="2464904"/>
+                      <a:ext cx="5217278" cy="2602523"/>
                     </a:xfrm>
                     <a:prstGeom prst="rect">
                       <a:avLst/>
@@ -20048,7 +20346,7 @@
         </w:drawing>
       </w:r>
     </w:p>
-    <w:bookmarkEnd w:id="120"/>
+    <w:bookmarkEnd w:id="121"/>
     <w:p>
       <w:pPr>
         <w:pStyle w:val="Piedeimagen"/>
@@ -20113,8 +20411,8 @@
         <w:t xml:space="preserve">.</w:t>
       </w:r>
     </w:p>
-    <w:bookmarkEnd w:id="121"/>
-    <w:bookmarkStart w:id="132" w:name="introducción-de-un-impuesto"/>
+    <w:bookmarkEnd w:id="122"/>
+    <w:bookmarkStart w:id="133" w:name="introducción-de-un-impuesto"/>
     <w:p>
       <w:pPr>
         <w:pStyle w:val="Heading3"/>
@@ -20137,83 +20435,13 @@
         <w:t xml:space="preserve">Una vez vistos los cambios en los datos del mercado, pasamos a la medida de política económica más estudiada con este modelo: un impuesto.</w:t>
       </w:r>
     </w:p>
-    <w:bookmarkStart w:id="122" w:name="a-idea-3"/>
+    <w:bookmarkStart w:id="123" w:name="a-idea-3"/>
     <w:p>
       <w:pPr>
         <w:pStyle w:val="Heading4"/>
       </w:pPr>
       <w:r>
         <w:t xml:space="preserve">a) Idea</w:t>
-      </w:r>
-    </w:p>
-    <w:p>
-      <w:pPr>
-        <w:numPr>
-          <w:ilvl w:val="0"/>
-          <w:numId w:val="1064"/>
-        </w:numPr>
-      </w:pPr>
-      <w:r>
-        <w:t xml:space="preserve">Un impuesto separa el precio que pagan los consumidores,</w:t>
-      </w:r>
-      <w:r>
-        <w:t xml:space="preserve"> </w:t>
-      </w:r>
-      <m:oMath>
-        <m:sSub>
-          <m:e>
-            <m:r>
-              <m:t>p</m:t>
-            </m:r>
-          </m:e>
-          <m:sub>
-            <m:r>
-              <m:t>c</m:t>
-            </m:r>
-          </m:sub>
-        </m:sSub>
-      </m:oMath>
-      <w:r>
-        <w:t xml:space="preserve">, del que reciben los vendedores,</w:t>
-      </w:r>
-      <w:r>
-        <w:t xml:space="preserve"> </w:t>
-      </w:r>
-      <m:oMath>
-        <m:sSub>
-          <m:e>
-            <m:r>
-              <m:t>p</m:t>
-            </m:r>
-          </m:e>
-          <m:sub>
-            <m:r>
-              <m:t>v</m:t>
-            </m:r>
-          </m:sub>
-        </m:sSub>
-      </m:oMath>
-      <w:r>
-        <w:t xml:space="preserve">. ¿Quién lo soporta de verdad y cuánto bienestar destruye?</w:t>
-      </w:r>
-    </w:p>
-    <w:bookmarkEnd w:id="122"/>
-    <w:bookmarkStart w:id="131" w:name="b-modelo-3"/>
-    <w:p>
-      <w:pPr>
-        <w:pStyle w:val="Heading4"/>
-      </w:pPr>
-      <w:r>
-        <w:t xml:space="preserve">b) Modelo</w:t>
-      </w:r>
-    </w:p>
-    <w:bookmarkStart w:id="123" w:name="i-supuestos-5"/>
-    <w:p>
-      <w:pPr>
-        <w:pStyle w:val="Heading5"/>
-      </w:pPr>
-      <w:r>
-        <w:t xml:space="preserve">i) Supuestos</w:t>
       </w:r>
     </w:p>
     <w:p>
@@ -20224,40 +20452,7 @@
         </w:numPr>
       </w:pPr>
       <w:r>
-        <w:t xml:space="preserve">Un impuesto unitario</w:t>
-      </w:r>
-      <w:r>
-        <w:t xml:space="preserve"> </w:t>
-      </w:r>
-      <m:oMath>
-        <m:r>
-          <m:t>t</m:t>
-        </m:r>
-        <m:r>
-          <m:rPr>
-            <m:sty m:val="p"/>
-          </m:rPr>
-          <m:t>&gt;</m:t>
-        </m:r>
-        <m:r>
-          <m:t>0</m:t>
-        </m:r>
-      </m:oMath>
-      <w:r>
-        <w:t xml:space="preserve"> </w:t>
-      </w:r>
-      <w:r>
-        <w:t xml:space="preserve">por unidad vendida, que abre una</w:t>
-      </w:r>
-      <w:r>
-        <w:t xml:space="preserve"> </w:t>
-      </w:r>
-      <w:r>
-        <w:rPr>
-          <w:b/>
-          <w:bCs/>
-        </w:rPr>
-        <w:t xml:space="preserve">cuña fiscal</w:t>
+        <w:t xml:space="preserve">Un impuesto separa el precio que pagan los consumidores,</w:t>
       </w:r>
       <w:r>
         <w:t xml:space="preserve"> </w:t>
@@ -20275,12 +20470,14 @@
             </m:r>
           </m:sub>
         </m:sSub>
-        <m:r>
-          <m:rPr>
-            <m:sty m:val="p"/>
-          </m:rPr>
-          <m:t>=</m:t>
-        </m:r>
+      </m:oMath>
+      <w:r>
+        <w:t xml:space="preserve">, del que reciben los vendedores,</w:t>
+      </w:r>
+      <w:r>
+        <w:t xml:space="preserve"> </w:t>
+      </w:r>
+      <m:oMath>
         <m:sSub>
           <m:e>
             <m:r>
@@ -20293,28 +20490,28 @@
             </m:r>
           </m:sub>
         </m:sSub>
-        <m:r>
-          <m:rPr>
-            <m:sty m:val="p"/>
-          </m:rPr>
-          <m:t>+</m:t>
-        </m:r>
-        <m:r>
-          <m:t>t</m:t>
-        </m:r>
       </m:oMath>
       <w:r>
-        <w:t xml:space="preserve">; las preferencias y los costes no cambian.</w:t>
+        <w:t xml:space="preserve">. ¿Quién lo soporta de verdad y cuánto bienestar destruye?</w:t>
       </w:r>
     </w:p>
     <w:bookmarkEnd w:id="123"/>
-    <w:bookmarkStart w:id="125" w:name="ii-desarrollo-5"/>
+    <w:bookmarkStart w:id="132" w:name="b-modelo-3"/>
+    <w:p>
+      <w:pPr>
+        <w:pStyle w:val="Heading4"/>
+      </w:pPr>
+      <w:r>
+        <w:t xml:space="preserve">b) Modelo</w:t>
+      </w:r>
+    </w:p>
+    <w:bookmarkStart w:id="124" w:name="i-supuestos-5"/>
     <w:p>
       <w:pPr>
         <w:pStyle w:val="Heading5"/>
       </w:pPr>
       <w:r>
-        <w:t xml:space="preserve">ii) Desarrollo</w:t>
+        <w:t xml:space="preserve">i) Supuestos</w:t>
       </w:r>
     </w:p>
     <w:p>
@@ -20322,6 +20519,107 @@
         <w:numPr>
           <w:ilvl w:val="0"/>
           <w:numId w:val="1066"/>
+        </w:numPr>
+      </w:pPr>
+      <w:r>
+        <w:t xml:space="preserve">Un impuesto unitario</w:t>
+      </w:r>
+      <w:r>
+        <w:t xml:space="preserve"> </w:t>
+      </w:r>
+      <m:oMath>
+        <m:r>
+          <m:t>t</m:t>
+        </m:r>
+        <m:r>
+          <m:rPr>
+            <m:sty m:val="p"/>
+          </m:rPr>
+          <m:t>&gt;</m:t>
+        </m:r>
+        <m:r>
+          <m:t>0</m:t>
+        </m:r>
+      </m:oMath>
+      <w:r>
+        <w:t xml:space="preserve"> </w:t>
+      </w:r>
+      <w:r>
+        <w:t xml:space="preserve">por unidad vendida, que abre una</w:t>
+      </w:r>
+      <w:r>
+        <w:t xml:space="preserve"> </w:t>
+      </w:r>
+      <w:r>
+        <w:rPr>
+          <w:b/>
+          <w:bCs/>
+        </w:rPr>
+        <w:t xml:space="preserve">cuña fiscal</w:t>
+      </w:r>
+      <w:r>
+        <w:t xml:space="preserve"> </w:t>
+      </w:r>
+      <m:oMath>
+        <m:sSub>
+          <m:e>
+            <m:r>
+              <m:t>p</m:t>
+            </m:r>
+          </m:e>
+          <m:sub>
+            <m:r>
+              <m:t>c</m:t>
+            </m:r>
+          </m:sub>
+        </m:sSub>
+        <m:r>
+          <m:rPr>
+            <m:sty m:val="p"/>
+          </m:rPr>
+          <m:t>=</m:t>
+        </m:r>
+        <m:sSub>
+          <m:e>
+            <m:r>
+              <m:t>p</m:t>
+            </m:r>
+          </m:e>
+          <m:sub>
+            <m:r>
+              <m:t>v</m:t>
+            </m:r>
+          </m:sub>
+        </m:sSub>
+        <m:r>
+          <m:rPr>
+            <m:sty m:val="p"/>
+          </m:rPr>
+          <m:t>+</m:t>
+        </m:r>
+        <m:r>
+          <m:t>t</m:t>
+        </m:r>
+      </m:oMath>
+      <w:r>
+        <w:t xml:space="preserve">; las preferencias y los costes no cambian.</w:t>
+      </w:r>
+    </w:p>
+    <w:bookmarkEnd w:id="124"/>
+    <w:bookmarkStart w:id="126" w:name="ii-desarrollo-5"/>
+    <w:p>
+      <w:pPr>
+        <w:pStyle w:val="Heading5"/>
+      </w:pPr>
+      <w:r>
+        <w:t xml:space="preserve">ii) Desarrollo</w:t>
+      </w:r>
+    </w:p>
+    <w:p>
+      <w:pPr>
+        <w:numPr>
+          <w:ilvl w:val="0"/>
+          <w:numId w:val="1067"/>
         </w:numPr>
       </w:pPr>
       <w:r>
@@ -20643,7 +20941,7 @@
       <w:pPr>
         <w:numPr>
           <w:ilvl w:val="0"/>
-          <w:numId w:val="1066"/>
+          <w:numId w:val="1067"/>
         </w:numPr>
       </w:pPr>
       <w:r>
@@ -21215,7 +21513,7 @@
       <w:pPr>
         <w:numPr>
           <w:ilvl w:val="1"/>
-          <w:numId w:val="1067"/>
+          <w:numId w:val="1068"/>
         </w:numPr>
       </w:pPr>
       <w:r>
@@ -21242,7 +21540,7 @@
       <w:pPr>
         <w:numPr>
           <w:ilvl w:val="1"/>
-          <w:numId w:val="1067"/>
+          <w:numId w:val="1068"/>
         </w:numPr>
       </w:pPr>
       <w:r>
@@ -21391,14 +21689,14 @@
         <w:rPr>
           <w:rStyle w:val="FootnoteReference"/>
         </w:rPr>
-        <w:footnoteReference w:id="124"/>
+        <w:footnoteReference w:id="125"/>
       </w:r>
     </w:p>
     <w:p>
       <w:pPr>
         <w:numPr>
           <w:ilvl w:val="0"/>
-          <w:numId w:val="1066"/>
+          <w:numId w:val="1067"/>
         </w:numPr>
       </w:pPr>
       <w:r>
@@ -21416,7 +21714,7 @@
       <w:pPr>
         <w:numPr>
           <w:ilvl w:val="0"/>
-          <w:numId w:val="1066"/>
+          <w:numId w:val="1067"/>
         </w:numPr>
       </w:pPr>
       <w:r>
@@ -21576,8 +21874,8 @@
         <w:t xml:space="preserve">por unidad), y el análisis es el mismo.</w:t>
       </w:r>
     </w:p>
-    <w:bookmarkEnd w:id="125"/>
-    <w:bookmarkStart w:id="130" w:name="iii-implicaciones-4"/>
+    <w:bookmarkEnd w:id="126"/>
+    <w:bookmarkStart w:id="131" w:name="iii-implicaciones-4"/>
     <w:p>
       <w:pPr>
         <w:pStyle w:val="Heading5"/>
@@ -21590,7 +21888,7 @@
       <w:pPr>
         <w:numPr>
           <w:ilvl w:val="0"/>
-          <w:numId w:val="1068"/>
+          <w:numId w:val="1069"/>
         </w:numPr>
       </w:pPr>
       <w:r>
@@ -22036,7 +22334,7 @@
       <w:pPr>
         <w:numPr>
           <w:ilvl w:val="1"/>
-          <w:numId w:val="1069"/>
+          <w:numId w:val="1070"/>
         </w:numPr>
       </w:pPr>
       <w:r>
@@ -22059,7 +22357,7 @@
       <w:pPr>
         <w:numPr>
           <w:ilvl w:val="1"/>
-          <w:numId w:val="1069"/>
+          <w:numId w:val="1070"/>
         </w:numPr>
       </w:pPr>
       <w:r>
@@ -22082,7 +22380,7 @@
         <w:t xml:space="preserve">porque cambia el precio del bien en relación con el numerario y, con él, las decisiones de consumidores y empresas; lo es aunque la recaudación se devuelva después a los consumidores como transferencia.</w:t>
       </w:r>
     </w:p>
-    <w:bookmarkStart w:id="129" w:name="fig:incidencia"/>
+    <w:bookmarkStart w:id="130" w:name="fig:incidencia"/>
     <w:p>
       <w:pPr>
         <w:pStyle w:val="ImageCaption"/>
@@ -22106,18 +22404,18 @@
           <wp:inline>
             <wp:extent cx="3282950" cy="2275743"/>
             <wp:effectExtent b="0" l="0" r="0" t="0"/>
-            <wp:docPr descr="" title="" id="127" name="Picture"/>
+            <wp:docPr descr="" title="" id="128" name="Picture"/>
             <a:graphic>
               <a:graphicData uri="http://schemas.openxmlformats.org/drawingml/2006/picture">
                 <pic:pic>
                   <pic:nvPicPr>
-                    <pic:cNvPr descr="C:\Users\vgutierrez\Documents\src\victorgutierrezmarcos.github.io-revision\oposicion\temario\fuentes\3A16\graficos/incidencia.png" id="128" name="Picture"/>
+                    <pic:cNvPr descr="C:\Users\vgutierrez\Documents\src\victorgutierrezmarcos.github.io-revision\oposicion\temario\fuentes\3A16\graficos/incidencia.png" id="129" name="Picture"/>
                     <pic:cNvPicPr>
                       <a:picLocks noChangeArrowheads="1" noChangeAspect="1"/>
                     </pic:cNvPicPr>
                   </pic:nvPicPr>
                   <pic:blipFill>
-                    <a:blip r:embed="rId126"/>
+                    <a:blip r:embed="rId127"/>
                     <a:stretch>
                       <a:fillRect/>
                     </a:stretch>
@@ -22144,7 +22442,7 @@
         </w:drawing>
       </w:r>
     </w:p>
-    <w:bookmarkEnd w:id="129"/>
+    <w:bookmarkEnd w:id="130"/>
     <w:p>
       <w:pPr>
         <w:pStyle w:val="Piedeimagen"/>
@@ -22228,7 +22526,7 @@
       <w:pPr>
         <w:numPr>
           <w:ilvl w:val="0"/>
-          <w:numId w:val="1070"/>
+          <w:numId w:val="1071"/>
         </w:numPr>
       </w:pPr>
       <w:r>
@@ -22242,12 +22540,12 @@
         <w:t xml:space="preserve">: el equilibrio existe, es único y, con un buen mecanismo de ajuste, se alcanza; es eficiente, y un impuesto se reparte según las elasticidades y destruye un triángulo de excedente. Hasta aquí el número de empresas estaba fijo y todos los factores eran variables. Pasamos a ver qué cambia con el plazo, cuando las empresas ajustan su capacidad y pueden entrar o salir del mercado.</w:t>
       </w:r>
     </w:p>
-    <w:bookmarkEnd w:id="130"/>
     <w:bookmarkEnd w:id="131"/>
     <w:bookmarkEnd w:id="132"/>
     <w:bookmarkEnd w:id="133"/>
     <w:bookmarkEnd w:id="134"/>
-    <w:bookmarkStart w:id="183" w:name="Xe211a2e2cbe4ef18eac9827af2e6f1a9e09a85f"/>
+    <w:bookmarkEnd w:id="135"/>
+    <w:bookmarkStart w:id="184" w:name="Xe211a2e2cbe4ef18eac9827af2e6f1a9e09a85f"/>
     <w:p>
       <w:pPr>
         <w:pStyle w:val="Heading1"/>
@@ -22281,7 +22579,7 @@
       <w:pPr>
         <w:numPr>
           <w:ilvl w:val="0"/>
-          <w:numId w:val="1071"/>
+          <w:numId w:val="1072"/>
         </w:numPr>
       </w:pPr>
       <w:r>
@@ -22312,7 +22610,7 @@
       <w:pPr>
         <w:numPr>
           <w:ilvl w:val="0"/>
-          <w:numId w:val="1071"/>
+          <w:numId w:val="1072"/>
         </w:numPr>
       </w:pPr>
       <w:r>
@@ -22338,22 +22636,7 @@
         <w:t xml:space="preserve">Nota al opositor. </w:t>
       </w:r>
       <w:r>
-        <w:t xml:space="preserve">En el cante de III (6′): los plazos de</w:t>
-      </w:r>
-      <w:r>
-        <w:t xml:space="preserve"> </w:t>
-      </w:r>
-      <w:r>
-        <w:rPr>
-          <w:smallCaps/>
-        </w:rPr>
-        <w:t xml:space="preserve">Marshall</w:t>
-      </w:r>
-      <w:r>
-        <w:t xml:space="preserve"> </w:t>
-      </w:r>
-      <w:r>
-        <w:t xml:space="preserve">con el pescado (o el aceite del enganche) y la clasificación moderna de la tabla (1′); el corto plazo con el mínimo de explotación y la oferta sobre el mínimo del CVMe (1′30″); el largo plazo sin libre entrada en una frase, con</w:t>
+        <w:t xml:space="preserve">En el cante de III (6′): los 3 plazos de la tabla, con el ejemplo del aceite del enganche (1′); el corto plazo con el mínimo de explotación y la oferta sobre el mínimo del CVMe (1′30″); el largo plazo sin libre entrada en una frase, con</w:t>
       </w:r>
       <w:r>
         <w:t xml:space="preserve"> </w:t>
@@ -22448,7 +22731,37 @@
         <w:t xml:space="preserve"> </w:t>
       </w:r>
       <w:r>
-        <w:t xml:space="preserve">y el paso del corto al largo plazo con su gráfico, que se queda en la pizarra hasta el final, más la oferta de la industria con costes constantes, crecientes y decrecientes, de palabra (3′). Los casos de rendimientos constantes y decrecientes, el número entero de empresas, la tabla del beneficio económico y la caja del pescado son de profundización, pero el pescado conviene citarlo: cierra el enganche.</w:t>
+        <w:t xml:space="preserve">y el paso del corto al largo plazo con su gráfico, que se queda en la pizarra hasta el final, más la oferta de la industria con costes constantes, crecientes y decrecientes, de palabra (3′). Los casos de rendimientos constantes y decrecientes, el número entero de empresas, la caja del beneficio económico y la del mercado de pescado de</w:t>
+      </w:r>
+      <w:r>
+        <w:t xml:space="preserve"> </w:t>
+      </w:r>
+      <w:r>
+        <w:rPr>
+          <w:smallCaps/>
+        </w:rPr>
+        <w:t xml:space="preserve">Marshall</w:t>
+      </w:r>
+      <w:r>
+        <w:t xml:space="preserve"> </w:t>
+      </w:r>
+      <w:r>
+        <w:t xml:space="preserve">son de profundización. La de</w:t>
+      </w:r>
+      <w:r>
+        <w:t xml:space="preserve"> </w:t>
+      </w:r>
+      <w:r>
+        <w:rPr>
+          <w:smallCaps/>
+        </w:rPr>
+        <w:t xml:space="preserve">Marshall</w:t>
+      </w:r>
+      <w:r>
+        <w:t xml:space="preserve"> </w:t>
+      </w:r>
+      <w:r>
+        <w:t xml:space="preserve">es un antecedente histórico con otra terminología (periodo de mercado, valor normal): conviene no mezclarla con la de los plazos del tema.</w:t>
       </w:r>
     </w:p>
     <w:p>
@@ -22456,7 +22769,7 @@
         <w:keepNext/>
         <w:numPr>
           <w:ilvl w:val="0"/>
-          <w:numId w:val="1072"/>
+          <w:numId w:val="1073"/>
         </w:numPr>
       </w:pPr>
       <w:r>
@@ -22464,603 +22777,7 @@
           <w:b/>
           <w:bCs/>
         </w:rPr>
-        <w:t xml:space="preserve">Análisis de plazos de</w:t>
-      </w:r>
-      <w:r>
-        <w:rPr>
-          <w:b/>
-          <w:bCs/>
-        </w:rPr>
-        <w:t xml:space="preserve"> </w:t>
-      </w:r>
-      <w:r>
-        <w:rPr>
-          <w:b/>
-          <w:bCs/>
-          <w:smallCaps/>
-        </w:rPr>
-        <w:t xml:space="preserve">Marshall</w:t>
-      </w:r>
-      <w:r>
-        <w:t xml:space="preserve"> </w:t>
-      </w:r>
-      <w:r>
-        <w:t xml:space="preserve">(</w:t>
-      </w:r>
-      <w:hyperlink w:anchor="ref-Marshall1890Principles">
-        <w:r>
-          <w:rPr>
-            <w:rStyle w:val="Hyperlink"/>
-            <w:smallCaps/>
-          </w:rPr>
-          <w:t xml:space="preserve">Marshall</w:t>
-        </w:r>
-        <w:r>
-          <w:rPr>
-            <w:rStyle w:val="Hyperlink"/>
-          </w:rPr>
-          <w:t xml:space="preserve"> </w:t>
-        </w:r>
-        <w:r>
-          <w:rPr>
-            <w:rStyle w:val="Hyperlink"/>
-          </w:rPr>
-          <w:t xml:space="preserve">1890, lib. V</w:t>
-        </w:r>
-      </w:hyperlink>
-      <w:r>
-        <w:t xml:space="preserve">, cap. V)</w:t>
-      </w:r>
-      <w:r>
-        <w:t xml:space="preserve">: el plazo no es un tiempo de calendario, sino el tiempo de que disponen los agentes para ajustarse:</w:t>
-      </w:r>
-    </w:p>
-    <w:p>
-      <w:pPr>
-        <w:numPr>
-          <w:ilvl w:val="1"/>
-          <w:numId w:val="1073"/>
-        </w:numPr>
-      </w:pPr>
-      <w:r>
-        <w:t xml:space="preserve">en el</w:t>
-      </w:r>
-      <w:r>
-        <w:t xml:space="preserve"> </w:t>
-      </w:r>
-      <w:r>
-        <w:rPr>
-          <w:i/>
-          <w:iCs/>
-        </w:rPr>
-        <w:t xml:space="preserve">periodo de mercado</w:t>
-      </w:r>
-      <w:r>
-        <w:t xml:space="preserve">, la cantidad está dada (el pescado ya está en la lonja; el aceite de la campaña ya está en las almazaras): la oferta es vertical y la demanda fija el precio;</w:t>
-      </w:r>
-    </w:p>
-    <w:p>
-      <w:pPr>
-        <w:numPr>
-          <w:ilvl w:val="1"/>
-          <w:numId w:val="1073"/>
-        </w:numPr>
-      </w:pPr>
-      <w:r>
-        <w:t xml:space="preserve">a</w:t>
-      </w:r>
-      <w:r>
-        <w:t xml:space="preserve"> </w:t>
-      </w:r>
-      <w:r>
-        <w:rPr>
-          <w:i/>
-          <w:iCs/>
-        </w:rPr>
-        <w:t xml:space="preserve">corto plazo</w:t>
-      </w:r>
-      <w:r>
-        <w:t xml:space="preserve">, las empresas ajustan la producción con el equipo que tienen, que se toma como prácticamente fijo (más o menos barcos que salen a faenar; más o menos cuidados en los olivares existentes);</w:t>
-      </w:r>
-    </w:p>
-    <w:p>
-      <w:pPr>
-        <w:numPr>
-          <w:ilvl w:val="1"/>
-          <w:numId w:val="1073"/>
-        </w:numPr>
-      </w:pPr>
-      <w:r>
-        <w:t xml:space="preserve">a</w:t>
-      </w:r>
-      <w:r>
-        <w:t xml:space="preserve"> </w:t>
-      </w:r>
-      <w:r>
-        <w:rPr>
-          <w:i/>
-          <w:iCs/>
-        </w:rPr>
-        <w:t xml:space="preserve">largo plazo</w:t>
-      </w:r>
-      <w:r>
-        <w:t xml:space="preserve">, ajustan el propio equipo a la demanda que esperan, y entran y salen empresas (barcos nuevos; olivos nuevos, que tardan años en dar fruto); el precio tiende a su</w:t>
-      </w:r>
-      <w:r>
-        <w:t xml:space="preserve"> </w:t>
-      </w:r>
-      <w:r>
-        <w:rPr>
-          <w:i/>
-          <w:iCs/>
-        </w:rPr>
-        <w:t xml:space="preserve">valor normal</w:t>
-      </w:r>
-      <w:r>
-        <w:t xml:space="preserve">.</w:t>
-      </w:r>
-    </w:p>
-    <w:bookmarkStart w:id="138" w:name="fig:marshall-periodos"/>
-    <w:p>
-      <w:pPr>
-        <w:pStyle w:val="ImageCaption"/>
-      </w:pPr>
-      <w:r>
-        <w:t xml:space="preserve">Gráfico 11.–</w:t>
-      </w:r>
-      <w:r>
-        <w:t xml:space="preserve"> </w:t>
-      </w:r>
-      <w:r>
-        <w:t xml:space="preserve">El mercado de pescado de</w:t>
-      </w:r>
-      <w:r>
-        <w:t xml:space="preserve"> </w:t>
-      </w:r>
-      <w:r>
-        <w:rPr>
-          <w:smallCaps/>
-        </w:rPr>
-        <w:t xml:space="preserve">Marshall</w:t>
-      </w:r>
-      <w:r>
-        <w:t xml:space="preserve">: equilibrio temporal (</w:t>
-      </w:r>
-      <m:oMath>
-        <m:r>
-          <m:t>B</m:t>
-        </m:r>
-      </m:oMath>
-      <w:r>
-        <w:t xml:space="preserve">) y equilibrio normal (</w:t>
-      </w:r>
-      <m:oMath>
-        <m:r>
-          <m:t>C</m:t>
-        </m:r>
-      </m:oMath>
-      <w:r>
-        <w:t xml:space="preserve">) tras un aumento de la demanda</w:t>
-      </w:r>
-    </w:p>
-    <w:p>
-      <w:pPr>
-        <w:pStyle w:val="CaptionedFigure"/>
-      </w:pPr>
-      <w:r>
-        <w:drawing>
-          <wp:inline>
-            <wp:extent cx="2574999" cy="2269179"/>
-            <wp:effectExtent b="0" l="0" r="0" t="0"/>
-            <wp:docPr descr="" title="" id="136" name="Picture"/>
-            <a:graphic>
-              <a:graphicData uri="http://schemas.openxmlformats.org/drawingml/2006/picture">
-                <pic:pic>
-                  <pic:nvPicPr>
-                    <pic:cNvPr descr="C:\Users\vgutierrez\Documents\src\victorgutierrezmarcos.github.io-revision\oposicion\temario\fuentes\3A16\graficos/marshall-periodos.png" id="137" name="Picture"/>
-                    <pic:cNvPicPr>
-                      <a:picLocks noChangeArrowheads="1" noChangeAspect="1"/>
-                    </pic:cNvPicPr>
-                  </pic:nvPicPr>
-                  <pic:blipFill>
-                    <a:blip r:embed="rId135"/>
-                    <a:stretch>
-                      <a:fillRect/>
-                    </a:stretch>
-                  </pic:blipFill>
-                  <pic:spPr bwMode="auto">
-                    <a:xfrm>
-                      <a:off x="0" y="0"/>
-                      <a:ext cx="2574999" cy="2269179"/>
-                    </a:xfrm>
-                    <a:prstGeom prst="rect">
-                      <a:avLst/>
-                    </a:prstGeom>
-                    <a:noFill/>
-                    <a:ln w="9525">
-                      <a:noFill/>
-                      <a:headEnd/>
-                      <a:tailEnd/>
-                    </a:ln>
-                  </pic:spPr>
-                </pic:pic>
-              </a:graphicData>
-            </a:graphic>
-          </wp:inline>
-        </w:drawing>
-      </w:r>
-    </w:p>
-    <w:bookmarkEnd w:id="138"/>
-    <w:p>
-      <w:pPr>
-        <w:pStyle w:val="Piedeimagen"/>
-      </w:pPr>
-      <w:r>
-        <w:t xml:space="preserve">Fuente: elaboración propia a partir de</w:t>
-      </w:r>
-      <w:r>
-        <w:t xml:space="preserve"> </w:t>
-      </w:r>
-      <w:r>
-        <w:rPr>
-          <w:smallCaps/>
-        </w:rPr>
-        <w:t xml:space="preserve">De Vroey</w:t>
-      </w:r>
-      <w:r>
-        <w:t xml:space="preserve"> </w:t>
-      </w:r>
-      <w:r>
-        <w:t xml:space="preserve">(</w:t>
-      </w:r>
-      <w:hyperlink w:anchor="ref-DeVroey2016History">
-        <w:r>
-          <w:rPr>
-            <w:rStyle w:val="Hyperlink"/>
-          </w:rPr>
-          <w:t xml:space="preserve">2016, fig. 1.1</w:t>
-        </w:r>
-      </w:hyperlink>
-      <w:r>
-        <w:t xml:space="preserve">)</w:t>
-      </w:r>
-      <w:r>
-        <w:t xml:space="preserve"> </w:t>
-      </w:r>
-      <w:r>
-        <w:t xml:space="preserve">y</w:t>
-      </w:r>
-      <w:r>
-        <w:t xml:space="preserve"> </w:t>
-      </w:r>
-      <w:r>
-        <w:rPr>
-          <w:smallCaps/>
-        </w:rPr>
-        <w:t xml:space="preserve">Marshall</w:t>
-      </w:r>
-      <w:r>
-        <w:t xml:space="preserve"> </w:t>
-      </w:r>
-      <w:r>
-        <w:t xml:space="preserve">(</w:t>
-      </w:r>
-      <w:hyperlink w:anchor="ref-Marshall1890Principles">
-        <w:r>
-          <w:rPr>
-            <w:rStyle w:val="Hyperlink"/>
-          </w:rPr>
-          <w:t xml:space="preserve">1890, lib. V</w:t>
-        </w:r>
-      </w:hyperlink>
-      <w:r>
-        <w:t xml:space="preserve">, cap. V)</w:t>
-      </w:r>
-      <w:r>
-        <w:t xml:space="preserve">.</w:t>
-      </w:r>
-    </w:p>
-    <w:p>
-      <w:pPr>
-        <w:pStyle w:val="Cajadeanotaciones"/>
-      </w:pPr>
-      <w:r>
-        <w:rPr>
-          <w:b/>
-          <w:bCs/>
-        </w:rPr>
-        <w:t xml:space="preserve">El mercado de pescado de</w:t>
-      </w:r>
-      <w:r>
-        <w:rPr>
-          <w:b/>
-          <w:bCs/>
-        </w:rPr>
-        <w:t xml:space="preserve"> </w:t>
-      </w:r>
-      <w:r>
-        <w:rPr>
-          <w:b/>
-          <w:bCs/>
-          <w:smallCaps/>
-        </w:rPr>
-        <w:t xml:space="preserve">Marshall</w:t>
-      </w:r>
-      <w:r>
-        <w:rPr>
-          <w:b/>
-          <w:bCs/>
-        </w:rPr>
-        <w:t xml:space="preserve">: equilibrio temporal y equilibrio normal</w:t>
-      </w:r>
-      <w:r>
-        <w:t xml:space="preserve"> </w:t>
-      </w:r>
-      <w:r>
-        <w:t xml:space="preserve">(gráfico 11).</w:t>
-      </w:r>
-    </w:p>
-    <w:p>
-      <w:pPr>
-        <w:pStyle w:val="Cajadeanotaciones"/>
-        <w:numPr>
-          <w:ilvl w:val="0"/>
-          <w:numId w:val="1074"/>
-        </w:numPr>
-      </w:pPr>
-      <w:r>
-        <w:t xml:space="preserve">Se parte del equilibrio</w:t>
-      </w:r>
-      <w:r>
-        <w:t xml:space="preserve"> </w:t>
-      </w:r>
-      <m:oMath>
-        <m:r>
-          <m:t>A</m:t>
-        </m:r>
-      </m:oMath>
-      <w:r>
-        <w:t xml:space="preserve">, en el que la demanda inicial corta a la</w:t>
-      </w:r>
-      <w:r>
-        <w:t xml:space="preserve"> </w:t>
-      </w:r>
-      <w:r>
-        <w:rPr>
-          <w:i/>
-          <w:iCs/>
-        </w:rPr>
-        <w:t xml:space="preserve">oferta normal</w:t>
-      </w:r>
-      <w:r>
-        <w:t xml:space="preserve"> </w:t>
-      </w:r>
-      <w:r>
-        <w:t xml:space="preserve">(</w:t>
-      </w:r>
-      <m:oMath>
-        <m:r>
-          <m:t>N</m:t>
-        </m:r>
-        <m:r>
-          <m:t>S</m:t>
-        </m:r>
-      </m:oMath>
-      <w:r>
-        <w:t xml:space="preserve">, lo que se ofrecería a cada precio si hubiera tiempo de ajustar la flota), creciente en el gráfico. La oferta de cada día (</w:t>
-      </w:r>
-      <m:oMath>
-        <m:r>
-          <m:t>M</m:t>
-        </m:r>
-        <m:r>
-          <m:t>S</m:t>
-        </m:r>
-      </m:oMath>
-      <w:r>
-        <w:t xml:space="preserve">) es vertical: el pescado es perecedero y no puede guardarse.</w:t>
-      </w:r>
-    </w:p>
-    <w:p>
-      <w:pPr>
-        <w:pStyle w:val="Cajadeanotaciones"/>
-        <w:numPr>
-          <w:ilvl w:val="0"/>
-          <w:numId w:val="1074"/>
-        </w:numPr>
-      </w:pPr>
-      <w:r>
-        <w:t xml:space="preserve">Si la demanda aumenta (en el ejemplo de</w:t>
-      </w:r>
-      <w:r>
-        <w:t xml:space="preserve"> </w:t>
-      </w:r>
-      <w:r>
-        <w:rPr>
-          <w:smallCaps/>
-        </w:rPr>
-        <w:t xml:space="preserve">Marshall</w:t>
-      </w:r>
-      <w:r>
-        <w:t xml:space="preserve">, porque una epidemia del ganado encarece la carne), al principio la cantidad no cambia y el precio sube hasta vaciar el mercado (</w:t>
-      </w:r>
-      <m:oMath>
-        <m:r>
-          <m:t>B</m:t>
-        </m:r>
-      </m:oMath>
-      <w:r>
-        <w:t xml:space="preserve">): es el</w:t>
-      </w:r>
-      <w:r>
-        <w:t xml:space="preserve"> </w:t>
-      </w:r>
-      <w:r>
-        <w:rPr>
-          <w:b/>
-          <w:bCs/>
-        </w:rPr>
-        <w:t xml:space="preserve">equilibrio temporal</w:t>
-      </w:r>
-      <w:r>
-        <w:t xml:space="preserve">, y los pescadores obtienen</w:t>
-      </w:r>
-      <w:r>
-        <w:t xml:space="preserve"> </w:t>
-      </w:r>
-      <w:r>
-        <w:rPr>
-          <w:i/>
-          <w:iCs/>
-        </w:rPr>
-        <w:t xml:space="preserve">cuasirrentas</w:t>
-      </w:r>
-      <w:r>
-        <w:t xml:space="preserve">.</w:t>
-      </w:r>
-      <w:r>
-        <w:rPr>
-          <w:rStyle w:val="FootnoteReference"/>
-        </w:rPr>
-        <w:footnoteReference w:id="139"/>
-      </w:r>
-    </w:p>
-    <w:p>
-      <w:pPr>
-        <w:pStyle w:val="Cajadeanotaciones"/>
-        <w:numPr>
-          <w:ilvl w:val="0"/>
-          <w:numId w:val="1074"/>
-        </w:numPr>
-      </w:pPr>
-      <w:r>
-        <w:t xml:space="preserve">Con tiempo salen más barcos, la cantidad de cada día aumenta y el mercado se mueve hacia</w:t>
-      </w:r>
-      <w:r>
-        <w:t xml:space="preserve"> </w:t>
-      </w:r>
-      <m:oMath>
-        <m:r>
-          <m:t>C</m:t>
-        </m:r>
-      </m:oMath>
-      <w:r>
-        <w:t xml:space="preserve">, el</w:t>
-      </w:r>
-      <w:r>
-        <w:t xml:space="preserve"> </w:t>
-      </w:r>
-      <w:r>
-        <w:rPr>
-          <w:b/>
-          <w:bCs/>
-        </w:rPr>
-        <w:t xml:space="preserve">equilibrio normal</w:t>
-      </w:r>
-      <w:r>
-        <w:t xml:space="preserve">, el «estado de reposo» hacia el que gravita. Si la pesca tuviera rendimientos crecientes y los caladeros no se agotasen,</w:t>
-      </w:r>
-      <w:r>
-        <w:t xml:space="preserve"> </w:t>
-      </w:r>
-      <w:r>
-        <w:rPr>
-          <w:smallCaps/>
-        </w:rPr>
-        <w:t xml:space="preserve">Marshall</w:t>
-      </w:r>
-      <w:r>
-        <w:t xml:space="preserve"> </w:t>
-      </w:r>
-      <w:r>
-        <w:t xml:space="preserve">admite incluso que el precio normal acabe por debajo del inicial: una oferta normal decreciente, como la de la industria de costes decrecientes de III.3</w:t>
-      </w:r>
-      <w:r>
-        <w:t xml:space="preserve"> </w:t>
-      </w:r>
-      <w:r>
-        <w:t xml:space="preserve">(</w:t>
-      </w:r>
-      <w:hyperlink w:anchor="ref-Marshall1890Principles">
-        <w:r>
-          <w:rPr>
-            <w:rStyle w:val="Hyperlink"/>
-            <w:smallCaps/>
-          </w:rPr>
-          <w:t xml:space="preserve">Marshall</w:t>
-        </w:r>
-        <w:r>
-          <w:rPr>
-            <w:rStyle w:val="Hyperlink"/>
-          </w:rPr>
-          <w:t xml:space="preserve"> </w:t>
-        </w:r>
-        <w:r>
-          <w:rPr>
-            <w:rStyle w:val="Hyperlink"/>
-          </w:rPr>
-          <w:t xml:space="preserve">1890, lib. V</w:t>
-        </w:r>
-      </w:hyperlink>
-      <w:r>
-        <w:t xml:space="preserve">, cap. V, § 4)</w:t>
-      </w:r>
-      <w:r>
-        <w:t xml:space="preserve">.</w:t>
-      </w:r>
-    </w:p>
-    <w:p>
-      <w:pPr>
-        <w:pStyle w:val="Cajadeanotaciones"/>
-        <w:numPr>
-          <w:ilvl w:val="0"/>
-          <w:numId w:val="1074"/>
-        </w:numPr>
-      </w:pPr>
-      <w:r>
-        <w:t xml:space="preserve">El precio vacía el mercado cada día, también durante el ajuste: no quedan peces sin vender salvo que se fije el precio por ley (con un precio mínimo por encima del de equilibrio sobraría pescado y mandaría el lado corto, la demanda). En el mercado de un bien, este análisis no deja sitio a recursos ociosos persistentes; si puede haberlos en el conjunto de la economía es la discusión que abrirá</w:t>
-      </w:r>
-      <w:r>
-        <w:t xml:space="preserve"> </w:t>
-      </w:r>
-      <w:r>
-        <w:rPr>
-          <w:smallCaps/>
-        </w:rPr>
-        <w:t xml:space="preserve">Keynes</w:t>
-      </w:r>
-      <w:r>
-        <w:t xml:space="preserve"> </w:t>
-      </w:r>
-      <w:r>
-        <w:rPr>
-          <w:rStyle w:val="Referenciaatema"/>
-        </w:rPr>
-        <w:t xml:space="preserve">[ver tema 3.A.4]</w:t>
-      </w:r>
-      <w:r>
-        <w:t xml:space="preserve">.</w:t>
-      </w:r>
-    </w:p>
-    <w:p>
-      <w:pPr>
-        <w:numPr>
-          <w:ilvl w:val="0"/>
-          <w:numId w:val="1075"/>
-        </w:numPr>
-      </w:pPr>
-      <w:r>
-        <w:t xml:space="preserve">La</w:t>
-      </w:r>
-      <w:r>
-        <w:t xml:space="preserve"> </w:t>
-      </w:r>
-      <w:r>
-        <w:rPr>
-          <w:b/>
-          <w:bCs/>
-        </w:rPr>
-        <w:t xml:space="preserve">clasificación moderna</w:t>
+        <w:t xml:space="preserve">Los plazos</w:t>
       </w:r>
       <w:r>
         <w:t xml:space="preserve"> </w:t>
@@ -23137,10 +22854,18 @@
         <w:t xml:space="preserve">)</w:t>
       </w:r>
       <w:r>
-        <w:t xml:space="preserve"> </w:t>
-      </w:r>
-      <w:r>
-        <w:t xml:space="preserve">traduce esos plazos a supuestos del modelo: el</w:t>
+        <w:t xml:space="preserve">: el plazo no es un tiempo de calendario, sino el tiempo de que disponen las empresas para ajustarse, y se define por lo que pueden cambiar (tabla 3):</w:t>
+      </w:r>
+    </w:p>
+    <w:p>
+      <w:pPr>
+        <w:numPr>
+          <w:ilvl w:val="1"/>
+          <w:numId w:val="1074"/>
+        </w:numPr>
+      </w:pPr>
+      <w:r>
+        <w:t xml:space="preserve">a</w:t>
       </w:r>
       <w:r>
         <w:t xml:space="preserve"> </w:t>
@@ -23153,7 +22878,18 @@
         <w:t xml:space="preserve">corto plazo</w:t>
       </w:r>
       <w:r>
-        <w:t xml:space="preserve">, con algún factor fijo y un número fijo de empresas; el</w:t>
+        <w:t xml:space="preserve">, algún factor está fijo y el número de empresas también: cada empresa ajusta su producción con el equipo que tiene (más o menos cuidados y jornales en los olivares existentes);</w:t>
+      </w:r>
+    </w:p>
+    <w:p>
+      <w:pPr>
+        <w:numPr>
+          <w:ilvl w:val="1"/>
+          <w:numId w:val="1074"/>
+        </w:numPr>
+      </w:pPr>
+      <w:r>
+        <w:t xml:space="preserve">a</w:t>
       </w:r>
       <w:r>
         <w:t xml:space="preserve"> </w:t>
@@ -23166,7 +22902,18 @@
         <w:t xml:space="preserve">largo plazo sin libre entrada</w:t>
       </w:r>
       <w:r>
-        <w:t xml:space="preserve">, con todos los factores variables y el mismo número de empresas, y el</w:t>
+        <w:t xml:space="preserve">, todos los factores son variables, pero el número de empresas está dado: cada empresa ajusta su propio equipo a la demanda que espera (más olivos o una almazara mayor en las explotaciones que ya existen);</w:t>
+      </w:r>
+    </w:p>
+    <w:p>
+      <w:pPr>
+        <w:numPr>
+          <w:ilvl w:val="1"/>
+          <w:numId w:val="1074"/>
+        </w:numPr>
+      </w:pPr>
+      <w:r>
+        <w:t xml:space="preserve">a</w:t>
       </w:r>
       <w:r>
         <w:t xml:space="preserve"> </w:t>
@@ -23179,16 +22926,16 @@
         <w:t xml:space="preserve">largo plazo con libre entrada</w:t>
       </w:r>
       <w:r>
-        <w:t xml:space="preserve">, en el que el número de empresas es endógeno (tabla 2).</w:t>
-      </w:r>
-    </w:p>
-    <w:bookmarkStart w:id="140" w:name="tab:plazos"/>
+        <w:t xml:space="preserve">, el número de empresas es endógeno: entran empresas si hay beneficios y salen si hay pérdidas (olivares nuevos, que tardan años en dar fruto).</w:t>
+      </w:r>
+    </w:p>
+    <w:bookmarkStart w:id="136" w:name="tab:plazos"/>
     <w:p>
       <w:pPr>
         <w:pStyle w:val="TableCaption"/>
       </w:pPr>
       <w:r>
-        <w:t xml:space="preserve">Tabla 2.–</w:t>
+        <w:t xml:space="preserve">Tabla 3.–</w:t>
       </w:r>
       <w:r>
         <w:t xml:space="preserve"> </w:t>
@@ -23202,7 +22949,7 @@
         <w:tblStyle w:val="Table"/>
         <w:tblW w:type="auto" w:w="0"/>
         <w:tblLook w:firstRow="1" w:lastRow="0" w:firstColumn="0" w:lastColumn="0" w:noHBand="0" w:noVBand="0" w:val="0020"/>
-        <w:tblCaption w:val="Tabla 2.– Los plazos en el análisis de la competencia perfecta"/>
+        <w:tblCaption w:val="Tabla 3.– Los plazos en el análisis de la competencia perfecta"/>
       </w:tblPr>
       <w:tblGrid>
         <w:gridCol w:w="1584"/>
@@ -24010,7 +23757,7 @@
         </w:tc>
       </w:tr>
     </w:tbl>
-    <w:bookmarkEnd w:id="140"/>
+    <w:bookmarkEnd w:id="136"/>
     <w:p>
       <w:pPr>
         <w:pStyle w:val="BodyText"/>
@@ -24124,70 +23871,570 @@
           <w:i/>
           <w:iCs/>
         </w:rPr>
-        <w:t xml:space="preserve"> </w:t>
-      </w:r>
-      <w:r>
-        <w:rPr>
-          <w:i/>
-          <w:iCs/>
-        </w:rPr>
-        <w:t xml:space="preserve">y</w:t>
-      </w:r>
-      <w:r>
-        <w:rPr>
-          <w:i/>
-          <w:iCs/>
-        </w:rPr>
-        <w:t xml:space="preserve"> </w:t>
-      </w:r>
-      <w:r>
-        <w:rPr>
-          <w:i/>
-          <w:iCs/>
+        <w:t xml:space="preserve">.</w:t>
+      </w:r>
+    </w:p>
+    <w:p>
+      <w:pPr>
+        <w:pStyle w:val="Cajadeanotaciones"/>
+      </w:pPr>
+      <w:r>
+        <w:rPr>
+          <w:b/>
+          <w:bCs/>
+        </w:rPr>
+        <w:t xml:space="preserve">Antecedente histórico: los periodos de</w:t>
+      </w:r>
+      <w:r>
+        <w:rPr>
+          <w:b/>
+          <w:bCs/>
+        </w:rPr>
+        <w:t xml:space="preserve"> </w:t>
+      </w:r>
+      <w:r>
+        <w:rPr>
+          <w:b/>
+          <w:bCs/>
           <w:smallCaps/>
         </w:rPr>
         <w:t xml:space="preserve">Marshall</w:t>
       </w:r>
       <w:r>
         <w:rPr>
-          <w:i/>
-          <w:iCs/>
-        </w:rPr>
-        <w:t xml:space="preserve"> </w:t>
-      </w:r>
-      <w:r>
-        <w:rPr>
-          <w:i/>
-          <w:iCs/>
-        </w:rPr>
+          <w:b/>
+          <w:bCs/>
+        </w:rPr>
+        <w:t xml:space="preserve"> </w:t>
+      </w:r>
+      <w:r>
+        <w:rPr>
+          <w:b/>
+          <w:bCs/>
+        </w:rPr>
+        <w:t xml:space="preserve">y su mercado de pescado</w:t>
+      </w:r>
+      <w:r>
+        <w:t xml:space="preserve">.</w:t>
+      </w:r>
+      <w:r>
+        <w:t xml:space="preserve"> </w:t>
+      </w:r>
+      <w:r>
+        <w:rPr>
+          <w:smallCaps/>
+        </w:rPr>
+        <w:t xml:space="preserve">Marshall</w:t>
+      </w:r>
+      <w:r>
+        <w:t xml:space="preserve"> </w:t>
+      </w:r>
+      <w:r>
         <w:t xml:space="preserve">(</w:t>
       </w:r>
       <w:hyperlink w:anchor="ref-Marshall1890Principles">
         <w:r>
           <w:rPr>
             <w:rStyle w:val="Hyperlink"/>
-            <w:i/>
-            <w:iCs/>
           </w:rPr>
           <w:t xml:space="preserve">1890, lib. V</w:t>
         </w:r>
       </w:hyperlink>
       <w:r>
+        <w:t xml:space="preserve">, cap. V)</w:t>
+      </w:r>
+      <w:r>
+        <w:t xml:space="preserve"> </w:t>
+      </w:r>
+      <w:r>
+        <w:t xml:space="preserve">ya distinguía los plazos por el tiempo de que disponen los agentes para ajustarse, pero con otra terminología, que no coincide con la de la tabla 3: en el</w:t>
+      </w:r>
+      <w:r>
+        <w:t xml:space="preserve"> </w:t>
+      </w:r>
+      <w:r>
         <w:rPr>
           <w:i/>
           <w:iCs/>
         </w:rPr>
-        <w:t xml:space="preserve">, cap. V)</w:t>
+        <w:t xml:space="preserve">periodo de mercado</w:t>
+      </w:r>
+      <w:r>
+        <w:t xml:space="preserve"> </w:t>
+      </w:r>
+      <w:r>
+        <w:t xml:space="preserve">la cantidad está dada (el pescado ya está en la lonja) y la oferta es vertical; a</w:t>
+      </w:r>
+      <w:r>
+        <w:t xml:space="preserve"> </w:t>
       </w:r>
       <w:r>
         <w:rPr>
           <w:i/>
           <w:iCs/>
         </w:rPr>
+        <w:t xml:space="preserve">corto plazo</w:t>
+      </w:r>
+      <w:r>
+        <w:t xml:space="preserve"> </w:t>
+      </w:r>
+      <w:r>
+        <w:t xml:space="preserve">se ajusta la producción con el equipo que se tiene, y a</w:t>
+      </w:r>
+      <w:r>
+        <w:t xml:space="preserve"> </w:t>
+      </w:r>
+      <w:r>
+        <w:rPr>
+          <w:i/>
+          <w:iCs/>
+        </w:rPr>
+        <w:t xml:space="preserve">largo plazo</w:t>
+      </w:r>
+      <w:r>
+        <w:t xml:space="preserve"> </w:t>
+      </w:r>
+      <w:r>
+        <w:t xml:space="preserve">se ajustan el equipo y el número de empresas a la vez, y el precio tiende a su</w:t>
+      </w:r>
+      <w:r>
+        <w:t xml:space="preserve"> </w:t>
+      </w:r>
+      <w:r>
+        <w:rPr>
+          <w:i/>
+          <w:iCs/>
+        </w:rPr>
+        <w:t xml:space="preserve">valor normal</w:t>
+      </w:r>
+      <w:r>
+        <w:t xml:space="preserve">. Su ejemplo del pescado lo ilustra (gráfico 11).</w:t>
+      </w:r>
+    </w:p>
+    <w:bookmarkStart w:id="140" w:name="fig:marshall-periodos"/>
+    <w:p>
+      <w:pPr>
+        <w:pStyle w:val="ImageCaption"/>
+        <w:pBdr>
+          <w:top w:color="767171" w:space="4" w:sz="4" w:val="single"/>
+          <w:left w:color="767171" w:space="4" w:sz="4" w:val="single"/>
+          <w:bottom w:color="767171" w:space="4" w:sz="4" w:val="single"/>
+          <w:right w:color="767171" w:space="4" w:sz="4" w:val="single"/>
+        </w:pBdr>
+        <w:shd w:color="auto" w:fill="E7E6E6" w:val="clear"/>
+      </w:pPr>
+      <w:r>
+        <w:t xml:space="preserve">Gráfico 11.–</w:t>
+      </w:r>
+      <w:r>
+        <w:t xml:space="preserve"> </w:t>
+      </w:r>
+      <w:r>
+        <w:t xml:space="preserve">El mercado de pescado de</w:t>
+      </w:r>
+      <w:r>
+        <w:t xml:space="preserve"> </w:t>
+      </w:r>
+      <w:r>
+        <w:rPr>
+          <w:smallCaps/>
+        </w:rPr>
+        <w:t xml:space="preserve">Marshall</w:t>
+      </w:r>
+      <w:r>
+        <w:t xml:space="preserve">: equilibrio temporal (</w:t>
+      </w:r>
+      <m:oMath>
+        <m:r>
+          <m:t>B</m:t>
+        </m:r>
+      </m:oMath>
+      <w:r>
+        <w:t xml:space="preserve">) y equilibrio normal (</w:t>
+      </w:r>
+      <m:oMath>
+        <m:r>
+          <m:t>C</m:t>
+        </m:r>
+      </m:oMath>
+      <w:r>
+        <w:t xml:space="preserve">) tras un aumento de la demanda</w:t>
+      </w:r>
+    </w:p>
+    <w:p>
+      <w:pPr>
+        <w:pStyle w:val="CaptionedFigure"/>
+        <w:pBdr>
+          <w:top w:color="767171" w:space="4" w:sz="4" w:val="single"/>
+          <w:left w:color="767171" w:space="4" w:sz="4" w:val="single"/>
+          <w:bottom w:color="767171" w:space="4" w:sz="4" w:val="single"/>
+          <w:right w:color="767171" w:space="4" w:sz="4" w:val="single"/>
+        </w:pBdr>
+        <w:shd w:color="auto" w:fill="E7E6E6" w:val="clear"/>
+      </w:pPr>
+      <w:r>
+        <w:drawing>
+          <wp:inline>
+            <wp:extent cx="2574999" cy="2269179"/>
+            <wp:effectExtent b="0" l="0" r="0" t="0"/>
+            <wp:docPr descr="" title="" id="138" name="Picture"/>
+            <a:graphic>
+              <a:graphicData uri="http://schemas.openxmlformats.org/drawingml/2006/picture">
+                <pic:pic>
+                  <pic:nvPicPr>
+                    <pic:cNvPr descr="C:\Users\vgutierrez\Documents\src\victorgutierrezmarcos.github.io-revision\oposicion\temario\fuentes\3A16\graficos/marshall-periodos.png" id="139" name="Picture"/>
+                    <pic:cNvPicPr>
+                      <a:picLocks noChangeArrowheads="1" noChangeAspect="1"/>
+                    </pic:cNvPicPr>
+                  </pic:nvPicPr>
+                  <pic:blipFill>
+                    <a:blip r:embed="rId137"/>
+                    <a:stretch>
+                      <a:fillRect/>
+                    </a:stretch>
+                  </pic:blipFill>
+                  <pic:spPr bwMode="auto">
+                    <a:xfrm>
+                      <a:off x="0" y="0"/>
+                      <a:ext cx="2574999" cy="2269179"/>
+                    </a:xfrm>
+                    <a:prstGeom prst="rect">
+                      <a:avLst/>
+                    </a:prstGeom>
+                    <a:noFill/>
+                    <a:ln w="9525">
+                      <a:noFill/>
+                      <a:headEnd/>
+                      <a:tailEnd/>
+                    </a:ln>
+                  </pic:spPr>
+                </pic:pic>
+              </a:graphicData>
+            </a:graphic>
+          </wp:inline>
+        </w:drawing>
+      </w:r>
+    </w:p>
+    <w:bookmarkEnd w:id="140"/>
+    <w:p>
+      <w:pPr>
+        <w:pStyle w:val="Piedeimagen"/>
+        <w:pBdr>
+          <w:top w:color="767171" w:space="4" w:sz="4" w:val="single"/>
+          <w:left w:color="767171" w:space="4" w:sz="4" w:val="single"/>
+          <w:bottom w:color="767171" w:space="4" w:sz="4" w:val="single"/>
+          <w:right w:color="767171" w:space="4" w:sz="4" w:val="single"/>
+        </w:pBdr>
+        <w:shd w:color="auto" w:fill="E7E6E6" w:val="clear"/>
+      </w:pPr>
+      <w:r>
+        <w:t xml:space="preserve">Fuente: elaboración propia a partir de</w:t>
+      </w:r>
+      <w:r>
+        <w:t xml:space="preserve"> </w:t>
+      </w:r>
+      <w:r>
+        <w:rPr>
+          <w:smallCaps/>
+        </w:rPr>
+        <w:t xml:space="preserve">De Vroey</w:t>
+      </w:r>
+      <w:r>
+        <w:t xml:space="preserve"> </w:t>
+      </w:r>
+      <w:r>
+        <w:t xml:space="preserve">(</w:t>
+      </w:r>
+      <w:hyperlink w:anchor="ref-DeVroey2016History">
+        <w:r>
+          <w:rPr>
+            <w:rStyle w:val="Hyperlink"/>
+          </w:rPr>
+          <w:t xml:space="preserve">2016, fig. 1.1</w:t>
+        </w:r>
+      </w:hyperlink>
+      <w:r>
+        <w:t xml:space="preserve">)</w:t>
+      </w:r>
+      <w:r>
+        <w:t xml:space="preserve"> </w:t>
+      </w:r>
+      <w:r>
+        <w:t xml:space="preserve">y</w:t>
+      </w:r>
+      <w:r>
+        <w:t xml:space="preserve"> </w:t>
+      </w:r>
+      <w:r>
+        <w:rPr>
+          <w:smallCaps/>
+        </w:rPr>
+        <w:t xml:space="preserve">Marshall</w:t>
+      </w:r>
+      <w:r>
+        <w:t xml:space="preserve"> </w:t>
+      </w:r>
+      <w:r>
+        <w:t xml:space="preserve">(</w:t>
+      </w:r>
+      <w:hyperlink w:anchor="ref-Marshall1890Principles">
+        <w:r>
+          <w:rPr>
+            <w:rStyle w:val="Hyperlink"/>
+          </w:rPr>
+          <w:t xml:space="preserve">1890, lib. V</w:t>
+        </w:r>
+      </w:hyperlink>
+      <w:r>
+        <w:t xml:space="preserve">, cap. V)</w:t>
+      </w:r>
+      <w:r>
         <w:t xml:space="preserve">.</w:t>
       </w:r>
     </w:p>
-    <w:bookmarkStart w:id="150" w:name="corto-plazo"/>
+    <w:p>
+      <w:pPr>
+        <w:pStyle w:val="Cajadeanotaciones"/>
+        <w:numPr>
+          <w:ilvl w:val="0"/>
+          <w:numId w:val="1075"/>
+        </w:numPr>
+      </w:pPr>
+      <w:r>
+        <w:t xml:space="preserve">Se parte del equilibrio</w:t>
+      </w:r>
+      <w:r>
+        <w:t xml:space="preserve"> </w:t>
+      </w:r>
+      <m:oMath>
+        <m:r>
+          <m:t>A</m:t>
+        </m:r>
+      </m:oMath>
+      <w:r>
+        <w:t xml:space="preserve">, en el que la demanda inicial corta a la</w:t>
+      </w:r>
+      <w:r>
+        <w:t xml:space="preserve"> </w:t>
+      </w:r>
+      <w:r>
+        <w:rPr>
+          <w:i/>
+          <w:iCs/>
+        </w:rPr>
+        <w:t xml:space="preserve">oferta normal</w:t>
+      </w:r>
+      <w:r>
+        <w:t xml:space="preserve"> </w:t>
+      </w:r>
+      <w:r>
+        <w:t xml:space="preserve">(</w:t>
+      </w:r>
+      <m:oMath>
+        <m:r>
+          <m:t>N</m:t>
+        </m:r>
+        <m:r>
+          <m:t>S</m:t>
+        </m:r>
+      </m:oMath>
+      <w:r>
+        <w:t xml:space="preserve">, lo que se ofrecería a cada precio si hubiera tiempo de ajustar la flota), creciente en el gráfico. La oferta de cada día (</w:t>
+      </w:r>
+      <m:oMath>
+        <m:r>
+          <m:t>M</m:t>
+        </m:r>
+        <m:r>
+          <m:t>S</m:t>
+        </m:r>
+      </m:oMath>
+      <w:r>
+        <w:t xml:space="preserve">) es vertical: el pescado es perecedero y no puede guardarse.</w:t>
+      </w:r>
+    </w:p>
+    <w:p>
+      <w:pPr>
+        <w:pStyle w:val="Cajadeanotaciones"/>
+        <w:numPr>
+          <w:ilvl w:val="0"/>
+          <w:numId w:val="1075"/>
+        </w:numPr>
+      </w:pPr>
+      <w:r>
+        <w:t xml:space="preserve">Si la demanda aumenta (en el ejemplo de</w:t>
+      </w:r>
+      <w:r>
+        <w:t xml:space="preserve"> </w:t>
+      </w:r>
+      <w:r>
+        <w:rPr>
+          <w:smallCaps/>
+        </w:rPr>
+        <w:t xml:space="preserve">Marshall</w:t>
+      </w:r>
+      <w:r>
+        <w:t xml:space="preserve">, porque una epidemia del ganado encarece la carne), al principio la cantidad no cambia y el precio sube hasta vaciar el mercado (</w:t>
+      </w:r>
+      <m:oMath>
+        <m:r>
+          <m:t>B</m:t>
+        </m:r>
+      </m:oMath>
+      <w:r>
+        <w:t xml:space="preserve">): es el</w:t>
+      </w:r>
+      <w:r>
+        <w:t xml:space="preserve"> </w:t>
+      </w:r>
+      <w:r>
+        <w:rPr>
+          <w:b/>
+          <w:bCs/>
+        </w:rPr>
+        <w:t xml:space="preserve">equilibrio temporal</w:t>
+      </w:r>
+      <w:r>
+        <w:t xml:space="preserve">, y los pescadores obtienen</w:t>
+      </w:r>
+      <w:r>
+        <w:t xml:space="preserve"> </w:t>
+      </w:r>
+      <w:r>
+        <w:rPr>
+          <w:i/>
+          <w:iCs/>
+        </w:rPr>
+        <w:t xml:space="preserve">cuasirrentas</w:t>
+      </w:r>
+      <w:r>
+        <w:t xml:space="preserve">.</w:t>
+      </w:r>
+      <w:r>
+        <w:rPr>
+          <w:rStyle w:val="FootnoteReference"/>
+        </w:rPr>
+        <w:footnoteReference w:id="141"/>
+      </w:r>
+    </w:p>
+    <w:p>
+      <w:pPr>
+        <w:pStyle w:val="Cajadeanotaciones"/>
+        <w:numPr>
+          <w:ilvl w:val="0"/>
+          <w:numId w:val="1075"/>
+        </w:numPr>
+      </w:pPr>
+      <w:r>
+        <w:t xml:space="preserve">Con tiempo salen más barcos, la cantidad de cada día aumenta y el mercado se mueve hacia</w:t>
+      </w:r>
+      <w:r>
+        <w:t xml:space="preserve"> </w:t>
+      </w:r>
+      <m:oMath>
+        <m:r>
+          <m:t>C</m:t>
+        </m:r>
+      </m:oMath>
+      <w:r>
+        <w:t xml:space="preserve">, el</w:t>
+      </w:r>
+      <w:r>
+        <w:t xml:space="preserve"> </w:t>
+      </w:r>
+      <w:r>
+        <w:rPr>
+          <w:b/>
+          <w:bCs/>
+        </w:rPr>
+        <w:t xml:space="preserve">equilibrio normal</w:t>
+      </w:r>
+      <w:r>
+        <w:t xml:space="preserve">, el «estado de reposo» hacia el que gravita. Si la pesca tuviera rendimientos crecientes y los caladeros no se agotasen,</w:t>
+      </w:r>
+      <w:r>
+        <w:t xml:space="preserve"> </w:t>
+      </w:r>
+      <w:r>
+        <w:rPr>
+          <w:smallCaps/>
+        </w:rPr>
+        <w:t xml:space="preserve">Marshall</w:t>
+      </w:r>
+      <w:r>
+        <w:t xml:space="preserve"> </w:t>
+      </w:r>
+      <w:r>
+        <w:t xml:space="preserve">admite incluso que el precio normal acabe por debajo del inicial: una oferta normal decreciente, como la de la industria de costes decrecientes de III.3</w:t>
+      </w:r>
+      <w:r>
+        <w:t xml:space="preserve"> </w:t>
+      </w:r>
+      <w:r>
+        <w:t xml:space="preserve">(</w:t>
+      </w:r>
+      <w:hyperlink w:anchor="ref-Marshall1890Principles">
+        <w:r>
+          <w:rPr>
+            <w:rStyle w:val="Hyperlink"/>
+            <w:smallCaps/>
+          </w:rPr>
+          <w:t xml:space="preserve">Marshall</w:t>
+        </w:r>
+        <w:r>
+          <w:rPr>
+            <w:rStyle w:val="Hyperlink"/>
+          </w:rPr>
+          <w:t xml:space="preserve"> </w:t>
+        </w:r>
+        <w:r>
+          <w:rPr>
+            <w:rStyle w:val="Hyperlink"/>
+          </w:rPr>
+          <w:t xml:space="preserve">1890, lib. V</w:t>
+        </w:r>
+      </w:hyperlink>
+      <w:r>
+        <w:t xml:space="preserve">, cap. V, § 4)</w:t>
+      </w:r>
+      <w:r>
+        <w:t xml:space="preserve">.</w:t>
+      </w:r>
+    </w:p>
+    <w:p>
+      <w:pPr>
+        <w:pStyle w:val="Cajadeanotaciones"/>
+        <w:numPr>
+          <w:ilvl w:val="0"/>
+          <w:numId w:val="1075"/>
+        </w:numPr>
+      </w:pPr>
+      <w:r>
+        <w:t xml:space="preserve">El precio vacía el mercado cada día, también durante el ajuste: no quedan peces sin vender salvo que se fije el precio por ley (con un precio mínimo por encima del de equilibrio sobraría pescado y mandaría el lado corto, la demanda). En el mercado de un bien, este análisis no deja sitio a recursos ociosos persistentes; si puede haberlos en el conjunto de la economía es la discusión que abrirá</w:t>
+      </w:r>
+      <w:r>
+        <w:t xml:space="preserve"> </w:t>
+      </w:r>
+      <w:r>
+        <w:rPr>
+          <w:smallCaps/>
+        </w:rPr>
+        <w:t xml:space="preserve">Keynes</w:t>
+      </w:r>
+      <w:r>
+        <w:t xml:space="preserve"> </w:t>
+      </w:r>
+      <w:r>
+        <w:rPr>
+          <w:rStyle w:val="Referenciaatema"/>
+        </w:rPr>
+        <w:t xml:space="preserve">[ver tema 3.A.4]</w:t>
+      </w:r>
+      <w:r>
+        <w:t xml:space="preserve">.</w:t>
+      </w:r>
+    </w:p>
+    <w:bookmarkStart w:id="151" w:name="corto-plazo"/>
     <w:p>
       <w:pPr>
         <w:pStyle w:val="Heading2"/>
@@ -24207,10 +24454,10 @@
         <w:pStyle w:val="FirstParagraph"/>
       </w:pPr>
       <w:r>
-        <w:t xml:space="preserve">Empezamos por el plazo más breve en el que las empresas producen: el de las que ya están en el mercado y no pueden cambiar su equipo.</w:t>
-      </w:r>
-    </w:p>
-    <w:bookmarkStart w:id="141" w:name="i-supuestos-6"/>
+        <w:t xml:space="preserve">Empezamos por el corto plazo: el de las empresas que ya están en el mercado y no pueden cambiar su equipo.</w:t>
+      </w:r>
+    </w:p>
+    <w:bookmarkStart w:id="142" w:name="i-supuestos-6"/>
     <w:p>
       <w:pPr>
         <w:pStyle w:val="Heading4"/>
@@ -24607,8 +24854,8 @@
         <w:t xml:space="preserve">.</w:t>
       </w:r>
     </w:p>
-    <w:bookmarkEnd w:id="141"/>
-    <w:bookmarkStart w:id="147" w:name="ii-desarrollo-6"/>
+    <w:bookmarkEnd w:id="142"/>
+    <w:bookmarkStart w:id="148" w:name="ii-desarrollo-6"/>
     <w:p>
       <w:pPr>
         <w:pStyle w:val="Heading4"/>
@@ -24639,7 +24886,7 @@
         <w:rPr>
           <w:rStyle w:val="FootnoteReference"/>
         </w:rPr>
-        <w:footnoteReference w:id="142"/>
+        <w:footnoteReference w:id="143"/>
       </w:r>
       <w:r>
         <w:t xml:space="preserve"> </w:t>
@@ -24897,7 +25144,7 @@
         <w:t xml:space="preserve">, su suma horizontal.</w:t>
       </w:r>
     </w:p>
-    <w:bookmarkStart w:id="146" w:name="fig:oferta-corto-plazo"/>
+    <w:bookmarkStart w:id="147" w:name="fig:oferta-corto-plazo"/>
     <w:p>
       <w:pPr>
         <w:pStyle w:val="ImageCaption"/>
@@ -24921,18 +25168,18 @@
           <wp:inline>
             <wp:extent cx="4775200" cy="1947088"/>
             <wp:effectExtent b="0" l="0" r="0" t="0"/>
-            <wp:docPr descr="" title="" id="144" name="Picture"/>
+            <wp:docPr descr="" title="" id="145" name="Picture"/>
             <a:graphic>
               <a:graphicData uri="http://schemas.openxmlformats.org/drawingml/2006/picture">
                 <pic:pic>
                   <pic:nvPicPr>
-                    <pic:cNvPr descr="C:\Users\vgutierrez\Documents\src\victorgutierrezmarcos.github.io-revision\oposicion\temario\fuentes\3A16\graficos/oferta-corto-plazo.png" id="145" name="Picture"/>
+                    <pic:cNvPr descr="C:\Users\vgutierrez\Documents\src\victorgutierrezmarcos.github.io-revision\oposicion\temario\fuentes\3A16\graficos/oferta-corto-plazo.png" id="146" name="Picture"/>
                     <pic:cNvPicPr>
                       <a:picLocks noChangeArrowheads="1" noChangeAspect="1"/>
                     </pic:cNvPicPr>
                   </pic:nvPicPr>
                   <pic:blipFill>
-                    <a:blip r:embed="rId143"/>
+                    <a:blip r:embed="rId144"/>
                     <a:stretch>
                       <a:fillRect/>
                     </a:stretch>
@@ -24959,7 +25206,7 @@
         </w:drawing>
       </w:r>
     </w:p>
-    <w:bookmarkEnd w:id="146"/>
+    <w:bookmarkEnd w:id="147"/>
     <w:p>
       <w:pPr>
         <w:pStyle w:val="Piedeimagen"/>
@@ -25024,8 +25271,8 @@
         <w:t xml:space="preserve">.</w:t>
       </w:r>
     </w:p>
-    <w:bookmarkEnd w:id="147"/>
-    <w:bookmarkStart w:id="149" w:name="iii-implicaciones-5"/>
+    <w:bookmarkEnd w:id="148"/>
+    <w:bookmarkStart w:id="150" w:name="iii-implicaciones-5"/>
     <w:p>
       <w:pPr>
         <w:pStyle w:val="Heading4"/>
@@ -25083,7 +25330,7 @@
         <w:t xml:space="preserve"> </w:t>
       </w:r>
       <w:r>
-        <w:t xml:space="preserve">que la de largo plazo, y un aumento de la demanda se traduce sobre todo en precio: es la ganancia de los pescadores, o de quien tenía aceite en plena sequía.</w:t>
+        <w:t xml:space="preserve">que la de largo plazo, y un aumento de la demanda se traduce sobre todo en precio: es la ganancia de quien tenía aceite en plena sequía, la de los pescadores del refrán.</w:t>
       </w:r>
     </w:p>
     <w:p>
@@ -25126,16 +25373,23 @@
         <w:t xml:space="preserve">[ver tema 3.A.12]</w:t>
       </w:r>
       <w:r>
-        <w:t xml:space="preserve">. El coste contable solo recoge los pagos efectivos, de modo que el beneficio económico es el contable menos el coste de oportunidad de los recursos propios (tabla 3). Cuando la teoría dice que el beneficio es nulo a largo plazo (III.3), se refiere al económico: la empresa gana lo mismo que ganaría en su mejor alternativa.</w:t>
-      </w:r>
-    </w:p>
-    <w:bookmarkStart w:id="148" w:name="tab:beneficio-economico"/>
+        <w:t xml:space="preserve">. El coste contable solo recoge los pagos efectivos, de modo que el beneficio económico es el contable menos el coste de oportunidad de los recursos propios (tabla 4). Cuando la teoría dice que el beneficio es nulo a largo plazo (III.3), se refiere al económico: la empresa gana lo mismo que ganaría en su mejor alternativa.</w:t>
+      </w:r>
+    </w:p>
+    <w:bookmarkStart w:id="149" w:name="tab:beneficio-economico"/>
     <w:p>
       <w:pPr>
         <w:pStyle w:val="TableCaption"/>
-      </w:pPr>
-      <w:r>
-        <w:t xml:space="preserve">Tabla 3.–</w:t>
+        <w:pBdr>
+          <w:top w:color="767171" w:space="4" w:sz="4" w:val="single"/>
+          <w:left w:color="767171" w:space="4" w:sz="4" w:val="single"/>
+          <w:bottom w:color="767171" w:space="4" w:sz="4" w:val="single"/>
+          <w:right w:color="767171" w:space="4" w:sz="4" w:val="single"/>
+        </w:pBdr>
+        <w:shd w:color="auto" w:fill="E7E6E6" w:val="clear"/>
+      </w:pPr>
+      <w:r>
+        <w:t xml:space="preserve">Tabla 4.–</w:t>
       </w:r>
       <w:r>
         <w:t xml:space="preserve"> </w:t>
@@ -25148,8 +25402,9 @@
       <w:tblPr>
         <w:tblStyle w:val="Table"/>
         <w:tblW w:type="auto" w:w="0"/>
+        <w:shd w:color="auto" w:fill="E7E6E6" w:val="clear"/>
         <w:tblLook w:firstRow="1" w:lastRow="0" w:firstColumn="0" w:lastColumn="0" w:noHBand="0" w:noVBand="0" w:val="0020"/>
-        <w:tblCaption w:val="Tabla 3.– Beneficio contable y beneficio económico: un ejemplo"/>
+        <w:tblCaption w:val="Tabla 4.– Beneficio contable y beneficio económico: un ejemplo"/>
       </w:tblPr>
       <w:tblGrid>
         <w:gridCol w:w="1980"/>
@@ -25163,12 +25418,14 @@
         </w:trPr>
         <w:tc>
           <w:tcPr>
+            <w:shd w:color="auto" w:fill="E7E6E6" w:val="clear"/>
             <w:vAlign w:val="center"/>
           </w:tcPr>
           <w:p/>
         </w:tc>
         <w:tc>
           <w:tcPr>
+            <w:shd w:color="auto" w:fill="E7E6E6" w:val="clear"/>
             <w:vAlign w:val="center"/>
           </w:tcPr>
           <w:p>
@@ -25187,6 +25444,7 @@
         </w:tc>
         <w:tc>
           <w:tcPr>
+            <w:shd w:color="auto" w:fill="E7E6E6" w:val="clear"/>
             <w:vAlign w:val="center"/>
           </w:tcPr>
           <w:p>
@@ -25205,6 +25463,7 @@
         </w:tc>
         <w:tc>
           <w:tcPr>
+            <w:shd w:color="auto" w:fill="E7E6E6" w:val="clear"/>
             <w:vAlign w:val="center"/>
           </w:tcPr>
           <w:p>
@@ -25225,6 +25484,7 @@
       <w:tr>
         <w:tc>
           <w:tcPr>
+            <w:shd w:color="auto" w:fill="E7E6E6" w:val="clear"/>
             <w:vAlign w:val="center"/>
           </w:tcPr>
           <w:p>
@@ -25239,6 +25499,7 @@
         </w:tc>
         <w:tc>
           <w:tcPr>
+            <w:shd w:color="auto" w:fill="E7E6E6" w:val="clear"/>
             <w:vAlign w:val="center"/>
           </w:tcPr>
           <w:p>
@@ -25253,6 +25514,7 @@
         </w:tc>
         <w:tc>
           <w:tcPr>
+            <w:shd w:color="auto" w:fill="E7E6E6" w:val="clear"/>
             <w:vAlign w:val="center"/>
           </w:tcPr>
           <w:p>
@@ -25267,6 +25529,7 @@
         </w:tc>
         <w:tc>
           <w:tcPr>
+            <w:shd w:color="auto" w:fill="E7E6E6" w:val="clear"/>
             <w:vAlign w:val="center"/>
           </w:tcPr>
           <w:p>
@@ -25283,6 +25546,7 @@
       <w:tr>
         <w:tc>
           <w:tcPr>
+            <w:shd w:color="auto" w:fill="E7E6E6" w:val="clear"/>
             <w:vAlign w:val="center"/>
           </w:tcPr>
           <w:p>
@@ -25297,6 +25561,7 @@
         </w:tc>
         <w:tc>
           <w:tcPr>
+            <w:shd w:color="auto" w:fill="E7E6E6" w:val="clear"/>
             <w:vAlign w:val="center"/>
           </w:tcPr>
           <w:p>
@@ -25311,6 +25576,7 @@
         </w:tc>
         <w:tc>
           <w:tcPr>
+            <w:shd w:color="auto" w:fill="E7E6E6" w:val="clear"/>
             <w:vAlign w:val="center"/>
           </w:tcPr>
           <w:p>
@@ -25325,6 +25591,7 @@
         </w:tc>
         <w:tc>
           <w:tcPr>
+            <w:shd w:color="auto" w:fill="E7E6E6" w:val="clear"/>
             <w:vAlign w:val="center"/>
           </w:tcPr>
           <w:p>
@@ -25341,6 +25608,7 @@
       <w:tr>
         <w:tc>
           <w:tcPr>
+            <w:shd w:color="auto" w:fill="E7E6E6" w:val="clear"/>
             <w:vAlign w:val="center"/>
           </w:tcPr>
           <w:p>
@@ -25359,6 +25627,7 @@
         </w:tc>
         <w:tc>
           <w:tcPr>
+            <w:shd w:color="auto" w:fill="E7E6E6" w:val="clear"/>
             <w:vAlign w:val="center"/>
           </w:tcPr>
           <w:p>
@@ -25373,6 +25642,7 @@
         </w:tc>
         <w:tc>
           <w:tcPr>
+            <w:shd w:color="auto" w:fill="E7E6E6" w:val="clear"/>
             <w:vAlign w:val="center"/>
           </w:tcPr>
           <w:p>
@@ -25387,6 +25657,7 @@
         </w:tc>
         <w:tc>
           <w:tcPr>
+            <w:shd w:color="auto" w:fill="E7E6E6" w:val="clear"/>
             <w:vAlign w:val="center"/>
           </w:tcPr>
           <w:p>
@@ -25403,6 +25674,7 @@
       <w:tr>
         <w:tc>
           <w:tcPr>
+            <w:shd w:color="auto" w:fill="E7E6E6" w:val="clear"/>
             <w:vAlign w:val="center"/>
           </w:tcPr>
           <w:p>
@@ -25417,6 +25689,7 @@
         </w:tc>
         <w:tc>
           <w:tcPr>
+            <w:shd w:color="auto" w:fill="E7E6E6" w:val="clear"/>
             <w:vAlign w:val="center"/>
           </w:tcPr>
           <w:p>
@@ -25431,6 +25704,7 @@
         </w:tc>
         <w:tc>
           <w:tcPr>
+            <w:shd w:color="auto" w:fill="E7E6E6" w:val="clear"/>
             <w:vAlign w:val="center"/>
           </w:tcPr>
           <w:p>
@@ -25445,6 +25719,7 @@
         </w:tc>
         <w:tc>
           <w:tcPr>
+            <w:shd w:color="auto" w:fill="E7E6E6" w:val="clear"/>
             <w:vAlign w:val="center"/>
           </w:tcPr>
           <w:p>
@@ -25461,6 +25736,7 @@
       <w:tr>
         <w:tc>
           <w:tcPr>
+            <w:shd w:color="auto" w:fill="E7E6E6" w:val="clear"/>
             <w:vAlign w:val="center"/>
           </w:tcPr>
           <w:p>
@@ -25479,6 +25755,7 @@
         </w:tc>
         <w:tc>
           <w:tcPr>
+            <w:shd w:color="auto" w:fill="E7E6E6" w:val="clear"/>
             <w:vAlign w:val="center"/>
           </w:tcPr>
           <w:p>
@@ -25504,6 +25781,7 @@
         </w:tc>
         <w:tc>
           <w:tcPr>
+            <w:shd w:color="auto" w:fill="E7E6E6" w:val="clear"/>
             <w:vAlign w:val="center"/>
           </w:tcPr>
           <w:p>
@@ -25529,6 +25807,7 @@
         </w:tc>
         <w:tc>
           <w:tcPr>
+            <w:shd w:color="auto" w:fill="E7E6E6" w:val="clear"/>
             <w:vAlign w:val="center"/>
           </w:tcPr>
           <w:p>
@@ -25554,10 +25833,10 @@
         </w:tc>
       </w:tr>
     </w:tbl>
-    <w:bookmarkEnd w:id="148"/>
-    <w:p>
-      <w:pPr>
-        <w:pStyle w:val="BodyText"/>
+    <w:bookmarkEnd w:id="149"/>
+    <w:p>
+      <w:pPr>
+        <w:pStyle w:val="Cajadeanotaciones"/>
       </w:pPr>
       <w:r>
         <w:rPr>
@@ -25567,9 +25846,9 @@
         <w:t xml:space="preserve">Fuente: elaboración propia (ejemplo numérico).</w:t>
       </w:r>
     </w:p>
-    <w:bookmarkEnd w:id="149"/>
     <w:bookmarkEnd w:id="150"/>
-    <w:bookmarkStart w:id="154" w:name="largo-plazo-sin-libre-entrada"/>
+    <w:bookmarkEnd w:id="151"/>
+    <w:bookmarkStart w:id="155" w:name="largo-plazo-sin-libre-entrada"/>
     <w:p>
       <w:pPr>
         <w:pStyle w:val="Heading2"/>
@@ -25592,7 +25871,7 @@
         <w:t xml:space="preserve">Una vez visto el corto plazo, damos a las empresas tiempo para ajustar todos sus factores, pero no dejamos todavía que entren otras.</w:t>
       </w:r>
     </w:p>
-    <w:bookmarkStart w:id="151" w:name="i-supuestos-7"/>
+    <w:bookmarkStart w:id="152" w:name="i-supuestos-7"/>
     <w:p>
       <w:pPr>
         <w:pStyle w:val="Heading4"/>
@@ -25623,8 +25902,8 @@
         <w:t xml:space="preserve">, está dado (por ejemplo, porque entrar exige una licencia o un recurso escaso). Es exactamente el modelo de los bloques I y II.</w:t>
       </w:r>
     </w:p>
-    <w:bookmarkEnd w:id="151"/>
-    <w:bookmarkStart w:id="152" w:name="ii-desarrollo-7"/>
+    <w:bookmarkEnd w:id="152"/>
+    <w:bookmarkStart w:id="153" w:name="ii-desarrollo-7"/>
     <w:p>
       <w:pPr>
         <w:pStyle w:val="Heading4"/>
@@ -25957,8 +26236,8 @@
         <w:t xml:space="preserve">.</w:t>
       </w:r>
     </w:p>
-    <w:bookmarkEnd w:id="152"/>
-    <w:bookmarkStart w:id="153" w:name="iii-implicaciones-6"/>
+    <w:bookmarkEnd w:id="153"/>
+    <w:bookmarkStart w:id="154" w:name="iii-implicaciones-6"/>
     <w:p>
       <w:pPr>
         <w:pStyle w:val="Heading4"/>
@@ -26036,9 +26315,9 @@
         <w:t xml:space="preserve">, ganancias de los factores que no pueden ajustarse a corto plazo. Si la entrada está cerrada, lo que perdura es una renta del recurso que la limita, no un beneficio que vaya a desaparecer.</w:t>
       </w:r>
     </w:p>
-    <w:bookmarkEnd w:id="153"/>
     <w:bookmarkEnd w:id="154"/>
-    <w:bookmarkStart w:id="182" w:name="largo-plazo-con-libre-entrada"/>
+    <w:bookmarkEnd w:id="155"/>
+    <w:bookmarkStart w:id="183" w:name="largo-plazo-con-libre-entrada"/>
     <w:p>
       <w:pPr>
         <w:pStyle w:val="Heading2"/>
@@ -26061,7 +26340,7 @@
         <w:t xml:space="preserve">Queda el último paso: dejar que entren y salgan empresas.</w:t>
       </w:r>
     </w:p>
-    <w:bookmarkStart w:id="155" w:name="a-idea-4"/>
+    <w:bookmarkStart w:id="156" w:name="a-idea-4"/>
     <w:p>
       <w:pPr>
         <w:pStyle w:val="Heading4"/>
@@ -26091,11 +26370,11 @@
         <w:t xml:space="preserve">libre entrada</w:t>
       </w:r>
       <w:r>
-        <w:t xml:space="preserve">, el quinto rasgo de la competencia perfecta (I.1) y una aproximación razonable cuando se piensa en plazos largos. El número de empresas activas pasa a ser endógeno. ¿Qué precio rige entonces, y cuántas empresas hay?</w:t>
-      </w:r>
-    </w:p>
-    <w:bookmarkEnd w:id="155"/>
-    <w:bookmarkStart w:id="171" w:name="b-modelo-4"/>
+        <w:t xml:space="preserve">, el supuesto 3 de la competencia perfecta (tabla 1) y una aproximación razonable cuando se piensa en plazos largos. El número de empresas activas pasa a ser endógeno. ¿Qué precio rige entonces, y cuántas empresas hay?</w:t>
+      </w:r>
+    </w:p>
+    <w:bookmarkEnd w:id="156"/>
+    <w:bookmarkStart w:id="172" w:name="b-modelo-4"/>
     <w:p>
       <w:pPr>
         <w:pStyle w:val="Heading4"/>
@@ -26104,7 +26383,7 @@
         <w:t xml:space="preserve">b) Modelo</w:t>
       </w:r>
     </w:p>
-    <w:bookmarkStart w:id="157" w:name="i-supuestos-8"/>
+    <w:bookmarkStart w:id="158" w:name="i-supuestos-8"/>
     <w:p>
       <w:pPr>
         <w:pStyle w:val="Heading5"/>
@@ -26272,11 +26551,11 @@
         <w:rPr>
           <w:rStyle w:val="FootnoteReference"/>
         </w:rPr>
-        <w:footnoteReference w:id="156"/>
-      </w:r>
-    </w:p>
-    <w:bookmarkEnd w:id="157"/>
-    <w:bookmarkStart w:id="165" w:name="ii-desarrollo-8"/>
+        <w:footnoteReference w:id="157"/>
+      </w:r>
+    </w:p>
+    <w:bookmarkEnd w:id="158"/>
+    <w:bookmarkStart w:id="166" w:name="ii-desarrollo-8"/>
     <w:p>
       <w:pPr>
         <w:pStyle w:val="Heading5"/>
@@ -27334,7 +27613,7 @@
         <w:rPr>
           <w:rStyle w:val="FootnoteReference"/>
         </w:rPr>
-        <w:footnoteReference w:id="158"/>
+        <w:footnoteReference w:id="159"/>
       </w:r>
     </w:p>
     <w:p>
@@ -27852,7 +28131,7 @@
         <w:rPr>
           <w:rStyle w:val="FootnoteReference"/>
         </w:rPr>
-        <w:footnoteReference w:id="159"/>
+        <w:footnoteReference w:id="160"/>
       </w:r>
     </w:p>
     <w:p>
@@ -28055,7 +28334,7 @@
         <w:rPr>
           <w:rStyle w:val="FootnoteReference"/>
         </w:rPr>
-        <w:footnoteReference w:id="160"/>
+        <w:footnoteReference w:id="161"/>
       </w:r>
       <w:r>
         <w:t xml:space="preserve"> </w:t>
@@ -28338,7 +28617,7 @@
         <w:t xml:space="preserve">, pero ahora el tamaño de cada empresa y su número están determinados: cuanto mayor es la escala mínima eficiente respecto a la demanda, menos empresas caben.</w:t>
       </w:r>
     </w:p>
-    <w:bookmarkStart w:id="164" w:name="fig:libre-entrada"/>
+    <w:bookmarkStart w:id="165" w:name="fig:libre-entrada"/>
     <w:p>
       <w:pPr>
         <w:pStyle w:val="ImageCaption"/>
@@ -28362,18 +28641,18 @@
           <wp:inline>
             <wp:extent cx="5670550" cy="3185426"/>
             <wp:effectExtent b="0" l="0" r="0" t="0"/>
-            <wp:docPr descr="" title="" id="162" name="Picture"/>
+            <wp:docPr descr="" title="" id="163" name="Picture"/>
             <a:graphic>
               <a:graphicData uri="http://schemas.openxmlformats.org/drawingml/2006/picture">
                 <pic:pic>
                   <pic:nvPicPr>
-                    <pic:cNvPr descr="C:\Users\vgutierrez\Documents\src\victorgutierrezmarcos.github.io-revision\oposicion\temario\fuentes\3A16\graficos/libre-entrada.png" id="163" name="Picture"/>
+                    <pic:cNvPr descr="C:\Users\vgutierrez\Documents\src\victorgutierrezmarcos.github.io-revision\oposicion\temario\fuentes\3A16\graficos/libre-entrada.png" id="164" name="Picture"/>
                     <pic:cNvPicPr>
                       <a:picLocks noChangeArrowheads="1" noChangeAspect="1"/>
                     </pic:cNvPicPr>
                   </pic:nvPicPr>
                   <pic:blipFill>
-                    <a:blip r:embed="rId161"/>
+                    <a:blip r:embed="rId162"/>
                     <a:stretch>
                       <a:fillRect/>
                     </a:stretch>
@@ -28400,7 +28679,7 @@
         </w:drawing>
       </w:r>
     </w:p>
-    <w:bookmarkEnd w:id="164"/>
+    <w:bookmarkEnd w:id="165"/>
     <w:p>
       <w:pPr>
         <w:pStyle w:val="Piedeimagen"/>
@@ -28465,8 +28744,8 @@
         <w:t xml:space="preserve">.</w:t>
       </w:r>
     </w:p>
-    <w:bookmarkEnd w:id="165"/>
-    <w:bookmarkStart w:id="170" w:name="iii-implicaciones-7"/>
+    <w:bookmarkEnd w:id="166"/>
+    <w:bookmarkStart w:id="171" w:name="iii-implicaciones-7"/>
     <w:p>
       <w:pPr>
         <w:pStyle w:val="Heading5"/>
@@ -28490,7 +28769,7 @@
         <w:t xml:space="preserve">Beneficio económico nulo</w:t>
       </w:r>
       <w:r>
-        <w:t xml:space="preserve">: la libre entrada elimina los beneficios extraordinarios; la ganancia de los pescadores dura lo que tardan en llegar barcos nuevos. Es nulo el beneficio</w:t>
+        <w:t xml:space="preserve">: la libre entrada elimina los beneficios extraordinarios; la ganancia de los pescadores del refrán dura lo que tardan en entrar nuevos productores. Es nulo el beneficio</w:t>
       </w:r>
       <w:r>
         <w:t xml:space="preserve"> </w:t>
@@ -28503,7 +28782,7 @@
         <w:t xml:space="preserve">económico</w:t>
       </w:r>
       <w:r>
-        <w:t xml:space="preserve">: las empresas siguen cubriendo el coste de oportunidad de sus recursos (tabla 3).</w:t>
+        <w:t xml:space="preserve">: las empresas siguen cubriendo el coste de oportunidad de sus recursos (tabla 4).</w:t>
       </w:r>
     </w:p>
     <w:p>
@@ -29221,7 +29500,7 @@
         <w:t xml:space="preserve">El precio reacciona más a corto plazo, y la cantidad, más a largo plazo; con costes constantes, a largo plazo todo el ajuste es en cantidades. Es la respuesta a la pregunta del enganche: la ganancia de quien vende en la escasez dura lo que tarda la oferta en ajustarse.</w:t>
       </w:r>
     </w:p>
-    <w:bookmarkStart w:id="169" w:name="fig:corto-largo-industria"/>
+    <w:bookmarkStart w:id="170" w:name="fig:corto-largo-industria"/>
     <w:p>
       <w:pPr>
         <w:pStyle w:val="ImageCaption"/>
@@ -29245,18 +29524,18 @@
           <wp:inline>
             <wp:extent cx="4434381" cy="2125444"/>
             <wp:effectExtent b="0" l="0" r="0" t="0"/>
-            <wp:docPr descr="" title="" id="167" name="Picture"/>
+            <wp:docPr descr="" title="" id="168" name="Picture"/>
             <a:graphic>
               <a:graphicData uri="http://schemas.openxmlformats.org/drawingml/2006/picture">
                 <pic:pic>
                   <pic:nvPicPr>
-                    <pic:cNvPr descr="C:\Users\vgutierrez\Documents\src\victorgutierrezmarcos.github.io-revision\oposicion\temario\fuentes\3A16\graficos/corto-largo-industria.png" id="168" name="Picture"/>
+                    <pic:cNvPr descr="C:\Users\vgutierrez\Documents\src\victorgutierrezmarcos.github.io-revision\oposicion\temario\fuentes\3A16\graficos/corto-largo-industria.png" id="169" name="Picture"/>
                     <pic:cNvPicPr>
                       <a:picLocks noChangeArrowheads="1" noChangeAspect="1"/>
                     </pic:cNvPicPr>
                   </pic:nvPicPr>
                   <pic:blipFill>
-                    <a:blip r:embed="rId166"/>
+                    <a:blip r:embed="rId167"/>
                     <a:stretch>
                       <a:fillRect/>
                     </a:stretch>
@@ -29283,7 +29562,7 @@
         </w:drawing>
       </w:r>
     </w:p>
-    <w:bookmarkEnd w:id="169"/>
+    <w:bookmarkEnd w:id="170"/>
     <w:p>
       <w:pPr>
         <w:pStyle w:val="Piedeimagen"/>
@@ -29596,9 +29875,9 @@
         <w:t xml:space="preserve">si los costes de cada empresa no dependen de cuántas haya: es lo que relaja la extensión siguiente.</w:t>
       </w:r>
     </w:p>
-    <w:bookmarkEnd w:id="170"/>
     <w:bookmarkEnd w:id="171"/>
-    <w:bookmarkStart w:id="179" w:name="Xe44f1824d7fa1dbe56edaa14454d2e78c74482d"/>
+    <w:bookmarkEnd w:id="172"/>
+    <w:bookmarkStart w:id="180" w:name="Xe44f1824d7fa1dbe56edaa14454d2e78c74482d"/>
     <w:p>
       <w:pPr>
         <w:pStyle w:val="Heading4"/>
@@ -29646,7 +29925,7 @@
         <w:t xml:space="preserve">, y un aumento de la demanda se atiende entero con empresas nuevas, sin cambiar el precio. Levantamos ahora ese supuesto.</w:t>
       </w:r>
     </w:p>
-    <w:bookmarkStart w:id="172" w:name="i-supuestos-9"/>
+    <w:bookmarkStart w:id="173" w:name="i-supuestos-9"/>
     <w:p>
       <w:pPr>
         <w:pStyle w:val="Heading5"/>
@@ -29894,8 +30173,8 @@
         <w:t xml:space="preserve">.</w:t>
       </w:r>
     </w:p>
-    <w:bookmarkEnd w:id="172"/>
-    <w:bookmarkStart w:id="177" w:name="ii-desarrollo-9"/>
+    <w:bookmarkEnd w:id="173"/>
+    <w:bookmarkStart w:id="178" w:name="ii-desarrollo-9"/>
     <w:p>
       <w:pPr>
         <w:pStyle w:val="Heading5"/>
@@ -30227,7 +30506,7 @@
         <w:t xml:space="preserve">en todo el dominio, en cambio, no es compatible con la competencia perfecta (III.3, b).</w:t>
       </w:r>
     </w:p>
-    <w:bookmarkStart w:id="176" w:name="fig:oferta-largo-plazo"/>
+    <w:bookmarkStart w:id="177" w:name="fig:oferta-largo-plazo"/>
     <w:p>
       <w:pPr>
         <w:pStyle w:val="ImageCaption"/>
@@ -30251,18 +30530,18 @@
           <wp:inline>
             <wp:extent cx="5670550" cy="1681727"/>
             <wp:effectExtent b="0" l="0" r="0" t="0"/>
-            <wp:docPr descr="" title="" id="174" name="Picture"/>
+            <wp:docPr descr="" title="" id="175" name="Picture"/>
             <a:graphic>
               <a:graphicData uri="http://schemas.openxmlformats.org/drawingml/2006/picture">
                 <pic:pic>
                   <pic:nvPicPr>
-                    <pic:cNvPr descr="C:\Users\vgutierrez\Documents\src\victorgutierrezmarcos.github.io-revision\oposicion\temario\fuentes\3A16\graficos/oferta-largo-plazo.png" id="175" name="Picture"/>
+                    <pic:cNvPr descr="C:\Users\vgutierrez\Documents\src\victorgutierrezmarcos.github.io-revision\oposicion\temario\fuentes\3A16\graficos/oferta-largo-plazo.png" id="176" name="Picture"/>
                     <pic:cNvPicPr>
                       <a:picLocks noChangeArrowheads="1" noChangeAspect="1"/>
                     </pic:cNvPicPr>
                   </pic:nvPicPr>
                   <pic:blipFill>
-                    <a:blip r:embed="rId173"/>
+                    <a:blip r:embed="rId174"/>
                     <a:stretch>
                       <a:fillRect/>
                     </a:stretch>
@@ -30289,7 +30568,7 @@
         </w:drawing>
       </w:r>
     </w:p>
-    <w:bookmarkEnd w:id="176"/>
+    <w:bookmarkEnd w:id="177"/>
     <w:p>
       <w:pPr>
         <w:pStyle w:val="Piedeimagen"/>
@@ -30359,8 +30638,8 @@
         <w:t xml:space="preserve">.</w:t>
       </w:r>
     </w:p>
-    <w:bookmarkEnd w:id="177"/>
-    <w:bookmarkStart w:id="178" w:name="iii-implicaciones-8"/>
+    <w:bookmarkEnd w:id="178"/>
+    <w:bookmarkStart w:id="179" w:name="iii-implicaciones-8"/>
     <w:p>
       <w:pPr>
         <w:pStyle w:val="Heading5"/>
@@ -30485,9 +30764,9 @@
         <w:t xml:space="preserve">.</w:t>
       </w:r>
     </w:p>
-    <w:bookmarkEnd w:id="178"/>
     <w:bookmarkEnd w:id="179"/>
-    <w:bookmarkStart w:id="180" w:name="d-evidencia-empírica-1"/>
+    <w:bookmarkEnd w:id="180"/>
+    <w:bookmarkStart w:id="181" w:name="d-evidencia-empírica-1"/>
     <w:p>
       <w:pPr>
         <w:pStyle w:val="Heading4"/>
@@ -30576,8 +30855,8 @@
         <w:t xml:space="preserve">. Por encima de esa escala el tamaño de cada empresa queda indeterminado, como con rendimientos constantes, lo que es compatible con que en un mismo mercado competitivo convivan empresas de tamaños muy distintos.</w:t>
       </w:r>
     </w:p>
-    <w:bookmarkEnd w:id="180"/>
-    <w:bookmarkStart w:id="181" w:name="e-valoración-1"/>
+    <w:bookmarkEnd w:id="181"/>
+    <w:bookmarkStart w:id="182" w:name="e-valoración-1"/>
     <w:p>
       <w:pPr>
         <w:pStyle w:val="Heading4"/>
@@ -30694,10 +30973,10 @@
         <w:t xml:space="preserve">: el plazo decide qué se ajusta. A corto plazo, con factores fijos, la oferta es rígida y puede haber beneficios o pérdidas; a largo plazo sin libre entrada se ajustan todos los factores, y con libre entrada el precio baja al mínimo del coste medio, el beneficio extraordinario desaparece y la oferta de la industria es horizontal, creciente o decreciente según las economías externas. Con esto podemos volver a las preguntas del principio y cerrar la exposición.</w:t>
       </w:r>
     </w:p>
-    <w:bookmarkEnd w:id="181"/>
     <w:bookmarkEnd w:id="182"/>
     <w:bookmarkEnd w:id="183"/>
-    <w:bookmarkStart w:id="184" w:name="conclusión"/>
+    <w:bookmarkEnd w:id="184"/>
+    <w:bookmarkStart w:id="185" w:name="conclusión"/>
     <w:p>
       <w:pPr>
         <w:pStyle w:val="Heading1"/>
@@ -30955,7 +31234,7 @@
         </w:numPr>
       </w:pPr>
       <w:r>
-        <w:t xml:space="preserve">Al relajar la atomicidad o la homogeneidad del producto se llega al monopolio, la competencia monopolística y el oligopolio</w:t>
+        <w:t xml:space="preserve">Al levantar el supuesto de muchos vendedores precio-aceptantes (1) o el de producto homogéneo (2) se llega al monopolio, la competencia monopolística y el oligopolio</w:t>
       </w:r>
       <w:r>
         <w:t xml:space="preserve"> </w:t>
@@ -30985,7 +31264,7 @@
         <w:t xml:space="preserve">[ver tema 3.A.19]</w:t>
       </w:r>
       <w:r>
-        <w:t xml:space="preserve">; al relajar la información perfecta, a la economía de la información</w:t>
+        <w:t xml:space="preserve">; al levantar el de información perfecta (4), a la economía de la información</w:t>
       </w:r>
       <w:r>
         <w:t xml:space="preserve"> </w:t>
@@ -31160,7 +31439,7 @@
         <w:t xml:space="preserve">Idea final</w:t>
       </w:r>
       <w:r>
-        <w:t xml:space="preserve">: volviendo al refrán y al aceite, a río revuelto hay ganancia de pescadores, pero solo mientras la oferta no puede ajustarse. La sequía subió el precio y dio rentas a quien tenía aceite; cuando volvieron las cosechas, el precio bajó a menos de la mitad. Si el mercado es competitivo y la entrada libre, la ganancia atrae a otros barcos hasta desaparecer y el precio vuelve al coste: el mercado puede llegar solo al equilibrio y hacerlo de forma eficiente, pero no siempre ni por cualquier camino.</w:t>
+        <w:t xml:space="preserve">: volviendo al refrán y al aceite, a río revuelto hay ganancia de pescadores, pero solo mientras la oferta no puede ajustarse. La sequía subió el precio y dio rentas a quien tenía aceite; cuando volvieron las cosechas, el precio bajó a menos de la mitad. Si el mercado es competitivo y la entrada libre, la ganancia atrae a otros productores hasta desaparecer y el precio vuelve al coste: el mercado puede llegar solo al equilibrio y hacerlo de forma eficiente, pero no siempre ni por cualquier camino.</w:t>
       </w:r>
     </w:p>
     <w:p>
@@ -31178,8 +31457,8 @@
         </w:sectPr>
       </w:pPr>
     </w:p>
-    <w:bookmarkEnd w:id="184"/>
-    <w:bookmarkStart w:id="189" w:name="anexo:1tfeb"/>
+    <w:bookmarkEnd w:id="185"/>
+    <w:bookmarkStart w:id="190" w:name="anexo:1tfeb"/>
     <w:p>
       <w:pPr>
         <w:pStyle w:val="Heading1"/>
@@ -31360,7 +31639,7 @@
         <w:t xml:space="preserve">la dotación total de numerario, que se consume o se emplea en producir el bien.</w:t>
       </w:r>
     </w:p>
-    <w:bookmarkStart w:id="186" w:name="planteamiento"/>
+    <w:bookmarkStart w:id="187" w:name="planteamiento"/>
     <w:p>
       <w:pPr>
         <w:pStyle w:val="Heading4"/>
@@ -32100,11 +32379,11 @@
         <w:rPr>
           <w:rStyle w:val="FootnoteReference"/>
         </w:rPr>
-        <w:footnoteReference w:id="185"/>
-      </w:r>
-    </w:p>
-    <w:bookmarkEnd w:id="186"/>
-    <w:bookmarkStart w:id="187" w:name="demostración"/>
+        <w:footnoteReference w:id="186"/>
+      </w:r>
+    </w:p>
+    <w:bookmarkEnd w:id="187"/>
+    <w:bookmarkStart w:id="188" w:name="demostración"/>
     <w:p>
       <w:pPr>
         <w:pStyle w:val="Heading4"/>
@@ -33975,8 +34254,8 @@
         </m:r>
       </m:oMath>
     </w:p>
-    <w:bookmarkEnd w:id="187"/>
-    <w:bookmarkStart w:id="188" w:name="consecuencias"/>
+    <w:bookmarkEnd w:id="188"/>
+    <w:bookmarkStart w:id="189" w:name="consecuencias"/>
     <w:p>
       <w:pPr>
         <w:pStyle w:val="Heading4"/>
@@ -34033,9 +34312,9 @@
         <w:t xml:space="preserve">, porque los que ganan podrían compensar a los que pierden. Con utilidad cuasilineal, las fronteras de posibilidades de utilidad son rectas paralelas, y comparar 2 situaciones por su excedente total equivale a compararlas por sus fronteras: es la justificación del análisis coste-beneficio basado en excedentes.</w:t>
       </w:r>
     </w:p>
-    <w:bookmarkEnd w:id="188"/>
     <w:bookmarkEnd w:id="189"/>
-    <w:bookmarkStart w:id="194" w:name="anexo:geometria"/>
+    <w:bookmarkEnd w:id="190"/>
+    <w:bookmarkStart w:id="195" w:name="anexo:geometria"/>
     <w:p>
       <w:pPr>
         <w:pStyle w:val="Heading1"/>
@@ -34745,7 +35024,7 @@
         <w:t xml:space="preserve">(corto plazo): se paga aunque no se produzca, así que la decisión depende solo de los costes variables: la oferta es el CMg por encima del mínimo del CVMe, el mínimo de explotación (III.1).</w:t>
       </w:r>
     </w:p>
-    <w:bookmarkStart w:id="193" w:name="fig:geometria-costes"/>
+    <w:bookmarkStart w:id="194" w:name="fig:geometria-costes"/>
     <w:p>
       <w:pPr>
         <w:pStyle w:val="ImageCaption"/>
@@ -34769,18 +35048,18 @@
           <wp:inline>
             <wp:extent cx="5491480" cy="5468178"/>
             <wp:effectExtent b="0" l="0" r="0" t="0"/>
-            <wp:docPr descr="" title="" id="191" name="Picture"/>
+            <wp:docPr descr="" title="" id="192" name="Picture"/>
             <a:graphic>
               <a:graphicData uri="http://schemas.openxmlformats.org/drawingml/2006/picture">
                 <pic:pic>
                   <pic:nvPicPr>
-                    <pic:cNvPr descr="C:\Users\vgutierrez\Documents\src\victorgutierrezmarcos.github.io-revision\oposicion\temario\fuentes\3A16\graficos/geometria-costes.png" id="192" name="Picture"/>
+                    <pic:cNvPr descr="C:\Users\vgutierrez\Documents\src\victorgutierrezmarcos.github.io-revision\oposicion\temario\fuentes\3A16\graficos/geometria-costes.png" id="193" name="Picture"/>
                     <pic:cNvPicPr>
                       <a:picLocks noChangeArrowheads="1" noChangeAspect="1"/>
                     </pic:cNvPicPr>
                   </pic:nvPicPr>
                   <pic:blipFill>
-                    <a:blip r:embed="rId190"/>
+                    <a:blip r:embed="rId191"/>
                     <a:stretch>
                       <a:fillRect/>
                     </a:stretch>
@@ -34807,7 +35086,7 @@
         </w:drawing>
       </w:r>
     </w:p>
-    <w:bookmarkEnd w:id="193"/>
+    <w:bookmarkEnd w:id="194"/>
     <w:p>
       <w:pPr>
         <w:pStyle w:val="Piedeimagen"/>
@@ -34872,8 +35151,8 @@
         <w:t xml:space="preserve">.</w:t>
       </w:r>
     </w:p>
-    <w:bookmarkEnd w:id="194"/>
-    <w:bookmarkStart w:id="199" w:name="anexo:controles"/>
+    <w:bookmarkEnd w:id="195"/>
+    <w:bookmarkStart w:id="200" w:name="anexo:controles"/>
     <w:p>
       <w:pPr>
         <w:pStyle w:val="Heading1"/>
@@ -35761,7 +36040,7 @@
         <w:t xml:space="preserve">.</w:t>
       </w:r>
     </w:p>
-    <w:bookmarkStart w:id="198" w:name="fig:controles-precios"/>
+    <w:bookmarkStart w:id="199" w:name="fig:controles-precios"/>
     <w:p>
       <w:pPr>
         <w:pStyle w:val="ImageCaption"/>
@@ -35785,18 +36064,18 @@
           <wp:inline>
             <wp:extent cx="5299850" cy="2269179"/>
             <wp:effectExtent b="0" l="0" r="0" t="0"/>
-            <wp:docPr descr="" title="" id="196" name="Picture"/>
+            <wp:docPr descr="" title="" id="197" name="Picture"/>
             <a:graphic>
               <a:graphicData uri="http://schemas.openxmlformats.org/drawingml/2006/picture">
                 <pic:pic>
                   <pic:nvPicPr>
-                    <pic:cNvPr descr="C:\Users\vgutierrez\Documents\src\victorgutierrezmarcos.github.io-revision\oposicion\temario\fuentes\3A16\graficos/controles-precios.png" id="197" name="Picture"/>
+                    <pic:cNvPr descr="C:\Users\vgutierrez\Documents\src\victorgutierrezmarcos.github.io-revision\oposicion\temario\fuentes\3A16\graficos/controles-precios.png" id="198" name="Picture"/>
                     <pic:cNvPicPr>
                       <a:picLocks noChangeArrowheads="1" noChangeAspect="1"/>
                     </pic:cNvPicPr>
                   </pic:nvPicPr>
                   <pic:blipFill>
-                    <a:blip r:embed="rId195"/>
+                    <a:blip r:embed="rId196"/>
                     <a:stretch>
                       <a:fillRect/>
                     </a:stretch>
@@ -35823,7 +36102,7 @@
         </w:drawing>
       </w:r>
     </w:p>
-    <w:bookmarkEnd w:id="198"/>
+    <w:bookmarkEnd w:id="199"/>
     <w:p>
       <w:pPr>
         <w:pStyle w:val="Piedeimagen"/>
@@ -35920,8 +36199,8 @@
         <w:t xml:space="preserve">.</w:t>
       </w:r>
     </w:p>
-    <w:bookmarkEnd w:id="199"/>
-    <w:bookmarkStart w:id="201" w:name="anexo:parcial-general"/>
+    <w:bookmarkEnd w:id="200"/>
+    <w:bookmarkStart w:id="202" w:name="anexo:parcial-general"/>
     <w:p>
       <w:pPr>
         <w:pStyle w:val="Heading1"/>
@@ -36939,7 +37218,7 @@
         <w:t xml:space="preserve">.</w:t>
       </w:r>
     </w:p>
-    <w:bookmarkStart w:id="200" w:name="qué-estudia-cada-tema-del-bloque"/>
+    <w:bookmarkStart w:id="201" w:name="qué-estudia-cada-tema-del-bloque"/>
     <w:p>
       <w:pPr>
         <w:pStyle w:val="Heading4"/>
@@ -37114,9 +37393,9 @@
         <w:t xml:space="preserve">: el óptimo que maximiza el bienestar social no tiene por qué coincidir con el que alcanza el mercado; elegir entre óptimos exige juicios de valor y es materia de la elección colectiva.</w:t>
       </w:r>
     </w:p>
-    <w:bookmarkEnd w:id="200"/>
     <w:bookmarkEnd w:id="201"/>
-    <w:bookmarkStart w:id="210" w:name="anexo:telarana"/>
+    <w:bookmarkEnd w:id="202"/>
+    <w:bookmarkStart w:id="211" w:name="anexo:telarana"/>
     <w:p>
       <w:pPr>
         <w:pStyle w:val="Heading1"/>
@@ -37821,7 +38100,7 @@
         <w:t xml:space="preserve">.</w:t>
       </w:r>
     </w:p>
-    <w:bookmarkStart w:id="202" w:name="e.1.-expectativas-ingenuas"/>
+    <w:bookmarkStart w:id="203" w:name="e.1.-expectativas-ingenuas"/>
     <w:p>
       <w:pPr>
         <w:pStyle w:val="Heading2"/>
@@ -39139,8 +39418,8 @@
         </m:r>
       </m:oMath>
     </w:p>
-    <w:bookmarkEnd w:id="202"/>
-    <w:bookmarkStart w:id="203" w:name="e.2.-expectativas-adaptativas"/>
+    <w:bookmarkEnd w:id="203"/>
+    <w:bookmarkStart w:id="204" w:name="e.2.-expectativas-adaptativas"/>
     <w:p>
       <w:pPr>
         <w:pStyle w:val="Heading2"/>
@@ -40365,8 +40644,8 @@
         </m:r>
       </m:oMath>
     </w:p>
-    <w:bookmarkEnd w:id="203"/>
-    <w:bookmarkStart w:id="204" w:name="e.3.-expectativas-racionales"/>
+    <w:bookmarkEnd w:id="204"/>
+    <w:bookmarkStart w:id="205" w:name="e.3.-expectativas-racionales"/>
     <w:p>
       <w:pPr>
         <w:pStyle w:val="Heading2"/>
@@ -41189,8 +41468,8 @@
         </m:r>
       </m:oMath>
     </w:p>
-    <w:bookmarkEnd w:id="204"/>
-    <w:bookmarkStart w:id="209" w:name="e.4.-curvas-no-lineales-el-ciclo-límite"/>
+    <w:bookmarkEnd w:id="205"/>
+    <w:bookmarkStart w:id="210" w:name="e.4.-curvas-no-lineales-el-ciclo-límite"/>
     <w:p>
       <w:pPr>
         <w:pStyle w:val="Heading2"/>
@@ -41234,7 +41513,7 @@
         <w:t xml:space="preserve">: el precio y la cantidad acaban oscilando con una amplitud constante, que no depende del punto de partida (gráfico 18).</w:t>
       </w:r>
     </w:p>
-    <w:bookmarkStart w:id="208" w:name="fig:telarana-ciclo-limite"/>
+    <w:bookmarkStart w:id="209" w:name="fig:telarana-ciclo-limite"/>
     <w:p>
       <w:pPr>
         <w:pStyle w:val="ImageCaption"/>
@@ -41258,18 +41537,18 @@
           <wp:inline>
             <wp:extent cx="2486311" cy="2052048"/>
             <wp:effectExtent b="0" l="0" r="0" t="0"/>
-            <wp:docPr descr="" title="" id="206" name="Picture"/>
+            <wp:docPr descr="" title="" id="207" name="Picture"/>
             <a:graphic>
               <a:graphicData uri="http://schemas.openxmlformats.org/drawingml/2006/picture">
                 <pic:pic>
                   <pic:nvPicPr>
-                    <pic:cNvPr descr="C:\Users\vgutierrez\Documents\src\victorgutierrezmarcos.github.io-revision\oposicion\temario\fuentes\3A16\graficos/telarana-ciclo-limite.png" id="207" name="Picture"/>
+                    <pic:cNvPr descr="C:\Users\vgutierrez\Documents\src\victorgutierrezmarcos.github.io-revision\oposicion\temario\fuentes\3A16\graficos/telarana-ciclo-limite.png" id="208" name="Picture"/>
                     <pic:cNvPicPr>
                       <a:picLocks noChangeArrowheads="1" noChangeAspect="1"/>
                     </pic:cNvPicPr>
                   </pic:nvPicPr>
                   <pic:blipFill>
-                    <a:blip r:embed="rId205"/>
+                    <a:blip r:embed="rId206"/>
                     <a:stretch>
                       <a:fillRect/>
                     </a:stretch>
@@ -41296,7 +41575,7 @@
         </w:drawing>
       </w:r>
     </w:p>
-    <w:bookmarkEnd w:id="208"/>
+    <w:bookmarkEnd w:id="209"/>
     <w:p>
       <w:pPr>
         <w:pStyle w:val="Piedeimagen"/>
@@ -41334,9 +41613,9 @@
         <w:t xml:space="preserve">.</w:t>
       </w:r>
     </w:p>
-    <w:bookmarkEnd w:id="209"/>
     <w:bookmarkEnd w:id="210"/>
-    <w:bookmarkStart w:id="213" w:name="anexo:test"/>
+    <w:bookmarkEnd w:id="211"/>
+    <w:bookmarkStart w:id="214" w:name="anexo:test"/>
     <w:p>
       <w:pPr>
         <w:pStyle w:val="Heading1"/>
@@ -41355,7 +41634,7 @@
       <w:r>
         <w:t xml:space="preserve"> </w:t>
       </w:r>
-      <w:hyperlink r:id="rId211">
+      <w:hyperlink r:id="rId212">
         <w:r>
           <w:rPr>
             <w:rStyle w:val="Hyperlink"/>
@@ -42164,7 +42443,7 @@
         <w:t xml:space="preserve">(1890) sistematiza el equilibrio parcial.</w:t>
       </w:r>
     </w:p>
-    <w:bookmarkStart w:id="212" w:name="preguntas-probables-del-tribunal"/>
+    <w:bookmarkStart w:id="213" w:name="preguntas-probables-del-tribunal"/>
     <w:p>
       <w:pPr>
         <w:pStyle w:val="Heading4"/>
@@ -42302,9 +42581,9 @@
         </w:sectPr>
       </w:pPr>
     </w:p>
-    <w:bookmarkEnd w:id="212"/>
     <w:bookmarkEnd w:id="213"/>
-    <w:bookmarkStart w:id="293" w:name="bibliography"/>
+    <w:bookmarkEnd w:id="214"/>
+    <w:bookmarkStart w:id="294" w:name="bibliography"/>
     <w:p>
       <w:pPr>
         <w:pStyle w:val="Heading1"/>
@@ -42313,8 +42592,8 @@
         <w:t xml:space="preserve">Bibliografía</w:t>
       </w:r>
     </w:p>
-    <w:bookmarkStart w:id="292" w:name="refs"/>
-    <w:bookmarkStart w:id="214" w:name="ref-Arrow1951Extension"/>
+    <w:bookmarkStart w:id="293" w:name="refs"/>
+    <w:bookmarkStart w:id="215" w:name="ref-Arrow1951Extension"/>
     <w:p>
       <w:pPr>
         <w:pStyle w:val="Bibliography"/>
@@ -42345,8 +42624,8 @@
         <w:t xml:space="preserve">, editado por Jerzy Neyman, 507-32. Berkeley: University of California Press.</w:t>
       </w:r>
     </w:p>
-    <w:bookmarkEnd w:id="214"/>
-    <w:bookmarkStart w:id="215" w:name="ref-Azpilcueta1556Cambios"/>
+    <w:bookmarkEnd w:id="215"/>
+    <w:bookmarkStart w:id="216" w:name="ref-Azpilcueta1556Cambios"/>
     <w:p>
       <w:pPr>
         <w:pStyle w:val="Bibliography"/>
@@ -42368,8 +42647,8 @@
         <w:t xml:space="preserve">. Salamanca.</w:t>
       </w:r>
     </w:p>
-    <w:bookmarkEnd w:id="215"/>
-    <w:bookmarkStart w:id="217" w:name="ref-Becker1965Allocation"/>
+    <w:bookmarkEnd w:id="216"/>
+    <w:bookmarkStart w:id="218" w:name="ref-Becker1965Allocation"/>
     <w:p>
       <w:pPr>
         <w:pStyle w:val="Bibliography"/>
@@ -42405,7 +42684,7 @@
       <w:r>
         <w:t xml:space="preserve"> </w:t>
       </w:r>
-      <w:hyperlink r:id="rId216">
+      <w:hyperlink r:id="rId217">
         <w:r>
           <w:rPr>
             <w:rStyle w:val="Hyperlink"/>
@@ -42417,8 +42696,8 @@
         <w:t xml:space="preserve">.</w:t>
       </w:r>
     </w:p>
-    <w:bookmarkEnd w:id="217"/>
-    <w:bookmarkStart w:id="218" w:name="ref-Bodin1568Reponse"/>
+    <w:bookmarkEnd w:id="218"/>
+    <w:bookmarkStart w:id="219" w:name="ref-Bodin1568Reponse"/>
     <w:p>
       <w:pPr>
         <w:pStyle w:val="Bibliography"/>
@@ -42440,8 +42719,8 @@
         <w:t xml:space="preserve">. París.</w:t>
       </w:r>
     </w:p>
-    <w:bookmarkEnd w:id="218"/>
-    <w:bookmarkStart w:id="219" w:name="ref-Bolzano1817Beweis"/>
+    <w:bookmarkEnd w:id="219"/>
+    <w:bookmarkStart w:id="220" w:name="ref-Bolzano1817Beweis"/>
     <w:p>
       <w:pPr>
         <w:pStyle w:val="Bibliography"/>
@@ -42463,8 +42742,8 @@
         <w:t xml:space="preserve">. Praga: Gottlieb Haase.</w:t>
       </w:r>
     </w:p>
-    <w:bookmarkEnd w:id="219"/>
-    <w:bookmarkStart w:id="221" w:name="ref-Campante2021Advanced"/>
+    <w:bookmarkEnd w:id="220"/>
+    <w:bookmarkStart w:id="222" w:name="ref-Campante2021Advanced"/>
     <w:p>
       <w:pPr>
         <w:pStyle w:val="Bibliography"/>
@@ -42488,7 +42767,7 @@
       <w:r>
         <w:t xml:space="preserve"> </w:t>
       </w:r>
-      <w:hyperlink r:id="rId220">
+      <w:hyperlink r:id="rId221">
         <w:r>
           <w:rPr>
             <w:rStyle w:val="Hyperlink"/>
@@ -42500,8 +42779,8 @@
         <w:t xml:space="preserve">.</w:t>
       </w:r>
     </w:p>
-    <w:bookmarkEnd w:id="221"/>
-    <w:bookmarkStart w:id="222" w:name="ref-Clark1899Distribution"/>
+    <w:bookmarkEnd w:id="222"/>
+    <w:bookmarkStart w:id="223" w:name="ref-Clark1899Distribution"/>
     <w:p>
       <w:pPr>
         <w:pStyle w:val="Bibliography"/>
@@ -42523,8 +42802,8 @@
         <w:t xml:space="preserve">. Nueva York: Macmillan.</w:t>
       </w:r>
     </w:p>
-    <w:bookmarkEnd w:id="222"/>
-    <w:bookmarkStart w:id="224" w:name="ref-CE2026AceitePrecios"/>
+    <w:bookmarkEnd w:id="223"/>
+    <w:bookmarkStart w:id="225" w:name="ref-CE2026AceitePrecios"/>
     <w:p>
       <w:pPr>
         <w:pStyle w:val="Bibliography"/>
@@ -42544,7 +42823,7 @@
       <w:r>
         <w:t xml:space="preserve"> </w:t>
       </w:r>
-      <w:hyperlink r:id="rId223">
+      <w:hyperlink r:id="rId224">
         <w:r>
           <w:rPr>
             <w:rStyle w:val="Hyperlink"/>
@@ -42556,8 +42835,8 @@
         <w:t xml:space="preserve">.</w:t>
       </w:r>
     </w:p>
-    <w:bookmarkEnd w:id="224"/>
-    <w:bookmarkStart w:id="226" w:name="ref-CE2026AceiteProduccion"/>
+    <w:bookmarkEnd w:id="225"/>
+    <w:bookmarkStart w:id="227" w:name="ref-CE2026AceiteProduccion"/>
     <w:p>
       <w:pPr>
         <w:pStyle w:val="Bibliography"/>
@@ -42577,7 +42856,7 @@
       <w:r>
         <w:t xml:space="preserve"> </w:t>
       </w:r>
-      <w:hyperlink r:id="rId225">
+      <w:hyperlink r:id="rId226">
         <w:r>
           <w:rPr>
             <w:rStyle w:val="Hyperlink"/>
@@ -42589,8 +42868,8 @@
         <w:t xml:space="preserve">.</w:t>
       </w:r>
     </w:p>
-    <w:bookmarkEnd w:id="226"/>
-    <w:bookmarkStart w:id="227" w:name="ref-Cournot1838Recherches"/>
+    <w:bookmarkEnd w:id="227"/>
+    <w:bookmarkStart w:id="228" w:name="ref-Cournot1838Recherches"/>
     <w:p>
       <w:pPr>
         <w:pStyle w:val="Bibliography"/>
@@ -42612,8 +42891,8 @@
         <w:t xml:space="preserve">. París: Hachette.</w:t>
       </w:r>
     </w:p>
-    <w:bookmarkEnd w:id="227"/>
-    <w:bookmarkStart w:id="228" w:name="ref-Dalton1922Principles"/>
+    <w:bookmarkEnd w:id="228"/>
+    <w:bookmarkStart w:id="229" w:name="ref-Dalton1922Principles"/>
     <w:p>
       <w:pPr>
         <w:pStyle w:val="Bibliography"/>
@@ -42635,8 +42914,8 @@
         <w:t xml:space="preserve">. Londres: George Routledge; Sons.</w:t>
       </w:r>
     </w:p>
-    <w:bookmarkEnd w:id="228"/>
-    <w:bookmarkStart w:id="230" w:name="ref-DeVroey2016History"/>
+    <w:bookmarkEnd w:id="229"/>
+    <w:bookmarkStart w:id="231" w:name="ref-DeVroey2016History"/>
     <w:p>
       <w:pPr>
         <w:pStyle w:val="Bibliography"/>
@@ -42660,7 +42939,7 @@
       <w:r>
         <w:t xml:space="preserve"> </w:t>
       </w:r>
-      <w:hyperlink r:id="rId229">
+      <w:hyperlink r:id="rId230">
         <w:r>
           <w:rPr>
             <w:rStyle w:val="Hyperlink"/>
@@ -42672,8 +42951,8 @@
         <w:t xml:space="preserve">.</w:t>
       </w:r>
     </w:p>
-    <w:bookmarkEnd w:id="230"/>
-    <w:bookmarkStart w:id="232" w:name="ref-Debreu1951Coefficient"/>
+    <w:bookmarkEnd w:id="231"/>
+    <w:bookmarkStart w:id="233" w:name="ref-Debreu1951Coefficient"/>
     <w:p>
       <w:pPr>
         <w:pStyle w:val="Bibliography"/>
@@ -42709,7 +42988,7 @@
       <w:r>
         <w:t xml:space="preserve"> </w:t>
       </w:r>
-      <w:hyperlink r:id="rId231">
+      <w:hyperlink r:id="rId232">
         <w:r>
           <w:rPr>
             <w:rStyle w:val="Hyperlink"/>
@@ -42721,8 +43000,8 @@
         <w:t xml:space="preserve">.</w:t>
       </w:r>
     </w:p>
-    <w:bookmarkEnd w:id="232"/>
-    <w:bookmarkStart w:id="233" w:name="ref-Dupuit1844Mesure"/>
+    <w:bookmarkEnd w:id="233"/>
+    <w:bookmarkStart w:id="234" w:name="ref-Dupuit1844Mesure"/>
     <w:p>
       <w:pPr>
         <w:pStyle w:val="Bibliography"/>
@@ -42753,8 +43032,8 @@
         <w:t xml:space="preserve">, 2.ª época, 8: 332-75.</w:t>
       </w:r>
     </w:p>
-    <w:bookmarkEnd w:id="233"/>
-    <w:bookmarkStart w:id="234" w:name="ref-EkelundHebert2013History"/>
+    <w:bookmarkEnd w:id="234"/>
+    <w:bookmarkStart w:id="235" w:name="ref-EkelundHebert2013History"/>
     <w:p>
       <w:pPr>
         <w:pStyle w:val="Bibliography"/>
@@ -42776,8 +43055,8 @@
         <w:t xml:space="preserve">. 6.ª ed. Long Grove (Illinois): Waveland Press.</w:t>
       </w:r>
     </w:p>
-    <w:bookmarkEnd w:id="234"/>
-    <w:bookmarkStart w:id="236" w:name="ref-Ezekiel1938Cobweb"/>
+    <w:bookmarkEnd w:id="235"/>
+    <w:bookmarkStart w:id="237" w:name="ref-Ezekiel1938Cobweb"/>
     <w:p>
       <w:pPr>
         <w:pStyle w:val="Bibliography"/>
@@ -42813,7 +43092,7 @@
       <w:r>
         <w:t xml:space="preserve"> </w:t>
       </w:r>
-      <w:hyperlink r:id="rId235">
+      <w:hyperlink r:id="rId236">
         <w:r>
           <w:rPr>
             <w:rStyle w:val="Hyperlink"/>
@@ -42825,8 +43104,8 @@
         <w:t xml:space="preserve">.</w:t>
       </w:r>
     </w:p>
-    <w:bookmarkEnd w:id="236"/>
-    <w:bookmarkStart w:id="238" w:name="ref-Gorman1953Community"/>
+    <w:bookmarkEnd w:id="237"/>
+    <w:bookmarkStart w:id="239" w:name="ref-Gorman1953Community"/>
     <w:p>
       <w:pPr>
         <w:pStyle w:val="Bibliography"/>
@@ -42862,7 +43141,7 @@
       <w:r>
         <w:t xml:space="preserve"> </w:t>
       </w:r>
-      <w:hyperlink r:id="rId237">
+      <w:hyperlink r:id="rId238">
         <w:r>
           <w:rPr>
             <w:rStyle w:val="Hyperlink"/>
@@ -42874,8 +43153,8 @@
         <w:t xml:space="preserve">.</w:t>
       </w:r>
     </w:p>
-    <w:bookmarkEnd w:id="238"/>
-    <w:bookmarkStart w:id="240" w:name="ref-Gorman1961Class"/>
+    <w:bookmarkEnd w:id="239"/>
+    <w:bookmarkStart w:id="241" w:name="ref-Gorman1961Class"/>
     <w:p>
       <w:pPr>
         <w:pStyle w:val="Bibliography"/>
@@ -42911,7 +43190,7 @@
       <w:r>
         <w:t xml:space="preserve"> </w:t>
       </w:r>
-      <w:hyperlink r:id="rId239">
+      <w:hyperlink r:id="rId240">
         <w:r>
           <w:rPr>
             <w:rStyle w:val="Hyperlink"/>
@@ -42923,8 +43202,8 @@
         <w:t xml:space="preserve">.</w:t>
       </w:r>
     </w:p>
-    <w:bookmarkEnd w:id="240"/>
-    <w:bookmarkStart w:id="242" w:name="ref-Gronau1977Leisure"/>
+    <w:bookmarkEnd w:id="241"/>
+    <w:bookmarkStart w:id="243" w:name="ref-Gronau1977Leisure"/>
     <w:p>
       <w:pPr>
         <w:pStyle w:val="Bibliography"/>
@@ -42960,7 +43239,7 @@
       <w:r>
         <w:t xml:space="preserve"> </w:t>
       </w:r>
-      <w:hyperlink r:id="rId241">
+      <w:hyperlink r:id="rId242">
         <w:r>
           <w:rPr>
             <w:rStyle w:val="Hyperlink"/>
@@ -42972,8 +43251,8 @@
         <w:t xml:space="preserve">.</w:t>
       </w:r>
     </w:p>
-    <w:bookmarkEnd w:id="242"/>
-    <w:bookmarkStart w:id="243" w:name="ref-Harberger1964Measurement"/>
+    <w:bookmarkEnd w:id="243"/>
+    <w:bookmarkStart w:id="244" w:name="ref-Harberger1964Measurement"/>
     <w:p>
       <w:pPr>
         <w:pStyle w:val="Bibliography"/>
@@ -43007,8 +43286,8 @@
         <w:t xml:space="preserve">54 (3).</w:t>
       </w:r>
     </w:p>
-    <w:bookmarkEnd w:id="243"/>
-    <w:bookmarkStart w:id="244" w:name="ref-Hayek1948Meaning"/>
+    <w:bookmarkEnd w:id="244"/>
+    <w:bookmarkStart w:id="245" w:name="ref-Hayek1948Meaning"/>
     <w:p>
       <w:pPr>
         <w:pStyle w:val="Bibliography"/>
@@ -43039,8 +43318,8 @@
         <w:t xml:space="preserve">, 92-106. Chicago: University of Chicago Press.</w:t>
       </w:r>
     </w:p>
-    <w:bookmarkEnd w:id="244"/>
-    <w:bookmarkStart w:id="245" w:name="ref-HommesEtAl2007Learning"/>
+    <w:bookmarkEnd w:id="245"/>
+    <w:bookmarkStart w:id="246" w:name="ref-HommesEtAl2007Learning"/>
     <w:p>
       <w:pPr>
         <w:pStyle w:val="Bibliography"/>
@@ -43074,8 +43353,8 @@
         <w:t xml:space="preserve">11 (S1): 8-33.</w:t>
       </w:r>
     </w:p>
-    <w:bookmarkEnd w:id="245"/>
-    <w:bookmarkStart w:id="247" w:name="ref-INE2026IPCAceites"/>
+    <w:bookmarkEnd w:id="246"/>
+    <w:bookmarkStart w:id="248" w:name="ref-INE2026IPCAceites"/>
     <w:p>
       <w:pPr>
         <w:pStyle w:val="Bibliography"/>
@@ -43095,7 +43374,7 @@
       <w:r>
         <w:t xml:space="preserve"> </w:t>
       </w:r>
-      <w:hyperlink r:id="rId246">
+      <w:hyperlink r:id="rId247">
         <w:r>
           <w:rPr>
             <w:rStyle w:val="Hyperlink"/>
@@ -43107,8 +43386,8 @@
         <w:t xml:space="preserve">.</w:t>
       </w:r>
     </w:p>
-    <w:bookmarkEnd w:id="247"/>
-    <w:bookmarkStart w:id="248" w:name="ref-Jenkin1870Graphic"/>
+    <w:bookmarkEnd w:id="248"/>
+    <w:bookmarkStart w:id="249" w:name="ref-Jenkin1870Graphic"/>
     <w:p>
       <w:pPr>
         <w:pStyle w:val="Bibliography"/>
@@ -43139,8 +43418,8 @@
         <w:t xml:space="preserve">, editado por Alexander Grant, 151-85. Edimburgo: Edmonston; Douglas.</w:t>
       </w:r>
     </w:p>
-    <w:bookmarkEnd w:id="248"/>
-    <w:bookmarkStart w:id="250" w:name="ref-Jenkin1872Incidence"/>
+    <w:bookmarkEnd w:id="249"/>
+    <w:bookmarkStart w:id="251" w:name="ref-Jenkin1872Incidence"/>
     <w:p>
       <w:pPr>
         <w:pStyle w:val="Bibliography"/>
@@ -43176,7 +43455,7 @@
       <w:r>
         <w:t xml:space="preserve"> </w:t>
       </w:r>
-      <w:hyperlink r:id="rId249">
+      <w:hyperlink r:id="rId250">
         <w:r>
           <w:rPr>
             <w:rStyle w:val="Hyperlink"/>
@@ -43188,8 +43467,8 @@
         <w:t xml:space="preserve">.</w:t>
       </w:r>
     </w:p>
-    <w:bookmarkEnd w:id="250"/>
-    <w:bookmarkStart w:id="251" w:name="ref-Johnston1960Statistical"/>
+    <w:bookmarkEnd w:id="251"/>
+    <w:bookmarkStart w:id="252" w:name="ref-Johnston1960Statistical"/>
     <w:p>
       <w:pPr>
         <w:pStyle w:val="Bibliography"/>
@@ -43211,8 +43490,8 @@
         <w:t xml:space="preserve">. Nueva York: McGraw-Hill.</w:t>
       </w:r>
     </w:p>
-    <w:bookmarkEnd w:id="251"/>
-    <w:bookmarkStart w:id="253" w:name="ref-Kaldor1934Classificatory"/>
+    <w:bookmarkEnd w:id="252"/>
+    <w:bookmarkStart w:id="254" w:name="ref-Kaldor1934Classificatory"/>
     <w:p>
       <w:pPr>
         <w:pStyle w:val="Bibliography"/>
@@ -43248,7 +43527,7 @@
       <w:r>
         <w:t xml:space="preserve"> </w:t>
       </w:r>
-      <w:hyperlink r:id="rId252">
+      <w:hyperlink r:id="rId253">
         <w:r>
           <w:rPr>
             <w:rStyle w:val="Hyperlink"/>
@@ -43260,8 +43539,8 @@
         <w:t xml:space="preserve">.</w:t>
       </w:r>
     </w:p>
-    <w:bookmarkEnd w:id="253"/>
-    <w:bookmarkStart w:id="255" w:name="ref-Lancaster1966New"/>
+    <w:bookmarkEnd w:id="254"/>
+    <w:bookmarkStart w:id="256" w:name="ref-Lancaster1966New"/>
     <w:p>
       <w:pPr>
         <w:pStyle w:val="Bibliography"/>
@@ -43297,7 +43576,7 @@
       <w:r>
         <w:t xml:space="preserve"> </w:t>
       </w:r>
-      <w:hyperlink r:id="rId254">
+      <w:hyperlink r:id="rId255">
         <w:r>
           <w:rPr>
             <w:rStyle w:val="Hyperlink"/>
@@ -43309,8 +43588,8 @@
         <w:t xml:space="preserve">.</w:t>
       </w:r>
     </w:p>
-    <w:bookmarkEnd w:id="255"/>
-    <w:bookmarkStart w:id="257" w:name="ref-Lange1942Foundations"/>
+    <w:bookmarkEnd w:id="256"/>
+    <w:bookmarkStart w:id="258" w:name="ref-Lange1942Foundations"/>
     <w:p>
       <w:pPr>
         <w:pStyle w:val="Bibliography"/>
@@ -43346,7 +43625,7 @@
       <w:r>
         <w:t xml:space="preserve"> </w:t>
       </w:r>
-      <w:hyperlink r:id="rId256">
+      <w:hyperlink r:id="rId257">
         <w:r>
           <w:rPr>
             <w:rStyle w:val="Hyperlink"/>
@@ -43358,8 +43637,8 @@
         <w:t xml:space="preserve">.</w:t>
       </w:r>
     </w:p>
-    <w:bookmarkEnd w:id="257"/>
-    <w:bookmarkStart w:id="258" w:name="ref-LeChatelier1884Enonce"/>
+    <w:bookmarkEnd w:id="258"/>
+    <w:bookmarkStart w:id="259" w:name="ref-LeChatelier1884Enonce"/>
     <w:p>
       <w:pPr>
         <w:pStyle w:val="Bibliography"/>
@@ -43393,8 +43672,8 @@
         <w:t xml:space="preserve">99: 786-89.</w:t>
       </w:r>
     </w:p>
-    <w:bookmarkEnd w:id="258"/>
-    <w:bookmarkStart w:id="260" w:name="ref-Lerner1934Economic"/>
+    <w:bookmarkEnd w:id="259"/>
+    <w:bookmarkStart w:id="261" w:name="ref-Lerner1934Economic"/>
     <w:p>
       <w:pPr>
         <w:pStyle w:val="Bibliography"/>
@@ -43430,7 +43709,7 @@
       <w:r>
         <w:t xml:space="preserve"> </w:t>
       </w:r>
-      <w:hyperlink r:id="rId259">
+      <w:hyperlink r:id="rId260">
         <w:r>
           <w:rPr>
             <w:rStyle w:val="Hyperlink"/>
@@ -43442,8 +43721,8 @@
         <w:t xml:space="preserve">.</w:t>
       </w:r>
     </w:p>
-    <w:bookmarkEnd w:id="260"/>
-    <w:bookmarkStart w:id="262" w:name="ref-Marshall1890Principles"/>
+    <w:bookmarkEnd w:id="261"/>
+    <w:bookmarkStart w:id="263" w:name="ref-Marshall1890Principles"/>
     <w:p>
       <w:pPr>
         <w:pStyle w:val="Bibliography"/>
@@ -43467,7 +43746,7 @@
       <w:r>
         <w:t xml:space="preserve"> </w:t>
       </w:r>
-      <w:hyperlink r:id="rId261">
+      <w:hyperlink r:id="rId262">
         <w:r>
           <w:rPr>
             <w:rStyle w:val="Hyperlink"/>
@@ -43479,8 +43758,8 @@
         <w:t xml:space="preserve">.</w:t>
       </w:r>
     </w:p>
-    <w:bookmarkEnd w:id="262"/>
-    <w:bookmarkStart w:id="263" w:name="ref-MasColellWhinstonGreen1995"/>
+    <w:bookmarkEnd w:id="263"/>
+    <w:bookmarkStart w:id="264" w:name="ref-MasColellWhinstonGreen1995"/>
     <w:p>
       <w:pPr>
         <w:pStyle w:val="Bibliography"/>
@@ -43502,8 +43781,8 @@
         <w:t xml:space="preserve">. Nueva York: Oxford University Press.</w:t>
       </w:r>
     </w:p>
-    <w:bookmarkEnd w:id="263"/>
-    <w:bookmarkStart w:id="265" w:name="ref-Molina1597Iustitia"/>
+    <w:bookmarkEnd w:id="264"/>
+    <w:bookmarkStart w:id="266" w:name="ref-Molina1597Iustitia"/>
     <w:p>
       <w:pPr>
         <w:pStyle w:val="Bibliography"/>
@@ -43527,7 +43806,7 @@
       <w:r>
         <w:t xml:space="preserve"> </w:t>
       </w:r>
-      <w:hyperlink r:id="rId264">
+      <w:hyperlink r:id="rId265">
         <w:r>
           <w:rPr>
             <w:rStyle w:val="Hyperlink"/>
@@ -43539,8 +43818,8 @@
         <w:t xml:space="preserve">.</w:t>
       </w:r>
     </w:p>
-    <w:bookmarkEnd w:id="265"/>
-    <w:bookmarkStart w:id="266" w:name="ref-Musgrave1959Theory"/>
+    <w:bookmarkEnd w:id="266"/>
+    <w:bookmarkStart w:id="267" w:name="ref-Musgrave1959Theory"/>
     <w:p>
       <w:pPr>
         <w:pStyle w:val="Bibliography"/>
@@ -43562,8 +43841,8 @@
         <w:t xml:space="preserve">. Nueva York: McGraw-Hill.</w:t>
       </w:r>
     </w:p>
-    <w:bookmarkEnd w:id="266"/>
-    <w:bookmarkStart w:id="268" w:name="ref-Muth1961Rational"/>
+    <w:bookmarkEnd w:id="267"/>
+    <w:bookmarkStart w:id="269" w:name="ref-Muth1961Rational"/>
     <w:p>
       <w:pPr>
         <w:pStyle w:val="Bibliography"/>
@@ -43599,7 +43878,7 @@
       <w:r>
         <w:t xml:space="preserve"> </w:t>
       </w:r>
-      <w:hyperlink r:id="rId267">
+      <w:hyperlink r:id="rId268">
         <w:r>
           <w:rPr>
             <w:rStyle w:val="Hyperlink"/>
@@ -43611,8 +43890,8 @@
         <w:t xml:space="preserve">.</w:t>
       </w:r>
     </w:p>
-    <w:bookmarkEnd w:id="268"/>
-    <w:bookmarkStart w:id="269" w:name="ref-Nerlove1958Adaptive"/>
+    <w:bookmarkEnd w:id="269"/>
+    <w:bookmarkStart w:id="270" w:name="ref-Nerlove1958Adaptive"/>
     <w:p>
       <w:pPr>
         <w:pStyle w:val="Bibliography"/>
@@ -43646,8 +43925,8 @@
         <w:t xml:space="preserve">72 (2): 227-40.</w:t>
       </w:r>
     </w:p>
-    <w:bookmarkEnd w:id="269"/>
-    <w:bookmarkStart w:id="270" w:name="ref-Pareto1906Manuale"/>
+    <w:bookmarkEnd w:id="270"/>
+    <w:bookmarkStart w:id="271" w:name="ref-Pareto1906Manuale"/>
     <w:p>
       <w:pPr>
         <w:pStyle w:val="Bibliography"/>
@@ -43669,8 +43948,8 @@
         <w:t xml:space="preserve">. Milán: Società Editrice Libraria.</w:t>
       </w:r>
     </w:p>
-    <w:bookmarkEnd w:id="270"/>
-    <w:bookmarkStart w:id="271" w:name="ref-Perez2004Microeconomia"/>
+    <w:bookmarkEnd w:id="271"/>
+    <w:bookmarkStart w:id="272" w:name="ref-Perez2004Microeconomia"/>
     <w:p>
       <w:pPr>
         <w:pStyle w:val="Bibliography"/>
@@ -43692,8 +43971,8 @@
         <w:t xml:space="preserve">. Valladolid: Universidad de Valladolid.</w:t>
       </w:r>
     </w:p>
-    <w:bookmarkEnd w:id="271"/>
-    <w:bookmarkStart w:id="272" w:name="ref-RodriguezAlvarez2016Competencia"/>
+    <w:bookmarkEnd w:id="272"/>
+    <w:bookmarkStart w:id="273" w:name="ref-RodriguezAlvarez2016Competencia"/>
     <w:p>
       <w:pPr>
         <w:pStyle w:val="Bibliography"/>
@@ -43711,8 +43990,8 @@
         <w:t xml:space="preserve">. ICEX-CECO.</w:t>
       </w:r>
     </w:p>
-    <w:bookmarkEnd w:id="272"/>
-    <w:bookmarkStart w:id="273" w:name="ref-Samuelson1941Stability"/>
+    <w:bookmarkEnd w:id="273"/>
+    <w:bookmarkStart w:id="274" w:name="ref-Samuelson1941Stability"/>
     <w:p>
       <w:pPr>
         <w:pStyle w:val="Bibliography"/>
@@ -43746,8 +44025,8 @@
         <w:t xml:space="preserve">9 (2): 97-120.</w:t>
       </w:r>
     </w:p>
-    <w:bookmarkEnd w:id="273"/>
-    <w:bookmarkStart w:id="274" w:name="ref-Samuelson1947Foundations"/>
+    <w:bookmarkEnd w:id="274"/>
+    <w:bookmarkStart w:id="275" w:name="ref-Samuelson1947Foundations"/>
     <w:p>
       <w:pPr>
         <w:pStyle w:val="Bibliography"/>
@@ -43769,8 +44048,8 @@
         <w:t xml:space="preserve">. Cambridge (Massachusetts): Harvard University Press.</w:t>
       </w:r>
     </w:p>
-    <w:bookmarkEnd w:id="274"/>
-    <w:bookmarkStart w:id="275" w:name="ref-Schumpeter1942Capitalism"/>
+    <w:bookmarkEnd w:id="275"/>
+    <w:bookmarkStart w:id="276" w:name="ref-Schumpeter1942Capitalism"/>
     <w:p>
       <w:pPr>
         <w:pStyle w:val="Bibliography"/>
@@ -43792,8 +44071,8 @@
         <w:t xml:space="preserve">. Nueva York: Harper &amp; Brothers.</w:t>
       </w:r>
     </w:p>
-    <w:bookmarkEnd w:id="275"/>
-    <w:bookmarkStart w:id="276" w:name="ref-Scitovsky1954Two"/>
+    <w:bookmarkEnd w:id="276"/>
+    <w:bookmarkStart w:id="277" w:name="ref-Scitovsky1954Two"/>
     <w:p>
       <w:pPr>
         <w:pStyle w:val="Bibliography"/>
@@ -43827,8 +44106,8 @@
         <w:t xml:space="preserve">62 (2): 143-51.</w:t>
       </w:r>
     </w:p>
-    <w:bookmarkEnd w:id="276"/>
-    <w:bookmarkStart w:id="278" w:name="ref-Smith1776Wealth"/>
+    <w:bookmarkEnd w:id="277"/>
+    <w:bookmarkStart w:id="279" w:name="ref-Smith1776Wealth"/>
     <w:p>
       <w:pPr>
         <w:pStyle w:val="Bibliography"/>
@@ -43852,7 +44131,7 @@
       <w:r>
         <w:t xml:space="preserve"> </w:t>
       </w:r>
-      <w:hyperlink r:id="rId277">
+      <w:hyperlink r:id="rId278">
         <w:r>
           <w:rPr>
             <w:rStyle w:val="Hyperlink"/>
@@ -43864,8 +44143,8 @@
         <w:t xml:space="preserve">.</w:t>
       </w:r>
     </w:p>
-    <w:bookmarkEnd w:id="278"/>
-    <w:bookmarkStart w:id="280" w:name="ref-Stigler1958Economies"/>
+    <w:bookmarkEnd w:id="279"/>
+    <w:bookmarkStart w:id="281" w:name="ref-Stigler1958Economies"/>
     <w:p>
       <w:pPr>
         <w:pStyle w:val="Bibliography"/>
@@ -43901,7 +44180,7 @@
       <w:r>
         <w:t xml:space="preserve"> </w:t>
       </w:r>
-      <w:hyperlink r:id="rId279">
+      <w:hyperlink r:id="rId280">
         <w:r>
           <w:rPr>
             <w:rStyle w:val="Hyperlink"/>
@@ -43913,8 +44192,8 @@
         <w:t xml:space="preserve">.</w:t>
       </w:r>
     </w:p>
-    <w:bookmarkEnd w:id="280"/>
-    <w:bookmarkStart w:id="282" w:name="ref-Stigler1961Information"/>
+    <w:bookmarkEnd w:id="281"/>
+    <w:bookmarkStart w:id="283" w:name="ref-Stigler1961Information"/>
     <w:p>
       <w:pPr>
         <w:pStyle w:val="Bibliography"/>
@@ -43950,7 +44229,7 @@
       <w:r>
         <w:t xml:space="preserve"> </w:t>
       </w:r>
-      <w:hyperlink r:id="rId281">
+      <w:hyperlink r:id="rId282">
         <w:r>
           <w:rPr>
             <w:rStyle w:val="Hyperlink"/>
@@ -43962,8 +44241,8 @@
         <w:t xml:space="preserve">.</w:t>
       </w:r>
     </w:p>
-    <w:bookmarkEnd w:id="282"/>
-    <w:bookmarkStart w:id="283" w:name="ref-SydsaeterEtAl2008Further"/>
+    <w:bookmarkEnd w:id="283"/>
+    <w:bookmarkStart w:id="284" w:name="ref-SydsaeterEtAl2008Further"/>
     <w:p>
       <w:pPr>
         <w:pStyle w:val="Bibliography"/>
@@ -43985,8 +44264,8 @@
         <w:t xml:space="preserve">. 2.ª ed. Harlow: Financial Times/Prentice Hall.</w:t>
       </w:r>
     </w:p>
-    <w:bookmarkEnd w:id="283"/>
-    <w:bookmarkStart w:id="285" w:name="ref-HET2026Jenkin"/>
+    <w:bookmarkEnd w:id="284"/>
+    <w:bookmarkStart w:id="286" w:name="ref-HET2026Jenkin"/>
     <w:p>
       <w:pPr>
         <w:pStyle w:val="Bibliography"/>
@@ -44006,7 +44285,7 @@
       <w:r>
         <w:t xml:space="preserve"> </w:t>
       </w:r>
-      <w:hyperlink r:id="rId284">
+      <w:hyperlink r:id="rId285">
         <w:r>
           <w:rPr>
             <w:rStyle w:val="Hyperlink"/>
@@ -44018,8 +44297,8 @@
         <w:t xml:space="preserve">.</w:t>
       </w:r>
     </w:p>
-    <w:bookmarkEnd w:id="285"/>
-    <w:bookmarkStart w:id="286" w:name="ref-Varian1992Microeconomic"/>
+    <w:bookmarkEnd w:id="286"/>
+    <w:bookmarkStart w:id="287" w:name="ref-Varian1992Microeconomic"/>
     <w:p>
       <w:pPr>
         <w:pStyle w:val="Bibliography"/>
@@ -44041,8 +44320,8 @@
         <w:t xml:space="preserve">. 3.ª ed. Nueva York: W. W. Norton.</w:t>
       </w:r>
     </w:p>
-    <w:bookmarkEnd w:id="286"/>
-    <w:bookmarkStart w:id="287" w:name="ref-Viner1931Cost"/>
+    <w:bookmarkEnd w:id="287"/>
+    <w:bookmarkStart w:id="288" w:name="ref-Viner1931Cost"/>
     <w:p>
       <w:pPr>
         <w:pStyle w:val="Bibliography"/>
@@ -44076,8 +44355,8 @@
         <w:t xml:space="preserve">3 (1): 23-46.</w:t>
       </w:r>
     </w:p>
-    <w:bookmarkEnd w:id="287"/>
-    <w:bookmarkStart w:id="289" w:name="ref-Walker1987Tatonnement"/>
+    <w:bookmarkEnd w:id="288"/>
+    <w:bookmarkStart w:id="290" w:name="ref-Walker1987Tatonnement"/>
     <w:p>
       <w:pPr>
         <w:pStyle w:val="Bibliography"/>
@@ -44113,7 +44392,7 @@
       <w:r>
         <w:t xml:space="preserve"> </w:t>
       </w:r>
-      <w:hyperlink r:id="rId288">
+      <w:hyperlink r:id="rId289">
         <w:r>
           <w:rPr>
             <w:rStyle w:val="Hyperlink"/>
@@ -44125,8 +44404,8 @@
         <w:t xml:space="preserve">.</w:t>
       </w:r>
     </w:p>
-    <w:bookmarkEnd w:id="289"/>
-    <w:bookmarkStart w:id="291" w:name="ref-Walras1874Elements"/>
+    <w:bookmarkEnd w:id="290"/>
+    <w:bookmarkStart w:id="292" w:name="ref-Walras1874Elements"/>
     <w:p>
       <w:pPr>
         <w:pStyle w:val="Bibliography"/>
@@ -44150,7 +44429,7 @@
       <w:r>
         <w:t xml:space="preserve"> </w:t>
       </w:r>
-      <w:hyperlink r:id="rId290">
+      <w:hyperlink r:id="rId291">
         <w:r>
           <w:rPr>
             <w:rStyle w:val="Hyperlink"/>
@@ -44162,9 +44441,9 @@
         <w:t xml:space="preserve">.</w:t>
       </w:r>
     </w:p>
-    <w:bookmarkEnd w:id="291"/>
     <w:bookmarkEnd w:id="292"/>
     <w:bookmarkEnd w:id="293"/>
+    <w:bookmarkEnd w:id="294"/>
     <w:sectPr>
       <w:headerReference r:id="rId9" w:type="default"/>
       <w:footerReference r:id="rIdTceeB" w:type="default"/>
@@ -44669,7 +44948,7 @@
       </w:r>
     </w:p>
   </w:footnote>
-  <w:footnote w:id="24">
+  <w:footnote w:id="25">
     <w:p>
       <w:pPr>
         <w:pStyle w:val="FootnoteText"/>
@@ -44684,7 +44963,7 @@
         <w:t xml:space="preserve"> </w:t>
       </w:r>
       <w:r>
-        <w:t xml:space="preserve">Todos los agentes conocen el precio, de modo que el intercambio solo puede darse al precio de mercado: nadie pagaría más por un producto idéntico que se vende más barato. Al relajar este supuesto se llega a la economía de la información</w:t>
+        <w:t xml:space="preserve">Al relajar el supuesto 4 se llega a la economía de la información</w:t>
       </w:r>
       <w:r>
         <w:t xml:space="preserve"> </w:t>
@@ -44700,7 +44979,7 @@
       </w:r>
     </w:p>
   </w:footnote>
-  <w:footnote w:id="25">
+  <w:footnote w:id="26">
     <w:p>
       <w:pPr>
         <w:pStyle w:val="FootnoteText"/>
@@ -44903,7 +45182,7 @@
       </w:r>
     </w:p>
   </w:footnote>
-  <w:footnote w:id="27">
+  <w:footnote w:id="28">
     <w:p>
       <w:pPr>
         <w:pStyle w:val="FootnoteText"/>
@@ -44922,7 +45201,7 @@
       </w:r>
     </w:p>
   </w:footnote>
-  <w:footnote w:id="29">
+  <w:footnote w:id="30">
     <w:p>
       <w:pPr>
         <w:pStyle w:val="FootnoteText"/>
@@ -45018,7 +45297,7 @@
       </w:r>
     </w:p>
   </w:footnote>
-  <w:footnote w:id="30">
+  <w:footnote w:id="31">
     <w:p>
       <w:pPr>
         <w:pStyle w:val="FootnoteText"/>
@@ -45151,7 +45430,7 @@
       </w:r>
     </w:p>
   </w:footnote>
-  <w:footnote w:id="31">
+  <w:footnote w:id="32">
     <w:p>
       <w:pPr>
         <w:pStyle w:val="FootnoteText"/>
@@ -45703,7 +45982,7 @@
       </w:r>
     </w:p>
   </w:footnote>
-  <w:footnote w:id="32">
+  <w:footnote w:id="33">
     <w:p>
       <w:pPr>
         <w:pStyle w:val="FootnoteText"/>
@@ -45734,7 +46013,7 @@
       </w:r>
     </w:p>
   </w:footnote>
-  <w:footnote w:id="33">
+  <w:footnote w:id="34">
     <w:p>
       <w:pPr>
         <w:pStyle w:val="FootnoteText"/>
@@ -46067,7 +46346,7 @@
       </w:r>
     </w:p>
   </w:footnote>
-  <w:footnote w:id="39">
+  <w:footnote w:id="40">
     <w:p>
       <w:pPr>
         <w:pStyle w:val="FootnoteText"/>
@@ -46304,7 +46583,7 @@
       </w:r>
     </w:p>
   </w:footnote>
-  <w:footnote w:id="40">
+  <w:footnote w:id="41">
     <w:p>
       <w:pPr>
         <w:pStyle w:val="FootnoteText"/>
@@ -46571,7 +46850,7 @@
       </w:r>
     </w:p>
   </w:footnote>
-  <w:footnote w:id="45">
+  <w:footnote w:id="46">
     <w:p>
       <w:pPr>
         <w:pStyle w:val="FootnoteText"/>
@@ -46605,7 +46884,7 @@
       </w:r>
     </w:p>
   </w:footnote>
-  <w:footnote w:id="48">
+  <w:footnote w:id="49">
     <w:p>
       <w:pPr>
         <w:pStyle w:val="FootnoteText"/>
@@ -46624,7 +46903,7 @@
       </w:r>
     </w:p>
   </w:footnote>
-  <w:footnote w:id="79">
+  <w:footnote w:id="80">
     <w:p>
       <w:pPr>
         <w:pStyle w:val="FootnoteText"/>
@@ -46832,7 +47111,7 @@
       </w:r>
     </w:p>
   </w:footnote>
-  <w:footnote w:id="89">
+  <w:footnote w:id="90">
     <w:p>
       <w:pPr>
         <w:pStyle w:val="FootnoteText"/>
@@ -46861,7 +47140,7 @@
       </w:r>
     </w:p>
   </w:footnote>
-  <w:footnote w:id="102">
+  <w:footnote w:id="103">
     <w:p>
       <w:pPr>
         <w:pStyle w:val="FootnoteText"/>
@@ -46953,7 +47232,7 @@
       </w:r>
     </w:p>
   </w:footnote>
-  <w:footnote w:id="103">
+  <w:footnote w:id="104">
     <w:p>
       <w:pPr>
         <w:pStyle w:val="FootnoteText"/>
@@ -47282,7 +47561,7 @@
       </w:r>
     </w:p>
   </w:footnote>
-  <w:footnote w:id="104">
+  <w:footnote w:id="105">
     <w:p>
       <w:pPr>
         <w:pStyle w:val="FootnoteText"/>
@@ -47343,7 +47622,7 @@
       </w:r>
     </w:p>
   </w:footnote>
-  <w:footnote w:id="110">
+  <w:footnote w:id="111">
     <w:p>
       <w:pPr>
         <w:pStyle w:val="FootnoteText"/>
@@ -47496,7 +47775,7 @@
       </w:r>
     </w:p>
   </w:footnote>
-  <w:footnote w:id="111">
+  <w:footnote w:id="112">
     <w:p>
       <w:pPr>
         <w:pStyle w:val="FootnoteText"/>
@@ -47528,7 +47807,7 @@
       </w:r>
     </w:p>
   </w:footnote>
-  <w:footnote w:id="116">
+  <w:footnote w:id="117">
     <w:p>
       <w:pPr>
         <w:pStyle w:val="FootnoteText"/>
@@ -47547,7 +47826,7 @@
       </w:r>
     </w:p>
   </w:footnote>
-  <w:footnote w:id="124">
+  <w:footnote w:id="125">
     <w:p>
       <w:pPr>
         <w:pStyle w:val="FootnoteText"/>
@@ -47592,7 +47871,7 @@
       </w:r>
     </w:p>
   </w:footnote>
-  <w:footnote w:id="139">
+  <w:footnote w:id="141">
     <w:p>
       <w:pPr>
         <w:pStyle w:val="FootnoteText"/>
@@ -47644,7 +47923,7 @@
       </w:r>
     </w:p>
   </w:footnote>
-  <w:footnote w:id="142">
+  <w:footnote w:id="143">
     <w:p>
       <w:pPr>
         <w:pStyle w:val="FootnoteText"/>
@@ -47659,7 +47938,7 @@
         <w:t xml:space="preserve"> </w:t>
       </w:r>
       <w:r>
-        <w:t xml:space="preserve">Por eso la distinción entre corto y largo plazo no es contable, sino de qué costes pueden evitarse. Los costes se miden como costes de oportunidad (tabla 3), y el de un factor fijo que no puede venderse ni alquilarse es nulo a corto plazo: lo irrelevante para la decisión son los costes</w:t>
+        <w:t xml:space="preserve">Por eso la distinción entre corto y largo plazo no es contable, sino de qué costes pueden evitarse. Los costes se miden como costes de oportunidad (tabla 4), y el de un factor fijo que no puede venderse ni alquilarse es nulo a corto plazo: lo irrelevante para la decisión son los costes</w:t>
       </w:r>
       <w:r>
         <w:t xml:space="preserve"> </w:t>
@@ -47727,7 +48006,7 @@
       </w:r>
     </w:p>
   </w:footnote>
-  <w:footnote w:id="156">
+  <w:footnote w:id="157">
     <w:p>
       <w:pPr>
         <w:pStyle w:val="FootnoteText"/>
@@ -47746,7 +48025,7 @@
       </w:r>
     </w:p>
   </w:footnote>
-  <w:footnote w:id="158">
+  <w:footnote w:id="159">
     <w:p>
       <w:pPr>
         <w:pStyle w:val="FootnoteText"/>
@@ -47798,7 +48077,7 @@
       </w:r>
     </w:p>
   </w:footnote>
-  <w:footnote w:id="159">
+  <w:footnote w:id="160">
     <w:p>
       <w:pPr>
         <w:pStyle w:val="FootnoteText"/>
@@ -47837,7 +48116,7 @@
       </w:r>
     </w:p>
   </w:footnote>
-  <w:footnote w:id="160">
+  <w:footnote w:id="161">
     <w:p>
       <w:pPr>
         <w:pStyle w:val="FootnoteText"/>
@@ -48102,7 +48381,7 @@
       </w:r>
     </w:p>
   </w:footnote>
-  <w:footnote w:id="185">
+  <w:footnote w:id="186">
     <w:p>
       <w:pPr>
         <w:pStyle w:val="FootnoteText"/>
@@ -48456,34 +48735,7 @@
     <w:abstractNumId w:val="991"/>
   </w:num>
   <w:num w:numId="1010">
-    <w:abstractNumId w:val="99201"/>
-    <w:lvlOverride w:ilvl="0">
-      <w:startOverride w:val="1"/>
-    </w:lvlOverride>
-    <w:lvlOverride w:ilvl="1">
-      <w:startOverride w:val="1"/>
-    </w:lvlOverride>
-    <w:lvlOverride w:ilvl="2">
-      <w:startOverride w:val="1"/>
-    </w:lvlOverride>
-    <w:lvlOverride w:ilvl="3">
-      <w:startOverride w:val="1"/>
-    </w:lvlOverride>
-    <w:lvlOverride w:ilvl="4">
-      <w:startOverride w:val="1"/>
-    </w:lvlOverride>
-    <w:lvlOverride w:ilvl="5">
-      <w:startOverride w:val="1"/>
-    </w:lvlOverride>
-    <w:lvlOverride w:ilvl="6">
-      <w:startOverride w:val="1"/>
-    </w:lvlOverride>
-    <w:lvlOverride w:ilvl="7">
-      <w:startOverride w:val="1"/>
-    </w:lvlOverride>
-    <w:lvlOverride w:ilvl="8">
-      <w:startOverride w:val="1"/>
-    </w:lvlOverride>
+    <w:abstractNumId w:val="991"/>
   </w:num>
   <w:num w:numId="1011">
     <w:abstractNumId w:val="991"/>
@@ -48516,6 +48768,9 @@
     <w:abstractNumId w:val="991"/>
   </w:num>
   <w:num w:numId="1021">
+    <w:abstractNumId w:val="991"/>
+  </w:num>
+  <w:num w:numId="1022">
     <w:abstractNumId w:val="99201"/>
     <w:lvlOverride w:ilvl="0">
       <w:startOverride w:val="1"/>
@@ -48544,9 +48799,6 @@
     <w:lvlOverride w:ilvl="8">
       <w:startOverride w:val="1"/>
     </w:lvlOverride>
-  </w:num>
-  <w:num w:numId="1022">
-    <w:abstractNumId w:val="991"/>
   </w:num>
   <w:num w:numId="1023">
     <w:abstractNumId w:val="991"/>

--- a/oposicion/temario/tercer-ejercicio/3A16.docx
+++ b/oposicion/temario/tercer-ejercicio/3A16.docx
@@ -2575,7 +2575,7 @@
                 <w:b/>
                 <w:bCs/>
               </w:rPr>
-              <w:t xml:space="preserve">Muchos compradores y vendedores (precio-aceptantes)</w:t>
+              <w:t xml:space="preserve">Agentes racionales</w:t>
             </w:r>
           </w:p>
         </w:tc>
@@ -2589,20 +2589,7 @@
               <w:jc w:val="left"/>
             </w:pPr>
             <w:r>
-              <w:t xml:space="preserve">cada uno es pequeño respecto al mercado y sus decisiones individuales no mueven el precio: todos son</w:t>
-            </w:r>
-            <w:r>
-              <w:t xml:space="preserve"> </w:t>
-            </w:r>
-            <w:r>
-              <w:rPr>
-                <w:b/>
-                <w:bCs/>
-              </w:rPr>
-              <w:t xml:space="preserve">precio-aceptantes</w:t>
-            </w:r>
-            <w:r>
-              <w:t xml:space="preserve">, y el precio lo determinan las decisiones de todos juntos, no las de ninguno en particular</w:t>
+              <w:t xml:space="preserve">los consumidores maximizan su utilidad y las empresas, su beneficio</w:t>
             </w:r>
           </w:p>
         </w:tc>
@@ -2624,112 +2611,6 @@
                 <w:bCs/>
               </w:rPr>
               <w:t xml:space="preserve">2</w:t>
-            </w:r>
-          </w:p>
-        </w:tc>
-        <w:tc>
-          <w:tcPr>
-            <w:vAlign w:val="center"/>
-          </w:tcPr>
-          <w:p>
-            <w:pPr>
-              <w:pStyle w:val="Compact"/>
-              <w:jc w:val="left"/>
-            </w:pPr>
-            <w:r>
-              <w:rPr>
-                <w:b/>
-                <w:bCs/>
-              </w:rPr>
-              <w:t xml:space="preserve">Producto homogéneo</w:t>
-            </w:r>
-          </w:p>
-        </w:tc>
-        <w:tc>
-          <w:tcPr>
-            <w:vAlign w:val="center"/>
-          </w:tcPr>
-          <w:p>
-            <w:pPr>
-              <w:pStyle w:val="Compact"/>
-              <w:jc w:val="left"/>
-            </w:pPr>
-            <w:r>
-              <w:t xml:space="preserve">los consumidores ven como sustitutivos perfectos las unidades de todas las empresas, de modo que solo les importa el precio</w:t>
-            </w:r>
-          </w:p>
-        </w:tc>
-      </w:tr>
-      <w:tr>
-        <w:tc>
-          <w:tcPr>
-            <w:vAlign w:val="center"/>
-          </w:tcPr>
-          <w:p>
-            <w:pPr>
-              <w:pStyle w:val="Compact"/>
-              <w:jc w:val="center"/>
-            </w:pPr>
-            <w:r>
-              <w:rPr>
-                <w:rStyle w:val="Textomorado"/>
-                <w:b/>
-                <w:bCs/>
-              </w:rPr>
-              <w:t xml:space="preserve">3</w:t>
-            </w:r>
-          </w:p>
-        </w:tc>
-        <w:tc>
-          <w:tcPr>
-            <w:vAlign w:val="center"/>
-          </w:tcPr>
-          <w:p>
-            <w:pPr>
-              <w:pStyle w:val="Compact"/>
-              <w:jc w:val="left"/>
-            </w:pPr>
-            <w:r>
-              <w:rPr>
-                <w:b/>
-                <w:bCs/>
-              </w:rPr>
-              <w:t xml:space="preserve">Libre entrada y salida</w:t>
-            </w:r>
-          </w:p>
-        </w:tc>
-        <w:tc>
-          <w:tcPr>
-            <w:vAlign w:val="center"/>
-          </w:tcPr>
-          <w:p>
-            <w:pPr>
-              <w:pStyle w:val="Compact"/>
-              <w:jc w:val="left"/>
-            </w:pPr>
-            <w:r>
-              <w:t xml:space="preserve">a largo plazo, si hay beneficios extraordinarios, entran empresas hasta agotarlos, y si hay pérdidas, salen</w:t>
-            </w:r>
-          </w:p>
-        </w:tc>
-      </w:tr>
-      <w:tr>
-        <w:tc>
-          <w:tcPr>
-            <w:vAlign w:val="center"/>
-          </w:tcPr>
-          <w:p>
-            <w:pPr>
-              <w:pStyle w:val="Compact"/>
-              <w:jc w:val="center"/>
-            </w:pPr>
-            <w:r>
-              <w:rPr>
-                <w:rStyle w:val="Textomorado"/>
-                <w:b/>
-                <w:bCs/>
-              </w:rPr>
-              <w:t xml:space="preserve">4</w:t>
             </w:r>
           </w:p>
         </w:tc>
@@ -2782,6 +2663,125 @@
                 <w:b/>
                 <w:bCs/>
               </w:rPr>
+              <w:t xml:space="preserve">3</w:t>
+            </w:r>
+          </w:p>
+        </w:tc>
+        <w:tc>
+          <w:tcPr>
+            <w:vAlign w:val="center"/>
+          </w:tcPr>
+          <w:p>
+            <w:pPr>
+              <w:pStyle w:val="Compact"/>
+              <w:jc w:val="left"/>
+            </w:pPr>
+            <w:r>
+              <w:rPr>
+                <w:b/>
+                <w:bCs/>
+              </w:rPr>
+              <w:t xml:space="preserve">Producto homogéneo (sin sustitutivos cercanos)</w:t>
+            </w:r>
+          </w:p>
+        </w:tc>
+        <w:tc>
+          <w:tcPr>
+            <w:vAlign w:val="center"/>
+          </w:tcPr>
+          <w:p>
+            <w:pPr>
+              <w:pStyle w:val="Compact"/>
+              <w:jc w:val="left"/>
+            </w:pPr>
+            <w:r>
+              <w:t xml:space="preserve">los consumidores ven como sustitutivos perfectos las unidades de todas las empresas, de modo que solo les importa el precio</w:t>
+            </w:r>
+          </w:p>
+        </w:tc>
+      </w:tr>
+      <w:tr>
+        <w:tc>
+          <w:tcPr>
+            <w:vAlign w:val="center"/>
+          </w:tcPr>
+          <w:p>
+            <w:pPr>
+              <w:pStyle w:val="Compact"/>
+              <w:jc w:val="center"/>
+            </w:pPr>
+            <w:r>
+              <w:rPr>
+                <w:rStyle w:val="Textomorado"/>
+                <w:b/>
+                <w:bCs/>
+              </w:rPr>
+              <w:t xml:space="preserve">4</w:t>
+            </w:r>
+          </w:p>
+        </w:tc>
+        <w:tc>
+          <w:tcPr>
+            <w:vAlign w:val="center"/>
+          </w:tcPr>
+          <w:p>
+            <w:pPr>
+              <w:pStyle w:val="Compact"/>
+              <w:jc w:val="left"/>
+            </w:pPr>
+            <w:r>
+              <w:rPr>
+                <w:b/>
+                <w:bCs/>
+              </w:rPr>
+              <w:t xml:space="preserve">Mercado atomizado: muchos compradores y vendedores (precio-aceptantes)</w:t>
+            </w:r>
+          </w:p>
+        </w:tc>
+        <w:tc>
+          <w:tcPr>
+            <w:vAlign w:val="center"/>
+          </w:tcPr>
+          <w:p>
+            <w:pPr>
+              <w:pStyle w:val="Compact"/>
+              <w:jc w:val="left"/>
+            </w:pPr>
+            <w:r>
+              <w:t xml:space="preserve">cada uno es pequeño respecto al mercado y sus decisiones individuales no mueven el precio: todos son</w:t>
+            </w:r>
+            <w:r>
+              <w:t xml:space="preserve"> </w:t>
+            </w:r>
+            <w:r>
+              <w:rPr>
+                <w:b/>
+                <w:bCs/>
+              </w:rPr>
+              <w:t xml:space="preserve">precio-aceptantes</w:t>
+            </w:r>
+            <w:r>
+              <w:t xml:space="preserve">, y el precio lo determinan las decisiones de todos juntos, no las de ninguno en particular</w:t>
+            </w:r>
+          </w:p>
+        </w:tc>
+      </w:tr>
+      <w:tr>
+        <w:tc>
+          <w:tcPr>
+            <w:vAlign w:val="center"/>
+          </w:tcPr>
+          <w:p>
+            <w:pPr>
+              <w:pStyle w:val="Compact"/>
+              <w:jc w:val="center"/>
+            </w:pPr>
+            <w:r>
+              <w:rPr>
+                <w:rStyle w:val="Textomorado"/>
+                <w:b/>
+                <w:bCs/>
+              </w:rPr>
               <w:t xml:space="preserve">5</w:t>
             </w:r>
           </w:p>
@@ -2800,7 +2800,7 @@
                 <w:b/>
                 <w:bCs/>
               </w:rPr>
-              <w:t xml:space="preserve">Agentes racionales</w:t>
+              <w:t xml:space="preserve">Libre entrada y salida (a largo plazo)</w:t>
             </w:r>
           </w:p>
         </w:tc>
@@ -2814,7 +2814,7 @@
               <w:jc w:val="left"/>
             </w:pPr>
             <w:r>
-              <w:t xml:space="preserve">los consumidores maximizan su utilidad y las empresas, su beneficio</w:t>
+              <w:t xml:space="preserve">a largo plazo, si hay beneficios extraordinarios, entran empresas hasta agotarlos, y si hay pérdidas, salen</w:t>
             </w:r>
           </w:p>
         </w:tc>
@@ -2842,7 +2842,7 @@
         </w:numPr>
       </w:pPr>
       <w:r>
-        <w:t xml:space="preserve">Con producto homogéneo e información perfecta (supuestos 2 y 4) hay un solo precio: nadie pagaría más por un producto idéntico que se vende más barato.</w:t>
+        <w:t xml:space="preserve">Con información perfecta y producto homogéneo (supuestos 2 y 3) hay un solo precio: nadie pagaría más por un producto idéntico que se vende más barato.</w:t>
       </w:r>
       <w:r>
         <w:rPr>
@@ -2854,7 +2854,7 @@
         <w:t xml:space="preserve"> </w:t>
       </w:r>
       <w:r>
-        <w:t xml:space="preserve">La libre entrada (supuesto 3) solo actúa a largo plazo: hasta el bloque III el número de empresas está fijo.</w:t>
+        <w:t xml:space="preserve">La libre entrada (supuesto 5) solo actúa a largo plazo: hasta el bloque III el número de empresas está fijo.</w:t>
       </w:r>
     </w:p>
     <w:p>
@@ -3395,7 +3395,7 @@
         </m:r>
       </m:oMath>
       <w:r>
-        <w:t xml:space="preserve">, es la cantidad de numerario que se entrega a cambio de una unidad, y es el mismo para todos (producto homogéneo e información perfecta, supuestos 2 y 4).</w:t>
+        <w:t xml:space="preserve">, es la cantidad de numerario que se entrega a cambio de una unidad, y es el mismo para todos (información perfecta y producto homogéneo, supuestos 2 y 3).</w:t>
       </w:r>
     </w:p>
     <w:p>
@@ -3417,7 +3417,7 @@
         <w:t xml:space="preserve"> </w:t>
       </w:r>
       <w:r>
-        <w:t xml:space="preserve">(supuesto 1), que optimizan (supuesto 5):</w:t>
+        <w:t xml:space="preserve">(supuesto 4), que optimizan (supuesto 1):</w:t>
       </w:r>
     </w:p>
     <w:p>
@@ -3667,7 +3667,7 @@
         <w:t xml:space="preserve">Número de empresas fijo y todos los factores variables</w:t>
       </w:r>
       <w:r>
-        <w:t xml:space="preserve">: en los bloques I y II no hay entrada ni salida y no hay costes hundidos. Es el largo plazo sin libre entrada; el corto plazo y la libre entrada, el supuesto 3, se estudian en el bloque III. Por eso la oferta de mercado de I y II no es perfectamente elástica.</w:t>
+        <w:t xml:space="preserve">: en los bloques I y II no hay entrada ni salida y no hay costes hundidos. Es el largo plazo sin libre entrada; el corto plazo y la libre entrada, el supuesto 5, se estudian en el bloque III. Por eso la oferta de mercado de I y II no es perfectamente elástica.</w:t>
       </w:r>
     </w:p>
     <w:bookmarkEnd w:id="29"/>
@@ -26370,7 +26370,7 @@
         <w:t xml:space="preserve">libre entrada</w:t>
       </w:r>
       <w:r>
-        <w:t xml:space="preserve">, el supuesto 3 de la competencia perfecta (tabla 1) y una aproximación razonable cuando se piensa en plazos largos. El número de empresas activas pasa a ser endógeno. ¿Qué precio rige entonces, y cuántas empresas hay?</w:t>
+        <w:t xml:space="preserve">, el supuesto 5 de la competencia perfecta (tabla 1) y una aproximación razonable cuando se piensa en plazos largos. El número de empresas activas pasa a ser endógeno. ¿Qué precio rige entonces, y cuántas empresas hay?</w:t>
       </w:r>
     </w:p>
     <w:bookmarkEnd w:id="156"/>
@@ -31234,7 +31234,7 @@
         </w:numPr>
       </w:pPr>
       <w:r>
-        <w:t xml:space="preserve">Al levantar el supuesto de muchos vendedores precio-aceptantes (1) o el de producto homogéneo (2) se llega al monopolio, la competencia monopolística y el oligopolio</w:t>
+        <w:t xml:space="preserve">Al levantar el supuesto de muchos vendedores precio-aceptantes (4) o el de producto homogéneo (3) se llega al monopolio, la competencia monopolística y el oligopolio</w:t>
       </w:r>
       <w:r>
         <w:t xml:space="preserve"> </w:t>
@@ -44963,7 +44963,7 @@
         <w:t xml:space="preserve"> </w:t>
       </w:r>
       <w:r>
-        <w:t xml:space="preserve">Al relajar el supuesto 4 se llega a la economía de la información</w:t>
+        <w:t xml:space="preserve">Al relajar el supuesto 2 se llega a la economía de la información</w:t>
       </w:r>
       <w:r>
         <w:t xml:space="preserve"> </w:t>

--- a/oposicion/temario/tercer-ejercicio/3A16.docx
+++ b/oposicion/temario/tercer-ejercicio/3A16.docx
@@ -52,7 +52,7 @@
         <w:t xml:space="preserve">Tema: 36 págs. · Anexos: 8 · Bibliografía: 3 (PDF)</w:t>
       </w:r>
     </w:p>
-    <w:bookmarkStart w:id="23" w:name="introducción"/>
+    <w:bookmarkStart w:id="36" w:name="introducci__n"/>
     <w:p>
       <w:pPr>
         <w:pStyle w:val="Heading1"/>
@@ -107,7 +107,7 @@
       <w:r>
         <w:t xml:space="preserve">(</w:t>
       </w:r>
-      <w:hyperlink w:anchor="ref-CE2026AceiteProduccion">
+      <w:hyperlink w:anchor="ref_CE2026AceiteProduccion">
         <w:r>
           <w:rPr>
             <w:rStyle w:val="Hyperlink"/>
@@ -140,7 +140,7 @@
       <w:r>
         <w:t xml:space="preserve">(</w:t>
       </w:r>
-      <w:hyperlink w:anchor="ref-CE2026AceitePrecios">
+      <w:hyperlink w:anchor="ref_CE2026AceitePrecios">
         <w:r>
           <w:rPr>
             <w:rStyle w:val="Hyperlink"/>
@@ -173,7 +173,7 @@
       <w:r>
         <w:t xml:space="preserve">(</w:t>
       </w:r>
-      <w:hyperlink w:anchor="ref-INE2026IPCAceites">
+      <w:hyperlink w:anchor="ref_INE2026IPCAceites">
         <w:r>
           <w:rPr>
             <w:rStyle w:val="Hyperlink"/>
@@ -251,12 +251,14 @@
       <w:r>
         <w:t xml:space="preserve"> </w:t>
       </w:r>
-      <w:r>
-        <w:rPr>
-          <w:rStyle w:val="Referenciaatema"/>
-        </w:rPr>
-        <w:t xml:space="preserve">[ver tema 3.A.8]</w:t>
-      </w:r>
+      <w:hyperlink r:id="rId21">
+        <w:r>
+          <w:rPr>
+            <w:rStyle w:val="Referenciaatema"/>
+          </w:rPr>
+          <w:t xml:space="preserve">[ver tema 3.A.8]</w:t>
+        </w:r>
+      </w:hyperlink>
       <w:r>
         <w:t xml:space="preserve">.</w:t>
       </w:r>
@@ -320,7 +322,7 @@
         <w:rPr>
           <w:rStyle w:val="FootnoteReference"/>
         </w:rPr>
-        <w:footnoteReference w:id="21"/>
+        <w:footnoteReference w:id="22"/>
       </w:r>
       <w:r>
         <w:t xml:space="preserve"> </w:t>
@@ -331,33 +333,39 @@
       <w:r>
         <w:t xml:space="preserve"> </w:t>
       </w:r>
-      <w:r>
-        <w:rPr>
-          <w:rStyle w:val="Referenciaatema"/>
-        </w:rPr>
-        <w:t xml:space="preserve">[ver tema 3.A.8]</w:t>
-      </w:r>
+      <w:hyperlink r:id="rId21">
+        <w:r>
+          <w:rPr>
+            <w:rStyle w:val="Referenciaatema"/>
+          </w:rPr>
+          <w:t xml:space="preserve">[ver tema 3.A.8]</w:t>
+        </w:r>
+      </w:hyperlink>
       <w:r>
         <w:t xml:space="preserve">, y los productores transforman factores en productos con la tecnología disponible y al menor coste posible</w:t>
       </w:r>
       <w:r>
         <w:t xml:space="preserve"> </w:t>
       </w:r>
-      <w:r>
-        <w:rPr>
-          <w:rStyle w:val="Referenciaatema"/>
-        </w:rPr>
-        <w:t xml:space="preserve">[ver tema 3.A.11]</w:t>
-      </w:r>
-      <w:r>
-        <w:t xml:space="preserve"> </w:t>
-      </w:r>
-      <w:r>
-        <w:rPr>
-          <w:rStyle w:val="Referenciaatema"/>
-        </w:rPr>
-        <w:t xml:space="preserve">[ver tema 3.A.12]</w:t>
-      </w:r>
+      <w:hyperlink r:id="rId23">
+        <w:r>
+          <w:rPr>
+            <w:rStyle w:val="Referenciaatema"/>
+          </w:rPr>
+          <w:t xml:space="preserve">[ver tema 3.A.11]</w:t>
+        </w:r>
+      </w:hyperlink>
+      <w:r>
+        <w:t xml:space="preserve"> </w:t>
+      </w:r>
+      <w:hyperlink r:id="rId24">
+        <w:r>
+          <w:rPr>
+            <w:rStyle w:val="Referenciaatema"/>
+          </w:rPr>
+          <w:t xml:space="preserve">[ver tema 3.A.12]</w:t>
+        </w:r>
+      </w:hyperlink>
       <w:r>
         <w:t xml:space="preserve">.</w:t>
       </w:r>
@@ -402,7 +410,7 @@
         <w:rPr>
           <w:rStyle w:val="FootnoteReference"/>
         </w:rPr>
-        <w:footnoteReference w:id="22"/>
+        <w:footnoteReference w:id="25"/>
       </w:r>
     </w:p>
     <w:p>
@@ -483,42 +491,50 @@
       <w:r>
         <w:t xml:space="preserve"> </w:t>
       </w:r>
-      <w:r>
-        <w:rPr>
-          <w:rStyle w:val="Referenciaatema"/>
-        </w:rPr>
-        <w:t xml:space="preserve">[ver tema 3.A.17]</w:t>
-      </w:r>
-      <w:r>
-        <w:t xml:space="preserve"> </w:t>
-      </w:r>
-      <w:r>
-        <w:rPr>
-          <w:rStyle w:val="Referenciaatema"/>
-        </w:rPr>
-        <w:t xml:space="preserve">[ver tema 3.A.18]</w:t>
-      </w:r>
-      <w:r>
-        <w:t xml:space="preserve"> </w:t>
-      </w:r>
-      <w:r>
-        <w:rPr>
-          <w:rStyle w:val="Referenciaatema"/>
-        </w:rPr>
-        <w:t xml:space="preserve">[ver tema 3.A.19]</w:t>
-      </w:r>
+      <w:hyperlink r:id="rId26">
+        <w:r>
+          <w:rPr>
+            <w:rStyle w:val="Referenciaatema"/>
+          </w:rPr>
+          <w:t xml:space="preserve">[ver tema 3.A.17]</w:t>
+        </w:r>
+      </w:hyperlink>
+      <w:r>
+        <w:t xml:space="preserve"> </w:t>
+      </w:r>
+      <w:hyperlink r:id="rId27">
+        <w:r>
+          <w:rPr>
+            <w:rStyle w:val="Referenciaatema"/>
+          </w:rPr>
+          <w:t xml:space="preserve">[ver tema 3.A.18]</w:t>
+        </w:r>
+      </w:hyperlink>
+      <w:r>
+        <w:t xml:space="preserve"> </w:t>
+      </w:r>
+      <w:hyperlink r:id="rId28">
+        <w:r>
+          <w:rPr>
+            <w:rStyle w:val="Referenciaatema"/>
+          </w:rPr>
+          <w:t xml:space="preserve">[ver tema 3.A.19]</w:t>
+        </w:r>
+      </w:hyperlink>
       <w:r>
         <w:t xml:space="preserve">: la pérdida de eficiencia del monopolio o del oligopolio se mide como distancia al equilibrio competitivo. Es también la versión más sencilla del primer teorema fundamental de la economía del bienestar</w:t>
       </w:r>
       <w:r>
         <w:t xml:space="preserve"> </w:t>
       </w:r>
-      <w:r>
-        <w:rPr>
-          <w:rStyle w:val="Referenciaatema"/>
-        </w:rPr>
-        <w:t xml:space="preserve">[ver tema 3.A.22]</w:t>
-      </w:r>
+      <w:hyperlink r:id="rId29">
+        <w:r>
+          <w:rPr>
+            <w:rStyle w:val="Referenciaatema"/>
+          </w:rPr>
+          <w:t xml:space="preserve">[ver tema 3.A.22]</w:t>
+        </w:r>
+      </w:hyperlink>
       <w:r>
         <w:t xml:space="preserve"> </w:t>
       </w:r>
@@ -564,12 +580,14 @@
       <w:r>
         <w:t xml:space="preserve"> </w:t>
       </w:r>
-      <w:r>
-        <w:rPr>
-          <w:rStyle w:val="Referenciaatema"/>
-        </w:rPr>
-        <w:t xml:space="preserve">[ver tema 4.A.15]</w:t>
-      </w:r>
+      <w:hyperlink r:id="rId30">
+        <w:r>
+          <w:rPr>
+            <w:rStyle w:val="Referenciaatema"/>
+          </w:rPr>
+          <w:t xml:space="preserve">[ver tema 4.A.15]</w:t>
+        </w:r>
+      </w:hyperlink>
       <w:r>
         <w:t xml:space="preserve"> </w:t>
       </w:r>
@@ -579,21 +597,25 @@
       <w:r>
         <w:t xml:space="preserve"> </w:t>
       </w:r>
-      <w:r>
-        <w:rPr>
-          <w:rStyle w:val="Referenciaatema"/>
-        </w:rPr>
-        <w:t xml:space="preserve">[ver tema 4.B.8]</w:t>
-      </w:r>
-      <w:r>
-        <w:t xml:space="preserve"> </w:t>
-      </w:r>
-      <w:r>
-        <w:rPr>
-          <w:rStyle w:val="Referenciaatema"/>
-        </w:rPr>
-        <w:t xml:space="preserve">[ver tema 4.B.9]</w:t>
-      </w:r>
+      <w:hyperlink r:id="rId31">
+        <w:r>
+          <w:rPr>
+            <w:rStyle w:val="Referenciaatema"/>
+          </w:rPr>
+          <w:t xml:space="preserve">[ver tema 4.B.8]</w:t>
+        </w:r>
+      </w:hyperlink>
+      <w:r>
+        <w:t xml:space="preserve"> </w:t>
+      </w:r>
+      <w:hyperlink r:id="rId32">
+        <w:r>
+          <w:rPr>
+            <w:rStyle w:val="Referenciaatema"/>
+          </w:rPr>
+          <w:t xml:space="preserve">[ver tema 4.B.9]</w:t>
+        </w:r>
+      </w:hyperlink>
       <w:r>
         <w:t xml:space="preserve">.</w:t>
       </w:r>
@@ -644,7 +666,7 @@
       <w:r>
         <w:t xml:space="preserve">(</w:t>
       </w:r>
-      <w:hyperlink w:anchor="ref-Smith1776Wealth">
+      <w:hyperlink w:anchor="ref_Smith1776Wealth">
         <w:r>
           <w:rPr>
             <w:rStyle w:val="Hyperlink"/>
@@ -658,12 +680,14 @@
       <w:r>
         <w:t xml:space="preserve"> </w:t>
       </w:r>
-      <w:r>
-        <w:rPr>
-          <w:rStyle w:val="Referenciaatema"/>
-        </w:rPr>
-        <w:t xml:space="preserve">[ver tema 3.A.2]</w:t>
-      </w:r>
+      <w:hyperlink r:id="rId33">
+        <w:r>
+          <w:rPr>
+            <w:rStyle w:val="Referenciaatema"/>
+          </w:rPr>
+          <w:t xml:space="preserve">[ver tema 3.A.2]</w:t>
+        </w:r>
+      </w:hyperlink>
       <w:r>
         <w:t xml:space="preserve">. Las herramientas llegan con los precursores del marginalismo:</w:t>
       </w:r>
@@ -682,7 +706,7 @@
       <w:r>
         <w:t xml:space="preserve">(</w:t>
       </w:r>
-      <w:hyperlink w:anchor="ref-Cournot1838Recherches">
+      <w:hyperlink w:anchor="ref_Cournot1838Recherches">
         <w:r>
           <w:rPr>
             <w:rStyle w:val="Hyperlink"/>
@@ -714,7 +738,7 @@
       <w:r>
         <w:t xml:space="preserve">(</w:t>
       </w:r>
-      <w:hyperlink w:anchor="ref-Dupuit1844Mesure">
+      <w:hyperlink w:anchor="ref_Dupuit1844Mesure">
         <w:r>
           <w:rPr>
             <w:rStyle w:val="Hyperlink"/>
@@ -746,7 +770,7 @@
       <w:r>
         <w:t xml:space="preserve">(</w:t>
       </w:r>
-      <w:hyperlink w:anchor="ref-Jenkin1870Graphic">
+      <w:hyperlink w:anchor="ref_Jenkin1870Graphic">
         <w:r>
           <w:rPr>
             <w:rStyle w:val="Hyperlink"/>
@@ -769,7 +793,7 @@
       <w:r>
         <w:t xml:space="preserve">(</w:t>
       </w:r>
-      <w:hyperlink w:anchor="ref-HET2026Jenkin">
+      <w:hyperlink w:anchor="ref_HET2026Jenkin">
         <w:r>
           <w:rPr>
             <w:rStyle w:val="Hyperlink"/>
@@ -822,7 +846,7 @@
       <w:r>
         <w:t xml:space="preserve">(</w:t>
       </w:r>
-      <w:hyperlink w:anchor="ref-Walras1874Elements">
+      <w:hyperlink w:anchor="ref_Walras1874Elements">
         <w:r>
           <w:rPr>
             <w:rStyle w:val="Hyperlink"/>
@@ -842,12 +866,14 @@
       <w:r>
         <w:t xml:space="preserve"> </w:t>
       </w:r>
-      <w:r>
-        <w:rPr>
-          <w:rStyle w:val="Referenciaatema"/>
-        </w:rPr>
-        <w:t xml:space="preserve">[ver tema 3.A.21]</w:t>
-      </w:r>
+      <w:hyperlink r:id="rId34">
+        <w:r>
+          <w:rPr>
+            <w:rStyle w:val="Referenciaatema"/>
+          </w:rPr>
+          <w:t xml:space="preserve">[ver tema 3.A.21]</w:t>
+        </w:r>
+      </w:hyperlink>
       <w:r>
         <w:t xml:space="preserve">, y Alfred</w:t>
       </w:r>
@@ -866,7 +892,7 @@
       <w:r>
         <w:t xml:space="preserve">(</w:t>
       </w:r>
-      <w:hyperlink w:anchor="ref-Marshall1890Principles">
+      <w:hyperlink w:anchor="ref_Marshall1890Principles">
         <w:r>
           <w:rPr>
             <w:rStyle w:val="Hyperlink"/>
@@ -899,12 +925,14 @@
       <w:r>
         <w:t xml:space="preserve"> </w:t>
       </w:r>
-      <w:r>
-        <w:rPr>
-          <w:rStyle w:val="Referenciaatema"/>
-        </w:rPr>
-        <w:t xml:space="preserve">[ver tema 3.A.3]</w:t>
-      </w:r>
+      <w:hyperlink r:id="rId35">
+        <w:r>
+          <w:rPr>
+            <w:rStyle w:val="Referenciaatema"/>
+          </w:rPr>
+          <w:t xml:space="preserve">[ver tema 3.A.3]</w:t>
+        </w:r>
+      </w:hyperlink>
       <w:r>
         <w:t xml:space="preserve">. Su síntesis entre utilidad y coste es la de las tijeras: «tan razonable sería discutir si es la hoja superior o la inferior de unas tijeras la que corta un papel como si el valor lo rige la utilidad o el coste de producción»</w:t>
       </w:r>
@@ -914,7 +942,7 @@
       <w:r>
         <w:t xml:space="preserve">(</w:t>
       </w:r>
-      <w:hyperlink w:anchor="ref-Marshall1890Principles">
+      <w:hyperlink w:anchor="ref_Marshall1890Principles">
         <w:r>
           <w:rPr>
             <w:rStyle w:val="Hyperlink"/>
@@ -958,7 +986,7 @@
       <w:r>
         <w:t xml:space="preserve">(</w:t>
       </w:r>
-      <w:hyperlink w:anchor="ref-Viner1931Cost">
+      <w:hyperlink w:anchor="ref_Viner1931Cost">
         <w:r>
           <w:rPr>
             <w:rStyle w:val="Hyperlink"/>
@@ -985,12 +1013,14 @@
       <w:r>
         <w:t xml:space="preserve"> </w:t>
       </w:r>
-      <w:r>
-        <w:rPr>
-          <w:rStyle w:val="Referenciaatema"/>
-        </w:rPr>
-        <w:t xml:space="preserve">[ver tema 3.A.12]</w:t>
-      </w:r>
+      <w:hyperlink r:id="rId24">
+        <w:r>
+          <w:rPr>
+            <w:rStyle w:val="Referenciaatema"/>
+          </w:rPr>
+          <w:t xml:space="preserve">[ver tema 3.A.12]</w:t>
+        </w:r>
+      </w:hyperlink>
       <w:r>
         <w:t xml:space="preserve">; las dinámicas de ajuste, con el modelo de la telaraña</w:t>
       </w:r>
@@ -1000,7 +1030,7 @@
       <w:r>
         <w:t xml:space="preserve">(</w:t>
       </w:r>
-      <w:hyperlink w:anchor="ref-Kaldor1934Classificatory">
+      <w:hyperlink w:anchor="ref_Kaldor1934Classificatory">
         <w:r>
           <w:rPr>
             <w:rStyle w:val="Hyperlink"/>
@@ -1027,7 +1057,7 @@
       <w:r>
         <w:t xml:space="preserve"> </w:t>
       </w:r>
-      <w:hyperlink w:anchor="ref-Ezekiel1938Cobweb">
+      <w:hyperlink w:anchor="ref_Ezekiel1938Cobweb">
         <w:r>
           <w:rPr>
             <w:rStyle w:val="Hyperlink"/>
@@ -1072,7 +1102,7 @@
       <w:r>
         <w:t xml:space="preserve">(</w:t>
       </w:r>
-      <w:hyperlink w:anchor="ref-Samuelson1941Stability">
+      <w:hyperlink w:anchor="ref_Samuelson1941Stability">
         <w:r>
           <w:rPr>
             <w:rStyle w:val="Hyperlink"/>
@@ -1092,7 +1122,7 @@
       <w:r>
         <w:t xml:space="preserve">(</w:t>
       </w:r>
-      <w:hyperlink w:anchor="ref-MasColellWhinstonGreen1995">
+      <w:hyperlink w:anchor="ref_MasColellWhinstonGreen1995">
         <w:r>
           <w:rPr>
             <w:rStyle w:val="Hyperlink"/>
@@ -2188,8 +2218,8 @@
         <w:t xml:space="preserve">Reparto del cante: introducción, 2′30″; I, 8′30″ (I.1, 1′30″; I.2, 7′); II, 12′ (II.1, 6′, de los que 4′30″ para la estabilidad y la telaraña; II.2, 3′; II.3, 3′); III, 6′ (los 3 plazos, 1′; III.1, 1′30″; III.2, 0′30″; III.3, 3′), y conclusión, 1′. Los gráficos imprescindibles son la oferta de la empresa, el equilibrio del mercado, los 2 primeros paneles de la estabilidad, la telaraña convergente, los excedentes, la incidencia del impuesto y el paso del corto al largo plazo con libre entrada; en la pizarra se quedan hasta el final las 2 funciones clave: las condiciones del equilibrio y la maximización del excedente total. Las demostraciones y los desarrollos que no se cantan (el 1TFEB paso a paso, la geometría de los costes, los controles de precios, la relación con el equilibrio general y la telaraña con otras expectativas) están en los anexos, para las preguntas del tribunal. Conviene escribir este esquema en la pizarra al empezar.</w:t>
       </w:r>
     </w:p>
-    <w:bookmarkEnd w:id="23"/>
-    <w:bookmarkStart w:id="56" w:name="X7381ab0a9d9824c0661231bda6db6ac08494b82"/>
+    <w:bookmarkEnd w:id="36"/>
+    <w:bookmarkStart w:id="79" w:name="sec_construccion_modelo_obtencion"/>
     <w:p>
       <w:pPr>
         <w:pStyle w:val="Heading1"/>
@@ -2252,7 +2282,21 @@
         <w:t xml:space="preserve">Conclusión anticipada</w:t>
       </w:r>
       <w:r>
-        <w:t xml:space="preserve">: con utilidad cuasilineal y costes marginales crecientes, la demanda de mercado es la suma horizontal de las utilidades marginales de los consumidores; la oferta, la de los tramos crecientes de los costes marginales de las empresas, y el equilibrio, el precio al que se cortan. Hasta el bloque III el número de empresas está fijo.</w:t>
+        <w:t xml:space="preserve">: con utilidad cuasilineal y costes marginales crecientes, la demanda de mercado es la suma horizontal de las utilidades marginales de los consumidores; la oferta, la de los tramos crecientes de los costes marginales de las empresas, y el equilibrio, el precio al que se cortan. Hasta el bloque </w:t>
+      </w:r>
+      <w:hyperlink w:anchor="sec_analisis_plazos_corto">
+        <w:r>
+          <w:rPr>
+            <w:rStyle w:val="Hyperlink"/>
+          </w:rPr>
+          <w:t xml:space="preserve">III</w:t>
+        </w:r>
+      </w:hyperlink>
+      <w:r>
+        <w:t xml:space="preserve"> </w:t>
+      </w:r>
+      <w:r>
+        <w:t xml:space="preserve">el número de empresas está fijo.</w:t>
       </w:r>
     </w:p>
     <w:p>
@@ -2267,7 +2311,24 @@
         <w:t xml:space="preserve">Nota al opositor. </w:t>
       </w:r>
       <w:r>
-        <w:t xml:space="preserve">En el cante de I (8′30″): qué es la competencia perfecta y por qué un mercado aislado, con la cita del corral de</w:t>
+        <w:t xml:space="preserve">En el cante de</w:t>
+      </w:r>
+      <w:r>
+        <w:t xml:space="preserve"> </w:t>
+      </w:r>
+      <w:hyperlink w:anchor="sec_construccion_modelo_obtencion">
+        <w:r>
+          <w:rPr>
+            <w:rStyle w:val="Hyperlink"/>
+          </w:rPr>
+          <w:t xml:space="preserve">I</w:t>
+        </w:r>
+      </w:hyperlink>
+      <w:r>
+        <w:t xml:space="preserve"> </w:t>
+      </w:r>
+      <w:r>
+        <w:t xml:space="preserve">(8′30″): qué es la competencia perfecta y por qué un mercado aislado, con la cita del corral de</w:t>
       </w:r>
       <w:r>
         <w:t xml:space="preserve"> </w:t>
@@ -2422,7 +2483,7 @@
         <w:t xml:space="preserve">, la relación entre convexidad y rendimientos y las propiedades de la función de costes son de profundización.</w:t>
       </w:r>
     </w:p>
-    <w:bookmarkStart w:id="27" w:name="idea"/>
+    <w:bookmarkStart w:id="41" w:name="sec_idea"/>
     <w:p>
       <w:pPr>
         <w:pStyle w:val="Heading2"/>
@@ -2452,10 +2513,21 @@
         <w:t xml:space="preserve">Qué es la competencia perfecta</w:t>
       </w:r>
       <w:r>
-        <w:t xml:space="preserve">: un mercado en el que ningún agente tiene poder sobre el precio. El modelo descansa en 5 supuestos, que son la lista común de las estructuras de mercado (tabla 1).</w:t>
-      </w:r>
-    </w:p>
-    <w:bookmarkStart w:id="24" w:name="tab:supuestos"/>
+        <w:t xml:space="preserve">: un mercado en el que ningún agente tiene poder sobre el precio. El modelo descansa en 5 supuestos, que son la lista común de las estructuras de mercado (tabla </w:t>
+      </w:r>
+      <w:hyperlink w:anchor="tab_supuestos">
+        <w:r>
+          <w:rPr>
+            <w:rStyle w:val="Hyperlink"/>
+          </w:rPr>
+          <w:t xml:space="preserve">1</w:t>
+        </w:r>
+      </w:hyperlink>
+      <w:r>
+        <w:t xml:space="preserve">).</w:t>
+      </w:r>
+    </w:p>
+    <w:bookmarkStart w:id="37" w:name="tab_supuestos"/>
     <w:p>
       <w:pPr>
         <w:pStyle w:val="TableCaption"/>
@@ -2820,7 +2892,7 @@
         </w:tc>
       </w:tr>
     </w:tbl>
-    <w:bookmarkEnd w:id="24"/>
+    <w:bookmarkEnd w:id="37"/>
     <w:p>
       <w:pPr>
         <w:pStyle w:val="BodyText"/>
@@ -2848,13 +2920,27 @@
         <w:rPr>
           <w:rStyle w:val="FootnoteReference"/>
         </w:rPr>
-        <w:footnoteReference w:id="25"/>
-      </w:r>
-      <w:r>
-        <w:t xml:space="preserve"> </w:t>
-      </w:r>
-      <w:r>
-        <w:t xml:space="preserve">La libre entrada (supuesto 5) solo actúa a largo plazo: hasta el bloque III el número de empresas está fijo.</w:t>
+        <w:footnoteReference w:id="38"/>
+      </w:r>
+      <w:r>
+        <w:t xml:space="preserve"> </w:t>
+      </w:r>
+      <w:r>
+        <w:t xml:space="preserve">La libre entrada (supuesto 5) solo actúa a largo plazo: hasta el bloque </w:t>
+      </w:r>
+      <w:hyperlink w:anchor="sec_analisis_plazos_corto">
+        <w:r>
+          <w:rPr>
+            <w:rStyle w:val="Hyperlink"/>
+          </w:rPr>
+          <w:t xml:space="preserve">III</w:t>
+        </w:r>
+      </w:hyperlink>
+      <w:r>
+        <w:t xml:space="preserve"> </w:t>
+      </w:r>
+      <w:r>
+        <w:t xml:space="preserve">el número de empresas está fijo.</w:t>
       </w:r>
     </w:p>
     <w:p>
@@ -2919,7 +3005,7 @@
         <w:rPr>
           <w:rStyle w:val="FootnoteReference"/>
         </w:rPr>
-        <w:footnoteReference w:id="26"/>
+        <w:footnoteReference w:id="40"/>
       </w:r>
       <w:r>
         <w:t xml:space="preserve"> </w:t>
@@ -3007,7 +3093,7 @@
       <w:r>
         <w:t xml:space="preserve">(</w:t>
       </w:r>
-      <w:hyperlink w:anchor="ref-Marshall1890Principles">
+      <w:hyperlink w:anchor="ref_Marshall1890Principles">
         <w:r>
           <w:rPr>
             <w:rStyle w:val="Hyperlink"/>
@@ -3059,7 +3145,7 @@
       <w:r>
         <w:t xml:space="preserve">(</w:t>
       </w:r>
-      <w:hyperlink w:anchor="ref-MasColellWhinstonGreen1995">
+      <w:hyperlink w:anchor="ref_MasColellWhinstonGreen1995">
         <w:r>
           <w:rPr>
             <w:rStyle w:val="Hyperlink"/>
@@ -3249,14 +3335,27 @@
       <w:r>
         <w:t xml:space="preserve"> </w:t>
       </w:r>
-      <w:r>
-        <w:rPr>
-          <w:rStyle w:val="Referenciaatema"/>
-        </w:rPr>
-        <w:t xml:space="preserve">[ver tema 3.A.21]</w:t>
-      </w:r>
-      <w:r>
-        <w:t xml:space="preserve">. Los 2 enfoques no se oponen: con utilidad cuasilineal, el equilibrio general de esta economía con numerario coincide con el equilibrio parcial del mercado del bien (anexo D).</w:t>
+      <w:hyperlink r:id="rId34">
+        <w:r>
+          <w:rPr>
+            <w:rStyle w:val="Referenciaatema"/>
+          </w:rPr>
+          <w:t xml:space="preserve">[ver tema 3.A.21]</w:t>
+        </w:r>
+      </w:hyperlink>
+      <w:r>
+        <w:t xml:space="preserve">. Los 2 enfoques no se oponen: con utilidad cuasilineal, el equilibrio general de esta economía con numerario coincide con el equilibrio parcial del mercado del bien (anexo </w:t>
+      </w:r>
+      <w:hyperlink w:anchor="anexo_parcial_general">
+        <w:r>
+          <w:rPr>
+            <w:rStyle w:val="Hyperlink"/>
+          </w:rPr>
+          <w:t xml:space="preserve">D</w:t>
+        </w:r>
+      </w:hyperlink>
+      <w:r>
+        <w:t xml:space="preserve">).</w:t>
       </w:r>
     </w:p>
     <w:p>
@@ -3300,18 +3399,20 @@
       <w:r>
         <w:t xml:space="preserve"> </w:t>
       </w:r>
-      <w:r>
-        <w:rPr>
-          <w:rStyle w:val="Referenciaatema"/>
-        </w:rPr>
-        <w:t xml:space="preserve">[ver tema 3.A.21]</w:t>
-      </w:r>
+      <w:hyperlink r:id="rId34">
+        <w:r>
+          <w:rPr>
+            <w:rStyle w:val="Referenciaatema"/>
+          </w:rPr>
+          <w:t xml:space="preserve">[ver tema 3.A.21]</w:t>
+        </w:r>
+      </w:hyperlink>
       <w:r>
         <w:t xml:space="preserve">. Conviene decirlo en el cante para que el equilibrio parcial no parezca un equilibrio general con un solo mercado.</w:t>
       </w:r>
     </w:p>
-    <w:bookmarkEnd w:id="27"/>
-    <w:bookmarkStart w:id="55" w:name="modelo"/>
+    <w:bookmarkEnd w:id="41"/>
+    <w:bookmarkStart w:id="78" w:name="sec_modelo"/>
     <w:p>
       <w:pPr>
         <w:pStyle w:val="Heading2"/>
@@ -3326,7 +3427,7 @@
         <w:t xml:space="preserve">Modelo</w:t>
       </w:r>
     </w:p>
-    <w:bookmarkStart w:id="29" w:name="i-supuestos"/>
+    <w:bookmarkStart w:id="43" w:name="i_supuestos"/>
     <w:p>
       <w:pPr>
         <w:pStyle w:val="Heading4"/>
@@ -3341,7 +3442,35 @@
         <w:keepNext/>
       </w:pPr>
       <w:r>
-        <w:t xml:space="preserve">Una vez justificado el enfoque, describimos la economía. Los 5 supuestos de I.1 (tabla 1) se traducen así en el modelo:</w:t>
+        <w:t xml:space="preserve">Una vez justificado el enfoque, describimos la economía. Los 5 supuestos de</w:t>
+      </w:r>
+      <w:r>
+        <w:t xml:space="preserve"> </w:t>
+      </w:r>
+      <w:hyperlink w:anchor="sec_idea">
+        <w:r>
+          <w:rPr>
+            <w:rStyle w:val="Hyperlink"/>
+          </w:rPr>
+          <w:t xml:space="preserve">I.1</w:t>
+        </w:r>
+      </w:hyperlink>
+      <w:r>
+        <w:t xml:space="preserve"> </w:t>
+      </w:r>
+      <w:r>
+        <w:t xml:space="preserve">(tabla </w:t>
+      </w:r>
+      <w:hyperlink w:anchor="tab_supuestos">
+        <w:r>
+          <w:rPr>
+            <w:rStyle w:val="Hyperlink"/>
+          </w:rPr>
+          <w:t xml:space="preserve">1</w:t>
+        </w:r>
+      </w:hyperlink>
+      <w:r>
+        <w:t xml:space="preserve">) se traducen así en el modelo:</w:t>
       </w:r>
     </w:p>
     <w:p>
@@ -3510,7 +3639,7 @@
         <w:rPr>
           <w:rStyle w:val="FootnoteReference"/>
         </w:rPr>
-        <w:footnoteReference w:id="28"/>
+        <w:footnoteReference w:id="42"/>
       </w:r>
     </w:p>
     <w:p>
@@ -3667,11 +3796,87 @@
         <w:t xml:space="preserve">Número de empresas fijo y todos los factores variables</w:t>
       </w:r>
       <w:r>
-        <w:t xml:space="preserve">: en los bloques I y II no hay entrada ni salida y no hay costes hundidos. Es el largo plazo sin libre entrada; el corto plazo y la libre entrada, el supuesto 5, se estudian en el bloque III. Por eso la oferta de mercado de I y II no es perfectamente elástica.</w:t>
-      </w:r>
-    </w:p>
-    <w:bookmarkEnd w:id="29"/>
-    <w:bookmarkStart w:id="48" w:name="ii-desarrollo"/>
+        <w:t xml:space="preserve">: en los bloques </w:t>
+      </w:r>
+      <w:hyperlink w:anchor="sec_construccion_modelo_obtencion">
+        <w:r>
+          <w:rPr>
+            <w:rStyle w:val="Hyperlink"/>
+          </w:rPr>
+          <w:t xml:space="preserve">I</w:t>
+        </w:r>
+      </w:hyperlink>
+      <w:r>
+        <w:t xml:space="preserve"> </w:t>
+      </w:r>
+      <w:r>
+        <w:t xml:space="preserve">y</w:t>
+      </w:r>
+      <w:r>
+        <w:t xml:space="preserve"> </w:t>
+      </w:r>
+      <w:hyperlink w:anchor="sec_estudio_equilibrio_competitivo">
+        <w:r>
+          <w:rPr>
+            <w:rStyle w:val="Hyperlink"/>
+          </w:rPr>
+          <w:t xml:space="preserve">II</w:t>
+        </w:r>
+      </w:hyperlink>
+      <w:r>
+        <w:t xml:space="preserve"> </w:t>
+      </w:r>
+      <w:r>
+        <w:t xml:space="preserve">no hay entrada ni salida y no hay costes hundidos. Es el largo plazo sin libre entrada; el corto plazo y la libre entrada, el supuesto 5, se estudian en el bloque </w:t>
+      </w:r>
+      <w:hyperlink w:anchor="sec_analisis_plazos_corto">
+        <w:r>
+          <w:rPr>
+            <w:rStyle w:val="Hyperlink"/>
+          </w:rPr>
+          <w:t xml:space="preserve">III</w:t>
+        </w:r>
+      </w:hyperlink>
+      <w:r>
+        <w:t xml:space="preserve">. Por eso la oferta de mercado de</w:t>
+      </w:r>
+      <w:r>
+        <w:t xml:space="preserve"> </w:t>
+      </w:r>
+      <w:hyperlink w:anchor="sec_construccion_modelo_obtencion">
+        <w:r>
+          <w:rPr>
+            <w:rStyle w:val="Hyperlink"/>
+          </w:rPr>
+          <w:t xml:space="preserve">I</w:t>
+        </w:r>
+      </w:hyperlink>
+      <w:r>
+        <w:t xml:space="preserve"> </w:t>
+      </w:r>
+      <w:r>
+        <w:t xml:space="preserve">y</w:t>
+      </w:r>
+      <w:r>
+        <w:t xml:space="preserve"> </w:t>
+      </w:r>
+      <w:hyperlink w:anchor="sec_estudio_equilibrio_competitivo">
+        <w:r>
+          <w:rPr>
+            <w:rStyle w:val="Hyperlink"/>
+          </w:rPr>
+          <w:t xml:space="preserve">II</w:t>
+        </w:r>
+      </w:hyperlink>
+      <w:r>
+        <w:t xml:space="preserve"> </w:t>
+      </w:r>
+      <w:r>
+        <w:t xml:space="preserve">no es perfectamente elástica.</w:t>
+      </w:r>
+    </w:p>
+    <w:bookmarkEnd w:id="43"/>
+    <w:bookmarkStart w:id="70" w:name="ii_desarrollo"/>
     <w:p>
       <w:pPr>
         <w:pStyle w:val="Heading4"/>
@@ -3688,7 +3893,7 @@
         <w:t xml:space="preserve">Fijados los supuestos, obtenemos el comportamiento de cada lado del mercado: primero la demanda y después la oferta.</w:t>
       </w:r>
     </w:p>
-    <w:bookmarkStart w:id="39" w:name="X9fc0444852c2964da4c7f3b2b66f4564265650e"/>
+    <w:bookmarkStart w:id="58" w:name="consumidores_curva_de_demanda_indi_68207"/>
     <w:p>
       <w:pPr>
         <w:pStyle w:val="Heading5"/>
@@ -3731,15 +3936,22 @@
       <w:r>
         <w:t xml:space="preserve"> </w:t>
       </w:r>
-      <w:r>
-        <w:rPr>
-          <w:rStyle w:val="Referenciaatema"/>
-        </w:rPr>
-        <w:t xml:space="preserve">[ver tema 3.A.8]</w:t>
-      </w:r>
+      <w:hyperlink r:id="rId21">
+        <w:r>
+          <w:rPr>
+            <w:rStyle w:val="Referenciaatema"/>
+          </w:rPr>
+          <w:t xml:space="preserve">[ver tema 3.A.8]</w:t>
+        </w:r>
+      </w:hyperlink>
       <w:r>
         <w:t xml:space="preserve">,</w:t>
       </w:r>
+      <w:r>
+        <w:t xml:space="preserve"> </w:t>
+      </w:r>
+      <w:bookmarkStart w:id="44" w:name="eq_cuasilineal"/>
+      <w:bookmarkEnd w:id="44"/>
     </w:p>
     <w:p>
       <w:pPr>
@@ -3930,7 +4142,7 @@
         <w:rPr>
           <w:rStyle w:val="FootnoteReference"/>
         </w:rPr>
-        <w:footnoteReference w:id="30"/>
+        <w:footnoteReference w:id="45"/>
       </w:r>
       <w:r>
         <w:t xml:space="preserve"> </w:t>
@@ -4071,7 +4283,7 @@
         <w:rPr>
           <w:rStyle w:val="FootnoteReference"/>
         </w:rPr>
-        <w:footnoteReference w:id="31"/>
+        <w:footnoteReference w:id="46"/>
       </w:r>
     </w:p>
     <w:p>
@@ -4160,6 +4372,11 @@
       <w:r>
         <w:t xml:space="preserve">,</w:t>
       </w:r>
+      <w:r>
+        <w:t xml:space="preserve"> </w:t>
+      </w:r>
+      <w:bookmarkStart w:id="47" w:name="eq_pmu"/>
+      <w:bookmarkEnd w:id="47"/>
     </w:p>
     <w:p>
       <w:pPr>
@@ -4507,8 +4724,13 @@
         <w:rPr>
           <w:rStyle w:val="FootnoteReference"/>
         </w:rPr>
-        <w:footnoteReference w:id="32"/>
-      </w:r>
+        <w:footnoteReference w:id="48"/>
+      </w:r>
+      <w:r>
+        <w:t xml:space="preserve"> </w:t>
+      </w:r>
+      <w:bookmarkStart w:id="49" w:name="eq_cpo_consumidor"/>
+      <w:bookmarkEnd w:id="49"/>
     </w:p>
     <w:p>
       <w:pPr>
@@ -4717,24 +4939,28 @@
       <w:r>
         <w:t xml:space="preserve"> </w:t>
       </w:r>
-      <w:r>
-        <w:rPr>
-          <w:rStyle w:val="Referenciaatema"/>
-        </w:rPr>
-        <w:t xml:space="preserve">[ver tema 3.A.8]</w:t>
-      </w:r>
+      <w:hyperlink r:id="rId21">
+        <w:r>
+          <w:rPr>
+            <w:rStyle w:val="Referenciaatema"/>
+          </w:rPr>
+          <w:t xml:space="preserve">[ver tema 3.A.8]</w:t>
+        </w:r>
+      </w:hyperlink>
       <w:r>
         <w:t xml:space="preserve">. Sin efecto renta, coincide con la hicksiana</w:t>
       </w:r>
       <w:r>
         <w:t xml:space="preserve"> </w:t>
       </w:r>
-      <w:r>
-        <w:rPr>
-          <w:rStyle w:val="Referenciaatema"/>
-        </w:rPr>
-        <w:t xml:space="preserve">[ver tema 3.A.9]</w:t>
-      </w:r>
+      <w:hyperlink r:id="rId50">
+        <w:r>
+          <w:rPr>
+            <w:rStyle w:val="Referenciaatema"/>
+          </w:rPr>
+          <w:t xml:space="preserve">[ver tema 3.A.9]</w:t>
+        </w:r>
+      </w:hyperlink>
       <w:r>
         <w:t xml:space="preserve">.</w:t>
       </w:r>
@@ -4742,7 +4968,7 @@
         <w:rPr>
           <w:rStyle w:val="FootnoteReference"/>
         </w:rPr>
-        <w:footnoteReference w:id="33"/>
+        <w:footnoteReference w:id="51"/>
       </w:r>
     </w:p>
     <w:p>
@@ -4800,14 +5026,30 @@
         <w:t xml:space="preserve">Demanda de mercado</w:t>
       </w:r>
       <w:r>
-        <w:t xml:space="preserve">: la suma horizontal de las individuales (gráfico 1): a cada precio se suman las cantidades que compra cada consumidor,</w:t>
+        <w:t xml:space="preserve">: la suma horizontal de las individuales (gráfico </w:t>
+      </w:r>
+      <w:hyperlink w:anchor="fig_agregacion_demanda">
+        <w:r>
+          <w:rPr>
+            <w:rStyle w:val="Hyperlink"/>
+          </w:rPr>
+          <w:t xml:space="preserve">1</w:t>
+        </w:r>
+      </w:hyperlink>
+      <w:r>
+        <w:t xml:space="preserve">): a cada precio se suman las cantidades que compra cada consumidor,</w:t>
       </w:r>
       <w:r>
         <w:rPr>
           <w:rStyle w:val="FootnoteReference"/>
         </w:rPr>
-        <w:footnoteReference w:id="34"/>
-      </w:r>
+        <w:footnoteReference w:id="52"/>
+      </w:r>
+      <w:r>
+        <w:t xml:space="preserve"> </w:t>
+      </w:r>
+      <w:bookmarkStart w:id="53" w:name="eq_demanda_mercado"/>
+      <w:bookmarkEnd w:id="53"/>
     </w:p>
     <w:p>
       <w:pPr>
@@ -5207,7 +5449,7 @@
         <w:t xml:space="preserve">unidades se reparten de forma eficiente entre los consumidores: como todos valoran igual la última unidad, ninguna redistribución entre ellos aumentaría la utilidad total.</w:t>
       </w:r>
     </w:p>
-    <w:bookmarkStart w:id="38" w:name="fig:agregacion-demanda"/>
+    <w:bookmarkStart w:id="57" w:name="fig_agregacion_demanda"/>
     <w:p>
       <w:pPr>
         <w:pStyle w:val="ImageCaption"/>
@@ -5231,18 +5473,18 @@
           <wp:inline>
             <wp:extent cx="5073650" cy="1713792"/>
             <wp:effectExtent b="0" l="0" r="0" t="0"/>
-            <wp:docPr descr="" title="" id="36" name="Picture"/>
+            <wp:docPr descr="" title="" id="55" name="Picture"/>
             <a:graphic>
               <a:graphicData uri="http://schemas.openxmlformats.org/drawingml/2006/picture">
                 <pic:pic>
                   <pic:nvPicPr>
-                    <pic:cNvPr descr="C:\Users\vgutierrez\Documents\src\victorgutierrezmarcos.github.io-revision\oposicion\temario\fuentes\3A16\graficos/agregacion-demanda.png" id="37" name="Picture"/>
+                    <pic:cNvPr descr="C:\Users\vgutierrez\Documents\src\victorgutierrezmarcos.github.io-revision\oposicion\temario\fuentes\3A16\graficos/agregacion-demanda.png" id="56" name="Picture"/>
                     <pic:cNvPicPr>
                       <a:picLocks noChangeArrowheads="1" noChangeAspect="1"/>
                     </pic:cNvPicPr>
                   </pic:nvPicPr>
                   <pic:blipFill>
-                    <a:blip r:embed="rId35"/>
+                    <a:blip r:embed="rId54"/>
                     <a:stretch>
                       <a:fillRect/>
                     </a:stretch>
@@ -5269,7 +5511,7 @@
         </w:drawing>
       </w:r>
     </w:p>
-    <w:bookmarkEnd w:id="38"/>
+    <w:bookmarkEnd w:id="57"/>
     <w:p>
       <w:pPr>
         <w:pStyle w:val="Piedeimagen"/>
@@ -5319,7 +5561,7 @@
       <w:r>
         <w:t xml:space="preserve">(</w:t>
       </w:r>
-      <w:hyperlink w:anchor="ref-MasColellWhinstonGreen1995">
+      <w:hyperlink w:anchor="ref_MasColellWhinstonGreen1995">
         <w:r>
           <w:rPr>
             <w:rStyle w:val="Hyperlink"/>
@@ -5334,8 +5576,8 @@
         <w:t xml:space="preserve">.</w:t>
       </w:r>
     </w:p>
-    <w:bookmarkEnd w:id="39"/>
-    <w:bookmarkStart w:id="47" w:name="X263f96a3e288f3f6d8f4ddc285f5a100a9a10d2"/>
+    <w:bookmarkEnd w:id="58"/>
+    <w:bookmarkStart w:id="69" w:name="productores_curva_de_oferta_indivi_71683"/>
     <w:p>
       <w:pPr>
         <w:pStyle w:val="Heading5"/>
@@ -5442,12 +5684,14 @@
       <w:r>
         <w:t xml:space="preserve"> </w:t>
       </w:r>
-      <w:r>
-        <w:rPr>
-          <w:rStyle w:val="Referenciaatema"/>
-        </w:rPr>
-        <w:t xml:space="preserve">[ver tema 3.A.11]</w:t>
-      </w:r>
+      <w:hyperlink r:id="rId23">
+        <w:r>
+          <w:rPr>
+            <w:rStyle w:val="Referenciaatema"/>
+          </w:rPr>
+          <w:t xml:space="preserve">[ver tema 3.A.11]</w:t>
+        </w:r>
+      </w:hyperlink>
       <w:r>
         <w:t xml:space="preserve">. Elige su producción en</w:t>
       </w:r>
@@ -5464,12 +5708,14 @@
       <w:r>
         <w:t xml:space="preserve"> </w:t>
       </w:r>
-      <w:r>
-        <w:rPr>
-          <w:rStyle w:val="Referenciaatema"/>
-        </w:rPr>
-        <w:t xml:space="preserve">[ver tema 3.A.12]</w:t>
-      </w:r>
+      <w:hyperlink r:id="rId24">
+        <w:r>
+          <w:rPr>
+            <w:rStyle w:val="Referenciaatema"/>
+          </w:rPr>
+          <w:t xml:space="preserve">[ver tema 3.A.12]</w:t>
+        </w:r>
+      </w:hyperlink>
       <w:r>
         <w:t xml:space="preserve">: primero obtiene, para cada nivel de producción, la combinación de factores más barata, lo que da su</w:t>
       </w:r>
@@ -5611,7 +5857,7 @@
         <w:rPr>
           <w:rStyle w:val="FootnoteReference"/>
         </w:rPr>
-        <w:footnoteReference w:id="40"/>
+        <w:footnoteReference w:id="59"/>
       </w:r>
       <w:r>
         <w:t xml:space="preserve"> </w:t>
@@ -5767,7 +6013,7 @@
         <w:rPr>
           <w:rStyle w:val="FootnoteReference"/>
         </w:rPr>
-        <w:footnoteReference w:id="41"/>
+        <w:footnoteReference w:id="60"/>
       </w:r>
     </w:p>
     <w:p>
@@ -5787,6 +6033,11 @@
       <w:r>
         <w:t xml:space="preserve">: dado el precio, la empresa elige la producción que maximiza su beneficio:</w:t>
       </w:r>
+      <w:r>
+        <w:t xml:space="preserve"> </w:t>
+      </w:r>
+      <w:bookmarkStart w:id="61" w:name="eq_mb_empresa"/>
+      <w:bookmarkEnd w:id="61"/>
     </w:p>
     <w:p>
       <w:pPr>
@@ -6010,6 +6261,11 @@
       <w:r>
         <w:t xml:space="preserve">,</w:t>
       </w:r>
+      <w:r>
+        <w:t xml:space="preserve"> </w:t>
+      </w:r>
+      <w:bookmarkStart w:id="62" w:name="eq_oferta_empresa"/>
+      <w:bookmarkEnd w:id="62"/>
     </w:p>
     <w:p>
       <w:pPr>
@@ -6324,12 +6580,14 @@
       <w:r>
         <w:t xml:space="preserve"> </w:t>
       </w:r>
-      <w:r>
-        <w:rPr>
-          <w:rStyle w:val="Referenciaatema"/>
-        </w:rPr>
-        <w:t xml:space="preserve">[ver tema 3.A.17]</w:t>
-      </w:r>
+      <w:hyperlink r:id="rId26">
+        <w:r>
+          <w:rPr>
+            <w:rStyle w:val="Referenciaatema"/>
+          </w:rPr>
+          <w:t xml:space="preserve">[ver tema 3.A.17]</w:t>
+        </w:r>
+      </w:hyperlink>
       <w:r>
         <w:t xml:space="preserve">.</w:t>
       </w:r>
@@ -6541,7 +6799,38 @@
         </m:r>
       </m:oMath>
       <w:r>
-        <w:t xml:space="preserve">. Sin costes hundidos, como en I y II, el umbral es el</w:t>
+        <w:t xml:space="preserve">. Sin costes hundidos, como en</w:t>
+      </w:r>
+      <w:r>
+        <w:t xml:space="preserve"> </w:t>
+      </w:r>
+      <w:hyperlink w:anchor="sec_construccion_modelo_obtencion">
+        <w:r>
+          <w:rPr>
+            <w:rStyle w:val="Hyperlink"/>
+          </w:rPr>
+          <w:t xml:space="preserve">I</w:t>
+        </w:r>
+      </w:hyperlink>
+      <w:r>
+        <w:t xml:space="preserve"> </w:t>
+      </w:r>
+      <w:r>
+        <w:t xml:space="preserve">y</w:t>
+      </w:r>
+      <w:r>
+        <w:t xml:space="preserve"> </w:t>
+      </w:r>
+      <w:hyperlink w:anchor="sec_estudio_equilibrio_competitivo">
+        <w:r>
+          <w:rPr>
+            <w:rStyle w:val="Hyperlink"/>
+          </w:rPr>
+          <w:t xml:space="preserve">II</w:t>
+        </w:r>
+      </w:hyperlink>
+      <w:r>
+        <w:t xml:space="preserve">, el umbral es el</w:t>
       </w:r>
       <w:r>
         <w:t xml:space="preserve"> </w:t>
@@ -6573,7 +6862,21 @@
         <w:t xml:space="preserve"> </w:t>
       </w:r>
       <w:r>
-        <w:t xml:space="preserve">(CVMe, III.1).</w:t>
+        <w:t xml:space="preserve">(CVMe,</w:t>
+      </w:r>
+      <w:r>
+        <w:t xml:space="preserve"> </w:t>
+      </w:r>
+      <w:hyperlink w:anchor="sec_corto_plazo">
+        <w:r>
+          <w:rPr>
+            <w:rStyle w:val="Hyperlink"/>
+          </w:rPr>
+          <w:t xml:space="preserve">III.1</w:t>
+        </w:r>
+      </w:hyperlink>
+      <w:r>
+        <w:t xml:space="preserve">).</w:t>
       </w:r>
     </w:p>
     <w:p>
@@ -6844,7 +7147,51 @@
         <w:t xml:space="preserve"> </w:t>
       </w:r>
       <w:r>
-        <w:t xml:space="preserve">en ese precio (gráfico 2). Este salto es el que pone en riesgo la existencia del equilibrio (II.1.1) y el que fija el tamaño de las empresas con libre entrada (III.3). Los casos según la forma de los costes están en el anexo B.</w:t>
+        <w:t xml:space="preserve">en ese precio (gráfico </w:t>
+      </w:r>
+      <w:hyperlink w:anchor="fig_oferta_empresa">
+        <w:r>
+          <w:rPr>
+            <w:rStyle w:val="Hyperlink"/>
+          </w:rPr>
+          <w:t xml:space="preserve">2</w:t>
+        </w:r>
+      </w:hyperlink>
+      <w:r>
+        <w:t xml:space="preserve">). Este salto es el que pone en riesgo la existencia del equilibrio (</w:t>
+      </w:r>
+      <w:hyperlink w:anchor="sec_existencia">
+        <w:r>
+          <w:rPr>
+            <w:rStyle w:val="Hyperlink"/>
+          </w:rPr>
+          <w:t xml:space="preserve">II.1.1</w:t>
+        </w:r>
+      </w:hyperlink>
+      <w:r>
+        <w:t xml:space="preserve">) y el que fija el tamaño de las empresas con libre entrada (</w:t>
+      </w:r>
+      <w:hyperlink w:anchor="sec_largo_plazo_libre_entrada">
+        <w:r>
+          <w:rPr>
+            <w:rStyle w:val="Hyperlink"/>
+          </w:rPr>
+          <w:t xml:space="preserve">III.3</w:t>
+        </w:r>
+      </w:hyperlink>
+      <w:r>
+        <w:t xml:space="preserve">). Los casos según la forma de los costes están en el anexo </w:t>
+      </w:r>
+      <w:hyperlink w:anchor="anexo_geometria">
+        <w:r>
+          <w:rPr>
+            <w:rStyle w:val="Hyperlink"/>
+          </w:rPr>
+          <w:t xml:space="preserve">B</w:t>
+        </w:r>
+      </w:hyperlink>
+      <w:r>
+        <w:t xml:space="preserve">.</w:t>
       </w:r>
     </w:p>
     <w:p>
@@ -6898,7 +7245,7 @@
         <w:t xml:space="preserve">: la inversa del tramo creciente del coste marginal por encima de ese umbral, y 0 por debajo; es no decreciente en el precio.</w:t>
       </w:r>
     </w:p>
-    <w:bookmarkStart w:id="45" w:name="fig:oferta-empresa"/>
+    <w:bookmarkStart w:id="66" w:name="fig_oferta_empresa"/>
     <w:p>
       <w:pPr>
         <w:pStyle w:val="ImageCaption"/>
@@ -6969,18 +7316,18 @@
           <wp:inline>
             <wp:extent cx="3282950" cy="2410267"/>
             <wp:effectExtent b="0" l="0" r="0" t="0"/>
-            <wp:docPr descr="" title="" id="43" name="Picture"/>
+            <wp:docPr descr="" title="" id="64" name="Picture"/>
             <a:graphic>
               <a:graphicData uri="http://schemas.openxmlformats.org/drawingml/2006/picture">
                 <pic:pic>
                   <pic:nvPicPr>
-                    <pic:cNvPr descr="C:\Users\vgutierrez\Documents\src\victorgutierrezmarcos.github.io-revision\oposicion\temario\fuentes\3A16\graficos/oferta-empresa.png" id="44" name="Picture"/>
+                    <pic:cNvPr descr="C:\Users\vgutierrez\Documents\src\victorgutierrezmarcos.github.io-revision\oposicion\temario\fuentes\3A16\graficos/oferta-empresa.png" id="65" name="Picture"/>
                     <pic:cNvPicPr>
                       <a:picLocks noChangeArrowheads="1" noChangeAspect="1"/>
                     </pic:cNvPicPr>
                   </pic:nvPicPr>
                   <pic:blipFill>
-                    <a:blip r:embed="rId42"/>
+                    <a:blip r:embed="rId63"/>
                     <a:stretch>
                       <a:fillRect/>
                     </a:stretch>
@@ -7007,7 +7354,7 @@
         </w:drawing>
       </w:r>
     </w:p>
-    <w:bookmarkEnd w:id="45"/>
+    <w:bookmarkEnd w:id="66"/>
     <w:p>
       <w:pPr>
         <w:pStyle w:val="Piedeimagen"/>
@@ -7057,7 +7404,7 @@
       <w:r>
         <w:t xml:space="preserve">(</w:t>
       </w:r>
-      <w:hyperlink w:anchor="ref-MasColellWhinstonGreen1995">
+      <w:hyperlink w:anchor="ref_MasColellWhinstonGreen1995">
         <w:r>
           <w:rPr>
             <w:rStyle w:val="Hyperlink"/>
@@ -7089,7 +7436,7 @@
       <w:r>
         <w:t xml:space="preserve">(</w:t>
       </w:r>
-      <w:hyperlink w:anchor="ref-Perez2004Microeconomia">
+      <w:hyperlink w:anchor="ref_Perez2004Microeconomia">
         <w:r>
           <w:rPr>
             <w:rStyle w:val="Hyperlink"/>
@@ -7119,14 +7466,30 @@
         <w:t xml:space="preserve">Oferta de mercado</w:t>
       </w:r>
       <w:r>
-        <w:t xml:space="preserve">: la suma horizontal de las individuales (gráfico 3, izquierda),</w:t>
+        <w:t xml:space="preserve">: la suma horizontal de las individuales (gráfico </w:t>
+      </w:r>
+      <w:hyperlink w:anchor="fig_equilibrio">
+        <w:r>
+          <w:rPr>
+            <w:rStyle w:val="Hyperlink"/>
+          </w:rPr>
+          <w:t xml:space="preserve">3</w:t>
+        </w:r>
+      </w:hyperlink>
+      <w:r>
+        <w:t xml:space="preserve">, izquierda),</w:t>
       </w:r>
       <w:r>
         <w:rPr>
           <w:rStyle w:val="FootnoteReference"/>
         </w:rPr>
-        <w:footnoteReference w:id="46"/>
-      </w:r>
+        <w:footnoteReference w:id="67"/>
+      </w:r>
+      <w:r>
+        <w:t xml:space="preserve"> </w:t>
+      </w:r>
+      <w:bookmarkStart w:id="68" w:name="eq_oferta_mercado"/>
+      <w:bookmarkEnd w:id="68"/>
     </w:p>
     <w:p>
       <w:pPr>
@@ -7453,9 +7816,9 @@
         <w:t xml:space="preserve">: lo que cuesta producir una unidad más de la forma más barata entre todas las empresas.</w:t>
       </w:r>
     </w:p>
-    <w:bookmarkEnd w:id="47"/>
-    <w:bookmarkEnd w:id="48"/>
-    <w:bookmarkStart w:id="54" w:name="X77dcd809b4c944edf6d3939720790bc5087a316"/>
+    <w:bookmarkEnd w:id="69"/>
+    <w:bookmarkEnd w:id="70"/>
+    <w:bookmarkStart w:id="77" w:name="iii_implicaciones_el_equilibrio_co_22367"/>
     <w:p>
       <w:pPr>
         <w:pStyle w:val="Heading4"/>
@@ -7949,6 +8312,8 @@
         <w:t xml:space="preserve">Con soluciones interiores, las 3 condiciones son</w:t>
       </w:r>
     </w:p>
+    <w:bookmarkStart w:id="71" w:name="eq_equilibrio"/>
+    <w:bookmarkEnd w:id="71"/>
     <w:p>
       <w:pPr>
         <w:pStyle w:val="Funcionclave"/>
@@ -8610,7 +8975,7 @@
         <w:rPr>
           <w:rStyle w:val="FootnoteReference"/>
         </w:rPr>
-        <w:footnoteReference w:id="49"/>
+        <w:footnoteReference w:id="72"/>
       </w:r>
     </w:p>
     <w:p>
@@ -8628,7 +8993,18 @@
         <w:t xml:space="preserve">Interpretación gráfica</w:t>
       </w:r>
       <w:r>
-        <w:t xml:space="preserve">: el equilibrio es el corte de la demanda y la oferta de mercado (gráfico 3, derecha). En él,</w:t>
+        <w:t xml:space="preserve">: el equilibrio es el corte de la demanda y la oferta de mercado (gráfico </w:t>
+      </w:r>
+      <w:hyperlink w:anchor="fig_equilibrio">
+        <w:r>
+          <w:rPr>
+            <w:rStyle w:val="Hyperlink"/>
+          </w:rPr>
+          <w:t xml:space="preserve">3</w:t>
+        </w:r>
+      </w:hyperlink>
+      <w:r>
+        <w:t xml:space="preserve">, derecha). En él,</w:t>
       </w:r>
       <w:r>
         <w:t xml:space="preserve"> </w:t>
@@ -8763,10 +9139,21 @@
         </m:sSup>
       </m:oMath>
       <w:r>
-        <w:t xml:space="preserve">: el beneficio marginal social de la última unidad iguala su coste marginal social, lo que anticipa su eficiencia (II.2).</w:t>
-      </w:r>
-    </w:p>
-    <w:bookmarkStart w:id="53" w:name="fig:equilibrio"/>
+        <w:t xml:space="preserve">: el beneficio marginal social de la última unidad iguala su coste marginal social, lo que anticipa su eficiencia (</w:t>
+      </w:r>
+      <w:hyperlink w:anchor="sec_analisis_normativo_eficiencia">
+        <w:r>
+          <w:rPr>
+            <w:rStyle w:val="Hyperlink"/>
+          </w:rPr>
+          <w:t xml:space="preserve">II.2</w:t>
+        </w:r>
+      </w:hyperlink>
+      <w:r>
+        <w:t xml:space="preserve">).</w:t>
+      </w:r>
+    </w:p>
+    <w:bookmarkStart w:id="76" w:name="fig_equilibrio"/>
     <w:p>
       <w:pPr>
         <w:pStyle w:val="ImageCaption"/>
@@ -8790,18 +9177,18 @@
           <wp:inline>
             <wp:extent cx="4825830" cy="1929720"/>
             <wp:effectExtent b="0" l="0" r="0" t="0"/>
-            <wp:docPr descr="" title="" id="51" name="Picture"/>
+            <wp:docPr descr="" title="" id="74" name="Picture"/>
             <a:graphic>
               <a:graphicData uri="http://schemas.openxmlformats.org/drawingml/2006/picture">
                 <pic:pic>
                   <pic:nvPicPr>
-                    <pic:cNvPr descr="C:\Users\vgutierrez\Documents\src\victorgutierrezmarcos.github.io-revision\oposicion\temario\fuentes\3A16\graficos/equilibrio.png" id="52" name="Picture"/>
+                    <pic:cNvPr descr="C:\Users\vgutierrez\Documents\src\victorgutierrezmarcos.github.io-revision\oposicion\temario\fuentes\3A16\graficos/equilibrio.png" id="75" name="Picture"/>
                     <pic:cNvPicPr>
                       <a:picLocks noChangeArrowheads="1" noChangeAspect="1"/>
                     </pic:cNvPicPr>
                   </pic:nvPicPr>
                   <pic:blipFill>
-                    <a:blip r:embed="rId50"/>
+                    <a:blip r:embed="rId73"/>
                     <a:stretch>
                       <a:fillRect/>
                     </a:stretch>
@@ -8828,7 +9215,7 @@
         </w:drawing>
       </w:r>
     </w:p>
-    <w:bookmarkEnd w:id="53"/>
+    <w:bookmarkEnd w:id="76"/>
     <w:p>
       <w:pPr>
         <w:pStyle w:val="Piedeimagen"/>
@@ -8878,7 +9265,7 @@
       <w:r>
         <w:t xml:space="preserve">(</w:t>
       </w:r>
-      <w:hyperlink w:anchor="ref-MasColellWhinstonGreen1995">
+      <w:hyperlink w:anchor="ref_MasColellWhinstonGreen1995">
         <w:r>
           <w:rPr>
             <w:rStyle w:val="Hyperlink"/>
@@ -8911,10 +9298,10 @@
         <w:t xml:space="preserve">: hemos obtenido la demanda de mercado (la suma de las utilidades marginales), la oferta (la suma de los costes marginales) y el equilibrio, su corte, con un número dado de empresas. Una vez obtenido el equilibrio, pasamos a estudiar sus propiedades: si existe, si es único, si el mercado llega a él y si es bueno.</w:t>
       </w:r>
     </w:p>
-    <w:bookmarkEnd w:id="54"/>
-    <w:bookmarkEnd w:id="55"/>
-    <w:bookmarkEnd w:id="56"/>
-    <w:bookmarkStart w:id="135" w:name="X37e5b3a08ef21cf40eefaa0bbf103ad8c5a4f89"/>
+    <w:bookmarkEnd w:id="77"/>
+    <w:bookmarkEnd w:id="78"/>
+    <w:bookmarkEnd w:id="79"/>
+    <w:bookmarkStart w:id="175" w:name="sec_estudio_equilibrio_competitivo"/>
     <w:p>
       <w:pPr>
         <w:pStyle w:val="Heading1"/>
@@ -9024,7 +9411,24 @@
         <w:t xml:space="preserve">Nota al opositor. </w:t>
       </w:r>
       <w:r>
-        <w:t xml:space="preserve">En el cante de II (12′): la existencia con el exceso de demanda y</w:t>
+        <w:t xml:space="preserve">En el cante de</w:t>
+      </w:r>
+      <w:r>
+        <w:t xml:space="preserve"> </w:t>
+      </w:r>
+      <w:hyperlink w:anchor="sec_estudio_equilibrio_competitivo">
+        <w:r>
+          <w:rPr>
+            <w:rStyle w:val="Hyperlink"/>
+          </w:rPr>
+          <w:t xml:space="preserve">II</w:t>
+        </w:r>
+      </w:hyperlink>
+      <w:r>
+        <w:t xml:space="preserve"> </w:t>
+      </w:r>
+      <w:r>
+        <w:t xml:space="preserve">(12′): la existencia con el exceso de demanda y</w:t>
       </w:r>
       <w:r>
         <w:t xml:space="preserve"> </w:t>
@@ -9069,7 +9473,7 @@
         <w:t xml:space="preserve">y triángulo de pérdida (3′). La tabla de estabilidad, el tercer panel, la telaraña divergente, los casos extremos de la incidencia y los controles de precios son de apoyo o de profundización.</w:t>
       </w:r>
     </w:p>
-    <w:bookmarkStart w:id="102" w:name="análisis-positivo-del-equilibrio"/>
+    <w:bookmarkStart w:id="133" w:name="sec_analisis_positivo_equilibrio"/>
     <w:p>
       <w:pPr>
         <w:pStyle w:val="Heading2"/>
@@ -9157,7 +9561,7 @@
         <w:t xml:space="preserve">: si el mercado está fuera del equilibrio, ¿lo llevan a él las fuerzas del mercado? Un equilibrio inestable es una curiosidad matemática.</w:t>
       </w:r>
     </w:p>
-    <w:bookmarkStart w:id="67" w:name="existencia"/>
+    <w:bookmarkStart w:id="92" w:name="sec_existencia"/>
     <w:p>
       <w:pPr>
         <w:pStyle w:val="Heading3"/>
@@ -9172,7 +9576,7 @@
         <w:t xml:space="preserve">Existencia</w:t>
       </w:r>
     </w:p>
-    <w:bookmarkStart w:id="57" w:name="a-idea"/>
+    <w:bookmarkStart w:id="81" w:name="a_idea"/>
     <w:p>
       <w:pPr>
         <w:pStyle w:val="Heading4"/>
@@ -9204,6 +9608,11 @@
       <w:r>
         <w:t xml:space="preserve">,</w:t>
       </w:r>
+      <w:r>
+        <w:t xml:space="preserve"> </w:t>
+      </w:r>
+      <w:bookmarkStart w:id="80" w:name="eq_exceso_demanda"/>
+      <w:bookmarkEnd w:id="80"/>
     </w:p>
     <w:p>
       <w:pPr>
@@ -9340,8 +9749,8 @@
         <w:t xml:space="preserve">.</w:t>
       </w:r>
     </w:p>
-    <w:bookmarkEnd w:id="57"/>
-    <w:bookmarkStart w:id="61" w:name="b-modelo"/>
+    <w:bookmarkEnd w:id="81"/>
+    <w:bookmarkStart w:id="85" w:name="b_modelo"/>
     <w:p>
       <w:pPr>
         <w:pStyle w:val="Heading4"/>
@@ -9350,7 +9759,7 @@
         <w:t xml:space="preserve">b) Modelo</w:t>
       </w:r>
     </w:p>
-    <w:bookmarkStart w:id="58" w:name="i-supuestos-1"/>
+    <w:bookmarkStart w:id="82" w:name="i_supuestos_1"/>
     <w:p>
       <w:pPr>
         <w:pStyle w:val="Heading5"/>
@@ -9367,7 +9776,21 @@
         </w:numPr>
       </w:pPr>
       <w:r>
-        <w:t xml:space="preserve">Los de I.2:</w:t>
+        <w:t xml:space="preserve">Los de</w:t>
+      </w:r>
+      <w:r>
+        <w:t xml:space="preserve"> </w:t>
+      </w:r>
+      <w:hyperlink w:anchor="sec_modelo">
+        <w:r>
+          <w:rPr>
+            <w:rStyle w:val="Hyperlink"/>
+          </w:rPr>
+          <w:t xml:space="preserve">I.2</w:t>
+        </w:r>
+      </w:hyperlink>
+      <w:r>
+        <w:t xml:space="preserve">:</w:t>
       </w:r>
       <w:r>
         <w:t xml:space="preserve"> </w:t>
@@ -9519,8 +9942,8 @@
         <w:t xml:space="preserve">, y a precios muy altos la demanda queda por debajo de la oferta.</w:t>
       </w:r>
     </w:p>
-    <w:bookmarkEnd w:id="58"/>
-    <w:bookmarkStart w:id="59" w:name="ii-desarrollo-1"/>
+    <w:bookmarkEnd w:id="82"/>
+    <w:bookmarkStart w:id="83" w:name="ii_desarrollo_1"/>
     <w:p>
       <w:pPr>
         <w:pStyle w:val="Heading5"/>
@@ -9871,7 +10294,7 @@
       <w:r>
         <w:t xml:space="preserve">(</w:t>
       </w:r>
-      <w:hyperlink w:anchor="ref-Bolzano1817Beweis">
+      <w:hyperlink w:anchor="ref_Bolzano1817Beweis">
         <w:r>
           <w:rPr>
             <w:rStyle w:val="Hyperlink"/>
@@ -9898,7 +10321,7 @@
       <w:r>
         <w:t xml:space="preserve"> </w:t>
       </w:r>
-      <w:hyperlink w:anchor="ref-SydsaeterEtAl2008Further">
+      <w:hyperlink w:anchor="ref_SydsaeterEtAl2008Further">
         <w:r>
           <w:rPr>
             <w:rStyle w:val="Hyperlink"/>
@@ -10195,18 +10618,20 @@
       <w:r>
         <w:t xml:space="preserve"> </w:t>
       </w:r>
-      <w:r>
-        <w:rPr>
-          <w:rStyle w:val="Referenciaatema"/>
-        </w:rPr>
-        <w:t xml:space="preserve">[ver tema 3.A.21]</w:t>
-      </w:r>
+      <w:hyperlink r:id="rId34">
+        <w:r>
+          <w:rPr>
+            <w:rStyle w:val="Referenciaatema"/>
+          </w:rPr>
+          <w:t xml:space="preserve">[ver tema 3.A.21]</w:t>
+        </w:r>
+      </w:hyperlink>
       <w:r>
         <w:t xml:space="preserve">.</w:t>
       </w:r>
     </w:p>
-    <w:bookmarkEnd w:id="59"/>
-    <w:bookmarkStart w:id="60" w:name="iii-implicaciones"/>
+    <w:bookmarkEnd w:id="83"/>
+    <w:bookmarkStart w:id="84" w:name="iii_implicaciones"/>
     <w:p>
       <w:pPr>
         <w:pStyle w:val="Heading5"/>
@@ -10223,12 +10648,23 @@
         </w:numPr>
       </w:pPr>
       <w:r>
-        <w:t xml:space="preserve">El equilibrio existe con los mismos supuestos que dan curvas de demanda y oferta continuas: la convexidad de las preferencias y de la tecnología. Si no se cumple la segunda condición de los supuestos, el equilibrio existe igualmente, pero sin intercambio (II.1.2).</w:t>
-      </w:r>
-    </w:p>
-    <w:bookmarkEnd w:id="60"/>
-    <w:bookmarkEnd w:id="61"/>
-    <w:bookmarkStart w:id="66" w:name="c-valoración"/>
+        <w:t xml:space="preserve">El equilibrio existe con los mismos supuestos que dan curvas de demanda y oferta continuas: la convexidad de las preferencias y de la tecnología. Si no se cumple la segunda condición de los supuestos, el equilibrio existe igualmente, pero sin intercambio (</w:t>
+      </w:r>
+      <w:hyperlink w:anchor="sec_unicidad">
+        <w:r>
+          <w:rPr>
+            <w:rStyle w:val="Hyperlink"/>
+          </w:rPr>
+          <w:t xml:space="preserve">II.1.2</w:t>
+        </w:r>
+      </w:hyperlink>
+      <w:r>
+        <w:t xml:space="preserve">).</w:t>
+      </w:r>
+    </w:p>
+    <w:bookmarkEnd w:id="84"/>
+    <w:bookmarkEnd w:id="85"/>
+    <w:bookmarkStart w:id="91" w:name="c_valoraci__n"/>
     <w:p>
       <w:pPr>
         <w:pStyle w:val="Heading4"/>
@@ -10338,7 +10774,18 @@
         <w:t xml:space="preserve"> </w:t>
       </w:r>
       <w:r>
-        <w:t xml:space="preserve">(I.2). Con una sola empresa, si a ese precio la demanda es menor que</w:t>
+        <w:t xml:space="preserve">(</w:t>
+      </w:r>
+      <w:hyperlink w:anchor="sec_modelo">
+        <w:r>
+          <w:rPr>
+            <w:rStyle w:val="Hyperlink"/>
+          </w:rPr>
+          <w:t xml:space="preserve">I.2</w:t>
+        </w:r>
+      </w:hyperlink>
+      <w:r>
+        <w:t xml:space="preserve">). Con una sola empresa, si a ese precio la demanda es menor que</w:t>
       </w:r>
       <w:r>
         <w:t xml:space="preserve"> </w:t>
@@ -10356,7 +10803,18 @@
         </m:bar>
       </m:oMath>
       <w:r>
-        <w:t xml:space="preserve">, oferta y demanda no se cortan: no hay equilibrio competitivo (gráfico 4).</w:t>
+        <w:t xml:space="preserve">, oferta y demanda no se cortan: no hay equilibrio competitivo (gráfico </w:t>
+      </w:r>
+      <w:hyperlink w:anchor="fig_no_convexidad">
+        <w:r>
+          <w:rPr>
+            <w:rStyle w:val="Hyperlink"/>
+          </w:rPr>
+          <w:t xml:space="preserve">4</w:t>
+        </w:r>
+      </w:hyperlink>
+      <w:r>
+        <w:t xml:space="preserve">).</w:t>
       </w:r>
     </w:p>
     <w:p>
@@ -10372,26 +10830,30 @@
       <w:r>
         <w:t xml:space="preserve"> </w:t>
       </w:r>
-      <w:r>
-        <w:rPr>
-          <w:rStyle w:val="Referenciaatema"/>
-        </w:rPr>
-        <w:t xml:space="preserve">[ver tema 3.A.17]</w:t>
-      </w:r>
-      <w:r>
-        <w:t xml:space="preserve"> </w:t>
-      </w:r>
-      <w:r>
-        <w:rPr>
-          <w:rStyle w:val="Referenciaatema"/>
-        </w:rPr>
-        <w:t xml:space="preserve">[ver tema 3.A.20]</w:t>
-      </w:r>
+      <w:hyperlink r:id="rId26">
+        <w:r>
+          <w:rPr>
+            <w:rStyle w:val="Referenciaatema"/>
+          </w:rPr>
+          <w:t xml:space="preserve">[ver tema 3.A.17]</w:t>
+        </w:r>
+      </w:hyperlink>
+      <w:r>
+        <w:t xml:space="preserve"> </w:t>
+      </w:r>
+      <w:hyperlink r:id="rId86">
+        <w:r>
+          <w:rPr>
+            <w:rStyle w:val="Referenciaatema"/>
+          </w:rPr>
+          <w:t xml:space="preserve">[ver tema 3.A.20]</w:t>
+        </w:r>
+      </w:hyperlink>
       <w:r>
         <w:t xml:space="preserve">.</w:t>
       </w:r>
     </w:p>
-    <w:bookmarkStart w:id="65" w:name="fig:no-convexidad"/>
+    <w:bookmarkStart w:id="90" w:name="fig_no_convexidad"/>
     <w:p>
       <w:pPr>
         <w:pStyle w:val="ImageCaption"/>
@@ -10433,18 +10895,18 @@
           <wp:inline>
             <wp:extent cx="2431264" cy="2419031"/>
             <wp:effectExtent b="0" l="0" r="0" t="0"/>
-            <wp:docPr descr="" title="" id="63" name="Picture"/>
+            <wp:docPr descr="" title="" id="88" name="Picture"/>
             <a:graphic>
               <a:graphicData uri="http://schemas.openxmlformats.org/drawingml/2006/picture">
                 <pic:pic>
                   <pic:nvPicPr>
-                    <pic:cNvPr descr="C:\Users\vgutierrez\Documents\src\victorgutierrezmarcos.github.io-revision\oposicion\temario\fuentes\3A16\graficos/no-convexidad.png" id="64" name="Picture"/>
+                    <pic:cNvPr descr="C:\Users\vgutierrez\Documents\src\victorgutierrezmarcos.github.io-revision\oposicion\temario\fuentes\3A16\graficos/no-convexidad.png" id="89" name="Picture"/>
                     <pic:cNvPicPr>
                       <a:picLocks noChangeArrowheads="1" noChangeAspect="1"/>
                     </pic:cNvPicPr>
                   </pic:nvPicPr>
                   <pic:blipFill>
-                    <a:blip r:embed="rId62"/>
+                    <a:blip r:embed="rId87"/>
                     <a:stretch>
                       <a:fillRect/>
                     </a:stretch>
@@ -10471,7 +10933,7 @@
         </w:drawing>
       </w:r>
     </w:p>
-    <w:bookmarkEnd w:id="65"/>
+    <w:bookmarkEnd w:id="90"/>
     <w:p>
       <w:pPr>
         <w:pStyle w:val="Piedeimagen"/>
@@ -10521,7 +10983,7 @@
       <w:r>
         <w:t xml:space="preserve">(</w:t>
       </w:r>
-      <w:hyperlink w:anchor="ref-MasColellWhinstonGreen1995">
+      <w:hyperlink w:anchor="ref_MasColellWhinstonGreen1995">
         <w:r>
           <w:rPr>
             <w:rStyle w:val="Hyperlink"/>
@@ -10539,9 +11001,9 @@
         <w:t xml:space="preserve">.</w:t>
       </w:r>
     </w:p>
-    <w:bookmarkEnd w:id="66"/>
-    <w:bookmarkEnd w:id="67"/>
-    <w:bookmarkStart w:id="78" w:name="unicidad"/>
+    <w:bookmarkEnd w:id="91"/>
+    <w:bookmarkEnd w:id="92"/>
+    <w:bookmarkStart w:id="103" w:name="sec_unicidad"/>
     <w:p>
       <w:pPr>
         <w:pStyle w:val="Heading3"/>
@@ -10564,7 +11026,7 @@
         <w:t xml:space="preserve">Una vez que sabemos que el equilibrio existe, la pregunta siguiente es cuántos hay.</w:t>
       </w:r>
     </w:p>
-    <w:bookmarkStart w:id="68" w:name="a-idea-1"/>
+    <w:bookmarkStart w:id="93" w:name="a_idea_1"/>
     <w:p>
       <w:pPr>
         <w:pStyle w:val="Heading4"/>
@@ -10584,8 +11046,8 @@
         <w:t xml:space="preserve">Que exista un equilibrio no implica que sea único. En un solo mercado, la respuesta depende de las pendientes de las curvas.</w:t>
       </w:r>
     </w:p>
-    <w:bookmarkEnd w:id="68"/>
-    <w:bookmarkStart w:id="76" w:name="b-modelo-1"/>
+    <w:bookmarkEnd w:id="93"/>
+    <w:bookmarkStart w:id="101" w:name="b_modelo_1"/>
     <w:p>
       <w:pPr>
         <w:pStyle w:val="Heading4"/>
@@ -10594,7 +11056,7 @@
         <w:t xml:space="preserve">b) Modelo</w:t>
       </w:r>
     </w:p>
-    <w:bookmarkStart w:id="69" w:name="i-supuestos-2"/>
+    <w:bookmarkStart w:id="94" w:name="i_supuestos_2"/>
     <w:p>
       <w:pPr>
         <w:pStyle w:val="Heading5"/>
@@ -10614,8 +11076,8 @@
         <w:t xml:space="preserve">Los de la existencia: demanda estrictamente decreciente y oferta no decreciente.</w:t>
       </w:r>
     </w:p>
-    <w:bookmarkEnd w:id="69"/>
-    <w:bookmarkStart w:id="70" w:name="ii-desarrollo-2"/>
+    <w:bookmarkEnd w:id="94"/>
+    <w:bookmarkStart w:id="95" w:name="ii_desarrollo_2"/>
     <w:p>
       <w:pPr>
         <w:pStyle w:val="Heading5"/>
@@ -10656,7 +11118,7 @@
       <w:r>
         <w:t xml:space="preserve">(</w:t>
       </w:r>
-      <w:hyperlink w:anchor="ref-MasColellWhinstonGreen1995">
+      <w:hyperlink w:anchor="ref_MasColellWhinstonGreen1995">
         <w:r>
           <w:rPr>
             <w:rStyle w:val="Hyperlink"/>
@@ -10728,8 +11190,8 @@
         <w:t xml:space="preserve">.</w:t>
       </w:r>
     </w:p>
-    <w:bookmarkEnd w:id="70"/>
-    <w:bookmarkStart w:id="75" w:name="iii-implicaciones-1"/>
+    <w:bookmarkEnd w:id="95"/>
+    <w:bookmarkStart w:id="100" w:name="iii_implicaciones_1"/>
     <w:p>
       <w:pPr>
         <w:pStyle w:val="Heading5"/>
@@ -10943,7 +11405,18 @@
         <w:t xml:space="preserve"> </w:t>
       </w:r>
       <w:r>
-        <w:t xml:space="preserve">(gráfico 5). La asignación es única, sin intercambio: lo indeterminado es el precio;</w:t>
+        <w:t xml:space="preserve">(gráfico </w:t>
+      </w:r>
+      <w:hyperlink w:anchor="fig_multiplicidad">
+        <w:r>
+          <w:rPr>
+            <w:rStyle w:val="Hyperlink"/>
+          </w:rPr>
+          <w:t xml:space="preserve">5</w:t>
+        </w:r>
+      </w:hyperlink>
+      <w:r>
+        <w:t xml:space="preserve">). La asignación es única, sin intercambio: lo indeterminado es el precio;</w:t>
       </w:r>
     </w:p>
     <w:p>
@@ -10993,7 +11466,18 @@
         </m:r>
       </m:oMath>
       <w:r>
-        <w:t xml:space="preserve">, pero el reparto de la producción entre las empresas queda indeterminado (III.3);</w:t>
+        <w:t xml:space="preserve">, pero el reparto de la producción entre las empresas queda indeterminado (</w:t>
+      </w:r>
+      <w:hyperlink w:anchor="sec_largo_plazo_libre_entrada">
+        <w:r>
+          <w:rPr>
+            <w:rStyle w:val="Hyperlink"/>
+          </w:rPr>
+          <w:t xml:space="preserve">III.3</w:t>
+        </w:r>
+      </w:hyperlink>
+      <w:r>
+        <w:t xml:space="preserve">);</w:t>
       </w:r>
     </w:p>
     <w:p>
@@ -11011,7 +11495,21 @@
         <w:t xml:space="preserve">pendientes anómalas</w:t>
       </w:r>
       <w:r>
-        <w:t xml:space="preserve">: si la oferta de la industria es decreciente (economías externas, III.3) o la demanda creciente (un bien</w:t>
+        <w:t xml:space="preserve">: si la oferta de la industria es decreciente (economías externas,</w:t>
+      </w:r>
+      <w:r>
+        <w:t xml:space="preserve"> </w:t>
+      </w:r>
+      <w:hyperlink w:anchor="sec_largo_plazo_libre_entrada">
+        <w:r>
+          <w:rPr>
+            <w:rStyle w:val="Hyperlink"/>
+          </w:rPr>
+          <w:t xml:space="preserve">III.3</w:t>
+        </w:r>
+      </w:hyperlink>
+      <w:r>
+        <w:t xml:space="preserve">) o la demanda creciente (un bien</w:t>
       </w:r>
       <w:r>
         <w:t xml:space="preserve"> </w:t>
@@ -11023,10 +11521,21 @@
         <w:t xml:space="preserve">Giffen</w:t>
       </w:r>
       <w:r>
-        <w:t xml:space="preserve">, imposible con utilidad cuasilineal), las curvas pueden cortarse varias veces y hay varios equilibrios, unos estables y otros no (II.1.3).</w:t>
-      </w:r>
-    </w:p>
-    <w:bookmarkStart w:id="74" w:name="fig:multiplicidad"/>
+        <w:t xml:space="preserve">, imposible con utilidad cuasilineal), las curvas pueden cortarse varias veces y hay varios equilibrios, unos estables y otros no (</w:t>
+      </w:r>
+      <w:hyperlink w:anchor="sec_estabilidad_dinamicas_ajuste">
+        <w:r>
+          <w:rPr>
+            <w:rStyle w:val="Hyperlink"/>
+          </w:rPr>
+          <w:t xml:space="preserve">II.1.3</w:t>
+        </w:r>
+      </w:hyperlink>
+      <w:r>
+        <w:t xml:space="preserve">).</w:t>
+      </w:r>
+    </w:p>
+    <w:bookmarkStart w:id="99" w:name="fig_multiplicidad"/>
     <w:p>
       <w:pPr>
         <w:pStyle w:val="ImageCaption"/>
@@ -11173,18 +11682,18 @@
           <wp:inline>
             <wp:extent cx="2686050" cy="2142864"/>
             <wp:effectExtent b="0" l="0" r="0" t="0"/>
-            <wp:docPr descr="" title="" id="72" name="Picture"/>
+            <wp:docPr descr="" title="" id="97" name="Picture"/>
             <a:graphic>
               <a:graphicData uri="http://schemas.openxmlformats.org/drawingml/2006/picture">
                 <pic:pic>
                   <pic:nvPicPr>
-                    <pic:cNvPr descr="C:\Users\vgutierrez\Documents\src\victorgutierrezmarcos.github.io-revision\oposicion\temario\fuentes\3A16\graficos/multiplicidad.png" id="73" name="Picture"/>
+                    <pic:cNvPr descr="C:\Users\vgutierrez\Documents\src\victorgutierrezmarcos.github.io-revision\oposicion\temario\fuentes\3A16\graficos/multiplicidad.png" id="98" name="Picture"/>
                     <pic:cNvPicPr>
                       <a:picLocks noChangeArrowheads="1" noChangeAspect="1"/>
                     </pic:cNvPicPr>
                   </pic:nvPicPr>
                   <pic:blipFill>
-                    <a:blip r:embed="rId71"/>
+                    <a:blip r:embed="rId96"/>
                     <a:stretch>
                       <a:fillRect/>
                     </a:stretch>
@@ -11211,7 +11720,7 @@
         </w:drawing>
       </w:r>
     </w:p>
-    <w:bookmarkEnd w:id="74"/>
+    <w:bookmarkEnd w:id="99"/>
     <w:p>
       <w:pPr>
         <w:pStyle w:val="Piedeimagen"/>
@@ -11261,7 +11770,7 @@
       <w:r>
         <w:t xml:space="preserve">(</w:t>
       </w:r>
-      <w:hyperlink w:anchor="ref-MasColellWhinstonGreen1995">
+      <w:hyperlink w:anchor="ref_MasColellWhinstonGreen1995">
         <w:r>
           <w:rPr>
             <w:rStyle w:val="Hyperlink"/>
@@ -11276,9 +11785,9 @@
         <w:t xml:space="preserve">.</w:t>
       </w:r>
     </w:p>
-    <w:bookmarkEnd w:id="75"/>
-    <w:bookmarkEnd w:id="76"/>
-    <w:bookmarkStart w:id="77" w:name="c-valoración-1"/>
+    <w:bookmarkEnd w:id="100"/>
+    <w:bookmarkEnd w:id="101"/>
+    <w:bookmarkStart w:id="102" w:name="c_valoraci__n_1"/>
     <w:p>
       <w:pPr>
         <w:pStyle w:val="Heading4"/>
@@ -11298,9 +11807,9 @@
         <w:t xml:space="preserve">Con varios equilibrios el modelo no predice a cuál se llega y la estática comparativa pierde sentido: hace falta saber cuáles son estables. Es la pregunta siguiente.</w:t>
       </w:r>
     </w:p>
-    <w:bookmarkEnd w:id="77"/>
-    <w:bookmarkEnd w:id="78"/>
-    <w:bookmarkStart w:id="101" w:name="estabilidad-dinámicas-de-ajuste"/>
+    <w:bookmarkEnd w:id="102"/>
+    <w:bookmarkEnd w:id="103"/>
+    <w:bookmarkStart w:id="132" w:name="sec_estabilidad_dinamicas_ajuste"/>
     <w:p>
       <w:pPr>
         <w:pStyle w:val="Heading3"/>
@@ -11336,7 +11845,7 @@
         <w:t xml:space="preserve">, que el título de la exposición pone en primer plano.</w:t>
       </w:r>
     </w:p>
-    <w:bookmarkStart w:id="79" w:name="a-idea-2"/>
+    <w:bookmarkStart w:id="105" w:name="a_idea_2"/>
     <w:p>
       <w:pPr>
         <w:pStyle w:val="Heading4"/>
@@ -11489,7 +11998,7 @@
       <w:r>
         <w:t xml:space="preserve">(</w:t>
       </w:r>
-      <w:hyperlink w:anchor="ref-Samuelson1941Stability">
+      <w:hyperlink w:anchor="ref_Samuelson1941Stability">
         <w:r>
           <w:rPr>
             <w:rStyle w:val="Hyperlink"/>
@@ -11517,7 +12026,18 @@
         <w:t xml:space="preserve">principio de correspondencia</w:t>
       </w:r>
       <w:r>
-        <w:t xml:space="preserve">: las condiciones de estabilidad son las que dan signo a la estática comparativa (II.3);</w:t>
+        <w:t xml:space="preserve">: las condiciones de estabilidad son las que dan signo a la estática comparativa (</w:t>
+      </w:r>
+      <w:hyperlink w:anchor="sec_analisis_estatica_comparativa">
+        <w:r>
+          <w:rPr>
+            <w:rStyle w:val="Hyperlink"/>
+          </w:rPr>
+          <w:t xml:space="preserve">II.3</w:t>
+        </w:r>
+      </w:hyperlink>
+      <w:r>
+        <w:t xml:space="preserve">);</w:t>
       </w:r>
     </w:p>
     <w:p>
@@ -11556,12 +12076,14 @@
       <w:r>
         <w:t xml:space="preserve"> </w:t>
       </w:r>
-      <w:r>
-        <w:rPr>
-          <w:rStyle w:val="Referenciaatema"/>
-        </w:rPr>
-        <w:t xml:space="preserve">[ver tema 3.B.38]</w:t>
-      </w:r>
+      <w:hyperlink r:id="rId104">
+        <w:r>
+          <w:rPr>
+            <w:rStyle w:val="Referenciaatema"/>
+          </w:rPr>
+          <w:t xml:space="preserve">[ver tema 3.B.38]</w:t>
+        </w:r>
+      </w:hyperlink>
       <w:r>
         <w:t xml:space="preserve">. Para el conjunto de la economía, es la función de</w:t>
       </w:r>
@@ -11596,7 +12118,7 @@
       <w:r>
         <w:t xml:space="preserve">(</w:t>
       </w:r>
-      <w:hyperlink w:anchor="ref-Musgrave1959Theory">
+      <w:hyperlink w:anchor="ref_Musgrave1959Theory">
         <w:r>
           <w:rPr>
             <w:rStyle w:val="Hyperlink"/>
@@ -11714,8 +12236,8 @@
         <w:t xml:space="preserve">: con oferta creciente y demanda decreciente, los ajustes walrasiano y marshalliano son estables; con las 2 curvas decrecientes dan resultados opuestos, y la telaraña puede oscilar sin converger aun con curvas normales. La estabilidad no es solo una propiedad de las curvas, sino de cómo se ajusta el mercado.</w:t>
       </w:r>
     </w:p>
-    <w:bookmarkEnd w:id="79"/>
-    <w:bookmarkStart w:id="89" w:name="b-modelo-2"/>
+    <w:bookmarkEnd w:id="105"/>
+    <w:bookmarkStart w:id="117" w:name="b_modelo_2"/>
     <w:p>
       <w:pPr>
         <w:pStyle w:val="Heading4"/>
@@ -11724,7 +12246,7 @@
         <w:t xml:space="preserve">b) Modelo</w:t>
       </w:r>
     </w:p>
-    <w:bookmarkStart w:id="81" w:name="i-supuestos-3"/>
+    <w:bookmarkStart w:id="107" w:name="i_supuestos_3"/>
     <w:p>
       <w:pPr>
         <w:pStyle w:val="Heading5"/>
@@ -11795,7 +12317,24 @@
         <w:t xml:space="preserve"> </w:t>
       </w:r>
       <w:r>
-        <w:t xml:space="preserve">de I.2 (o sus inversas,</w:t>
+        <w:t xml:space="preserve">de</w:t>
+      </w:r>
+      <w:r>
+        <w:t xml:space="preserve"> </w:t>
+      </w:r>
+      <w:hyperlink w:anchor="sec_modelo">
+        <w:r>
+          <w:rPr>
+            <w:rStyle w:val="Hyperlink"/>
+          </w:rPr>
+          <w:t xml:space="preserve">I.2</w:t>
+        </w:r>
+      </w:hyperlink>
+      <w:r>
+        <w:t xml:space="preserve"> </w:t>
+      </w:r>
+      <w:r>
+        <w:t xml:space="preserve">(o sus inversas,</w:t>
       </w:r>
       <w:r>
         <w:t xml:space="preserve"> </w:t>
@@ -12140,7 +12679,7 @@
         <w:rPr>
           <w:rStyle w:val="FootnoteReference"/>
         </w:rPr>
-        <w:footnoteReference w:id="80"/>
+        <w:footnoteReference w:id="106"/>
       </w:r>
     </w:p>
     <w:p>
@@ -12433,7 +12972,7 @@
       <w:r>
         <w:t xml:space="preserve">(</w:t>
       </w:r>
-      <w:hyperlink w:anchor="ref-Marshall1890Principles">
+      <w:hyperlink w:anchor="ref_Marshall1890Principles">
         <w:r>
           <w:rPr>
             <w:rStyle w:val="Hyperlink"/>
@@ -12448,8 +12987,8 @@
         <w:t xml:space="preserve">: cuando el precio de demanda supera al de oferta, la cantidad producida tiende a aumentar.</w:t>
       </w:r>
     </w:p>
-    <w:bookmarkEnd w:id="81"/>
-    <w:bookmarkStart w:id="82" w:name="ii-desarrollo-3"/>
+    <w:bookmarkEnd w:id="107"/>
+    <w:bookmarkStart w:id="110" w:name="ii_desarrollo_3"/>
     <w:p>
       <w:pPr>
         <w:pStyle w:val="Heading5"/>
@@ -12478,6 +13017,11 @@
       <w:r>
         <w:t xml:space="preserve">(por precios). En palabras: es estable si, por encima del precio de equilibrio, sobra producto (y el precio baja) y, por debajo, falta (y el precio sube). Formalmente,</w:t>
       </w:r>
+      <w:r>
+        <w:t xml:space="preserve"> </w:t>
+      </w:r>
+      <w:bookmarkStart w:id="108" w:name="eq_ajuste_walras"/>
+      <w:bookmarkEnd w:id="108"/>
     </w:p>
     <w:p>
       <w:pPr>
@@ -13295,6 +13839,11 @@
       <w:r>
         <w:t xml:space="preserve">(por cantidades). En palabras: es estable si, a la izquierda del equilibrio, los compradores pagan más de lo que piden los vendedores (y la producción aumenta) y, a la derecha, menos (y disminuye). Formalmente,</w:t>
       </w:r>
+      <w:r>
+        <w:t xml:space="preserve"> </w:t>
+      </w:r>
+      <w:bookmarkStart w:id="109" w:name="eq_ajuste_marshall"/>
+      <w:bookmarkEnd w:id="109"/>
     </w:p>
     <w:p>
       <w:pPr>
@@ -13538,8 +14087,8 @@
         </m:oMath>
       </m:oMathPara>
     </w:p>
-    <w:bookmarkEnd w:id="82"/>
-    <w:bookmarkStart w:id="88" w:name="iii-implicaciones-2"/>
+    <w:bookmarkEnd w:id="110"/>
+    <w:bookmarkStart w:id="116" w:name="iii_implicaciones_2"/>
     <w:p>
       <w:pPr>
         <w:pStyle w:val="Heading5"/>
@@ -13563,7 +14112,46 @@
         <w:t xml:space="preserve">Cuándo coinciden</w:t>
       </w:r>
       <w:r>
-        <w:t xml:space="preserve">: con la oferta creciente y la demanda decreciente, los 2 ajustes son estables (primera columna de la tabla 2 y primer panel del gráfico 6). Es el caso del modelo de I.2.</w:t>
+        <w:t xml:space="preserve">: con la oferta creciente y la demanda decreciente, los 2 ajustes son estables (primera columna de la tabla </w:t>
+      </w:r>
+      <w:hyperlink w:anchor="tab_estabilidad_parcial">
+        <w:r>
+          <w:rPr>
+            <w:rStyle w:val="Hyperlink"/>
+          </w:rPr>
+          <w:t xml:space="preserve">2</w:t>
+        </w:r>
+      </w:hyperlink>
+      <w:r>
+        <w:t xml:space="preserve"> </w:t>
+      </w:r>
+      <w:r>
+        <w:t xml:space="preserve">y primer panel del gráfico </w:t>
+      </w:r>
+      <w:hyperlink w:anchor="fig_estabilidad_parcial">
+        <w:r>
+          <w:rPr>
+            <w:rStyle w:val="Hyperlink"/>
+          </w:rPr>
+          <w:t xml:space="preserve">6</w:t>
+        </w:r>
+      </w:hyperlink>
+      <w:r>
+        <w:t xml:space="preserve">). Es el caso del modelo de</w:t>
+      </w:r>
+      <w:r>
+        <w:t xml:space="preserve"> </w:t>
+      </w:r>
+      <w:hyperlink w:anchor="sec_modelo">
+        <w:r>
+          <w:rPr>
+            <w:rStyle w:val="Hyperlink"/>
+          </w:rPr>
+          <w:t xml:space="preserve">I.2</w:t>
+        </w:r>
+      </w:hyperlink>
+      <w:r>
+        <w:t xml:space="preserve">.</w:t>
       </w:r>
     </w:p>
     <w:p>
@@ -13582,7 +14170,18 @@
         <w:t xml:space="preserve">Cuándo difieren</w:t>
       </w:r>
       <w:r>
-        <w:t xml:space="preserve">: si las 2 curvas tienen pendiente negativa, lo que ocurre con una oferta de la industria con economías externas (III.3) o con un bien</w:t>
+        <w:t xml:space="preserve">: si las 2 curvas tienen pendiente negativa, lo que ocurre con una oferta de la industria con economías externas (</w:t>
+      </w:r>
+      <w:hyperlink w:anchor="sec_largo_plazo_libre_entrada">
+        <w:r>
+          <w:rPr>
+            <w:rStyle w:val="Hyperlink"/>
+          </w:rPr>
+          <w:t xml:space="preserve">III.3</w:t>
+        </w:r>
+      </w:hyperlink>
+      <w:r>
+        <w:t xml:space="preserve">) o con un bien</w:t>
       </w:r>
       <w:r>
         <w:t xml:space="preserve"> </w:t>
@@ -13906,7 +14505,7 @@
         <w:t xml:space="preserve">Las 2 condiciones son incompatibles: lo que es estable para un ajuste es inestable para el otro (columnas segunda y tercera).</w:t>
       </w:r>
     </w:p>
-    <w:bookmarkStart w:id="83" w:name="tab:estabilidad-parcial"/>
+    <w:bookmarkStart w:id="111" w:name="tab_estabilidad_parcial"/>
     <w:p>
       <w:pPr>
         <w:pStyle w:val="TableCaption"/>
@@ -14342,7 +14941,7 @@
         </w:tc>
       </w:tr>
     </w:tbl>
-    <w:bookmarkEnd w:id="83"/>
+    <w:bookmarkEnd w:id="111"/>
     <w:p>
       <w:pPr>
         <w:pStyle w:val="BodyText"/>
@@ -14383,7 +14982,7 @@
         </w:rPr>
         <w:t xml:space="preserve">(</w:t>
       </w:r>
-      <w:hyperlink w:anchor="ref-Varian1992Microeconomic">
+      <w:hyperlink w:anchor="ref_Varian1992Microeconomic">
         <w:r>
           <w:rPr>
             <w:rStyle w:val="Hyperlink"/>
@@ -14408,7 +15007,7 @@
         <w:t xml:space="preserve">.</w:t>
       </w:r>
     </w:p>
-    <w:bookmarkStart w:id="87" w:name="fig:estabilidad-parcial"/>
+    <w:bookmarkStart w:id="115" w:name="fig_estabilidad_parcial"/>
     <w:p>
       <w:pPr>
         <w:pStyle w:val="ImageCaption"/>
@@ -14432,18 +15031,18 @@
           <wp:inline>
             <wp:extent cx="5969000" cy="2438127"/>
             <wp:effectExtent b="0" l="0" r="0" t="0"/>
-            <wp:docPr descr="" title="" id="85" name="Picture"/>
+            <wp:docPr descr="" title="" id="113" name="Picture"/>
             <a:graphic>
               <a:graphicData uri="http://schemas.openxmlformats.org/drawingml/2006/picture">
                 <pic:pic>
                   <pic:nvPicPr>
-                    <pic:cNvPr descr="C:\Users\vgutierrez\Documents\src\victorgutierrezmarcos.github.io-revision\oposicion\temario\fuentes\3A16\graficos/estabilidad-parcial.png" id="86" name="Picture"/>
+                    <pic:cNvPr descr="C:\Users\vgutierrez\Documents\src\victorgutierrezmarcos.github.io-revision\oposicion\temario\fuentes\3A16\graficos/estabilidad-parcial.png" id="114" name="Picture"/>
                     <pic:cNvPicPr>
                       <a:picLocks noChangeArrowheads="1" noChangeAspect="1"/>
                     </pic:cNvPicPr>
                   </pic:nvPicPr>
                   <pic:blipFill>
-                    <a:blip r:embed="rId84"/>
+                    <a:blip r:embed="rId112"/>
                     <a:stretch>
                       <a:fillRect/>
                     </a:stretch>
@@ -14470,7 +15069,7 @@
         </w:drawing>
       </w:r>
     </w:p>
-    <w:bookmarkEnd w:id="87"/>
+    <w:bookmarkEnd w:id="115"/>
     <w:p>
       <w:pPr>
         <w:pStyle w:val="Piedeimagen"/>
@@ -14493,7 +15092,7 @@
       <w:r>
         <w:t xml:space="preserve">(</w:t>
       </w:r>
-      <w:hyperlink w:anchor="ref-Varian1992Microeconomic">
+      <w:hyperlink w:anchor="ref_Varian1992Microeconomic">
         <w:r>
           <w:rPr>
             <w:rStyle w:val="Hyperlink"/>
@@ -14571,9 +15170,9 @@
         <w:t xml:space="preserve">, en productores que deciden cuánto llevar al mercado y ajustan su producción según el precio que obtienen, que es lo natural a largo plazo y cuando hay economías externas, el caso que le preocupaba.</w:t>
       </w:r>
     </w:p>
-    <w:bookmarkEnd w:id="88"/>
-    <w:bookmarkEnd w:id="89"/>
-    <w:bookmarkStart w:id="98" w:name="c-extensiones-el-modelo-de-la-telaraña"/>
+    <w:bookmarkEnd w:id="116"/>
+    <w:bookmarkEnd w:id="117"/>
+    <w:bookmarkStart w:id="127" w:name="c_extensiones_el_modelo_de_la_telara__a"/>
     <w:p>
       <w:pPr>
         <w:pStyle w:val="Heading4"/>
@@ -14656,7 +15255,7 @@
       <w:r>
         <w:t xml:space="preserve">(</w:t>
       </w:r>
-      <w:hyperlink w:anchor="ref-Kaldor1934Classificatory">
+      <w:hyperlink w:anchor="ref_Kaldor1934Classificatory">
         <w:r>
           <w:rPr>
             <w:rStyle w:val="Hyperlink"/>
@@ -14698,7 +15297,7 @@
       <w:r>
         <w:t xml:space="preserve">(</w:t>
       </w:r>
-      <w:hyperlink w:anchor="ref-Ezekiel1938Cobweb">
+      <w:hyperlink w:anchor="ref_Ezekiel1938Cobweb">
         <w:r>
           <w:rPr>
             <w:rStyle w:val="Hyperlink"/>
@@ -14716,7 +15315,7 @@
         <w:t xml:space="preserve">sistematizó.</w:t>
       </w:r>
     </w:p>
-    <w:bookmarkStart w:id="91" w:name="i-supuestos-4"/>
+    <w:bookmarkStart w:id="119" w:name="i_supuestos_4"/>
     <w:p>
       <w:pPr>
         <w:pStyle w:val="Heading5"/>
@@ -14887,7 +15486,7 @@
         <w:rPr>
           <w:rStyle w:val="FootnoteReference"/>
         </w:rPr>
-        <w:footnoteReference w:id="90"/>
+        <w:footnoteReference w:id="118"/>
       </w:r>
     </w:p>
     <w:p>
@@ -14977,8 +15576,8 @@
         <w:t xml:space="preserve">.</w:t>
       </w:r>
     </w:p>
-    <w:bookmarkEnd w:id="91"/>
-    <w:bookmarkStart w:id="96" w:name="ii-desarrollo-4"/>
+    <w:bookmarkEnd w:id="119"/>
+    <w:bookmarkStart w:id="125" w:name="ii_desarrollo_4"/>
     <w:p>
       <w:pPr>
         <w:pStyle w:val="Heading5"/>
@@ -15067,6 +15666,11 @@
       <w:r>
         <w:t xml:space="preserve">,</w:t>
       </w:r>
+      <w:r>
+        <w:t xml:space="preserve"> </w:t>
+      </w:r>
+      <w:bookmarkStart w:id="120" w:name="eq_telarana"/>
+      <w:bookmarkEnd w:id="120"/>
     </w:p>
     <w:p>
       <w:pPr>
@@ -15566,7 +16170,18 @@
         <w:t xml:space="preserve"> </w:t>
       </w:r>
       <w:r>
-        <w:t xml:space="preserve">(anexo E).</w:t>
+        <w:t xml:space="preserve">(anexo </w:t>
+      </w:r>
+      <w:hyperlink w:anchor="anexo_telarana">
+        <w:r>
+          <w:rPr>
+            <w:rStyle w:val="Hyperlink"/>
+          </w:rPr>
+          <w:t xml:space="preserve">E</w:t>
+        </w:r>
+      </w:hyperlink>
+      <w:r>
+        <w:t xml:space="preserve">).</w:t>
       </w:r>
     </w:p>
     <w:p>
@@ -15627,7 +16242,18 @@
         </m:d>
       </m:oMath>
       <w:r>
-        <w:t xml:space="preserve">, el camino entre la oferta y la demanda dibuja una telaraña (gráfico 7).</w:t>
+        <w:t xml:space="preserve">, el camino entre la oferta y la demanda dibuja una telaraña (gráfico </w:t>
+      </w:r>
+      <w:hyperlink w:anchor="fig_telarana">
+        <w:r>
+          <w:rPr>
+            <w:rStyle w:val="Hyperlink"/>
+          </w:rPr>
+          <w:t xml:space="preserve">7</w:t>
+        </w:r>
+      </w:hyperlink>
+      <w:r>
+        <w:t xml:space="preserve">).</w:t>
       </w:r>
     </w:p>
     <w:p>
@@ -16400,7 +17026,7 @@
         <w:t xml:space="preserve">que la demanda.</w:t>
       </w:r>
     </w:p>
-    <w:bookmarkStart w:id="95" w:name="fig:telarana"/>
+    <w:bookmarkStart w:id="124" w:name="fig_telarana"/>
     <w:p>
       <w:pPr>
         <w:pStyle w:val="ImageCaption"/>
@@ -16424,18 +17050,18 @@
           <wp:inline>
             <wp:extent cx="5969000" cy="2450246"/>
             <wp:effectExtent b="0" l="0" r="0" t="0"/>
-            <wp:docPr descr="" title="" id="93" name="Picture"/>
+            <wp:docPr descr="" title="" id="122" name="Picture"/>
             <a:graphic>
               <a:graphicData uri="http://schemas.openxmlformats.org/drawingml/2006/picture">
                 <pic:pic>
                   <pic:nvPicPr>
-                    <pic:cNvPr descr="C:\Users\vgutierrez\Documents\src\victorgutierrezmarcos.github.io-revision\oposicion\temario\fuentes\3A16\graficos/telarana.png" id="94" name="Picture"/>
+                    <pic:cNvPr descr="C:\Users\vgutierrez\Documents\src\victorgutierrezmarcos.github.io-revision\oposicion\temario\fuentes\3A16\graficos/telarana.png" id="123" name="Picture"/>
                     <pic:cNvPicPr>
                       <a:picLocks noChangeArrowheads="1" noChangeAspect="1"/>
                     </pic:cNvPicPr>
                   </pic:nvPicPr>
                   <pic:blipFill>
-                    <a:blip r:embed="rId92"/>
+                    <a:blip r:embed="rId121"/>
                     <a:stretch>
                       <a:fillRect/>
                     </a:stretch>
@@ -16462,7 +17088,7 @@
         </w:drawing>
       </w:r>
     </w:p>
-    <w:bookmarkEnd w:id="95"/>
+    <w:bookmarkEnd w:id="124"/>
     <w:p>
       <w:pPr>
         <w:pStyle w:val="Piedeimagen"/>
@@ -16485,7 +17111,7 @@
       <w:r>
         <w:t xml:space="preserve">(</w:t>
       </w:r>
-      <w:hyperlink w:anchor="ref-Ezekiel1938Cobweb">
+      <w:hyperlink w:anchor="ref_Ezekiel1938Cobweb">
         <w:r>
           <w:rPr>
             <w:rStyle w:val="Hyperlink"/>
@@ -16500,8 +17126,8 @@
         <w:t xml:space="preserve">.</w:t>
       </w:r>
     </w:p>
-    <w:bookmarkEnd w:id="96"/>
-    <w:bookmarkStart w:id="97" w:name="iii-implicaciones-3"/>
+    <w:bookmarkEnd w:id="125"/>
+    <w:bookmarkStart w:id="126" w:name="iii_implicaciones_3"/>
     <w:p>
       <w:pPr>
         <w:pStyle w:val="Heading5"/>
@@ -16532,9 +17158,9 @@
         <w:t xml:space="preserve">Los ciclos tienen un coste: se produce demasiado en unos periodos y demasiado poco en otros, y los precios fluctúan más de lo que justifican las perturbaciones.</w:t>
       </w:r>
     </w:p>
-    <w:bookmarkEnd w:id="97"/>
-    <w:bookmarkEnd w:id="98"/>
-    <w:bookmarkStart w:id="99" w:name="d-evidencia-empírica"/>
+    <w:bookmarkEnd w:id="126"/>
+    <w:bookmarkEnd w:id="127"/>
+    <w:bookmarkStart w:id="128" w:name="d_evidencia_emp__rica"/>
     <w:p>
       <w:pPr>
         <w:pStyle w:val="Heading4"/>
@@ -16562,7 +17188,7 @@
       <w:r>
         <w:t xml:space="preserve">(</w:t>
       </w:r>
-      <w:hyperlink w:anchor="ref-Ezekiel1938Cobweb">
+      <w:hyperlink w:anchor="ref_Ezekiel1938Cobweb">
         <w:r>
           <w:rPr>
             <w:rStyle w:val="Hyperlink"/>
@@ -16605,7 +17231,7 @@
       <w:r>
         <w:t xml:space="preserve">et al. (</w:t>
       </w:r>
-      <w:hyperlink w:anchor="ref-HommesEtAl2007Learning">
+      <w:hyperlink w:anchor="ref_HommesEtAl2007Learning">
         <w:r>
           <w:rPr>
             <w:rStyle w:val="Hyperlink"/>
@@ -16623,8 +17249,8 @@
         <w:t xml:space="preserve">piden a los participantes que prevean el precio de un mercado de telaraña sin conocer sus ecuaciones: cuando el equilibrio es estable con expectativas ingenuas, los precios se quedan cerca del de equilibrio; cuando es inestable, oscilan a su alrededor con una volatilidad persistente muy superior a la que habría con expectativas racionales, aunque su media se mantenga cerca.</w:t>
       </w:r>
     </w:p>
-    <w:bookmarkEnd w:id="99"/>
-    <w:bookmarkStart w:id="100" w:name="e-valoración"/>
+    <w:bookmarkEnd w:id="128"/>
+    <w:bookmarkStart w:id="131" w:name="e_valoraci__n"/>
     <w:p>
       <w:pPr>
         <w:pStyle w:val="Heading4"/>
@@ -16680,7 +17306,7 @@
       <w:r>
         <w:t xml:space="preserve">(</w:t>
       </w:r>
-      <w:hyperlink w:anchor="ref-Muth1961Rational">
+      <w:hyperlink w:anchor="ref_Muth1961Rational">
         <w:r>
           <w:rPr>
             <w:rStyle w:val="Hyperlink"/>
@@ -16716,7 +17342,7 @@
       <w:r>
         <w:t xml:space="preserve">(</w:t>
       </w:r>
-      <w:hyperlink w:anchor="ref-Campante2021Advanced">
+      <w:hyperlink w:anchor="ref_Campante2021Advanced">
         <w:r>
           <w:rPr>
             <w:rStyle w:val="Hyperlink"/>
@@ -16787,12 +17413,14 @@
       <w:r>
         <w:t xml:space="preserve"> </w:t>
       </w:r>
-      <w:r>
-        <w:rPr>
-          <w:rStyle w:val="Referenciaatema"/>
-        </w:rPr>
-        <w:t xml:space="preserve">[ver tema 3.A.6]</w:t>
-      </w:r>
+      <w:hyperlink r:id="rId129">
+        <w:r>
+          <w:rPr>
+            <w:rStyle w:val="Referenciaatema"/>
+          </w:rPr>
+          <w:t xml:space="preserve">[ver tema 3.A.6]</w:t>
+        </w:r>
+      </w:hyperlink>
       <w:r>
         <w:t xml:space="preserve">. Con expectativas adaptativas</w:t>
       </w:r>
@@ -16802,7 +17430,7 @@
       <w:r>
         <w:t xml:space="preserve">(</w:t>
       </w:r>
-      <w:hyperlink w:anchor="ref-Nerlove1958Adaptive">
+      <w:hyperlink w:anchor="ref_Nerlove1958Adaptive">
         <w:r>
           <w:rPr>
             <w:rStyle w:val="Hyperlink"/>
@@ -16832,14 +17460,27 @@
       <w:r>
         <w:t xml:space="preserve"> </w:t>
       </w:r>
-      <w:r>
-        <w:rPr>
-          <w:rStyle w:val="Referenciaatema"/>
-        </w:rPr>
-        <w:t xml:space="preserve">[ver tema 3.A.5]</w:t>
-      </w:r>
-      <w:r>
-        <w:t xml:space="preserve">. Las 2 versiones, y el ciclo límite que aparece con curvas no lineales, están en el anexo E.</w:t>
+      <w:hyperlink r:id="rId130">
+        <w:r>
+          <w:rPr>
+            <w:rStyle w:val="Referenciaatema"/>
+          </w:rPr>
+          <w:t xml:space="preserve">[ver tema 3.A.5]</w:t>
+        </w:r>
+      </w:hyperlink>
+      <w:r>
+        <w:t xml:space="preserve">. Las 2 versiones, y el ciclo límite que aparece con curvas no lineales, están en el anexo </w:t>
+      </w:r>
+      <w:hyperlink w:anchor="anexo_telarana">
+        <w:r>
+          <w:rPr>
+            <w:rStyle w:val="Hyperlink"/>
+          </w:rPr>
+          <w:t xml:space="preserve">E</w:t>
+        </w:r>
+      </w:hyperlink>
+      <w:r>
+        <w:t xml:space="preserve">.</w:t>
       </w:r>
     </w:p>
     <w:p>
@@ -16878,10 +17519,10 @@
         <w:t xml:space="preserve">: el equilibrio competitivo existe y es único con curvas normales, y el mercado llega a él si se ajusta por precios o por cantidades; con la producción decidida por adelantado puede oscilar, y converge si la oferta reacciona menos que la demanda. Pero que el mercado llegue al equilibrio no dice si ese equilibrio es deseable: es la pregunta del análisis normativo.</w:t>
       </w:r>
     </w:p>
-    <w:bookmarkEnd w:id="100"/>
-    <w:bookmarkEnd w:id="101"/>
-    <w:bookmarkEnd w:id="102"/>
-    <w:bookmarkStart w:id="116" w:name="X5e3613a03088544993b6a5e7f20184a746717c4"/>
+    <w:bookmarkEnd w:id="131"/>
+    <w:bookmarkEnd w:id="132"/>
+    <w:bookmarkEnd w:id="133"/>
+    <w:bookmarkStart w:id="152" w:name="sec_analisis_normativo_eficiencia"/>
     <w:p>
       <w:pPr>
         <w:pStyle w:val="Heading2"/>
@@ -16912,17 +17553,19 @@
       <w:r>
         <w:t xml:space="preserve"> </w:t>
       </w:r>
-      <w:r>
-        <w:rPr>
-          <w:rStyle w:val="Referenciaatema"/>
-        </w:rPr>
-        <w:t xml:space="preserve">[ver tema 3.A.22]</w:t>
-      </w:r>
+      <w:hyperlink r:id="rId29">
+        <w:r>
+          <w:rPr>
+            <w:rStyle w:val="Referenciaatema"/>
+          </w:rPr>
+          <w:t xml:space="preserve">[ver tema 3.A.22]</w:t>
+        </w:r>
+      </w:hyperlink>
       <w:r>
         <w:t xml:space="preserve">.</w:t>
       </w:r>
     </w:p>
-    <w:bookmarkStart w:id="110" w:name="optimalidad-de-pareto-los-excedentes"/>
+    <w:bookmarkStart w:id="143" w:name="sec_optimalidad_pareto_excedentes"/>
     <w:p>
       <w:pPr>
         <w:pStyle w:val="Heading3"/>
@@ -16981,7 +17624,7 @@
       <w:r>
         <w:t xml:space="preserve">(</w:t>
       </w:r>
-      <w:hyperlink w:anchor="ref-Walras1874Elements">
+      <w:hyperlink w:anchor="ref_Walras1874Elements">
         <w:r>
           <w:rPr>
             <w:rStyle w:val="Hyperlink"/>
@@ -17062,7 +17705,7 @@
       <w:r>
         <w:t xml:space="preserve">(</w:t>
       </w:r>
-      <w:hyperlink w:anchor="ref-Pareto1906Manuale">
+      <w:hyperlink w:anchor="ref_Pareto1906Manuale">
         <w:r>
           <w:rPr>
             <w:rStyle w:val="Hyperlink"/>
@@ -17082,12 +17725,14 @@
       <w:r>
         <w:t xml:space="preserve"> </w:t>
       </w:r>
-      <w:r>
-        <w:rPr>
-          <w:rStyle w:val="Referenciaatema"/>
-        </w:rPr>
-        <w:t xml:space="preserve">[ver tema 3.A.24]</w:t>
-      </w:r>
+      <w:hyperlink r:id="rId134">
+        <w:r>
+          <w:rPr>
+            <w:rStyle w:val="Referenciaatema"/>
+          </w:rPr>
+          <w:t xml:space="preserve">[ver tema 3.A.24]</w:t>
+        </w:r>
+      </w:hyperlink>
       <w:r>
         <w:t xml:space="preserve">.</w:t>
       </w:r>
@@ -17114,7 +17759,18 @@
         <w:t xml:space="preserve">excedentes</w:t>
       </w:r>
       <w:r>
-        <w:t xml:space="preserve">, medidos en numerario (gráfico 8):</w:t>
+        <w:t xml:space="preserve">, medidos en numerario (gráfico </w:t>
+      </w:r>
+      <w:hyperlink w:anchor="fig_excedentes">
+        <w:r>
+          <w:rPr>
+            <w:rStyle w:val="Hyperlink"/>
+          </w:rPr>
+          <w:t xml:space="preserve">8</w:t>
+        </w:r>
+      </w:hyperlink>
+      <w:r>
+        <w:t xml:space="preserve">):</w:t>
       </w:r>
     </w:p>
     <w:p>
@@ -17141,7 +17797,7 @@
         <w:rPr>
           <w:rStyle w:val="FootnoteReference"/>
         </w:rPr>
-        <w:footnoteReference w:id="103"/>
+        <w:footnoteReference w:id="135"/>
       </w:r>
       <w:r>
         <w:t xml:space="preserve"> </w:t>
@@ -17152,12 +17808,14 @@
       <w:r>
         <w:t xml:space="preserve"> </w:t>
       </w:r>
-      <w:r>
-        <w:rPr>
-          <w:rStyle w:val="Referenciaatema"/>
-        </w:rPr>
-        <w:t xml:space="preserve">[ver tema 3.A.9]</w:t>
-      </w:r>
+      <w:hyperlink r:id="rId50">
+        <w:r>
+          <w:rPr>
+            <w:rStyle w:val="Referenciaatema"/>
+          </w:rPr>
+          <w:t xml:space="preserve">[ver tema 3.A.9]</w:t>
+        </w:r>
+      </w:hyperlink>
       <w:r>
         <w:t xml:space="preserve">;</w:t>
       </w:r>
@@ -17186,7 +17844,7 @@
         <w:rPr>
           <w:rStyle w:val="FootnoteReference"/>
         </w:rPr>
-        <w:footnoteReference w:id="104"/>
+        <w:footnoteReference w:id="136"/>
       </w:r>
     </w:p>
     <w:p>
@@ -17210,6 +17868,8 @@
         <w:t xml:space="preserve">(ET): su suma, la ganancia neta de producir y consumir el bien:</w:t>
       </w:r>
     </w:p>
+    <w:bookmarkStart w:id="137" w:name="eq_excedentes"/>
+    <w:bookmarkEnd w:id="137"/>
     <w:p>
       <w:pPr>
         <w:pStyle w:val="FirstParagraph"/>
@@ -17590,7 +18250,7 @@
       <w:r>
         <w:t xml:space="preserve">(</w:t>
       </w:r>
-      <w:hyperlink w:anchor="ref-MasColellWhinstonGreen1995">
+      <w:hyperlink w:anchor="ref_MasColellWhinstonGreen1995">
         <w:r>
           <w:rPr>
             <w:rStyle w:val="Hyperlink"/>
@@ -17662,13 +18322,24 @@
         <w:t xml:space="preserve"> </w:t>
       </w:r>
       <w:r>
-        <w:t xml:space="preserve">(anexo A).</w:t>
+        <w:t xml:space="preserve">(anexo </w:t>
+      </w:r>
+      <w:hyperlink w:anchor="anexo_1tfeb">
+        <w:r>
+          <w:rPr>
+            <w:rStyle w:val="Hyperlink"/>
+          </w:rPr>
+          <w:t xml:space="preserve">A</w:t>
+        </w:r>
+      </w:hyperlink>
+      <w:r>
+        <w:t xml:space="preserve">).</w:t>
       </w:r>
       <w:r>
         <w:rPr>
           <w:rStyle w:val="FootnoteReference"/>
         </w:rPr>
-        <w:footnoteReference w:id="105"/>
+        <w:footnoteReference w:id="138"/>
       </w:r>
     </w:p>
     <w:p>
@@ -18071,10 +18742,21 @@
         </m:sSup>
       </m:oMath>
       <w:r>
-        <w:t xml:space="preserve">, que es la del equilibrio competitivo (I.2). Además, cada unidad la consumen quienes más la valoran y la producen quienes menos coste tienen.</w:t>
-      </w:r>
-    </w:p>
-    <w:bookmarkStart w:id="109" w:name="fig:excedentes"/>
+        <w:t xml:space="preserve">, que es la del equilibrio competitivo (</w:t>
+      </w:r>
+      <w:hyperlink w:anchor="sec_modelo">
+        <w:r>
+          <w:rPr>
+            <w:rStyle w:val="Hyperlink"/>
+          </w:rPr>
+          <w:t xml:space="preserve">I.2</w:t>
+        </w:r>
+      </w:hyperlink>
+      <w:r>
+        <w:t xml:space="preserve">). Además, cada unidad la consumen quienes más la valoran y la producen quienes menos coste tienen.</w:t>
+      </w:r>
+    </w:p>
+    <w:bookmarkStart w:id="142" w:name="fig_excedentes"/>
     <w:p>
       <w:pPr>
         <w:pStyle w:val="ImageCaption"/>
@@ -18118,18 +18800,18 @@
           <wp:inline>
             <wp:extent cx="2828829" cy="2125444"/>
             <wp:effectExtent b="0" l="0" r="0" t="0"/>
-            <wp:docPr descr="" title="" id="107" name="Picture"/>
+            <wp:docPr descr="" title="" id="140" name="Picture"/>
             <a:graphic>
               <a:graphicData uri="http://schemas.openxmlformats.org/drawingml/2006/picture">
                 <pic:pic>
                   <pic:nvPicPr>
-                    <pic:cNvPr descr="C:\Users\vgutierrez\Documents\src\victorgutierrezmarcos.github.io-revision\oposicion\temario\fuentes\3A16\graficos/excedentes.png" id="108" name="Picture"/>
+                    <pic:cNvPr descr="C:\Users\vgutierrez\Documents\src\victorgutierrezmarcos.github.io-revision\oposicion\temario\fuentes\3A16\graficos/excedentes.png" id="141" name="Picture"/>
                     <pic:cNvPicPr>
                       <a:picLocks noChangeArrowheads="1" noChangeAspect="1"/>
                     </pic:cNvPicPr>
                   </pic:nvPicPr>
                   <pic:blipFill>
-                    <a:blip r:embed="rId106"/>
+                    <a:blip r:embed="rId139"/>
                     <a:stretch>
                       <a:fillRect/>
                     </a:stretch>
@@ -18156,7 +18838,7 @@
         </w:drawing>
       </w:r>
     </w:p>
-    <w:bookmarkEnd w:id="109"/>
+    <w:bookmarkEnd w:id="142"/>
     <w:p>
       <w:pPr>
         <w:pStyle w:val="Piedeimagen"/>
@@ -18206,7 +18888,7 @@
       <w:r>
         <w:t xml:space="preserve">(</w:t>
       </w:r>
-      <w:hyperlink w:anchor="ref-MasColellWhinstonGreen1995">
+      <w:hyperlink w:anchor="ref_MasColellWhinstonGreen1995">
         <w:r>
           <w:rPr>
             <w:rStyle w:val="Hyperlink"/>
@@ -18221,8 +18903,8 @@
         <w:t xml:space="preserve">.</w:t>
       </w:r>
     </w:p>
-    <w:bookmarkEnd w:id="110"/>
-    <w:bookmarkStart w:id="115" w:name="Xf6b71314e4bd9502f3b430192fabe484e5fec32"/>
+    <w:bookmarkEnd w:id="143"/>
+    <w:bookmarkStart w:id="151" w:name="sec_teoremas_fundamentales_economia"/>
     <w:p>
       <w:pPr>
         <w:pStyle w:val="Heading3"/>
@@ -18263,10 +18945,10 @@
         <w:rPr>
           <w:rStyle w:val="FootnoteReference"/>
         </w:rPr>
-        <w:footnoteReference w:id="111"/>
-      </w:r>
-    </w:p>
-    <w:bookmarkStart w:id="113" w:name="X8d4837e936b22851e30f91a44f2ca81d1012e14"/>
+        <w:footnoteReference w:id="144"/>
+      </w:r>
+    </w:p>
+    <w:bookmarkStart w:id="149" w:name="primer_teorema_fundamental_de_la_e_75521"/>
     <w:p>
       <w:pPr>
         <w:pStyle w:val="Heading4"/>
@@ -18323,6 +19005,8 @@
         <w:t xml:space="preserve">: buscamos las cantidades que maximizan el excedente total, sujetas a que se consuma lo que se produce:</w:t>
       </w:r>
     </w:p>
+    <w:bookmarkStart w:id="145" w:name="eq_max_et"/>
+    <w:bookmarkEnd w:id="145"/>
     <w:p>
       <w:pPr>
         <w:pStyle w:val="Funcionclave"/>
@@ -18757,6 +19441,11 @@
       <w:r>
         <w:t xml:space="preserve">de la restricción, para todo consumidor que compra y toda empresa que produce, son</w:t>
       </w:r>
+      <w:r>
+        <w:t xml:space="preserve"> </w:t>
+      </w:r>
+      <w:bookmarkStart w:id="146" w:name="eq_cpo_max_et"/>
+      <w:bookmarkEnd w:id="146"/>
     </w:p>
     <w:p>
       <w:pPr>
@@ -19078,7 +19767,29 @@
         <w:t xml:space="preserve"> </w:t>
       </w:r>
       <w:r>
-        <w:t xml:space="preserve">del bien: lo que vale para la sociedad una unidad más. Las condiciones (15) son exactamente las del equilibrio competitivo (8) con</w:t>
+        <w:t xml:space="preserve">del bien: lo que vale para la sociedad una unidad más. Las condiciones (</w:t>
+      </w:r>
+      <w:hyperlink w:anchor="eq_cpo_max_et">
+        <w:r>
+          <w:rPr>
+            <w:rStyle w:val="Hyperlink"/>
+          </w:rPr>
+          <w:t xml:space="preserve">15</w:t>
+        </w:r>
+      </w:hyperlink>
+      <w:r>
+        <w:t xml:space="preserve">) son exactamente las del equilibrio competitivo (</w:t>
+      </w:r>
+      <w:hyperlink w:anchor="eq_equilibrio">
+        <w:r>
+          <w:rPr>
+            <w:rStyle w:val="Hyperlink"/>
+          </w:rPr>
+          <w:t xml:space="preserve">8</w:t>
+        </w:r>
+      </w:hyperlink>
+      <w:r>
+        <w:t xml:space="preserve">) con</w:t>
       </w:r>
       <w:r>
         <w:t xml:space="preserve"> </w:t>
@@ -19137,7 +19848,18 @@
         <w:t xml:space="preserve"> </w:t>
       </w:r>
       <w:r>
-        <w:t xml:space="preserve">(demostración paso a paso, en el anexo A).</w:t>
+        <w:t xml:space="preserve">(demostración paso a paso, en el anexo </w:t>
+      </w:r>
+      <w:hyperlink w:anchor="anexo_1tfeb">
+        <w:r>
+          <w:rPr>
+            <w:rStyle w:val="Hyperlink"/>
+          </w:rPr>
+          <w:t xml:space="preserve">A</w:t>
+        </w:r>
+      </w:hyperlink>
+      <w:r>
+        <w:t xml:space="preserve">).</w:t>
       </w:r>
     </w:p>
     <w:p>
@@ -19156,13 +19878,27 @@
         <w:t xml:space="preserve">Supuestos</w:t>
       </w:r>
       <w:r>
-        <w:t xml:space="preserve">: los 3 del enunciado y la no saciedad local de las preferencias, que aquí asegura el numerario. No hace falta la convexidad (los rendimientos no crecientes son un supuesto de la existencia, no del teorema: el equilibrio con libre entrada y costes en U también es eficiente, III.3), ni la forma cuasilineal, que solo simplifica la medida del bienestar. Cuando falla alguno de los 3, el equilibrio deja de ser eficiente:</w:t>
+        <w:t xml:space="preserve">: los 3 del enunciado y la no saciedad local de las preferencias, que aquí asegura el numerario. No hace falta la convexidad (los rendimientos no crecientes son un supuesto de la existencia, no del teorema: el equilibrio con libre entrada y costes en U también es eficiente,</w:t>
+      </w:r>
+      <w:r>
+        <w:t xml:space="preserve"> </w:t>
+      </w:r>
+      <w:hyperlink w:anchor="sec_largo_plazo_libre_entrada">
+        <w:r>
+          <w:rPr>
+            <w:rStyle w:val="Hyperlink"/>
+          </w:rPr>
+          <w:t xml:space="preserve">III.3</w:t>
+        </w:r>
+      </w:hyperlink>
+      <w:r>
+        <w:t xml:space="preserve">), ni la forma cuasilineal, que solo simplifica la medida del bienestar. Cuando falla alguno de los 3, el equilibrio deja de ser eficiente:</w:t>
       </w:r>
       <w:r>
         <w:rPr>
           <w:rStyle w:val="FootnoteReference"/>
         </w:rPr>
-        <w:footnoteReference w:id="112"/>
+        <w:footnoteReference w:id="147"/>
       </w:r>
     </w:p>
     <w:p>
@@ -19178,12 +19914,14 @@
       <w:r>
         <w:t xml:space="preserve"> </w:t>
       </w:r>
-      <w:r>
-        <w:rPr>
-          <w:rStyle w:val="Referenciaatema"/>
-        </w:rPr>
-        <w:t xml:space="preserve">[ver tema 3.A.17]</w:t>
-      </w:r>
+      <w:hyperlink r:id="rId26">
+        <w:r>
+          <w:rPr>
+            <w:rStyle w:val="Referenciaatema"/>
+          </w:rPr>
+          <w:t xml:space="preserve">[ver tema 3.A.17]</w:t>
+        </w:r>
+      </w:hyperlink>
       <w:r>
         <w:t xml:space="preserve">;</w:t>
       </w:r>
@@ -19201,12 +19939,14 @@
       <w:r>
         <w:t xml:space="preserve"> </w:t>
       </w:r>
-      <w:r>
-        <w:rPr>
-          <w:rStyle w:val="Referenciaatema"/>
-        </w:rPr>
-        <w:t xml:space="preserve">[ver tema 3.A.23]</w:t>
-      </w:r>
+      <w:hyperlink r:id="rId148">
+        <w:r>
+          <w:rPr>
+            <w:rStyle w:val="Referenciaatema"/>
+          </w:rPr>
+          <w:t xml:space="preserve">[ver tema 3.A.23]</w:t>
+        </w:r>
+      </w:hyperlink>
       <w:r>
         <w:t xml:space="preserve">;</w:t>
       </w:r>
@@ -19219,7 +19959,18 @@
         </w:numPr>
       </w:pPr>
       <w:r>
-        <w:t xml:space="preserve">con un impuesto, el precio del consumidor se separa del precio del productor (II.3.2).</w:t>
+        <w:t xml:space="preserve">con un impuesto, el precio del consumidor se separa del precio del productor (</w:t>
+      </w:r>
+      <w:hyperlink w:anchor="sec_introduccion_impuesto">
+        <w:r>
+          <w:rPr>
+            <w:rStyle w:val="Hyperlink"/>
+          </w:rPr>
+          <w:t xml:space="preserve">II.3.2</w:t>
+        </w:r>
+      </w:hyperlink>
+      <w:r>
+        <w:t xml:space="preserve">).</w:t>
       </w:r>
     </w:p>
     <w:p>
@@ -19251,18 +20002,20 @@
       <w:r>
         <w:t xml:space="preserve"> </w:t>
       </w:r>
-      <w:r>
-        <w:rPr>
-          <w:rStyle w:val="Referenciaatema"/>
-        </w:rPr>
-        <w:t xml:space="preserve">[ver tema 3.A.2]</w:t>
-      </w:r>
+      <w:hyperlink r:id="rId33">
+        <w:r>
+          <w:rPr>
+            <w:rStyle w:val="Referenciaatema"/>
+          </w:rPr>
+          <w:t xml:space="preserve">[ver tema 3.A.2]</w:t>
+        </w:r>
+      </w:hyperlink>
       <w:r>
         <w:t xml:space="preserve">: los precios son señales de escasez que coordinan decisiones descentralizadas sin que nadie tenga que conocer las preferencias ni las tecnologías de los demás. Es un resultado robusto, que no depende de la forma cuasilineal de las preferencias.</w:t>
       </w:r>
     </w:p>
-    <w:bookmarkEnd w:id="113"/>
-    <w:bookmarkStart w:id="114" w:name="X7f8aff33acd132d4bfed736052763b8221204bc"/>
+    <w:bookmarkEnd w:id="149"/>
+    <w:bookmarkStart w:id="150" w:name="segundo_teorema_fundamental_de_la__07156"/>
     <w:p>
       <w:pPr>
         <w:pStyle w:val="Heading4"/>
@@ -19330,7 +20083,7 @@
       <w:r>
         <w:t xml:space="preserve">(</w:t>
       </w:r>
-      <w:hyperlink w:anchor="ref-MasColellWhinstonGreen1995">
+      <w:hyperlink w:anchor="ref_MasColellWhinstonGreen1995">
         <w:r>
           <w:rPr>
             <w:rStyle w:val="Hyperlink"/>
@@ -19425,12 +20178,14 @@
       <w:r>
         <w:t xml:space="preserve"> </w:t>
       </w:r>
-      <w:r>
-        <w:rPr>
-          <w:rStyle w:val="Referenciaatema"/>
-        </w:rPr>
-        <w:t xml:space="preserve">[ver tema 3.A.22]</w:t>
-      </w:r>
+      <w:hyperlink r:id="rId29">
+        <w:r>
+          <w:rPr>
+            <w:rStyle w:val="Referenciaatema"/>
+          </w:rPr>
+          <w:t xml:space="preserve">[ver tema 3.A.22]</w:t>
+        </w:r>
+      </w:hyperlink>
       <w:r>
         <w:t xml:space="preserve">. En el modelo cuasilineal la convexidad de las preferencias la asegura la concavidad de las</w:t>
       </w:r>
@@ -19491,10 +20246,10 @@
         <w:t xml:space="preserve">: el equilibrio competitivo maximiza el excedente total y cualquier reparto eficiente puede alcanzarse sin tocar los precios. Sabemos que el equilibrio es eficiente; falta ver cómo cambia cuando cambian los datos del mercado.</w:t>
       </w:r>
     </w:p>
-    <w:bookmarkEnd w:id="114"/>
-    <w:bookmarkEnd w:id="115"/>
-    <w:bookmarkEnd w:id="116"/>
-    <w:bookmarkStart w:id="134" w:name="análisis-de-estática-comparativa"/>
+    <w:bookmarkEnd w:id="150"/>
+    <w:bookmarkEnd w:id="151"/>
+    <w:bookmarkEnd w:id="152"/>
+    <w:bookmarkStart w:id="174" w:name="sec_analisis_estatica_comparativa"/>
     <w:p>
       <w:pPr>
         <w:pStyle w:val="Heading2"/>
@@ -19655,6 +20410,11 @@
       <w:r>
         <w:t xml:space="preserve">, y derivando,</w:t>
       </w:r>
+      <w:r>
+        <w:t xml:space="preserve"> </w:t>
+      </w:r>
+      <w:bookmarkStart w:id="153" w:name="eq_estatica"/>
+      <w:bookmarkEnd w:id="153"/>
     </w:p>
     <w:p>
       <w:pPr>
@@ -19849,7 +20609,18 @@
         <w:t xml:space="preserve"> </w:t>
       </w:r>
       <w:r>
-        <w:t xml:space="preserve">(II.1.3), y el precio sube cuando el cambio aumenta el exceso de demanda: la condición de estabilidad da el signo del resultado. Es el</w:t>
+        <w:t xml:space="preserve">(</w:t>
+      </w:r>
+      <w:hyperlink w:anchor="sec_estabilidad_dinamicas_ajuste">
+        <w:r>
+          <w:rPr>
+            <w:rStyle w:val="Hyperlink"/>
+          </w:rPr>
+          <w:t xml:space="preserve">II.1.3</w:t>
+        </w:r>
+      </w:hyperlink>
+      <w:r>
+        <w:t xml:space="preserve">), y el precio sube cuando el cambio aumenta el exceso de demanda: la condición de estabilidad da el signo del resultado. Es el</w:t>
       </w:r>
       <w:r>
         <w:t xml:space="preserve"> </w:t>
@@ -19867,7 +20638,7 @@
       <w:r>
         <w:t xml:space="preserve">(</w:t>
       </w:r>
-      <w:hyperlink w:anchor="ref-Samuelson1941Stability">
+      <w:hyperlink w:anchor="ref_Samuelson1941Stability">
         <w:r>
           <w:rPr>
             <w:rStyle w:val="Hyperlink"/>
@@ -19894,7 +20665,7 @@
       <w:r>
         <w:t xml:space="preserve"> </w:t>
       </w:r>
-      <w:hyperlink w:anchor="ref-Samuelson1947Foundations">
+      <w:hyperlink w:anchor="ref_Samuelson1947Foundations">
         <w:r>
           <w:rPr>
             <w:rStyle w:val="Hyperlink"/>
@@ -19923,7 +20694,7 @@
         <w:rPr>
           <w:rStyle w:val="FootnoteReference"/>
         </w:rPr>
-        <w:footnoteReference w:id="117"/>
+        <w:footnoteReference w:id="154"/>
       </w:r>
       <w:r>
         <w:t xml:space="preserve"> </w:t>
@@ -19932,7 +20703,7 @@
         <w:t xml:space="preserve">Los impuestos separan el precio que pagan unos del que reciben otros.</w:t>
       </w:r>
     </w:p>
-    <w:bookmarkStart w:id="122" w:name="X644c3209e0780e1b21d8cc692e8a23f3fc68376"/>
+    <w:bookmarkStart w:id="159" w:name="sec_cambios_preferencias_tecnologia"/>
     <w:p>
       <w:pPr>
         <w:pStyle w:val="Heading3"/>
@@ -20090,7 +20861,18 @@
         <w:t xml:space="preserve"> </w:t>
       </w:r>
       <w:r>
-        <w:t xml:space="preserve">desplaza la demanda hacia arriba: suben el precio y la cantidad (gráfico 9, izquierda).</w:t>
+        <w:t xml:space="preserve">desplaza la demanda hacia arriba: suben el precio y la cantidad (gráfico </w:t>
+      </w:r>
+      <w:hyperlink w:anchor="fig_choques">
+        <w:r>
+          <w:rPr>
+            <w:rStyle w:val="Hyperlink"/>
+          </w:rPr>
+          <w:t xml:space="preserve">9</w:t>
+        </w:r>
+      </w:hyperlink>
+      <w:r>
+        <w:t xml:space="preserve">, izquierda).</w:t>
       </w:r>
     </w:p>
     <w:p>
@@ -20263,7 +21045,18 @@
         <w:t xml:space="preserve"> </w:t>
       </w:r>
       <w:r>
-        <w:t xml:space="preserve">desplaza la curva de oferta hacia abajo (a la derecha): a cada precio se ofrece más cantidad, y baja el precio y sube la cantidad (gráfico 9, derecha).</w:t>
+        <w:t xml:space="preserve">desplaza la curva de oferta hacia abajo (a la derecha): a cada precio se ofrece más cantidad, y baja el precio y sube la cantidad (gráfico </w:t>
+      </w:r>
+      <w:hyperlink w:anchor="fig_choques">
+        <w:r>
+          <w:rPr>
+            <w:rStyle w:val="Hyperlink"/>
+          </w:rPr>
+          <w:t xml:space="preserve">9</w:t>
+        </w:r>
+      </w:hyperlink>
+      <w:r>
+        <w:t xml:space="preserve">, derecha).</w:t>
       </w:r>
     </w:p>
     <w:p>
@@ -20284,7 +21077,7 @@
         <w:t xml:space="preserve">, el excedente del consumidor aumenta (compra más y más barato). El del productor puede subir o bajar: cobra menos por cada unidad, pero vende más y con menor coste; depende de nuevo de las pendientes. El excedente total aumenta.</w:t>
       </w:r>
     </w:p>
-    <w:bookmarkStart w:id="121" w:name="fig:choques"/>
+    <w:bookmarkStart w:id="158" w:name="fig_choques"/>
     <w:p>
       <w:pPr>
         <w:pStyle w:val="ImageCaption"/>
@@ -20308,18 +21101,18 @@
           <wp:inline>
             <wp:extent cx="5217278" cy="2602523"/>
             <wp:effectExtent b="0" l="0" r="0" t="0"/>
-            <wp:docPr descr="" title="" id="119" name="Picture"/>
+            <wp:docPr descr="" title="" id="156" name="Picture"/>
             <a:graphic>
               <a:graphicData uri="http://schemas.openxmlformats.org/drawingml/2006/picture">
                 <pic:pic>
                   <pic:nvPicPr>
-                    <pic:cNvPr descr="C:\Users\vgutierrez\Documents\src\victorgutierrezmarcos.github.io-revision\oposicion\temario\fuentes\3A16\graficos/choques.png" id="120" name="Picture"/>
+                    <pic:cNvPr descr="C:\Users\vgutierrez\Documents\src\victorgutierrezmarcos.github.io-revision\oposicion\temario\fuentes\3A16\graficos/choques.png" id="157" name="Picture"/>
                     <pic:cNvPicPr>
                       <a:picLocks noChangeArrowheads="1" noChangeAspect="1"/>
                     </pic:cNvPicPr>
                   </pic:nvPicPr>
                   <pic:blipFill>
-                    <a:blip r:embed="rId118"/>
+                    <a:blip r:embed="rId155"/>
                     <a:stretch>
                       <a:fillRect/>
                     </a:stretch>
@@ -20346,7 +21139,7 @@
         </w:drawing>
       </w:r>
     </w:p>
-    <w:bookmarkEnd w:id="121"/>
+    <w:bookmarkEnd w:id="158"/>
     <w:p>
       <w:pPr>
         <w:pStyle w:val="Piedeimagen"/>
@@ -20396,7 +21189,7 @@
       <w:r>
         <w:t xml:space="preserve">(</w:t>
       </w:r>
-      <w:hyperlink w:anchor="ref-MasColellWhinstonGreen1995">
+      <w:hyperlink w:anchor="ref_MasColellWhinstonGreen1995">
         <w:r>
           <w:rPr>
             <w:rStyle w:val="Hyperlink"/>
@@ -20411,8 +21204,8 @@
         <w:t xml:space="preserve">.</w:t>
       </w:r>
     </w:p>
-    <w:bookmarkEnd w:id="122"/>
-    <w:bookmarkStart w:id="133" w:name="introducción-de-un-impuesto"/>
+    <w:bookmarkEnd w:id="159"/>
+    <w:bookmarkStart w:id="173" w:name="sec_introduccion_impuesto"/>
     <w:p>
       <w:pPr>
         <w:pStyle w:val="Heading3"/>
@@ -20435,7 +21228,7 @@
         <w:t xml:space="preserve">Una vez vistos los cambios en los datos del mercado, pasamos a la medida de política económica más estudiada con este modelo: un impuesto.</w:t>
       </w:r>
     </w:p>
-    <w:bookmarkStart w:id="123" w:name="a-idea-3"/>
+    <w:bookmarkStart w:id="160" w:name="a_idea_3"/>
     <w:p>
       <w:pPr>
         <w:pStyle w:val="Heading4"/>
@@ -20495,8 +21288,8 @@
         <w:t xml:space="preserve">. ¿Quién lo soporta de verdad y cuánto bienestar destruye?</w:t>
       </w:r>
     </w:p>
-    <w:bookmarkEnd w:id="123"/>
-    <w:bookmarkStart w:id="132" w:name="b-modelo-3"/>
+    <w:bookmarkEnd w:id="160"/>
+    <w:bookmarkStart w:id="172" w:name="b_modelo_3"/>
     <w:p>
       <w:pPr>
         <w:pStyle w:val="Heading4"/>
@@ -20505,7 +21298,7 @@
         <w:t xml:space="preserve">b) Modelo</w:t>
       </w:r>
     </w:p>
-    <w:bookmarkStart w:id="124" w:name="i-supuestos-5"/>
+    <w:bookmarkStart w:id="161" w:name="i_supuestos_5"/>
     <w:p>
       <w:pPr>
         <w:pStyle w:val="Heading5"/>
@@ -20605,8 +21398,8 @@
         <w:t xml:space="preserve">; las preferencias y los costes no cambian.</w:t>
       </w:r>
     </w:p>
-    <w:bookmarkEnd w:id="124"/>
-    <w:bookmarkStart w:id="126" w:name="ii-desarrollo-5"/>
+    <w:bookmarkEnd w:id="161"/>
+    <w:bookmarkStart w:id="165" w:name="ii_desarrollo_5"/>
     <w:p>
       <w:pPr>
         <w:pStyle w:val="Heading5"/>
@@ -20716,6 +21509,11 @@
       <w:r>
         <w:t xml:space="preserve">. En los 2 casos el equilibrio cumple</w:t>
       </w:r>
+      <w:r>
+        <w:t xml:space="preserve"> </w:t>
+      </w:r>
+      <w:bookmarkStart w:id="162" w:name="eq_impuesto"/>
+      <w:bookmarkEnd w:id="162"/>
     </w:p>
     <w:p>
       <w:pPr>
@@ -20865,7 +21663,7 @@
       <w:r>
         <w:t xml:space="preserve">(</w:t>
       </w:r>
-      <w:hyperlink w:anchor="ref-MasColellWhinstonGreen1995">
+      <w:hyperlink w:anchor="ref_MasColellWhinstonGreen1995">
         <w:r>
           <w:rPr>
             <w:rStyle w:val="Hyperlink"/>
@@ -20952,7 +21750,18 @@
         <w:t xml:space="preserve">Reparto del impuesto</w:t>
       </w:r>
       <w:r>
-        <w:t xml:space="preserve">: derivando (17) respecto a</w:t>
+        <w:t xml:space="preserve">: derivando (</w:t>
+      </w:r>
+      <w:hyperlink w:anchor="eq_impuesto">
+        <w:r>
+          <w:rPr>
+            <w:rStyle w:val="Hyperlink"/>
+          </w:rPr>
+          <w:t xml:space="preserve">17</w:t>
+        </w:r>
+      </w:hyperlink>
+      <w:r>
+        <w:t xml:space="preserve">) respecto a</w:t>
       </w:r>
       <w:r>
         <w:t xml:space="preserve"> </w:t>
@@ -21105,6 +21914,11 @@
       <w:r>
         <w:t xml:space="preserve">con su signo),</w:t>
       </w:r>
+      <w:r>
+        <w:t xml:space="preserve"> </w:t>
+      </w:r>
+      <w:bookmarkStart w:id="163" w:name="eq_reparto"/>
+      <w:bookmarkEnd w:id="163"/>
     </w:p>
     <w:p>
       <w:pPr>
@@ -21533,7 +22347,18 @@
         <w:t xml:space="preserve"> </w:t>
       </w:r>
       <w:r>
-        <w:t xml:space="preserve">en parte, y lo pagan los 2 lados del mercado (gráfico 10).</w:t>
+        <w:t xml:space="preserve">en parte, y lo pagan los 2 lados del mercado (gráfico </w:t>
+      </w:r>
+      <w:hyperlink w:anchor="fig_incidencia">
+        <w:r>
+          <w:rPr>
+            <w:rStyle w:val="Hyperlink"/>
+          </w:rPr>
+          <w:t xml:space="preserve">10</w:t>
+        </w:r>
+      </w:hyperlink>
+      <w:r>
+        <w:t xml:space="preserve">).</w:t>
       </w:r>
     </w:p>
     <w:p>
@@ -21640,7 +22465,7 @@
       <w:r>
         <w:t xml:space="preserve">(</w:t>
       </w:r>
-      <w:hyperlink w:anchor="ref-Dalton1922Principles">
+      <w:hyperlink w:anchor="ref_Dalton1922Principles">
         <w:r>
           <w:rPr>
             <w:rStyle w:val="Hyperlink"/>
@@ -21689,7 +22514,7 @@
         <w:rPr>
           <w:rStyle w:val="FootnoteReference"/>
         </w:rPr>
-        <w:footnoteReference w:id="125"/>
+        <w:footnoteReference w:id="164"/>
       </w:r>
     </w:p>
     <w:p>
@@ -21707,7 +22532,21 @@
         <w:t xml:space="preserve">Casos extremos</w:t>
       </w:r>
       <w:r>
-        <w:t xml:space="preserve">: con la demanda perfectamente inelástica o la oferta perfectamente elástica (a largo plazo, con libre entrada y costes constantes, III.3), lo soportan por entero los consumidores; con la demanda perfectamente elástica o la oferta perfectamente inelástica (un factor fijo, como el suelo), los vendedores.</w:t>
+        <w:t xml:space="preserve">: con la demanda perfectamente inelástica o la oferta perfectamente elástica (a largo plazo, con libre entrada y costes constantes,</w:t>
+      </w:r>
+      <w:r>
+        <w:t xml:space="preserve"> </w:t>
+      </w:r>
+      <w:hyperlink w:anchor="sec_largo_plazo_libre_entrada">
+        <w:r>
+          <w:rPr>
+            <w:rStyle w:val="Hyperlink"/>
+          </w:rPr>
+          <w:t xml:space="preserve">III.3</w:t>
+        </w:r>
+      </w:hyperlink>
+      <w:r>
+        <w:t xml:space="preserve">), lo soportan por entero los consumidores; con la demanda perfectamente elástica o la oferta perfectamente inelástica (un factor fijo, como el suelo), los vendedores.</w:t>
       </w:r>
     </w:p>
     <w:p>
@@ -21874,8 +22713,8 @@
         <w:t xml:space="preserve">por unidad), y el análisis es el mismo.</w:t>
       </w:r>
     </w:p>
-    <w:bookmarkEnd w:id="126"/>
-    <w:bookmarkStart w:id="131" w:name="iii-implicaciones-4"/>
+    <w:bookmarkEnd w:id="165"/>
+    <w:bookmarkStart w:id="171" w:name="iii_implicaciones_4"/>
     <w:p>
       <w:pPr>
         <w:pStyle w:val="Heading5"/>
@@ -21999,7 +22838,7 @@
       <w:r>
         <w:t xml:space="preserve">(</w:t>
       </w:r>
-      <w:hyperlink w:anchor="ref-Harberger1964Measurement">
+      <w:hyperlink w:anchor="ref_Harberger1964Measurement">
         <w:r>
           <w:rPr>
             <w:rStyle w:val="Hyperlink"/>
@@ -22013,6 +22852,11 @@
       <w:r>
         <w:t xml:space="preserve">:</w:t>
       </w:r>
+      <w:r>
+        <w:t xml:space="preserve"> </w:t>
+      </w:r>
+      <w:bookmarkStart w:id="166" w:name="eq_exceso_gravamen"/>
+      <w:bookmarkEnd w:id="166"/>
     </w:p>
     <w:p>
       <w:pPr>
@@ -22343,12 +23187,14 @@
       <w:r>
         <w:t xml:space="preserve"> </w:t>
       </w:r>
-      <w:r>
-        <w:rPr>
-          <w:rStyle w:val="Referenciaatema"/>
-        </w:rPr>
-        <w:t xml:space="preserve">[ver tema 4.B.9]</w:t>
-      </w:r>
+      <w:hyperlink r:id="rId32">
+        <w:r>
+          <w:rPr>
+            <w:rStyle w:val="Referenciaatema"/>
+          </w:rPr>
+          <w:t xml:space="preserve">[ver tema 4.B.9]</w:t>
+        </w:r>
+      </w:hyperlink>
       <w:r>
         <w:t xml:space="preserve">.</w:t>
       </w:r>
@@ -22380,7 +23226,7 @@
         <w:t xml:space="preserve">porque cambia el precio del bien en relación con el numerario y, con él, las decisiones de consumidores y empresas; lo es aunque la recaudación se devuelva después a los consumidores como transferencia.</w:t>
       </w:r>
     </w:p>
-    <w:bookmarkStart w:id="130" w:name="fig:incidencia"/>
+    <w:bookmarkStart w:id="170" w:name="fig_incidencia"/>
     <w:p>
       <w:pPr>
         <w:pStyle w:val="ImageCaption"/>
@@ -22404,18 +23250,18 @@
           <wp:inline>
             <wp:extent cx="3282950" cy="2275743"/>
             <wp:effectExtent b="0" l="0" r="0" t="0"/>
-            <wp:docPr descr="" title="" id="128" name="Picture"/>
+            <wp:docPr descr="" title="" id="168" name="Picture"/>
             <a:graphic>
               <a:graphicData uri="http://schemas.openxmlformats.org/drawingml/2006/picture">
                 <pic:pic>
                   <pic:nvPicPr>
-                    <pic:cNvPr descr="C:\Users\vgutierrez\Documents\src\victorgutierrezmarcos.github.io-revision\oposicion\temario\fuentes\3A16\graficos/incidencia.png" id="129" name="Picture"/>
+                    <pic:cNvPr descr="C:\Users\vgutierrez\Documents\src\victorgutierrezmarcos.github.io-revision\oposicion\temario\fuentes\3A16\graficos/incidencia.png" id="169" name="Picture"/>
                     <pic:cNvPicPr>
                       <a:picLocks noChangeArrowheads="1" noChangeAspect="1"/>
                     </pic:cNvPicPr>
                   </pic:nvPicPr>
                   <pic:blipFill>
-                    <a:blip r:embed="rId127"/>
+                    <a:blip r:embed="rId167"/>
                     <a:stretch>
                       <a:fillRect/>
                     </a:stretch>
@@ -22442,7 +23288,7 @@
         </w:drawing>
       </w:r>
     </w:p>
-    <w:bookmarkEnd w:id="130"/>
+    <w:bookmarkEnd w:id="170"/>
     <w:p>
       <w:pPr>
         <w:pStyle w:val="Piedeimagen"/>
@@ -22492,7 +23338,7 @@
       <w:r>
         <w:t xml:space="preserve">(</w:t>
       </w:r>
-      <w:hyperlink w:anchor="ref-MasColellWhinstonGreen1995">
+      <w:hyperlink w:anchor="ref_MasColellWhinstonGreen1995">
         <w:r>
           <w:rPr>
             <w:rStyle w:val="Hyperlink"/>
@@ -22519,7 +23365,18 @@
         <w:t xml:space="preserve">Nota al opositor. </w:t>
       </w:r>
       <w:r>
-        <w:t xml:space="preserve">Si el tribunal pregunta por la intervención en los precios, los precios máximos y mínimos son un buen ejemplo de estática comparativa normativa: con un precio máximo por debajo del de equilibrio se intercambia solo lo que ofrecen las empresas, hay exceso de demanda y, además de un triángulo de pérdida como el del impuesto, el racionamiento puede dejar el bien en manos de quienes no lo valoran más (anexo C).</w:t>
+        <w:t xml:space="preserve">Si el tribunal pregunta por la intervención en los precios, los precios máximos y mínimos son un buen ejemplo de estática comparativa normativa: con un precio máximo por debajo del de equilibrio se intercambia solo lo que ofrecen las empresas, hay exceso de demanda y, además de un triángulo de pérdida como el del impuesto, el racionamiento puede dejar el bien en manos de quienes no lo valoran más (anexo </w:t>
+      </w:r>
+      <w:hyperlink w:anchor="anexo_controles">
+        <w:r>
+          <w:rPr>
+            <w:rStyle w:val="Hyperlink"/>
+          </w:rPr>
+          <w:t xml:space="preserve">C</w:t>
+        </w:r>
+      </w:hyperlink>
+      <w:r>
+        <w:t xml:space="preserve">).</w:t>
       </w:r>
     </w:p>
     <w:p>
@@ -22540,12 +23397,12 @@
         <w:t xml:space="preserve">: el equilibrio existe, es único y, con un buen mecanismo de ajuste, se alcanza; es eficiente, y un impuesto se reparte según las elasticidades y destruye un triángulo de excedente. Hasta aquí el número de empresas estaba fijo y todos los factores eran variables. Pasamos a ver qué cambia con el plazo, cuando las empresas ajustan su capacidad y pueden entrar o salir del mercado.</w:t>
       </w:r>
     </w:p>
-    <w:bookmarkEnd w:id="131"/>
-    <w:bookmarkEnd w:id="132"/>
-    <w:bookmarkEnd w:id="133"/>
-    <w:bookmarkEnd w:id="134"/>
-    <w:bookmarkEnd w:id="135"/>
-    <w:bookmarkStart w:id="184" w:name="Xe211a2e2cbe4ef18eac9827af2e6f1a9e09a85f"/>
+    <w:bookmarkEnd w:id="171"/>
+    <w:bookmarkEnd w:id="172"/>
+    <w:bookmarkEnd w:id="173"/>
+    <w:bookmarkEnd w:id="174"/>
+    <w:bookmarkEnd w:id="175"/>
+    <w:bookmarkStart w:id="230" w:name="sec_analisis_plazos_corto"/>
     <w:p>
       <w:pPr>
         <w:pStyle w:val="Heading1"/>
@@ -22636,7 +23493,24 @@
         <w:t xml:space="preserve">Nota al opositor. </w:t>
       </w:r>
       <w:r>
-        <w:t xml:space="preserve">En el cante de III (6′): los 3 plazos de la tabla, con el ejemplo del aceite del enganche (1′); el corto plazo con el mínimo de explotación y la oferta sobre el mínimo del CVMe (1′30″); el largo plazo sin libre entrada en una frase, con</w:t>
+        <w:t xml:space="preserve">En el cante de</w:t>
+      </w:r>
+      <w:r>
+        <w:t xml:space="preserve"> </w:t>
+      </w:r>
+      <w:hyperlink w:anchor="sec_analisis_plazos_corto">
+        <w:r>
+          <w:rPr>
+            <w:rStyle w:val="Hyperlink"/>
+          </w:rPr>
+          <w:t xml:space="preserve">III</w:t>
+        </w:r>
+      </w:hyperlink>
+      <w:r>
+        <w:t xml:space="preserve"> </w:t>
+      </w:r>
+      <w:r>
+        <w:t xml:space="preserve">(6′): los 3 plazos de la tabla, con el ejemplo del aceite del enganche (1′); el corto plazo con el mínimo de explotación y la oferta sobre el mínimo del CVMe (1′30″); el largo plazo sin libre entrada en una frase, con</w:t>
       </w:r>
       <w:r>
         <w:t xml:space="preserve"> </w:t>
@@ -22785,7 +23659,7 @@
       <w:r>
         <w:t xml:space="preserve">(</w:t>
       </w:r>
-      <w:hyperlink w:anchor="ref-MasColellWhinstonGreen1995">
+      <w:hyperlink w:anchor="ref_MasColellWhinstonGreen1995">
         <w:r>
           <w:rPr>
             <w:rStyle w:val="Hyperlink"/>
@@ -22854,7 +23728,18 @@
         <w:t xml:space="preserve">)</w:t>
       </w:r>
       <w:r>
-        <w:t xml:space="preserve">: el plazo no es un tiempo de calendario, sino el tiempo de que disponen las empresas para ajustarse, y se define por lo que pueden cambiar (tabla 3):</w:t>
+        <w:t xml:space="preserve">: el plazo no es un tiempo de calendario, sino el tiempo de que disponen las empresas para ajustarse, y se define por lo que pueden cambiar (tabla </w:t>
+      </w:r>
+      <w:hyperlink w:anchor="tab_plazos">
+        <w:r>
+          <w:rPr>
+            <w:rStyle w:val="Hyperlink"/>
+          </w:rPr>
+          <w:t xml:space="preserve">3</w:t>
+        </w:r>
+      </w:hyperlink>
+      <w:r>
+        <w:t xml:space="preserve">):</w:t>
       </w:r>
     </w:p>
     <w:p>
@@ -22929,7 +23814,7 @@
         <w:t xml:space="preserve">, el número de empresas es endógeno: entran empresas si hay beneficios y salen si hay pérdidas (olivares nuevos, que tardan años en dar fruto).</w:t>
       </w:r>
     </w:p>
-    <w:bookmarkStart w:id="136" w:name="tab:plazos"/>
+    <w:bookmarkStart w:id="176" w:name="tab_plazos"/>
     <w:p>
       <w:pPr>
         <w:pStyle w:val="TableCaption"/>
@@ -23757,7 +24642,7 @@
         </w:tc>
       </w:tr>
     </w:tbl>
-    <w:bookmarkEnd w:id="136"/>
+    <w:bookmarkEnd w:id="176"/>
     <w:p>
       <w:pPr>
         <w:pStyle w:val="BodyText"/>
@@ -23849,7 +24734,7 @@
         </w:rPr>
         <w:t xml:space="preserve">(</w:t>
       </w:r>
-      <w:hyperlink w:anchor="ref-MasColellWhinstonGreen1995">
+      <w:hyperlink w:anchor="ref_MasColellWhinstonGreen1995">
         <w:r>
           <w:rPr>
             <w:rStyle w:val="Hyperlink"/>
@@ -23932,7 +24817,7 @@
       <w:r>
         <w:t xml:space="preserve">(</w:t>
       </w:r>
-      <w:hyperlink w:anchor="ref-Marshall1890Principles">
+      <w:hyperlink w:anchor="ref_Marshall1890Principles">
         <w:r>
           <w:rPr>
             <w:rStyle w:val="Hyperlink"/>
@@ -23947,7 +24832,18 @@
         <w:t xml:space="preserve"> </w:t>
       </w:r>
       <w:r>
-        <w:t xml:space="preserve">ya distinguía los plazos por el tiempo de que disponen los agentes para ajustarse, pero con otra terminología, que no coincide con la de la tabla 3: en el</w:t>
+        <w:t xml:space="preserve">ya distinguía los plazos por el tiempo de que disponen los agentes para ajustarse, pero con otra terminología, que no coincide con la de la tabla </w:t>
+      </w:r>
+      <w:hyperlink w:anchor="tab_plazos">
+        <w:r>
+          <w:rPr>
+            <w:rStyle w:val="Hyperlink"/>
+          </w:rPr>
+          <w:t xml:space="preserve">3</w:t>
+        </w:r>
+      </w:hyperlink>
+      <w:r>
+        <w:t xml:space="preserve">: en el</w:t>
       </w:r>
       <w:r>
         <w:t xml:space="preserve"> </w:t>
@@ -24008,10 +24904,21 @@
         <w:t xml:space="preserve">valor normal</w:t>
       </w:r>
       <w:r>
-        <w:t xml:space="preserve">. Su ejemplo del pescado lo ilustra (gráfico 11).</w:t>
-      </w:r>
-    </w:p>
-    <w:bookmarkStart w:id="140" w:name="fig:marshall-periodos"/>
+        <w:t xml:space="preserve">. Su ejemplo del pescado lo ilustra (gráfico </w:t>
+      </w:r>
+      <w:hyperlink w:anchor="fig_marshall_periodos">
+        <w:r>
+          <w:rPr>
+            <w:rStyle w:val="Hyperlink"/>
+          </w:rPr>
+          <w:t xml:space="preserve">11</w:t>
+        </w:r>
+      </w:hyperlink>
+      <w:r>
+        <w:t xml:space="preserve">).</w:t>
+      </w:r>
+    </w:p>
+    <w:bookmarkStart w:id="180" w:name="fig_marshall_periodos"/>
     <w:p>
       <w:pPr>
         <w:pStyle w:val="ImageCaption"/>
@@ -24077,18 +24984,18 @@
           <wp:inline>
             <wp:extent cx="2574999" cy="2269179"/>
             <wp:effectExtent b="0" l="0" r="0" t="0"/>
-            <wp:docPr descr="" title="" id="138" name="Picture"/>
+            <wp:docPr descr="" title="" id="178" name="Picture"/>
             <a:graphic>
               <a:graphicData uri="http://schemas.openxmlformats.org/drawingml/2006/picture">
                 <pic:pic>
                   <pic:nvPicPr>
-                    <pic:cNvPr descr="C:\Users\vgutierrez\Documents\src\victorgutierrezmarcos.github.io-revision\oposicion\temario\fuentes\3A16\graficos/marshall-periodos.png" id="139" name="Picture"/>
+                    <pic:cNvPr descr="C:\Users\vgutierrez\Documents\src\victorgutierrezmarcos.github.io-revision\oposicion\temario\fuentes\3A16\graficos/marshall-periodos.png" id="179" name="Picture"/>
                     <pic:cNvPicPr>
                       <a:picLocks noChangeArrowheads="1" noChangeAspect="1"/>
                     </pic:cNvPicPr>
                   </pic:nvPicPr>
                   <pic:blipFill>
-                    <a:blip r:embed="rId137"/>
+                    <a:blip r:embed="rId177"/>
                     <a:stretch>
                       <a:fillRect/>
                     </a:stretch>
@@ -24115,7 +25022,7 @@
         </w:drawing>
       </w:r>
     </w:p>
-    <w:bookmarkEnd w:id="140"/>
+    <w:bookmarkEnd w:id="180"/>
     <w:p>
       <w:pPr>
         <w:pStyle w:val="Piedeimagen"/>
@@ -24145,7 +25052,7 @@
       <w:r>
         <w:t xml:space="preserve">(</w:t>
       </w:r>
-      <w:hyperlink w:anchor="ref-DeVroey2016History">
+      <w:hyperlink w:anchor="ref_DeVroey2016History">
         <w:r>
           <w:rPr>
             <w:rStyle w:val="Hyperlink"/>
@@ -24177,7 +25084,7 @@
       <w:r>
         <w:t xml:space="preserve">(</w:t>
       </w:r>
-      <w:hyperlink w:anchor="ref-Marshall1890Principles">
+      <w:hyperlink w:anchor="ref_Marshall1890Principles">
         <w:r>
           <w:rPr>
             <w:rStyle w:val="Hyperlink"/>
@@ -24314,7 +25221,7 @@
         <w:rPr>
           <w:rStyle w:val="FootnoteReference"/>
         </w:rPr>
-        <w:footnoteReference w:id="141"/>
+        <w:footnoteReference w:id="181"/>
       </w:r>
     </w:p>
     <w:p>
@@ -24365,15 +25272,26 @@
         <w:t xml:space="preserve"> </w:t>
       </w:r>
       <w:r>
-        <w:t xml:space="preserve">admite incluso que el precio normal acabe por debajo del inicial: una oferta normal decreciente, como la de la industria de costes decrecientes de III.3</w:t>
-      </w:r>
+        <w:t xml:space="preserve">admite incluso que el precio normal acabe por debajo del inicial: una oferta normal decreciente, como la de la industria de costes decrecientes de</w:t>
+      </w:r>
+      <w:r>
+        <w:t xml:space="preserve"> </w:t>
+      </w:r>
+      <w:hyperlink w:anchor="sec_largo_plazo_libre_entrada">
+        <w:r>
+          <w:rPr>
+            <w:rStyle w:val="Hyperlink"/>
+          </w:rPr>
+          <w:t xml:space="preserve">III.3</w:t>
+        </w:r>
+      </w:hyperlink>
       <w:r>
         <w:t xml:space="preserve"> </w:t>
       </w:r>
       <w:r>
         <w:t xml:space="preserve">(</w:t>
       </w:r>
-      <w:hyperlink w:anchor="ref-Marshall1890Principles">
+      <w:hyperlink w:anchor="ref_Marshall1890Principles">
         <w:r>
           <w:rPr>
             <w:rStyle w:val="Hyperlink"/>
@@ -24424,17 +25342,19 @@
       <w:r>
         <w:t xml:space="preserve"> </w:t>
       </w:r>
-      <w:r>
-        <w:rPr>
-          <w:rStyle w:val="Referenciaatema"/>
-        </w:rPr>
-        <w:t xml:space="preserve">[ver tema 3.A.4]</w:t>
-      </w:r>
+      <w:hyperlink r:id="rId182">
+        <w:r>
+          <w:rPr>
+            <w:rStyle w:val="Referenciaatema"/>
+          </w:rPr>
+          <w:t xml:space="preserve">[ver tema 3.A.4]</w:t>
+        </w:r>
+      </w:hyperlink>
       <w:r>
         <w:t xml:space="preserve">.</w:t>
       </w:r>
     </w:p>
-    <w:bookmarkStart w:id="151" w:name="corto-plazo"/>
+    <w:bookmarkStart w:id="193" w:name="sec_corto_plazo"/>
     <w:p>
       <w:pPr>
         <w:pStyle w:val="Heading2"/>
@@ -24457,7 +25377,7 @@
         <w:t xml:space="preserve">Empezamos por el corto plazo: el de las empresas que ya están en el mercado y no pueden cambiar su equipo.</w:t>
       </w:r>
     </w:p>
-    <w:bookmarkStart w:id="142" w:name="i-supuestos-6"/>
+    <w:bookmarkStart w:id="184" w:name="i_supuestos_6"/>
     <w:p>
       <w:pPr>
         <w:pStyle w:val="Heading4"/>
@@ -24500,6 +25420,11 @@
       <w:r>
         <w:t xml:space="preserve">: se paga aunque no se produzca. Su función de costes es</w:t>
       </w:r>
+      <w:r>
+        <w:t xml:space="preserve"> </w:t>
+      </w:r>
+      <w:bookmarkStart w:id="183" w:name="eq_costes_corto"/>
+      <w:bookmarkEnd w:id="183"/>
     </w:p>
     <w:p>
       <w:pPr>
@@ -24761,7 +25686,7 @@
       <w:r>
         <w:t xml:space="preserve">(</w:t>
       </w:r>
-      <w:hyperlink w:anchor="ref-MasColellWhinstonGreen1995">
+      <w:hyperlink w:anchor="ref_MasColellWhinstonGreen1995">
         <w:r>
           <w:rPr>
             <w:rStyle w:val="Hyperlink"/>
@@ -24835,27 +25760,31 @@
       <w:r>
         <w:t xml:space="preserve"> </w:t>
       </w:r>
-      <w:r>
-        <w:rPr>
-          <w:rStyle w:val="Referenciaatema"/>
-        </w:rPr>
-        <w:t xml:space="preserve">[ver tema 3.A.11]</w:t>
-      </w:r>
-      <w:r>
-        <w:t xml:space="preserve"> </w:t>
-      </w:r>
-      <w:r>
-        <w:rPr>
-          <w:rStyle w:val="Referenciaatema"/>
-        </w:rPr>
-        <w:t xml:space="preserve">[ver tema 3.A.12]</w:t>
-      </w:r>
+      <w:hyperlink r:id="rId23">
+        <w:r>
+          <w:rPr>
+            <w:rStyle w:val="Referenciaatema"/>
+          </w:rPr>
+          <w:t xml:space="preserve">[ver tema 3.A.11]</w:t>
+        </w:r>
+      </w:hyperlink>
+      <w:r>
+        <w:t xml:space="preserve"> </w:t>
+      </w:r>
+      <w:hyperlink r:id="rId24">
+        <w:r>
+          <w:rPr>
+            <w:rStyle w:val="Referenciaatema"/>
+          </w:rPr>
+          <w:t xml:space="preserve">[ver tema 3.A.12]</w:t>
+        </w:r>
+      </w:hyperlink>
       <w:r>
         <w:t xml:space="preserve">.</w:t>
       </w:r>
     </w:p>
-    <w:bookmarkEnd w:id="142"/>
-    <w:bookmarkStart w:id="148" w:name="ii-desarrollo-6"/>
+    <w:bookmarkEnd w:id="184"/>
+    <w:bookmarkStart w:id="190" w:name="ii_desarrollo_6"/>
     <w:p>
       <w:pPr>
         <w:pStyle w:val="Heading4"/>
@@ -24886,7 +25815,7 @@
         <w:rPr>
           <w:rStyle w:val="FootnoteReference"/>
         </w:rPr>
-        <w:footnoteReference w:id="143"/>
+        <w:footnoteReference w:id="185"/>
       </w:r>
       <w:r>
         <w:t xml:space="preserve"> </w:t>
@@ -25000,12 +25929,14 @@
       <w:r>
         <w:t xml:space="preserve"> </w:t>
       </w:r>
-      <w:r>
-        <w:rPr>
-          <w:rStyle w:val="Referenciaatema"/>
-        </w:rPr>
-        <w:t xml:space="preserve">[ver tema 3.A.12]</w:t>
-      </w:r>
+      <w:hyperlink r:id="rId24">
+        <w:r>
+          <w:rPr>
+            <w:rStyle w:val="Referenciaatema"/>
+          </w:rPr>
+          <w:t xml:space="preserve">[ver tema 3.A.12]</w:t>
+        </w:r>
+      </w:hyperlink>
       <w:r>
         <w:t xml:space="preserve">.</w:t>
       </w:r>
@@ -25025,7 +25956,18 @@
         <w:t xml:space="preserve">Oferta a corto plazo</w:t>
       </w:r>
       <w:r>
-        <w:t xml:space="preserve">: la de la empresa es el coste marginal por encima del mínimo del CVMe (gráfico 12); la de la industria,</w:t>
+        <w:t xml:space="preserve">: la de la empresa es el coste marginal por encima del mínimo del CVMe (gráfico </w:t>
+      </w:r>
+      <w:hyperlink w:anchor="fig_oferta_corto_plazo">
+        <w:r>
+          <w:rPr>
+            <w:rStyle w:val="Hyperlink"/>
+          </w:rPr>
+          <w:t xml:space="preserve">12</w:t>
+        </w:r>
+      </w:hyperlink>
+      <w:r>
+        <w:t xml:space="preserve">); la de la industria,</w:t>
       </w:r>
       <w:r>
         <w:t xml:space="preserve"> </w:t>
@@ -25144,7 +26086,7 @@
         <w:t xml:space="preserve">, su suma horizontal.</w:t>
       </w:r>
     </w:p>
-    <w:bookmarkStart w:id="147" w:name="fig:oferta-corto-plazo"/>
+    <w:bookmarkStart w:id="189" w:name="fig_oferta_corto_plazo"/>
     <w:p>
       <w:pPr>
         <w:pStyle w:val="ImageCaption"/>
@@ -25168,18 +26110,18 @@
           <wp:inline>
             <wp:extent cx="4775200" cy="1947088"/>
             <wp:effectExtent b="0" l="0" r="0" t="0"/>
-            <wp:docPr descr="" title="" id="145" name="Picture"/>
+            <wp:docPr descr="" title="" id="187" name="Picture"/>
             <a:graphic>
               <a:graphicData uri="http://schemas.openxmlformats.org/drawingml/2006/picture">
                 <pic:pic>
                   <pic:nvPicPr>
-                    <pic:cNvPr descr="C:\Users\vgutierrez\Documents\src\victorgutierrezmarcos.github.io-revision\oposicion\temario\fuentes\3A16\graficos/oferta-corto-plazo.png" id="146" name="Picture"/>
+                    <pic:cNvPr descr="C:\Users\vgutierrez\Documents\src\victorgutierrezmarcos.github.io-revision\oposicion\temario\fuentes\3A16\graficos/oferta-corto-plazo.png" id="188" name="Picture"/>
                     <pic:cNvPicPr>
                       <a:picLocks noChangeArrowheads="1" noChangeAspect="1"/>
                     </pic:cNvPicPr>
                   </pic:nvPicPr>
                   <pic:blipFill>
-                    <a:blip r:embed="rId144"/>
+                    <a:blip r:embed="rId186"/>
                     <a:stretch>
                       <a:fillRect/>
                     </a:stretch>
@@ -25206,7 +26148,7 @@
         </w:drawing>
       </w:r>
     </w:p>
-    <w:bookmarkEnd w:id="147"/>
+    <w:bookmarkEnd w:id="189"/>
     <w:p>
       <w:pPr>
         <w:pStyle w:val="Piedeimagen"/>
@@ -25256,7 +26198,7 @@
       <w:r>
         <w:t xml:space="preserve">(</w:t>
       </w:r>
-      <w:hyperlink w:anchor="ref-MasColellWhinstonGreen1995">
+      <w:hyperlink w:anchor="ref_MasColellWhinstonGreen1995">
         <w:r>
           <w:rPr>
             <w:rStyle w:val="Hyperlink"/>
@@ -25271,8 +26213,8 @@
         <w:t xml:space="preserve">.</w:t>
       </w:r>
     </w:p>
-    <w:bookmarkEnd w:id="148"/>
-    <w:bookmarkStart w:id="150" w:name="iii-implicaciones-5"/>
+    <w:bookmarkEnd w:id="190"/>
+    <w:bookmarkStart w:id="192" w:name="iii_implicaciones_5"/>
     <w:p>
       <w:pPr>
         <w:pStyle w:val="Heading4"/>
@@ -25366,17 +26308,41 @@
       <w:r>
         <w:t xml:space="preserve"> </w:t>
       </w:r>
-      <w:r>
-        <w:rPr>
-          <w:rStyle w:val="Referenciaatema"/>
-        </w:rPr>
-        <w:t xml:space="preserve">[ver tema 3.A.12]</w:t>
-      </w:r>
-      <w:r>
-        <w:t xml:space="preserve">. El coste contable solo recoge los pagos efectivos, de modo que el beneficio económico es el contable menos el coste de oportunidad de los recursos propios (tabla 4). Cuando la teoría dice que el beneficio es nulo a largo plazo (III.3), se refiere al económico: la empresa gana lo mismo que ganaría en su mejor alternativa.</w:t>
-      </w:r>
-    </w:p>
-    <w:bookmarkStart w:id="149" w:name="tab:beneficio-economico"/>
+      <w:hyperlink r:id="rId24">
+        <w:r>
+          <w:rPr>
+            <w:rStyle w:val="Referenciaatema"/>
+          </w:rPr>
+          <w:t xml:space="preserve">[ver tema 3.A.12]</w:t>
+        </w:r>
+      </w:hyperlink>
+      <w:r>
+        <w:t xml:space="preserve">. El coste contable solo recoge los pagos efectivos, de modo que el beneficio económico es el contable menos el coste de oportunidad de los recursos propios (tabla </w:t>
+      </w:r>
+      <w:hyperlink w:anchor="tab_beneficio_economico">
+        <w:r>
+          <w:rPr>
+            <w:rStyle w:val="Hyperlink"/>
+          </w:rPr>
+          <w:t xml:space="preserve">4</w:t>
+        </w:r>
+      </w:hyperlink>
+      <w:r>
+        <w:t xml:space="preserve">). Cuando la teoría dice que el beneficio es nulo a largo plazo (</w:t>
+      </w:r>
+      <w:hyperlink w:anchor="sec_largo_plazo_libre_entrada">
+        <w:r>
+          <w:rPr>
+            <w:rStyle w:val="Hyperlink"/>
+          </w:rPr>
+          <w:t xml:space="preserve">III.3</w:t>
+        </w:r>
+      </w:hyperlink>
+      <w:r>
+        <w:t xml:space="preserve">), se refiere al económico: la empresa gana lo mismo que ganaría en su mejor alternativa.</w:t>
+      </w:r>
+    </w:p>
+    <w:bookmarkStart w:id="191" w:name="tab_beneficio_economico"/>
     <w:p>
       <w:pPr>
         <w:pStyle w:val="TableCaption"/>
@@ -25833,7 +26799,7 @@
         </w:tc>
       </w:tr>
     </w:tbl>
-    <w:bookmarkEnd w:id="149"/>
+    <w:bookmarkEnd w:id="191"/>
     <w:p>
       <w:pPr>
         <w:pStyle w:val="Cajadeanotaciones"/>
@@ -25846,9 +26812,9 @@
         <w:t xml:space="preserve">Fuente: elaboración propia (ejemplo numérico).</w:t>
       </w:r>
     </w:p>
-    <w:bookmarkEnd w:id="150"/>
-    <w:bookmarkEnd w:id="151"/>
-    <w:bookmarkStart w:id="155" w:name="largo-plazo-sin-libre-entrada"/>
+    <w:bookmarkEnd w:id="192"/>
+    <w:bookmarkEnd w:id="193"/>
+    <w:bookmarkStart w:id="197" w:name="sec_largo_plazo_libre"/>
     <w:p>
       <w:pPr>
         <w:pStyle w:val="Heading2"/>
@@ -25871,7 +26837,7 @@
         <w:t xml:space="preserve">Una vez visto el corto plazo, damos a las empresas tiempo para ajustar todos sus factores, pero no dejamos todavía que entren otras.</w:t>
       </w:r>
     </w:p>
-    <w:bookmarkStart w:id="152" w:name="i-supuestos-7"/>
+    <w:bookmarkStart w:id="194" w:name="i_supuestos_7"/>
     <w:p>
       <w:pPr>
         <w:pStyle w:val="Heading4"/>
@@ -25899,11 +26865,39 @@
         </m:r>
       </m:oMath>
       <w:r>
-        <w:t xml:space="preserve">, está dado (por ejemplo, porque entrar exige una licencia o un recurso escaso). Es exactamente el modelo de los bloques I y II.</w:t>
-      </w:r>
-    </w:p>
-    <w:bookmarkEnd w:id="152"/>
-    <w:bookmarkStart w:id="153" w:name="ii-desarrollo-7"/>
+        <w:t xml:space="preserve">, está dado (por ejemplo, porque entrar exige una licencia o un recurso escaso). Es exactamente el modelo de los bloques </w:t>
+      </w:r>
+      <w:hyperlink w:anchor="sec_construccion_modelo_obtencion">
+        <w:r>
+          <w:rPr>
+            <w:rStyle w:val="Hyperlink"/>
+          </w:rPr>
+          <w:t xml:space="preserve">I</w:t>
+        </w:r>
+      </w:hyperlink>
+      <w:r>
+        <w:t xml:space="preserve"> </w:t>
+      </w:r>
+      <w:r>
+        <w:t xml:space="preserve">y</w:t>
+      </w:r>
+      <w:r>
+        <w:t xml:space="preserve"> </w:t>
+      </w:r>
+      <w:hyperlink w:anchor="sec_estudio_equilibrio_competitivo">
+        <w:r>
+          <w:rPr>
+            <w:rStyle w:val="Hyperlink"/>
+          </w:rPr>
+          <w:t xml:space="preserve">II</w:t>
+        </w:r>
+      </w:hyperlink>
+      <w:r>
+        <w:t xml:space="preserve">.</w:t>
+      </w:r>
+    </w:p>
+    <w:bookmarkEnd w:id="194"/>
+    <w:bookmarkStart w:id="195" w:name="ii_desarrollo_7"/>
     <w:p>
       <w:pPr>
         <w:pStyle w:val="Heading4"/>
@@ -25980,7 +26974,18 @@
         <w:t xml:space="preserve">coste medio</w:t>
       </w:r>
       <w:r>
-        <w:t xml:space="preserve">; si no, deja de producir (I.2).</w:t>
+        <w:t xml:space="preserve">; si no, deja de producir (</w:t>
+      </w:r>
+      <w:hyperlink w:anchor="sec_modelo">
+        <w:r>
+          <w:rPr>
+            <w:rStyle w:val="Hyperlink"/>
+          </w:rPr>
+          <w:t xml:space="preserve">I.2</w:t>
+        </w:r>
+      </w:hyperlink>
+      <w:r>
+        <w:t xml:space="preserve">).</w:t>
       </w:r>
     </w:p>
     <w:p>
@@ -26172,7 +27177,7 @@
       <w:r>
         <w:t xml:space="preserve">(</w:t>
       </w:r>
-      <w:hyperlink w:anchor="ref-Samuelson1947Foundations">
+      <w:hyperlink w:anchor="ref_Samuelson1947Foundations">
         <w:r>
           <w:rPr>
             <w:rStyle w:val="Hyperlink"/>
@@ -26199,7 +27204,7 @@
       <w:r>
         <w:t xml:space="preserve"> </w:t>
       </w:r>
-      <w:hyperlink w:anchor="ref-LeChatelier1884Enonce">
+      <w:hyperlink w:anchor="ref_LeChatelier1884Enonce">
         <w:r>
           <w:rPr>
             <w:rStyle w:val="Hyperlink"/>
@@ -26226,18 +27231,20 @@
       <w:r>
         <w:t xml:space="preserve"> </w:t>
       </w:r>
-      <w:r>
-        <w:rPr>
-          <w:rStyle w:val="Referenciaatema"/>
-        </w:rPr>
-        <w:t xml:space="preserve">[ver tema 3.A.12]</w:t>
-      </w:r>
+      <w:hyperlink r:id="rId24">
+        <w:r>
+          <w:rPr>
+            <w:rStyle w:val="Referenciaatema"/>
+          </w:rPr>
+          <w:t xml:space="preserve">[ver tema 3.A.12]</w:t>
+        </w:r>
+      </w:hyperlink>
       <w:r>
         <w:t xml:space="preserve">.</w:t>
       </w:r>
     </w:p>
-    <w:bookmarkEnd w:id="153"/>
-    <w:bookmarkStart w:id="154" w:name="iii-implicaciones-6"/>
+    <w:bookmarkEnd w:id="195"/>
+    <w:bookmarkStart w:id="196" w:name="iii_implicaciones_6"/>
     <w:p>
       <w:pPr>
         <w:pStyle w:val="Heading4"/>
@@ -26271,7 +27278,7 @@
       <w:r>
         <w:t xml:space="preserve">(</w:t>
       </w:r>
-      <w:hyperlink w:anchor="ref-Clark1899Distribution">
+      <w:hyperlink w:anchor="ref_Clark1899Distribution">
         <w:r>
           <w:rPr>
             <w:rStyle w:val="Hyperlink"/>
@@ -26300,7 +27307,7 @@
       <w:r>
         <w:t xml:space="preserve">(</w:t>
       </w:r>
-      <w:hyperlink w:anchor="ref-Marshall1890Principles">
+      <w:hyperlink w:anchor="ref_Marshall1890Principles">
         <w:r>
           <w:rPr>
             <w:rStyle w:val="Hyperlink"/>
@@ -26315,9 +27322,9 @@
         <w:t xml:space="preserve">, ganancias de los factores que no pueden ajustarse a corto plazo. Si la entrada está cerrada, lo que perdura es una renta del recurso que la limita, no un beneficio que vaya a desaparecer.</w:t>
       </w:r>
     </w:p>
-    <w:bookmarkEnd w:id="154"/>
-    <w:bookmarkEnd w:id="155"/>
-    <w:bookmarkStart w:id="183" w:name="largo-plazo-con-libre-entrada"/>
+    <w:bookmarkEnd w:id="196"/>
+    <w:bookmarkEnd w:id="197"/>
+    <w:bookmarkStart w:id="229" w:name="sec_largo_plazo_libre_entrada"/>
     <w:p>
       <w:pPr>
         <w:pStyle w:val="Heading2"/>
@@ -26340,7 +27347,7 @@
         <w:t xml:space="preserve">Queda el último paso: dejar que entren y salgan empresas.</w:t>
       </w:r>
     </w:p>
-    <w:bookmarkStart w:id="156" w:name="a-idea-4"/>
+    <w:bookmarkStart w:id="198" w:name="a_idea_4"/>
     <w:p>
       <w:pPr>
         <w:pStyle w:val="Heading4"/>
@@ -26370,11 +27377,22 @@
         <w:t xml:space="preserve">libre entrada</w:t>
       </w:r>
       <w:r>
-        <w:t xml:space="preserve">, el supuesto 5 de la competencia perfecta (tabla 1) y una aproximación razonable cuando se piensa en plazos largos. El número de empresas activas pasa a ser endógeno. ¿Qué precio rige entonces, y cuántas empresas hay?</w:t>
-      </w:r>
-    </w:p>
-    <w:bookmarkEnd w:id="156"/>
-    <w:bookmarkStart w:id="172" w:name="b-modelo-4"/>
+        <w:t xml:space="preserve">, el supuesto 5 de la competencia perfecta (tabla </w:t>
+      </w:r>
+      <w:hyperlink w:anchor="tab_supuestos">
+        <w:r>
+          <w:rPr>
+            <w:rStyle w:val="Hyperlink"/>
+          </w:rPr>
+          <w:t xml:space="preserve">1</w:t>
+        </w:r>
+      </w:hyperlink>
+      <w:r>
+        <w:t xml:space="preserve">) y una aproximación razonable cuando se piensa en plazos largos. El número de empresas activas pasa a ser endógeno. ¿Qué precio rige entonces, y cuántas empresas hay?</w:t>
+      </w:r>
+    </w:p>
+    <w:bookmarkEnd w:id="198"/>
+    <w:bookmarkStart w:id="216" w:name="b_modelo_4"/>
     <w:p>
       <w:pPr>
         <w:pStyle w:val="Heading4"/>
@@ -26383,7 +27401,7 @@
         <w:t xml:space="preserve">b) Modelo</w:t>
       </w:r>
     </w:p>
-    <w:bookmarkStart w:id="158" w:name="i-supuestos-8"/>
+    <w:bookmarkStart w:id="200" w:name="i_supuestos_8"/>
     <w:p>
       <w:pPr>
         <w:pStyle w:val="Heading5"/>
@@ -26551,11 +27569,11 @@
         <w:rPr>
           <w:rStyle w:val="FootnoteReference"/>
         </w:rPr>
-        <w:footnoteReference w:id="157"/>
-      </w:r>
-    </w:p>
-    <w:bookmarkEnd w:id="158"/>
-    <w:bookmarkStart w:id="166" w:name="ii-desarrollo-8"/>
+        <w:footnoteReference w:id="199"/>
+      </w:r>
+    </w:p>
+    <w:bookmarkEnd w:id="200"/>
+    <w:bookmarkStart w:id="210" w:name="ii_desarrollo_8"/>
     <w:p>
       <w:pPr>
         <w:pStyle w:val="Heading5"/>
@@ -26585,7 +27603,7 @@
       <w:r>
         <w:t xml:space="preserve">(</w:t>
       </w:r>
-      <w:hyperlink w:anchor="ref-MasColellWhinstonGreen1995">
+      <w:hyperlink w:anchor="ref_MasColellWhinstonGreen1995">
         <w:r>
           <w:rPr>
             <w:rStyle w:val="Hyperlink"/>
@@ -27023,6 +28041,11 @@
       <w:r>
         <w:t xml:space="preserve">La tercera condición es la nueva: es la ecuación que determina la nueva incógnita, el número de empresas. Con una solución interior, la primera y la tercera dicen que el precio iguala a la vez el coste marginal y el coste medio, lo que solo ocurre en el mínimo del coste medio:</w:t>
       </w:r>
+      <w:r>
+        <w:t xml:space="preserve"> </w:t>
+      </w:r>
+      <w:bookmarkStart w:id="201" w:name="eq_equilibrio_lp"/>
+      <w:bookmarkEnd w:id="201"/>
     </w:p>
     <w:p>
       <w:pPr>
@@ -27382,7 +28405,18 @@
         </w:numPr>
       </w:pPr>
       <w:r>
-        <w:t xml:space="preserve">El resultado depende de los rendimientos a escala de la tecnología (gráfico 13):</w:t>
+        <w:t xml:space="preserve">El resultado depende de los rendimientos a escala de la tecnología (gráfico </w:t>
+      </w:r>
+      <w:hyperlink w:anchor="fig_libre_entrada">
+        <w:r>
+          <w:rPr>
+            <w:rStyle w:val="Hyperlink"/>
+          </w:rPr>
+          <w:t xml:space="preserve">13</w:t>
+        </w:r>
+      </w:hyperlink>
+      <w:r>
+        <w:t xml:space="preserve">):</w:t>
       </w:r>
     </w:p>
     <w:p>
@@ -27613,7 +28647,7 @@
         <w:rPr>
           <w:rStyle w:val="FootnoteReference"/>
         </w:rPr>
-        <w:footnoteReference w:id="159"/>
+        <w:footnoteReference w:id="202"/>
       </w:r>
     </w:p>
     <w:p>
@@ -28131,7 +29165,7 @@
         <w:rPr>
           <w:rStyle w:val="FootnoteReference"/>
         </w:rPr>
-        <w:footnoteReference w:id="160"/>
+        <w:footnoteReference w:id="203"/>
       </w:r>
     </w:p>
     <w:p>
@@ -28154,12 +29188,14 @@
       <w:r>
         <w:t xml:space="preserve"> </w:t>
       </w:r>
-      <w:r>
-        <w:rPr>
-          <w:rStyle w:val="Referenciaatema"/>
-        </w:rPr>
-        <w:t xml:space="preserve">[ver tema 3.A.17]</w:t>
-      </w:r>
+      <w:hyperlink r:id="rId26">
+        <w:r>
+          <w:rPr>
+            <w:rStyle w:val="Referenciaatema"/>
+          </w:rPr>
+          <w:t xml:space="preserve">[ver tema 3.A.17]</w:t>
+        </w:r>
+      </w:hyperlink>
       <w:r>
         <w:t xml:space="preserve">.</w:t>
       </w:r>
@@ -28334,7 +29370,7 @@
         <w:rPr>
           <w:rStyle w:val="FootnoteReference"/>
         </w:rPr>
-        <w:footnoteReference w:id="161"/>
+        <w:footnoteReference w:id="204"/>
       </w:r>
       <w:r>
         <w:t xml:space="preserve"> </w:t>
@@ -28403,6 +29439,8 @@
         <w:t xml:space="preserve">todas pierden y salen. Por eso</w:t>
       </w:r>
     </w:p>
+    <w:bookmarkStart w:id="205" w:name="eq_largo_plazo"/>
+    <w:bookmarkEnd w:id="205"/>
     <w:p>
       <w:pPr>
         <w:pStyle w:val="Funcionclave"/>
@@ -28617,7 +29655,7 @@
         <w:t xml:space="preserve">, pero ahora el tamaño de cada empresa y su número están determinados: cuanto mayor es la escala mínima eficiente respecto a la demanda, menos empresas caben.</w:t>
       </w:r>
     </w:p>
-    <w:bookmarkStart w:id="165" w:name="fig:libre-entrada"/>
+    <w:bookmarkStart w:id="209" w:name="fig_libre_entrada"/>
     <w:p>
       <w:pPr>
         <w:pStyle w:val="ImageCaption"/>
@@ -28641,18 +29679,18 @@
           <wp:inline>
             <wp:extent cx="5670550" cy="3185426"/>
             <wp:effectExtent b="0" l="0" r="0" t="0"/>
-            <wp:docPr descr="" title="" id="163" name="Picture"/>
+            <wp:docPr descr="" title="" id="207" name="Picture"/>
             <a:graphic>
               <a:graphicData uri="http://schemas.openxmlformats.org/drawingml/2006/picture">
                 <pic:pic>
                   <pic:nvPicPr>
-                    <pic:cNvPr descr="C:\Users\vgutierrez\Documents\src\victorgutierrezmarcos.github.io-revision\oposicion\temario\fuentes\3A16\graficos/libre-entrada.png" id="164" name="Picture"/>
+                    <pic:cNvPr descr="C:\Users\vgutierrez\Documents\src\victorgutierrezmarcos.github.io-revision\oposicion\temario\fuentes\3A16\graficos/libre-entrada.png" id="208" name="Picture"/>
                     <pic:cNvPicPr>
                       <a:picLocks noChangeArrowheads="1" noChangeAspect="1"/>
                     </pic:cNvPicPr>
                   </pic:nvPicPr>
                   <pic:blipFill>
-                    <a:blip r:embed="rId162"/>
+                    <a:blip r:embed="rId206"/>
                     <a:stretch>
                       <a:fillRect/>
                     </a:stretch>
@@ -28679,7 +29717,7 @@
         </w:drawing>
       </w:r>
     </w:p>
-    <w:bookmarkEnd w:id="165"/>
+    <w:bookmarkEnd w:id="209"/>
     <w:p>
       <w:pPr>
         <w:pStyle w:val="Piedeimagen"/>
@@ -28729,7 +29767,7 @@
       <w:r>
         <w:t xml:space="preserve">(</w:t>
       </w:r>
-      <w:hyperlink w:anchor="ref-MasColellWhinstonGreen1995">
+      <w:hyperlink w:anchor="ref_MasColellWhinstonGreen1995">
         <w:r>
           <w:rPr>
             <w:rStyle w:val="Hyperlink"/>
@@ -28744,8 +29782,8 @@
         <w:t xml:space="preserve">.</w:t>
       </w:r>
     </w:p>
-    <w:bookmarkEnd w:id="166"/>
-    <w:bookmarkStart w:id="171" w:name="iii-implicaciones-7"/>
+    <w:bookmarkEnd w:id="210"/>
+    <w:bookmarkStart w:id="215" w:name="iii_implicaciones_7"/>
     <w:p>
       <w:pPr>
         <w:pStyle w:val="Heading5"/>
@@ -28782,7 +29820,18 @@
         <w:t xml:space="preserve">económico</w:t>
       </w:r>
       <w:r>
-        <w:t xml:space="preserve">: las empresas siguen cubriendo el coste de oportunidad de sus recursos (tabla 4).</w:t>
+        <w:t xml:space="preserve">: las empresas siguen cubriendo el coste de oportunidad de sus recursos (tabla </w:t>
+      </w:r>
+      <w:hyperlink w:anchor="tab_beneficio_economico">
+        <w:r>
+          <w:rPr>
+            <w:rStyle w:val="Hyperlink"/>
+          </w:rPr>
+          <w:t xml:space="preserve">4</w:t>
+        </w:r>
+      </w:hyperlink>
+      <w:r>
+        <w:t xml:space="preserve">).</w:t>
       </w:r>
     </w:p>
     <w:p>
@@ -29064,7 +30113,18 @@
         </m:r>
       </m:oMath>
       <w:r>
-        <w:t xml:space="preserve">, porque produce cada unidad al menor coste posible: es un ejemplo más del 1TFEB, que vale aunque la tecnología no sea convexa (II.2.2).</w:t>
+        <w:t xml:space="preserve">, porque produce cada unidad al menor coste posible: es un ejemplo más del 1TFEB, que vale aunque la tecnología no sea convexa (</w:t>
+      </w:r>
+      <w:hyperlink w:anchor="sec_teoremas_fundamentales_economia">
+        <w:r>
+          <w:rPr>
+            <w:rStyle w:val="Hyperlink"/>
+          </w:rPr>
+          <w:t xml:space="preserve">II.2.2</w:t>
+        </w:r>
+      </w:hyperlink>
+      <w:r>
+        <w:t xml:space="preserve">).</w:t>
       </w:r>
     </w:p>
     <w:p>
@@ -29086,7 +30146,18 @@
         <w:t xml:space="preserve"> </w:t>
       </w:r>
       <w:r>
-        <w:t xml:space="preserve">(gráfico 14): se parte de un equilibrio a largo plazo con</w:t>
+        <w:t xml:space="preserve">(gráfico </w:t>
+      </w:r>
+      <w:hyperlink w:anchor="fig_corto_largo_industria">
+        <w:r>
+          <w:rPr>
+            <w:rStyle w:val="Hyperlink"/>
+          </w:rPr>
+          <w:t xml:space="preserve">14</w:t>
+        </w:r>
+      </w:hyperlink>
+      <w:r>
+        <w:t xml:space="preserve">): se parte de un equilibrio a largo plazo con</w:t>
       </w:r>
       <w:r>
         <w:t xml:space="preserve"> </w:t>
@@ -29417,7 +30488,7 @@
       <w:r>
         <w:t xml:space="preserve">(</w:t>
       </w:r>
-      <w:hyperlink w:anchor="ref-MasColellWhinstonGreen1995">
+      <w:hyperlink w:anchor="ref_MasColellWhinstonGreen1995">
         <w:r>
           <w:rPr>
             <w:rStyle w:val="Hyperlink"/>
@@ -29500,7 +30571,7 @@
         <w:t xml:space="preserve">El precio reacciona más a corto plazo, y la cantidad, más a largo plazo; con costes constantes, a largo plazo todo el ajuste es en cantidades. Es la respuesta a la pregunta del enganche: la ganancia de quien vende en la escasez dura lo que tarda la oferta en ajustarse.</w:t>
       </w:r>
     </w:p>
-    <w:bookmarkStart w:id="170" w:name="fig:corto-largo-industria"/>
+    <w:bookmarkStart w:id="214" w:name="fig_corto_largo_industria"/>
     <w:p>
       <w:pPr>
         <w:pStyle w:val="ImageCaption"/>
@@ -29524,18 +30595,18 @@
           <wp:inline>
             <wp:extent cx="4434381" cy="2125444"/>
             <wp:effectExtent b="0" l="0" r="0" t="0"/>
-            <wp:docPr descr="" title="" id="168" name="Picture"/>
+            <wp:docPr descr="" title="" id="212" name="Picture"/>
             <a:graphic>
               <a:graphicData uri="http://schemas.openxmlformats.org/drawingml/2006/picture">
                 <pic:pic>
                   <pic:nvPicPr>
-                    <pic:cNvPr descr="C:\Users\vgutierrez\Documents\src\victorgutierrezmarcos.github.io-revision\oposicion\temario\fuentes\3A16\graficos/corto-largo-industria.png" id="169" name="Picture"/>
+                    <pic:cNvPr descr="C:\Users\vgutierrez\Documents\src\victorgutierrezmarcos.github.io-revision\oposicion\temario\fuentes\3A16\graficos/corto-largo-industria.png" id="213" name="Picture"/>
                     <pic:cNvPicPr>
                       <a:picLocks noChangeArrowheads="1" noChangeAspect="1"/>
                     </pic:cNvPicPr>
                   </pic:nvPicPr>
                   <pic:blipFill>
-                    <a:blip r:embed="rId167"/>
+                    <a:blip r:embed="rId211"/>
                     <a:stretch>
                       <a:fillRect/>
                     </a:stretch>
@@ -29562,7 +30633,7 @@
         </w:drawing>
       </w:r>
     </w:p>
-    <w:bookmarkEnd w:id="170"/>
+    <w:bookmarkEnd w:id="214"/>
     <w:p>
       <w:pPr>
         <w:pStyle w:val="Piedeimagen"/>
@@ -29612,7 +30683,7 @@
       <w:r>
         <w:t xml:space="preserve">(</w:t>
       </w:r>
-      <w:hyperlink w:anchor="ref-MasColellWhinstonGreen1995">
+      <w:hyperlink w:anchor="ref_MasColellWhinstonGreen1995">
         <w:r>
           <w:rPr>
             <w:rStyle w:val="Hyperlink"/>
@@ -29648,7 +30719,7 @@
       <w:r>
         <w:t xml:space="preserve">(</w:t>
       </w:r>
-      <w:hyperlink w:anchor="ref-MasColellWhinstonGreen1995">
+      <w:hyperlink w:anchor="ref_MasColellWhinstonGreen1995">
         <w:r>
           <w:rPr>
             <w:rStyle w:val="Hyperlink"/>
@@ -29733,12 +30804,14 @@
       <w:r>
         <w:t xml:space="preserve"> </w:t>
       </w:r>
-      <w:r>
-        <w:rPr>
-          <w:rStyle w:val="Referenciaatema"/>
-        </w:rPr>
-        <w:t xml:space="preserve">[ver tema 3.A.19]</w:t>
-      </w:r>
+      <w:hyperlink r:id="rId28">
+        <w:r>
+          <w:rPr>
+            <w:rStyle w:val="Referenciaatema"/>
+          </w:rPr>
+          <w:t xml:space="preserve">[ver tema 3.A.19]</w:t>
+        </w:r>
+      </w:hyperlink>
       <w:r>
         <w:t xml:space="preserve">;</w:t>
       </w:r>
@@ -29875,9 +30948,9 @@
         <w:t xml:space="preserve">si los costes de cada empresa no dependen de cuántas haya: es lo que relaja la extensión siguiente.</w:t>
       </w:r>
     </w:p>
-    <w:bookmarkEnd w:id="171"/>
-    <w:bookmarkEnd w:id="172"/>
-    <w:bookmarkStart w:id="180" w:name="Xe44f1824d7fa1dbe56edaa14454d2e78c74482d"/>
+    <w:bookmarkEnd w:id="215"/>
+    <w:bookmarkEnd w:id="216"/>
+    <w:bookmarkStart w:id="225" w:name="c_extensiones_la_oferta_de_la_indu_15234"/>
     <w:p>
       <w:pPr>
         <w:pStyle w:val="Heading4"/>
@@ -29925,7 +30998,7 @@
         <w:t xml:space="preserve">, y un aumento de la demanda se atiende entero con empresas nuevas, sin cambiar el precio. Levantamos ahora ese supuesto.</w:t>
       </w:r>
     </w:p>
-    <w:bookmarkStart w:id="173" w:name="i-supuestos-9"/>
+    <w:bookmarkStart w:id="217" w:name="i_supuestos_9"/>
     <w:p>
       <w:pPr>
         <w:pStyle w:val="Heading5"/>
@@ -29953,7 +31026,7 @@
       <w:r>
         <w:t xml:space="preserve">(</w:t>
       </w:r>
-      <w:hyperlink w:anchor="ref-Marshall1890Principles">
+      <w:hyperlink w:anchor="ref_Marshall1890Principles">
         <w:r>
           <w:rPr>
             <w:rStyle w:val="Hyperlink"/>
@@ -30070,7 +31143,7 @@
       <w:r>
         <w:t xml:space="preserve">(</w:t>
       </w:r>
-      <w:hyperlink w:anchor="ref-Viner1931Cost">
+      <w:hyperlink w:anchor="ref_Viner1931Cost">
         <w:r>
           <w:rPr>
             <w:rStyle w:val="Hyperlink"/>
@@ -30097,7 +31170,7 @@
       <w:r>
         <w:t xml:space="preserve"> </w:t>
       </w:r>
-      <w:hyperlink w:anchor="ref-Scitovsky1954Two">
+      <w:hyperlink w:anchor="ref_Scitovsky1954Two">
         <w:r>
           <w:rPr>
             <w:rStyle w:val="Hyperlink"/>
@@ -30173,8 +31246,8 @@
         <w:t xml:space="preserve">.</w:t>
       </w:r>
     </w:p>
-    <w:bookmarkEnd w:id="173"/>
-    <w:bookmarkStart w:id="178" w:name="ii-desarrollo-9"/>
+    <w:bookmarkEnd w:id="217"/>
+    <w:bookmarkStart w:id="222" w:name="ii_desarrollo_9"/>
     <w:p>
       <w:pPr>
         <w:pStyle w:val="Heading5"/>
@@ -30301,7 +31374,18 @@
         </m:d>
       </m:oMath>
       <w:r>
-        <w:t xml:space="preserve">, que corresponden a cada nivel de demanda (gráfico 15: en cada panel, tras un aumento de la demanda, el mercado pasa del equilibrio inicial</w:t>
+        <w:t xml:space="preserve">, que corresponden a cada nivel de demanda (gráfico </w:t>
+      </w:r>
+      <w:hyperlink w:anchor="fig_oferta_largo_plazo">
+        <w:r>
+          <w:rPr>
+            <w:rStyle w:val="Hyperlink"/>
+          </w:rPr>
+          <w:t xml:space="preserve">15</w:t>
+        </w:r>
+      </w:hyperlink>
+      <w:r>
+        <w:t xml:space="preserve">: en cada panel, tras un aumento de la demanda, el mercado pasa del equilibrio inicial</w:t>
       </w:r>
       <w:r>
         <w:t xml:space="preserve"> </w:t>
@@ -30503,10 +31587,21 @@
         <w:t xml:space="preserve"> </w:t>
       </w:r>
       <w:r>
-        <w:t xml:space="preserve">en todo el dominio, en cambio, no es compatible con la competencia perfecta (III.3, b).</w:t>
-      </w:r>
-    </w:p>
-    <w:bookmarkStart w:id="177" w:name="fig:oferta-largo-plazo"/>
+        <w:t xml:space="preserve">en todo el dominio, en cambio, no es compatible con la competencia perfecta (</w:t>
+      </w:r>
+      <w:hyperlink w:anchor="sec_largo_plazo_libre_entrada">
+        <w:r>
+          <w:rPr>
+            <w:rStyle w:val="Hyperlink"/>
+          </w:rPr>
+          <w:t xml:space="preserve">III.3</w:t>
+        </w:r>
+      </w:hyperlink>
+      <w:r>
+        <w:t xml:space="preserve">, b).</w:t>
+      </w:r>
+    </w:p>
+    <w:bookmarkStart w:id="221" w:name="fig_oferta_largo_plazo"/>
     <w:p>
       <w:pPr>
         <w:pStyle w:val="ImageCaption"/>
@@ -30530,18 +31625,18 @@
           <wp:inline>
             <wp:extent cx="5670550" cy="1681727"/>
             <wp:effectExtent b="0" l="0" r="0" t="0"/>
-            <wp:docPr descr="" title="" id="175" name="Picture"/>
+            <wp:docPr descr="" title="" id="219" name="Picture"/>
             <a:graphic>
               <a:graphicData uri="http://schemas.openxmlformats.org/drawingml/2006/picture">
                 <pic:pic>
                   <pic:nvPicPr>
-                    <pic:cNvPr descr="C:\Users\vgutierrez\Documents\src\victorgutierrezmarcos.github.io-revision\oposicion\temario\fuentes\3A16\graficos/oferta-largo-plazo.png" id="176" name="Picture"/>
+                    <pic:cNvPr descr="C:\Users\vgutierrez\Documents\src\victorgutierrezmarcos.github.io-revision\oposicion\temario\fuentes\3A16\graficos/oferta-largo-plazo.png" id="220" name="Picture"/>
                     <pic:cNvPicPr>
                       <a:picLocks noChangeArrowheads="1" noChangeAspect="1"/>
                     </pic:cNvPicPr>
                   </pic:nvPicPr>
                   <pic:blipFill>
-                    <a:blip r:embed="rId174"/>
+                    <a:blip r:embed="rId218"/>
                     <a:stretch>
                       <a:fillRect/>
                     </a:stretch>
@@ -30568,7 +31663,7 @@
         </w:drawing>
       </w:r>
     </w:p>
-    <w:bookmarkEnd w:id="177"/>
+    <w:bookmarkEnd w:id="221"/>
     <w:p>
       <w:pPr>
         <w:pStyle w:val="Piedeimagen"/>
@@ -30591,7 +31686,7 @@
       <w:r>
         <w:t xml:space="preserve">(</w:t>
       </w:r>
-      <w:hyperlink w:anchor="ref-Marshall1890Principles">
+      <w:hyperlink w:anchor="ref_Marshall1890Principles">
         <w:r>
           <w:rPr>
             <w:rStyle w:val="Hyperlink"/>
@@ -30623,7 +31718,7 @@
       <w:r>
         <w:t xml:space="preserve">(</w:t>
       </w:r>
-      <w:hyperlink w:anchor="ref-Viner1931Cost">
+      <w:hyperlink w:anchor="ref_Viner1931Cost">
         <w:r>
           <w:rPr>
             <w:rStyle w:val="Hyperlink"/>
@@ -30638,8 +31733,8 @@
         <w:t xml:space="preserve">.</w:t>
       </w:r>
     </w:p>
-    <w:bookmarkEnd w:id="178"/>
-    <w:bookmarkStart w:id="179" w:name="iii-implicaciones-8"/>
+    <w:bookmarkEnd w:id="222"/>
+    <w:bookmarkStart w:id="224" w:name="iii_implicaciones_8"/>
     <w:p>
       <w:pPr>
         <w:pStyle w:val="Heading5"/>
@@ -30674,12 +31769,14 @@
       <w:r>
         <w:t xml:space="preserve"> </w:t>
       </w:r>
-      <w:r>
-        <w:rPr>
-          <w:rStyle w:val="Referenciaatema"/>
-        </w:rPr>
-        <w:t xml:space="preserve">[ver tema 3.A.23]</w:t>
-      </w:r>
+      <w:hyperlink r:id="rId148">
+        <w:r>
+          <w:rPr>
+            <w:rStyle w:val="Referenciaatema"/>
+          </w:rPr>
+          <w:t xml:space="preserve">[ver tema 3.A.23]</w:t>
+        </w:r>
+      </w:hyperlink>
       <w:r>
         <w:t xml:space="preserve">. Las</w:t>
       </w:r>
@@ -30702,7 +31799,7 @@
       <w:r>
         <w:t xml:space="preserve">(</w:t>
       </w:r>
-      <w:hyperlink w:anchor="ref-Scitovsky1954Two">
+      <w:hyperlink w:anchor="ref_Scitovsky1954Two">
         <w:r>
           <w:rPr>
             <w:rStyle w:val="Hyperlink"/>
@@ -30738,7 +31835,49 @@
         </w:numPr>
       </w:pPr>
       <w:r>
-        <w:t xml:space="preserve">Con la oferta decreciente, los ajustes walrasiano y marshalliano pueden dar resultados opuestos y caben varios equilibrios: es el segundo y el tercer panel del gráfico 6 (II.1.2 y II.1.3).</w:t>
+        <w:t xml:space="preserve">Con la oferta decreciente, los ajustes walrasiano y marshalliano pueden dar resultados opuestos y caben varios equilibrios: es el segundo y el tercer panel del gráfico </w:t>
+      </w:r>
+      <w:hyperlink w:anchor="fig_estabilidad_parcial">
+        <w:r>
+          <w:rPr>
+            <w:rStyle w:val="Hyperlink"/>
+          </w:rPr>
+          <w:t xml:space="preserve">6</w:t>
+        </w:r>
+      </w:hyperlink>
+      <w:r>
+        <w:t xml:space="preserve"> </w:t>
+      </w:r>
+      <w:r>
+        <w:t xml:space="preserve">(</w:t>
+      </w:r>
+      <w:hyperlink w:anchor="sec_unicidad">
+        <w:r>
+          <w:rPr>
+            <w:rStyle w:val="Hyperlink"/>
+          </w:rPr>
+          <w:t xml:space="preserve">II.1.2</w:t>
+        </w:r>
+      </w:hyperlink>
+      <w:r>
+        <w:t xml:space="preserve"> </w:t>
+      </w:r>
+      <w:r>
+        <w:t xml:space="preserve">y</w:t>
+      </w:r>
+      <w:r>
+        <w:t xml:space="preserve"> </w:t>
+      </w:r>
+      <w:hyperlink w:anchor="sec_estabilidad_dinamicas_ajuste">
+        <w:r>
+          <w:rPr>
+            <w:rStyle w:val="Hyperlink"/>
+          </w:rPr>
+          <w:t xml:space="preserve">II.1.3</w:t>
+        </w:r>
+      </w:hyperlink>
+      <w:r>
+        <w:t xml:space="preserve">).</w:t>
       </w:r>
     </w:p>
     <w:p>
@@ -30754,19 +31893,21 @@
       <w:r>
         <w:t xml:space="preserve"> </w:t>
       </w:r>
-      <w:r>
-        <w:rPr>
-          <w:rStyle w:val="Referenciaatema"/>
-        </w:rPr>
-        <w:t xml:space="preserve">[ver tema 3.B.6]</w:t>
-      </w:r>
+      <w:hyperlink r:id="rId223">
+        <w:r>
+          <w:rPr>
+            <w:rStyle w:val="Referenciaatema"/>
+          </w:rPr>
+          <w:t xml:space="preserve">[ver tema 3.B.6]</w:t>
+        </w:r>
+      </w:hyperlink>
       <w:r>
         <w:t xml:space="preserve">.</w:t>
       </w:r>
     </w:p>
-    <w:bookmarkEnd w:id="179"/>
-    <w:bookmarkEnd w:id="180"/>
-    <w:bookmarkStart w:id="181" w:name="d-evidencia-empírica-1"/>
+    <w:bookmarkEnd w:id="224"/>
+    <w:bookmarkEnd w:id="225"/>
+    <w:bookmarkStart w:id="226" w:name="d_evidencia_emp__rica_1"/>
     <w:p>
       <w:pPr>
         <w:pStyle w:val="Heading4"/>
@@ -30791,7 +31932,7 @@
       <w:r>
         <w:t xml:space="preserve">(</w:t>
       </w:r>
-      <w:hyperlink w:anchor="ref-Johnston1960Statistical">
+      <w:hyperlink w:anchor="ref_Johnston1960Statistical">
         <w:r>
           <w:rPr>
             <w:rStyle w:val="Hyperlink"/>
@@ -30818,7 +31959,7 @@
       <w:r>
         <w:t xml:space="preserve"> </w:t>
       </w:r>
-      <w:hyperlink w:anchor="ref-Stigler1958Economies">
+      <w:hyperlink w:anchor="ref_Stigler1958Economies">
         <w:r>
           <w:rPr>
             <w:rStyle w:val="Hyperlink"/>
@@ -30845,18 +31986,20 @@
       <w:r>
         <w:t xml:space="preserve"> </w:t>
       </w:r>
-      <w:r>
-        <w:rPr>
-          <w:rStyle w:val="Referenciaatema"/>
-        </w:rPr>
-        <w:t xml:space="preserve">[ver tema 3.A.12]</w:t>
-      </w:r>
+      <w:hyperlink r:id="rId24">
+        <w:r>
+          <w:rPr>
+            <w:rStyle w:val="Referenciaatema"/>
+          </w:rPr>
+          <w:t xml:space="preserve">[ver tema 3.A.12]</w:t>
+        </w:r>
+      </w:hyperlink>
       <w:r>
         <w:t xml:space="preserve">. Por encima de esa escala el tamaño de cada empresa queda indeterminado, como con rendimientos constantes, lo que es compatible con que en un mismo mercado competitivo convivan empresas de tamaños muy distintos.</w:t>
       </w:r>
     </w:p>
-    <w:bookmarkEnd w:id="181"/>
-    <w:bookmarkStart w:id="182" w:name="e-valoración-1"/>
+    <w:bookmarkEnd w:id="226"/>
+    <w:bookmarkStart w:id="228" w:name="e_valoraci__n_1"/>
     <w:p>
       <w:pPr>
         <w:pStyle w:val="Heading4"/>
@@ -30890,12 +32033,14 @@
       <w:r>
         <w:t xml:space="preserve"> </w:t>
       </w:r>
-      <w:r>
-        <w:rPr>
-          <w:rStyle w:val="Referenciaatema"/>
-        </w:rPr>
-        <w:t xml:space="preserve">[ver tema 3.A.15]</w:t>
-      </w:r>
+      <w:hyperlink r:id="rId227">
+        <w:r>
+          <w:rPr>
+            <w:rStyle w:val="Referenciaatema"/>
+          </w:rPr>
+          <w:t xml:space="preserve">[ver tema 3.A.15]</w:t>
+        </w:r>
+      </w:hyperlink>
       <w:r>
         <w:t xml:space="preserve">.</w:t>
       </w:r>
@@ -30913,12 +32058,14 @@
       <w:r>
         <w:t xml:space="preserve"> </w:t>
       </w:r>
-      <w:r>
-        <w:rPr>
-          <w:rStyle w:val="Referenciaatema"/>
-        </w:rPr>
-        <w:t xml:space="preserve">[ver tema 3.A.15]</w:t>
-      </w:r>
+      <w:hyperlink r:id="rId227">
+        <w:r>
+          <w:rPr>
+            <w:rStyle w:val="Referenciaatema"/>
+          </w:rPr>
+          <w:t xml:space="preserve">[ver tema 3.A.15]</w:t>
+        </w:r>
+      </w:hyperlink>
       <w:r>
         <w:t xml:space="preserve">.</w:t>
       </w:r>
@@ -30936,21 +32083,25 @@
       <w:r>
         <w:t xml:space="preserve"> </w:t>
       </w:r>
-      <w:r>
-        <w:rPr>
-          <w:rStyle w:val="Referenciaatema"/>
-        </w:rPr>
-        <w:t xml:space="preserve">[ver tema 3.A.17]</w:t>
-      </w:r>
-      <w:r>
-        <w:t xml:space="preserve"> </w:t>
-      </w:r>
-      <w:r>
-        <w:rPr>
-          <w:rStyle w:val="Referenciaatema"/>
-        </w:rPr>
-        <w:t xml:space="preserve">[ver tema 3.A.20]</w:t>
-      </w:r>
+      <w:hyperlink r:id="rId26">
+        <w:r>
+          <w:rPr>
+            <w:rStyle w:val="Referenciaatema"/>
+          </w:rPr>
+          <w:t xml:space="preserve">[ver tema 3.A.17]</w:t>
+        </w:r>
+      </w:hyperlink>
+      <w:r>
+        <w:t xml:space="preserve"> </w:t>
+      </w:r>
+      <w:hyperlink r:id="rId86">
+        <w:r>
+          <w:rPr>
+            <w:rStyle w:val="Referenciaatema"/>
+          </w:rPr>
+          <w:t xml:space="preserve">[ver tema 3.A.20]</w:t>
+        </w:r>
+      </w:hyperlink>
       <w:r>
         <w:t xml:space="preserve">.</w:t>
       </w:r>
@@ -30973,10 +32124,10 @@
         <w:t xml:space="preserve">: el plazo decide qué se ajusta. A corto plazo, con factores fijos, la oferta es rígida y puede haber beneficios o pérdidas; a largo plazo sin libre entrada se ajustan todos los factores, y con libre entrada el precio baja al mínimo del coste medio, el beneficio extraordinario desaparece y la oferta de la industria es horizontal, creciente o decreciente según las economías externas. Con esto podemos volver a las preguntas del principio y cerrar la exposición.</w:t>
       </w:r>
     </w:p>
-    <w:bookmarkEnd w:id="182"/>
-    <w:bookmarkEnd w:id="183"/>
-    <w:bookmarkEnd w:id="184"/>
-    <w:bookmarkStart w:id="185" w:name="conclusión"/>
+    <w:bookmarkEnd w:id="228"/>
+    <w:bookmarkEnd w:id="229"/>
+    <w:bookmarkEnd w:id="230"/>
+    <w:bookmarkStart w:id="231" w:name="conclusi__n"/>
     <w:p>
       <w:pPr>
         <w:pStyle w:val="Heading1"/>
@@ -31023,7 +32174,18 @@
         </w:numPr>
       </w:pPr>
       <w:r>
-        <w:t xml:space="preserve">En conclusión, el modelo de competencia perfecta responde a la pregunta del principio en 3 pasos. Con utilidad cuasilineal y costes marginales crecientes, la demanda de mercado es la suma de las utilidades marginales y la oferta, la de los costes marginales; el precio de equilibrio, el que las iguala, lo forman todos y no lo fija nadie (I).</w:t>
+        <w:t xml:space="preserve">En conclusión, el modelo de competencia perfecta responde a la pregunta del principio en 3 pasos. Con utilidad cuasilineal y costes marginales crecientes, la demanda de mercado es la suma de las utilidades marginales y la oferta, la de los costes marginales; el precio de equilibrio, el que las iguala, lo forman todos y no lo fija nadie (</w:t>
+      </w:r>
+      <w:hyperlink w:anchor="sec_construccion_modelo_obtencion">
+        <w:r>
+          <w:rPr>
+            <w:rStyle w:val="Hyperlink"/>
+          </w:rPr>
+          <w:t xml:space="preserve">I</w:t>
+        </w:r>
+      </w:hyperlink>
+      <w:r>
+        <w:t xml:space="preserve">).</w:t>
       </w:r>
     </w:p>
     <w:p>
@@ -31067,7 +32229,18 @@
         <w:t xml:space="preserve"> </w:t>
       </w:r>
       <w:r>
-        <w:t xml:space="preserve">(II).</w:t>
+        <w:t xml:space="preserve">(</w:t>
+      </w:r>
+      <w:hyperlink w:anchor="sec_estudio_equilibrio_competitivo">
+        <w:r>
+          <w:rPr>
+            <w:rStyle w:val="Hyperlink"/>
+          </w:rPr>
+          <w:t xml:space="preserve">II</w:t>
+        </w:r>
+      </w:hyperlink>
+      <w:r>
+        <w:t xml:space="preserve">).</w:t>
       </w:r>
     </w:p>
     <w:p>
@@ -31078,7 +32251,18 @@
         </w:numPr>
       </w:pPr>
       <w:r>
-        <w:t xml:space="preserve">El plazo lo cambia todo: a corto plazo puede haber beneficios y pérdidas; a largo plazo, con libre entrada, el precio baja al mínimo del coste medio, el beneficio extraordinario desaparece y la oferta de la industria es horizontal, creciente o decreciente según las economías externas (III).</w:t>
+        <w:t xml:space="preserve">El plazo lo cambia todo: a corto plazo puede haber beneficios y pérdidas; a largo plazo, con libre entrada, el precio baja al mínimo del coste medio, el beneficio extraordinario desaparece y la oferta de la industria es horizontal, creciente o decreciente según las economías externas (</w:t>
+      </w:r>
+      <w:hyperlink w:anchor="sec_analisis_plazos_corto">
+        <w:r>
+          <w:rPr>
+            <w:rStyle w:val="Hyperlink"/>
+          </w:rPr>
+          <w:t xml:space="preserve">III</w:t>
+        </w:r>
+      </w:hyperlink>
+      <w:r>
+        <w:t xml:space="preserve">).</w:t>
       </w:r>
     </w:p>
     <w:p>
@@ -31118,45 +32302,53 @@
       <w:r>
         <w:t xml:space="preserve"> </w:t>
       </w:r>
-      <w:r>
-        <w:rPr>
-          <w:rStyle w:val="Referenciaatema"/>
-        </w:rPr>
-        <w:t xml:space="preserve">[ver tema 3.A.17]</w:t>
-      </w:r>
+      <w:hyperlink r:id="rId26">
+        <w:r>
+          <w:rPr>
+            <w:rStyle w:val="Referenciaatema"/>
+          </w:rPr>
+          <w:t xml:space="preserve">[ver tema 3.A.17]</w:t>
+        </w:r>
+      </w:hyperlink>
       <w:r>
         <w:t xml:space="preserve">, la defensa de la competencia trata de acercar los mercados a su resultado</w:t>
       </w:r>
       <w:r>
         <w:t xml:space="preserve"> </w:t>
       </w:r>
-      <w:r>
-        <w:rPr>
-          <w:rStyle w:val="Referenciaatema"/>
-        </w:rPr>
-        <w:t xml:space="preserve">[ver tema 4.A.15]</w:t>
-      </w:r>
+      <w:hyperlink r:id="rId30">
+        <w:r>
+          <w:rPr>
+            <w:rStyle w:val="Referenciaatema"/>
+          </w:rPr>
+          <w:t xml:space="preserve">[ver tema 4.A.15]</w:t>
+        </w:r>
+      </w:hyperlink>
       <w:r>
         <w:t xml:space="preserve">, y el análisis de impuestos, subvenciones y controles de precios empieza por este modelo</w:t>
       </w:r>
       <w:r>
         <w:t xml:space="preserve"> </w:t>
       </w:r>
-      <w:r>
-        <w:rPr>
-          <w:rStyle w:val="Referenciaatema"/>
-        </w:rPr>
-        <w:t xml:space="preserve">[ver tema 4.B.8]</w:t>
-      </w:r>
-      <w:r>
-        <w:t xml:space="preserve"> </w:t>
-      </w:r>
-      <w:r>
-        <w:rPr>
-          <w:rStyle w:val="Referenciaatema"/>
-        </w:rPr>
-        <w:t xml:space="preserve">[ver tema 4.B.9]</w:t>
-      </w:r>
+      <w:hyperlink r:id="rId31">
+        <w:r>
+          <w:rPr>
+            <w:rStyle w:val="Referenciaatema"/>
+          </w:rPr>
+          <w:t xml:space="preserve">[ver tema 4.B.8]</w:t>
+        </w:r>
+      </w:hyperlink>
+      <w:r>
+        <w:t xml:space="preserve"> </w:t>
+      </w:r>
+      <w:hyperlink r:id="rId32">
+        <w:r>
+          <w:rPr>
+            <w:rStyle w:val="Referenciaatema"/>
+          </w:rPr>
+          <w:t xml:space="preserve">[ver tema 4.B.9]</w:t>
+        </w:r>
+      </w:hyperlink>
       <w:r>
         <w:t xml:space="preserve">.</w:t>
       </w:r>
@@ -31195,33 +32387,39 @@
       <w:r>
         <w:t xml:space="preserve"> </w:t>
       </w:r>
-      <w:r>
-        <w:rPr>
-          <w:rStyle w:val="Referenciaatema"/>
-        </w:rPr>
-        <w:t xml:space="preserve">[ver tema 3.A.21]</w:t>
-      </w:r>
+      <w:hyperlink r:id="rId34">
+        <w:r>
+          <w:rPr>
+            <w:rStyle w:val="Referenciaatema"/>
+          </w:rPr>
+          <w:t xml:space="preserve">[ver tema 3.A.21]</w:t>
+        </w:r>
+      </w:hyperlink>
       <w:r>
         <w:t xml:space="preserve">, y para la relación entre equilibrio, eficiencia y fallos de mercado, la economía del bienestar</w:t>
       </w:r>
       <w:r>
         <w:t xml:space="preserve"> </w:t>
       </w:r>
-      <w:r>
-        <w:rPr>
-          <w:rStyle w:val="Referenciaatema"/>
-        </w:rPr>
-        <w:t xml:space="preserve">[ver tema 3.A.22]</w:t>
-      </w:r>
-      <w:r>
-        <w:t xml:space="preserve"> </w:t>
-      </w:r>
-      <w:r>
-        <w:rPr>
-          <w:rStyle w:val="Referenciaatema"/>
-        </w:rPr>
-        <w:t xml:space="preserve">[ver tema 3.A.23]</w:t>
-      </w:r>
+      <w:hyperlink r:id="rId29">
+        <w:r>
+          <w:rPr>
+            <w:rStyle w:val="Referenciaatema"/>
+          </w:rPr>
+          <w:t xml:space="preserve">[ver tema 3.A.22]</w:t>
+        </w:r>
+      </w:hyperlink>
+      <w:r>
+        <w:t xml:space="preserve"> </w:t>
+      </w:r>
+      <w:hyperlink r:id="rId148">
+        <w:r>
+          <w:rPr>
+            <w:rStyle w:val="Referenciaatema"/>
+          </w:rPr>
+          <w:t xml:space="preserve">[ver tema 3.A.23]</w:t>
+        </w:r>
+      </w:hyperlink>
       <w:r>
         <w:t xml:space="preserve">.</w:t>
       </w:r>
@@ -31239,54 +32437,64 @@
       <w:r>
         <w:t xml:space="preserve"> </w:t>
       </w:r>
-      <w:r>
-        <w:rPr>
-          <w:rStyle w:val="Referenciaatema"/>
-        </w:rPr>
-        <w:t xml:space="preserve">[ver tema 3.A.17]</w:t>
-      </w:r>
-      <w:r>
-        <w:t xml:space="preserve"> </w:t>
-      </w:r>
-      <w:r>
-        <w:rPr>
-          <w:rStyle w:val="Referenciaatema"/>
-        </w:rPr>
-        <w:t xml:space="preserve">[ver tema 3.A.18]</w:t>
-      </w:r>
-      <w:r>
-        <w:t xml:space="preserve"> </w:t>
-      </w:r>
-      <w:r>
-        <w:rPr>
-          <w:rStyle w:val="Referenciaatema"/>
-        </w:rPr>
-        <w:t xml:space="preserve">[ver tema 3.A.19]</w:t>
-      </w:r>
+      <w:hyperlink r:id="rId26">
+        <w:r>
+          <w:rPr>
+            <w:rStyle w:val="Referenciaatema"/>
+          </w:rPr>
+          <w:t xml:space="preserve">[ver tema 3.A.17]</w:t>
+        </w:r>
+      </w:hyperlink>
+      <w:r>
+        <w:t xml:space="preserve"> </w:t>
+      </w:r>
+      <w:hyperlink r:id="rId27">
+        <w:r>
+          <w:rPr>
+            <w:rStyle w:val="Referenciaatema"/>
+          </w:rPr>
+          <w:t xml:space="preserve">[ver tema 3.A.18]</w:t>
+        </w:r>
+      </w:hyperlink>
+      <w:r>
+        <w:t xml:space="preserve"> </w:t>
+      </w:r>
+      <w:hyperlink r:id="rId28">
+        <w:r>
+          <w:rPr>
+            <w:rStyle w:val="Referenciaatema"/>
+          </w:rPr>
+          <w:t xml:space="preserve">[ver tema 3.A.19]</w:t>
+        </w:r>
+      </w:hyperlink>
       <w:r>
         <w:t xml:space="preserve">; al levantar el de información perfecta (4), a la economía de la información</w:t>
       </w:r>
       <w:r>
         <w:t xml:space="preserve"> </w:t>
       </w:r>
-      <w:r>
-        <w:rPr>
-          <w:rStyle w:val="Referenciaatema"/>
-        </w:rPr>
-        <w:t xml:space="preserve">[ver tema 3.A.13]</w:t>
-      </w:r>
+      <w:hyperlink r:id="rId39">
+        <w:r>
+          <w:rPr>
+            <w:rStyle w:val="Referenciaatema"/>
+          </w:rPr>
+          <w:t xml:space="preserve">[ver tema 3.A.13]</w:t>
+        </w:r>
+      </w:hyperlink>
       <w:r>
         <w:t xml:space="preserve">, y la amenaza de entrada puede bastar para disciplinar a pocas empresas en los mercados impugnables</w:t>
       </w:r>
       <w:r>
         <w:t xml:space="preserve"> </w:t>
       </w:r>
-      <w:r>
-        <w:rPr>
-          <w:rStyle w:val="Referenciaatema"/>
-        </w:rPr>
-        <w:t xml:space="preserve">[ver tema 3.A.15]</w:t>
-      </w:r>
+      <w:hyperlink r:id="rId227">
+        <w:r>
+          <w:rPr>
+            <w:rStyle w:val="Referenciaatema"/>
+          </w:rPr>
+          <w:t xml:space="preserve">[ver tema 3.A.15]</w:t>
+        </w:r>
+      </w:hyperlink>
       <w:r>
         <w:t xml:space="preserve">.</w:t>
       </w:r>
@@ -31319,12 +32527,14 @@
       <w:r>
         <w:t xml:space="preserve"> </w:t>
       </w:r>
-      <w:r>
-        <w:rPr>
-          <w:rStyle w:val="Referenciaatema"/>
-        </w:rPr>
-        <w:t xml:space="preserve">[ver tema 3.A.6]</w:t>
-      </w:r>
+      <w:hyperlink r:id="rId129">
+        <w:r>
+          <w:rPr>
+            <w:rStyle w:val="Referenciaatema"/>
+          </w:rPr>
+          <w:t xml:space="preserve">[ver tema 3.A.6]</w:t>
+        </w:r>
+      </w:hyperlink>
       <w:r>
         <w:t xml:space="preserve">.</w:t>
       </w:r>
@@ -31363,7 +32573,7 @@
       <w:r>
         <w:t xml:space="preserve">(</w:t>
       </w:r>
-      <w:hyperlink w:anchor="ref-Hayek1948Meaning">
+      <w:hyperlink w:anchor="ref_Hayek1948Meaning">
         <w:r>
           <w:rPr>
             <w:rStyle w:val="Hyperlink"/>
@@ -31383,12 +32593,14 @@
       <w:r>
         <w:t xml:space="preserve"> </w:t>
       </w:r>
-      <w:r>
-        <w:rPr>
-          <w:rStyle w:val="Referenciaatema"/>
-        </w:rPr>
-        <w:t xml:space="preserve">[ver tema 3.A.3]</w:t>
-      </w:r>
+      <w:hyperlink r:id="rId35">
+        <w:r>
+          <w:rPr>
+            <w:rStyle w:val="Referenciaatema"/>
+          </w:rPr>
+          <w:t xml:space="preserve">[ver tema 3.A.3]</w:t>
+        </w:r>
+      </w:hyperlink>
       <w:r>
         <w:t xml:space="preserve">; y, sin beneficios extraordinarios duraderos, deja poco margen al incentivo a innovar que subrayó</w:t>
       </w:r>
@@ -31407,7 +32619,7 @@
       <w:r>
         <w:t xml:space="preserve">(</w:t>
       </w:r>
-      <w:hyperlink w:anchor="ref-Schumpeter1942Capitalism">
+      <w:hyperlink w:anchor="ref_Schumpeter1942Capitalism">
         <w:r>
           <w:rPr>
             <w:rStyle w:val="Hyperlink"/>
@@ -31457,8 +32669,8 @@
         </w:sectPr>
       </w:pPr>
     </w:p>
-    <w:bookmarkEnd w:id="185"/>
-    <w:bookmarkStart w:id="190" w:name="anexo:1tfeb"/>
+    <w:bookmarkEnd w:id="231"/>
+    <w:bookmarkStart w:id="236" w:name="anexo_1tfeb"/>
     <w:p>
       <w:pPr>
         <w:pStyle w:val="Heading1"/>
@@ -31478,7 +32690,21 @@
         <w:pStyle w:val="FirstParagraph"/>
       </w:pPr>
       <w:r>
-        <w:t xml:space="preserve">Este anexo demuestra, paso a paso, el resultado de II.2: con utilidad cuasilineal, los óptimos de</w:t>
+        <w:t xml:space="preserve">Este anexo demuestra, paso a paso, el resultado de</w:t>
+      </w:r>
+      <w:r>
+        <w:t xml:space="preserve"> </w:t>
+      </w:r>
+      <w:hyperlink w:anchor="sec_analisis_normativo_eficiencia">
+        <w:r>
+          <w:rPr>
+            <w:rStyle w:val="Hyperlink"/>
+          </w:rPr>
+          <w:t xml:space="preserve">II.2</w:t>
+        </w:r>
+      </w:hyperlink>
+      <w:r>
+        <w:t xml:space="preserve">: con utilidad cuasilineal, los óptimos de</w:t>
       </w:r>
       <w:r>
         <w:t xml:space="preserve"> </w:t>
@@ -31501,7 +32727,7 @@
       <w:r>
         <w:t xml:space="preserve">(</w:t>
       </w:r>
-      <w:hyperlink w:anchor="ref-MasColellWhinstonGreen1995">
+      <w:hyperlink w:anchor="ref_MasColellWhinstonGreen1995">
         <w:r>
           <w:rPr>
             <w:rStyle w:val="Hyperlink"/>
@@ -31639,7 +32865,7 @@
         <w:t xml:space="preserve">la dotación total de numerario, que se consume o se emplea en producir el bien.</w:t>
       </w:r>
     </w:p>
-    <w:bookmarkStart w:id="187" w:name="planteamiento"/>
+    <w:bookmarkStart w:id="233" w:name="planteamiento"/>
     <w:p>
       <w:pPr>
         <w:pStyle w:val="Heading4"/>
@@ -32379,11 +33605,11 @@
         <w:rPr>
           <w:rStyle w:val="FootnoteReference"/>
         </w:rPr>
-        <w:footnoteReference w:id="186"/>
-      </w:r>
-    </w:p>
-    <w:bookmarkEnd w:id="187"/>
-    <w:bookmarkStart w:id="188" w:name="demostración"/>
+        <w:footnoteReference w:id="232"/>
+      </w:r>
+    </w:p>
+    <w:bookmarkEnd w:id="233"/>
+    <w:bookmarkStart w:id="234" w:name="demostraci__n"/>
     <w:p>
       <w:pPr>
         <w:pStyle w:val="Heading4"/>
@@ -33452,7 +34678,18 @@
         </w:numPr>
       </w:pPr>
       <w:r>
-        <w:t xml:space="preserve">que es la maximización del excedente total (14) y no depende de los niveles</w:t>
+        <w:t xml:space="preserve">que es la maximización del excedente total (</w:t>
+      </w:r>
+      <w:hyperlink w:anchor="eq_max_et">
+        <w:r>
+          <w:rPr>
+            <w:rStyle w:val="Hyperlink"/>
+          </w:rPr>
+          <w:t xml:space="preserve">14</w:t>
+        </w:r>
+      </w:hyperlink>
+      <w:r>
+        <w:t xml:space="preserve">) y no depende de los niveles</w:t>
       </w:r>
       <w:r>
         <w:t xml:space="preserve"> </w:t>
@@ -34148,7 +35385,24 @@
         <w:t xml:space="preserve">Paso 4</w:t>
       </w:r>
       <w:r>
-        <w:t xml:space="preserve">: el equilibrio competitivo de I.2 cumple exactamente esas condiciones con</w:t>
+        <w:t xml:space="preserve">: el equilibrio competitivo de</w:t>
+      </w:r>
+      <w:r>
+        <w:t xml:space="preserve"> </w:t>
+      </w:r>
+      <w:hyperlink w:anchor="sec_modelo">
+        <w:r>
+          <w:rPr>
+            <w:rStyle w:val="Hyperlink"/>
+          </w:rPr>
+          <w:t xml:space="preserve">I.2</w:t>
+        </w:r>
+      </w:hyperlink>
+      <w:r>
+        <w:t xml:space="preserve"> </w:t>
+      </w:r>
+      <w:r>
+        <w:t xml:space="preserve">cumple exactamente esas condiciones con</w:t>
       </w:r>
       <w:r>
         <w:t xml:space="preserve"> </w:t>
@@ -34180,7 +35434,40 @@
         </m:sSup>
       </m:oMath>
       <w:r>
-        <w:t xml:space="preserve">: la del consumidor (3), con su caso de esquina; la de la empresa (6), y el vaciado (8). Por tanto, sus cantidades maximizan el excedente total y, con el reparto del numerario que resulte, la asignación es un óptimo de</w:t>
+        <w:t xml:space="preserve">: la del consumidor (</w:t>
+      </w:r>
+      <w:hyperlink w:anchor="eq_cpo_consumidor">
+        <w:r>
+          <w:rPr>
+            <w:rStyle w:val="Hyperlink"/>
+          </w:rPr>
+          <w:t xml:space="preserve">3</w:t>
+        </w:r>
+      </w:hyperlink>
+      <w:r>
+        <w:t xml:space="preserve">), con su caso de esquina; la de la empresa (</w:t>
+      </w:r>
+      <w:hyperlink w:anchor="eq_oferta_empresa">
+        <w:r>
+          <w:rPr>
+            <w:rStyle w:val="Hyperlink"/>
+          </w:rPr>
+          <w:t xml:space="preserve">6</w:t>
+        </w:r>
+      </w:hyperlink>
+      <w:r>
+        <w:t xml:space="preserve">), y el vaciado (</w:t>
+      </w:r>
+      <w:hyperlink w:anchor="eq_equilibrio">
+        <w:r>
+          <w:rPr>
+            <w:rStyle w:val="Hyperlink"/>
+          </w:rPr>
+          <w:t xml:space="preserve">8</w:t>
+        </w:r>
+      </w:hyperlink>
+      <w:r>
+        <w:t xml:space="preserve">). Por tanto, sus cantidades maximizan el excedente total y, con el reparto del numerario que resulte, la asignación es un óptimo de</w:t>
       </w:r>
       <w:r>
         <w:t xml:space="preserve"> </w:t>
@@ -34254,8 +35541,8 @@
         </m:r>
       </m:oMath>
     </w:p>
-    <w:bookmarkEnd w:id="188"/>
-    <w:bookmarkStart w:id="189" w:name="consecuencias"/>
+    <w:bookmarkEnd w:id="234"/>
+    <w:bookmarkStart w:id="235" w:name="consecuencias"/>
     <w:p>
       <w:pPr>
         <w:pStyle w:val="Heading4"/>
@@ -34312,9 +35599,9 @@
         <w:t xml:space="preserve">, porque los que ganan podrían compensar a los que pierden. Con utilidad cuasilineal, las fronteras de posibilidades de utilidad son rectas paralelas, y comparar 2 situaciones por su excedente total equivale a compararlas por sus fronteras: es la justificación del análisis coste-beneficio basado en excedentes.</w:t>
       </w:r>
     </w:p>
-    <w:bookmarkEnd w:id="189"/>
-    <w:bookmarkEnd w:id="190"/>
-    <w:bookmarkStart w:id="195" w:name="anexo:geometria"/>
+    <w:bookmarkEnd w:id="235"/>
+    <w:bookmarkEnd w:id="236"/>
+    <w:bookmarkStart w:id="241" w:name="anexo_geometria"/>
     <w:p>
       <w:pPr>
         <w:pStyle w:val="Heading1"/>
@@ -34340,12 +35627,14 @@
       <w:r>
         <w:t xml:space="preserve"> </w:t>
       </w:r>
-      <w:r>
-        <w:rPr>
-          <w:rStyle w:val="Referenciaatema"/>
-        </w:rPr>
-        <w:t xml:space="preserve">[ver tema 3.A.12]</w:t>
-      </w:r>
+      <w:hyperlink r:id="rId24">
+        <w:r>
+          <w:rPr>
+            <w:rStyle w:val="Referenciaatema"/>
+          </w:rPr>
+          <w:t xml:space="preserve">[ver tema 3.A.12]</w:t>
+        </w:r>
+      </w:hyperlink>
       <w:r>
         <w:t xml:space="preserve">. Con los precios de los factores fijos,</w:t>
       </w:r>
@@ -34649,7 +35938,18 @@
         </m:r>
       </m:oMath>
       <w:r>
-        <w:t xml:space="preserve">), con el coste marginal creciente, y solo si el precio cubre el coste medio que puede evitar (I.2). Según la forma de</w:t>
+        <w:t xml:space="preserve">), con el coste marginal creciente, y solo si el precio cubre el coste medio que puede evitar (</w:t>
+      </w:r>
+      <w:hyperlink w:anchor="sec_modelo">
+        <w:r>
+          <w:rPr>
+            <w:rStyle w:val="Hyperlink"/>
+          </w:rPr>
+          <w:t xml:space="preserve">I.2</w:t>
+        </w:r>
+      </w:hyperlink>
+      <w:r>
+        <w:t xml:space="preserve">). Según la forma de</w:t>
       </w:r>
       <w:r>
         <w:t xml:space="preserve"> </w:t>
@@ -34678,7 +35978,7 @@
       <w:r>
         <w:t xml:space="preserve">(</w:t>
       </w:r>
-      <w:hyperlink w:anchor="ref-MasColellWhinstonGreen1995">
+      <w:hyperlink w:anchor="ref_MasColellWhinstonGreen1995">
         <w:r>
           <w:rPr>
             <w:rStyle w:val="Hyperlink"/>
@@ -34750,7 +36050,18 @@
         <w:t xml:space="preserve"> </w:t>
       </w:r>
       <w:r>
-        <w:t xml:space="preserve">se distinguen 6 casos (gráfico 16, con la tecnología arriba y los costes y la oferta abajo):</w:t>
+        <w:t xml:space="preserve">se distinguen 6 casos (gráfico </w:t>
+      </w:r>
+      <w:hyperlink w:anchor="fig_geometria_costes">
+        <w:r>
+          <w:rPr>
+            <w:rStyle w:val="Hyperlink"/>
+          </w:rPr>
+          <w:t xml:space="preserve">16</w:t>
+        </w:r>
+      </w:hyperlink>
+      <w:r>
+        <w:t xml:space="preserve">, con la tecnología arriba y los costes y la oferta abajo):</w:t>
       </w:r>
     </w:p>
     <w:p>
@@ -34771,7 +36082,35 @@
         <w:t xml:space="preserve"> </w:t>
       </w:r>
       <w:r>
-        <w:t xml:space="preserve">(rendimientos decrecientes): la oferta es toda la curva de CMg; es el caso de los bloques I y II.</w:t>
+        <w:t xml:space="preserve">(rendimientos decrecientes): la oferta es toda la curva de CMg; es el caso de los bloques </w:t>
+      </w:r>
+      <w:hyperlink w:anchor="sec_construccion_modelo_obtencion">
+        <w:r>
+          <w:rPr>
+            <w:rStyle w:val="Hyperlink"/>
+          </w:rPr>
+          <w:t xml:space="preserve">I</w:t>
+        </w:r>
+      </w:hyperlink>
+      <w:r>
+        <w:t xml:space="preserve"> </w:t>
+      </w:r>
+      <w:r>
+        <w:t xml:space="preserve">y</w:t>
+      </w:r>
+      <w:r>
+        <w:t xml:space="preserve"> </w:t>
+      </w:r>
+      <w:hyperlink w:anchor="sec_estudio_equilibrio_competitivo">
+        <w:r>
+          <w:rPr>
+            <w:rStyle w:val="Hyperlink"/>
+          </w:rPr>
+          <w:t xml:space="preserve">II</w:t>
+        </w:r>
+      </w:hyperlink>
+      <w:r>
+        <w:t xml:space="preserve">.</w:t>
       </w:r>
     </w:p>
     <w:p>
@@ -34918,7 +36257,18 @@
         <w:t xml:space="preserve"> </w:t>
       </w:r>
       <w:r>
-        <w:t xml:space="preserve">(rendimientos crecientes y después decrecientes): la oferta es el tramo del CMg por encima del mínimo del CMe; por debajo, cero, con un salto en ese mínimo. Es el caso que da el tamaño de las empresas con libre entrada (III.3).</w:t>
+        <w:t xml:space="preserve">(rendimientos crecientes y después decrecientes): la oferta es el tramo del CMg por encima del mínimo del CMe; por debajo, cero, con un salto en ese mínimo. Es el caso que da el tamaño de las empresas con libre entrada (</w:t>
+      </w:r>
+      <w:hyperlink w:anchor="sec_largo_plazo_libre_entrada">
+        <w:r>
+          <w:rPr>
+            <w:rStyle w:val="Hyperlink"/>
+          </w:rPr>
+          <w:t xml:space="preserve">III.3</w:t>
+        </w:r>
+      </w:hyperlink>
+      <w:r>
+        <w:t xml:space="preserve">).</w:t>
       </w:r>
     </w:p>
     <w:p>
@@ -34993,12 +36343,14 @@
       <w:r>
         <w:t xml:space="preserve"> </w:t>
       </w:r>
-      <w:r>
-        <w:rPr>
-          <w:rStyle w:val="Referenciaatema"/>
-        </w:rPr>
-        <w:t xml:space="preserve">[ver tema 3.A.17]</w:t>
-      </w:r>
+      <w:hyperlink r:id="rId26">
+        <w:r>
+          <w:rPr>
+            <w:rStyle w:val="Referenciaatema"/>
+          </w:rPr>
+          <w:t xml:space="preserve">[ver tema 3.A.17]</w:t>
+        </w:r>
+      </w:hyperlink>
       <w:r>
         <w:t xml:space="preserve">.</w:t>
       </w:r>
@@ -35021,10 +36373,21 @@
         <w:t xml:space="preserve"> </w:t>
       </w:r>
       <w:r>
-        <w:t xml:space="preserve">(corto plazo): se paga aunque no se produzca, así que la decisión depende solo de los costes variables: la oferta es el CMg por encima del mínimo del CVMe, el mínimo de explotación (III.1).</w:t>
-      </w:r>
-    </w:p>
-    <w:bookmarkStart w:id="194" w:name="fig:geometria-costes"/>
+        <w:t xml:space="preserve">(corto plazo): se paga aunque no se produzca, así que la decisión depende solo de los costes variables: la oferta es el CMg por encima del mínimo del CVMe, el mínimo de explotación (</w:t>
+      </w:r>
+      <w:hyperlink w:anchor="sec_corto_plazo">
+        <w:r>
+          <w:rPr>
+            <w:rStyle w:val="Hyperlink"/>
+          </w:rPr>
+          <w:t xml:space="preserve">III.1</w:t>
+        </w:r>
+      </w:hyperlink>
+      <w:r>
+        <w:t xml:space="preserve">).</w:t>
+      </w:r>
+    </w:p>
+    <w:bookmarkStart w:id="240" w:name="fig_geometria_costes"/>
     <w:p>
       <w:pPr>
         <w:pStyle w:val="ImageCaption"/>
@@ -35048,18 +36411,18 @@
           <wp:inline>
             <wp:extent cx="5491480" cy="5468178"/>
             <wp:effectExtent b="0" l="0" r="0" t="0"/>
-            <wp:docPr descr="" title="" id="192" name="Picture"/>
+            <wp:docPr descr="" title="" id="238" name="Picture"/>
             <a:graphic>
               <a:graphicData uri="http://schemas.openxmlformats.org/drawingml/2006/picture">
                 <pic:pic>
                   <pic:nvPicPr>
-                    <pic:cNvPr descr="C:\Users\vgutierrez\Documents\src\victorgutierrezmarcos.github.io-revision\oposicion\temario\fuentes\3A16\graficos/geometria-costes.png" id="193" name="Picture"/>
+                    <pic:cNvPr descr="C:\Users\vgutierrez\Documents\src\victorgutierrezmarcos.github.io-revision\oposicion\temario\fuentes\3A16\graficos/geometria-costes.png" id="239" name="Picture"/>
                     <pic:cNvPicPr>
                       <a:picLocks noChangeArrowheads="1" noChangeAspect="1"/>
                     </pic:cNvPicPr>
                   </pic:nvPicPr>
                   <pic:blipFill>
-                    <a:blip r:embed="rId191"/>
+                    <a:blip r:embed="rId237"/>
                     <a:stretch>
                       <a:fillRect/>
                     </a:stretch>
@@ -35086,7 +36449,7 @@
         </w:drawing>
       </w:r>
     </w:p>
-    <w:bookmarkEnd w:id="194"/>
+    <w:bookmarkEnd w:id="240"/>
     <w:p>
       <w:pPr>
         <w:pStyle w:val="Piedeimagen"/>
@@ -35136,7 +36499,7 @@
       <w:r>
         <w:t xml:space="preserve">(</w:t>
       </w:r>
-      <w:hyperlink w:anchor="ref-MasColellWhinstonGreen1995">
+      <w:hyperlink w:anchor="ref_MasColellWhinstonGreen1995">
         <w:r>
           <w:rPr>
             <w:rStyle w:val="Hyperlink"/>
@@ -35151,8 +36514,8 @@
         <w:t xml:space="preserve">.</w:t>
       </w:r>
     </w:p>
-    <w:bookmarkEnd w:id="195"/>
-    <w:bookmarkStart w:id="200" w:name="anexo:controles"/>
+    <w:bookmarkEnd w:id="241"/>
+    <w:bookmarkStart w:id="246" w:name="anexo_controles"/>
     <w:p>
       <w:pPr>
         <w:pStyle w:val="Heading1"/>
@@ -35176,7 +36539,24 @@
         <w:t xml:space="preserve">Idea</w:t>
       </w:r>
       <w:r>
-        <w:t xml:space="preserve">: el equilibrio de I.2 supone que el precio puede moverse libremente. A menudo la autoridad limita los precios posibles, por presión de grupos de interés o por objetivos de reparto. Sea</w:t>
+        <w:t xml:space="preserve">: el equilibrio de</w:t>
+      </w:r>
+      <w:r>
+        <w:t xml:space="preserve"> </w:t>
+      </w:r>
+      <w:hyperlink w:anchor="sec_modelo">
+        <w:r>
+          <w:rPr>
+            <w:rStyle w:val="Hyperlink"/>
+          </w:rPr>
+          <w:t xml:space="preserve">I.2</w:t>
+        </w:r>
+      </w:hyperlink>
+      <w:r>
+        <w:t xml:space="preserve"> </w:t>
+      </w:r>
+      <w:r>
+        <w:t xml:space="preserve">supone que el precio puede moverse libremente. A menudo la autoridad limita los precios posibles, por presión de grupos de interés o por objetivos de reparto. Sea</w:t>
       </w:r>
       <w:r>
         <w:t xml:space="preserve"> </w:t>
@@ -35356,7 +36736,7 @@
       <w:r>
         <w:t xml:space="preserve">(</w:t>
       </w:r>
-      <w:hyperlink w:anchor="ref-RodriguezAlvarez2016Competencia">
+      <w:hyperlink w:anchor="ref_RodriguezAlvarez2016Competencia">
         <w:r>
           <w:rPr>
             <w:rStyle w:val="Hyperlink"/>
@@ -35929,7 +37309,18 @@
         <w:t xml:space="preserve"> </w:t>
       </w:r>
       <w:r>
-        <w:t xml:space="preserve">(gráfico 17).</w:t>
+        <w:t xml:space="preserve">(gráfico </w:t>
+      </w:r>
+      <w:hyperlink w:anchor="fig_controles_precios">
+        <w:r>
+          <w:rPr>
+            <w:rStyle w:val="Hyperlink"/>
+          </w:rPr>
+          <w:t xml:space="preserve">17</w:t>
+        </w:r>
+      </w:hyperlink>
+      <w:r>
+        <w:t xml:space="preserve">).</w:t>
       </w:r>
     </w:p>
     <w:p>
@@ -36003,7 +37394,18 @@
         </m:sSup>
       </m:oMath>
       <w:r>
-        <w:t xml:space="preserve">, que valían más de lo que costaban: un triángulo como el del impuesto (II.3.2);</w:t>
+        <w:t xml:space="preserve">, que valían más de lo que costaban: un triángulo como el del impuesto (</w:t>
+      </w:r>
+      <w:hyperlink w:anchor="sec_introduccion_impuesto">
+        <w:r>
+          <w:rPr>
+            <w:rStyle w:val="Hyperlink"/>
+          </w:rPr>
+          <w:t xml:space="preserve">II.3.2</w:t>
+        </w:r>
+      </w:hyperlink>
+      <w:r>
+        <w:t xml:space="preserve">);</w:t>
       </w:r>
     </w:p>
     <w:p>
@@ -36030,17 +37432,19 @@
       <w:r>
         <w:t xml:space="preserve"> </w:t>
       </w:r>
-      <w:r>
-        <w:rPr>
-          <w:rStyle w:val="Referenciaatema"/>
-        </w:rPr>
-        <w:t xml:space="preserve">[ver tema 3.B.38]</w:t>
-      </w:r>
+      <w:hyperlink r:id="rId104">
+        <w:r>
+          <w:rPr>
+            <w:rStyle w:val="Referenciaatema"/>
+          </w:rPr>
+          <w:t xml:space="preserve">[ver tema 3.B.38]</w:t>
+        </w:r>
+      </w:hyperlink>
       <w:r>
         <w:t xml:space="preserve">.</w:t>
       </w:r>
     </w:p>
-    <w:bookmarkStart w:id="199" w:name="fig:controles-precios"/>
+    <w:bookmarkStart w:id="245" w:name="fig_controles_precios"/>
     <w:p>
       <w:pPr>
         <w:pStyle w:val="ImageCaption"/>
@@ -36064,18 +37468,18 @@
           <wp:inline>
             <wp:extent cx="5299850" cy="2269179"/>
             <wp:effectExtent b="0" l="0" r="0" t="0"/>
-            <wp:docPr descr="" title="" id="197" name="Picture"/>
+            <wp:docPr descr="" title="" id="243" name="Picture"/>
             <a:graphic>
               <a:graphicData uri="http://schemas.openxmlformats.org/drawingml/2006/picture">
                 <pic:pic>
                   <pic:nvPicPr>
-                    <pic:cNvPr descr="C:\Users\vgutierrez\Documents\src\victorgutierrezmarcos.github.io-revision\oposicion\temario\fuentes\3A16\graficos/controles-precios.png" id="198" name="Picture"/>
+                    <pic:cNvPr descr="C:\Users\vgutierrez\Documents\src\victorgutierrezmarcos.github.io-revision\oposicion\temario\fuentes\3A16\graficos/controles-precios.png" id="244" name="Picture"/>
                     <pic:cNvPicPr>
                       <a:picLocks noChangeArrowheads="1" noChangeAspect="1"/>
                     </pic:cNvPicPr>
                   </pic:nvPicPr>
                   <pic:blipFill>
-                    <a:blip r:embed="rId196"/>
+                    <a:blip r:embed="rId242"/>
                     <a:stretch>
                       <a:fillRect/>
                     </a:stretch>
@@ -36102,7 +37506,7 @@
         </w:drawing>
       </w:r>
     </w:p>
-    <w:bookmarkEnd w:id="199"/>
+    <w:bookmarkEnd w:id="245"/>
     <w:p>
       <w:pPr>
         <w:pStyle w:val="Piedeimagen"/>
@@ -36125,7 +37529,7 @@
       <w:r>
         <w:t xml:space="preserve">(</w:t>
       </w:r>
-      <w:hyperlink w:anchor="ref-RodriguezAlvarez2016Competencia">
+      <w:hyperlink w:anchor="ref_RodriguezAlvarez2016Competencia">
         <w:r>
           <w:rPr>
             <w:rStyle w:val="Hyperlink"/>
@@ -36184,7 +37588,7 @@
       <w:r>
         <w:t xml:space="preserve">(</w:t>
       </w:r>
-      <w:hyperlink w:anchor="ref-MasColellWhinstonGreen1995">
+      <w:hyperlink w:anchor="ref_MasColellWhinstonGreen1995">
         <w:r>
           <w:rPr>
             <w:rStyle w:val="Hyperlink"/>
@@ -36199,8 +37603,8 @@
         <w:t xml:space="preserve">.</w:t>
       </w:r>
     </w:p>
-    <w:bookmarkEnd w:id="200"/>
-    <w:bookmarkStart w:id="202" w:name="anexo:parcial-general"/>
+    <w:bookmarkEnd w:id="246"/>
+    <w:bookmarkStart w:id="248" w:name="anexo_parcial_general"/>
     <w:p>
       <w:pPr>
         <w:pStyle w:val="Heading1"/>
@@ -36232,7 +37636,7 @@
       <w:r>
         <w:t xml:space="preserve">(</w:t>
       </w:r>
-      <w:hyperlink w:anchor="ref-MasColellWhinstonGreen1995">
+      <w:hyperlink w:anchor="ref_MasColellWhinstonGreen1995">
         <w:r>
           <w:rPr>
             <w:rStyle w:val="Hyperlink"/>
@@ -36548,7 +37952,18 @@
         <w:t xml:space="preserve"> </w:t>
       </w:r>
       <w:r>
-        <w:t xml:space="preserve">(I.2). Con los precios</w:t>
+        <w:t xml:space="preserve">(</w:t>
+      </w:r>
+      <w:hyperlink w:anchor="sec_modelo">
+        <w:r>
+          <w:rPr>
+            <w:rStyle w:val="Hyperlink"/>
+          </w:rPr>
+          <w:t xml:space="preserve">I.2</w:t>
+        </w:r>
+      </w:hyperlink>
+      <w:r>
+        <w:t xml:space="preserve">). Con los precios</w:t>
       </w:r>
       <w:r>
         <w:t xml:space="preserve"> </w:t>
@@ -37160,12 +38575,14 @@
       <w:r>
         <w:t xml:space="preserve"> </w:t>
       </w:r>
-      <w:r>
-        <w:rPr>
-          <w:rStyle w:val="Referenciaatema"/>
-        </w:rPr>
-        <w:t xml:space="preserve">[ver tema 3.A.21]</w:t>
-      </w:r>
+      <w:hyperlink r:id="rId34">
+        <w:r>
+          <w:rPr>
+            <w:rStyle w:val="Referenciaatema"/>
+          </w:rPr>
+          <w:t xml:space="preserve">[ver tema 3.A.21]</w:t>
+        </w:r>
+      </w:hyperlink>
       <w:r>
         <w:t xml:space="preserve">.</w:t>
       </w:r>
@@ -37185,7 +38602,21 @@
         <w:t xml:space="preserve">El papel de la cuasilinealidad</w:t>
       </w:r>
       <w:r>
-        <w:t xml:space="preserve">: la demanda del bien no depende de la renta, así que el reparto de las dotaciones y de los beneficios no afecta al mercado del bien. Su equilibrio se obtiene igual que en I.2, y el equilibrio parcial coincide con el general.</w:t>
+        <w:t xml:space="preserve">: la demanda del bien no depende de la renta, así que el reparto de las dotaciones y de los beneficios no afecta al mercado del bien. Su equilibrio se obtiene igual que en</w:t>
+      </w:r>
+      <w:r>
+        <w:t xml:space="preserve"> </w:t>
+      </w:r>
+      <w:hyperlink w:anchor="sec_modelo">
+        <w:r>
+          <w:rPr>
+            <w:rStyle w:val="Hyperlink"/>
+          </w:rPr>
+          <w:t xml:space="preserve">I.2</w:t>
+        </w:r>
+      </w:hyperlink>
+      <w:r>
+        <w:t xml:space="preserve">, y el equilibrio parcial coincide con el general.</w:t>
       </w:r>
     </w:p>
     <w:p>
@@ -37208,17 +38639,19 @@
       <w:r>
         <w:t xml:space="preserve"> </w:t>
       </w:r>
-      <w:r>
-        <w:rPr>
-          <w:rStyle w:val="Referenciaatema"/>
-        </w:rPr>
-        <w:t xml:space="preserve">[ver tema 3.A.21]</w:t>
-      </w:r>
+      <w:hyperlink r:id="rId34">
+        <w:r>
+          <w:rPr>
+            <w:rStyle w:val="Referenciaatema"/>
+          </w:rPr>
+          <w:t xml:space="preserve">[ver tema 3.A.21]</w:t>
+        </w:r>
+      </w:hyperlink>
       <w:r>
         <w:t xml:space="preserve">.</w:t>
       </w:r>
     </w:p>
-    <w:bookmarkStart w:id="201" w:name="qué-estudia-cada-tema-del-bloque"/>
+    <w:bookmarkStart w:id="247" w:name="qu___estudia_cada_tema_del_bloque"/>
     <w:p>
       <w:pPr>
         <w:pStyle w:val="Heading4"/>
@@ -37262,12 +38695,14 @@
       <w:r>
         <w:t xml:space="preserve"> </w:t>
       </w:r>
-      <w:r>
-        <w:rPr>
-          <w:rStyle w:val="Referenciaatema"/>
-        </w:rPr>
-        <w:t xml:space="preserve">[ver tema 3.A.21]</w:t>
-      </w:r>
+      <w:hyperlink r:id="rId34">
+        <w:r>
+          <w:rPr>
+            <w:rStyle w:val="Referenciaatema"/>
+          </w:rPr>
+          <w:t xml:space="preserve">[ver tema 3.A.21]</w:t>
+        </w:r>
+      </w:hyperlink>
       <w:r>
         <w:t xml:space="preserve">: la competencia perfecta en todos los mercados a la vez, como un sistema de ecuaciones simultáneas: excesos de demanda, ley de</w:t>
       </w:r>
@@ -37301,12 +38736,14 @@
       <w:r>
         <w:t xml:space="preserve"> </w:t>
       </w:r>
-      <w:r>
-        <w:rPr>
-          <w:rStyle w:val="Referenciaatema"/>
-        </w:rPr>
-        <w:t xml:space="preserve">[ver tema 3.A.22]</w:t>
-      </w:r>
+      <w:hyperlink r:id="rId29">
+        <w:r>
+          <w:rPr>
+            <w:rStyle w:val="Referenciaatema"/>
+          </w:rPr>
+          <w:t xml:space="preserve">[ver tema 3.A.22]</w:t>
+        </w:r>
+      </w:hyperlink>
       <w:r>
         <w:t xml:space="preserve">: el óptimo de</w:t>
       </w:r>
@@ -37356,12 +38793,14 @@
       <w:r>
         <w:t xml:space="preserve"> </w:t>
       </w:r>
-      <w:r>
-        <w:rPr>
-          <w:rStyle w:val="Referenciaatema"/>
-        </w:rPr>
-        <w:t xml:space="preserve">[ver tema 3.A.23]</w:t>
-      </w:r>
+      <w:hyperlink r:id="rId148">
+        <w:r>
+          <w:rPr>
+            <w:rStyle w:val="Referenciaatema"/>
+          </w:rPr>
+          <w:t xml:space="preserve">[ver tema 3.A.23]</w:t>
+        </w:r>
+      </w:hyperlink>
       <w:r>
         <w:t xml:space="preserve">: cuando hay externalidades o bienes públicos, el equilibrio competitivo deja de ser eficiente.</w:t>
       </w:r>
@@ -37383,19 +38822,21 @@
       <w:r>
         <w:t xml:space="preserve"> </w:t>
       </w:r>
-      <w:r>
-        <w:rPr>
-          <w:rStyle w:val="Referenciaatema"/>
-        </w:rPr>
-        <w:t xml:space="preserve">[ver tema 3.A.24]</w:t>
-      </w:r>
+      <w:hyperlink r:id="rId134">
+        <w:r>
+          <w:rPr>
+            <w:rStyle w:val="Referenciaatema"/>
+          </w:rPr>
+          <w:t xml:space="preserve">[ver tema 3.A.24]</w:t>
+        </w:r>
+      </w:hyperlink>
       <w:r>
         <w:t xml:space="preserve">: el óptimo que maximiza el bienestar social no tiene por qué coincidir con el que alcanza el mercado; elegir entre óptimos exige juicios de valor y es materia de la elección colectiva.</w:t>
       </w:r>
     </w:p>
-    <w:bookmarkEnd w:id="201"/>
-    <w:bookmarkEnd w:id="202"/>
-    <w:bookmarkStart w:id="211" w:name="anexo:telarana"/>
+    <w:bookmarkEnd w:id="247"/>
+    <w:bookmarkEnd w:id="248"/>
+    <w:bookmarkStart w:id="258" w:name="anexo_telarana"/>
     <w:p>
       <w:pPr>
         <w:pStyle w:val="Heading1"/>
@@ -37409,7 +38850,24 @@
         <w:pStyle w:val="FirstParagraph"/>
       </w:pPr>
       <w:r>
-        <w:t xml:space="preserve">Este anexo desarrolla el modelo de II.1.3 con curvas lineales y 3 formas de formar las expectativas, y el caso no lineal del ciclo límite. La demanda es</w:t>
+        <w:t xml:space="preserve">Este anexo desarrolla el modelo de</w:t>
+      </w:r>
+      <w:r>
+        <w:t xml:space="preserve"> </w:t>
+      </w:r>
+      <w:hyperlink w:anchor="sec_estabilidad_dinamicas_ajuste">
+        <w:r>
+          <w:rPr>
+            <w:rStyle w:val="Hyperlink"/>
+          </w:rPr>
+          <w:t xml:space="preserve">II.1.3</w:t>
+        </w:r>
+      </w:hyperlink>
+      <w:r>
+        <w:t xml:space="preserve"> </w:t>
+      </w:r>
+      <w:r>
+        <w:t xml:space="preserve">con curvas lineales y 3 formas de formar las expectativas, y el caso no lineal del ciclo límite. La demanda es</w:t>
       </w:r>
       <w:r>
         <w:t xml:space="preserve"> </w:t>
@@ -37766,6 +39224,11 @@
       <w:r>
         <w:t xml:space="preserve">:</w:t>
       </w:r>
+      <w:r>
+        <w:t xml:space="preserve"> </w:t>
+      </w:r>
+      <w:bookmarkStart w:id="249" w:name="eq_precio_telarana"/>
+      <w:bookmarkEnd w:id="249"/>
     </w:p>
     <w:p>
       <w:pPr>
@@ -38100,7 +39563,7 @@
         <w:t xml:space="preserve">.</w:t>
       </w:r>
     </w:p>
-    <w:bookmarkStart w:id="203" w:name="e.1.-expectativas-ingenuas"/>
+    <w:bookmarkStart w:id="250" w:name="anexo_expectativas_ingenuas"/>
     <w:p>
       <w:pPr>
         <w:pStyle w:val="Heading2"/>
@@ -38169,7 +39632,18 @@
         </m:sSub>
       </m:oMath>
       <w:r>
-        <w:t xml:space="preserve">, restando a (23) la misma ecuación en el estado estacionario,</w:t>
+        <w:t xml:space="preserve">, restando a (</w:t>
+      </w:r>
+      <w:hyperlink w:anchor="eq_precio_telarana">
+        <w:r>
+          <w:rPr>
+            <w:rStyle w:val="Hyperlink"/>
+          </w:rPr>
+          <w:t xml:space="preserve">23</w:t>
+        </w:r>
+      </w:hyperlink>
+      <w:r>
+        <w:t xml:space="preserve">) la misma ecuación en el estado estacionario,</w:t>
       </w:r>
       <w:r>
         <w:t xml:space="preserve"> </w:t>
@@ -39418,8 +40892,8 @@
         </m:r>
       </m:oMath>
     </w:p>
-    <w:bookmarkEnd w:id="203"/>
-    <w:bookmarkStart w:id="204" w:name="e.2.-expectativas-adaptativas"/>
+    <w:bookmarkEnd w:id="250"/>
+    <w:bookmarkStart w:id="251" w:name="anexo_expectativas_adaptativas"/>
     <w:p>
       <w:pPr>
         <w:pStyle w:val="Heading2"/>
@@ -39602,7 +41076,7 @@
       <w:r>
         <w:t xml:space="preserve">(</w:t>
       </w:r>
-      <w:hyperlink w:anchor="ref-Nerlove1958Adaptive">
+      <w:hyperlink w:anchor="ref_Nerlove1958Adaptive">
         <w:r>
           <w:rPr>
             <w:rStyle w:val="Hyperlink"/>
@@ -39673,7 +41147,18 @@
         <w:t xml:space="preserve"> </w:t>
       </w:r>
       <w:r>
-        <w:t xml:space="preserve">por (23) en</w:t>
+        <w:t xml:space="preserve">por (</w:t>
+      </w:r>
+      <w:hyperlink w:anchor="eq_precio_telarana">
+        <w:r>
+          <w:rPr>
+            <w:rStyle w:val="Hyperlink"/>
+          </w:rPr>
+          <w:t xml:space="preserve">23</w:t>
+        </w:r>
+      </w:hyperlink>
+      <w:r>
+        <w:t xml:space="preserve">) en</w:t>
       </w:r>
       <w:r>
         <w:t xml:space="preserve"> </w:t>
@@ -40628,7 +42113,18 @@
         </m:r>
       </m:oMath>
       <w:r>
-        <w:t xml:space="preserve">, la convergencia es monótona, sin oscilaciones. El precio sigue a la expectativa por (23).</w:t>
+        <w:t xml:space="preserve">, la convergencia es monótona, sin oscilaciones. El precio sigue a la expectativa por (</w:t>
+      </w:r>
+      <w:hyperlink w:anchor="eq_precio_telarana">
+        <w:r>
+          <w:rPr>
+            <w:rStyle w:val="Hyperlink"/>
+          </w:rPr>
+          <w:t xml:space="preserve">23</w:t>
+        </w:r>
+      </w:hyperlink>
+      <w:r>
+        <w:t xml:space="preserve">).</w:t>
       </w:r>
     </w:p>
     <w:p>
@@ -40644,8 +42140,8 @@
         </m:r>
       </m:oMath>
     </w:p>
-    <w:bookmarkEnd w:id="204"/>
-    <w:bookmarkStart w:id="205" w:name="e.3.-expectativas-racionales"/>
+    <w:bookmarkEnd w:id="251"/>
+    <w:bookmarkStart w:id="252" w:name="anexo_expectativas_racionales"/>
     <w:p>
       <w:pPr>
         <w:pStyle w:val="Heading2"/>
@@ -40898,7 +42394,7 @@
       <w:r>
         <w:t xml:space="preserve">(</w:t>
       </w:r>
-      <w:hyperlink w:anchor="ref-Muth1961Rational">
+      <w:hyperlink w:anchor="ref_Muth1961Rational">
         <w:r>
           <w:rPr>
             <w:rStyle w:val="Hyperlink"/>
@@ -41445,12 +42941,14 @@
       <w:r>
         <w:t xml:space="preserve"> </w:t>
       </w:r>
-      <w:r>
-        <w:rPr>
-          <w:rStyle w:val="Referenciaatema"/>
-        </w:rPr>
-        <w:t xml:space="preserve">[ver tema 3.A.6]</w:t>
-      </w:r>
+      <w:hyperlink r:id="rId129">
+        <w:r>
+          <w:rPr>
+            <w:rStyle w:val="Referenciaatema"/>
+          </w:rPr>
+          <w:t xml:space="preserve">[ver tema 3.A.6]</w:t>
+        </w:r>
+      </w:hyperlink>
       <w:r>
         <w:t xml:space="preserve">.</w:t>
       </w:r>
@@ -41468,8 +42966,8 @@
         </m:r>
       </m:oMath>
     </w:p>
-    <w:bookmarkEnd w:id="205"/>
-    <w:bookmarkStart w:id="210" w:name="e.4.-curvas-no-lineales-el-ciclo-límite"/>
+    <w:bookmarkEnd w:id="252"/>
+    <w:bookmarkStart w:id="257" w:name="anexo_curvas_no_lineales"/>
     <w:p>
       <w:pPr>
         <w:pStyle w:val="Heading2"/>
@@ -41510,10 +43008,21 @@
         <w:t xml:space="preserve">ciclo límite</w:t>
       </w:r>
       <w:r>
-        <w:t xml:space="preserve">: el precio y la cantidad acaban oscilando con una amplitud constante, que no depende del punto de partida (gráfico 18).</w:t>
-      </w:r>
-    </w:p>
-    <w:bookmarkStart w:id="209" w:name="fig:telarana-ciclo-limite"/>
+        <w:t xml:space="preserve">: el precio y la cantidad acaban oscilando con una amplitud constante, que no depende del punto de partida (gráfico </w:t>
+      </w:r>
+      <w:hyperlink w:anchor="fig_telarana_ciclo_limite">
+        <w:r>
+          <w:rPr>
+            <w:rStyle w:val="Hyperlink"/>
+          </w:rPr>
+          <w:t xml:space="preserve">18</w:t>
+        </w:r>
+      </w:hyperlink>
+      <w:r>
+        <w:t xml:space="preserve">).</w:t>
+      </w:r>
+    </w:p>
+    <w:bookmarkStart w:id="256" w:name="fig_telarana_ciclo_limite"/>
     <w:p>
       <w:pPr>
         <w:pStyle w:val="ImageCaption"/>
@@ -41537,18 +43046,18 @@
           <wp:inline>
             <wp:extent cx="2486311" cy="2052048"/>
             <wp:effectExtent b="0" l="0" r="0" t="0"/>
-            <wp:docPr descr="" title="" id="207" name="Picture"/>
+            <wp:docPr descr="" title="" id="254" name="Picture"/>
             <a:graphic>
               <a:graphicData uri="http://schemas.openxmlformats.org/drawingml/2006/picture">
                 <pic:pic>
                   <pic:nvPicPr>
-                    <pic:cNvPr descr="C:\Users\vgutierrez\Documents\src\victorgutierrezmarcos.github.io-revision\oposicion\temario\fuentes\3A16\graficos/telarana-ciclo-limite.png" id="208" name="Picture"/>
+                    <pic:cNvPr descr="C:\Users\vgutierrez\Documents\src\victorgutierrezmarcos.github.io-revision\oposicion\temario\fuentes\3A16\graficos/telarana-ciclo-limite.png" id="255" name="Picture"/>
                     <pic:cNvPicPr>
                       <a:picLocks noChangeArrowheads="1" noChangeAspect="1"/>
                     </pic:cNvPicPr>
                   </pic:nvPicPr>
                   <pic:blipFill>
-                    <a:blip r:embed="rId206"/>
+                    <a:blip r:embed="rId253"/>
                     <a:stretch>
                       <a:fillRect/>
                     </a:stretch>
@@ -41575,7 +43084,7 @@
         </w:drawing>
       </w:r>
     </w:p>
-    <w:bookmarkEnd w:id="209"/>
+    <w:bookmarkEnd w:id="256"/>
     <w:p>
       <w:pPr>
         <w:pStyle w:val="Piedeimagen"/>
@@ -41598,7 +43107,7 @@
       <w:r>
         <w:t xml:space="preserve">(</w:t>
       </w:r>
-      <w:hyperlink w:anchor="ref-Ezekiel1938Cobweb">
+      <w:hyperlink w:anchor="ref_Ezekiel1938Cobweb">
         <w:r>
           <w:rPr>
             <w:rStyle w:val="Hyperlink"/>
@@ -41613,9 +43122,9 @@
         <w:t xml:space="preserve">.</w:t>
       </w:r>
     </w:p>
-    <w:bookmarkEnd w:id="210"/>
-    <w:bookmarkEnd w:id="211"/>
-    <w:bookmarkStart w:id="214" w:name="anexo:test"/>
+    <w:bookmarkEnd w:id="257"/>
+    <w:bookmarkEnd w:id="258"/>
+    <w:bookmarkStart w:id="261" w:name="anexo_test"/>
     <w:p>
       <w:pPr>
         <w:pStyle w:val="Heading1"/>
@@ -41634,7 +43143,7 @@
       <w:r>
         <w:t xml:space="preserve"> </w:t>
       </w:r>
-      <w:hyperlink r:id="rId212">
+      <w:hyperlink r:id="rId259">
         <w:r>
           <w:rPr>
             <w:rStyle w:val="Hyperlink"/>
@@ -42443,7 +43952,7 @@
         <w:t xml:space="preserve">(1890) sistematiza el equilibrio parcial.</w:t>
       </w:r>
     </w:p>
-    <w:bookmarkStart w:id="213" w:name="preguntas-probables-del-tribunal"/>
+    <w:bookmarkStart w:id="260" w:name="preguntas_probables_del_tribunal"/>
     <w:p>
       <w:pPr>
         <w:pStyle w:val="Heading4"/>
@@ -42581,9 +44090,9 @@
         </w:sectPr>
       </w:pPr>
     </w:p>
-    <w:bookmarkEnd w:id="213"/>
-    <w:bookmarkEnd w:id="214"/>
-    <w:bookmarkStart w:id="294" w:name="bibliography"/>
+    <w:bookmarkEnd w:id="260"/>
+    <w:bookmarkEnd w:id="261"/>
+    <w:bookmarkStart w:id="341" w:name="bibliography"/>
     <w:p>
       <w:pPr>
         <w:pStyle w:val="Heading1"/>
@@ -42592,8 +44101,8 @@
         <w:t xml:space="preserve">Bibliografía</w:t>
       </w:r>
     </w:p>
-    <w:bookmarkStart w:id="293" w:name="refs"/>
-    <w:bookmarkStart w:id="215" w:name="ref-Arrow1951Extension"/>
+    <w:bookmarkStart w:id="340" w:name="refs"/>
+    <w:bookmarkStart w:id="262" w:name="ref_Arrow1951Extension"/>
     <w:p>
       <w:pPr>
         <w:pStyle w:val="Bibliography"/>
@@ -42624,8 +44133,8 @@
         <w:t xml:space="preserve">, editado por Jerzy Neyman, 507-32. Berkeley: University of California Press.</w:t>
       </w:r>
     </w:p>
-    <w:bookmarkEnd w:id="215"/>
-    <w:bookmarkStart w:id="216" w:name="ref-Azpilcueta1556Cambios"/>
+    <w:bookmarkEnd w:id="262"/>
+    <w:bookmarkStart w:id="263" w:name="ref_Azpilcueta1556Cambios"/>
     <w:p>
       <w:pPr>
         <w:pStyle w:val="Bibliography"/>
@@ -42647,8 +44156,8 @@
         <w:t xml:space="preserve">. Salamanca.</w:t>
       </w:r>
     </w:p>
-    <w:bookmarkEnd w:id="216"/>
-    <w:bookmarkStart w:id="218" w:name="ref-Becker1965Allocation"/>
+    <w:bookmarkEnd w:id="263"/>
+    <w:bookmarkStart w:id="265" w:name="ref_Becker1965Allocation"/>
     <w:p>
       <w:pPr>
         <w:pStyle w:val="Bibliography"/>
@@ -42684,7 +44193,7 @@
       <w:r>
         <w:t xml:space="preserve"> </w:t>
       </w:r>
-      <w:hyperlink r:id="rId217">
+      <w:hyperlink r:id="rId264">
         <w:r>
           <w:rPr>
             <w:rStyle w:val="Hyperlink"/>
@@ -42696,8 +44205,8 @@
         <w:t xml:space="preserve">.</w:t>
       </w:r>
     </w:p>
-    <w:bookmarkEnd w:id="218"/>
-    <w:bookmarkStart w:id="219" w:name="ref-Bodin1568Reponse"/>
+    <w:bookmarkEnd w:id="265"/>
+    <w:bookmarkStart w:id="266" w:name="ref_Bodin1568Reponse"/>
     <w:p>
       <w:pPr>
         <w:pStyle w:val="Bibliography"/>
@@ -42719,8 +44228,8 @@
         <w:t xml:space="preserve">. París.</w:t>
       </w:r>
     </w:p>
-    <w:bookmarkEnd w:id="219"/>
-    <w:bookmarkStart w:id="220" w:name="ref-Bolzano1817Beweis"/>
+    <w:bookmarkEnd w:id="266"/>
+    <w:bookmarkStart w:id="267" w:name="ref_Bolzano1817Beweis"/>
     <w:p>
       <w:pPr>
         <w:pStyle w:val="Bibliography"/>
@@ -42742,8 +44251,8 @@
         <w:t xml:space="preserve">. Praga: Gottlieb Haase.</w:t>
       </w:r>
     </w:p>
-    <w:bookmarkEnd w:id="220"/>
-    <w:bookmarkStart w:id="222" w:name="ref-Campante2021Advanced"/>
+    <w:bookmarkEnd w:id="267"/>
+    <w:bookmarkStart w:id="269" w:name="ref_Campante2021Advanced"/>
     <w:p>
       <w:pPr>
         <w:pStyle w:val="Bibliography"/>
@@ -42767,7 +44276,7 @@
       <w:r>
         <w:t xml:space="preserve"> </w:t>
       </w:r>
-      <w:hyperlink r:id="rId221">
+      <w:hyperlink r:id="rId268">
         <w:r>
           <w:rPr>
             <w:rStyle w:val="Hyperlink"/>
@@ -42779,8 +44288,8 @@
         <w:t xml:space="preserve">.</w:t>
       </w:r>
     </w:p>
-    <w:bookmarkEnd w:id="222"/>
-    <w:bookmarkStart w:id="223" w:name="ref-Clark1899Distribution"/>
+    <w:bookmarkEnd w:id="269"/>
+    <w:bookmarkStart w:id="270" w:name="ref_Clark1899Distribution"/>
     <w:p>
       <w:pPr>
         <w:pStyle w:val="Bibliography"/>
@@ -42802,8 +44311,8 @@
         <w:t xml:space="preserve">. Nueva York: Macmillan.</w:t>
       </w:r>
     </w:p>
-    <w:bookmarkEnd w:id="223"/>
-    <w:bookmarkStart w:id="225" w:name="ref-CE2026AceitePrecios"/>
+    <w:bookmarkEnd w:id="270"/>
+    <w:bookmarkStart w:id="272" w:name="ref_CE2026AceitePrecios"/>
     <w:p>
       <w:pPr>
         <w:pStyle w:val="Bibliography"/>
@@ -42823,7 +44332,7 @@
       <w:r>
         <w:t xml:space="preserve"> </w:t>
       </w:r>
-      <w:hyperlink r:id="rId224">
+      <w:hyperlink r:id="rId271">
         <w:r>
           <w:rPr>
             <w:rStyle w:val="Hyperlink"/>
@@ -42835,8 +44344,8 @@
         <w:t xml:space="preserve">.</w:t>
       </w:r>
     </w:p>
-    <w:bookmarkEnd w:id="225"/>
-    <w:bookmarkStart w:id="227" w:name="ref-CE2026AceiteProduccion"/>
+    <w:bookmarkEnd w:id="272"/>
+    <w:bookmarkStart w:id="274" w:name="ref_CE2026AceiteProduccion"/>
     <w:p>
       <w:pPr>
         <w:pStyle w:val="Bibliography"/>
@@ -42856,7 +44365,7 @@
       <w:r>
         <w:t xml:space="preserve"> </w:t>
       </w:r>
-      <w:hyperlink r:id="rId226">
+      <w:hyperlink r:id="rId273">
         <w:r>
           <w:rPr>
             <w:rStyle w:val="Hyperlink"/>
@@ -42868,8 +44377,8 @@
         <w:t xml:space="preserve">.</w:t>
       </w:r>
     </w:p>
-    <w:bookmarkEnd w:id="227"/>
-    <w:bookmarkStart w:id="228" w:name="ref-Cournot1838Recherches"/>
+    <w:bookmarkEnd w:id="274"/>
+    <w:bookmarkStart w:id="275" w:name="ref_Cournot1838Recherches"/>
     <w:p>
       <w:pPr>
         <w:pStyle w:val="Bibliography"/>
@@ -42891,8 +44400,8 @@
         <w:t xml:space="preserve">. París: Hachette.</w:t>
       </w:r>
     </w:p>
-    <w:bookmarkEnd w:id="228"/>
-    <w:bookmarkStart w:id="229" w:name="ref-Dalton1922Principles"/>
+    <w:bookmarkEnd w:id="275"/>
+    <w:bookmarkStart w:id="276" w:name="ref_Dalton1922Principles"/>
     <w:p>
       <w:pPr>
         <w:pStyle w:val="Bibliography"/>
@@ -42914,8 +44423,8 @@
         <w:t xml:space="preserve">. Londres: George Routledge; Sons.</w:t>
       </w:r>
     </w:p>
-    <w:bookmarkEnd w:id="229"/>
-    <w:bookmarkStart w:id="231" w:name="ref-DeVroey2016History"/>
+    <w:bookmarkEnd w:id="276"/>
+    <w:bookmarkStart w:id="278" w:name="ref_DeVroey2016History"/>
     <w:p>
       <w:pPr>
         <w:pStyle w:val="Bibliography"/>
@@ -42939,7 +44448,7 @@
       <w:r>
         <w:t xml:space="preserve"> </w:t>
       </w:r>
-      <w:hyperlink r:id="rId230">
+      <w:hyperlink r:id="rId277">
         <w:r>
           <w:rPr>
             <w:rStyle w:val="Hyperlink"/>
@@ -42951,8 +44460,8 @@
         <w:t xml:space="preserve">.</w:t>
       </w:r>
     </w:p>
-    <w:bookmarkEnd w:id="231"/>
-    <w:bookmarkStart w:id="233" w:name="ref-Debreu1951Coefficient"/>
+    <w:bookmarkEnd w:id="278"/>
+    <w:bookmarkStart w:id="280" w:name="ref_Debreu1951Coefficient"/>
     <w:p>
       <w:pPr>
         <w:pStyle w:val="Bibliography"/>
@@ -42988,7 +44497,7 @@
       <w:r>
         <w:t xml:space="preserve"> </w:t>
       </w:r>
-      <w:hyperlink r:id="rId232">
+      <w:hyperlink r:id="rId279">
         <w:r>
           <w:rPr>
             <w:rStyle w:val="Hyperlink"/>
@@ -43000,8 +44509,8 @@
         <w:t xml:space="preserve">.</w:t>
       </w:r>
     </w:p>
-    <w:bookmarkEnd w:id="233"/>
-    <w:bookmarkStart w:id="234" w:name="ref-Dupuit1844Mesure"/>
+    <w:bookmarkEnd w:id="280"/>
+    <w:bookmarkStart w:id="281" w:name="ref_Dupuit1844Mesure"/>
     <w:p>
       <w:pPr>
         <w:pStyle w:val="Bibliography"/>
@@ -43032,8 +44541,8 @@
         <w:t xml:space="preserve">, 2.ª época, 8: 332-75.</w:t>
       </w:r>
     </w:p>
-    <w:bookmarkEnd w:id="234"/>
-    <w:bookmarkStart w:id="235" w:name="ref-EkelundHebert2013History"/>
+    <w:bookmarkEnd w:id="281"/>
+    <w:bookmarkStart w:id="282" w:name="ref_EkelundHebert2013History"/>
     <w:p>
       <w:pPr>
         <w:pStyle w:val="Bibliography"/>
@@ -43055,8 +44564,8 @@
         <w:t xml:space="preserve">. 6.ª ed. Long Grove (Illinois): Waveland Press.</w:t>
       </w:r>
     </w:p>
-    <w:bookmarkEnd w:id="235"/>
-    <w:bookmarkStart w:id="237" w:name="ref-Ezekiel1938Cobweb"/>
+    <w:bookmarkEnd w:id="282"/>
+    <w:bookmarkStart w:id="284" w:name="ref_Ezekiel1938Cobweb"/>
     <w:p>
       <w:pPr>
         <w:pStyle w:val="Bibliography"/>
@@ -43092,7 +44601,7 @@
       <w:r>
         <w:t xml:space="preserve"> </w:t>
       </w:r>
-      <w:hyperlink r:id="rId236">
+      <w:hyperlink r:id="rId283">
         <w:r>
           <w:rPr>
             <w:rStyle w:val="Hyperlink"/>
@@ -43104,8 +44613,8 @@
         <w:t xml:space="preserve">.</w:t>
       </w:r>
     </w:p>
-    <w:bookmarkEnd w:id="237"/>
-    <w:bookmarkStart w:id="239" w:name="ref-Gorman1953Community"/>
+    <w:bookmarkEnd w:id="284"/>
+    <w:bookmarkStart w:id="286" w:name="ref_Gorman1953Community"/>
     <w:p>
       <w:pPr>
         <w:pStyle w:val="Bibliography"/>
@@ -43141,7 +44650,7 @@
       <w:r>
         <w:t xml:space="preserve"> </w:t>
       </w:r>
-      <w:hyperlink r:id="rId238">
+      <w:hyperlink r:id="rId285">
         <w:r>
           <w:rPr>
             <w:rStyle w:val="Hyperlink"/>
@@ -43153,8 +44662,8 @@
         <w:t xml:space="preserve">.</w:t>
       </w:r>
     </w:p>
-    <w:bookmarkEnd w:id="239"/>
-    <w:bookmarkStart w:id="241" w:name="ref-Gorman1961Class"/>
+    <w:bookmarkEnd w:id="286"/>
+    <w:bookmarkStart w:id="288" w:name="ref_Gorman1961Class"/>
     <w:p>
       <w:pPr>
         <w:pStyle w:val="Bibliography"/>
@@ -43190,7 +44699,7 @@
       <w:r>
         <w:t xml:space="preserve"> </w:t>
       </w:r>
-      <w:hyperlink r:id="rId240">
+      <w:hyperlink r:id="rId287">
         <w:r>
           <w:rPr>
             <w:rStyle w:val="Hyperlink"/>
@@ -43202,8 +44711,8 @@
         <w:t xml:space="preserve">.</w:t>
       </w:r>
     </w:p>
-    <w:bookmarkEnd w:id="241"/>
-    <w:bookmarkStart w:id="243" w:name="ref-Gronau1977Leisure"/>
+    <w:bookmarkEnd w:id="288"/>
+    <w:bookmarkStart w:id="290" w:name="ref_Gronau1977Leisure"/>
     <w:p>
       <w:pPr>
         <w:pStyle w:val="Bibliography"/>
@@ -43239,7 +44748,7 @@
       <w:r>
         <w:t xml:space="preserve"> </w:t>
       </w:r>
-      <w:hyperlink r:id="rId242">
+      <w:hyperlink r:id="rId289">
         <w:r>
           <w:rPr>
             <w:rStyle w:val="Hyperlink"/>
@@ -43251,8 +44760,8 @@
         <w:t xml:space="preserve">.</w:t>
       </w:r>
     </w:p>
-    <w:bookmarkEnd w:id="243"/>
-    <w:bookmarkStart w:id="244" w:name="ref-Harberger1964Measurement"/>
+    <w:bookmarkEnd w:id="290"/>
+    <w:bookmarkStart w:id="291" w:name="ref_Harberger1964Measurement"/>
     <w:p>
       <w:pPr>
         <w:pStyle w:val="Bibliography"/>
@@ -43286,8 +44795,8 @@
         <w:t xml:space="preserve">54 (3).</w:t>
       </w:r>
     </w:p>
-    <w:bookmarkEnd w:id="244"/>
-    <w:bookmarkStart w:id="245" w:name="ref-Hayek1948Meaning"/>
+    <w:bookmarkEnd w:id="291"/>
+    <w:bookmarkStart w:id="292" w:name="ref_Hayek1948Meaning"/>
     <w:p>
       <w:pPr>
         <w:pStyle w:val="Bibliography"/>
@@ -43318,8 +44827,8 @@
         <w:t xml:space="preserve">, 92-106. Chicago: University of Chicago Press.</w:t>
       </w:r>
     </w:p>
-    <w:bookmarkEnd w:id="245"/>
-    <w:bookmarkStart w:id="246" w:name="ref-HommesEtAl2007Learning"/>
+    <w:bookmarkEnd w:id="292"/>
+    <w:bookmarkStart w:id="293" w:name="ref_HommesEtAl2007Learning"/>
     <w:p>
       <w:pPr>
         <w:pStyle w:val="Bibliography"/>
@@ -43353,8 +44862,8 @@
         <w:t xml:space="preserve">11 (S1): 8-33.</w:t>
       </w:r>
     </w:p>
-    <w:bookmarkEnd w:id="246"/>
-    <w:bookmarkStart w:id="248" w:name="ref-INE2026IPCAceites"/>
+    <w:bookmarkEnd w:id="293"/>
+    <w:bookmarkStart w:id="295" w:name="ref_INE2026IPCAceites"/>
     <w:p>
       <w:pPr>
         <w:pStyle w:val="Bibliography"/>
@@ -43374,7 +44883,7 @@
       <w:r>
         <w:t xml:space="preserve"> </w:t>
       </w:r>
-      <w:hyperlink r:id="rId247">
+      <w:hyperlink r:id="rId294">
         <w:r>
           <w:rPr>
             <w:rStyle w:val="Hyperlink"/>
@@ -43386,8 +44895,8 @@
         <w:t xml:space="preserve">.</w:t>
       </w:r>
     </w:p>
-    <w:bookmarkEnd w:id="248"/>
-    <w:bookmarkStart w:id="249" w:name="ref-Jenkin1870Graphic"/>
+    <w:bookmarkEnd w:id="295"/>
+    <w:bookmarkStart w:id="296" w:name="ref_Jenkin1870Graphic"/>
     <w:p>
       <w:pPr>
         <w:pStyle w:val="Bibliography"/>
@@ -43418,8 +44927,8 @@
         <w:t xml:space="preserve">, editado por Alexander Grant, 151-85. Edimburgo: Edmonston; Douglas.</w:t>
       </w:r>
     </w:p>
-    <w:bookmarkEnd w:id="249"/>
-    <w:bookmarkStart w:id="251" w:name="ref-Jenkin1872Incidence"/>
+    <w:bookmarkEnd w:id="296"/>
+    <w:bookmarkStart w:id="298" w:name="ref_Jenkin1872Incidence"/>
     <w:p>
       <w:pPr>
         <w:pStyle w:val="Bibliography"/>
@@ -43455,7 +44964,7 @@
       <w:r>
         <w:t xml:space="preserve"> </w:t>
       </w:r>
-      <w:hyperlink r:id="rId250">
+      <w:hyperlink r:id="rId297">
         <w:r>
           <w:rPr>
             <w:rStyle w:val="Hyperlink"/>
@@ -43467,8 +44976,8 @@
         <w:t xml:space="preserve">.</w:t>
       </w:r>
     </w:p>
-    <w:bookmarkEnd w:id="251"/>
-    <w:bookmarkStart w:id="252" w:name="ref-Johnston1960Statistical"/>
+    <w:bookmarkEnd w:id="298"/>
+    <w:bookmarkStart w:id="299" w:name="ref_Johnston1960Statistical"/>
     <w:p>
       <w:pPr>
         <w:pStyle w:val="Bibliography"/>
@@ -43490,8 +44999,8 @@
         <w:t xml:space="preserve">. Nueva York: McGraw-Hill.</w:t>
       </w:r>
     </w:p>
-    <w:bookmarkEnd w:id="252"/>
-    <w:bookmarkStart w:id="254" w:name="ref-Kaldor1934Classificatory"/>
+    <w:bookmarkEnd w:id="299"/>
+    <w:bookmarkStart w:id="301" w:name="ref_Kaldor1934Classificatory"/>
     <w:p>
       <w:pPr>
         <w:pStyle w:val="Bibliography"/>
@@ -43527,7 +45036,7 @@
       <w:r>
         <w:t xml:space="preserve"> </w:t>
       </w:r>
-      <w:hyperlink r:id="rId253">
+      <w:hyperlink r:id="rId300">
         <w:r>
           <w:rPr>
             <w:rStyle w:val="Hyperlink"/>
@@ -43539,8 +45048,8 @@
         <w:t xml:space="preserve">.</w:t>
       </w:r>
     </w:p>
-    <w:bookmarkEnd w:id="254"/>
-    <w:bookmarkStart w:id="256" w:name="ref-Lancaster1966New"/>
+    <w:bookmarkEnd w:id="301"/>
+    <w:bookmarkStart w:id="303" w:name="ref_Lancaster1966New"/>
     <w:p>
       <w:pPr>
         <w:pStyle w:val="Bibliography"/>
@@ -43576,7 +45085,7 @@
       <w:r>
         <w:t xml:space="preserve"> </w:t>
       </w:r>
-      <w:hyperlink r:id="rId255">
+      <w:hyperlink r:id="rId302">
         <w:r>
           <w:rPr>
             <w:rStyle w:val="Hyperlink"/>
@@ -43588,8 +45097,8 @@
         <w:t xml:space="preserve">.</w:t>
       </w:r>
     </w:p>
-    <w:bookmarkEnd w:id="256"/>
-    <w:bookmarkStart w:id="258" w:name="ref-Lange1942Foundations"/>
+    <w:bookmarkEnd w:id="303"/>
+    <w:bookmarkStart w:id="305" w:name="ref_Lange1942Foundations"/>
     <w:p>
       <w:pPr>
         <w:pStyle w:val="Bibliography"/>
@@ -43625,7 +45134,7 @@
       <w:r>
         <w:t xml:space="preserve"> </w:t>
       </w:r>
-      <w:hyperlink r:id="rId257">
+      <w:hyperlink r:id="rId304">
         <w:r>
           <w:rPr>
             <w:rStyle w:val="Hyperlink"/>
@@ -43637,8 +45146,8 @@
         <w:t xml:space="preserve">.</w:t>
       </w:r>
     </w:p>
-    <w:bookmarkEnd w:id="258"/>
-    <w:bookmarkStart w:id="259" w:name="ref-LeChatelier1884Enonce"/>
+    <w:bookmarkEnd w:id="305"/>
+    <w:bookmarkStart w:id="306" w:name="ref_LeChatelier1884Enonce"/>
     <w:p>
       <w:pPr>
         <w:pStyle w:val="Bibliography"/>
@@ -43672,8 +45181,8 @@
         <w:t xml:space="preserve">99: 786-89.</w:t>
       </w:r>
     </w:p>
-    <w:bookmarkEnd w:id="259"/>
-    <w:bookmarkStart w:id="261" w:name="ref-Lerner1934Economic"/>
+    <w:bookmarkEnd w:id="306"/>
+    <w:bookmarkStart w:id="308" w:name="ref_Lerner1934Economic"/>
     <w:p>
       <w:pPr>
         <w:pStyle w:val="Bibliography"/>
@@ -43709,7 +45218,7 @@
       <w:r>
         <w:t xml:space="preserve"> </w:t>
       </w:r>
-      <w:hyperlink r:id="rId260">
+      <w:hyperlink r:id="rId307">
         <w:r>
           <w:rPr>
             <w:rStyle w:val="Hyperlink"/>
@@ -43721,8 +45230,8 @@
         <w:t xml:space="preserve">.</w:t>
       </w:r>
     </w:p>
-    <w:bookmarkEnd w:id="261"/>
-    <w:bookmarkStart w:id="263" w:name="ref-Marshall1890Principles"/>
+    <w:bookmarkEnd w:id="308"/>
+    <w:bookmarkStart w:id="310" w:name="ref_Marshall1890Principles"/>
     <w:p>
       <w:pPr>
         <w:pStyle w:val="Bibliography"/>
@@ -43746,7 +45255,7 @@
       <w:r>
         <w:t xml:space="preserve"> </w:t>
       </w:r>
-      <w:hyperlink r:id="rId262">
+      <w:hyperlink r:id="rId309">
         <w:r>
           <w:rPr>
             <w:rStyle w:val="Hyperlink"/>
@@ -43758,8 +45267,8 @@
         <w:t xml:space="preserve">.</w:t>
       </w:r>
     </w:p>
-    <w:bookmarkEnd w:id="263"/>
-    <w:bookmarkStart w:id="264" w:name="ref-MasColellWhinstonGreen1995"/>
+    <w:bookmarkEnd w:id="310"/>
+    <w:bookmarkStart w:id="311" w:name="ref_MasColellWhinstonGreen1995"/>
     <w:p>
       <w:pPr>
         <w:pStyle w:val="Bibliography"/>
@@ -43781,8 +45290,8 @@
         <w:t xml:space="preserve">. Nueva York: Oxford University Press.</w:t>
       </w:r>
     </w:p>
-    <w:bookmarkEnd w:id="264"/>
-    <w:bookmarkStart w:id="266" w:name="ref-Molina1597Iustitia"/>
+    <w:bookmarkEnd w:id="311"/>
+    <w:bookmarkStart w:id="313" w:name="ref_Molina1597Iustitia"/>
     <w:p>
       <w:pPr>
         <w:pStyle w:val="Bibliography"/>
@@ -43806,7 +45315,7 @@
       <w:r>
         <w:t xml:space="preserve"> </w:t>
       </w:r>
-      <w:hyperlink r:id="rId265">
+      <w:hyperlink r:id="rId312">
         <w:r>
           <w:rPr>
             <w:rStyle w:val="Hyperlink"/>
@@ -43818,8 +45327,8 @@
         <w:t xml:space="preserve">.</w:t>
       </w:r>
     </w:p>
-    <w:bookmarkEnd w:id="266"/>
-    <w:bookmarkStart w:id="267" w:name="ref-Musgrave1959Theory"/>
+    <w:bookmarkEnd w:id="313"/>
+    <w:bookmarkStart w:id="314" w:name="ref_Musgrave1959Theory"/>
     <w:p>
       <w:pPr>
         <w:pStyle w:val="Bibliography"/>
@@ -43841,8 +45350,8 @@
         <w:t xml:space="preserve">. Nueva York: McGraw-Hill.</w:t>
       </w:r>
     </w:p>
-    <w:bookmarkEnd w:id="267"/>
-    <w:bookmarkStart w:id="269" w:name="ref-Muth1961Rational"/>
+    <w:bookmarkEnd w:id="314"/>
+    <w:bookmarkStart w:id="316" w:name="ref_Muth1961Rational"/>
     <w:p>
       <w:pPr>
         <w:pStyle w:val="Bibliography"/>
@@ -43878,7 +45387,7 @@
       <w:r>
         <w:t xml:space="preserve"> </w:t>
       </w:r>
-      <w:hyperlink r:id="rId268">
+      <w:hyperlink r:id="rId315">
         <w:r>
           <w:rPr>
             <w:rStyle w:val="Hyperlink"/>
@@ -43890,8 +45399,8 @@
         <w:t xml:space="preserve">.</w:t>
       </w:r>
     </w:p>
-    <w:bookmarkEnd w:id="269"/>
-    <w:bookmarkStart w:id="270" w:name="ref-Nerlove1958Adaptive"/>
+    <w:bookmarkEnd w:id="316"/>
+    <w:bookmarkStart w:id="317" w:name="ref_Nerlove1958Adaptive"/>
     <w:p>
       <w:pPr>
         <w:pStyle w:val="Bibliography"/>
@@ -43925,8 +45434,8 @@
         <w:t xml:space="preserve">72 (2): 227-40.</w:t>
       </w:r>
     </w:p>
-    <w:bookmarkEnd w:id="270"/>
-    <w:bookmarkStart w:id="271" w:name="ref-Pareto1906Manuale"/>
+    <w:bookmarkEnd w:id="317"/>
+    <w:bookmarkStart w:id="318" w:name="ref_Pareto1906Manuale"/>
     <w:p>
       <w:pPr>
         <w:pStyle w:val="Bibliography"/>
@@ -43948,8 +45457,8 @@
         <w:t xml:space="preserve">. Milán: Società Editrice Libraria.</w:t>
       </w:r>
     </w:p>
-    <w:bookmarkEnd w:id="271"/>
-    <w:bookmarkStart w:id="272" w:name="ref-Perez2004Microeconomia"/>
+    <w:bookmarkEnd w:id="318"/>
+    <w:bookmarkStart w:id="319" w:name="ref_Perez2004Microeconomia"/>
     <w:p>
       <w:pPr>
         <w:pStyle w:val="Bibliography"/>
@@ -43971,8 +45480,8 @@
         <w:t xml:space="preserve">. Valladolid: Universidad de Valladolid.</w:t>
       </w:r>
     </w:p>
-    <w:bookmarkEnd w:id="272"/>
-    <w:bookmarkStart w:id="273" w:name="ref-RodriguezAlvarez2016Competencia"/>
+    <w:bookmarkEnd w:id="319"/>
+    <w:bookmarkStart w:id="320" w:name="ref_RodriguezAlvarez2016Competencia"/>
     <w:p>
       <w:pPr>
         <w:pStyle w:val="Bibliography"/>
@@ -43990,8 +45499,8 @@
         <w:t xml:space="preserve">. ICEX-CECO.</w:t>
       </w:r>
     </w:p>
-    <w:bookmarkEnd w:id="273"/>
-    <w:bookmarkStart w:id="274" w:name="ref-Samuelson1941Stability"/>
+    <w:bookmarkEnd w:id="320"/>
+    <w:bookmarkStart w:id="321" w:name="ref_Samuelson1941Stability"/>
     <w:p>
       <w:pPr>
         <w:pStyle w:val="Bibliography"/>
@@ -44025,8 +45534,8 @@
         <w:t xml:space="preserve">9 (2): 97-120.</w:t>
       </w:r>
     </w:p>
-    <w:bookmarkEnd w:id="274"/>
-    <w:bookmarkStart w:id="275" w:name="ref-Samuelson1947Foundations"/>
+    <w:bookmarkEnd w:id="321"/>
+    <w:bookmarkStart w:id="322" w:name="ref_Samuelson1947Foundations"/>
     <w:p>
       <w:pPr>
         <w:pStyle w:val="Bibliography"/>
@@ -44048,8 +45557,8 @@
         <w:t xml:space="preserve">. Cambridge (Massachusetts): Harvard University Press.</w:t>
       </w:r>
     </w:p>
-    <w:bookmarkEnd w:id="275"/>
-    <w:bookmarkStart w:id="276" w:name="ref-Schumpeter1942Capitalism"/>
+    <w:bookmarkEnd w:id="322"/>
+    <w:bookmarkStart w:id="323" w:name="ref_Schumpeter1942Capitalism"/>
     <w:p>
       <w:pPr>
         <w:pStyle w:val="Bibliography"/>
@@ -44071,8 +45580,8 @@
         <w:t xml:space="preserve">. Nueva York: Harper &amp; Brothers.</w:t>
       </w:r>
     </w:p>
-    <w:bookmarkEnd w:id="276"/>
-    <w:bookmarkStart w:id="277" w:name="ref-Scitovsky1954Two"/>
+    <w:bookmarkEnd w:id="323"/>
+    <w:bookmarkStart w:id="324" w:name="ref_Scitovsky1954Two"/>
     <w:p>
       <w:pPr>
         <w:pStyle w:val="Bibliography"/>
@@ -44106,8 +45615,8 @@
         <w:t xml:space="preserve">62 (2): 143-51.</w:t>
       </w:r>
     </w:p>
-    <w:bookmarkEnd w:id="277"/>
-    <w:bookmarkStart w:id="279" w:name="ref-Smith1776Wealth"/>
+    <w:bookmarkEnd w:id="324"/>
+    <w:bookmarkStart w:id="326" w:name="ref_Smith1776Wealth"/>
     <w:p>
       <w:pPr>
         <w:pStyle w:val="Bibliography"/>
@@ -44131,7 +45640,7 @@
       <w:r>
         <w:t xml:space="preserve"> </w:t>
       </w:r>
-      <w:hyperlink r:id="rId278">
+      <w:hyperlink r:id="rId325">
         <w:r>
           <w:rPr>
             <w:rStyle w:val="Hyperlink"/>
@@ -44143,8 +45652,8 @@
         <w:t xml:space="preserve">.</w:t>
       </w:r>
     </w:p>
-    <w:bookmarkEnd w:id="279"/>
-    <w:bookmarkStart w:id="281" w:name="ref-Stigler1958Economies"/>
+    <w:bookmarkEnd w:id="326"/>
+    <w:bookmarkStart w:id="328" w:name="ref_Stigler1958Economies"/>
     <w:p>
       <w:pPr>
         <w:pStyle w:val="Bibliography"/>
@@ -44180,7 +45689,7 @@
       <w:r>
         <w:t xml:space="preserve"> </w:t>
       </w:r>
-      <w:hyperlink r:id="rId280">
+      <w:hyperlink r:id="rId327">
         <w:r>
           <w:rPr>
             <w:rStyle w:val="Hyperlink"/>
@@ -44192,8 +45701,8 @@
         <w:t xml:space="preserve">.</w:t>
       </w:r>
     </w:p>
-    <w:bookmarkEnd w:id="281"/>
-    <w:bookmarkStart w:id="283" w:name="ref-Stigler1961Information"/>
+    <w:bookmarkEnd w:id="328"/>
+    <w:bookmarkStart w:id="330" w:name="ref_Stigler1961Information"/>
     <w:p>
       <w:pPr>
         <w:pStyle w:val="Bibliography"/>
@@ -44229,7 +45738,7 @@
       <w:r>
         <w:t xml:space="preserve"> </w:t>
       </w:r>
-      <w:hyperlink r:id="rId282">
+      <w:hyperlink r:id="rId329">
         <w:r>
           <w:rPr>
             <w:rStyle w:val="Hyperlink"/>
@@ -44241,8 +45750,8 @@
         <w:t xml:space="preserve">.</w:t>
       </w:r>
     </w:p>
-    <w:bookmarkEnd w:id="283"/>
-    <w:bookmarkStart w:id="284" w:name="ref-SydsaeterEtAl2008Further"/>
+    <w:bookmarkEnd w:id="330"/>
+    <w:bookmarkStart w:id="331" w:name="ref_SydsaeterEtAl2008Further"/>
     <w:p>
       <w:pPr>
         <w:pStyle w:val="Bibliography"/>
@@ -44264,8 +45773,8 @@
         <w:t xml:space="preserve">. 2.ª ed. Harlow: Financial Times/Prentice Hall.</w:t>
       </w:r>
     </w:p>
-    <w:bookmarkEnd w:id="284"/>
-    <w:bookmarkStart w:id="286" w:name="ref-HET2026Jenkin"/>
+    <w:bookmarkEnd w:id="331"/>
+    <w:bookmarkStart w:id="333" w:name="ref_HET2026Jenkin"/>
     <w:p>
       <w:pPr>
         <w:pStyle w:val="Bibliography"/>
@@ -44285,7 +45794,7 @@
       <w:r>
         <w:t xml:space="preserve"> </w:t>
       </w:r>
-      <w:hyperlink r:id="rId285">
+      <w:hyperlink r:id="rId332">
         <w:r>
           <w:rPr>
             <w:rStyle w:val="Hyperlink"/>
@@ -44297,8 +45806,8 @@
         <w:t xml:space="preserve">.</w:t>
       </w:r>
     </w:p>
-    <w:bookmarkEnd w:id="286"/>
-    <w:bookmarkStart w:id="287" w:name="ref-Varian1992Microeconomic"/>
+    <w:bookmarkEnd w:id="333"/>
+    <w:bookmarkStart w:id="334" w:name="ref_Varian1992Microeconomic"/>
     <w:p>
       <w:pPr>
         <w:pStyle w:val="Bibliography"/>
@@ -44320,8 +45829,8 @@
         <w:t xml:space="preserve">. 3.ª ed. Nueva York: W. W. Norton.</w:t>
       </w:r>
     </w:p>
-    <w:bookmarkEnd w:id="287"/>
-    <w:bookmarkStart w:id="288" w:name="ref-Viner1931Cost"/>
+    <w:bookmarkEnd w:id="334"/>
+    <w:bookmarkStart w:id="335" w:name="ref_Viner1931Cost"/>
     <w:p>
       <w:pPr>
         <w:pStyle w:val="Bibliography"/>
@@ -44355,8 +45864,8 @@
         <w:t xml:space="preserve">3 (1): 23-46.</w:t>
       </w:r>
     </w:p>
-    <w:bookmarkEnd w:id="288"/>
-    <w:bookmarkStart w:id="290" w:name="ref-Walker1987Tatonnement"/>
+    <w:bookmarkEnd w:id="335"/>
+    <w:bookmarkStart w:id="337" w:name="ref_Walker1987Tatonnement"/>
     <w:p>
       <w:pPr>
         <w:pStyle w:val="Bibliography"/>
@@ -44392,7 +45901,7 @@
       <w:r>
         <w:t xml:space="preserve"> </w:t>
       </w:r>
-      <w:hyperlink r:id="rId289">
+      <w:hyperlink r:id="rId336">
         <w:r>
           <w:rPr>
             <w:rStyle w:val="Hyperlink"/>
@@ -44404,8 +45913,8 @@
         <w:t xml:space="preserve">.</w:t>
       </w:r>
     </w:p>
-    <w:bookmarkEnd w:id="290"/>
-    <w:bookmarkStart w:id="292" w:name="ref-Walras1874Elements"/>
+    <w:bookmarkEnd w:id="337"/>
+    <w:bookmarkStart w:id="339" w:name="ref_Walras1874Elements"/>
     <w:p>
       <w:pPr>
         <w:pStyle w:val="Bibliography"/>
@@ -44429,7 +45938,7 @@
       <w:r>
         <w:t xml:space="preserve"> </w:t>
       </w:r>
-      <w:hyperlink r:id="rId291">
+      <w:hyperlink r:id="rId338">
         <w:r>
           <w:rPr>
             <w:rStyle w:val="Hyperlink"/>
@@ -44441,9 +45950,9 @@
         <w:t xml:space="preserve">.</w:t>
       </w:r>
     </w:p>
-    <w:bookmarkEnd w:id="292"/>
-    <w:bookmarkEnd w:id="293"/>
-    <w:bookmarkEnd w:id="294"/>
+    <w:bookmarkEnd w:id="339"/>
+    <w:bookmarkEnd w:id="340"/>
+    <w:bookmarkEnd w:id="341"/>
     <w:sectPr>
       <w:headerReference r:id="rId9" w:type="default"/>
       <w:footerReference r:id="rIdTceeB" w:type="default"/>
@@ -44687,7 +46196,7 @@
       </w:r>
     </w:p>
   </w:footnote>
-  <w:footnote w:id="21">
+  <w:footnote w:id="22">
     <w:p>
       <w:pPr>
         <w:pStyle w:val="FootnoteText"/>
@@ -44710,7 +46219,7 @@
       <w:r>
         <w:t xml:space="preserve">(</w:t>
       </w:r>
-      <w:hyperlink w:anchor="ref-EkelundHebert2013History">
+      <w:hyperlink w:anchor="ref_EkelundHebert2013History">
         <w:r>
           <w:rPr>
             <w:rStyle w:val="Hyperlink"/>
@@ -44777,7 +46286,7 @@
       <w:r>
         <w:t xml:space="preserve">(</w:t>
       </w:r>
-      <w:hyperlink w:anchor="ref-Lancaster1966New">
+      <w:hyperlink w:anchor="ref_Lancaster1966New">
         <w:r>
           <w:rPr>
             <w:rStyle w:val="Hyperlink"/>
@@ -44806,7 +46315,7 @@
       <w:r>
         <w:t xml:space="preserve">(</w:t>
       </w:r>
-      <w:hyperlink w:anchor="ref-Becker1965Allocation">
+      <w:hyperlink w:anchor="ref_Becker1965Allocation">
         <w:r>
           <w:rPr>
             <w:rStyle w:val="Hyperlink"/>
@@ -44838,7 +46347,7 @@
       <w:r>
         <w:t xml:space="preserve">(</w:t>
       </w:r>
-      <w:hyperlink w:anchor="ref-Gronau1977Leisure">
+      <w:hyperlink w:anchor="ref_Gronau1977Leisure">
         <w:r>
           <w:rPr>
             <w:rStyle w:val="Hyperlink"/>
@@ -44870,7 +46379,7 @@
       <w:r>
         <w:t xml:space="preserve">(</w:t>
       </w:r>
-      <w:hyperlink w:anchor="ref-Stigler1961Information">
+      <w:hyperlink w:anchor="ref_Stigler1961Information">
         <w:r>
           <w:rPr>
             <w:rStyle w:val="Hyperlink"/>
@@ -44886,7 +46395,7 @@
       </w:r>
     </w:p>
   </w:footnote>
-  <w:footnote w:id="22">
+  <w:footnote w:id="25">
     <w:p>
       <w:pPr>
         <w:pStyle w:val="FootnoteText"/>
@@ -44906,30 +46415,36 @@
       <w:r>
         <w:t xml:space="preserve"> </w:t>
       </w:r>
-      <w:r>
-        <w:rPr>
-          <w:rStyle w:val="Referenciaatema"/>
-        </w:rPr>
-        <w:t xml:space="preserve">[ver tema 3.A.17]</w:t>
-      </w:r>
-      <w:r>
-        <w:t xml:space="preserve"> </w:t>
-      </w:r>
-      <w:r>
-        <w:rPr>
-          <w:rStyle w:val="Referenciaatema"/>
-        </w:rPr>
-        <w:t xml:space="preserve">[ver tema 3.A.18]</w:t>
-      </w:r>
-      <w:r>
-        <w:t xml:space="preserve"> </w:t>
-      </w:r>
-      <w:r>
-        <w:rPr>
-          <w:rStyle w:val="Referenciaatema"/>
-        </w:rPr>
-        <w:t xml:space="preserve">[ver tema 3.A.19]</w:t>
-      </w:r>
+      <w:hyperlink r:id="rId26">
+        <w:r>
+          <w:rPr>
+            <w:rStyle w:val="Referenciaatema"/>
+          </w:rPr>
+          <w:t xml:space="preserve">[ver tema 3.A.17]</w:t>
+        </w:r>
+      </w:hyperlink>
+      <w:r>
+        <w:t xml:space="preserve"> </w:t>
+      </w:r>
+      <w:hyperlink r:id="rId27">
+        <w:r>
+          <w:rPr>
+            <w:rStyle w:val="Referenciaatema"/>
+          </w:rPr>
+          <w:t xml:space="preserve">[ver tema 3.A.18]</w:t>
+        </w:r>
+      </w:hyperlink>
+      <w:r>
+        <w:t xml:space="preserve"> </w:t>
+      </w:r>
+      <w:hyperlink r:id="rId28">
+        <w:r>
+          <w:rPr>
+            <w:rStyle w:val="Referenciaatema"/>
+          </w:rPr>
+          <w:t xml:space="preserve">[ver tema 3.A.19]</w:t>
+        </w:r>
+      </w:hyperlink>
       <w:r>
         <w:t xml:space="preserve">. Hay otras, como las</w:t>
       </w:r>
@@ -44948,7 +46463,7 @@
       </w:r>
     </w:p>
   </w:footnote>
-  <w:footnote w:id="25">
+  <w:footnote w:id="38">
     <w:p>
       <w:pPr>
         <w:pStyle w:val="FootnoteText"/>
@@ -44968,18 +46483,20 @@
       <w:r>
         <w:t xml:space="preserve"> </w:t>
       </w:r>
-      <w:r>
-        <w:rPr>
-          <w:rStyle w:val="Referenciaatema"/>
-        </w:rPr>
-        <w:t xml:space="preserve">[ver tema 3.A.13]</w:t>
-      </w:r>
+      <w:hyperlink r:id="rId39">
+        <w:r>
+          <w:rPr>
+            <w:rStyle w:val="Referenciaatema"/>
+          </w:rPr>
+          <w:t xml:space="preserve">[ver tema 3.A.13]</w:t>
+        </w:r>
+      </w:hyperlink>
       <w:r>
         <w:t xml:space="preserve">.</w:t>
       </w:r>
     </w:p>
   </w:footnote>
-  <w:footnote w:id="26">
+  <w:footnote w:id="40">
     <w:p>
       <w:pPr>
         <w:pStyle w:val="FootnoteText"/>
@@ -45040,7 +46557,7 @@
       <w:r>
         <w:t xml:space="preserve">(</w:t>
       </w:r>
-      <w:hyperlink w:anchor="ref-Molina1597Iustitia">
+      <w:hyperlink w:anchor="ref_Molina1597Iustitia">
         <w:r>
           <w:rPr>
             <w:rStyle w:val="Hyperlink"/>
@@ -45094,7 +46611,7 @@
       <w:r>
         <w:t xml:space="preserve">(</w:t>
       </w:r>
-      <w:hyperlink w:anchor="ref-Azpilcueta1556Cambios">
+      <w:hyperlink w:anchor="ref_Azpilcueta1556Cambios">
         <w:r>
           <w:rPr>
             <w:rStyle w:val="Hyperlink"/>
@@ -45121,7 +46638,7 @@
       <w:r>
         <w:t xml:space="preserve"> </w:t>
       </w:r>
-      <w:hyperlink w:anchor="ref-Bodin1568Reponse">
+      <w:hyperlink w:anchor="ref_Bodin1568Reponse">
         <w:r>
           <w:rPr>
             <w:rStyle w:val="Hyperlink"/>
@@ -45163,7 +46680,7 @@
       <w:r>
         <w:t xml:space="preserve">(</w:t>
       </w:r>
-      <w:hyperlink w:anchor="ref-Marshall1890Principles">
+      <w:hyperlink w:anchor="ref_Marshall1890Principles">
         <w:r>
           <w:rPr>
             <w:rStyle w:val="Hyperlink"/>
@@ -45182,7 +46699,7 @@
       </w:r>
     </w:p>
   </w:footnote>
-  <w:footnote w:id="28">
+  <w:footnote w:id="42">
     <w:p>
       <w:pPr>
         <w:pStyle w:val="FootnoteText"/>
@@ -45197,11 +46714,22 @@
         <w:t xml:space="preserve"> </w:t>
       </w:r>
       <w:r>
-        <w:t xml:space="preserve">La dotación puede proceder de vender otros bienes o el trabajo a precios que no cambian con lo que pase en este mercado, y de los beneficios de las empresas. Con utilidad cuasilineal, ni su cuantía ni su reparto afectan a la demanda del bien (anexo D).</w:t>
+        <w:t xml:space="preserve">La dotación puede proceder de vender otros bienes o el trabajo a precios que no cambian con lo que pase en este mercado, y de los beneficios de las empresas. Con utilidad cuasilineal, ni su cuantía ni su reparto afectan a la demanda del bien (anexo </w:t>
+      </w:r>
+      <w:hyperlink w:anchor="anexo_parcial_general">
+        <w:r>
+          <w:rPr>
+            <w:rStyle w:val="Hyperlink"/>
+          </w:rPr>
+          <w:t xml:space="preserve">D</w:t>
+        </w:r>
+      </w:hyperlink>
+      <w:r>
+        <w:t xml:space="preserve">).</w:t>
       </w:r>
     </w:p>
   </w:footnote>
-  <w:footnote w:id="30">
+  <w:footnote w:id="45">
     <w:p>
       <w:pPr>
         <w:pStyle w:val="FootnoteText"/>
@@ -45224,7 +46752,7 @@
       <w:r>
         <w:t xml:space="preserve">(</w:t>
       </w:r>
-      <w:hyperlink w:anchor="ref-MasColellWhinstonGreen1995">
+      <w:hyperlink w:anchor="ref_MasColellWhinstonGreen1995">
         <w:r>
           <w:rPr>
             <w:rStyle w:val="Hyperlink"/>
@@ -45297,7 +46825,7 @@
       </w:r>
     </w:p>
   </w:footnote>
-  <w:footnote w:id="31">
+  <w:footnote w:id="46">
     <w:p>
       <w:pPr>
         <w:pStyle w:val="FootnoteText"/>
@@ -45430,7 +46958,7 @@
       </w:r>
     </w:p>
   </w:footnote>
-  <w:footnote w:id="32">
+  <w:footnote w:id="48">
     <w:p>
       <w:pPr>
         <w:pStyle w:val="FootnoteText"/>
@@ -45894,12 +47422,14 @@
       <w:r>
         <w:t xml:space="preserve"> </w:t>
       </w:r>
-      <w:r>
-        <w:rPr>
-          <w:rStyle w:val="Referenciaatema"/>
-        </w:rPr>
-        <w:t xml:space="preserve">[ver tema 3.A.8]</w:t>
-      </w:r>
+      <w:hyperlink r:id="rId21">
+        <w:r>
+          <w:rPr>
+            <w:rStyle w:val="Referenciaatema"/>
+          </w:rPr>
+          <w:t xml:space="preserve">[ver tema 3.A.8]</w:t>
+        </w:r>
+      </w:hyperlink>
       <w:r>
         <w:t xml:space="preserve">: si</w:t>
       </w:r>
@@ -45982,7 +47512,7 @@
       </w:r>
     </w:p>
   </w:footnote>
-  <w:footnote w:id="33">
+  <w:footnote w:id="51">
     <w:p>
       <w:pPr>
         <w:pStyle w:val="FootnoteText"/>
@@ -46002,18 +47532,20 @@
       <w:r>
         <w:t xml:space="preserve"> </w:t>
       </w:r>
-      <w:r>
-        <w:rPr>
-          <w:rStyle w:val="Referenciaatema"/>
-        </w:rPr>
-        <w:t xml:space="preserve">[ver tema 3.A.18]</w:t>
-      </w:r>
+      <w:hyperlink r:id="rId27">
+        <w:r>
+          <w:rPr>
+            <w:rStyle w:val="Referenciaatema"/>
+          </w:rPr>
+          <w:t xml:space="preserve">[ver tema 3.A.18]</w:t>
+        </w:r>
+      </w:hyperlink>
       <w:r>
         <w:t xml:space="preserve">.</w:t>
       </w:r>
     </w:p>
   </w:footnote>
-  <w:footnote w:id="34">
+  <w:footnote w:id="52">
     <w:p>
       <w:pPr>
         <w:pStyle w:val="FootnoteText"/>
@@ -46277,7 +47809,7 @@
       <w:r>
         <w:t xml:space="preserve">(</w:t>
       </w:r>
-      <w:hyperlink w:anchor="ref-Gorman1953Community">
+      <w:hyperlink w:anchor="ref_Gorman1953Community">
         <w:r>
           <w:rPr>
             <w:rStyle w:val="Hyperlink"/>
@@ -46304,7 +47836,7 @@
       <w:r>
         <w:t xml:space="preserve"> </w:t>
       </w:r>
-      <w:hyperlink w:anchor="ref-Gorman1961Class">
+      <w:hyperlink w:anchor="ref_Gorman1961Class">
         <w:r>
           <w:rPr>
             <w:rStyle w:val="Hyperlink"/>
@@ -46318,12 +47850,14 @@
       <w:r>
         <w:t xml:space="preserve"> </w:t>
       </w:r>
-      <w:r>
-        <w:rPr>
-          <w:rStyle w:val="Referenciaatema"/>
-        </w:rPr>
-        <w:t xml:space="preserve">[ver tema 3.A.8]</w:t>
-      </w:r>
+      <w:hyperlink r:id="rId21">
+        <w:r>
+          <w:rPr>
+            <w:rStyle w:val="Referenciaatema"/>
+          </w:rPr>
+          <w:t xml:space="preserve">[ver tema 3.A.8]</w:t>
+        </w:r>
+      </w:hyperlink>
       <w:r>
         <w:t xml:space="preserve">. Las preferencias cuasilineales respecto al mismo numerario son un caso particular (</w:t>
       </w:r>
@@ -46346,7 +47880,7 @@
       </w:r>
     </w:p>
   </w:footnote>
-  <w:footnote w:id="40">
+  <w:footnote w:id="59">
     <w:p>
       <w:pPr>
         <w:pStyle w:val="FootnoteText"/>
@@ -46561,12 +48095,14 @@
       <w:r>
         <w:t xml:space="preserve"> </w:t>
       </w:r>
-      <w:r>
-        <w:rPr>
-          <w:rStyle w:val="Referenciaatema"/>
-        </w:rPr>
-        <w:t xml:space="preserve">[ver tema 3.A.12]</w:t>
-      </w:r>
+      <w:hyperlink r:id="rId24">
+        <w:r>
+          <w:rPr>
+            <w:rStyle w:val="Referenciaatema"/>
+          </w:rPr>
+          <w:t xml:space="preserve">[ver tema 3.A.12]</w:t>
+        </w:r>
+      </w:hyperlink>
       <w:r>
         <w:t xml:space="preserve">; aquí solo importa su forma como función de</w:t>
       </w:r>
@@ -46583,7 +48119,7 @@
       </w:r>
     </w:p>
   </w:footnote>
-  <w:footnote w:id="41">
+  <w:footnote w:id="60">
     <w:p>
       <w:pPr>
         <w:pStyle w:val="FootnoteText"/>
@@ -46642,14 +48178,27 @@
       <w:r>
         <w:t xml:space="preserve"> </w:t>
       </w:r>
-      <w:r>
-        <w:rPr>
-          <w:rStyle w:val="Referenciaatema"/>
-        </w:rPr>
-        <w:t xml:space="preserve">[ver tema 3.A.12]</w:t>
-      </w:r>
-      <w:r>
-        <w:t xml:space="preserve">. Con rendimientos crecientes en todo el dominio, el problema de la empresa precio-aceptante no tiene solución: siempre ganaría más produciendo más. Con rendimientos constantes, el tamaño de la empresa queda indeterminado (III.3). No hay que confundir 2 propiedades: la</w:t>
+      <w:hyperlink r:id="rId24">
+        <w:r>
+          <w:rPr>
+            <w:rStyle w:val="Referenciaatema"/>
+          </w:rPr>
+          <w:t xml:space="preserve">[ver tema 3.A.12]</w:t>
+        </w:r>
+      </w:hyperlink>
+      <w:r>
+        <w:t xml:space="preserve">. Con rendimientos crecientes en todo el dominio, el problema de la empresa precio-aceptante no tiene solución: siempre ganaría más produciendo más. Con rendimientos constantes, el tamaño de la empresa queda indeterminado (</w:t>
+      </w:r>
+      <w:hyperlink w:anchor="sec_largo_plazo_libre_entrada">
+        <w:r>
+          <w:rPr>
+            <w:rStyle w:val="Hyperlink"/>
+          </w:rPr>
+          <w:t xml:space="preserve">III.3</w:t>
+        </w:r>
+      </w:hyperlink>
+      <w:r>
+        <w:t xml:space="preserve">). No hay que confundir 2 propiedades: la</w:t>
       </w:r>
       <w:r>
         <w:t xml:space="preserve"> </w:t>
@@ -46839,18 +48388,20 @@
       <w:r>
         <w:t xml:space="preserve"> </w:t>
       </w:r>
-      <w:r>
-        <w:rPr>
-          <w:rStyle w:val="Referenciaatema"/>
-        </w:rPr>
-        <w:t xml:space="preserve">[ver tema 3.A.12]</w:t>
-      </w:r>
+      <w:hyperlink r:id="rId24">
+        <w:r>
+          <w:rPr>
+            <w:rStyle w:val="Referenciaatema"/>
+          </w:rPr>
+          <w:t xml:space="preserve">[ver tema 3.A.12]</w:t>
+        </w:r>
+      </w:hyperlink>
       <w:r>
         <w:t xml:space="preserve">.</w:t>
       </w:r>
     </w:p>
   </w:footnote>
-  <w:footnote w:id="46">
+  <w:footnote w:id="67">
     <w:p>
       <w:pPr>
         <w:pStyle w:val="FootnoteText"/>
@@ -46870,12 +48421,14 @@
       <w:r>
         <w:t xml:space="preserve"> </w:t>
       </w:r>
-      <w:r>
-        <w:rPr>
-          <w:rStyle w:val="Referenciaatema"/>
-        </w:rPr>
-        <w:t xml:space="preserve">[ver tema 3.A.12]</w:t>
-      </w:r>
+      <w:hyperlink r:id="rId24">
+        <w:r>
+          <w:rPr>
+            <w:rStyle w:val="Referenciaatema"/>
+          </w:rPr>
+          <w:t xml:space="preserve">[ver tema 3.A.12]</w:t>
+        </w:r>
+      </w:hyperlink>
       <w:r>
         <w:t xml:space="preserve"> </w:t>
       </w:r>
@@ -46884,7 +48437,7 @@
       </w:r>
     </w:p>
   </w:footnote>
-  <w:footnote w:id="49">
+  <w:footnote w:id="72">
     <w:p>
       <w:pPr>
         <w:pStyle w:val="FootnoteText"/>
@@ -46903,7 +48456,7 @@
       </w:r>
     </w:p>
   </w:footnote>
-  <w:footnote w:id="80">
+  <w:footnote w:id="106">
     <w:p>
       <w:pPr>
         <w:pStyle w:val="FootnoteText"/>
@@ -46955,7 +48508,7 @@
       <w:r>
         <w:t xml:space="preserve">(</w:t>
       </w:r>
-      <w:hyperlink w:anchor="ref-Walras1874Elements">
+      <w:hyperlink w:anchor="ref_Walras1874Elements">
         <w:r>
           <w:rPr>
             <w:rStyle w:val="Hyperlink"/>
@@ -47041,7 +48594,7 @@
       <w:r>
         <w:t xml:space="preserve">(</w:t>
       </w:r>
-      <w:hyperlink w:anchor="ref-Walker1987Tatonnement">
+      <w:hyperlink w:anchor="ref_Walker1987Tatonnement">
         <w:r>
           <w:rPr>
             <w:rStyle w:val="Hyperlink"/>
@@ -47083,7 +48636,7 @@
       <w:r>
         <w:t xml:space="preserve">(</w:t>
       </w:r>
-      <w:hyperlink w:anchor="ref-Smith1776Wealth">
+      <w:hyperlink w:anchor="ref_Smith1776Wealth">
         <w:r>
           <w:rPr>
             <w:rStyle w:val="Hyperlink"/>
@@ -47100,18 +48653,20 @@
       <w:r>
         <w:t xml:space="preserve"> </w:t>
       </w:r>
-      <w:r>
-        <w:rPr>
-          <w:rStyle w:val="Referenciaatema"/>
-        </w:rPr>
-        <w:t xml:space="preserve">[ver tema 3.A.21]</w:t>
-      </w:r>
+      <w:hyperlink r:id="rId34">
+        <w:r>
+          <w:rPr>
+            <w:rStyle w:val="Referenciaatema"/>
+          </w:rPr>
+          <w:t xml:space="preserve">[ver tema 3.A.21]</w:t>
+        </w:r>
+      </w:hyperlink>
       <w:r>
         <w:t xml:space="preserve">.</w:t>
       </w:r>
     </w:p>
   </w:footnote>
-  <w:footnote w:id="90">
+  <w:footnote w:id="118">
     <w:p>
       <w:pPr>
         <w:pStyle w:val="FootnoteText"/>
@@ -47140,7 +48695,7 @@
       </w:r>
     </w:p>
   </w:footnote>
-  <w:footnote w:id="103">
+  <w:footnote w:id="135">
     <w:p>
       <w:pPr>
         <w:pStyle w:val="FootnoteText"/>
@@ -47172,7 +48727,7 @@
       <w:r>
         <w:t xml:space="preserve">(</w:t>
       </w:r>
-      <w:hyperlink w:anchor="ref-Marshall1890Principles">
+      <w:hyperlink w:anchor="ref_Marshall1890Principles">
         <w:r>
           <w:rPr>
             <w:rStyle w:val="Hyperlink"/>
@@ -47201,7 +48756,7 @@
       <w:r>
         <w:t xml:space="preserve">(</w:t>
       </w:r>
-      <w:hyperlink w:anchor="ref-Dupuit1844Mesure">
+      <w:hyperlink w:anchor="ref_Dupuit1844Mesure">
         <w:r>
           <w:rPr>
             <w:rStyle w:val="Hyperlink"/>
@@ -47221,18 +48776,20 @@
       <w:r>
         <w:t xml:space="preserve"> </w:t>
       </w:r>
-      <w:r>
-        <w:rPr>
-          <w:rStyle w:val="Referenciaatema"/>
-        </w:rPr>
-        <w:t xml:space="preserve">[ver tema 3.A.9]</w:t>
-      </w:r>
+      <w:hyperlink r:id="rId50">
+        <w:r>
+          <w:rPr>
+            <w:rStyle w:val="Referenciaatema"/>
+          </w:rPr>
+          <w:t xml:space="preserve">[ver tema 3.A.9]</w:t>
+        </w:r>
+      </w:hyperlink>
       <w:r>
         <w:t xml:space="preserve">.</w:t>
       </w:r>
     </w:p>
   </w:footnote>
-  <w:footnote w:id="104">
+  <w:footnote w:id="136">
     <w:p>
       <w:pPr>
         <w:pStyle w:val="FootnoteText"/>
@@ -47561,7 +49118,7 @@
       </w:r>
     </w:p>
   </w:footnote>
-  <w:footnote w:id="105">
+  <w:footnote w:id="138">
     <w:p>
       <w:pPr>
         <w:pStyle w:val="FootnoteText"/>
@@ -47622,7 +49179,7 @@
       </w:r>
     </w:p>
   </w:footnote>
-  <w:footnote w:id="111">
+  <w:footnote w:id="144">
     <w:p>
       <w:pPr>
         <w:pStyle w:val="FootnoteText"/>
@@ -47654,7 +49211,7 @@
       <w:r>
         <w:t xml:space="preserve">(</w:t>
       </w:r>
-      <w:hyperlink w:anchor="ref-Lerner1934Economic">
+      <w:hyperlink w:anchor="ref_Lerner1934Economic">
         <w:r>
           <w:rPr>
             <w:rStyle w:val="Hyperlink"/>
@@ -47686,7 +49243,7 @@
       <w:r>
         <w:t xml:space="preserve">(</w:t>
       </w:r>
-      <w:hyperlink w:anchor="ref-Lange1942Foundations">
+      <w:hyperlink w:anchor="ref_Lange1942Foundations">
         <w:r>
           <w:rPr>
             <w:rStyle w:val="Hyperlink"/>
@@ -47715,7 +49272,7 @@
       <w:r>
         <w:t xml:space="preserve">(</w:t>
       </w:r>
-      <w:hyperlink w:anchor="ref-Arrow1951Extension">
+      <w:hyperlink w:anchor="ref_Arrow1951Extension">
         <w:r>
           <w:rPr>
             <w:rStyle w:val="Hyperlink"/>
@@ -47747,7 +49304,7 @@
       <w:r>
         <w:t xml:space="preserve">(</w:t>
       </w:r>
-      <w:hyperlink w:anchor="ref-Debreu1951Coefficient">
+      <w:hyperlink w:anchor="ref_Debreu1951Coefficient">
         <w:r>
           <w:rPr>
             <w:rStyle w:val="Hyperlink"/>
@@ -47764,18 +49321,20 @@
       <w:r>
         <w:t xml:space="preserve"> </w:t>
       </w:r>
-      <w:r>
-        <w:rPr>
-          <w:rStyle w:val="Referenciaatema"/>
-        </w:rPr>
-        <w:t xml:space="preserve">[ver tema 3.A.22]</w:t>
-      </w:r>
+      <w:hyperlink r:id="rId29">
+        <w:r>
+          <w:rPr>
+            <w:rStyle w:val="Referenciaatema"/>
+          </w:rPr>
+          <w:t xml:space="preserve">[ver tema 3.A.22]</w:t>
+        </w:r>
+      </w:hyperlink>
       <w:r>
         <w:t xml:space="preserve">.</w:t>
       </w:r>
     </w:p>
   </w:footnote>
-  <w:footnote w:id="112">
+  <w:footnote w:id="147">
     <w:p>
       <w:pPr>
         <w:pStyle w:val="FootnoteText"/>
@@ -47807,7 +49366,7 @@
       </w:r>
     </w:p>
   </w:footnote>
-  <w:footnote w:id="117">
+  <w:footnote w:id="154">
     <w:p>
       <w:pPr>
         <w:pStyle w:val="FootnoteText"/>
@@ -47826,7 +49385,7 @@
       </w:r>
     </w:p>
   </w:footnote>
-  <w:footnote w:id="125">
+  <w:footnote w:id="164">
     <w:p>
       <w:pPr>
         <w:pStyle w:val="FootnoteText"/>
@@ -47852,7 +49411,7 @@
       <w:r>
         <w:t xml:space="preserve">(</w:t>
       </w:r>
-      <w:hyperlink w:anchor="ref-Jenkin1872Incidence">
+      <w:hyperlink w:anchor="ref_Jenkin1872Incidence">
         <w:r>
           <w:rPr>
             <w:rStyle w:val="Hyperlink"/>
@@ -47871,7 +49430,7 @@
       </w:r>
     </w:p>
   </w:footnote>
-  <w:footnote w:id="141">
+  <w:footnote w:id="181">
     <w:p>
       <w:pPr>
         <w:pStyle w:val="FootnoteText"/>
@@ -47894,7 +49453,7 @@
       <w:r>
         <w:t xml:space="preserve">(</w:t>
       </w:r>
-      <w:hyperlink w:anchor="ref-Marshall1890Principles">
+      <w:hyperlink w:anchor="ref_Marshall1890Principles">
         <w:r>
           <w:rPr>
             <w:rStyle w:val="Hyperlink"/>
@@ -47923,7 +49482,7 @@
       </w:r>
     </w:p>
   </w:footnote>
-  <w:footnote w:id="143">
+  <w:footnote w:id="185">
     <w:p>
       <w:pPr>
         <w:pStyle w:val="FootnoteText"/>
@@ -47938,7 +49497,18 @@
         <w:t xml:space="preserve"> </w:t>
       </w:r>
       <w:r>
-        <w:t xml:space="preserve">Por eso la distinción entre corto y largo plazo no es contable, sino de qué costes pueden evitarse. Los costes se miden como costes de oportunidad (tabla 4), y el de un factor fijo que no puede venderse ni alquilarse es nulo a corto plazo: lo irrelevante para la decisión son los costes</w:t>
+        <w:t xml:space="preserve">Por eso la distinción entre corto y largo plazo no es contable, sino de qué costes pueden evitarse. Los costes se miden como costes de oportunidad (tabla </w:t>
+      </w:r>
+      <w:hyperlink w:anchor="tab_beneficio_economico">
+        <w:r>
+          <w:rPr>
+            <w:rStyle w:val="Hyperlink"/>
+          </w:rPr>
+          <w:t xml:space="preserve">4</w:t>
+        </w:r>
+      </w:hyperlink>
+      <w:r>
+        <w:t xml:space="preserve">), y el de un factor fijo que no puede venderse ni alquilarse es nulo a corto plazo: lo irrelevante para la decisión son los costes</w:t>
       </w:r>
       <w:r>
         <w:t xml:space="preserve"> </w:t>
@@ -48006,7 +49576,7 @@
       </w:r>
     </w:p>
   </w:footnote>
-  <w:footnote w:id="157">
+  <w:footnote w:id="199">
     <w:p>
       <w:pPr>
         <w:pStyle w:val="FootnoteText"/>
@@ -48025,7 +49595,7 @@
       </w:r>
     </w:p>
   </w:footnote>
-  <w:footnote w:id="159">
+  <w:footnote w:id="202">
     <w:p>
       <w:pPr>
         <w:pStyle w:val="FootnoteText"/>
@@ -48073,11 +49643,22 @@
         </m:r>
       </m:oMath>
       <w:r>
-        <w:t xml:space="preserve">; si no, el equilibrio es sin intercambio (II.1.2).</w:t>
+        <w:t xml:space="preserve">; si no, el equilibrio es sin intercambio (</w:t>
+      </w:r>
+      <w:hyperlink w:anchor="sec_unicidad">
+        <w:r>
+          <w:rPr>
+            <w:rStyle w:val="Hyperlink"/>
+          </w:rPr>
+          <w:t xml:space="preserve">II.1.2</w:t>
+        </w:r>
+      </w:hyperlink>
+      <w:r>
+        <w:t xml:space="preserve">).</w:t>
       </w:r>
     </w:p>
   </w:footnote>
-  <w:footnote w:id="160">
+  <w:footnote w:id="203">
     <w:p>
       <w:pPr>
         <w:pStyle w:val="FootnoteText"/>
@@ -48116,7 +49697,7 @@
       </w:r>
     </w:p>
   </w:footnote>
-  <w:footnote w:id="161">
+  <w:footnote w:id="204">
     <w:p>
       <w:pPr>
         <w:pStyle w:val="FootnoteText"/>
@@ -48136,12 +49717,14 @@
       <w:r>
         <w:t xml:space="preserve"> </w:t>
       </w:r>
-      <w:r>
-        <w:rPr>
-          <w:rStyle w:val="Referenciaatema"/>
-        </w:rPr>
-        <w:t xml:space="preserve">[ver tema 3.A.11]</w:t>
-      </w:r>
+      <w:hyperlink r:id="rId23">
+        <w:r>
+          <w:rPr>
+            <w:rStyle w:val="Referenciaatema"/>
+          </w:rPr>
+          <w:t xml:space="preserve">[ver tema 3.A.11]</w:t>
+        </w:r>
+      </w:hyperlink>
       <w:r>
         <w:t xml:space="preserve">), o si hay un coste fijo</w:t>
       </w:r>
@@ -48295,7 +49878,7 @@
       <w:r>
         <w:t xml:space="preserve">(</w:t>
       </w:r>
-      <w:hyperlink w:anchor="ref-MasColellWhinstonGreen1995">
+      <w:hyperlink w:anchor="ref_MasColellWhinstonGreen1995">
         <w:r>
           <w:rPr>
             <w:rStyle w:val="Hyperlink"/>
@@ -48381,7 +49964,7 @@
       </w:r>
     </w:p>
   </w:footnote>
-  <w:footnote w:id="186">
+  <w:footnote w:id="232">
     <w:p>
       <w:pPr>
         <w:pStyle w:val="FootnoteText"/>

--- a/oposicion/temario/tercer-ejercicio/3A16.docx
+++ b/oposicion/temario/tercer-ejercicio/3A16.docx
@@ -32468,7 +32468,7 @@
         </w:r>
       </w:hyperlink>
       <w:r>
-        <w:t xml:space="preserve">; al levantar el de información perfecta (4), a la economía de la información</w:t>
+        <w:t xml:space="preserve">; al levantar el de información perfecta (2), a la economía de la información</w:t>
       </w:r>
       <w:r>
         <w:t xml:space="preserve"> </w:t>

--- a/oposicion/temario/tercer-ejercicio/3A16.docx
+++ b/oposicion/temario/tercer-ejercicio/3A16.docx
@@ -17867,12 +17867,15 @@
       <w:r>
         <w:t xml:space="preserve">(ET): su suma, la ganancia neta de producir y consumir el bien:</w:t>
       </w:r>
-    </w:p>
-    <w:bookmarkStart w:id="137" w:name="eq_excedentes"/>
-    <w:bookmarkEnd w:id="137"/>
-    <w:p>
-      <w:pPr>
-        <w:pStyle w:val="FirstParagraph"/>
+      <w:r>
+        <w:t xml:space="preserve"> </w:t>
+      </w:r>
+      <w:bookmarkStart w:id="137" w:name="eq_excedentes"/>
+      <w:bookmarkEnd w:id="137"/>
+    </w:p>
+    <w:p>
+      <w:pPr>
+        <w:pStyle w:val="BodyText"/>
         <w:keepNext/>
       </w:pPr>
       <m:oMathPara>

--- a/oposicion/temario/tercer-ejercicio/3A16.docx
+++ b/oposicion/temario/tercer-ejercicio/3A16.docx
@@ -119,13 +119,7 @@
           <w:rPr>
             <w:rStyle w:val="Hyperlink"/>
           </w:rPr>
-          <w:t xml:space="preserve"> </w:t>
-        </w:r>
-        <w:r>
-          <w:rPr>
-            <w:rStyle w:val="Hyperlink"/>
-          </w:rPr>
-          <w:t xml:space="preserve">2026b</w:t>
+          <w:t xml:space="preserve">, 2026b</w:t>
         </w:r>
       </w:hyperlink>
       <w:r>
@@ -152,13 +146,7 @@
           <w:rPr>
             <w:rStyle w:val="Hyperlink"/>
           </w:rPr>
-          <w:t xml:space="preserve"> </w:t>
-        </w:r>
-        <w:r>
-          <w:rPr>
-            <w:rStyle w:val="Hyperlink"/>
-          </w:rPr>
-          <w:t xml:space="preserve">2026a</w:t>
+          <w:t xml:space="preserve">, 2026a</w:t>
         </w:r>
       </w:hyperlink>
       <w:r>
@@ -185,13 +173,7 @@
           <w:rPr>
             <w:rStyle w:val="Hyperlink"/>
           </w:rPr>
-          <w:t xml:space="preserve"> </w:t>
-        </w:r>
-        <w:r>
-          <w:rPr>
-            <w:rStyle w:val="Hyperlink"/>
-          </w:rPr>
-          <w:t xml:space="preserve">2026</w:t>
+          <w:t xml:space="preserve">, 2026</w:t>
         </w:r>
       </w:hyperlink>
       <w:r>
@@ -805,13 +787,7 @@
           <w:rPr>
             <w:rStyle w:val="Hyperlink"/>
           </w:rPr>
-          <w:t xml:space="preserve"> </w:t>
-        </w:r>
-        <w:r>
-          <w:rPr>
-            <w:rStyle w:val="Hyperlink"/>
-          </w:rPr>
-          <w:t xml:space="preserve">2026</w:t>
+          <w:t xml:space="preserve">, 2026</w:t>
         </w:r>
       </w:hyperlink>
       <w:r>
@@ -954,13 +930,7 @@
           <w:rPr>
             <w:rStyle w:val="Hyperlink"/>
           </w:rPr>
-          <w:t xml:space="preserve"> </w:t>
-        </w:r>
-        <w:r>
-          <w:rPr>
-            <w:rStyle w:val="Hyperlink"/>
-          </w:rPr>
-          <w:t xml:space="preserve">1890, lib. V</w:t>
+          <w:t xml:space="preserve">, 1890, lib. V</w:t>
         </w:r>
       </w:hyperlink>
       <w:r>
@@ -998,13 +968,7 @@
           <w:rPr>
             <w:rStyle w:val="Hyperlink"/>
           </w:rPr>
-          <w:t xml:space="preserve"> </w:t>
-        </w:r>
-        <w:r>
-          <w:rPr>
-            <w:rStyle w:val="Hyperlink"/>
-          </w:rPr>
-          <w:t xml:space="preserve">1931</w:t>
+          <w:t xml:space="preserve">, 1931</w:t>
         </w:r>
       </w:hyperlink>
       <w:r>
@@ -1042,13 +1006,7 @@
           <w:rPr>
             <w:rStyle w:val="Hyperlink"/>
           </w:rPr>
-          <w:t xml:space="preserve"> </w:t>
-        </w:r>
-        <w:r>
-          <w:rPr>
-            <w:rStyle w:val="Hyperlink"/>
-          </w:rPr>
-          <w:t xml:space="preserve">1934</w:t>
+          <w:t xml:space="preserve">, 1934</w:t>
         </w:r>
       </w:hyperlink>
       <w:r>
@@ -1069,13 +1027,7 @@
           <w:rPr>
             <w:rStyle w:val="Hyperlink"/>
           </w:rPr>
-          <w:t xml:space="preserve"> </w:t>
-        </w:r>
-        <w:r>
-          <w:rPr>
-            <w:rStyle w:val="Hyperlink"/>
-          </w:rPr>
-          <w:t xml:space="preserve">1938</w:t>
+          <w:t xml:space="preserve">, 1938</w:t>
         </w:r>
       </w:hyperlink>
       <w:r>
@@ -1178,13 +1130,7 @@
           <w:rPr>
             <w:rStyle w:val="Hyperlink"/>
           </w:rPr>
-          <w:t xml:space="preserve"> </w:t>
-        </w:r>
-        <w:r>
-          <w:rPr>
-            <w:rStyle w:val="Hyperlink"/>
-          </w:rPr>
-          <w:t xml:space="preserve">1995, cap. 10</w:t>
+          <w:t xml:space="preserve">, 1995, cap. 10</w:t>
         </w:r>
       </w:hyperlink>
       <w:r>
@@ -3201,13 +3147,7 @@
           <w:rPr>
             <w:rStyle w:val="Hyperlink"/>
           </w:rPr>
-          <w:t xml:space="preserve"> </w:t>
-        </w:r>
-        <w:r>
-          <w:rPr>
-            <w:rStyle w:val="Hyperlink"/>
-          </w:rPr>
-          <w:t xml:space="preserve">1995, párr. 10.B</w:t>
+          <w:t xml:space="preserve">, 1995, párr. 10.B</w:t>
         </w:r>
       </w:hyperlink>
       <w:r>
@@ -5473,7 +5413,7 @@
           <wp:inline>
             <wp:extent cx="5073650" cy="1713792"/>
             <wp:effectExtent b="0" l="0" r="0" t="0"/>
-            <wp:docPr descr="" title="" id="55" name="Picture"/>
+            <wp:docPr descr="Gráfico 1.– Agregación de la demanda: suma horizontal de las demandas individuales" title="" id="55" name="Picture"/>
             <a:graphic>
               <a:graphicData uri="http://schemas.openxmlformats.org/drawingml/2006/picture">
                 <pic:pic>
@@ -7316,7 +7256,7 @@
           <wp:inline>
             <wp:extent cx="3282950" cy="2410267"/>
             <wp:effectExtent b="0" l="0" r="0" t="0"/>
-            <wp:docPr descr="" title="" id="64" name="Picture"/>
+            <wp:docPr descr="Gráfico 2.– Maximización del beneficio y oferta de la empresa competitiva: p=\mathrm{CMg}_j en el tramo creciente, por encima del mínimo del coste medio" title="" id="64" name="Picture"/>
             <a:graphic>
               <a:graphicData uri="http://schemas.openxmlformats.org/drawingml/2006/picture">
                 <pic:pic>
@@ -9177,7 +9117,7 @@
           <wp:inline>
             <wp:extent cx="4825830" cy="1929720"/>
             <wp:effectExtent b="0" l="0" r="0" t="0"/>
-            <wp:docPr descr="" title="" id="74" name="Picture"/>
+            <wp:docPr descr="Gráfico 3.– Oferta de mercado (suma horizontal de las ofertas de las empresas) y equilibrio competitivo" title="" id="74" name="Picture"/>
             <a:graphic>
               <a:graphicData uri="http://schemas.openxmlformats.org/drawingml/2006/picture">
                 <pic:pic>
@@ -10306,13 +10246,7 @@
           <w:rPr>
             <w:rStyle w:val="Hyperlink"/>
           </w:rPr>
-          <w:t xml:space="preserve"> </w:t>
-        </w:r>
-        <w:r>
-          <w:rPr>
-            <w:rStyle w:val="Hyperlink"/>
-          </w:rPr>
-          <w:t xml:space="preserve">1817</w:t>
+          <w:t xml:space="preserve">, 1817</w:t>
         </w:r>
       </w:hyperlink>
       <w:r>
@@ -10339,7 +10273,7 @@
           <w:rPr>
             <w:rStyle w:val="Hyperlink"/>
           </w:rPr>
-          <w:t xml:space="preserve">et al. 2008</w:t>
+          <w:t xml:space="preserve">et al., 2008</w:t>
         </w:r>
       </w:hyperlink>
       <w:r>
@@ -10895,7 +10829,7 @@
           <wp:inline>
             <wp:extent cx="2431264" cy="2419031"/>
             <wp:effectExtent b="0" l="0" r="0" t="0"/>
-            <wp:docPr descr="" title="" id="88" name="Picture"/>
+            <wp:docPr descr="Gráfico 4.– No convexidades: con la oferta que salta en \overline{c}, la demanda puede pasar por el hueco y no hay equilibrio competitivo" title="" id="88" name="Picture"/>
             <a:graphic>
               <a:graphicData uri="http://schemas.openxmlformats.org/drawingml/2006/picture">
                 <pic:pic>
@@ -11174,13 +11108,7 @@
           <w:rPr>
             <w:rStyle w:val="Hyperlink"/>
           </w:rPr>
-          <w:t xml:space="preserve"> </w:t>
-        </w:r>
-        <w:r>
-          <w:rPr>
-            <w:rStyle w:val="Hyperlink"/>
-          </w:rPr>
-          <w:t xml:space="preserve">1995, párr. 10.C</w:t>
+          <w:t xml:space="preserve">, 1995, párr. 10.C</w:t>
         </w:r>
       </w:hyperlink>
       <w:r>
@@ -11682,7 +11610,7 @@
           <wp:inline>
             <wp:extent cx="2686050" cy="2142864"/>
             <wp:effectExtent b="0" l="0" r="0" t="0"/>
-            <wp:docPr descr="" title="" id="97" name="Picture"/>
+            <wp:docPr descr="Gráfico 5.– Demanda insuficiente: cualquier precio entre \max_i\phi_i'(0) y \min_j\mathrm{CMg}_j(0) vacía el mercado sin intercambio" title="" id="97" name="Picture"/>
             <a:graphic>
               <a:graphicData uri="http://schemas.openxmlformats.org/drawingml/2006/picture">
                 <pic:pic>
@@ -15031,7 +14959,7 @@
           <wp:inline>
             <wp:extent cx="5969000" cy="2438127"/>
             <wp:effectExtent b="0" l="0" r="0" t="0"/>
-            <wp:docPr descr="" title="" id="113" name="Picture"/>
+            <wp:docPr descr="Gráfico 6.– Interpretación gráfica de los 3 casos de la tabla: ajuste walrasiano y marshalliano" title="" id="113" name="Picture"/>
             <a:graphic>
               <a:graphicData uri="http://schemas.openxmlformats.org/drawingml/2006/picture">
                 <pic:pic>
@@ -17050,7 +16978,7 @@
           <wp:inline>
             <wp:extent cx="5969000" cy="2450246"/>
             <wp:effectExtent b="0" l="0" r="0" t="0"/>
-            <wp:docPr descr="" title="" id="122" name="Picture"/>
+            <wp:docPr descr="Gráfico 7.– Modelo de la telaraña: convergente (la oferta, más inclinada que la demanda), continua y divergente" title="" id="122" name="Picture"/>
             <a:graphic>
               <a:graphicData uri="http://schemas.openxmlformats.org/drawingml/2006/picture">
                 <pic:pic>
@@ -17398,13 +17326,7 @@
           <w:rPr>
             <w:rStyle w:val="Hyperlink"/>
           </w:rPr>
-          <w:t xml:space="preserve"> </w:t>
-        </w:r>
-        <w:r>
-          <w:rPr>
-            <w:rStyle w:val="Hyperlink"/>
-          </w:rPr>
-          <w:t xml:space="preserve">2021</w:t>
+          <w:t xml:space="preserve">, 2021</w:t>
         </w:r>
       </w:hyperlink>
       <w:r>
@@ -17442,13 +17364,7 @@
           <w:rPr>
             <w:rStyle w:val="Hyperlink"/>
           </w:rPr>
-          <w:t xml:space="preserve"> </w:t>
-        </w:r>
-        <w:r>
-          <w:rPr>
-            <w:rStyle w:val="Hyperlink"/>
-          </w:rPr>
-          <w:t xml:space="preserve">1958</w:t>
+          <w:t xml:space="preserve">, 1958</w:t>
         </w:r>
       </w:hyperlink>
       <w:r>
@@ -18309,13 +18225,7 @@
           <w:rPr>
             <w:rStyle w:val="Hyperlink"/>
           </w:rPr>
-          <w:t xml:space="preserve"> </w:t>
-        </w:r>
-        <w:r>
-          <w:rPr>
-            <w:rStyle w:val="Hyperlink"/>
-          </w:rPr>
-          <w:t xml:space="preserve">1995, párr. 10.D</w:t>
+          <w:t xml:space="preserve">, 1995, párr. 10.D</w:t>
         </w:r>
       </w:hyperlink>
       <w:r>
@@ -18803,7 +18713,7 @@
           <wp:inline>
             <wp:extent cx="2828829" cy="2125444"/>
             <wp:effectExtent b="0" l="0" r="0" t="0"/>
-            <wp:docPr descr="" title="" id="140" name="Picture"/>
+            <wp:docPr descr="Gráfico 8.– Excedentes del consumidor y del productor en el equilibrio competitivo: el excedente total es máximo en x^*" title="" id="140" name="Picture"/>
             <a:graphic>
               <a:graphicData uri="http://schemas.openxmlformats.org/drawingml/2006/picture">
                 <pic:pic>
@@ -20142,13 +20052,7 @@
           <w:rPr>
             <w:rStyle w:val="Hyperlink"/>
           </w:rPr>
-          <w:t xml:space="preserve"> </w:t>
-        </w:r>
-        <w:r>
-          <w:rPr>
-            <w:rStyle w:val="Hyperlink"/>
-          </w:rPr>
-          <w:t xml:space="preserve">1995, párr. 10.D</w:t>
+          <w:t xml:space="preserve">, 1995, párr. 10.D</w:t>
         </w:r>
       </w:hyperlink>
       <w:r>
@@ -20653,13 +20557,7 @@
           <w:rPr>
             <w:rStyle w:val="Hyperlink"/>
           </w:rPr>
-          <w:t xml:space="preserve"> </w:t>
-        </w:r>
-        <w:r>
-          <w:rPr>
-            <w:rStyle w:val="Hyperlink"/>
-          </w:rPr>
-          <w:t xml:space="preserve">1941</w:t>
+          <w:t xml:space="preserve">, 1941</w:t>
         </w:r>
       </w:hyperlink>
       <w:r>
@@ -21104,7 +21002,7 @@
           <wp:inline>
             <wp:extent cx="5217278" cy="2602523"/>
             <wp:effectExtent b="0" l="0" r="0" t="0"/>
-            <wp:docPr descr="" title="" id="156" name="Picture"/>
+            <wp:docPr descr="Gráfico 9.– Estática comparativa: aumento de la demanda (izquierda) y mejora tecnológica que desplaza la curva de oferta hacia abajo (derecha)" title="" id="156" name="Picture"/>
             <a:graphic>
               <a:graphicData uri="http://schemas.openxmlformats.org/drawingml/2006/picture">
                 <pic:pic>
@@ -21722,13 +21620,7 @@
           <w:rPr>
             <w:rStyle w:val="Hyperlink"/>
           </w:rPr>
-          <w:t xml:space="preserve"> </w:t>
-        </w:r>
-        <w:r>
-          <w:rPr>
-            <w:rStyle w:val="Hyperlink"/>
-          </w:rPr>
-          <w:t xml:space="preserve">1995, párr. 10.C</w:t>
+          <w:t xml:space="preserve">, 1995, párr. 10.C</w:t>
         </w:r>
       </w:hyperlink>
       <w:r>
@@ -23253,7 +23145,7 @@
           <wp:inline>
             <wp:extent cx="3282950" cy="2275743"/>
             <wp:effectExtent b="0" l="0" r="0" t="0"/>
-            <wp:docPr descr="" title="" id="168" name="Picture"/>
+            <wp:docPr descr="Gráfico 10.– Incidencia de un impuesto unitario: cuña fiscal, recaudación repartida entre consumidores y vendedores y pérdida irrecuperable de eficiencia" title="" id="168" name="Picture"/>
             <a:graphic>
               <a:graphicData uri="http://schemas.openxmlformats.org/drawingml/2006/picture">
                 <pic:pic>
@@ -23718,13 +23610,7 @@
           <w:rPr>
             <w:rStyle w:val="Hyperlink"/>
           </w:rPr>
-          <w:t xml:space="preserve"> </w:t>
-        </w:r>
-        <w:r>
-          <w:rPr>
-            <w:rStyle w:val="Hyperlink"/>
-          </w:rPr>
-          <w:t xml:space="preserve">1995, párr. 10.F</w:t>
+          <w:t xml:space="preserve">, 1995, párr. 10.F</w:t>
         </w:r>
       </w:hyperlink>
       <w:r>
@@ -24987,7 +24873,7 @@
           <wp:inline>
             <wp:extent cx="2574999" cy="2269179"/>
             <wp:effectExtent b="0" l="0" r="0" t="0"/>
-            <wp:docPr descr="" title="" id="178" name="Picture"/>
+            <wp:docPr descr="Gráfico 11.– El mercado de pescado de Marshall: equilibrio temporal (B) y equilibrio normal (C) tras un aumento de la demanda" title="" id="178" name="Picture"/>
             <a:graphic>
               <a:graphicData uri="http://schemas.openxmlformats.org/drawingml/2006/picture">
                 <pic:pic>
@@ -25306,13 +25192,7 @@
           <w:rPr>
             <w:rStyle w:val="Hyperlink"/>
           </w:rPr>
-          <w:t xml:space="preserve"> </w:t>
-        </w:r>
-        <w:r>
-          <w:rPr>
-            <w:rStyle w:val="Hyperlink"/>
-          </w:rPr>
-          <w:t xml:space="preserve">1890, lib. V</w:t>
+          <w:t xml:space="preserve">, 1890, lib. V</w:t>
         </w:r>
       </w:hyperlink>
       <w:r>
@@ -25745,13 +25625,7 @@
           <w:rPr>
             <w:rStyle w:val="Hyperlink"/>
           </w:rPr>
-          <w:t xml:space="preserve"> </w:t>
-        </w:r>
-        <w:r>
-          <w:rPr>
-            <w:rStyle w:val="Hyperlink"/>
-          </w:rPr>
-          <w:t xml:space="preserve">1995, párr. 10.F</w:t>
+          <w:t xml:space="preserve">, 1995, párr. 10.F</w:t>
         </w:r>
       </w:hyperlink>
       <w:r>
@@ -26113,7 +25987,7 @@
           <wp:inline>
             <wp:extent cx="4775200" cy="1947088"/>
             <wp:effectExtent b="0" l="0" r="0" t="0"/>
-            <wp:docPr descr="" title="" id="187" name="Picture"/>
+            <wp:docPr descr="Gráfico 12.– Oferta de la empresa a corto plazo: el coste marginal por encima del mínimo de explotación" title="" id="187" name="Picture"/>
             <a:graphic>
               <a:graphicData uri="http://schemas.openxmlformats.org/drawingml/2006/picture">
                 <pic:pic>
@@ -27192,13 +27066,7 @@
           <w:rPr>
             <w:rStyle w:val="Hyperlink"/>
           </w:rPr>
-          <w:t xml:space="preserve"> </w:t>
-        </w:r>
-        <w:r>
-          <w:rPr>
-            <w:rStyle w:val="Hyperlink"/>
-          </w:rPr>
-          <w:t xml:space="preserve">1947, cap. III</w:t>
+          <w:t xml:space="preserve">, 1947, cap. III</w:t>
         </w:r>
       </w:hyperlink>
       <w:r>
@@ -27219,13 +27087,7 @@
           <w:rPr>
             <w:rStyle w:val="Hyperlink"/>
           </w:rPr>
-          <w:t xml:space="preserve"> </w:t>
-        </w:r>
-        <w:r>
-          <w:rPr>
-            <w:rStyle w:val="Hyperlink"/>
-          </w:rPr>
-          <w:t xml:space="preserve">1884</w:t>
+          <w:t xml:space="preserve">, 1884</w:t>
         </w:r>
       </w:hyperlink>
       <w:r>
@@ -27662,13 +27524,7 @@
           <w:rPr>
             <w:rStyle w:val="Hyperlink"/>
           </w:rPr>
-          <w:t xml:space="preserve"> </w:t>
-        </w:r>
-        <w:r>
-          <w:rPr>
-            <w:rStyle w:val="Hyperlink"/>
-          </w:rPr>
-          <w:t xml:space="preserve">1995, párr. 10.F</w:t>
+          <w:t xml:space="preserve">, 1995, párr. 10.F</w:t>
         </w:r>
       </w:hyperlink>
       <w:r>
@@ -29682,7 +29538,7 @@
           <wp:inline>
             <wp:extent cx="5670550" cy="3185426"/>
             <wp:effectExtent b="0" l="0" r="0" t="0"/>
-            <wp:docPr descr="" title="" id="207" name="Picture"/>
+            <wp:docPr descr="Gráfico 13.– Libre entrada según los rendimientos a escala: rendimientos constantes, decrecientes y coste medio en U (arriba, la empresa; abajo, el mercado)" title="" id="207" name="Picture"/>
             <a:graphic>
               <a:graphicData uri="http://schemas.openxmlformats.org/drawingml/2006/picture">
                 <pic:pic>
@@ -30547,13 +30403,7 @@
           <w:rPr>
             <w:rStyle w:val="Hyperlink"/>
           </w:rPr>
-          <w:t xml:space="preserve"> </w:t>
-        </w:r>
-        <w:r>
-          <w:rPr>
-            <w:rStyle w:val="Hyperlink"/>
-          </w:rPr>
-          <w:t xml:space="preserve">1995, párr. 10.F</w:t>
+          <w:t xml:space="preserve">, 1995, párr. 10.F</w:t>
         </w:r>
       </w:hyperlink>
       <w:r>
@@ -30598,7 +30448,7 @@
           <wp:inline>
             <wp:extent cx="4434381" cy="2125444"/>
             <wp:effectExtent b="0" l="0" r="0" t="0"/>
-            <wp:docPr descr="" title="" id="212" name="Picture"/>
+            <wp:docPr descr="Gráfico 14.– Del corto al largo plazo con libre entrada tras un aumento de la demanda: la empresa (izquierda) y la industria (derecha)" title="" id="212" name="Picture"/>
             <a:graphic>
               <a:graphicData uri="http://schemas.openxmlformats.org/drawingml/2006/picture">
                 <pic:pic>
@@ -30778,13 +30628,7 @@
           <w:rPr>
             <w:rStyle w:val="Hyperlink"/>
           </w:rPr>
-          <w:t xml:space="preserve"> </w:t>
-        </w:r>
-        <w:r>
-          <w:rPr>
-            <w:rStyle w:val="Hyperlink"/>
-          </w:rPr>
-          <w:t xml:space="preserve">1995, párr. 10.F</w:t>
+          <w:t xml:space="preserve">, 1995, párr. 10.F</w:t>
         </w:r>
       </w:hyperlink>
       <w:r>
@@ -31158,13 +31002,7 @@
           <w:rPr>
             <w:rStyle w:val="Hyperlink"/>
           </w:rPr>
-          <w:t xml:space="preserve"> </w:t>
-        </w:r>
-        <w:r>
-          <w:rPr>
-            <w:rStyle w:val="Hyperlink"/>
-          </w:rPr>
-          <w:t xml:space="preserve">1931</w:t>
+          <w:t xml:space="preserve">, 1931</w:t>
         </w:r>
       </w:hyperlink>
       <w:r>
@@ -31185,13 +31023,7 @@
           <w:rPr>
             <w:rStyle w:val="Hyperlink"/>
           </w:rPr>
-          <w:t xml:space="preserve"> </w:t>
-        </w:r>
-        <w:r>
-          <w:rPr>
-            <w:rStyle w:val="Hyperlink"/>
-          </w:rPr>
-          <w:t xml:space="preserve">1954</w:t>
+          <w:t xml:space="preserve">, 1954</w:t>
         </w:r>
       </w:hyperlink>
       <w:r>
@@ -31628,7 +31460,7 @@
           <wp:inline>
             <wp:extent cx="5670550" cy="1681727"/>
             <wp:effectExtent b="0" l="0" r="0" t="0"/>
-            <wp:docPr descr="" title="" id="219" name="Picture"/>
+            <wp:docPr descr="Gráfico 15.– Oferta de la industria a largo plazo: costes constantes, crecientes (deseconomías externas) y decrecientes (economías externas)" title="" id="219" name="Picture"/>
             <a:graphic>
               <a:graphicData uri="http://schemas.openxmlformats.org/drawingml/2006/picture">
                 <pic:pic>
@@ -31814,13 +31646,7 @@
           <w:rPr>
             <w:rStyle w:val="Hyperlink"/>
           </w:rPr>
-          <w:t xml:space="preserve"> </w:t>
-        </w:r>
-        <w:r>
-          <w:rPr>
-            <w:rStyle w:val="Hyperlink"/>
-          </w:rPr>
-          <w:t xml:space="preserve">1954</w:t>
+          <w:t xml:space="preserve">, 1954</w:t>
         </w:r>
       </w:hyperlink>
       <w:r>
@@ -31947,13 +31773,7 @@
           <w:rPr>
             <w:rStyle w:val="Hyperlink"/>
           </w:rPr>
-          <w:t xml:space="preserve"> </w:t>
-        </w:r>
-        <w:r>
-          <w:rPr>
-            <w:rStyle w:val="Hyperlink"/>
-          </w:rPr>
-          <w:t xml:space="preserve">1960</w:t>
+          <w:t xml:space="preserve">, 1960</w:t>
         </w:r>
       </w:hyperlink>
       <w:r>
@@ -31974,13 +31794,7 @@
           <w:rPr>
             <w:rStyle w:val="Hyperlink"/>
           </w:rPr>
-          <w:t xml:space="preserve"> </w:t>
-        </w:r>
-        <w:r>
-          <w:rPr>
-            <w:rStyle w:val="Hyperlink"/>
-          </w:rPr>
-          <w:t xml:space="preserve">1958</w:t>
+          <w:t xml:space="preserve">, 1958</w:t>
         </w:r>
       </w:hyperlink>
       <w:r>
@@ -32786,13 +32600,7 @@
           <w:rPr>
             <w:rStyle w:val="Hyperlink"/>
           </w:rPr>
-          <w:t xml:space="preserve"> </w:t>
-        </w:r>
-        <w:r>
-          <w:rPr>
-            <w:rStyle w:val="Hyperlink"/>
-          </w:rPr>
-          <w:t xml:space="preserve">1995, párr. 10.D</w:t>
+          <w:t xml:space="preserve">, 1995, párr. 10.D</w:t>
         </w:r>
       </w:hyperlink>
       <w:r>
@@ -35535,14 +35343,9 @@
       <w:pPr>
         <w:pStyle w:val="FirstParagraph"/>
       </w:pPr>
-      <m:oMath>
-        <m:r>
-          <m:rPr>
-            <m:sty m:val="p"/>
-          </m:rPr>
-          <m:t>◼</m:t>
-        </m:r>
-      </m:oMath>
+      <w:r>
+        <w:t xml:space="preserve"> ∎</w:t>
+      </w:r>
     </w:p>
     <w:bookmarkEnd w:id="234"/>
     <w:bookmarkStart w:id="235" w:name="consecuencias"/>
@@ -36037,13 +35840,7 @@
           <w:rPr>
             <w:rStyle w:val="Hyperlink"/>
           </w:rPr>
-          <w:t xml:space="preserve"> </w:t>
-        </w:r>
-        <w:r>
-          <w:rPr>
-            <w:rStyle w:val="Hyperlink"/>
-          </w:rPr>
-          <w:t xml:space="preserve">1995, párr. 5.D</w:t>
+          <w:t xml:space="preserve">, 1995, párr. 5.D</w:t>
         </w:r>
       </w:hyperlink>
       <w:r>
@@ -36414,7 +36211,7 @@
           <wp:inline>
             <wp:extent cx="5491480" cy="5468178"/>
             <wp:effectExtent b="0" l="0" r="0" t="0"/>
-            <wp:docPr descr="" title="" id="238" name="Picture"/>
+            <wp:docPr descr="Gráfico 16.– Geometría de los costes y curva de oferta con un solo producto: seis casos, con la tecnología (arriba) y los costes (abajo)" title="" id="238" name="Picture"/>
             <a:graphic>
               <a:graphicData uri="http://schemas.openxmlformats.org/drawingml/2006/picture">
                 <pic:pic>
@@ -36751,13 +36548,7 @@
           <w:rPr>
             <w:rStyle w:val="Hyperlink"/>
           </w:rPr>
-          <w:t xml:space="preserve"> </w:t>
-        </w:r>
-        <w:r>
-          <w:rPr>
-            <w:rStyle w:val="Hyperlink"/>
-          </w:rPr>
-          <w:t xml:space="preserve">2016</w:t>
+          <w:t xml:space="preserve">, 2016</w:t>
         </w:r>
       </w:hyperlink>
       <w:r>
@@ -37471,7 +37262,7 @@
           <wp:inline>
             <wp:extent cx="5299850" cy="2269179"/>
             <wp:effectExtent b="0" l="0" r="0" t="0"/>
-            <wp:docPr descr="" title="" id="243" name="Picture"/>
+            <wp:docPr descr="Gráfico 17.– Precio máximo (izquierda) y precio mínimo (derecha): manda el lado corto y se pierde el excedente de las unidades que no se intercambian" title="" id="243" name="Picture"/>
             <a:graphic>
               <a:graphicData uri="http://schemas.openxmlformats.org/drawingml/2006/picture">
                 <pic:pic>
@@ -37695,13 +37486,7 @@
           <w:rPr>
             <w:rStyle w:val="Hyperlink"/>
           </w:rPr>
-          <w:t xml:space="preserve"> </w:t>
-        </w:r>
-        <w:r>
-          <w:rPr>
-            <w:rStyle w:val="Hyperlink"/>
-          </w:rPr>
-          <w:t xml:space="preserve">1995, párr. 10.B</w:t>
+          <w:t xml:space="preserve">, 1995, párr. 10.B</w:t>
         </w:r>
       </w:hyperlink>
       <w:r>
@@ -40886,14 +40671,9 @@
       <w:pPr>
         <w:pStyle w:val="FirstParagraph"/>
       </w:pPr>
-      <m:oMath>
-        <m:r>
-          <m:rPr>
-            <m:sty m:val="p"/>
-          </m:rPr>
-          <m:t>◼</m:t>
-        </m:r>
-      </m:oMath>
+      <w:r>
+        <w:t xml:space="preserve"> ∎</w:t>
+      </w:r>
     </w:p>
     <w:bookmarkEnd w:id="250"/>
     <w:bookmarkStart w:id="251" w:name="anexo_expectativas_adaptativas"/>
@@ -41091,13 +40871,7 @@
           <w:rPr>
             <w:rStyle w:val="Hyperlink"/>
           </w:rPr>
-          <w:t xml:space="preserve"> </w:t>
-        </w:r>
-        <w:r>
-          <w:rPr>
-            <w:rStyle w:val="Hyperlink"/>
-          </w:rPr>
-          <w:t xml:space="preserve">1958</w:t>
+          <w:t xml:space="preserve">, 1958</w:t>
         </w:r>
       </w:hyperlink>
       <w:r>
@@ -42134,14 +41908,9 @@
       <w:pPr>
         <w:pStyle w:val="FirstParagraph"/>
       </w:pPr>
-      <m:oMath>
-        <m:r>
-          <m:rPr>
-            <m:sty m:val="p"/>
-          </m:rPr>
-          <m:t>◼</m:t>
-        </m:r>
-      </m:oMath>
+      <w:r>
+        <w:t xml:space="preserve"> ∎</w:t>
+      </w:r>
     </w:p>
     <w:bookmarkEnd w:id="251"/>
     <w:bookmarkStart w:id="252" w:name="anexo_expectativas_racionales"/>
@@ -42409,13 +42178,7 @@
           <w:rPr>
             <w:rStyle w:val="Hyperlink"/>
           </w:rPr>
-          <w:t xml:space="preserve"> </w:t>
-        </w:r>
-        <w:r>
-          <w:rPr>
-            <w:rStyle w:val="Hyperlink"/>
-          </w:rPr>
-          <w:t xml:space="preserve">1961</w:t>
+          <w:t xml:space="preserve">, 1961</w:t>
         </w:r>
       </w:hyperlink>
       <w:r>
@@ -42960,14 +42723,9 @@
       <w:pPr>
         <w:pStyle w:val="FirstParagraph"/>
       </w:pPr>
-      <m:oMath>
-        <m:r>
-          <m:rPr>
-            <m:sty m:val="p"/>
-          </m:rPr>
-          <m:t>◼</m:t>
-        </m:r>
-      </m:oMath>
+      <w:r>
+        <w:t xml:space="preserve"> ∎</w:t>
+      </w:r>
     </w:p>
     <w:bookmarkEnd w:id="252"/>
     <w:bookmarkStart w:id="257" w:name="anexo_curvas_no_lineales"/>
@@ -43049,7 +42807,7 @@
           <wp:inline>
             <wp:extent cx="2486311" cy="2052048"/>
             <wp:effectExtent b="0" l="0" r="0" t="0"/>
-            <wp:docPr descr="" title="" id="254" name="Picture"/>
+            <wp:docPr descr="Gráfico 18.– Telaraña con curvas no lineales: oscilaciones que crecen cerca del equilibrio y se estabilizan en un ciclo límite" title="" id="254" name="Picture"/>
             <a:graphic>
               <a:graphicData uri="http://schemas.openxmlformats.org/drawingml/2006/picture">
                 <pic:pic>
@@ -44095,7 +43853,7 @@
     </w:p>
     <w:bookmarkEnd w:id="260"/>
     <w:bookmarkEnd w:id="261"/>
-    <w:bookmarkStart w:id="341" w:name="bibliography"/>
+    <w:bookmarkStart w:id="341" w:name="bibliografia"/>
     <w:p>
       <w:pPr>
         <w:pStyle w:val="Heading1"/>
@@ -44111,7 +43869,7 @@
         <w:pStyle w:val="Bibliography"/>
       </w:pPr>
       <w:r>
-        <w:t xml:space="preserve">Arrow, Kenneth J. 1951.</w:t>
+        <w:t xml:space="preserve">Arrow, Kenneth J. (1951).</w:t>
       </w:r>
       <w:r>
         <w:t xml:space="preserve"> </w:t>
@@ -44143,7 +43901,7 @@
         <w:pStyle w:val="Bibliography"/>
       </w:pPr>
       <w:r>
-        <w:t xml:space="preserve">Azpilcueta, Martín de. 1556.</w:t>
+        <w:t xml:space="preserve">Azpilcueta, Martín de (1556).</w:t>
       </w:r>
       <w:r>
         <w:t xml:space="preserve"> </w:t>
@@ -44166,7 +43924,7 @@
         <w:pStyle w:val="Bibliography"/>
       </w:pPr>
       <w:r>
-        <w:t xml:space="preserve">Becker, Gary S. 1965.</w:t>
+        <w:t xml:space="preserve">Becker, Gary S. (1965).</w:t>
       </w:r>
       <w:r>
         <w:t xml:space="preserve"> </w:t>
@@ -44215,7 +43973,7 @@
         <w:pStyle w:val="Bibliography"/>
       </w:pPr>
       <w:r>
-        <w:t xml:space="preserve">Bodin, Jean. 1568.</w:t>
+        <w:t xml:space="preserve">Bodin, Jean (1568).</w:t>
       </w:r>
       <w:r>
         <w:t xml:space="preserve"> </w:t>
@@ -44238,7 +43996,7 @@
         <w:pStyle w:val="Bibliography"/>
       </w:pPr>
       <w:r>
-        <w:t xml:space="preserve">Bolzano, Bernard. 1817.</w:t>
+        <w:t xml:space="preserve">Bolzano, Bernard (1817).</w:t>
       </w:r>
       <w:r>
         <w:t xml:space="preserve"> </w:t>
@@ -44261,7 +44019,7 @@
         <w:pStyle w:val="Bibliography"/>
       </w:pPr>
       <w:r>
-        <w:t xml:space="preserve">Campante, Filipe, Federico Sturzenegger y Andrés Velasco. 2021.</w:t>
+        <w:t xml:space="preserve">Campante, Filipe, Federico Sturzenegger y Andrés Velasco (2021).</w:t>
       </w:r>
       <w:r>
         <w:t xml:space="preserve"> </w:t>
@@ -44298,7 +44056,7 @@
         <w:pStyle w:val="Bibliography"/>
       </w:pPr>
       <w:r>
-        <w:t xml:space="preserve">Clark, John Bates. 1899.</w:t>
+        <w:t xml:space="preserve">Clark, John Bates (1899).</w:t>
       </w:r>
       <w:r>
         <w:t xml:space="preserve"> </w:t>
@@ -44321,7 +44079,7 @@
         <w:pStyle w:val="Bibliography"/>
       </w:pPr>
       <w:r>
-        <w:t xml:space="preserve">Comisión Europea. 2026a.</w:t>
+        <w:t xml:space="preserve">Comisión Europea (2026a).</w:t>
       </w:r>
       <w:r>
         <w:t xml:space="preserve"> </w:t>
@@ -44354,7 +44112,7 @@
         <w:pStyle w:val="Bibliography"/>
       </w:pPr>
       <w:r>
-        <w:t xml:space="preserve">———. 2026b.</w:t>
+        <w:t xml:space="preserve">Comisión Europea (2026b).</w:t>
       </w:r>
       <w:r>
         <w:t xml:space="preserve"> </w:t>
@@ -44387,7 +44145,7 @@
         <w:pStyle w:val="Bibliography"/>
       </w:pPr>
       <w:r>
-        <w:t xml:space="preserve">Cournot, Antoine Augustin. 1838.</w:t>
+        <w:t xml:space="preserve">Cournot, Antoine Augustin (1838).</w:t>
       </w:r>
       <w:r>
         <w:t xml:space="preserve"> </w:t>
@@ -44410,7 +44168,7 @@
         <w:pStyle w:val="Bibliography"/>
       </w:pPr>
       <w:r>
-        <w:t xml:space="preserve">Dalton, Hugh. 1922.</w:t>
+        <w:t xml:space="preserve">Dalton, Hugh (1922).</w:t>
       </w:r>
       <w:r>
         <w:t xml:space="preserve"> </w:t>
@@ -44433,7 +44191,7 @@
         <w:pStyle w:val="Bibliography"/>
       </w:pPr>
       <w:r>
-        <w:t xml:space="preserve">De Vroey, Michel. 2016.</w:t>
+        <w:t xml:space="preserve">De Vroey, Michel (2016).</w:t>
       </w:r>
       <w:r>
         <w:t xml:space="preserve"> </w:t>
@@ -44470,7 +44228,7 @@
         <w:pStyle w:val="Bibliography"/>
       </w:pPr>
       <w:r>
-        <w:t xml:space="preserve">Debreu, Gérard. 1951.</w:t>
+        <w:t xml:space="preserve">Debreu, Gérard (1951).</w:t>
       </w:r>
       <w:r>
         <w:t xml:space="preserve"> </w:t>
@@ -44519,7 +44277,7 @@
         <w:pStyle w:val="Bibliography"/>
       </w:pPr>
       <w:r>
-        <w:t xml:space="preserve">Dupuit, Jules. 1844.</w:t>
+        <w:t xml:space="preserve">Dupuit, Jules (1844).</w:t>
       </w:r>
       <w:r>
         <w:t xml:space="preserve"> </w:t>
@@ -44551,7 +44309,7 @@
         <w:pStyle w:val="Bibliography"/>
       </w:pPr>
       <w:r>
-        <w:t xml:space="preserve">Ekelund, Robert B. y Robert F. Hébert. 2014.</w:t>
+        <w:t xml:space="preserve">Ekelund, Robert B. y Robert F. Hébert (2014).</w:t>
       </w:r>
       <w:r>
         <w:t xml:space="preserve"> </w:t>
@@ -44574,7 +44332,7 @@
         <w:pStyle w:val="Bibliography"/>
       </w:pPr>
       <w:r>
-        <w:t xml:space="preserve">Ezekiel, Mordecai. 1938.</w:t>
+        <w:t xml:space="preserve">Ezekiel, Mordecai (1938).</w:t>
       </w:r>
       <w:r>
         <w:t xml:space="preserve"> </w:t>
@@ -44623,7 +44381,7 @@
         <w:pStyle w:val="Bibliography"/>
       </w:pPr>
       <w:r>
-        <w:t xml:space="preserve">Gorman, William M. 1953.</w:t>
+        <w:t xml:space="preserve">Gorman, William M. (1953).</w:t>
       </w:r>
       <w:r>
         <w:t xml:space="preserve"> </w:t>
@@ -44672,7 +44430,7 @@
         <w:pStyle w:val="Bibliography"/>
       </w:pPr>
       <w:r>
-        <w:t xml:space="preserve">———. 1961.</w:t>
+        <w:t xml:space="preserve">Gorman, William M. (1961).</w:t>
       </w:r>
       <w:r>
         <w:t xml:space="preserve"> </w:t>
@@ -44721,7 +44479,7 @@
         <w:pStyle w:val="Bibliography"/>
       </w:pPr>
       <w:r>
-        <w:t xml:space="preserve">Gronau, Reuben. 1977.</w:t>
+        <w:t xml:space="preserve">Gronau, Reuben (1977).</w:t>
       </w:r>
       <w:r>
         <w:t xml:space="preserve"> </w:t>
@@ -44770,7 +44528,7 @@
         <w:pStyle w:val="Bibliography"/>
       </w:pPr>
       <w:r>
-        <w:t xml:space="preserve">Harberger, Arnold C. 1964.</w:t>
+        <w:t xml:space="preserve">Harberger, Arnold C. (1964).</w:t>
       </w:r>
       <w:r>
         <w:t xml:space="preserve"> </w:t>
@@ -44805,7 +44563,7 @@
         <w:pStyle w:val="Bibliography"/>
       </w:pPr>
       <w:r>
-        <w:t xml:space="preserve">Hayek, Friedrich A. 1948.</w:t>
+        <w:t xml:space="preserve">Hayek, Friedrich A. (1948).</w:t>
       </w:r>
       <w:r>
         <w:t xml:space="preserve"> </w:t>
@@ -44837,7 +44595,7 @@
         <w:pStyle w:val="Bibliography"/>
       </w:pPr>
       <w:r>
-        <w:t xml:space="preserve">Hommes, Cars, Joep Sonnemans, Jan Tuinstra y Henk van de Velden. 2007.</w:t>
+        <w:t xml:space="preserve">Hommes, Cars, Joep Sonnemans, Jan Tuinstra y Henk van de Velden (2007).</w:t>
       </w:r>
       <w:r>
         <w:t xml:space="preserve"> </w:t>
@@ -44872,7 +44630,7 @@
         <w:pStyle w:val="Bibliography"/>
       </w:pPr>
       <w:r>
-        <w:t xml:space="preserve">Instituto Nacional de Estadística. 2026.</w:t>
+        <w:t xml:space="preserve">Instituto Nacional de Estadística (2026).</w:t>
       </w:r>
       <w:r>
         <w:t xml:space="preserve"> </w:t>
@@ -44905,7 +44663,7 @@
         <w:pStyle w:val="Bibliography"/>
       </w:pPr>
       <w:r>
-        <w:t xml:space="preserve">Jenkin, Fleeming. 1870.</w:t>
+        <w:t xml:space="preserve">Jenkin, Fleeming (1870).</w:t>
       </w:r>
       <w:r>
         <w:t xml:space="preserve"> </w:t>
@@ -44937,7 +44695,7 @@
         <w:pStyle w:val="Bibliography"/>
       </w:pPr>
       <w:r>
-        <w:t xml:space="preserve">———. 1872.</w:t>
+        <w:t xml:space="preserve">Jenkin, Fleeming (1872).</w:t>
       </w:r>
       <w:r>
         <w:t xml:space="preserve"> </w:t>
@@ -44986,7 +44744,7 @@
         <w:pStyle w:val="Bibliography"/>
       </w:pPr>
       <w:r>
-        <w:t xml:space="preserve">Johnston, John. 1960.</w:t>
+        <w:t xml:space="preserve">Johnston, John (1960).</w:t>
       </w:r>
       <w:r>
         <w:t xml:space="preserve"> </w:t>
@@ -45009,7 +44767,7 @@
         <w:pStyle w:val="Bibliography"/>
       </w:pPr>
       <w:r>
-        <w:t xml:space="preserve">Kaldor, Nicholas. 1934.</w:t>
+        <w:t xml:space="preserve">Kaldor, Nicholas (1934).</w:t>
       </w:r>
       <w:r>
         <w:t xml:space="preserve"> </w:t>
@@ -45058,7 +44816,7 @@
         <w:pStyle w:val="Bibliography"/>
       </w:pPr>
       <w:r>
-        <w:t xml:space="preserve">Lancaster, Kelvin J. 1966.</w:t>
+        <w:t xml:space="preserve">Lancaster, Kelvin J. (1966).</w:t>
       </w:r>
       <w:r>
         <w:t xml:space="preserve"> </w:t>
@@ -45107,7 +44865,7 @@
         <w:pStyle w:val="Bibliography"/>
       </w:pPr>
       <w:r>
-        <w:t xml:space="preserve">Lange, Oskar. 1942.</w:t>
+        <w:t xml:space="preserve">Lange, Oskar (1942).</w:t>
       </w:r>
       <w:r>
         <w:t xml:space="preserve"> </w:t>
@@ -45156,7 +44914,7 @@
         <w:pStyle w:val="Bibliography"/>
       </w:pPr>
       <w:r>
-        <w:t xml:space="preserve">Le Chatelier, Henry Louis. 1884.</w:t>
+        <w:t xml:space="preserve">Le Chatelier, Henry Louis (1884).</w:t>
       </w:r>
       <w:r>
         <w:t xml:space="preserve"> </w:t>
@@ -45191,7 +44949,7 @@
         <w:pStyle w:val="Bibliography"/>
       </w:pPr>
       <w:r>
-        <w:t xml:space="preserve">Lerner, Abba P. 1934.</w:t>
+        <w:t xml:space="preserve">Lerner, Abba P. (1934).</w:t>
       </w:r>
       <w:r>
         <w:t xml:space="preserve"> </w:t>
@@ -45240,7 +44998,7 @@
         <w:pStyle w:val="Bibliography"/>
       </w:pPr>
       <w:r>
-        <w:t xml:space="preserve">Marshall, Alfred. 1890.</w:t>
+        <w:t xml:space="preserve">Marshall, Alfred (1890).</w:t>
       </w:r>
       <w:r>
         <w:t xml:space="preserve"> </w:t>
@@ -45277,7 +45035,7 @@
         <w:pStyle w:val="Bibliography"/>
       </w:pPr>
       <w:r>
-        <w:t xml:space="preserve">Mas-Colell, Andreu, Michael D. Whinston y Jerry R. Green. 1995.</w:t>
+        <w:t xml:space="preserve">Mas-Colell, Andreu, Michael D. Whinston y Jerry R. Green (1995).</w:t>
       </w:r>
       <w:r>
         <w:t xml:space="preserve"> </w:t>
@@ -45300,7 +45058,7 @@
         <w:pStyle w:val="Bibliography"/>
       </w:pPr>
       <w:r>
-        <w:t xml:space="preserve">Molina, Luis de. 1597.</w:t>
+        <w:t xml:space="preserve">Molina, Luis de (1597).</w:t>
       </w:r>
       <w:r>
         <w:t xml:space="preserve"> </w:t>
@@ -45337,7 +45095,7 @@
         <w:pStyle w:val="Bibliography"/>
       </w:pPr>
       <w:r>
-        <w:t xml:space="preserve">Musgrave, Richard A. 1959.</w:t>
+        <w:t xml:space="preserve">Musgrave, Richard A. (1959).</w:t>
       </w:r>
       <w:r>
         <w:t xml:space="preserve"> </w:t>
@@ -45360,7 +45118,7 @@
         <w:pStyle w:val="Bibliography"/>
       </w:pPr>
       <w:r>
-        <w:t xml:space="preserve">Muth, John F. 1961.</w:t>
+        <w:t xml:space="preserve">Muth, John F. (1961).</w:t>
       </w:r>
       <w:r>
         <w:t xml:space="preserve"> </w:t>
@@ -45409,7 +45167,7 @@
         <w:pStyle w:val="Bibliography"/>
       </w:pPr>
       <w:r>
-        <w:t xml:space="preserve">Nerlove, Marc. 1958.</w:t>
+        <w:t xml:space="preserve">Nerlove, Marc (1958).</w:t>
       </w:r>
       <w:r>
         <w:t xml:space="preserve"> </w:t>
@@ -45444,7 +45202,7 @@
         <w:pStyle w:val="Bibliography"/>
       </w:pPr>
       <w:r>
-        <w:t xml:space="preserve">Pareto, Vilfredo. 1906.</w:t>
+        <w:t xml:space="preserve">Pareto, Vilfredo (1906).</w:t>
       </w:r>
       <w:r>
         <w:t xml:space="preserve"> </w:t>
@@ -45467,7 +45225,7 @@
         <w:pStyle w:val="Bibliography"/>
       </w:pPr>
       <w:r>
-        <w:t xml:space="preserve">Pérez Domínguez, Carlos. 2004.</w:t>
+        <w:t xml:space="preserve">Pérez Domínguez, Carlos (2004).</w:t>
       </w:r>
       <w:r>
         <w:t xml:space="preserve"> </w:t>
@@ -45490,7 +45248,7 @@
         <w:pStyle w:val="Bibliography"/>
       </w:pPr>
       <w:r>
-        <w:t xml:space="preserve">Rodríguez Álvarez, C. 2016.</w:t>
+        <w:t xml:space="preserve">Rodríguez Álvarez, C. (2016).</w:t>
       </w:r>
       <w:r>
         <w:t xml:space="preserve"> </w:t>
@@ -45509,7 +45267,7 @@
         <w:pStyle w:val="Bibliography"/>
       </w:pPr>
       <w:r>
-        <w:t xml:space="preserve">Samuelson, Paul A. 1941.</w:t>
+        <w:t xml:space="preserve">Samuelson, Paul A. (1941).</w:t>
       </w:r>
       <w:r>
         <w:t xml:space="preserve"> </w:t>
@@ -45544,7 +45302,7 @@
         <w:pStyle w:val="Bibliography"/>
       </w:pPr>
       <w:r>
-        <w:t xml:space="preserve">———. 1947.</w:t>
+        <w:t xml:space="preserve">Samuelson, Paul A. (1947).</w:t>
       </w:r>
       <w:r>
         <w:t xml:space="preserve"> </w:t>
@@ -45567,7 +45325,7 @@
         <w:pStyle w:val="Bibliography"/>
       </w:pPr>
       <w:r>
-        <w:t xml:space="preserve">Schumpeter, Joseph A. 1942.</w:t>
+        <w:t xml:space="preserve">Schumpeter, Joseph A. (1942).</w:t>
       </w:r>
       <w:r>
         <w:t xml:space="preserve"> </w:t>
@@ -45590,7 +45348,7 @@
         <w:pStyle w:val="Bibliography"/>
       </w:pPr>
       <w:r>
-        <w:t xml:space="preserve">Scitovsky, Tibor. 1954.</w:t>
+        <w:t xml:space="preserve">Scitovsky, Tibor (1954).</w:t>
       </w:r>
       <w:r>
         <w:t xml:space="preserve"> </w:t>
@@ -45625,7 +45383,7 @@
         <w:pStyle w:val="Bibliography"/>
       </w:pPr>
       <w:r>
-        <w:t xml:space="preserve">Smith, Adam. 1776.</w:t>
+        <w:t xml:space="preserve">Smith, Adam (1776).</w:t>
       </w:r>
       <w:r>
         <w:t xml:space="preserve"> </w:t>
@@ -45662,7 +45420,7 @@
         <w:pStyle w:val="Bibliography"/>
       </w:pPr>
       <w:r>
-        <w:t xml:space="preserve">Stigler, George J. 1958.</w:t>
+        <w:t xml:space="preserve">Stigler, George J. (1958).</w:t>
       </w:r>
       <w:r>
         <w:t xml:space="preserve"> </w:t>
@@ -45711,7 +45469,7 @@
         <w:pStyle w:val="Bibliography"/>
       </w:pPr>
       <w:r>
-        <w:t xml:space="preserve">———. 1961.</w:t>
+        <w:t xml:space="preserve">Stigler, George J. (1961).</w:t>
       </w:r>
       <w:r>
         <w:t xml:space="preserve"> </w:t>
@@ -45760,7 +45518,7 @@
         <w:pStyle w:val="Bibliography"/>
       </w:pPr>
       <w:r>
-        <w:t xml:space="preserve">Sydsæter, Knut, Peter Hammond, Atle Seierstad y Arne Strøm. 2008.</w:t>
+        <w:t xml:space="preserve">Sydsæter, Knut, Peter Hammond, Atle Seierstad y Arne Strøm (2008).</w:t>
       </w:r>
       <w:r>
         <w:t xml:space="preserve"> </w:t>
@@ -45783,7 +45541,7 @@
         <w:pStyle w:val="Bibliography"/>
       </w:pPr>
       <w:r>
-        <w:t xml:space="preserve">The History of Economic Thought Website. 2026.</w:t>
+        <w:t xml:space="preserve">The History of Economic Thought Website (2026).</w:t>
       </w:r>
       <w:r>
         <w:t xml:space="preserve"> </w:t>
@@ -45816,7 +45574,7 @@
         <w:pStyle w:val="Bibliography"/>
       </w:pPr>
       <w:r>
-        <w:t xml:space="preserve">Varian, Hal R. 1992.</w:t>
+        <w:t xml:space="preserve">Varian, Hal R. (1992).</w:t>
       </w:r>
       <w:r>
         <w:t xml:space="preserve"> </w:t>
@@ -45839,7 +45597,7 @@
         <w:pStyle w:val="Bibliography"/>
       </w:pPr>
       <w:r>
-        <w:t xml:space="preserve">Viner, Jacob. 1931.</w:t>
+        <w:t xml:space="preserve">Viner, Jacob (1931).</w:t>
       </w:r>
       <w:r>
         <w:t xml:space="preserve"> </w:t>
@@ -45874,7 +45632,7 @@
         <w:pStyle w:val="Bibliography"/>
       </w:pPr>
       <w:r>
-        <w:t xml:space="preserve">Walker, Donald A. 1987.</w:t>
+        <w:t xml:space="preserve">Walker, Donald A. (1987).</w:t>
       </w:r>
       <w:r>
         <w:t xml:space="preserve"> </w:t>
@@ -45923,7 +45681,7 @@
         <w:pStyle w:val="Bibliography"/>
       </w:pPr>
       <w:r>
-        <w:t xml:space="preserve">Walras, Léon. 1874.</w:t>
+        <w:t xml:space="preserve">Walras, Léon (1874).</w:t>
       </w:r>
       <w:r>
         <w:t xml:space="preserve"> </w:t>
@@ -46259,13 +46017,7 @@
           <w:rPr>
             <w:rStyle w:val="Hyperlink"/>
           </w:rPr>
-          <w:t xml:space="preserve"> </w:t>
-        </w:r>
-        <w:r>
-          <w:rPr>
-            <w:rStyle w:val="Hyperlink"/>
-          </w:rPr>
-          <w:t xml:space="preserve">2014, cap. 26</w:t>
+          <w:t xml:space="preserve">, 2014, cap. 26</w:t>
         </w:r>
       </w:hyperlink>
       <w:r>
@@ -46572,13 +46324,7 @@
           <w:rPr>
             <w:rStyle w:val="Hyperlink"/>
           </w:rPr>
-          <w:t xml:space="preserve"> </w:t>
-        </w:r>
-        <w:r>
-          <w:rPr>
-            <w:rStyle w:val="Hyperlink"/>
-          </w:rPr>
-          <w:t xml:space="preserve">1597</w:t>
+          <w:t xml:space="preserve">, 1597</w:t>
         </w:r>
       </w:hyperlink>
       <w:r>
@@ -46626,13 +46372,7 @@
           <w:rPr>
             <w:rStyle w:val="Hyperlink"/>
           </w:rPr>
-          <w:t xml:space="preserve"> </w:t>
-        </w:r>
-        <w:r>
-          <w:rPr>
-            <w:rStyle w:val="Hyperlink"/>
-          </w:rPr>
-          <w:t xml:space="preserve">1556</w:t>
+          <w:t xml:space="preserve">, 1556</w:t>
         </w:r>
       </w:hyperlink>
       <w:r>
@@ -46653,13 +46393,7 @@
           <w:rPr>
             <w:rStyle w:val="Hyperlink"/>
           </w:rPr>
-          <w:t xml:space="preserve"> </w:t>
-        </w:r>
-        <w:r>
-          <w:rPr>
-            <w:rStyle w:val="Hyperlink"/>
-          </w:rPr>
-          <w:t xml:space="preserve">1568</w:t>
+          <w:t xml:space="preserve">, 1568</w:t>
         </w:r>
       </w:hyperlink>
       <w:r>
@@ -46811,13 +46545,7 @@
           <w:rPr>
             <w:rStyle w:val="Hyperlink"/>
           </w:rPr>
-          <w:t xml:space="preserve"> </w:t>
-        </w:r>
-        <w:r>
-          <w:rPr>
-            <w:rStyle w:val="Hyperlink"/>
-          </w:rPr>
-          <w:t xml:space="preserve">1995, párr. 10.C</w:t>
+          <w:t xml:space="preserve">, 1995, párr. 10.C</w:t>
         </w:r>
       </w:hyperlink>
       <w:r>
@@ -47824,13 +47552,7 @@
           <w:rPr>
             <w:rStyle w:val="Hyperlink"/>
           </w:rPr>
-          <w:t xml:space="preserve"> </w:t>
-        </w:r>
-        <w:r>
-          <w:rPr>
-            <w:rStyle w:val="Hyperlink"/>
-          </w:rPr>
-          <w:t xml:space="preserve">1953</w:t>
+          <w:t xml:space="preserve">, 1953</w:t>
         </w:r>
       </w:hyperlink>
       <w:r>
@@ -48523,13 +48245,7 @@
           <w:rPr>
             <w:rStyle w:val="Hyperlink"/>
           </w:rPr>
-          <w:t xml:space="preserve"> </w:t>
-        </w:r>
-        <w:r>
-          <w:rPr>
-            <w:rStyle w:val="Hyperlink"/>
-          </w:rPr>
-          <w:t xml:space="preserve">1874, párr. 126</w:t>
+          <w:t xml:space="preserve">, 1874, párr. 126</w:t>
         </w:r>
       </w:hyperlink>
       <w:r>
@@ -48609,13 +48325,7 @@
           <w:rPr>
             <w:rStyle w:val="Hyperlink"/>
           </w:rPr>
-          <w:t xml:space="preserve"> </w:t>
-        </w:r>
-        <w:r>
-          <w:rPr>
-            <w:rStyle w:val="Hyperlink"/>
-          </w:rPr>
-          <w:t xml:space="preserve">1987</w:t>
+          <w:t xml:space="preserve">, 1987</w:t>
         </w:r>
       </w:hyperlink>
       <w:r>
@@ -49468,13 +49178,7 @@
           <w:rPr>
             <w:rStyle w:val="Hyperlink"/>
           </w:rPr>
-          <w:t xml:space="preserve"> </w:t>
-        </w:r>
-        <w:r>
-          <w:rPr>
-            <w:rStyle w:val="Hyperlink"/>
-          </w:rPr>
-          <w:t xml:space="preserve">1890, lib. V</w:t>
+          <w:t xml:space="preserve">, 1890, lib. V</w:t>
         </w:r>
       </w:hyperlink>
       <w:r>
@@ -49937,13 +49641,7 @@
           <w:rPr>
             <w:rStyle w:val="Hyperlink"/>
           </w:rPr>
-          <w:t xml:space="preserve"> </w:t>
-        </w:r>
-        <w:r>
-          <w:rPr>
-            <w:rStyle w:val="Hyperlink"/>
-          </w:rPr>
-          <w:t xml:space="preserve">1995, párr. 10.F</w:t>
+          <w:t xml:space="preserve">, 1995, párr. 10.F</w:t>
         </w:r>
       </w:hyperlink>
       <w:r>
@@ -51010,7 +50708,6 @@
       <w:keepNext/>
       <w:keepLines/>
       <w:spacing w:after="120" w:before="280"/>
-      <w:jc w:val="left"/>
       <w:outlineLvl w:val="0"/>
       <w:shd w:color="auto" w:fill="5F2987" w:val="clear"/>
     </w:pPr>
@@ -51037,7 +50734,6 @@
       <w:keepNext/>
       <w:keepLines/>
       <w:spacing w:after="80" w:before="240"/>
-      <w:jc w:val="left"/>
       <w:outlineLvl w:val="1"/>
       <w:pBdr>
         <w:bottom w:color="5F2987" w:space="1" w:sz="4" w:val="single"/>
@@ -51067,7 +50763,6 @@
       <w:keepLines/>
       <w:spacing w:after="80" w:before="160"/>
       <w:ind w:left="283"/>
-      <w:jc w:val="left"/>
       <w:outlineLvl w:val="2"/>
     </w:pPr>
     <w:rPr>
@@ -51094,7 +50789,6 @@
       <w:keepLines/>
       <w:spacing w:after="40" w:before="80"/>
       <w:ind w:left="567"/>
-      <w:jc w:val="left"/>
       <w:outlineLvl w:val="3"/>
     </w:pPr>
     <w:rPr>
@@ -51121,7 +50815,6 @@
       <w:keepLines/>
       <w:spacing w:after="40" w:before="80"/>
       <w:ind w:left="567"/>
-      <w:jc w:val="left"/>
       <w:outlineLvl w:val="4"/>
     </w:pPr>
     <w:rPr>
@@ -51147,7 +50840,6 @@
       <w:keepLines/>
       <w:spacing w:after="0" w:before="40"/>
       <w:ind w:left="567"/>
-      <w:jc w:val="left"/>
       <w:outlineLvl w:val="5"/>
     </w:pPr>
     <w:rPr>
@@ -51752,6 +51444,139 @@
       <w:sz w:val="20"/>
     </w:rPr>
   </w:style>
+  <w:style w:customStyle="1" w:styleId="Celdatceegrisclaro" w:type="paragraph">
+    <w:name w:val="Celda tceegrisclaro"/>
+    <w:basedOn w:val="Normal"/>
+    <w:qFormat/>
+    <w:pPr>
+      <w:spacing w:after="0"/>
+      <w:jc w:val="center"/>
+      <w:shd w:color="auto" w:fill="E7E6E6" w:val="clear"/>
+    </w:pPr>
+    <w:rPr>
+      <w:rFonts w:ascii="Palatino Linotype" w:cs="Palatino Linotype" w:eastAsia="Palatino Linotype" w:hAnsi="Palatino Linotype"/>
+      <w:sz w:val="20"/>
+    </w:rPr>
+  </w:style>
+  <w:style w:customStyle="1" w:styleId="Celdatceecrema" w:type="paragraph">
+    <w:name w:val="Celda tceecrema"/>
+    <w:basedOn w:val="Normal"/>
+    <w:qFormat/>
+    <w:pPr>
+      <w:spacing w:after="0"/>
+      <w:jc w:val="center"/>
+      <w:shd w:color="auto" w:fill="FAF9F6" w:val="clear"/>
+    </w:pPr>
+    <w:rPr>
+      <w:rFonts w:ascii="Palatino Linotype" w:cs="Palatino Linotype" w:eastAsia="Palatino Linotype" w:hAnsi="Palatino Linotype"/>
+      <w:sz w:val="20"/>
+    </w:rPr>
+  </w:style>
+  <w:style w:customStyle="1" w:styleId="Celdatceemorado" w:type="paragraph">
+    <w:name w:val="Celda tceemorado"/>
+    <w:basedOn w:val="Normal"/>
+    <w:qFormat/>
+    <w:pPr>
+      <w:spacing w:after="0"/>
+      <w:jc w:val="center"/>
+      <w:shd w:color="auto" w:fill="5F2987" w:val="clear"/>
+    </w:pPr>
+    <w:rPr>
+      <w:rFonts w:ascii="Palatino Linotype" w:cs="Palatino Linotype" w:eastAsia="Palatino Linotype" w:hAnsi="Palatino Linotype"/>
+      <w:color w:val="FFFFFF"/>
+      <w:sz w:val="20"/>
+    </w:rPr>
+  </w:style>
+  <w:style w:customStyle="1" w:styleId="Celdatceeverde" w:type="paragraph">
+    <w:name w:val="Celda tceeverde"/>
+    <w:basedOn w:val="Normal"/>
+    <w:qFormat/>
+    <w:pPr>
+      <w:spacing w:after="0"/>
+      <w:jc w:val="center"/>
+      <w:shd w:color="auto" w:fill="3C7D3A" w:val="clear"/>
+    </w:pPr>
+    <w:rPr>
+      <w:rFonts w:ascii="Palatino Linotype" w:cs="Palatino Linotype" w:eastAsia="Palatino Linotype" w:hAnsi="Palatino Linotype"/>
+      <w:color w:val="FFFFFF"/>
+      <w:sz w:val="20"/>
+    </w:rPr>
+  </w:style>
+  <w:style w:customStyle="1" w:styleId="Celdatceeazul" w:type="paragraph">
+    <w:name w:val="Celda tceeazul"/>
+    <w:basedOn w:val="Normal"/>
+    <w:qFormat/>
+    <w:pPr>
+      <w:spacing w:after="0"/>
+      <w:jc w:val="center"/>
+      <w:shd w:color="auto" w:fill="1F5F99" w:val="clear"/>
+    </w:pPr>
+    <w:rPr>
+      <w:rFonts w:ascii="Palatino Linotype" w:cs="Palatino Linotype" w:eastAsia="Palatino Linotype" w:hAnsi="Palatino Linotype"/>
+      <w:color w:val="FFFFFF"/>
+      <w:sz w:val="20"/>
+    </w:rPr>
+  </w:style>
+  <w:style w:customStyle="1" w:styleId="Celdatceerojo" w:type="paragraph">
+    <w:name w:val="Celda tceerojo"/>
+    <w:basedOn w:val="Normal"/>
+    <w:qFormat/>
+    <w:pPr>
+      <w:spacing w:after="0"/>
+      <w:jc w:val="center"/>
+      <w:shd w:color="auto" w:fill="B22222" w:val="clear"/>
+    </w:pPr>
+    <w:rPr>
+      <w:rFonts w:ascii="Palatino Linotype" w:cs="Palatino Linotype" w:eastAsia="Palatino Linotype" w:hAnsi="Palatino Linotype"/>
+      <w:color w:val="FFFFFF"/>
+      <w:sz w:val="20"/>
+    </w:rPr>
+  </w:style>
+  <w:style w:customStyle="1" w:styleId="Celdatceedorado" w:type="paragraph">
+    <w:name w:val="Celda tceedorado"/>
+    <w:basedOn w:val="Normal"/>
+    <w:qFormat/>
+    <w:pPr>
+      <w:spacing w:after="0"/>
+      <w:jc w:val="center"/>
+      <w:shd w:color="auto" w:fill="B8860B" w:val="clear"/>
+    </w:pPr>
+    <w:rPr>
+      <w:rFonts w:ascii="Palatino Linotype" w:cs="Palatino Linotype" w:eastAsia="Palatino Linotype" w:hAnsi="Palatino Linotype"/>
+      <w:color w:val="FFFFFF"/>
+      <w:sz w:val="20"/>
+    </w:rPr>
+  </w:style>
+  <w:style w:customStyle="1" w:styleId="Celdatceenaranja" w:type="paragraph">
+    <w:name w:val="Celda tceenaranja"/>
+    <w:basedOn w:val="Normal"/>
+    <w:qFormat/>
+    <w:pPr>
+      <w:spacing w:after="0"/>
+      <w:jc w:val="center"/>
+      <w:shd w:color="auto" w:fill="E07B28" w:val="clear"/>
+    </w:pPr>
+    <w:rPr>
+      <w:rFonts w:ascii="Palatino Linotype" w:cs="Palatino Linotype" w:eastAsia="Palatino Linotype" w:hAnsi="Palatino Linotype"/>
+      <w:color w:val="FFFFFF"/>
+      <w:sz w:val="20"/>
+    </w:rPr>
+  </w:style>
+  <w:style w:customStyle="1" w:styleId="Celdatceegris" w:type="paragraph">
+    <w:name w:val="Celda tceegris"/>
+    <w:basedOn w:val="Normal"/>
+    <w:qFormat/>
+    <w:pPr>
+      <w:spacing w:after="0"/>
+      <w:jc w:val="center"/>
+      <w:shd w:color="auto" w:fill="767171" w:val="clear"/>
+    </w:pPr>
+    <w:rPr>
+      <w:rFonts w:ascii="Palatino Linotype" w:cs="Palatino Linotype" w:eastAsia="Palatino Linotype" w:hAnsi="Palatino Linotype"/>
+      <w:color w:val="FFFFFF"/>
+      <w:sz w:val="20"/>
+    </w:rPr>
+  </w:style>
   <w:style w:customStyle="1" w:styleId="Textomorado" w:type="character">
     <w:name w:val="Texto morado"/>
     <w:rPr>

--- a/oposicion/temario/tercer-ejercicio/3A16.docx
+++ b/oposicion/temario/tercer-ejercicio/3A16.docx
@@ -3370,7 +3370,7 @@
     <w:bookmarkStart w:id="43" w:name="i_supuestos"/>
     <w:p>
       <w:pPr>
-        <w:pStyle w:val="Heading4"/>
+        <w:pStyle w:val="Heading5"/>
       </w:pPr>
       <w:r>
         <w:t xml:space="preserve">i) Supuestos</w:t>
@@ -3816,10 +3816,10 @@
       </w:r>
     </w:p>
     <w:bookmarkEnd w:id="43"/>
-    <w:bookmarkStart w:id="70" w:name="ii_desarrollo"/>
-    <w:p>
-      <w:pPr>
-        <w:pStyle w:val="Heading4"/>
+    <w:bookmarkStart w:id="44" w:name="ii_desarrollo"/>
+    <w:p>
+      <w:pPr>
+        <w:pStyle w:val="Heading5"/>
       </w:pPr>
       <w:r>
         <w:t xml:space="preserve">ii) Desarrollo</w:t>
@@ -3833,7 +3833,8 @@
         <w:t xml:space="preserve">Fijados los supuestos, obtenemos el comportamiento de cada lado del mercado: primero la demanda y después la oferta.</w:t>
       </w:r>
     </w:p>
-    <w:bookmarkStart w:id="58" w:name="consumidores_curva_de_demanda_indi_68207"/>
+    <w:bookmarkEnd w:id="44"/>
+    <w:bookmarkStart w:id="59" w:name="consumidores_curva_de_demanda_indi_68207"/>
     <w:p>
       <w:pPr>
         <w:pStyle w:val="Heading5"/>
@@ -3890,8 +3891,8 @@
       <w:r>
         <w:t xml:space="preserve"> </w:t>
       </w:r>
-      <w:bookmarkStart w:id="44" w:name="eq_cuasilineal"/>
-      <w:bookmarkEnd w:id="44"/>
+      <w:bookmarkStart w:id="45" w:name="eq_cuasilineal"/>
+      <w:bookmarkEnd w:id="45"/>
     </w:p>
     <w:p>
       <w:pPr>
@@ -4082,7 +4083,7 @@
         <w:rPr>
           <w:rStyle w:val="FootnoteReference"/>
         </w:rPr>
-        <w:footnoteReference w:id="45"/>
+        <w:footnoteReference w:id="46"/>
       </w:r>
       <w:r>
         <w:t xml:space="preserve"> </w:t>
@@ -4223,7 +4224,7 @@
         <w:rPr>
           <w:rStyle w:val="FootnoteReference"/>
         </w:rPr>
-        <w:footnoteReference w:id="46"/>
+        <w:footnoteReference w:id="47"/>
       </w:r>
     </w:p>
     <w:p>
@@ -4315,8 +4316,8 @@
       <w:r>
         <w:t xml:space="preserve"> </w:t>
       </w:r>
-      <w:bookmarkStart w:id="47" w:name="eq_pmu"/>
-      <w:bookmarkEnd w:id="47"/>
+      <w:bookmarkStart w:id="48" w:name="eq_pmu"/>
+      <w:bookmarkEnd w:id="48"/>
     </w:p>
     <w:p>
       <w:pPr>
@@ -4664,13 +4665,13 @@
         <w:rPr>
           <w:rStyle w:val="FootnoteReference"/>
         </w:rPr>
-        <w:footnoteReference w:id="48"/>
-      </w:r>
-      <w:r>
-        <w:t xml:space="preserve"> </w:t>
-      </w:r>
-      <w:bookmarkStart w:id="49" w:name="eq_cpo_consumidor"/>
-      <w:bookmarkEnd w:id="49"/>
+        <w:footnoteReference w:id="49"/>
+      </w:r>
+      <w:r>
+        <w:t xml:space="preserve"> </w:t>
+      </w:r>
+      <w:bookmarkStart w:id="50" w:name="eq_cpo_consumidor"/>
+      <w:bookmarkEnd w:id="50"/>
     </w:p>
     <w:p>
       <w:pPr>
@@ -4893,7 +4894,7 @@
       <w:r>
         <w:t xml:space="preserve"> </w:t>
       </w:r>
-      <w:hyperlink r:id="rId50">
+      <w:hyperlink r:id="rId51">
         <w:r>
           <w:rPr>
             <w:rStyle w:val="Referenciaatema"/>
@@ -4908,7 +4909,7 @@
         <w:rPr>
           <w:rStyle w:val="FootnoteReference"/>
         </w:rPr>
-        <w:footnoteReference w:id="51"/>
+        <w:footnoteReference w:id="52"/>
       </w:r>
     </w:p>
     <w:p>
@@ -4983,13 +4984,13 @@
         <w:rPr>
           <w:rStyle w:val="FootnoteReference"/>
         </w:rPr>
-        <w:footnoteReference w:id="52"/>
-      </w:r>
-      <w:r>
-        <w:t xml:space="preserve"> </w:t>
-      </w:r>
-      <w:bookmarkStart w:id="53" w:name="eq_demanda_mercado"/>
-      <w:bookmarkEnd w:id="53"/>
+        <w:footnoteReference w:id="53"/>
+      </w:r>
+      <w:r>
+        <w:t xml:space="preserve"> </w:t>
+      </w:r>
+      <w:bookmarkStart w:id="54" w:name="eq_demanda_mercado"/>
+      <w:bookmarkEnd w:id="54"/>
     </w:p>
     <w:p>
       <w:pPr>
@@ -5389,7 +5390,7 @@
         <w:t xml:space="preserve">unidades se reparten de forma eficiente entre los consumidores: como todos valoran igual la última unidad, ninguna redistribución entre ellos aumentaría la utilidad total.</w:t>
       </w:r>
     </w:p>
-    <w:bookmarkStart w:id="57" w:name="fig_agregacion_demanda"/>
+    <w:bookmarkStart w:id="58" w:name="fig_agregacion_demanda"/>
     <w:p>
       <w:pPr>
         <w:pStyle w:val="ImageCaption"/>
@@ -5413,18 +5414,18 @@
           <wp:inline>
             <wp:extent cx="5073650" cy="1713792"/>
             <wp:effectExtent b="0" l="0" r="0" t="0"/>
-            <wp:docPr descr="Gráfico 1.– Agregación de la demanda: suma horizontal de las demandas individuales" title="" id="55" name="Picture"/>
+            <wp:docPr descr="Gráfico 1.– Agregación de la demanda: suma horizontal de las demandas individuales" title="" id="56" name="Picture"/>
             <a:graphic>
               <a:graphicData uri="http://schemas.openxmlformats.org/drawingml/2006/picture">
                 <pic:pic>
                   <pic:nvPicPr>
-                    <pic:cNvPr descr="C:\Users\vgutierrez\Documents\src\victorgutierrezmarcos.github.io-revision\oposicion\temario\fuentes\3A16\graficos/agregacion-demanda.png" id="56" name="Picture"/>
+                    <pic:cNvPr descr="C:\Users\vgutierrez\Documents\src\victorgutierrezmarcos.github.io-revision\oposicion\temario\fuentes\3A16\graficos/agregacion-demanda.png" id="57" name="Picture"/>
                     <pic:cNvPicPr>
                       <a:picLocks noChangeArrowheads="1" noChangeAspect="1"/>
                     </pic:cNvPicPr>
                   </pic:nvPicPr>
                   <pic:blipFill>
-                    <a:blip r:embed="rId54"/>
+                    <a:blip r:embed="rId55"/>
                     <a:stretch>
                       <a:fillRect/>
                     </a:stretch>
@@ -5451,7 +5452,7 @@
         </w:drawing>
       </w:r>
     </w:p>
-    <w:bookmarkEnd w:id="57"/>
+    <w:bookmarkEnd w:id="58"/>
     <w:p>
       <w:pPr>
         <w:pStyle w:val="Piedeimagen"/>
@@ -5516,8 +5517,8 @@
         <w:t xml:space="preserve">.</w:t>
       </w:r>
     </w:p>
-    <w:bookmarkEnd w:id="58"/>
-    <w:bookmarkStart w:id="69" w:name="productores_curva_de_oferta_indivi_71683"/>
+    <w:bookmarkEnd w:id="59"/>
+    <w:bookmarkStart w:id="70" w:name="productores_curva_de_oferta_indivi_71683"/>
     <w:p>
       <w:pPr>
         <w:pStyle w:val="Heading5"/>
@@ -5797,7 +5798,7 @@
         <w:rPr>
           <w:rStyle w:val="FootnoteReference"/>
         </w:rPr>
-        <w:footnoteReference w:id="59"/>
+        <w:footnoteReference w:id="60"/>
       </w:r>
       <w:r>
         <w:t xml:space="preserve"> </w:t>
@@ -5953,7 +5954,7 @@
         <w:rPr>
           <w:rStyle w:val="FootnoteReference"/>
         </w:rPr>
-        <w:footnoteReference w:id="60"/>
+        <w:footnoteReference w:id="61"/>
       </w:r>
     </w:p>
     <w:p>
@@ -5976,8 +5977,8 @@
       <w:r>
         <w:t xml:space="preserve"> </w:t>
       </w:r>
-      <w:bookmarkStart w:id="61" w:name="eq_mb_empresa"/>
-      <w:bookmarkEnd w:id="61"/>
+      <w:bookmarkStart w:id="62" w:name="eq_mb_empresa"/>
+      <w:bookmarkEnd w:id="62"/>
     </w:p>
     <w:p>
       <w:pPr>
@@ -6204,8 +6205,8 @@
       <w:r>
         <w:t xml:space="preserve"> </w:t>
       </w:r>
-      <w:bookmarkStart w:id="62" w:name="eq_oferta_empresa"/>
-      <w:bookmarkEnd w:id="62"/>
+      <w:bookmarkStart w:id="63" w:name="eq_oferta_empresa"/>
+      <w:bookmarkEnd w:id="63"/>
     </w:p>
     <w:p>
       <w:pPr>
@@ -7185,7 +7186,7 @@
         <w:t xml:space="preserve">: la inversa del tramo creciente del coste marginal por encima de ese umbral, y 0 por debajo; es no decreciente en el precio.</w:t>
       </w:r>
     </w:p>
-    <w:bookmarkStart w:id="66" w:name="fig_oferta_empresa"/>
+    <w:bookmarkStart w:id="67" w:name="fig_oferta_empresa"/>
     <w:p>
       <w:pPr>
         <w:pStyle w:val="ImageCaption"/>
@@ -7256,18 +7257,18 @@
           <wp:inline>
             <wp:extent cx="3282950" cy="2410267"/>
             <wp:effectExtent b="0" l="0" r="0" t="0"/>
-            <wp:docPr descr="Gráfico 2.– Maximización del beneficio y oferta de la empresa competitiva: p=\mathrm{CMg}_j en el tramo creciente, por encima del mínimo del coste medio" title="" id="64" name="Picture"/>
+            <wp:docPr descr="Gráfico 2.– Maximización del beneficio y oferta de la empresa competitiva: p=\mathrm{CMg}_j en el tramo creciente, por encima del mínimo del coste medio" title="" id="65" name="Picture"/>
             <a:graphic>
               <a:graphicData uri="http://schemas.openxmlformats.org/drawingml/2006/picture">
                 <pic:pic>
                   <pic:nvPicPr>
-                    <pic:cNvPr descr="C:\Users\vgutierrez\Documents\src\victorgutierrezmarcos.github.io-revision\oposicion\temario\fuentes\3A16\graficos/oferta-empresa.png" id="65" name="Picture"/>
+                    <pic:cNvPr descr="C:\Users\vgutierrez\Documents\src\victorgutierrezmarcos.github.io-revision\oposicion\temario\fuentes\3A16\graficos/oferta-empresa.png" id="66" name="Picture"/>
                     <pic:cNvPicPr>
                       <a:picLocks noChangeArrowheads="1" noChangeAspect="1"/>
                     </pic:cNvPicPr>
                   </pic:nvPicPr>
                   <pic:blipFill>
-                    <a:blip r:embed="rId63"/>
+                    <a:blip r:embed="rId64"/>
                     <a:stretch>
                       <a:fillRect/>
                     </a:stretch>
@@ -7294,7 +7295,7 @@
         </w:drawing>
       </w:r>
     </w:p>
-    <w:bookmarkEnd w:id="66"/>
+    <w:bookmarkEnd w:id="67"/>
     <w:p>
       <w:pPr>
         <w:pStyle w:val="Piedeimagen"/>
@@ -7423,13 +7424,13 @@
         <w:rPr>
           <w:rStyle w:val="FootnoteReference"/>
         </w:rPr>
-        <w:footnoteReference w:id="67"/>
-      </w:r>
-      <w:r>
-        <w:t xml:space="preserve"> </w:t>
-      </w:r>
-      <w:bookmarkStart w:id="68" w:name="eq_oferta_mercado"/>
-      <w:bookmarkEnd w:id="68"/>
+        <w:footnoteReference w:id="68"/>
+      </w:r>
+      <w:r>
+        <w:t xml:space="preserve"> </w:t>
+      </w:r>
+      <w:bookmarkStart w:id="69" w:name="eq_oferta_mercado"/>
+      <w:bookmarkEnd w:id="69"/>
     </w:p>
     <w:p>
       <w:pPr>
@@ -7756,12 +7757,11 @@
         <w:t xml:space="preserve">: lo que cuesta producir una unidad más de la forma más barata entre todas las empresas.</w:t>
       </w:r>
     </w:p>
-    <w:bookmarkEnd w:id="69"/>
     <w:bookmarkEnd w:id="70"/>
     <w:bookmarkStart w:id="77" w:name="iii_implicaciones_el_equilibrio_co_22367"/>
     <w:p>
       <w:pPr>
-        <w:pStyle w:val="Heading4"/>
+        <w:pStyle w:val="Heading5"/>
       </w:pPr>
       <w:r>
         <w:t xml:space="preserve">iii) Implicaciones: el equilibrio competitivo</w:t>
@@ -17724,7 +17724,7 @@
       <w:r>
         <w:t xml:space="preserve"> </w:t>
       </w:r>
-      <w:hyperlink r:id="rId50">
+      <w:hyperlink r:id="rId51">
         <w:r>
           <w:rPr>
             <w:rStyle w:val="Referenciaatema"/>
@@ -25263,7 +25263,7 @@
     <w:bookmarkStart w:id="184" w:name="i_supuestos_6"/>
     <w:p>
       <w:pPr>
-        <w:pStyle w:val="Heading4"/>
+        <w:pStyle w:val="Heading5"/>
       </w:pPr>
       <w:r>
         <w:t xml:space="preserve">i) Supuestos</w:t>
@@ -25664,7 +25664,7 @@
     <w:bookmarkStart w:id="190" w:name="ii_desarrollo_6"/>
     <w:p>
       <w:pPr>
-        <w:pStyle w:val="Heading4"/>
+        <w:pStyle w:val="Heading5"/>
       </w:pPr>
       <w:r>
         <w:t xml:space="preserve">ii) Desarrollo</w:t>
@@ -26094,7 +26094,7 @@
     <w:bookmarkStart w:id="192" w:name="iii_implicaciones_5"/>
     <w:p>
       <w:pPr>
-        <w:pStyle w:val="Heading4"/>
+        <w:pStyle w:val="Heading5"/>
       </w:pPr>
       <w:r>
         <w:t xml:space="preserve">iii) Implicaciones</w:t>
@@ -26717,7 +26717,7 @@
     <w:bookmarkStart w:id="194" w:name="i_supuestos_7"/>
     <w:p>
       <w:pPr>
-        <w:pStyle w:val="Heading4"/>
+        <w:pStyle w:val="Heading5"/>
       </w:pPr>
       <w:r>
         <w:t xml:space="preserve">i) Supuestos</w:t>
@@ -26777,7 +26777,7 @@
     <w:bookmarkStart w:id="195" w:name="ii_desarrollo_7"/>
     <w:p>
       <w:pPr>
-        <w:pStyle w:val="Heading4"/>
+        <w:pStyle w:val="Heading5"/>
       </w:pPr>
       <w:r>
         <w:t xml:space="preserve">ii) Desarrollo</w:t>
@@ -27112,7 +27112,7 @@
     <w:bookmarkStart w:id="196" w:name="iii_implicaciones_6"/>
     <w:p>
       <w:pPr>
-        <w:pStyle w:val="Heading4"/>
+        <w:pStyle w:val="Heading5"/>
       </w:pPr>
       <w:r>
         <w:t xml:space="preserve">iii) Implicaciones</w:t>
@@ -46466,7 +46466,7 @@
       </w:r>
     </w:p>
   </w:footnote>
-  <w:footnote w:id="45">
+  <w:footnote w:id="46">
     <w:p>
       <w:pPr>
         <w:pStyle w:val="FootnoteText"/>
@@ -46556,7 +46556,7 @@
       </w:r>
     </w:p>
   </w:footnote>
-  <w:footnote w:id="46">
+  <w:footnote w:id="47">
     <w:p>
       <w:pPr>
         <w:pStyle w:val="FootnoteText"/>
@@ -46689,7 +46689,7 @@
       </w:r>
     </w:p>
   </w:footnote>
-  <w:footnote w:id="48">
+  <w:footnote w:id="49">
     <w:p>
       <w:pPr>
         <w:pStyle w:val="FootnoteText"/>
@@ -47243,7 +47243,7 @@
       </w:r>
     </w:p>
   </w:footnote>
-  <w:footnote w:id="51">
+  <w:footnote w:id="52">
     <w:p>
       <w:pPr>
         <w:pStyle w:val="FootnoteText"/>
@@ -47276,7 +47276,7 @@
       </w:r>
     </w:p>
   </w:footnote>
-  <w:footnote w:id="52">
+  <w:footnote w:id="53">
     <w:p>
       <w:pPr>
         <w:pStyle w:val="FootnoteText"/>
@@ -47605,7 +47605,7 @@
       </w:r>
     </w:p>
   </w:footnote>
-  <w:footnote w:id="59">
+  <w:footnote w:id="60">
     <w:p>
       <w:pPr>
         <w:pStyle w:val="FootnoteText"/>
@@ -47844,7 +47844,7 @@
       </w:r>
     </w:p>
   </w:footnote>
-  <w:footnote w:id="60">
+  <w:footnote w:id="61">
     <w:p>
       <w:pPr>
         <w:pStyle w:val="FootnoteText"/>
@@ -48126,7 +48126,7 @@
       </w:r>
     </w:p>
   </w:footnote>
-  <w:footnote w:id="67">
+  <w:footnote w:id="68">
     <w:p>
       <w:pPr>
         <w:pStyle w:val="FootnoteText"/>
@@ -48489,7 +48489,7 @@
       <w:r>
         <w:t xml:space="preserve"> </w:t>
       </w:r>
-      <w:hyperlink r:id="rId50">
+      <w:hyperlink r:id="rId51">
         <w:r>
           <w:rPr>
             <w:rStyle w:val="Referenciaatema"/>
@@ -50489,7 +50489,7 @@
       <w:jc w:val="both"/>
     </w:pPr>
     <w:rPr>
-      <w:rFonts w:ascii="Palatino Linotype" w:cs="Palatino Linotype" w:eastAsia="Palatino Linotype" w:hAnsi="Palatino Linotype"/>
+      <w:rFonts w:ascii="TeX Gyre Pagella" w:cs="TeX Gyre Pagella" w:eastAsia="TeX Gyre Pagella" w:hAnsi="TeX Gyre Pagella"/>
       <w:sz w:val="22"/>
     </w:rPr>
   </w:style>
@@ -50504,7 +50504,7 @@
       <w:jc w:val="both"/>
     </w:pPr>
     <w:rPr>
-      <w:rFonts w:ascii="Palatino Linotype" w:cs="Palatino Linotype" w:eastAsia="Palatino Linotype" w:hAnsi="Palatino Linotype"/>
+      <w:rFonts w:ascii="TeX Gyre Pagella" w:cs="TeX Gyre Pagella" w:eastAsia="TeX Gyre Pagella" w:hAnsi="TeX Gyre Pagella"/>
       <w:sz w:val="22"/>
     </w:rPr>
   </w:style>
@@ -50519,7 +50519,7 @@
       <w:jc w:val="both"/>
     </w:pPr>
     <w:rPr>
-      <w:rFonts w:ascii="Palatino Linotype" w:cs="Palatino Linotype" w:eastAsia="Palatino Linotype" w:hAnsi="Palatino Linotype"/>
+      <w:rFonts w:ascii="TeX Gyre Pagella" w:cs="TeX Gyre Pagella" w:eastAsia="TeX Gyre Pagella" w:hAnsi="TeX Gyre Pagella"/>
       <w:sz w:val="22"/>
     </w:rPr>
   </w:style>
@@ -50533,7 +50533,7 @@
       <w:jc w:val="both"/>
     </w:pPr>
     <w:rPr>
-      <w:rFonts w:ascii="Palatino Linotype" w:cs="Palatino Linotype" w:eastAsia="Palatino Linotype" w:hAnsi="Palatino Linotype"/>
+      <w:rFonts w:ascii="TeX Gyre Pagella" w:cs="TeX Gyre Pagella" w:eastAsia="TeX Gyre Pagella" w:hAnsi="TeX Gyre Pagella"/>
       <w:sz w:val="22"/>
     </w:rPr>
   </w:style>
@@ -50553,7 +50553,7 @@
       <w:jc w:val="center"/>
     </w:pPr>
     <w:rPr>
-      <w:rFonts w:ascii="Palatino Linotype" w:cs="Palatino Linotype" w:eastAsia="Palatino Linotype" w:hAnsi="Palatino Linotype"/>
+      <w:rFonts w:ascii="TeX Gyre Pagella" w:cs="TeX Gyre Pagella" w:eastAsia="TeX Gyre Pagella" w:hAnsi="TeX Gyre Pagella"/>
       <w:b/>
       <w:caps/>
       <w:color w:val="5F2987"/>
@@ -50588,7 +50588,7 @@
       <w:jc w:val="center"/>
     </w:pPr>
     <w:rPr>
-      <w:rFonts w:ascii="Palatino Linotype" w:cs="Palatino Linotype" w:eastAsia="Palatino Linotype" w:hAnsi="Palatino Linotype"/>
+      <w:rFonts w:ascii="TeX Gyre Pagella" w:cs="TeX Gyre Pagella" w:eastAsia="TeX Gyre Pagella" w:hAnsi="TeX Gyre Pagella"/>
       <w:b w:val="0"/>
       <w:i/>
       <w:caps w:val="0"/>
@@ -50623,7 +50623,7 @@
       <w:jc w:val="center"/>
     </w:pPr>
     <w:rPr>
-      <w:rFonts w:ascii="Palatino Linotype" w:cs="Palatino Linotype" w:eastAsia="Palatino Linotype" w:hAnsi="Palatino Linotype"/>
+      <w:rFonts w:ascii="TeX Gyre Pagella" w:cs="TeX Gyre Pagella" w:eastAsia="TeX Gyre Pagella" w:hAnsi="TeX Gyre Pagella"/>
       <w:b w:val="0"/>
       <w:i/>
       <w:caps w:val="0"/>
@@ -50644,7 +50644,7 @@
       <w:jc w:val="center"/>
     </w:pPr>
     <w:rPr>
-      <w:rFonts w:ascii="Palatino Linotype" w:cs="Palatino Linotype" w:eastAsia="Palatino Linotype" w:hAnsi="Palatino Linotype"/>
+      <w:rFonts w:ascii="TeX Gyre Pagella" w:cs="TeX Gyre Pagella" w:eastAsia="TeX Gyre Pagella" w:hAnsi="TeX Gyre Pagella"/>
       <w:b w:val="0"/>
       <w:i/>
       <w:caps w:val="0"/>
@@ -50692,7 +50692,7 @@
     <w:qFormat/>
     <w:pPr/>
     <w:rPr>
-      <w:rFonts w:ascii="Palatino Linotype" w:cs="Palatino Linotype" w:eastAsia="Palatino Linotype" w:hAnsi="Palatino Linotype"/>
+      <w:rFonts w:ascii="TeX Gyre Pagella" w:cs="TeX Gyre Pagella" w:eastAsia="TeX Gyre Pagella" w:hAnsi="TeX Gyre Pagella"/>
       <w:sz w:val="20"/>
     </w:rPr>
   </w:style>
@@ -50712,7 +50712,7 @@
       <w:shd w:color="auto" w:fill="5F2987" w:val="clear"/>
     </w:pPr>
     <w:rPr>
-      <w:rFonts w:ascii="Palatino Linotype" w:cs="Palatino Linotype" w:eastAsia="Palatino Linotype" w:hAnsi="Palatino Linotype"/>
+      <w:rFonts w:ascii="TeX Gyre Pagella" w:cs="TeX Gyre Pagella" w:eastAsia="TeX Gyre Pagella" w:hAnsi="TeX Gyre Pagella"/>
       <w:b/>
       <w:caps/>
       <w:color w:val="FFFFFF"/>
@@ -50740,7 +50740,7 @@
       </w:pBdr>
     </w:pPr>
     <w:rPr>
-      <w:rFonts w:ascii="Palatino Linotype" w:cs="Palatino Linotype" w:eastAsia="Palatino Linotype" w:hAnsi="Palatino Linotype"/>
+      <w:rFonts w:ascii="TeX Gyre Pagella" w:cs="TeX Gyre Pagella" w:eastAsia="TeX Gyre Pagella" w:hAnsi="TeX Gyre Pagella"/>
       <w:b/>
       <w:caps w:val="0"/>
       <w:color w:val="5F2987"/>
@@ -50766,7 +50766,7 @@
       <w:outlineLvl w:val="2"/>
     </w:pPr>
     <w:rPr>
-      <w:rFonts w:ascii="Palatino Linotype" w:cs="Palatino Linotype" w:eastAsia="Palatino Linotype" w:hAnsi="Palatino Linotype"/>
+      <w:rFonts w:ascii="TeX Gyre Pagella" w:cs="TeX Gyre Pagella" w:eastAsia="TeX Gyre Pagella" w:hAnsi="TeX Gyre Pagella"/>
       <w:b w:val="0"/>
       <w:i/>
       <w:color w:val="5F2987"/>
@@ -50792,7 +50792,7 @@
       <w:outlineLvl w:val="3"/>
     </w:pPr>
     <w:rPr>
-      <w:rFonts w:ascii="Palatino Linotype" w:cs="Palatino Linotype" w:eastAsia="Palatino Linotype" w:hAnsi="Palatino Linotype"/>
+      <w:rFonts w:ascii="TeX Gyre Pagella" w:cs="TeX Gyre Pagella" w:eastAsia="TeX Gyre Pagella" w:hAnsi="TeX Gyre Pagella"/>
       <w:b w:val="0"/>
       <w:i/>
       <w:iCs/>
@@ -50818,7 +50818,7 @@
       <w:outlineLvl w:val="4"/>
     </w:pPr>
     <w:rPr>
-      <w:rFonts w:ascii="Palatino Linotype" w:cs="Palatino Linotype" w:eastAsia="Palatino Linotype" w:hAnsi="Palatino Linotype"/>
+      <w:rFonts w:ascii="TeX Gyre Pagella" w:cs="TeX Gyre Pagella" w:eastAsia="TeX Gyre Pagella" w:hAnsi="TeX Gyre Pagella"/>
       <w:b w:val="0"/>
       <w:i/>
       <w:color w:val="4A1F6B"/>
@@ -50843,7 +50843,7 @@
       <w:outlineLvl w:val="5"/>
     </w:pPr>
     <w:rPr>
-      <w:rFonts w:ascii="Palatino Linotype" w:cs="Palatino Linotype" w:eastAsia="Palatino Linotype" w:hAnsi="Palatino Linotype"/>
+      <w:rFonts w:ascii="TeX Gyre Pagella" w:cs="TeX Gyre Pagella" w:eastAsia="TeX Gyre Pagella" w:hAnsi="TeX Gyre Pagella"/>
       <w:b w:val="0"/>
       <w:i/>
       <w:iCs/>
@@ -51055,7 +51055,7 @@
     <w:unhideWhenUsed/>
     <w:qFormat/>
     <w:rPr>
-      <w:rFonts w:ascii="Palatino Linotype" w:cs="Palatino Linotype" w:eastAsia="Palatino Linotype" w:hAnsi="Palatino Linotype"/>
+      <w:rFonts w:ascii="TeX Gyre Pagella" w:cs="TeX Gyre Pagella" w:eastAsia="TeX Gyre Pagella" w:hAnsi="TeX Gyre Pagella"/>
       <w:sz w:val="18"/>
     </w:rPr>
   </w:style>
@@ -51142,7 +51142,7 @@
       <w:jc w:val="center"/>
     </w:pPr>
     <w:rPr>
-      <w:rFonts w:ascii="Palatino Linotype" w:cs="Palatino Linotype" w:eastAsia="Palatino Linotype" w:hAnsi="Palatino Linotype"/>
+      <w:rFonts w:ascii="TeX Gyre Pagella" w:cs="TeX Gyre Pagella" w:eastAsia="TeX Gyre Pagella" w:hAnsi="TeX Gyre Pagella"/>
       <w:b w:val="0"/>
       <w:i w:val="0"/>
       <w:color w:val="5F2987"/>
@@ -51157,7 +51157,7 @@
       <w:jc w:val="center"/>
     </w:pPr>
     <w:rPr>
-      <w:rFonts w:ascii="Palatino Linotype" w:cs="Palatino Linotype" w:eastAsia="Palatino Linotype" w:hAnsi="Palatino Linotype"/>
+      <w:rFonts w:ascii="TeX Gyre Pagella" w:cs="TeX Gyre Pagella" w:eastAsia="TeX Gyre Pagella" w:hAnsi="TeX Gyre Pagella"/>
       <w:b w:val="0"/>
       <w:i w:val="0"/>
       <w:color w:val="5F2987"/>
@@ -51172,7 +51172,7 @@
       <w:jc w:val="center"/>
     </w:pPr>
     <w:rPr>
-      <w:rFonts w:ascii="Palatino Linotype" w:cs="Palatino Linotype" w:eastAsia="Palatino Linotype" w:hAnsi="Palatino Linotype"/>
+      <w:rFonts w:ascii="TeX Gyre Pagella" w:cs="TeX Gyre Pagella" w:eastAsia="TeX Gyre Pagella" w:hAnsi="TeX Gyre Pagella"/>
       <w:b w:val="0"/>
       <w:i w:val="0"/>
       <w:color w:val="5F2987"/>
@@ -51255,7 +51255,7 @@
       <w:shd w:color="auto" w:fill="F3EEF7" w:val="clear"/>
     </w:pPr>
     <w:rPr>
-      <w:rFonts w:ascii="Palatino Linotype" w:cs="Palatino Linotype" w:eastAsia="Palatino Linotype" w:hAnsi="Palatino Linotype"/>
+      <w:rFonts w:ascii="TeX Gyre Pagella" w:cs="TeX Gyre Pagella" w:eastAsia="TeX Gyre Pagella" w:hAnsi="TeX Gyre Pagella"/>
       <w:sz w:val="19"/>
     </w:rPr>
   </w:style>
@@ -51273,7 +51273,7 @@
       <w:shd w:color="auto" w:fill="E7E6E6" w:val="clear"/>
     </w:pPr>
     <w:rPr>
-      <w:rFonts w:ascii="Palatino Linotype" w:cs="Palatino Linotype" w:eastAsia="Palatino Linotype" w:hAnsi="Palatino Linotype"/>
+      <w:rFonts w:ascii="TeX Gyre Pagella" w:cs="TeX Gyre Pagella" w:eastAsia="TeX Gyre Pagella" w:hAnsi="TeX Gyre Pagella"/>
       <w:sz w:val="18"/>
     </w:rPr>
   </w:style>
@@ -51291,7 +51291,7 @@
       <w:shd w:color="auto" w:fill="E2EFD9" w:val="clear"/>
     </w:pPr>
     <w:rPr>
-      <w:rFonts w:ascii="Palatino Linotype" w:cs="Palatino Linotype" w:eastAsia="Palatino Linotype" w:hAnsi="Palatino Linotype"/>
+      <w:rFonts w:ascii="TeX Gyre Pagella" w:cs="TeX Gyre Pagella" w:eastAsia="TeX Gyre Pagella" w:hAnsi="TeX Gyre Pagella"/>
       <w:i/>
       <w:sz w:val="22"/>
     </w:rPr>
@@ -51310,7 +51310,7 @@
       <w:shd w:color="auto" w:fill="FAF9F6" w:val="clear"/>
     </w:pPr>
     <w:rPr>
-      <w:rFonts w:ascii="Palatino Linotype" w:cs="Palatino Linotype" w:eastAsia="Palatino Linotype" w:hAnsi="Palatino Linotype"/>
+      <w:rFonts w:ascii="TeX Gyre Pagella" w:cs="TeX Gyre Pagella" w:eastAsia="TeX Gyre Pagella" w:hAnsi="TeX Gyre Pagella"/>
       <w:sz w:val="20"/>
     </w:rPr>
   </w:style>
@@ -51322,7 +51322,7 @@
       <w:jc w:val="center"/>
     </w:pPr>
     <w:rPr>
-      <w:rFonts w:ascii="Palatino Linotype" w:cs="Palatino Linotype" w:eastAsia="Palatino Linotype" w:hAnsi="Palatino Linotype"/>
+      <w:rFonts w:ascii="TeX Gyre Pagella" w:cs="TeX Gyre Pagella" w:eastAsia="TeX Gyre Pagella" w:hAnsi="TeX Gyre Pagella"/>
       <w:i/>
       <w:color w:val="3B3838"/>
       <w:sz w:val="16"/>
@@ -51345,7 +51345,7 @@
       <w:shd w:color="auto" w:fill="F7F3FA" w:val="clear"/>
     </w:pPr>
     <w:rPr>
-      <w:rFonts w:ascii="Palatino Linotype" w:cs="Palatino Linotype" w:eastAsia="Palatino Linotype" w:hAnsi="Palatino Linotype"/>
+      <w:rFonts w:ascii="TeX Gyre Pagella" w:cs="TeX Gyre Pagella" w:eastAsia="TeX Gyre Pagella" w:hAnsi="TeX Gyre Pagella"/>
       <w:color w:val="5F2987"/>
       <w:sz w:val="22"/>
     </w:rPr>
@@ -51367,7 +51367,7 @@
       <w:jc w:val="center"/>
     </w:pPr>
     <w:rPr>
-      <w:rFonts w:ascii="Palatino Linotype" w:cs="Palatino Linotype" w:eastAsia="Palatino Linotype" w:hAnsi="Palatino Linotype"/>
+      <w:rFonts w:ascii="TeX Gyre Pagella" w:cs="TeX Gyre Pagella" w:eastAsia="TeX Gyre Pagella" w:hAnsi="TeX Gyre Pagella"/>
       <w:i/>
       <w:color w:val="767171"/>
       <w:sz w:val="18"/>
@@ -51398,7 +51398,7 @@
       <w:shd w:color="auto" w:fill="E2EFD9" w:val="clear"/>
     </w:pPr>
     <w:rPr>
-      <w:rFonts w:ascii="Palatino Linotype" w:cs="Palatino Linotype" w:eastAsia="Palatino Linotype" w:hAnsi="Palatino Linotype"/>
+      <w:rFonts w:ascii="TeX Gyre Pagella" w:cs="TeX Gyre Pagella" w:eastAsia="TeX Gyre Pagella" w:hAnsi="TeX Gyre Pagella"/>
       <w:sz w:val="20"/>
     </w:rPr>
   </w:style>
@@ -51412,7 +51412,7 @@
       <w:shd w:color="auto" w:fill="DDEBF7" w:val="clear"/>
     </w:pPr>
     <w:rPr>
-      <w:rFonts w:ascii="Palatino Linotype" w:cs="Palatino Linotype" w:eastAsia="Palatino Linotype" w:hAnsi="Palatino Linotype"/>
+      <w:rFonts w:ascii="TeX Gyre Pagella" w:cs="TeX Gyre Pagella" w:eastAsia="TeX Gyre Pagella" w:hAnsi="TeX Gyre Pagella"/>
       <w:sz w:val="20"/>
     </w:rPr>
   </w:style>
@@ -51426,7 +51426,7 @@
       <w:shd w:color="auto" w:fill="FBE4D5" w:val="clear"/>
     </w:pPr>
     <w:rPr>
-      <w:rFonts w:ascii="Palatino Linotype" w:cs="Palatino Linotype" w:eastAsia="Palatino Linotype" w:hAnsi="Palatino Linotype"/>
+      <w:rFonts w:ascii="TeX Gyre Pagella" w:cs="TeX Gyre Pagella" w:eastAsia="TeX Gyre Pagella" w:hAnsi="TeX Gyre Pagella"/>
       <w:sz w:val="20"/>
     </w:rPr>
   </w:style>
@@ -51440,7 +51440,7 @@
       <w:shd w:color="auto" w:fill="F3EEF7" w:val="clear"/>
     </w:pPr>
     <w:rPr>
-      <w:rFonts w:ascii="Palatino Linotype" w:cs="Palatino Linotype" w:eastAsia="Palatino Linotype" w:hAnsi="Palatino Linotype"/>
+      <w:rFonts w:ascii="TeX Gyre Pagella" w:cs="TeX Gyre Pagella" w:eastAsia="TeX Gyre Pagella" w:hAnsi="TeX Gyre Pagella"/>
       <w:sz w:val="20"/>
     </w:rPr>
   </w:style>
@@ -51454,7 +51454,7 @@
       <w:shd w:color="auto" w:fill="E7E6E6" w:val="clear"/>
     </w:pPr>
     <w:rPr>
-      <w:rFonts w:ascii="Palatino Linotype" w:cs="Palatino Linotype" w:eastAsia="Palatino Linotype" w:hAnsi="Palatino Linotype"/>
+      <w:rFonts w:ascii="TeX Gyre Pagella" w:cs="TeX Gyre Pagella" w:eastAsia="TeX Gyre Pagella" w:hAnsi="TeX Gyre Pagella"/>
       <w:sz w:val="20"/>
     </w:rPr>
   </w:style>
@@ -51468,7 +51468,7 @@
       <w:shd w:color="auto" w:fill="FAF9F6" w:val="clear"/>
     </w:pPr>
     <w:rPr>
-      <w:rFonts w:ascii="Palatino Linotype" w:cs="Palatino Linotype" w:eastAsia="Palatino Linotype" w:hAnsi="Palatino Linotype"/>
+      <w:rFonts w:ascii="TeX Gyre Pagella" w:cs="TeX Gyre Pagella" w:eastAsia="TeX Gyre Pagella" w:hAnsi="TeX Gyre Pagella"/>
       <w:sz w:val="20"/>
     </w:rPr>
   </w:style>
@@ -51482,7 +51482,7 @@
       <w:shd w:color="auto" w:fill="5F2987" w:val="clear"/>
     </w:pPr>
     <w:rPr>
-      <w:rFonts w:ascii="Palatino Linotype" w:cs="Palatino Linotype" w:eastAsia="Palatino Linotype" w:hAnsi="Palatino Linotype"/>
+      <w:rFonts w:ascii="TeX Gyre Pagella" w:cs="TeX Gyre Pagella" w:eastAsia="TeX Gyre Pagella" w:hAnsi="TeX Gyre Pagella"/>
       <w:color w:val="FFFFFF"/>
       <w:sz w:val="20"/>
     </w:rPr>
@@ -51497,7 +51497,7 @@
       <w:shd w:color="auto" w:fill="3C7D3A" w:val="clear"/>
     </w:pPr>
     <w:rPr>
-      <w:rFonts w:ascii="Palatino Linotype" w:cs="Palatino Linotype" w:eastAsia="Palatino Linotype" w:hAnsi="Palatino Linotype"/>
+      <w:rFonts w:ascii="TeX Gyre Pagella" w:cs="TeX Gyre Pagella" w:eastAsia="TeX Gyre Pagella" w:hAnsi="TeX Gyre Pagella"/>
       <w:color w:val="FFFFFF"/>
       <w:sz w:val="20"/>
     </w:rPr>
@@ -51512,7 +51512,7 @@
       <w:shd w:color="auto" w:fill="1F5F99" w:val="clear"/>
     </w:pPr>
     <w:rPr>
-      <w:rFonts w:ascii="Palatino Linotype" w:cs="Palatino Linotype" w:eastAsia="Palatino Linotype" w:hAnsi="Palatino Linotype"/>
+      <w:rFonts w:ascii="TeX Gyre Pagella" w:cs="TeX Gyre Pagella" w:eastAsia="TeX Gyre Pagella" w:hAnsi="TeX Gyre Pagella"/>
       <w:color w:val="FFFFFF"/>
       <w:sz w:val="20"/>
     </w:rPr>
@@ -51527,7 +51527,7 @@
       <w:shd w:color="auto" w:fill="B22222" w:val="clear"/>
     </w:pPr>
     <w:rPr>
-      <w:rFonts w:ascii="Palatino Linotype" w:cs="Palatino Linotype" w:eastAsia="Palatino Linotype" w:hAnsi="Palatino Linotype"/>
+      <w:rFonts w:ascii="TeX Gyre Pagella" w:cs="TeX Gyre Pagella" w:eastAsia="TeX Gyre Pagella" w:hAnsi="TeX Gyre Pagella"/>
       <w:color w:val="FFFFFF"/>
       <w:sz w:val="20"/>
     </w:rPr>
@@ -51542,7 +51542,7 @@
       <w:shd w:color="auto" w:fill="B8860B" w:val="clear"/>
     </w:pPr>
     <w:rPr>
-      <w:rFonts w:ascii="Palatino Linotype" w:cs="Palatino Linotype" w:eastAsia="Palatino Linotype" w:hAnsi="Palatino Linotype"/>
+      <w:rFonts w:ascii="TeX Gyre Pagella" w:cs="TeX Gyre Pagella" w:eastAsia="TeX Gyre Pagella" w:hAnsi="TeX Gyre Pagella"/>
       <w:color w:val="FFFFFF"/>
       <w:sz w:val="20"/>
     </w:rPr>
@@ -51557,7 +51557,7 @@
       <w:shd w:color="auto" w:fill="E07B28" w:val="clear"/>
     </w:pPr>
     <w:rPr>
-      <w:rFonts w:ascii="Palatino Linotype" w:cs="Palatino Linotype" w:eastAsia="Palatino Linotype" w:hAnsi="Palatino Linotype"/>
+      <w:rFonts w:ascii="TeX Gyre Pagella" w:cs="TeX Gyre Pagella" w:eastAsia="TeX Gyre Pagella" w:hAnsi="TeX Gyre Pagella"/>
       <w:color w:val="FFFFFF"/>
       <w:sz w:val="20"/>
     </w:rPr>
@@ -51572,7 +51572,7 @@
       <w:shd w:color="auto" w:fill="767171" w:val="clear"/>
     </w:pPr>
     <w:rPr>
-      <w:rFonts w:ascii="Palatino Linotype" w:cs="Palatino Linotype" w:eastAsia="Palatino Linotype" w:hAnsi="Palatino Linotype"/>
+      <w:rFonts w:ascii="TeX Gyre Pagella" w:cs="TeX Gyre Pagella" w:eastAsia="TeX Gyre Pagella" w:hAnsi="TeX Gyre Pagella"/>
       <w:color w:val="FFFFFF"/>
       <w:sz w:val="20"/>
     </w:rPr>

--- a/oposicion/temario/tercer-ejercicio/3A16.docx
+++ b/oposicion/temario/tercer-ejercicio/3A16.docx
@@ -19772,7 +19772,7 @@
         </w:r>
       </w:hyperlink>
       <w:r>
-        <w:t xml:space="preserve">).</w:t>
+        <w:t xml:space="preserve">). ∎</w:t>
       </w:r>
     </w:p>
     <w:p>

--- a/oposicion/temario/tercer-ejercicio/3A16.docx
+++ b/oposicion/temario/tercer-ejercicio/3A16.docx
@@ -1294,6 +1294,7 @@
     <w:p>
       <w:pPr>
         <w:pStyle w:val="Esquema"/>
+        <w:keepLines/>
       </w:pPr>
       <w:r>
         <w:rPr>
@@ -2152,6 +2153,7 @@
     <w:p>
       <w:pPr>
         <w:pStyle w:val="Notaalopositor"/>
+        <w:keepLines/>
       </w:pPr>
       <w:r>
         <w:rPr>
@@ -2248,6 +2250,7 @@
     <w:p>
       <w:pPr>
         <w:pStyle w:val="Notaalopositor"/>
+        <w:keepLines/>
       </w:pPr>
       <w:r>
         <w:rPr>
@@ -2502,10 +2505,12 @@
       </w:tblGrid>
       <w:tr>
         <w:trPr>
+          <w:cantSplit/>
           <w:tblHeader w:val="on"/>
         </w:trPr>
         <w:tc>
           <w:tcPr>
+            <w:shd w:val="clear" w:color="auto" w:fill="DDEBF7"/>
             <w:vAlign w:val="center"/>
           </w:tcPr>
           <w:p>
@@ -2524,6 +2529,7 @@
         </w:tc>
         <w:tc>
           <w:tcPr>
+            <w:shd w:val="clear" w:color="auto" w:fill="DDEBF7"/>
             <w:vAlign w:val="center"/>
           </w:tcPr>
           <w:p>
@@ -2542,6 +2548,7 @@
         </w:tc>
         <w:tc>
           <w:tcPr>
+            <w:shd w:val="clear" w:color="auto" w:fill="DDEBF7"/>
             <w:vAlign w:val="center"/>
           </w:tcPr>
           <w:p>
@@ -2560,6 +2567,9 @@
         </w:tc>
       </w:tr>
       <w:tr>
+        <w:trPr>
+          <w:cantSplit/>
+        </w:trPr>
         <w:tc>
           <w:tcPr>
             <w:vAlign w:val="center"/>
@@ -2613,6 +2623,9 @@
         </w:tc>
       </w:tr>
       <w:tr>
+        <w:trPr>
+          <w:cantSplit/>
+        </w:trPr>
         <w:tc>
           <w:tcPr>
             <w:vAlign w:val="center"/>
@@ -2666,6 +2679,9 @@
         </w:tc>
       </w:tr>
       <w:tr>
+        <w:trPr>
+          <w:cantSplit/>
+        </w:trPr>
         <w:tc>
           <w:tcPr>
             <w:vAlign w:val="center"/>
@@ -2719,6 +2735,9 @@
         </w:tc>
       </w:tr>
       <w:tr>
+        <w:trPr>
+          <w:cantSplit/>
+        </w:trPr>
         <w:tc>
           <w:tcPr>
             <w:vAlign w:val="center"/>
@@ -2785,6 +2804,9 @@
         </w:tc>
       </w:tr>
       <w:tr>
+        <w:trPr>
+          <w:cantSplit/>
+        </w:trPr>
         <w:tc>
           <w:tcPr>
             <w:vAlign w:val="center"/>
@@ -2892,6 +2914,7 @@
     <w:p>
       <w:pPr>
         <w:pStyle w:val="Notaalopositor"/>
+        <w:keepLines/>
       </w:pPr>
       <w:r>
         <w:rPr>
@@ -3301,6 +3324,7 @@
     <w:p>
       <w:pPr>
         <w:pStyle w:val="Notaalopositor"/>
+        <w:keepLines/>
       </w:pPr>
       <w:r>
         <w:rPr>
@@ -8257,6 +8281,7 @@
     <w:p>
       <w:pPr>
         <w:pStyle w:val="Funcionclave"/>
+        <w:keepLines/>
       </w:pPr>
       <m:oMathPara>
         <m:oMathParaPr>
@@ -9342,6 +9367,7 @@
     <w:p>
       <w:pPr>
         <w:pStyle w:val="Notaalopositor"/>
+        <w:keepLines/>
       </w:pPr>
       <w:r>
         <w:rPr>
@@ -10205,6 +10231,7 @@
     <w:p>
       <w:pPr>
         <w:pStyle w:val="Cajadeanotaciones"/>
+        <w:keepLines/>
       </w:pPr>
       <w:r>
         <w:rPr>
@@ -14463,6 +14490,7 @@
       </w:tblGrid>
       <w:tr>
         <w:trPr>
+          <w:cantSplit/>
           <w:tblHeader w:val="on"/>
         </w:trPr>
         <w:tc>
@@ -14473,6 +14501,7 @@
         </w:tc>
         <w:tc>
           <w:tcPr>
+            <w:shd w:val="clear" w:color="auto" w:fill="DDEBF7"/>
             <w:vAlign w:val="center"/>
           </w:tcPr>
           <w:p>
@@ -14501,6 +14530,7 @@
         </w:tc>
         <w:tc>
           <w:tcPr>
+            <w:shd w:val="clear" w:color="auto" w:fill="DDEBF7"/>
             <w:vAlign w:val="center"/>
           </w:tcPr>
           <w:p>
@@ -14529,6 +14559,7 @@
         </w:tc>
         <w:tc>
           <w:tcPr>
+            <w:shd w:val="clear" w:color="auto" w:fill="DDEBF7"/>
             <w:vAlign w:val="center"/>
           </w:tcPr>
           <w:p>
@@ -14557,6 +14588,9 @@
         </w:tc>
       </w:tr>
       <w:tr>
+        <w:trPr>
+          <w:cantSplit/>
+        </w:trPr>
         <w:tc>
           <w:tcPr>
             <w:vAlign w:val="center"/>
@@ -14640,6 +14674,9 @@
         </w:tc>
       </w:tr>
       <w:tr>
+        <w:trPr>
+          <w:cantSplit/>
+        </w:trPr>
         <w:tc>
           <w:tcPr>
             <w:vAlign w:val="center"/>
@@ -14723,9 +14760,13 @@
         </w:tc>
       </w:tr>
       <w:tr>
+        <w:trPr>
+          <w:cantSplit/>
+        </w:trPr>
         <w:tc>
           <w:tcPr>
             <w:gridSpan w:val="4"/>
+            <w:shd w:val="clear" w:color="auto" w:fill="E2EFD9"/>
             <w:vAlign w:val="center"/>
           </w:tcPr>
           <w:p>
@@ -18923,6 +18964,7 @@
     <w:p>
       <w:pPr>
         <w:pStyle w:val="Funcionclave"/>
+        <w:keepLines/>
       </w:pPr>
       <m:oMathPara>
         <m:oMathParaPr>
@@ -23251,6 +23293,7 @@
     <w:p>
       <w:pPr>
         <w:pStyle w:val="Notaalopositor"/>
+        <w:keepLines/>
       </w:pPr>
       <w:r>
         <w:rPr>
@@ -23379,6 +23422,7 @@
     <w:p>
       <w:pPr>
         <w:pStyle w:val="Notaalopositor"/>
+        <w:keepLines/>
       </w:pPr>
       <w:r>
         <w:rPr>
@@ -23734,10 +23778,12 @@
       </w:tblGrid>
       <w:tr>
         <w:trPr>
+          <w:cantSplit/>
           <w:tblHeader w:val="on"/>
         </w:trPr>
         <w:tc>
           <w:tcPr>
+            <w:shd w:val="clear" w:color="auto" w:fill="DDEBF7"/>
             <w:vAlign w:val="center"/>
           </w:tcPr>
           <w:p>
@@ -23756,6 +23802,7 @@
         </w:tc>
         <w:tc>
           <w:tcPr>
+            <w:shd w:val="clear" w:color="auto" w:fill="DDEBF7"/>
             <w:vAlign w:val="center"/>
           </w:tcPr>
           <w:p>
@@ -23774,6 +23821,7 @@
         </w:tc>
         <w:tc>
           <w:tcPr>
+            <w:shd w:val="clear" w:color="auto" w:fill="DDEBF7"/>
             <w:vAlign w:val="center"/>
           </w:tcPr>
           <w:p>
@@ -23792,6 +23840,7 @@
         </w:tc>
         <w:tc>
           <w:tcPr>
+            <w:shd w:val="clear" w:color="auto" w:fill="DDEBF7"/>
             <w:vAlign w:val="center"/>
           </w:tcPr>
           <w:p>
@@ -23810,6 +23859,7 @@
         </w:tc>
         <w:tc>
           <w:tcPr>
+            <w:shd w:val="clear" w:color="auto" w:fill="DDEBF7"/>
             <w:vAlign w:val="center"/>
           </w:tcPr>
           <w:p>
@@ -23828,6 +23878,9 @@
         </w:tc>
       </w:tr>
       <w:tr>
+        <w:trPr>
+          <w:cantSplit/>
+        </w:trPr>
         <w:tc>
           <w:tcPr>
             <w:vAlign w:val="center"/>
@@ -24058,6 +24111,9 @@
         </w:tc>
       </w:tr>
       <w:tr>
+        <w:trPr>
+          <w:cantSplit/>
+        </w:trPr>
         <w:tc>
           <w:tcPr>
             <w:vAlign w:val="center"/>
@@ -24235,6 +24291,9 @@
         </w:tc>
       </w:tr>
       <w:tr>
+        <w:trPr>
+          <w:cantSplit/>
+        </w:trPr>
         <w:tc>
           <w:tcPr>
             <w:vAlign w:val="center"/>
@@ -24392,9 +24451,13 @@
         </w:tc>
       </w:tr>
       <w:tr>
+        <w:trPr>
+          <w:cantSplit/>
+        </w:trPr>
         <w:tc>
           <w:tcPr>
             <w:gridSpan w:val="5"/>
+            <w:shd w:val="clear" w:color="auto" w:fill="E2EFD9"/>
             <w:vAlign w:val="center"/>
           </w:tcPr>
           <w:p>
@@ -24651,6 +24714,7 @@
     <w:p>
       <w:pPr>
         <w:pStyle w:val="Cajadeanotaciones"/>
+        <w:keepLines/>
       </w:pPr>
       <w:r>
         <w:rPr>
@@ -24991,6 +25055,8 @@
     <w:p>
       <w:pPr>
         <w:pStyle w:val="Cajadeanotaciones"/>
+        <w:keepNext/>
+        <w:keepLines/>
         <w:numPr>
           <w:ilvl w:val="0"/>
           <w:numId w:val="1075"/>
@@ -25052,6 +25118,8 @@
     <w:p>
       <w:pPr>
         <w:pStyle w:val="Cajadeanotaciones"/>
+        <w:keepNext/>
+        <w:keepLines/>
         <w:numPr>
           <w:ilvl w:val="0"/>
           <w:numId w:val="1075"/>
@@ -25116,6 +25184,8 @@
     <w:p>
       <w:pPr>
         <w:pStyle w:val="Cajadeanotaciones"/>
+        <w:keepNext/>
+        <w:keepLines/>
         <w:numPr>
           <w:ilvl w:val="0"/>
           <w:numId w:val="1075"/>
@@ -25205,6 +25275,7 @@
     <w:p>
       <w:pPr>
         <w:pStyle w:val="Cajadeanotaciones"/>
+        <w:keepLines/>
         <w:numPr>
           <w:ilvl w:val="0"/>
           <w:numId w:val="1075"/>
@@ -26155,6 +26226,7 @@
     <w:p>
       <w:pPr>
         <w:pStyle w:val="Cajadeanotaciones"/>
+        <w:keepLines/>
       </w:pPr>
       <w:r>
         <w:rPr>
@@ -26257,6 +26329,7 @@
       </w:tblGrid>
       <w:tr>
         <w:trPr>
+          <w:cantSplit/>
           <w:tblHeader w:val="on"/>
         </w:trPr>
         <w:tc>
@@ -26325,6 +26398,9 @@
         </w:tc>
       </w:tr>
       <w:tr>
+        <w:trPr>
+          <w:cantSplit/>
+        </w:trPr>
         <w:tc>
           <w:tcPr>
             <w:shd w:color="auto" w:fill="E7E6E6" w:val="clear"/>
@@ -26387,6 +26463,9 @@
         </w:tc>
       </w:tr>
       <w:tr>
+        <w:trPr>
+          <w:cantSplit/>
+        </w:trPr>
         <w:tc>
           <w:tcPr>
             <w:shd w:color="auto" w:fill="E7E6E6" w:val="clear"/>
@@ -26449,6 +26528,9 @@
         </w:tc>
       </w:tr>
       <w:tr>
+        <w:trPr>
+          <w:cantSplit/>
+        </w:trPr>
         <w:tc>
           <w:tcPr>
             <w:shd w:color="auto" w:fill="E7E6E6" w:val="clear"/>
@@ -26515,6 +26597,9 @@
         </w:tc>
       </w:tr>
       <w:tr>
+        <w:trPr>
+          <w:cantSplit/>
+        </w:trPr>
         <w:tc>
           <w:tcPr>
             <w:shd w:color="auto" w:fill="E7E6E6" w:val="clear"/>
@@ -26577,6 +26662,9 @@
         </w:tc>
       </w:tr>
       <w:tr>
+        <w:trPr>
+          <w:cantSplit/>
+        </w:trPr>
         <w:tc>
           <w:tcPr>
             <w:shd w:color="auto" w:fill="E7E6E6" w:val="clear"/>
@@ -26680,6 +26768,7 @@
     <w:p>
       <w:pPr>
         <w:pStyle w:val="Cajadeanotaciones"/>
+        <w:keepLines/>
       </w:pPr>
       <w:r>
         <w:rPr>
@@ -29303,6 +29392,7 @@
     <w:p>
       <w:pPr>
         <w:pStyle w:val="Funcionclave"/>
+        <w:keepLines/>
       </w:pPr>
       <m:oMathPara>
         <m:oMathParaPr>
@@ -42897,6 +42987,7 @@
     <w:p>
       <w:pPr>
         <w:pStyle w:val="Cajadeanotaciones"/>
+        <w:keepLines/>
       </w:pPr>
       <w:r>
         <w:t xml:space="preserve">Preguntas tipo test del primer ejercicio:</w:t>
@@ -47258,7 +47349,7 @@
         <w:t xml:space="preserve"> </w:t>
       </w:r>
       <w:r>
-        <w:t xml:space="preserve">Con varios bienes no numerarios, como en los modelos de diferenciación de productos, la demanda de cada uno depende de todos sus precios, pero sigue sin efecto renta</w:t>
+        <w:t xml:space="preserve">Con varios bienes no numerarios y utilidad cuasilineal, como en muchos modelos de diferenciación de productos, la demanda de cada uno depende de todos sus precios, pero sigue sin efecto renta</w:t>
       </w:r>
       <w:r>
         <w:t xml:space="preserve"> </w:t>
@@ -49903,8 +49994,8 @@
       </w:rPr>
     </w:lvl>
   </w:abstractNum>
-  <w:abstractNum w:abstractNumId="99201">
-    <w:nsid w:val="00A99201"/>
+  <w:abstractNum w:abstractNumId="99411">
+    <w:nsid w:val="00A99411"/>
     <w:multiLevelType w:val="multilevel"/>
     <w:lvl w:ilvl="0">
       <w:start w:val="1"/>
@@ -49917,7 +50008,7 @@
     </w:lvl>
     <w:lvl w:ilvl="1">
       <w:start w:val="1"/>
-      <w:numFmt w:val="lowerLetter"/>
+      <w:numFmt w:val="decimal"/>
       <w:lvlText w:val="%2."/>
       <w:lvlJc w:val="left"/>
       <w:pPr>
@@ -49926,7 +50017,7 @@
     </w:lvl>
     <w:lvl w:ilvl="2">
       <w:start w:val="1"/>
-      <w:numFmt w:val="lowerRoman"/>
+      <w:numFmt w:val="decimal"/>
       <w:lvlText w:val="%3."/>
       <w:lvlJc w:val="left"/>
       <w:pPr>
@@ -49944,7 +50035,7 @@
     </w:lvl>
     <w:lvl w:ilvl="4">
       <w:start w:val="1"/>
-      <w:numFmt w:val="lowerLetter"/>
+      <w:numFmt w:val="decimal"/>
       <w:lvlText w:val="%5."/>
       <w:lvlJc w:val="left"/>
       <w:pPr>
@@ -49953,7 +50044,7 @@
     </w:lvl>
     <w:lvl w:ilvl="5">
       <w:start w:val="1"/>
-      <w:numFmt w:val="lowerRoman"/>
+      <w:numFmt w:val="decimal"/>
       <w:lvlText w:val="%6."/>
       <w:lvlJc w:val="left"/>
       <w:pPr>
@@ -49971,7 +50062,7 @@
     </w:lvl>
     <w:lvl w:ilvl="7">
       <w:start w:val="1"/>
-      <w:numFmt w:val="lowerLetter"/>
+      <w:numFmt w:val="decimal"/>
       <w:lvlText w:val="%8."/>
       <w:lvlJc w:val="left"/>
       <w:pPr>
@@ -49980,7 +50071,7 @@
     </w:lvl>
     <w:lvl w:ilvl="8">
       <w:start w:val="1"/>
-      <w:numFmt w:val="lowerRoman"/>
+      <w:numFmt w:val="decimal"/>
       <w:lvlText w:val="%9."/>
       <w:lvlJc w:val="left"/>
       <w:pPr>
@@ -50055,7 +50146,7 @@
     <w:abstractNumId w:val="991"/>
   </w:num>
   <w:num w:numId="1022">
-    <w:abstractNumId w:val="99201"/>
+    <w:abstractNumId w:val="99411"/>
     <w:lvlOverride w:ilvl="0">
       <w:startOverride w:val="1"/>
     </w:lvlOverride>
@@ -50274,7 +50365,7 @@
     <w:abstractNumId w:val="991"/>
   </w:num>
   <w:num w:numId="1086">
-    <w:abstractNumId w:val="99201"/>
+    <w:abstractNumId w:val="99411"/>
     <w:lvlOverride w:ilvl="0">
       <w:startOverride w:val="1"/>
     </w:lvlOverride>
@@ -50364,7 +50455,7 @@
     <w:abstractNumId w:val="991"/>
   </w:num>
   <w:num w:numId="1107">
-    <w:abstractNumId w:val="99201"/>
+    <w:abstractNumId w:val="99411"/>
     <w:lvlOverride w:ilvl="0">
       <w:startOverride w:val="1"/>
     </w:lvlOverride>
@@ -50397,7 +50488,7 @@
     <w:abstractNumId w:val="991"/>
   </w:num>
   <w:num w:numId="1109">
-    <w:abstractNumId w:val="99201"/>
+    <w:abstractNumId w:val="99411"/>
     <w:lvlOverride w:ilvl="0">
       <w:startOverride w:val="1"/>
     </w:lvlOverride>
@@ -50708,6 +50799,7 @@
       <w:keepNext/>
       <w:keepLines/>
       <w:spacing w:after="120" w:before="280"/>
+      <w:jc w:val="left"/>
       <w:outlineLvl w:val="0"/>
       <w:shd w:color="auto" w:fill="5F2987" w:val="clear"/>
     </w:pPr>
@@ -50734,6 +50826,7 @@
       <w:keepNext/>
       <w:keepLines/>
       <w:spacing w:after="80" w:before="240"/>
+      <w:jc w:val="left"/>
       <w:outlineLvl w:val="1"/>
       <w:pBdr>
         <w:bottom w:color="5F2987" w:space="1" w:sz="4" w:val="single"/>
@@ -50763,6 +50856,7 @@
       <w:keepLines/>
       <w:spacing w:after="80" w:before="160"/>
       <w:ind w:left="283"/>
+      <w:jc w:val="left"/>
       <w:outlineLvl w:val="2"/>
     </w:pPr>
     <w:rPr>
@@ -50789,6 +50883,7 @@
       <w:keepLines/>
       <w:spacing w:after="40" w:before="80"/>
       <w:ind w:left="567"/>
+      <w:jc w:val="left"/>
       <w:outlineLvl w:val="3"/>
     </w:pPr>
     <w:rPr>
@@ -50815,6 +50910,7 @@
       <w:keepLines/>
       <w:spacing w:after="40" w:before="80"/>
       <w:ind w:left="567"/>
+      <w:jc w:val="left"/>
       <w:outlineLvl w:val="4"/>
     </w:pPr>
     <w:rPr>
@@ -50840,6 +50936,7 @@
       <w:keepLines/>
       <w:spacing w:after="0" w:before="40"/>
       <w:ind w:left="567"/>
+      <w:jc w:val="left"/>
       <w:outlineLvl w:val="5"/>
     </w:pPr>
     <w:rPr>
@@ -51253,6 +51350,7 @@
         <w:left w:color="5F2987" w:space="8" w:sz="24" w:val="single"/>
       </w:pBdr>
       <w:shd w:color="auto" w:fill="F3EEF7" w:val="clear"/>
+      <w:jc w:val="left"/>
     </w:pPr>
     <w:rPr>
       <w:rFonts w:ascii="TeX Gyre Pagella" w:cs="TeX Gyre Pagella" w:eastAsia="TeX Gyre Pagella" w:hAnsi="TeX Gyre Pagella"/>
@@ -51271,6 +51369,7 @@
         <w:right w:color="767171" w:space="4" w:sz="4" w:val="single"/>
       </w:pBdr>
       <w:shd w:color="auto" w:fill="E7E6E6" w:val="clear"/>
+      <w:jc w:val="left"/>
     </w:pPr>
     <w:rPr>
       <w:rFonts w:ascii="TeX Gyre Pagella" w:cs="TeX Gyre Pagella" w:eastAsia="TeX Gyre Pagella" w:hAnsi="TeX Gyre Pagella"/>
@@ -51289,6 +51388,7 @@
         <w:right w:color="C8D8C0" w:space="4" w:sz="4" w:val="single"/>
       </w:pBdr>
       <w:shd w:color="auto" w:fill="E2EFD9" w:val="clear"/>
+      <w:jc w:val="left"/>
     </w:pPr>
     <w:rPr>
       <w:rFonts w:ascii="TeX Gyre Pagella" w:cs="TeX Gyre Pagella" w:eastAsia="TeX Gyre Pagella" w:hAnsi="TeX Gyre Pagella"/>
@@ -51308,6 +51408,7 @@
         <w:right w:color="5F2987" w:space="4" w:sz="4" w:val="single"/>
       </w:pBdr>
       <w:shd w:color="auto" w:fill="FAF9F6" w:val="clear"/>
+      <w:jc w:val="left"/>
     </w:pPr>
     <w:rPr>
       <w:rFonts w:ascii="TeX Gyre Pagella" w:cs="TeX Gyre Pagella" w:eastAsia="TeX Gyre Pagella" w:hAnsi="TeX Gyre Pagella"/>

--- a/oposicion/temario/tercer-ejercicio/3A16.docx
+++ b/oposicion/temario/tercer-ejercicio/3A16.docx
@@ -49,7 +49,7 @@
         <w:pStyle w:val="Paginasdeltema"/>
       </w:pPr>
       <w:r>
-        <w:t xml:space="preserve">Tema: 36 págs. · Anexos: 8 · Bibliografía: 3 (PDF)</w:t>
+        <w:t xml:space="preserve">Tema: 37 págs. · Anexos: 8 · Bibliografía: 3 (PDF)</w:t>
       </w:r>
     </w:p>
     <w:bookmarkStart w:id="36" w:name="introducci__n"/>
@@ -625,6 +625,7 @@
     </w:p>
     <w:p>
       <w:pPr>
+        <w:keepNext/>
         <w:numPr>
           <w:ilvl w:val="1"/>
           <w:numId w:val="1005"/>
@@ -673,9 +674,14 @@
       <w:r>
         <w:t xml:space="preserve">. Las herramientas llegan con los precursores del marginalismo:</w:t>
       </w:r>
-      <w:r>
-        <w:t xml:space="preserve"> </w:t>
-      </w:r>
+    </w:p>
+    <w:p>
+      <w:pPr>
+        <w:numPr>
+          <w:ilvl w:val="2"/>
+          <w:numId w:val="1006"/>
+        </w:numPr>
+      </w:pPr>
       <w:r>
         <w:rPr>
           <w:smallCaps/>
@@ -703,11 +709,16 @@
         <w:t xml:space="preserve"> </w:t>
       </w:r>
       <w:r>
-        <w:t xml:space="preserve">escribe la primera función de demanda,</w:t>
-      </w:r>
-      <w:r>
-        <w:t xml:space="preserve"> </w:t>
-      </w:r>
+        <w:t xml:space="preserve">escribe la primera función de demanda;</w:t>
+      </w:r>
+    </w:p>
+    <w:p>
+      <w:pPr>
+        <w:numPr>
+          <w:ilvl w:val="2"/>
+          <w:numId w:val="1006"/>
+        </w:numPr>
+      </w:pPr>
       <w:r>
         <w:rPr>
           <w:smallCaps/>
@@ -735,11 +746,16 @@
         <w:t xml:space="preserve"> </w:t>
       </w:r>
       <w:r>
-        <w:t xml:space="preserve">mide la utilidad de las obras públicas con lo que hoy llamamos excedente del consumidor y</w:t>
-      </w:r>
-      <w:r>
-        <w:t xml:space="preserve"> </w:t>
-      </w:r>
+        <w:t xml:space="preserve">mide la utilidad de las obras públicas con lo que hoy llamamos excedente del consumidor;</w:t>
+      </w:r>
+    </w:p>
+    <w:p>
+      <w:pPr>
+        <w:numPr>
+          <w:ilvl w:val="2"/>
+          <w:numId w:val="1006"/>
+        </w:numPr>
+      </w:pPr>
       <w:r>
         <w:rPr>
           <w:smallCaps/>
@@ -942,13 +958,25 @@
     </w:p>
     <w:p>
       <w:pPr>
+        <w:keepNext/>
         <w:numPr>
           <w:ilvl w:val="1"/>
           <w:numId w:val="1005"/>
         </w:numPr>
       </w:pPr>
       <w:r>
-        <w:t xml:space="preserve">En el siglo XX se precisan las curvas de costes</w:t>
+        <w:t xml:space="preserve">En el siglo XX se precisan:</w:t>
+      </w:r>
+    </w:p>
+    <w:p>
+      <w:pPr>
+        <w:numPr>
+          <w:ilvl w:val="2"/>
+          <w:numId w:val="1007"/>
+        </w:numPr>
+      </w:pPr>
+      <w:r>
+        <w:t xml:space="preserve">las curvas de costes</w:t>
       </w:r>
       <w:r>
         <w:t xml:space="preserve"> </w:t>
@@ -986,7 +1014,18 @@
         </w:r>
       </w:hyperlink>
       <w:r>
-        <w:t xml:space="preserve">; las dinámicas de ajuste, con el modelo de la telaraña</w:t>
+        <w:t xml:space="preserve">;</w:t>
+      </w:r>
+    </w:p>
+    <w:p>
+      <w:pPr>
+        <w:numPr>
+          <w:ilvl w:val="2"/>
+          <w:numId w:val="1007"/>
+        </w:numPr>
+      </w:pPr>
+      <w:r>
+        <w:t xml:space="preserve">las dinámicas de ajuste, con el modelo de la telaraña</w:t>
       </w:r>
       <w:r>
         <w:t xml:space="preserve"> </w:t>
@@ -1066,7 +1105,18 @@
         <w:t xml:space="preserve">)</w:t>
       </w:r>
       <w:r>
-        <w:t xml:space="preserve">, y la formulación moderna con utilidad cuasilineal y libre entrada</w:t>
+        <w:t xml:space="preserve">;</w:t>
+      </w:r>
+    </w:p>
+    <w:p>
+      <w:pPr>
+        <w:numPr>
+          <w:ilvl w:val="2"/>
+          <w:numId w:val="1007"/>
+        </w:numPr>
+      </w:pPr>
+      <w:r>
+        <w:t xml:space="preserve">la formulación moderna con utilidad cuasilineal y libre entrada</w:t>
       </w:r>
       <w:r>
         <w:t xml:space="preserve"> </w:t>
@@ -1165,7 +1215,7 @@
       <w:pPr>
         <w:numPr>
           <w:ilvl w:val="1"/>
-          <w:numId w:val="1006"/>
+          <w:numId w:val="1008"/>
         </w:numPr>
       </w:pPr>
       <w:r>
@@ -1176,7 +1226,7 @@
       <w:pPr>
         <w:numPr>
           <w:ilvl w:val="1"/>
-          <w:numId w:val="1006"/>
+          <w:numId w:val="1008"/>
         </w:numPr>
       </w:pPr>
       <w:r>
@@ -1187,7 +1237,7 @@
       <w:pPr>
         <w:numPr>
           <w:ilvl w:val="1"/>
-          <w:numId w:val="1006"/>
+          <w:numId w:val="1008"/>
         </w:numPr>
       </w:pPr>
       <w:r>
@@ -1198,7 +1248,7 @@
       <w:pPr>
         <w:numPr>
           <w:ilvl w:val="1"/>
-          <w:numId w:val="1006"/>
+          <w:numId w:val="1008"/>
         </w:numPr>
       </w:pPr>
       <w:r>
@@ -1230,7 +1280,7 @@
       <w:pPr>
         <w:numPr>
           <w:ilvl w:val="1"/>
-          <w:numId w:val="1007"/>
+          <w:numId w:val="1009"/>
         </w:numPr>
       </w:pPr>
       <w:r>
@@ -1248,7 +1298,7 @@
       <w:pPr>
         <w:numPr>
           <w:ilvl w:val="1"/>
-          <w:numId w:val="1007"/>
+          <w:numId w:val="1009"/>
         </w:numPr>
       </w:pPr>
       <w:r>
@@ -1266,7 +1316,7 @@
       <w:pPr>
         <w:numPr>
           <w:ilvl w:val="1"/>
-          <w:numId w:val="1007"/>
+          <w:numId w:val="1009"/>
         </w:numPr>
       </w:pPr>
       <w:r>
@@ -1282,13 +1332,47 @@
     </w:p>
     <w:p>
       <w:pPr>
+        <w:keepNext/>
         <w:numPr>
           <w:ilvl w:val="0"/>
           <w:numId w:val="1000"/>
         </w:numPr>
       </w:pPr>
       <w:r>
-        <w:t xml:space="preserve">El orden va del modelo a sus propiedades y de estas al tiempo: primero, el equilibrio en un instante; después, si se alcanza y si es bueno, y por último, cómo cambia cuando las empresas tienen tiempo para ajustarse, que es lo que dice cuánto dura la ganancia de los pescadores.</w:t>
+        <w:t xml:space="preserve">El orden va del modelo a sus propiedades y de estas al tiempo:</w:t>
+      </w:r>
+    </w:p>
+    <w:p>
+      <w:pPr>
+        <w:numPr>
+          <w:ilvl w:val="1"/>
+          <w:numId w:val="1010"/>
+        </w:numPr>
+      </w:pPr>
+      <w:r>
+        <w:t xml:space="preserve">primero, el equilibrio en un instante;</w:t>
+      </w:r>
+    </w:p>
+    <w:p>
+      <w:pPr>
+        <w:numPr>
+          <w:ilvl w:val="1"/>
+          <w:numId w:val="1010"/>
+        </w:numPr>
+      </w:pPr>
+      <w:r>
+        <w:t xml:space="preserve">después, si se alcanza y si es bueno;</w:t>
+      </w:r>
+    </w:p>
+    <w:p>
+      <w:pPr>
+        <w:numPr>
+          <w:ilvl w:val="1"/>
+          <w:numId w:val="1010"/>
+        </w:numPr>
+      </w:pPr>
+      <w:r>
+        <w:t xml:space="preserve">por último, cómo cambia cuando las empresas tienen tiempo para ajustarse, que es lo que dice cuánto dura la ganancia de los pescadores.</w:t>
       </w:r>
     </w:p>
     <w:p>
@@ -2201,7 +2285,7 @@
       <w:pPr>
         <w:numPr>
           <w:ilvl w:val="0"/>
-          <w:numId w:val="1008"/>
+          <w:numId w:val="1011"/>
         </w:numPr>
       </w:pPr>
       <w:r>
@@ -2219,7 +2303,7 @@
       <w:pPr>
         <w:numPr>
           <w:ilvl w:val="0"/>
-          <w:numId w:val="1008"/>
+          <w:numId w:val="1011"/>
         </w:numPr>
       </w:pPr>
       <w:r>
@@ -2451,7 +2535,7 @@
       <w:pPr>
         <w:numPr>
           <w:ilvl w:val="0"/>
-          <w:numId w:val="1009"/>
+          <w:numId w:val="1012"/>
         </w:numPr>
       </w:pPr>
       <w:r>
@@ -2878,7 +2962,7 @@
       <w:pPr>
         <w:numPr>
           <w:ilvl w:val="0"/>
-          <w:numId w:val="1010"/>
+          <w:numId w:val="1013"/>
         </w:numPr>
       </w:pPr>
       <w:r>
@@ -2932,7 +3016,7 @@
         <w:keepNext/>
         <w:numPr>
           <w:ilvl w:val="0"/>
-          <w:numId w:val="1011"/>
+          <w:numId w:val="1014"/>
         </w:numPr>
       </w:pPr>
       <w:r>
@@ -2987,7 +3071,7 @@
       <w:pPr>
         <w:numPr>
           <w:ilvl w:val="1"/>
-          <w:numId w:val="1012"/>
+          <w:numId w:val="1015"/>
         </w:numPr>
       </w:pPr>
       <w:r>
@@ -3014,7 +3098,7 @@
       <w:pPr>
         <w:numPr>
           <w:ilvl w:val="1"/>
-          <w:numId w:val="1012"/>
+          <w:numId w:val="1015"/>
         </w:numPr>
       </w:pPr>
       <w:r>
@@ -3041,7 +3125,7 @@
       <w:pPr>
         <w:numPr>
           <w:ilvl w:val="0"/>
-          <w:numId w:val="1011"/>
+          <w:numId w:val="1014"/>
         </w:numPr>
       </w:pPr>
       <w:r>
@@ -3098,7 +3182,7 @@
         <w:keepNext/>
         <w:numPr>
           <w:ilvl w:val="0"/>
-          <w:numId w:val="1011"/>
+          <w:numId w:val="1014"/>
         </w:numPr>
       </w:pPr>
       <w:r>
@@ -3219,7 +3303,7 @@
       <w:pPr>
         <w:numPr>
           <w:ilvl w:val="1"/>
-          <w:numId w:val="1013"/>
+          <w:numId w:val="1016"/>
         </w:numPr>
       </w:pPr>
       <w:r>
@@ -3246,7 +3330,7 @@
       <w:pPr>
         <w:numPr>
           <w:ilvl w:val="1"/>
-          <w:numId w:val="1013"/>
+          <w:numId w:val="1016"/>
         </w:numPr>
       </w:pPr>
       <w:r>
@@ -3257,7 +3341,7 @@
       <w:pPr>
         <w:numPr>
           <w:ilvl w:val="0"/>
-          <w:numId w:val="1011"/>
+          <w:numId w:val="1014"/>
         </w:numPr>
       </w:pPr>
       <w:r>
@@ -3441,7 +3525,7 @@
       <w:pPr>
         <w:numPr>
           <w:ilvl w:val="0"/>
-          <w:numId w:val="1014"/>
+          <w:numId w:val="1017"/>
         </w:numPr>
       </w:pPr>
       <w:r>
@@ -3496,7 +3580,7 @@
         <w:keepNext/>
         <w:numPr>
           <w:ilvl w:val="0"/>
-          <w:numId w:val="1014"/>
+          <w:numId w:val="1017"/>
         </w:numPr>
       </w:pPr>
       <w:r>
@@ -3517,7 +3601,7 @@
       <w:pPr>
         <w:numPr>
           <w:ilvl w:val="1"/>
-          <w:numId w:val="1015"/>
+          <w:numId w:val="1018"/>
         </w:numPr>
       </w:pPr>
       <m:oMath>
@@ -3610,7 +3694,7 @@
       <w:pPr>
         <w:numPr>
           <w:ilvl w:val="1"/>
-          <w:numId w:val="1015"/>
+          <w:numId w:val="1018"/>
         </w:numPr>
       </w:pPr>
       <m:oMath>
@@ -3749,7 +3833,7 @@
       <w:pPr>
         <w:numPr>
           <w:ilvl w:val="0"/>
-          <w:numId w:val="1014"/>
+          <w:numId w:val="1017"/>
         </w:numPr>
       </w:pPr>
       <w:r>
@@ -3871,7 +3955,7 @@
       <w:pPr>
         <w:numPr>
           <w:ilvl w:val="0"/>
-          <w:numId w:val="1016"/>
+          <w:numId w:val="1019"/>
         </w:numPr>
       </w:pPr>
       <w:r>
@@ -4255,7 +4339,7 @@
       <w:pPr>
         <w:numPr>
           <w:ilvl w:val="0"/>
-          <w:numId w:val="1016"/>
+          <w:numId w:val="1019"/>
         </w:numPr>
       </w:pPr>
       <w:r>
@@ -4583,7 +4667,7 @@
       <w:pPr>
         <w:numPr>
           <w:ilvl w:val="0"/>
-          <w:numId w:val="1016"/>
+          <w:numId w:val="1019"/>
         </w:numPr>
       </w:pPr>
       <w:r>
@@ -4781,7 +4865,7 @@
       <w:pPr>
         <w:numPr>
           <w:ilvl w:val="1"/>
-          <w:numId w:val="1017"/>
+          <w:numId w:val="1020"/>
         </w:numPr>
       </w:pPr>
       <w:r>
@@ -4940,7 +5024,7 @@
       <w:pPr>
         <w:numPr>
           <w:ilvl w:val="1"/>
-          <w:numId w:val="1017"/>
+          <w:numId w:val="1020"/>
         </w:numPr>
       </w:pPr>
       <w:r>
@@ -4980,7 +5064,7 @@
       <w:pPr>
         <w:numPr>
           <w:ilvl w:val="0"/>
-          <w:numId w:val="1016"/>
+          <w:numId w:val="1019"/>
         </w:numPr>
       </w:pPr>
       <w:r>
@@ -5197,7 +5281,7 @@
       <w:pPr>
         <w:numPr>
           <w:ilvl w:val="0"/>
-          <w:numId w:val="1016"/>
+          <w:numId w:val="1019"/>
         </w:numPr>
       </w:pPr>
       <w:r>
@@ -5553,9 +5637,10 @@
     </w:p>
     <w:p>
       <w:pPr>
+        <w:keepNext/>
         <w:numPr>
           <w:ilvl w:val="0"/>
-          <w:numId w:val="1018"/>
+          <w:numId w:val="1021"/>
         </w:numPr>
       </w:pPr>
       <w:r>
@@ -5682,7 +5767,18 @@
         </w:r>
       </w:hyperlink>
       <w:r>
-        <w:t xml:space="preserve">: primero obtiene, para cada nivel de producción, la combinación de factores más barata, lo que da su</w:t>
+        <w:t xml:space="preserve">:</w:t>
+      </w:r>
+    </w:p>
+    <w:p>
+      <w:pPr>
+        <w:numPr>
+          <w:ilvl w:val="1"/>
+          <w:numId w:val="1022"/>
+        </w:numPr>
+      </w:pPr>
+      <w:r>
+        <w:t xml:space="preserve">primero obtiene, para cada nivel de producción, la combinación de factores más barata, lo que da su</w:t>
       </w:r>
       <w:r>
         <w:t xml:space="preserve"> </w:t>
@@ -5816,7 +5912,7 @@
         </m:d>
       </m:oMath>
       <w:r>
-        <w:t xml:space="preserve">.</w:t>
+        <w:t xml:space="preserve">;</w:t>
       </w:r>
       <w:r>
         <w:rPr>
@@ -5824,18 +5920,23 @@
         </w:rPr>
         <w:footnoteReference w:id="60"/>
       </w:r>
-      <w:r>
-        <w:t xml:space="preserve"> </w:t>
-      </w:r>
-      <w:r>
-        <w:t xml:space="preserve">Después elige la producción que maximiza el beneficio.</w:t>
+    </w:p>
+    <w:p>
+      <w:pPr>
+        <w:numPr>
+          <w:ilvl w:val="1"/>
+          <w:numId w:val="1022"/>
+        </w:numPr>
+      </w:pPr>
+      <w:r>
+        <w:t xml:space="preserve">después elige la producción que maximiza el beneficio.</w:t>
       </w:r>
     </w:p>
     <w:p>
       <w:pPr>
         <w:numPr>
           <w:ilvl w:val="0"/>
-          <w:numId w:val="1018"/>
+          <w:numId w:val="1021"/>
         </w:numPr>
       </w:pPr>
       <w:r>
@@ -5985,7 +6086,7 @@
       <w:pPr>
         <w:numPr>
           <w:ilvl w:val="0"/>
-          <w:numId w:val="1018"/>
+          <w:numId w:val="1021"/>
         </w:numPr>
       </w:pPr>
       <w:r>
@@ -6181,7 +6282,7 @@
       <w:pPr>
         <w:numPr>
           <w:ilvl w:val="0"/>
-          <w:numId w:val="1018"/>
+          <w:numId w:val="1021"/>
         </w:numPr>
       </w:pPr>
       <w:r>
@@ -6561,7 +6662,7 @@
       <w:pPr>
         <w:numPr>
           <w:ilvl w:val="0"/>
-          <w:numId w:val="1018"/>
+          <w:numId w:val="1021"/>
         </w:numPr>
       </w:pPr>
       <w:r>
@@ -6724,7 +6825,7 @@
         <w:keepNext/>
         <w:numPr>
           <w:ilvl w:val="0"/>
-          <w:numId w:val="1018"/>
+          <w:numId w:val="1021"/>
         </w:numPr>
       </w:pPr>
       <w:r>
@@ -6848,7 +6949,7 @@
       <w:pPr>
         <w:numPr>
           <w:ilvl w:val="1"/>
-          <w:numId w:val="1019"/>
+          <w:numId w:val="1023"/>
         </w:numPr>
       </w:pPr>
       <w:r>
@@ -6975,7 +7076,7 @@
       <w:pPr>
         <w:numPr>
           <w:ilvl w:val="1"/>
-          <w:numId w:val="1019"/>
+          <w:numId w:val="1023"/>
         </w:numPr>
       </w:pPr>
       <w:r>
@@ -7163,7 +7264,7 @@
       <w:pPr>
         <w:numPr>
           <w:ilvl w:val="0"/>
-          <w:numId w:val="1018"/>
+          <w:numId w:val="1021"/>
         </w:numPr>
       </w:pPr>
       <w:r>
@@ -7420,7 +7521,7 @@
       <w:pPr>
         <w:numPr>
           <w:ilvl w:val="0"/>
-          <w:numId w:val="1020"/>
+          <w:numId w:val="1024"/>
         </w:numPr>
       </w:pPr>
       <w:r>
@@ -7637,7 +7738,7 @@
       <w:pPr>
         <w:numPr>
           <w:ilvl w:val="0"/>
-          <w:numId w:val="1020"/>
+          <w:numId w:val="1024"/>
         </w:numPr>
       </w:pPr>
       <w:r>
@@ -7795,7 +7896,7 @@
       <w:pPr>
         <w:numPr>
           <w:ilvl w:val="0"/>
-          <w:numId w:val="1021"/>
+          <w:numId w:val="1025"/>
         </w:numPr>
       </w:pPr>
       <w:r>
@@ -7807,7 +7908,7 @@
         <w:keepNext/>
         <w:numPr>
           <w:ilvl w:val="0"/>
-          <w:numId w:val="1021"/>
+          <w:numId w:val="1025"/>
         </w:numPr>
       </w:pPr>
       <w:r>
@@ -7997,7 +8098,7 @@
       <w:pPr>
         <w:numPr>
           <w:ilvl w:val="1"/>
-          <w:numId w:val="1022"/>
+          <w:numId w:val="1026"/>
         </w:numPr>
       </w:pPr>
       <w:r>
@@ -8089,7 +8190,7 @@
       <w:pPr>
         <w:numPr>
           <w:ilvl w:val="1"/>
-          <w:numId w:val="1022"/>
+          <w:numId w:val="1026"/>
         </w:numPr>
       </w:pPr>
       <w:r>
@@ -8181,7 +8282,7 @@
       <w:pPr>
         <w:numPr>
           <w:ilvl w:val="1"/>
-          <w:numId w:val="1022"/>
+          <w:numId w:val="1026"/>
         </w:numPr>
       </w:pPr>
       <w:r>
@@ -8886,7 +8987,7 @@
         <w:keepNext/>
         <w:numPr>
           <w:ilvl w:val="0"/>
-          <w:numId w:val="1021"/>
+          <w:numId w:val="1025"/>
         </w:numPr>
       </w:pPr>
       <w:r>
@@ -8904,7 +9005,7 @@
       <w:pPr>
         <w:numPr>
           <w:ilvl w:val="1"/>
-          <w:numId w:val="1023"/>
+          <w:numId w:val="1027"/>
         </w:numPr>
       </w:pPr>
       <w:r>
@@ -8947,7 +9048,7 @@
       <w:pPr>
         <w:numPr>
           <w:ilvl w:val="0"/>
-          <w:numId w:val="1021"/>
+          <w:numId w:val="1025"/>
         </w:numPr>
       </w:pPr>
       <w:r>
@@ -9249,7 +9350,7 @@
       <w:pPr>
         <w:numPr>
           <w:ilvl w:val="0"/>
-          <w:numId w:val="1024"/>
+          <w:numId w:val="1028"/>
         </w:numPr>
       </w:pPr>
       <w:r>
@@ -9300,7 +9401,7 @@
       <w:pPr>
         <w:numPr>
           <w:ilvl w:val="0"/>
-          <w:numId w:val="1025"/>
+          <w:numId w:val="1029"/>
         </w:numPr>
       </w:pPr>
       <w:r>
@@ -9350,7 +9451,7 @@
       <w:pPr>
         <w:numPr>
           <w:ilvl w:val="0"/>
-          <w:numId w:val="1025"/>
+          <w:numId w:val="1029"/>
         </w:numPr>
       </w:pPr>
       <w:r>
@@ -9459,7 +9560,7 @@
         <w:keepNext/>
         <w:numPr>
           <w:ilvl w:val="0"/>
-          <w:numId w:val="1026"/>
+          <w:numId w:val="1030"/>
         </w:numPr>
       </w:pPr>
       <w:r>
@@ -9477,7 +9578,7 @@
       <w:pPr>
         <w:numPr>
           <w:ilvl w:val="1"/>
-          <w:numId w:val="1027"/>
+          <w:numId w:val="1031"/>
         </w:numPr>
       </w:pPr>
       <w:r>
@@ -9495,7 +9596,7 @@
       <w:pPr>
         <w:numPr>
           <w:ilvl w:val="1"/>
-          <w:numId w:val="1027"/>
+          <w:numId w:val="1031"/>
         </w:numPr>
       </w:pPr>
       <w:r>
@@ -9513,7 +9614,7 @@
       <w:pPr>
         <w:numPr>
           <w:ilvl w:val="1"/>
-          <w:numId w:val="1027"/>
+          <w:numId w:val="1031"/>
         </w:numPr>
       </w:pPr>
       <w:r>
@@ -9555,7 +9656,7 @@
       <w:pPr>
         <w:numPr>
           <w:ilvl w:val="0"/>
-          <w:numId w:val="1028"/>
+          <w:numId w:val="1032"/>
         </w:numPr>
       </w:pPr>
       <w:r>
@@ -9738,7 +9839,7 @@
       <w:pPr>
         <w:numPr>
           <w:ilvl w:val="0"/>
-          <w:numId w:val="1029"/>
+          <w:numId w:val="1033"/>
         </w:numPr>
       </w:pPr>
       <w:r>
@@ -9786,7 +9887,7 @@
       <w:pPr>
         <w:numPr>
           <w:ilvl w:val="0"/>
-          <w:numId w:val="1029"/>
+          <w:numId w:val="1033"/>
         </w:numPr>
       </w:pPr>
       <w:r>
@@ -9922,7 +10023,7 @@
       <w:pPr>
         <w:numPr>
           <w:ilvl w:val="0"/>
-          <w:numId w:val="1030"/>
+          <w:numId w:val="1034"/>
         </w:numPr>
       </w:pPr>
       <w:r>
@@ -10605,7 +10706,7 @@
       <w:pPr>
         <w:numPr>
           <w:ilvl w:val="0"/>
-          <w:numId w:val="1031"/>
+          <w:numId w:val="1035"/>
         </w:numPr>
       </w:pPr>
       <w:r>
@@ -10639,7 +10740,7 @@
         <w:keepNext/>
         <w:numPr>
           <w:ilvl w:val="0"/>
-          <w:numId w:val="1032"/>
+          <w:numId w:val="1036"/>
         </w:numPr>
       </w:pPr>
       <w:r>
@@ -10782,7 +10883,7 @@
       <w:pPr>
         <w:numPr>
           <w:ilvl w:val="1"/>
-          <w:numId w:val="1033"/>
+          <w:numId w:val="1037"/>
         </w:numPr>
       </w:pPr>
       <w:r>
@@ -11000,7 +11101,7 @@
       <w:pPr>
         <w:numPr>
           <w:ilvl w:val="0"/>
-          <w:numId w:val="1034"/>
+          <w:numId w:val="1038"/>
         </w:numPr>
       </w:pPr>
       <w:r>
@@ -11030,7 +11131,7 @@
       <w:pPr>
         <w:numPr>
           <w:ilvl w:val="0"/>
-          <w:numId w:val="1035"/>
+          <w:numId w:val="1039"/>
         </w:numPr>
       </w:pPr>
       <w:r>
@@ -11051,7 +11152,7 @@
       <w:pPr>
         <w:numPr>
           <w:ilvl w:val="0"/>
-          <w:numId w:val="1036"/>
+          <w:numId w:val="1040"/>
         </w:numPr>
       </w:pPr>
       <w:r>
@@ -11160,7 +11261,7 @@
         <w:keepNext/>
         <w:numPr>
           <w:ilvl w:val="0"/>
-          <w:numId w:val="1037"/>
+          <w:numId w:val="1041"/>
         </w:numPr>
       </w:pPr>
       <w:r>
@@ -11178,7 +11279,7 @@
       <w:pPr>
         <w:numPr>
           <w:ilvl w:val="1"/>
-          <w:numId w:val="1038"/>
+          <w:numId w:val="1042"/>
         </w:numPr>
       </w:pPr>
       <w:r>
@@ -11378,7 +11479,7 @@
       <w:pPr>
         <w:numPr>
           <w:ilvl w:val="1"/>
-          <w:numId w:val="1038"/>
+          <w:numId w:val="1042"/>
         </w:numPr>
       </w:pPr>
       <w:r>
@@ -11439,7 +11540,7 @@
       <w:pPr>
         <w:numPr>
           <w:ilvl w:val="1"/>
-          <w:numId w:val="1038"/>
+          <w:numId w:val="1042"/>
         </w:numPr>
       </w:pPr>
       <w:r>
@@ -11755,7 +11856,7 @@
       <w:pPr>
         <w:numPr>
           <w:ilvl w:val="0"/>
-          <w:numId w:val="1039"/>
+          <w:numId w:val="1043"/>
         </w:numPr>
       </w:pPr>
       <w:r>
@@ -11814,7 +11915,7 @@
         <w:keepNext/>
         <w:numPr>
           <w:ilvl w:val="0"/>
-          <w:numId w:val="1040"/>
+          <w:numId w:val="1044"/>
         </w:numPr>
       </w:pPr>
       <w:r>
@@ -11848,7 +11949,7 @@
       <w:pPr>
         <w:numPr>
           <w:ilvl w:val="1"/>
-          <w:numId w:val="1041"/>
+          <w:numId w:val="1045"/>
         </w:numPr>
       </w:pPr>
       <w:r>
@@ -11879,7 +11980,7 @@
       <w:pPr>
         <w:numPr>
           <w:ilvl w:val="1"/>
-          <w:numId w:val="1041"/>
+          <w:numId w:val="1045"/>
         </w:numPr>
       </w:pPr>
       <w:r>
@@ -11914,7 +12015,7 @@
         <w:keepNext/>
         <w:numPr>
           <w:ilvl w:val="0"/>
-          <w:numId w:val="1040"/>
+          <w:numId w:val="1044"/>
         </w:numPr>
       </w:pPr>
       <w:r>
@@ -11932,7 +12033,7 @@
       <w:pPr>
         <w:numPr>
           <w:ilvl w:val="1"/>
-          <w:numId w:val="1042"/>
+          <w:numId w:val="1046"/>
         </w:numPr>
       </w:pPr>
       <w:r>
@@ -11999,7 +12100,7 @@
       <w:pPr>
         <w:numPr>
           <w:ilvl w:val="1"/>
-          <w:numId w:val="1042"/>
+          <w:numId w:val="1046"/>
         </w:numPr>
       </w:pPr>
       <w:r>
@@ -12022,7 +12123,7 @@
       <w:pPr>
         <w:numPr>
           <w:ilvl w:val="1"/>
-          <w:numId w:val="1042"/>
+          <w:numId w:val="1046"/>
         </w:numPr>
       </w:pPr>
       <w:r>
@@ -12096,7 +12197,7 @@
         <w:keepNext/>
         <w:numPr>
           <w:ilvl w:val="0"/>
-          <w:numId w:val="1040"/>
+          <w:numId w:val="1044"/>
         </w:numPr>
       </w:pPr>
       <w:r>
@@ -12114,7 +12215,7 @@
       <w:pPr>
         <w:numPr>
           <w:ilvl w:val="1"/>
-          <w:numId w:val="1043"/>
+          <w:numId w:val="1047"/>
         </w:numPr>
       </w:pPr>
       <w:r>
@@ -12135,7 +12236,7 @@
       <w:pPr>
         <w:numPr>
           <w:ilvl w:val="1"/>
-          <w:numId w:val="1043"/>
+          <w:numId w:val="1047"/>
         </w:numPr>
       </w:pPr>
       <w:r>
@@ -12156,7 +12257,7 @@
       <w:pPr>
         <w:numPr>
           <w:ilvl w:val="1"/>
-          <w:numId w:val="1043"/>
+          <w:numId w:val="1047"/>
         </w:numPr>
       </w:pPr>
       <w:r>
@@ -12171,43 +12272,6 @@
       </w:r>
       <w:r>
         <w:t xml:space="preserve">(con retardo): la producción se decide un periodo antes de conocer el precio, con una expectativa sobre él.</w:t>
-      </w:r>
-    </w:p>
-    <w:p>
-      <w:pPr>
-        <w:numPr>
-          <w:ilvl w:val="0"/>
-          <w:numId w:val="1040"/>
-        </w:numPr>
-      </w:pPr>
-      <w:r>
-        <w:rPr>
-          <w:i/>
-          <w:iCs/>
-        </w:rPr>
-        <w:t xml:space="preserve">Conclusión anticipada</w:t>
-      </w:r>
-      <w:r>
-        <w:t xml:space="preserve">: con oferta creciente y demanda decreciente, los ajustes walrasiano y marshalliano son estables; con las 2 curvas decrecientes dan resultados opuestos, y la telaraña puede oscilar sin converger aun con curvas normales. La estabilidad no es solo una propiedad de las curvas, sino de cómo se ajusta el mercado.</w:t>
-      </w:r>
-    </w:p>
-    <w:bookmarkEnd w:id="105"/>
-    <w:bookmarkStart w:id="117" w:name="b_modelo_2"/>
-    <w:p>
-      <w:pPr>
-        <w:pStyle w:val="Heading4"/>
-      </w:pPr>
-      <w:r>
-        <w:t xml:space="preserve">b) Modelo</w:t>
-      </w:r>
-    </w:p>
-    <w:bookmarkStart w:id="107" w:name="i_supuestos_3"/>
-    <w:p>
-      <w:pPr>
-        <w:pStyle w:val="Heading5"/>
-      </w:pPr>
-      <w:r>
-        <w:t xml:space="preserve">i) Supuestos</w:t>
       </w:r>
     </w:p>
     <w:p>
@@ -12215,6 +12279,43 @@
         <w:numPr>
           <w:ilvl w:val="0"/>
           <w:numId w:val="1044"/>
+        </w:numPr>
+      </w:pPr>
+      <w:r>
+        <w:rPr>
+          <w:i/>
+          <w:iCs/>
+        </w:rPr>
+        <w:t xml:space="preserve">Conclusión anticipada</w:t>
+      </w:r>
+      <w:r>
+        <w:t xml:space="preserve">: con oferta creciente y demanda decreciente, los ajustes walrasiano y marshalliano son estables; con las 2 curvas decrecientes dan resultados opuestos, y la telaraña puede oscilar sin converger aun con curvas normales. La estabilidad no es solo una propiedad de las curvas, sino de cómo se ajusta el mercado.</w:t>
+      </w:r>
+    </w:p>
+    <w:bookmarkEnd w:id="105"/>
+    <w:bookmarkStart w:id="117" w:name="b_modelo_2"/>
+    <w:p>
+      <w:pPr>
+        <w:pStyle w:val="Heading4"/>
+      </w:pPr>
+      <w:r>
+        <w:t xml:space="preserve">b) Modelo</w:t>
+      </w:r>
+    </w:p>
+    <w:bookmarkStart w:id="107" w:name="i_supuestos_3"/>
+    <w:p>
+      <w:pPr>
+        <w:pStyle w:val="Heading5"/>
+      </w:pPr>
+      <w:r>
+        <w:t xml:space="preserve">i) Supuestos</w:t>
+      </w:r>
+    </w:p>
+    <w:p>
+      <w:pPr>
+        <w:numPr>
+          <w:ilvl w:val="0"/>
+          <w:numId w:val="1048"/>
         </w:numPr>
       </w:pPr>
       <w:r>
@@ -12419,7 +12520,7 @@
       <w:pPr>
         <w:numPr>
           <w:ilvl w:val="0"/>
-          <w:numId w:val="1044"/>
+          <w:numId w:val="1048"/>
         </w:numPr>
       </w:pPr>
       <w:r>
@@ -12641,7 +12742,7 @@
       <w:pPr>
         <w:numPr>
           <w:ilvl w:val="0"/>
-          <w:numId w:val="1044"/>
+          <w:numId w:val="1048"/>
         </w:numPr>
       </w:pPr>
       <w:r>
@@ -12956,7 +13057,7 @@
       <w:pPr>
         <w:numPr>
           <w:ilvl w:val="0"/>
-          <w:numId w:val="1045"/>
+          <w:numId w:val="1049"/>
         </w:numPr>
       </w:pPr>
       <w:r>
@@ -13778,7 +13879,7 @@
       <w:pPr>
         <w:numPr>
           <w:ilvl w:val="0"/>
-          <w:numId w:val="1045"/>
+          <w:numId w:val="1049"/>
         </w:numPr>
       </w:pPr>
       <w:r>
@@ -14056,7 +14157,7 @@
       <w:pPr>
         <w:numPr>
           <w:ilvl w:val="0"/>
-          <w:numId w:val="1046"/>
+          <w:numId w:val="1050"/>
         </w:numPr>
       </w:pPr>
       <w:r>
@@ -14114,7 +14215,7 @@
         <w:keepNext/>
         <w:numPr>
           <w:ilvl w:val="0"/>
-          <w:numId w:val="1046"/>
+          <w:numId w:val="1050"/>
         </w:numPr>
       </w:pPr>
       <w:r>
@@ -14300,7 +14401,7 @@
       <w:pPr>
         <w:numPr>
           <w:ilvl w:val="1"/>
-          <w:numId w:val="1047"/>
+          <w:numId w:val="1051"/>
         </w:numPr>
       </w:pPr>
       <w:r>
@@ -14393,7 +14494,7 @@
       <w:pPr>
         <w:numPr>
           <w:ilvl w:val="1"/>
-          <w:numId w:val="1047"/>
+          <w:numId w:val="1051"/>
         </w:numPr>
       </w:pPr>
       <w:r>
@@ -15080,7 +15181,7 @@
       <w:pPr>
         <w:numPr>
           <w:ilvl w:val="0"/>
-          <w:numId w:val="1048"/>
+          <w:numId w:val="1052"/>
         </w:numPr>
       </w:pPr>
       <w:r>
@@ -15098,7 +15199,7 @@
       <w:pPr>
         <w:numPr>
           <w:ilvl w:val="0"/>
-          <w:numId w:val="1048"/>
+          <w:numId w:val="1052"/>
         </w:numPr>
       </w:pPr>
       <w:r>
@@ -15297,7 +15398,7 @@
       <w:pPr>
         <w:numPr>
           <w:ilvl w:val="0"/>
-          <w:numId w:val="1049"/>
+          <w:numId w:val="1053"/>
         </w:numPr>
       </w:pPr>
       <w:r>
@@ -15386,7 +15487,7 @@
       <w:pPr>
         <w:numPr>
           <w:ilvl w:val="0"/>
-          <w:numId w:val="1049"/>
+          <w:numId w:val="1053"/>
         </w:numPr>
       </w:pPr>
       <w:r>
@@ -15462,7 +15563,7 @@
       <w:pPr>
         <w:numPr>
           <w:ilvl w:val="0"/>
-          <w:numId w:val="1049"/>
+          <w:numId w:val="1053"/>
         </w:numPr>
       </w:pPr>
       <w:r>
@@ -15559,7 +15660,7 @@
       <w:pPr>
         <w:numPr>
           <w:ilvl w:val="0"/>
-          <w:numId w:val="1050"/>
+          <w:numId w:val="1054"/>
         </w:numPr>
       </w:pPr>
       <w:r>
@@ -16157,7 +16258,7 @@
       <w:pPr>
         <w:numPr>
           <w:ilvl w:val="0"/>
-          <w:numId w:val="1050"/>
+          <w:numId w:val="1054"/>
         </w:numPr>
       </w:pPr>
       <w:r>
@@ -16230,7 +16331,7 @@
         <w:keepNext/>
         <w:numPr>
           <w:ilvl w:val="0"/>
-          <w:numId w:val="1050"/>
+          <w:numId w:val="1054"/>
         </w:numPr>
       </w:pPr>
       <w:r>
@@ -16345,7 +16446,7 @@
       <w:pPr>
         <w:numPr>
           <w:ilvl w:val="1"/>
-          <w:numId w:val="1051"/>
+          <w:numId w:val="1055"/>
         </w:numPr>
       </w:pPr>
       <w:r>
@@ -16463,7 +16564,7 @@
       <w:pPr>
         <w:numPr>
           <w:ilvl w:val="1"/>
-          <w:numId w:val="1051"/>
+          <w:numId w:val="1055"/>
         </w:numPr>
       </w:pPr>
       <w:r>
@@ -16581,7 +16682,7 @@
       <w:pPr>
         <w:numPr>
           <w:ilvl w:val="1"/>
-          <w:numId w:val="1051"/>
+          <w:numId w:val="1055"/>
         </w:numPr>
       </w:pPr>
       <w:r>
@@ -16697,9 +16798,10 @@
     </w:p>
     <w:p>
       <w:pPr>
+        <w:keepNext/>
         <w:numPr>
           <w:ilvl w:val="0"/>
-          <w:numId w:val="1050"/>
+          <w:numId w:val="1054"/>
         </w:numPr>
       </w:pPr>
       <w:r>
@@ -16710,7 +16812,29 @@
         <w:t xml:space="preserve">Condición de convergencia</w:t>
       </w:r>
       <w:r>
-        <w:t xml:space="preserve">, de 3 formas equivalentes: la oferta reacciona al precio menos que la demanda; en elasticidades medidas en el equilibrio (con</w:t>
+        <w:t xml:space="preserve">, de 3 formas equivalentes:</w:t>
+      </w:r>
+    </w:p>
+    <w:p>
+      <w:pPr>
+        <w:numPr>
+          <w:ilvl w:val="1"/>
+          <w:numId w:val="1056"/>
+        </w:numPr>
+      </w:pPr>
+      <w:r>
+        <w:t xml:space="preserve">la oferta reacciona al precio menos que la demanda;</w:t>
+      </w:r>
+    </w:p>
+    <w:p>
+      <w:pPr>
+        <w:numPr>
+          <w:ilvl w:val="1"/>
+          <w:numId w:val="1056"/>
+        </w:numPr>
+      </w:pPr>
+      <w:r>
+        <w:t xml:space="preserve">en elasticidades medidas en el equilibrio (con</w:t>
       </w:r>
       <w:r>
         <w:t xml:space="preserve"> </w:t>
@@ -16946,7 +17070,18 @@
         </m:r>
       </m:oMath>
       <w:r>
-        <w:t xml:space="preserve">, y en el plano</w:t>
+        <w:t xml:space="preserve">;</w:t>
+      </w:r>
+    </w:p>
+    <w:p>
+      <w:pPr>
+        <w:numPr>
+          <w:ilvl w:val="1"/>
+          <w:numId w:val="1056"/>
+        </w:numPr>
+      </w:pPr>
+      <w:r>
+        <w:t xml:space="preserve">en el plano</w:t>
       </w:r>
       <w:r>
         <w:t xml:space="preserve"> </w:t>
@@ -17109,7 +17244,7 @@
       <w:pPr>
         <w:numPr>
           <w:ilvl w:val="0"/>
-          <w:numId w:val="1052"/>
+          <w:numId w:val="1057"/>
         </w:numPr>
       </w:pPr>
       <w:r>
@@ -17120,7 +17255,7 @@
       <w:pPr>
         <w:numPr>
           <w:ilvl w:val="0"/>
-          <w:numId w:val="1052"/>
+          <w:numId w:val="1057"/>
         </w:numPr>
       </w:pPr>
       <w:r>
@@ -17142,7 +17277,7 @@
       <w:pPr>
         <w:numPr>
           <w:ilvl w:val="0"/>
-          <w:numId w:val="1053"/>
+          <w:numId w:val="1058"/>
         </w:numPr>
       </w:pPr>
       <w:r>
@@ -17179,7 +17314,7 @@
       <w:pPr>
         <w:numPr>
           <w:ilvl w:val="0"/>
-          <w:numId w:val="1053"/>
+          <w:numId w:val="1058"/>
         </w:numPr>
       </w:pPr>
       <w:r>
@@ -17232,7 +17367,7 @@
       <w:pPr>
         <w:numPr>
           <w:ilvl w:val="0"/>
-          <w:numId w:val="1054"/>
+          <w:numId w:val="1059"/>
         </w:numPr>
       </w:pPr>
       <w:r>
@@ -17444,7 +17579,7 @@
       <w:pPr>
         <w:numPr>
           <w:ilvl w:val="0"/>
-          <w:numId w:val="1054"/>
+          <w:numId w:val="1059"/>
         </w:numPr>
       </w:pPr>
       <w:r>
@@ -17462,7 +17597,7 @@
       <w:pPr>
         <w:numPr>
           <w:ilvl w:val="0"/>
-          <w:numId w:val="1054"/>
+          <w:numId w:val="1059"/>
         </w:numPr>
       </w:pPr>
       <w:r>
@@ -17553,7 +17688,7 @@
       <w:pPr>
         <w:numPr>
           <w:ilvl w:val="0"/>
-          <w:numId w:val="1055"/>
+          <w:numId w:val="1060"/>
         </w:numPr>
       </w:pPr>
       <w:r>
@@ -17617,9 +17752,10 @@
     </w:p>
     <w:p>
       <w:pPr>
+        <w:keepNext/>
         <w:numPr>
           <w:ilvl w:val="0"/>
-          <w:numId w:val="1055"/>
+          <w:numId w:val="1060"/>
         </w:numPr>
       </w:pPr>
       <w:r>
@@ -17677,7 +17813,40 @@
         <w:t xml:space="preserve"> </w:t>
       </w:r>
       <w:r>
-        <w:t xml:space="preserve">si no hay otra factible en la que alguien mejore sin que nadie empeore. Es un criterio mínimo y poco discutible (no desperdiciar recursos), ordinal (no exige comparar utilidades) e incompleto: no elige entre asignaciones eficientes con distinto reparto</w:t>
+        <w:t xml:space="preserve">si no hay otra factible en la que alguien mejore sin que nadie empeore. Es un criterio:</w:t>
+      </w:r>
+    </w:p>
+    <w:p>
+      <w:pPr>
+        <w:numPr>
+          <w:ilvl w:val="1"/>
+          <w:numId w:val="1061"/>
+        </w:numPr>
+      </w:pPr>
+      <w:r>
+        <w:t xml:space="preserve">mínimo y poco discutible (no desperdiciar recursos);</w:t>
+      </w:r>
+    </w:p>
+    <w:p>
+      <w:pPr>
+        <w:numPr>
+          <w:ilvl w:val="1"/>
+          <w:numId w:val="1061"/>
+        </w:numPr>
+      </w:pPr>
+      <w:r>
+        <w:t xml:space="preserve">ordinal (no exige comparar utilidades);</w:t>
+      </w:r>
+    </w:p>
+    <w:p>
+      <w:pPr>
+        <w:numPr>
+          <w:ilvl w:val="1"/>
+          <w:numId w:val="1061"/>
+        </w:numPr>
+      </w:pPr>
+      <w:r>
+        <w:t xml:space="preserve">incompleto: no elige entre asignaciones eficientes con distinto reparto</w:t>
       </w:r>
       <w:r>
         <w:t xml:space="preserve"> </w:t>
@@ -17699,7 +17868,7 @@
         <w:keepNext/>
         <w:numPr>
           <w:ilvl w:val="0"/>
-          <w:numId w:val="1055"/>
+          <w:numId w:val="1060"/>
         </w:numPr>
       </w:pPr>
       <w:r>
@@ -17734,7 +17903,7 @@
       <w:pPr>
         <w:numPr>
           <w:ilvl w:val="1"/>
-          <w:numId w:val="1056"/>
+          <w:numId w:val="1062"/>
         </w:numPr>
       </w:pPr>
       <w:r>
@@ -17781,7 +17950,7 @@
       <w:pPr>
         <w:numPr>
           <w:ilvl w:val="1"/>
-          <w:numId w:val="1056"/>
+          <w:numId w:val="1062"/>
         </w:numPr>
       </w:pPr>
       <w:r>
@@ -17808,7 +17977,7 @@
       <w:pPr>
         <w:numPr>
           <w:ilvl w:val="1"/>
-          <w:numId w:val="1056"/>
+          <w:numId w:val="1062"/>
         </w:numPr>
       </w:pPr>
       <w:r>
@@ -18159,7 +18328,7 @@
       <w:pPr>
         <w:numPr>
           <w:ilvl w:val="0"/>
-          <w:numId w:val="1055"/>
+          <w:numId w:val="1060"/>
         </w:numPr>
       </w:pPr>
       <w:r>
@@ -18300,7 +18469,7 @@
       <w:pPr>
         <w:numPr>
           <w:ilvl w:val="0"/>
-          <w:numId w:val="1055"/>
+          <w:numId w:val="1060"/>
         </w:numPr>
       </w:pPr>
       <w:r>
@@ -18915,7 +19084,7 @@
       <w:pPr>
         <w:numPr>
           <w:ilvl w:val="0"/>
-          <w:numId w:val="1057"/>
+          <w:numId w:val="1063"/>
         </w:numPr>
       </w:pPr>
       <w:r>
@@ -18945,7 +19114,7 @@
       <w:pPr>
         <w:numPr>
           <w:ilvl w:val="0"/>
-          <w:numId w:val="1057"/>
+          <w:numId w:val="1063"/>
         </w:numPr>
       </w:pPr>
       <w:r>
@@ -19688,7 +19857,7 @@
       <w:pPr>
         <w:numPr>
           <w:ilvl w:val="1"/>
-          <w:numId w:val="1058"/>
+          <w:numId w:val="1064"/>
         </w:numPr>
       </w:pPr>
       <w:r>
@@ -19822,7 +19991,7 @@
         <w:keepNext/>
         <w:numPr>
           <w:ilvl w:val="0"/>
-          <w:numId w:val="1057"/>
+          <w:numId w:val="1063"/>
         </w:numPr>
       </w:pPr>
       <w:r>
@@ -19860,7 +20029,7 @@
       <w:pPr>
         <w:numPr>
           <w:ilvl w:val="1"/>
-          <w:numId w:val="1059"/>
+          <w:numId w:val="1065"/>
         </w:numPr>
       </w:pPr>
       <w:r>
@@ -19885,7 +20054,7 @@
       <w:pPr>
         <w:numPr>
           <w:ilvl w:val="1"/>
-          <w:numId w:val="1059"/>
+          <w:numId w:val="1065"/>
         </w:numPr>
       </w:pPr>
       <w:r>
@@ -19910,7 +20079,7 @@
       <w:pPr>
         <w:numPr>
           <w:ilvl w:val="1"/>
-          <w:numId w:val="1059"/>
+          <w:numId w:val="1065"/>
         </w:numPr>
       </w:pPr>
       <w:r>
@@ -19932,7 +20101,7 @@
       <w:pPr>
         <w:numPr>
           <w:ilvl w:val="0"/>
-          <w:numId w:val="1057"/>
+          <w:numId w:val="1063"/>
         </w:numPr>
       </w:pPr>
       <w:r>
@@ -19983,7 +20152,7 @@
       <w:pPr>
         <w:numPr>
           <w:ilvl w:val="0"/>
-          <w:numId w:val="1060"/>
+          <w:numId w:val="1066"/>
         </w:numPr>
       </w:pPr>
       <w:r>
@@ -20016,7 +20185,7 @@
       <w:pPr>
         <w:numPr>
           <w:ilvl w:val="0"/>
-          <w:numId w:val="1060"/>
+          <w:numId w:val="1066"/>
         </w:numPr>
       </w:pPr>
       <w:r>
@@ -20108,7 +20277,7 @@
       <w:pPr>
         <w:numPr>
           <w:ilvl w:val="0"/>
-          <w:numId w:val="1060"/>
+          <w:numId w:val="1066"/>
         </w:numPr>
       </w:pPr>
       <w:r>
@@ -20163,7 +20332,7 @@
       <w:pPr>
         <w:numPr>
           <w:ilvl w:val="0"/>
-          <w:numId w:val="1060"/>
+          <w:numId w:val="1066"/>
         </w:numPr>
       </w:pPr>
       <w:r>
@@ -20181,7 +20350,7 @@
       <w:pPr>
         <w:numPr>
           <w:ilvl w:val="0"/>
-          <w:numId w:val="1060"/>
+          <w:numId w:val="1066"/>
         </w:numPr>
       </w:pPr>
       <w:r>
@@ -20217,7 +20386,7 @@
       <w:pPr>
         <w:numPr>
           <w:ilvl w:val="0"/>
-          <w:numId w:val="1061"/>
+          <w:numId w:val="1067"/>
         </w:numPr>
       </w:pPr>
       <w:r>
@@ -20251,7 +20420,7 @@
       <w:pPr>
         <w:numPr>
           <w:ilvl w:val="0"/>
-          <w:numId w:val="1061"/>
+          <w:numId w:val="1067"/>
         </w:numPr>
       </w:pPr>
       <w:r>
@@ -20627,7 +20796,7 @@
       <w:pPr>
         <w:numPr>
           <w:ilvl w:val="0"/>
-          <w:numId w:val="1061"/>
+          <w:numId w:val="1067"/>
         </w:numPr>
       </w:pPr>
       <w:r>
@@ -20666,7 +20835,7 @@
         <w:keepNext/>
         <w:numPr>
           <w:ilvl w:val="0"/>
-          <w:numId w:val="1062"/>
+          <w:numId w:val="1068"/>
         </w:numPr>
       </w:pPr>
       <w:r>
@@ -20822,7 +20991,7 @@
       <w:pPr>
         <w:numPr>
           <w:ilvl w:val="1"/>
-          <w:numId w:val="1063"/>
+          <w:numId w:val="1069"/>
         </w:numPr>
       </w:pPr>
       <w:r>
@@ -20841,7 +21010,7 @@
         <w:keepNext/>
         <w:numPr>
           <w:ilvl w:val="0"/>
-          <w:numId w:val="1062"/>
+          <w:numId w:val="1068"/>
         </w:numPr>
       </w:pPr>
       <w:r>
@@ -21006,7 +21175,7 @@
       <w:pPr>
         <w:numPr>
           <w:ilvl w:val="1"/>
-          <w:numId w:val="1064"/>
+          <w:numId w:val="1070"/>
         </w:numPr>
       </w:pPr>
       <w:r>
@@ -21184,7 +21353,7 @@
       <w:pPr>
         <w:numPr>
           <w:ilvl w:val="0"/>
-          <w:numId w:val="1065"/>
+          <w:numId w:val="1071"/>
         </w:numPr>
       </w:pPr>
       <w:r>
@@ -21254,7 +21423,7 @@
       <w:pPr>
         <w:numPr>
           <w:ilvl w:val="0"/>
-          <w:numId w:val="1066"/>
+          <w:numId w:val="1072"/>
         </w:numPr>
       </w:pPr>
       <w:r>
@@ -21355,7 +21524,7 @@
       <w:pPr>
         <w:numPr>
           <w:ilvl w:val="0"/>
-          <w:numId w:val="1067"/>
+          <w:numId w:val="1073"/>
         </w:numPr>
       </w:pPr>
       <w:r>
@@ -21676,7 +21845,7 @@
       <w:pPr>
         <w:numPr>
           <w:ilvl w:val="0"/>
-          <w:numId w:val="1067"/>
+          <w:numId w:val="1073"/>
         </w:numPr>
       </w:pPr>
       <w:r>
@@ -22264,7 +22433,7 @@
       <w:pPr>
         <w:numPr>
           <w:ilvl w:val="1"/>
-          <w:numId w:val="1068"/>
+          <w:numId w:val="1074"/>
         </w:numPr>
       </w:pPr>
       <w:r>
@@ -22302,7 +22471,7 @@
       <w:pPr>
         <w:numPr>
           <w:ilvl w:val="1"/>
-          <w:numId w:val="1068"/>
+          <w:numId w:val="1074"/>
         </w:numPr>
       </w:pPr>
       <w:r>
@@ -22458,7 +22627,7 @@
       <w:pPr>
         <w:numPr>
           <w:ilvl w:val="0"/>
-          <w:numId w:val="1067"/>
+          <w:numId w:val="1073"/>
         </w:numPr>
       </w:pPr>
       <w:r>
@@ -22490,7 +22659,7 @@
       <w:pPr>
         <w:numPr>
           <w:ilvl w:val="0"/>
-          <w:numId w:val="1067"/>
+          <w:numId w:val="1073"/>
         </w:numPr>
       </w:pPr>
       <w:r>
@@ -22664,7 +22833,7 @@
       <w:pPr>
         <w:numPr>
           <w:ilvl w:val="0"/>
-          <w:numId w:val="1069"/>
+          <w:numId w:val="1075"/>
         </w:numPr>
       </w:pPr>
       <w:r>
@@ -23115,7 +23284,7 @@
       <w:pPr>
         <w:numPr>
           <w:ilvl w:val="1"/>
-          <w:numId w:val="1070"/>
+          <w:numId w:val="1076"/>
         </w:numPr>
       </w:pPr>
       <w:r>
@@ -23140,7 +23309,7 @@
       <w:pPr>
         <w:numPr>
           <w:ilvl w:val="1"/>
-          <w:numId w:val="1070"/>
+          <w:numId w:val="1076"/>
         </w:numPr>
       </w:pPr>
       <w:r>
@@ -23321,7 +23490,7 @@
       <w:pPr>
         <w:numPr>
           <w:ilvl w:val="0"/>
-          <w:numId w:val="1071"/>
+          <w:numId w:val="1077"/>
         </w:numPr>
       </w:pPr>
       <w:r>
@@ -23374,7 +23543,7 @@
       <w:pPr>
         <w:numPr>
           <w:ilvl w:val="0"/>
-          <w:numId w:val="1072"/>
+          <w:numId w:val="1078"/>
         </w:numPr>
       </w:pPr>
       <w:r>
@@ -23405,7 +23574,7 @@
       <w:pPr>
         <w:numPr>
           <w:ilvl w:val="0"/>
-          <w:numId w:val="1072"/>
+          <w:numId w:val="1078"/>
         </w:numPr>
       </w:pPr>
       <w:r>
@@ -23582,7 +23751,7 @@
         <w:keepNext/>
         <w:numPr>
           <w:ilvl w:val="0"/>
-          <w:numId w:val="1073"/>
+          <w:numId w:val="1079"/>
         </w:numPr>
       </w:pPr>
       <w:r>
@@ -23679,7 +23848,7 @@
       <w:pPr>
         <w:numPr>
           <w:ilvl w:val="1"/>
-          <w:numId w:val="1074"/>
+          <w:numId w:val="1080"/>
         </w:numPr>
       </w:pPr>
       <w:r>
@@ -23703,7 +23872,7 @@
       <w:pPr>
         <w:numPr>
           <w:ilvl w:val="1"/>
-          <w:numId w:val="1074"/>
+          <w:numId w:val="1080"/>
         </w:numPr>
       </w:pPr>
       <w:r>
@@ -23727,7 +23896,7 @@
       <w:pPr>
         <w:numPr>
           <w:ilvl w:val="1"/>
-          <w:numId w:val="1074"/>
+          <w:numId w:val="1080"/>
         </w:numPr>
       </w:pPr>
       <w:r>
@@ -24714,6 +24883,7 @@
     <w:p>
       <w:pPr>
         <w:pStyle w:val="Cajadeanotaciones"/>
+        <w:keepNext/>
         <w:keepLines/>
       </w:pPr>
       <w:r>
@@ -24796,7 +24966,21 @@
         </w:r>
       </w:hyperlink>
       <w:r>
-        <w:t xml:space="preserve">: en el</w:t>
+        <w:t xml:space="preserve">:</w:t>
+      </w:r>
+    </w:p>
+    <w:p>
+      <w:pPr>
+        <w:pStyle w:val="Cajadeanotaciones"/>
+        <w:keepNext/>
+        <w:keepLines/>
+        <w:numPr>
+          <w:ilvl w:val="0"/>
+          <w:numId w:val="1081"/>
+        </w:numPr>
+      </w:pPr>
+      <w:r>
+        <w:t xml:space="preserve">en el</w:t>
       </w:r>
       <w:r>
         <w:t xml:space="preserve"> </w:t>
@@ -24812,7 +24996,21 @@
         <w:t xml:space="preserve"> </w:t>
       </w:r>
       <w:r>
-        <w:t xml:space="preserve">la cantidad está dada (el pescado ya está en la lonja) y la oferta es vertical; a</w:t>
+        <w:t xml:space="preserve">la cantidad está dada (el pescado ya está en la lonja) y la oferta es vertical;</w:t>
+      </w:r>
+    </w:p>
+    <w:p>
+      <w:pPr>
+        <w:pStyle w:val="Cajadeanotaciones"/>
+        <w:keepNext/>
+        <w:keepLines/>
+        <w:numPr>
+          <w:ilvl w:val="0"/>
+          <w:numId w:val="1081"/>
+        </w:numPr>
+      </w:pPr>
+      <w:r>
+        <w:t xml:space="preserve">a</w:t>
       </w:r>
       <w:r>
         <w:t xml:space="preserve"> </w:t>
@@ -24828,7 +25026,21 @@
         <w:t xml:space="preserve"> </w:t>
       </w:r>
       <w:r>
-        <w:t xml:space="preserve">se ajusta la producción con el equipo que se tiene, y a</w:t>
+        <w:t xml:space="preserve">se ajusta la producción con el equipo que se tiene;</w:t>
+      </w:r>
+    </w:p>
+    <w:p>
+      <w:pPr>
+        <w:pStyle w:val="Cajadeanotaciones"/>
+        <w:keepNext/>
+        <w:keepLines/>
+        <w:numPr>
+          <w:ilvl w:val="0"/>
+          <w:numId w:val="1081"/>
+        </w:numPr>
+      </w:pPr>
+      <w:r>
+        <w:t xml:space="preserve">a</w:t>
       </w:r>
       <w:r>
         <w:t xml:space="preserve"> </w:t>
@@ -24857,7 +25069,16 @@
         <w:t xml:space="preserve">valor normal</w:t>
       </w:r>
       <w:r>
-        <w:t xml:space="preserve">. Su ejemplo del pescado lo ilustra (gráfico </w:t>
+        <w:t xml:space="preserve">.</w:t>
+      </w:r>
+    </w:p>
+    <w:p>
+      <w:pPr>
+        <w:pStyle w:val="Cajadeanotaciones"/>
+        <w:keepLines/>
+      </w:pPr>
+      <w:r>
+        <w:t xml:space="preserve">Su ejemplo del pescado lo ilustra (gráfico </w:t>
       </w:r>
       <w:hyperlink w:anchor="fig_marshall_periodos">
         <w:r>
@@ -25059,7 +25280,7 @@
         <w:keepLines/>
         <w:numPr>
           <w:ilvl w:val="0"/>
-          <w:numId w:val="1075"/>
+          <w:numId w:val="1082"/>
         </w:numPr>
       </w:pPr>
       <w:r>
@@ -25122,7 +25343,7 @@
         <w:keepLines/>
         <w:numPr>
           <w:ilvl w:val="0"/>
-          <w:numId w:val="1075"/>
+          <w:numId w:val="1082"/>
         </w:numPr>
       </w:pPr>
       <w:r>
@@ -25188,7 +25409,7 @@
         <w:keepLines/>
         <w:numPr>
           <w:ilvl w:val="0"/>
-          <w:numId w:val="1075"/>
+          <w:numId w:val="1082"/>
         </w:numPr>
       </w:pPr>
       <w:r>
@@ -25278,7 +25499,7 @@
         <w:keepLines/>
         <w:numPr>
           <w:ilvl w:val="0"/>
-          <w:numId w:val="1075"/>
+          <w:numId w:val="1082"/>
         </w:numPr>
       </w:pPr>
       <w:r>
@@ -25344,7 +25565,7 @@
       <w:pPr>
         <w:numPr>
           <w:ilvl w:val="0"/>
-          <w:numId w:val="1076"/>
+          <w:numId w:val="1083"/>
         </w:numPr>
       </w:pPr>
       <w:r>
@@ -25746,7 +25967,7 @@
         <w:keepNext/>
         <w:numPr>
           <w:ilvl w:val="0"/>
-          <w:numId w:val="1077"/>
+          <w:numId w:val="1084"/>
         </w:numPr>
       </w:pPr>
       <w:r>
@@ -25820,7 +26041,7 @@
       <w:pPr>
         <w:numPr>
           <w:ilvl w:val="1"/>
-          <w:numId w:val="1078"/>
+          <w:numId w:val="1085"/>
         </w:numPr>
       </w:pPr>
       <w:r>
@@ -25844,7 +26065,7 @@
       <w:pPr>
         <w:numPr>
           <w:ilvl w:val="1"/>
-          <w:numId w:val="1078"/>
+          <w:numId w:val="1085"/>
         </w:numPr>
       </w:pPr>
       <w:r>
@@ -25868,7 +26089,7 @@
       <w:pPr>
         <w:numPr>
           <w:ilvl w:val="1"/>
-          <w:numId w:val="1078"/>
+          <w:numId w:val="1085"/>
         </w:numPr>
       </w:pPr>
       <w:r>
@@ -25893,7 +26114,7 @@
       <w:pPr>
         <w:numPr>
           <w:ilvl w:val="0"/>
-          <w:numId w:val="1077"/>
+          <w:numId w:val="1084"/>
         </w:numPr>
       </w:pPr>
       <w:r>
@@ -26173,9 +26394,10 @@
     </w:p>
     <w:p>
       <w:pPr>
+        <w:keepNext/>
         <w:numPr>
           <w:ilvl w:val="0"/>
-          <w:numId w:val="1079"/>
+          <w:numId w:val="1086"/>
         </w:numPr>
       </w:pPr>
       <w:r>
@@ -26186,14 +26408,47 @@
         <w:t xml:space="preserve">Equilibrio a corto plazo</w:t>
       </w:r>
       <w:r>
-        <w:t xml:space="preserve">: el corte de la demanda con la oferta de corto plazo de las empresas existentes. Puede dejar beneficios, que atraerán empresas cuando puedan entrar; beneficio nulo, o pérdidas, que llevarán a algunas a salir cuando puedan liquidar sus factores fijos.</w:t>
+        <w:t xml:space="preserve">: el corte de la demanda con la oferta de corto plazo de las empresas existentes. Puede dejar:</w:t>
+      </w:r>
+    </w:p>
+    <w:p>
+      <w:pPr>
+        <w:numPr>
+          <w:ilvl w:val="1"/>
+          <w:numId w:val="1087"/>
+        </w:numPr>
+      </w:pPr>
+      <w:r>
+        <w:t xml:space="preserve">beneficios, que atraerán empresas cuando puedan entrar;</w:t>
+      </w:r>
+    </w:p>
+    <w:p>
+      <w:pPr>
+        <w:numPr>
+          <w:ilvl w:val="1"/>
+          <w:numId w:val="1087"/>
+        </w:numPr>
+      </w:pPr>
+      <w:r>
+        <w:t xml:space="preserve">beneficio nulo;</w:t>
+      </w:r>
+    </w:p>
+    <w:p>
+      <w:pPr>
+        <w:numPr>
+          <w:ilvl w:val="1"/>
+          <w:numId w:val="1087"/>
+        </w:numPr>
+      </w:pPr>
+      <w:r>
+        <w:t xml:space="preserve">pérdidas, que llevarán a algunas a salir cuando puedan liquidar sus factores fijos.</w:t>
       </w:r>
     </w:p>
     <w:p>
       <w:pPr>
         <w:numPr>
           <w:ilvl w:val="0"/>
-          <w:numId w:val="1079"/>
+          <w:numId w:val="1086"/>
         </w:numPr>
       </w:pPr>
       <w:r>
@@ -26816,7 +27071,7 @@
       <w:pPr>
         <w:numPr>
           <w:ilvl w:val="0"/>
-          <w:numId w:val="1080"/>
+          <w:numId w:val="1088"/>
         </w:numPr>
       </w:pPr>
       <w:r>
@@ -26876,7 +27131,7 @@
       <w:pPr>
         <w:numPr>
           <w:ilvl w:val="0"/>
-          <w:numId w:val="1081"/>
+          <w:numId w:val="1089"/>
         </w:numPr>
       </w:pPr>
       <w:r>
@@ -26958,7 +27213,7 @@
       <w:pPr>
         <w:numPr>
           <w:ilvl w:val="0"/>
-          <w:numId w:val="1081"/>
+          <w:numId w:val="1089"/>
         </w:numPr>
       </w:pPr>
       <w:r>
@@ -27211,7 +27466,7 @@
       <w:pPr>
         <w:numPr>
           <w:ilvl w:val="0"/>
-          <w:numId w:val="1082"/>
+          <w:numId w:val="1090"/>
         </w:numPr>
       </w:pPr>
       <w:r>
@@ -27314,7 +27569,7 @@
       <w:pPr>
         <w:numPr>
           <w:ilvl w:val="0"/>
-          <w:numId w:val="1083"/>
+          <w:numId w:val="1091"/>
         </w:numPr>
       </w:pPr>
       <w:r>
@@ -27368,7 +27623,7 @@
       <w:pPr>
         <w:numPr>
           <w:ilvl w:val="0"/>
-          <w:numId w:val="1084"/>
+          <w:numId w:val="1092"/>
         </w:numPr>
       </w:pPr>
       <w:r>
@@ -27436,7 +27691,7 @@
       <w:pPr>
         <w:numPr>
           <w:ilvl w:val="0"/>
-          <w:numId w:val="1084"/>
+          <w:numId w:val="1092"/>
         </w:numPr>
       </w:pPr>
       <w:r>
@@ -27471,7 +27726,7 @@
       <w:pPr>
         <w:numPr>
           <w:ilvl w:val="0"/>
-          <w:numId w:val="1084"/>
+          <w:numId w:val="1092"/>
         </w:numPr>
       </w:pPr>
       <w:r>
@@ -27541,7 +27796,7 @@
         <w:keepNext/>
         <w:numPr>
           <w:ilvl w:val="0"/>
-          <w:numId w:val="1085"/>
+          <w:numId w:val="1093"/>
         </w:numPr>
       </w:pPr>
       <w:r>
@@ -27702,7 +27957,7 @@
       <w:pPr>
         <w:numPr>
           <w:ilvl w:val="1"/>
-          <w:numId w:val="1086"/>
+          <w:numId w:val="1094"/>
         </w:numPr>
       </w:pPr>
       <w:r>
@@ -27794,7 +28049,7 @@
       <w:pPr>
         <w:numPr>
           <w:ilvl w:val="1"/>
-          <w:numId w:val="1086"/>
+          <w:numId w:val="1094"/>
         </w:numPr>
       </w:pPr>
       <w:r>
@@ -27884,7 +28139,7 @@
       <w:pPr>
         <w:numPr>
           <w:ilvl w:val="1"/>
-          <w:numId w:val="1086"/>
+          <w:numId w:val="1094"/>
         </w:numPr>
       </w:pPr>
       <w:r>
@@ -28181,9 +28436,10 @@
     </w:p>
     <w:p>
       <w:pPr>
+        <w:keepNext/>
         <w:numPr>
           <w:ilvl w:val="0"/>
-          <w:numId w:val="1085"/>
+          <w:numId w:val="1093"/>
         </w:numPr>
       </w:pPr>
       <w:r>
@@ -28236,7 +28492,18 @@
         </m:d>
       </m:oMath>
       <w:r>
-        <w:t xml:space="preserve">: si a un precio el beneficio máximo es positivo, entran empresas sin límite y</w:t>
+        <w:t xml:space="preserve">:</w:t>
+      </w:r>
+    </w:p>
+    <w:p>
+      <w:pPr>
+        <w:numPr>
+          <w:ilvl w:val="1"/>
+          <w:numId w:val="1095"/>
+        </w:numPr>
+      </w:pPr>
+      <w:r>
+        <w:t xml:space="preserve">si a un precio el beneficio máximo es positivo, entran empresas sin límite y</w:t>
       </w:r>
       <w:r>
         <w:t xml:space="preserve"> </w:t>
@@ -28290,7 +28557,18 @@
         </m:r>
       </m:oMath>
       <w:r>
-        <w:t xml:space="preserve">; si es negativo, ninguna produce y</w:t>
+        <w:t xml:space="preserve">;</w:t>
+      </w:r>
+    </w:p>
+    <w:p>
+      <w:pPr>
+        <w:numPr>
+          <w:ilvl w:val="1"/>
+          <w:numId w:val="1095"/>
+        </w:numPr>
+      </w:pPr>
+      <w:r>
+        <w:t xml:space="preserve">si es negativo, ninguna produce y</w:t>
       </w:r>
       <w:r>
         <w:t xml:space="preserve"> </w:t>
@@ -28341,7 +28619,18 @@
         </m:r>
       </m:oMath>
       <w:r>
-        <w:t xml:space="preserve">; si es nulo, cualquier cantidad que puedan producir las empresas activas con beneficio nulo.</w:t>
+        <w:t xml:space="preserve">;</w:t>
+      </w:r>
+    </w:p>
+    <w:p>
+      <w:pPr>
+        <w:numPr>
+          <w:ilvl w:val="1"/>
+          <w:numId w:val="1095"/>
+        </w:numPr>
+      </w:pPr>
+      <w:r>
+        <w:t xml:space="preserve">si es nulo, cualquier cantidad que puedan producir las empresas activas con beneficio nulo.</w:t>
       </w:r>
     </w:p>
     <w:p>
@@ -28349,7 +28638,7 @@
         <w:keepNext/>
         <w:numPr>
           <w:ilvl w:val="0"/>
-          <w:numId w:val="1085"/>
+          <w:numId w:val="1093"/>
         </w:numPr>
       </w:pPr>
       <w:r>
@@ -28372,7 +28661,7 @@
         <w:keepNext/>
         <w:numPr>
           <w:ilvl w:val="1"/>
-          <w:numId w:val="1087"/>
+          <w:numId w:val="1096"/>
         </w:numPr>
       </w:pPr>
       <w:r>
@@ -28465,7 +28754,7 @@
       <w:pPr>
         <w:numPr>
           <w:ilvl w:val="2"/>
-          <w:numId w:val="1088"/>
+          <w:numId w:val="1097"/>
         </w:numPr>
       </w:pPr>
       <w:r>
@@ -28602,7 +28891,7 @@
       <w:pPr>
         <w:numPr>
           <w:ilvl w:val="2"/>
-          <w:numId w:val="1088"/>
+          <w:numId w:val="1097"/>
         </w:numPr>
       </w:pPr>
       <w:r>
@@ -28735,7 +29024,7 @@
       <w:pPr>
         <w:numPr>
           <w:ilvl w:val="1"/>
-          <w:numId w:val="1087"/>
+          <w:numId w:val="1096"/>
         </w:numPr>
       </w:pPr>
       <w:r>
@@ -29120,7 +29409,7 @@
       <w:pPr>
         <w:numPr>
           <w:ilvl w:val="1"/>
-          <w:numId w:val="1087"/>
+          <w:numId w:val="1096"/>
         </w:numPr>
       </w:pPr>
       <w:r>
@@ -29152,7 +29441,7 @@
       <w:pPr>
         <w:numPr>
           <w:ilvl w:val="1"/>
-          <w:numId w:val="1087"/>
+          <w:numId w:val="1096"/>
         </w:numPr>
       </w:pPr>
       <w:r>
@@ -29745,7 +30034,7 @@
       <w:pPr>
         <w:numPr>
           <w:ilvl w:val="0"/>
-          <w:numId w:val="1089"/>
+          <w:numId w:val="1098"/>
         </w:numPr>
       </w:pPr>
       <w:r>
@@ -29787,7 +30076,7 @@
       <w:pPr>
         <w:numPr>
           <w:ilvl w:val="0"/>
-          <w:numId w:val="1089"/>
+          <w:numId w:val="1098"/>
         </w:numPr>
       </w:pPr>
       <w:r>
@@ -29952,7 +30241,7 @@
       <w:pPr>
         <w:numPr>
           <w:ilvl w:val="0"/>
-          <w:numId w:val="1089"/>
+          <w:numId w:val="1098"/>
         </w:numPr>
       </w:pPr>
       <w:r>
@@ -30081,7 +30370,7 @@
         <w:keepNext/>
         <w:numPr>
           <w:ilvl w:val="0"/>
-          <w:numId w:val="1089"/>
+          <w:numId w:val="1098"/>
         </w:numPr>
       </w:pPr>
       <w:r>
@@ -30211,7 +30500,7 @@
       <w:pPr>
         <w:numPr>
           <w:ilvl w:val="1"/>
-          <w:numId w:val="1090"/>
+          <w:numId w:val="1099"/>
         </w:numPr>
       </w:pPr>
       <w:r>
@@ -30334,7 +30623,7 @@
       <w:pPr>
         <w:numPr>
           <w:ilvl w:val="1"/>
-          <w:numId w:val="1090"/>
+          <w:numId w:val="1099"/>
         </w:numPr>
       </w:pPr>
       <w:r>
@@ -30507,7 +30796,7 @@
       <w:pPr>
         <w:numPr>
           <w:ilvl w:val="1"/>
-          <w:numId w:val="1090"/>
+          <w:numId w:val="1099"/>
         </w:numPr>
       </w:pPr>
       <w:r>
@@ -30646,7 +30935,7 @@
         <w:keepNext/>
         <w:numPr>
           <w:ilvl w:val="0"/>
-          <w:numId w:val="1091"/>
+          <w:numId w:val="1100"/>
         </w:numPr>
       </w:pPr>
       <w:r>
@@ -30732,7 +31021,7 @@
       <w:pPr>
         <w:numPr>
           <w:ilvl w:val="1"/>
-          <w:numId w:val="1092"/>
+          <w:numId w:val="1101"/>
         </w:numPr>
       </w:pPr>
       <w:r>
@@ -30757,7 +31046,7 @@
       <w:pPr>
         <w:numPr>
           <w:ilvl w:val="1"/>
-          <w:numId w:val="1092"/>
+          <w:numId w:val="1101"/>
         </w:numPr>
       </w:pPr>
       <w:r>
@@ -30857,7 +31146,7 @@
       <w:pPr>
         <w:numPr>
           <w:ilvl w:val="1"/>
-          <w:numId w:val="1092"/>
+          <w:numId w:val="1101"/>
         </w:numPr>
       </w:pPr>
       <w:r>
@@ -30948,7 +31237,7 @@
       <w:pPr>
         <w:numPr>
           <w:ilvl w:val="0"/>
-          <w:numId w:val="1093"/>
+          <w:numId w:val="1102"/>
         </w:numPr>
       </w:pPr>
       <w:r>
@@ -31068,7 +31357,7 @@
         <w:keepNext/>
         <w:numPr>
           <w:ilvl w:val="0"/>
-          <w:numId w:val="1093"/>
+          <w:numId w:val="1102"/>
         </w:numPr>
       </w:pPr>
       <w:r>
@@ -31127,7 +31416,7 @@
       <w:pPr>
         <w:numPr>
           <w:ilvl w:val="1"/>
-          <w:numId w:val="1094"/>
+          <w:numId w:val="1103"/>
         </w:numPr>
       </w:pPr>
       <w:r>
@@ -31145,7 +31434,7 @@
       <w:pPr>
         <w:numPr>
           <w:ilvl w:val="1"/>
-          <w:numId w:val="1094"/>
+          <w:numId w:val="1103"/>
         </w:numPr>
       </w:pPr>
       <w:r>
@@ -31186,7 +31475,7 @@
         <w:keepNext/>
         <w:numPr>
           <w:ilvl w:val="0"/>
-          <w:numId w:val="1095"/>
+          <w:numId w:val="1104"/>
         </w:numPr>
       </w:pPr>
       <w:r>
@@ -31378,7 +31667,7 @@
       <w:pPr>
         <w:numPr>
           <w:ilvl w:val="1"/>
-          <w:numId w:val="1096"/>
+          <w:numId w:val="1105"/>
         </w:numPr>
       </w:pPr>
       <w:r>
@@ -31409,7 +31698,7 @@
       <w:pPr>
         <w:numPr>
           <w:ilvl w:val="1"/>
-          <w:numId w:val="1096"/>
+          <w:numId w:val="1105"/>
         </w:numPr>
       </w:pPr>
       <w:r>
@@ -31443,7 +31732,7 @@
       <w:pPr>
         <w:numPr>
           <w:ilvl w:val="1"/>
-          <w:numId w:val="1096"/>
+          <w:numId w:val="1105"/>
         </w:numPr>
       </w:pPr>
       <w:r>
@@ -31492,7 +31781,7 @@
       <w:pPr>
         <w:numPr>
           <w:ilvl w:val="0"/>
-          <w:numId w:val="1095"/>
+          <w:numId w:val="1104"/>
         </w:numPr>
       </w:pPr>
       <w:r>
@@ -31672,7 +31961,7 @@
       <w:pPr>
         <w:numPr>
           <w:ilvl w:val="0"/>
-          <w:numId w:val="1097"/>
+          <w:numId w:val="1106"/>
         </w:numPr>
       </w:pPr>
       <w:r>
@@ -31750,7 +32039,7 @@
       <w:pPr>
         <w:numPr>
           <w:ilvl w:val="0"/>
-          <w:numId w:val="1097"/>
+          <w:numId w:val="1106"/>
         </w:numPr>
       </w:pPr>
       <w:r>
@@ -31803,7 +32092,7 @@
       <w:pPr>
         <w:numPr>
           <w:ilvl w:val="0"/>
-          <w:numId w:val="1097"/>
+          <w:numId w:val="1106"/>
         </w:numPr>
       </w:pPr>
       <w:r>
@@ -31839,7 +32128,7 @@
       <w:pPr>
         <w:numPr>
           <w:ilvl w:val="0"/>
-          <w:numId w:val="1098"/>
+          <w:numId w:val="1107"/>
         </w:numPr>
       </w:pPr>
       <w:r>
@@ -31920,7 +32209,7 @@
         <w:keepNext/>
         <w:numPr>
           <w:ilvl w:val="0"/>
-          <w:numId w:val="1099"/>
+          <w:numId w:val="1108"/>
         </w:numPr>
       </w:pPr>
       <w:r>
@@ -31931,7 +32220,7 @@
       <w:pPr>
         <w:numPr>
           <w:ilvl w:val="1"/>
-          <w:numId w:val="1100"/>
+          <w:numId w:val="1109"/>
         </w:numPr>
       </w:pPr>
       <w:r>
@@ -31956,7 +32245,7 @@
       <w:pPr>
         <w:numPr>
           <w:ilvl w:val="1"/>
-          <w:numId w:val="1100"/>
+          <w:numId w:val="1109"/>
         </w:numPr>
       </w:pPr>
       <w:r>
@@ -31981,7 +32270,7 @@
       <w:pPr>
         <w:numPr>
           <w:ilvl w:val="1"/>
-          <w:numId w:val="1100"/>
+          <w:numId w:val="1109"/>
         </w:numPr>
       </w:pPr>
       <w:r>
@@ -32015,9 +32304,10 @@
     </w:p>
     <w:p>
       <w:pPr>
+        <w:keepNext/>
         <w:numPr>
           <w:ilvl w:val="0"/>
-          <w:numId w:val="1099"/>
+          <w:numId w:val="1108"/>
         </w:numPr>
       </w:pPr>
       <w:r>
@@ -32028,7 +32318,51 @@
         <w:t xml:space="preserve">Recapitulación</w:t>
       </w:r>
       <w:r>
-        <w:t xml:space="preserve">: el plazo decide qué se ajusta. A corto plazo, con factores fijos, la oferta es rígida y puede haber beneficios o pérdidas; a largo plazo sin libre entrada se ajustan todos los factores, y con libre entrada el precio baja al mínimo del coste medio, el beneficio extraordinario desaparece y la oferta de la industria es horizontal, creciente o decreciente según las economías externas. Con esto podemos volver a las preguntas del principio y cerrar la exposición.</w:t>
+        <w:t xml:space="preserve">: el plazo decide qué se ajusta:</w:t>
+      </w:r>
+    </w:p>
+    <w:p>
+      <w:pPr>
+        <w:numPr>
+          <w:ilvl w:val="1"/>
+          <w:numId w:val="1110"/>
+        </w:numPr>
+      </w:pPr>
+      <w:r>
+        <w:t xml:space="preserve">a corto plazo, con factores fijos, la oferta es rígida y puede haber beneficios o pérdidas;</w:t>
+      </w:r>
+    </w:p>
+    <w:p>
+      <w:pPr>
+        <w:numPr>
+          <w:ilvl w:val="1"/>
+          <w:numId w:val="1110"/>
+        </w:numPr>
+      </w:pPr>
+      <w:r>
+        <w:t xml:space="preserve">a largo plazo sin libre entrada se ajustan todos los factores;</w:t>
+      </w:r>
+    </w:p>
+    <w:p>
+      <w:pPr>
+        <w:numPr>
+          <w:ilvl w:val="1"/>
+          <w:numId w:val="1110"/>
+        </w:numPr>
+      </w:pPr>
+      <w:r>
+        <w:t xml:space="preserve">con libre entrada el precio baja al mínimo del coste medio, el beneficio extraordinario desaparece y la oferta de la industria es horizontal, creciente o decreciente según las economías externas.</w:t>
+      </w:r>
+    </w:p>
+    <w:p>
+      <w:pPr>
+        <w:numPr>
+          <w:ilvl w:val="0"/>
+          <w:numId w:val="1108"/>
+        </w:numPr>
+      </w:pPr>
+      <w:r>
+        <w:t xml:space="preserve">Con esto podemos volver a las preguntas del principio y cerrar la exposición.</w:t>
       </w:r>
     </w:p>
     <w:bookmarkEnd w:id="228"/>
@@ -32057,7 +32391,7 @@
         <w:keepNext/>
         <w:numPr>
           <w:ilvl w:val="0"/>
-          <w:numId w:val="1101"/>
+          <w:numId w:val="1111"/>
         </w:numPr>
       </w:pPr>
       <w:r>
@@ -32077,7 +32411,7 @@
       <w:pPr>
         <w:numPr>
           <w:ilvl w:val="1"/>
-          <w:numId w:val="1102"/>
+          <w:numId w:val="1112"/>
         </w:numPr>
       </w:pPr>
       <w:r>
@@ -32099,7 +32433,7 @@
       <w:pPr>
         <w:numPr>
           <w:ilvl w:val="1"/>
-          <w:numId w:val="1102"/>
+          <w:numId w:val="1112"/>
         </w:numPr>
       </w:pPr>
       <w:r>
@@ -32154,7 +32488,7 @@
       <w:pPr>
         <w:numPr>
           <w:ilvl w:val="1"/>
-          <w:numId w:val="1102"/>
+          <w:numId w:val="1112"/>
         </w:numPr>
       </w:pPr>
       <w:r>
@@ -32174,9 +32508,10 @@
     </w:p>
     <w:p>
       <w:pPr>
+        <w:keepNext/>
         <w:numPr>
           <w:ilvl w:val="0"/>
-          <w:numId w:val="1101"/>
+          <w:numId w:val="1111"/>
         </w:numPr>
       </w:pPr>
       <w:r>
@@ -32189,7 +32524,18 @@
         <w:t xml:space="preserve">Relevancia</w:t>
       </w:r>
       <w:r>
-        <w:t xml:space="preserve">: es el punto de referencia con el que se juzgan los demás mercados y la intervención pública: el poder de mercado se mide como distancia al precio competitivo (índice de</w:t>
+        <w:t xml:space="preserve">: es el punto de referencia con el que se juzgan los demás mercados y la intervención pública:</w:t>
+      </w:r>
+    </w:p>
+    <w:p>
+      <w:pPr>
+        <w:numPr>
+          <w:ilvl w:val="1"/>
+          <w:numId w:val="1113"/>
+        </w:numPr>
+      </w:pPr>
+      <w:r>
+        <w:t xml:space="preserve">el poder de mercado se mide como distancia al precio competitivo (índice de</w:t>
       </w:r>
       <w:r>
         <w:t xml:space="preserve"> </w:t>
@@ -32218,7 +32564,18 @@
         </w:r>
       </w:hyperlink>
       <w:r>
-        <w:t xml:space="preserve">, la defensa de la competencia trata de acercar los mercados a su resultado</w:t>
+        <w:t xml:space="preserve">;</w:t>
+      </w:r>
+    </w:p>
+    <w:p>
+      <w:pPr>
+        <w:numPr>
+          <w:ilvl w:val="1"/>
+          <w:numId w:val="1113"/>
+        </w:numPr>
+      </w:pPr>
+      <w:r>
+        <w:t xml:space="preserve">la defensa de la competencia trata de acercar los mercados a su resultado</w:t>
       </w:r>
       <w:r>
         <w:t xml:space="preserve"> </w:t>
@@ -32232,7 +32589,18 @@
         </w:r>
       </w:hyperlink>
       <w:r>
-        <w:t xml:space="preserve">, y el análisis de impuestos, subvenciones y controles de precios empieza por este modelo</w:t>
+        <w:t xml:space="preserve">;</w:t>
+      </w:r>
+    </w:p>
+    <w:p>
+      <w:pPr>
+        <w:numPr>
+          <w:ilvl w:val="1"/>
+          <w:numId w:val="1113"/>
+        </w:numPr>
+      </w:pPr>
+      <w:r>
+        <w:t xml:space="preserve">el análisis de impuestos, subvenciones y controles de precios empieza por este modelo</w:t>
       </w:r>
       <w:r>
         <w:t xml:space="preserve"> </w:t>
@@ -32265,7 +32633,7 @@
         <w:keepNext/>
         <w:numPr>
           <w:ilvl w:val="0"/>
-          <w:numId w:val="1101"/>
+          <w:numId w:val="1111"/>
         </w:numPr>
       </w:pPr>
       <w:r>
@@ -32285,7 +32653,7 @@
       <w:pPr>
         <w:numPr>
           <w:ilvl w:val="1"/>
-          <w:numId w:val="1103"/>
+          <w:numId w:val="1114"/>
         </w:numPr>
       </w:pPr>
       <w:r>
@@ -32333,13 +32701,25 @@
     </w:p>
     <w:p>
       <w:pPr>
+        <w:keepNext/>
         <w:numPr>
           <w:ilvl w:val="1"/>
-          <w:numId w:val="1103"/>
+          <w:numId w:val="1114"/>
         </w:numPr>
       </w:pPr>
       <w:r>
-        <w:t xml:space="preserve">Al levantar el supuesto de muchos vendedores precio-aceptantes (4) o el de producto homogéneo (3) se llega al monopolio, la competencia monopolística y el oligopolio</w:t>
+        <w:t xml:space="preserve">Al levantar los supuestos de la competencia perfecta:</w:t>
+      </w:r>
+    </w:p>
+    <w:p>
+      <w:pPr>
+        <w:numPr>
+          <w:ilvl w:val="2"/>
+          <w:numId w:val="1115"/>
+        </w:numPr>
+      </w:pPr>
+      <w:r>
+        <w:t xml:space="preserve">sin el de muchos vendedores precio-aceptantes (4) o el de producto homogéneo (3) se llega al monopolio, la competencia monopolística y el oligopolio</w:t>
       </w:r>
       <w:r>
         <w:t xml:space="preserve"> </w:t>
@@ -32375,7 +32755,18 @@
         </w:r>
       </w:hyperlink>
       <w:r>
-        <w:t xml:space="preserve">; al levantar el de información perfecta (2), a la economía de la información</w:t>
+        <w:t xml:space="preserve">;</w:t>
+      </w:r>
+    </w:p>
+    <w:p>
+      <w:pPr>
+        <w:numPr>
+          <w:ilvl w:val="2"/>
+          <w:numId w:val="1115"/>
+        </w:numPr>
+      </w:pPr>
+      <w:r>
+        <w:t xml:space="preserve">sin el de información perfecta (2), a la economía de la información</w:t>
       </w:r>
       <w:r>
         <w:t xml:space="preserve"> </w:t>
@@ -32389,7 +32780,18 @@
         </w:r>
       </w:hyperlink>
       <w:r>
-        <w:t xml:space="preserve">, y la amenaza de entrada puede bastar para disciplinar a pocas empresas en los mercados impugnables</w:t>
+        <w:t xml:space="preserve">;</w:t>
+      </w:r>
+    </w:p>
+    <w:p>
+      <w:pPr>
+        <w:numPr>
+          <w:ilvl w:val="2"/>
+          <w:numId w:val="1115"/>
+        </w:numPr>
+      </w:pPr>
+      <w:r>
+        <w:t xml:space="preserve">con pocas empresas, la amenaza de entrada puede bastar para disciplinarlas en los mercados impugnables</w:t>
       </w:r>
       <w:r>
         <w:t xml:space="preserve"> </w:t>
@@ -32410,7 +32812,7 @@
       <w:pPr>
         <w:numPr>
           <w:ilvl w:val="1"/>
-          <w:numId w:val="1103"/>
+          <w:numId w:val="1114"/>
         </w:numPr>
       </w:pPr>
       <w:r>
@@ -32450,7 +32852,7 @@
       <w:pPr>
         <w:numPr>
           <w:ilvl w:val="0"/>
-          <w:numId w:val="1101"/>
+          <w:numId w:val="1111"/>
         </w:numPr>
       </w:pPr>
       <w:r>
@@ -32545,7 +32947,7 @@
       <w:pPr>
         <w:numPr>
           <w:ilvl w:val="0"/>
-          <w:numId w:val="1101"/>
+          <w:numId w:val="1111"/>
         </w:numPr>
       </w:pPr>
       <w:r>
@@ -32779,7 +33181,7 @@
       <w:pPr>
         <w:numPr>
           <w:ilvl w:val="0"/>
-          <w:numId w:val="1104"/>
+          <w:numId w:val="1116"/>
         </w:numPr>
       </w:pPr>
       <w:r>
@@ -33523,7 +33925,7 @@
       <w:pPr>
         <w:numPr>
           <w:ilvl w:val="0"/>
-          <w:numId w:val="1105"/>
+          <w:numId w:val="1117"/>
         </w:numPr>
       </w:pPr>
       <w:r>
@@ -34182,7 +34584,7 @@
       <w:pPr>
         <w:numPr>
           <w:ilvl w:val="0"/>
-          <w:numId w:val="1105"/>
+          <w:numId w:val="1117"/>
         </w:numPr>
       </w:pPr>
       <w:r>
@@ -34641,7 +35043,7 @@
       <w:pPr>
         <w:numPr>
           <w:ilvl w:val="0"/>
-          <w:numId w:val="1105"/>
+          <w:numId w:val="1117"/>
         </w:numPr>
       </w:pPr>
       <w:r>
@@ -35273,9 +35675,10 @@
     </w:p>
     <w:p>
       <w:pPr>
+        <w:keepNext/>
         <w:numPr>
           <w:ilvl w:val="0"/>
-          <w:numId w:val="1105"/>
+          <w:numId w:val="1117"/>
         </w:numPr>
       </w:pPr>
       <w:r>
@@ -35335,7 +35738,18 @@
         </m:sSup>
       </m:oMath>
       <w:r>
-        <w:t xml:space="preserve">: la del consumidor (</w:t>
+        <w:t xml:space="preserve">:</w:t>
+      </w:r>
+    </w:p>
+    <w:p>
+      <w:pPr>
+        <w:numPr>
+          <w:ilvl w:val="1"/>
+          <w:numId w:val="1118"/>
+        </w:numPr>
+      </w:pPr>
+      <w:r>
+        <w:t xml:space="preserve">la del consumidor (</w:t>
       </w:r>
       <w:hyperlink w:anchor="eq_cpo_consumidor">
         <w:r>
@@ -35346,7 +35760,18 @@
         </w:r>
       </w:hyperlink>
       <w:r>
-        <w:t xml:space="preserve">), con su caso de esquina; la de la empresa (</w:t>
+        <w:t xml:space="preserve">), con su caso de esquina;</w:t>
+      </w:r>
+    </w:p>
+    <w:p>
+      <w:pPr>
+        <w:numPr>
+          <w:ilvl w:val="1"/>
+          <w:numId w:val="1118"/>
+        </w:numPr>
+      </w:pPr>
+      <w:r>
+        <w:t xml:space="preserve">la de la empresa (</w:t>
       </w:r>
       <w:hyperlink w:anchor="eq_oferta_empresa">
         <w:r>
@@ -35357,7 +35782,18 @@
         </w:r>
       </w:hyperlink>
       <w:r>
-        <w:t xml:space="preserve">), y el vaciado (</w:t>
+        <w:t xml:space="preserve">);</w:t>
+      </w:r>
+    </w:p>
+    <w:p>
+      <w:pPr>
+        <w:numPr>
+          <w:ilvl w:val="1"/>
+          <w:numId w:val="1118"/>
+        </w:numPr>
+      </w:pPr>
+      <w:r>
+        <w:t xml:space="preserve">el vaciado (</w:t>
       </w:r>
       <w:hyperlink w:anchor="eq_equilibrio">
         <w:r>
@@ -35368,7 +35804,18 @@
         </w:r>
       </w:hyperlink>
       <w:r>
-        <w:t xml:space="preserve">). Por tanto, sus cantidades maximizan el excedente total y, con el reparto del numerario que resulte, la asignación es un óptimo de</w:t>
+        <w:t xml:space="preserve">).</w:t>
+      </w:r>
+    </w:p>
+    <w:p>
+      <w:pPr>
+        <w:numPr>
+          <w:ilvl w:val="0"/>
+          <w:numId w:val="1000"/>
+        </w:numPr>
+      </w:pPr>
+      <w:r>
+        <w:t xml:space="preserve">Por tanto, sus cantidades maximizan el excedente total y, con el reparto del numerario que resulte, la asignación es un óptimo de</w:t>
       </w:r>
       <w:r>
         <w:t xml:space="preserve"> </w:t>
@@ -35451,7 +35898,7 @@
       <w:pPr>
         <w:numPr>
           <w:ilvl w:val="0"/>
-          <w:numId w:val="1106"/>
+          <w:numId w:val="1119"/>
         </w:numPr>
       </w:pPr>
       <w:r>
@@ -35469,7 +35916,7 @@
       <w:pPr>
         <w:numPr>
           <w:ilvl w:val="0"/>
-          <w:numId w:val="1106"/>
+          <w:numId w:val="1119"/>
         </w:numPr>
       </w:pPr>
       <w:r>
@@ -35958,7 +36405,7 @@
       <w:pPr>
         <w:numPr>
           <w:ilvl w:val="0"/>
-          <w:numId w:val="1107"/>
+          <w:numId w:val="1120"/>
         </w:numPr>
       </w:pPr>
       <w:r>
@@ -36005,9 +36452,10 @@
     </w:p>
     <w:p>
       <w:pPr>
+        <w:keepNext/>
         <w:numPr>
           <w:ilvl w:val="0"/>
-          <w:numId w:val="1107"/>
+          <w:numId w:val="1120"/>
         </w:numPr>
       </w:pPr>
       <w:r>
@@ -36057,7 +36505,18 @@
         </m:r>
       </m:oMath>
       <w:r>
-        <w:t xml:space="preserve">; con</w:t>
+        <w:t xml:space="preserve">:</w:t>
+      </w:r>
+    </w:p>
+    <w:p>
+      <w:pPr>
+        <w:numPr>
+          <w:ilvl w:val="1"/>
+          <w:numId w:val="1121"/>
+        </w:numPr>
+      </w:pPr>
+      <w:r>
+        <w:t xml:space="preserve">con</w:t>
       </w:r>
       <w:r>
         <w:t xml:space="preserve"> </w:t>
@@ -36080,7 +36539,18 @@
         <w:t xml:space="preserve"> </w:t>
       </w:r>
       <w:r>
-        <w:t xml:space="preserve">no se produce, con</w:t>
+        <w:t xml:space="preserve">no se produce;</w:t>
+      </w:r>
+    </w:p>
+    <w:p>
+      <w:pPr>
+        <w:numPr>
+          <w:ilvl w:val="1"/>
+          <w:numId w:val="1121"/>
+        </w:numPr>
+      </w:pPr>
+      <w:r>
+        <w:t xml:space="preserve">con</w:t>
       </w:r>
       <w:r>
         <w:t xml:space="preserve"> </w:t>
@@ -36100,10 +36570,18 @@
         </m:r>
       </m:oMath>
       <w:r>
-        <w:t xml:space="preserve"> </w:t>
-      </w:r>
-      <w:r>
-        <w:t xml:space="preserve">cualquier cantidad (tamaño indeterminado) y con</w:t>
+        <w:t xml:space="preserve">, cualquier cantidad (tamaño indeterminado);</w:t>
+      </w:r>
+    </w:p>
+    <w:p>
+      <w:pPr>
+        <w:numPr>
+          <w:ilvl w:val="1"/>
+          <w:numId w:val="1121"/>
+        </w:numPr>
+      </w:pPr>
+      <w:r>
+        <w:t xml:space="preserve">con</w:t>
       </w:r>
       <w:r>
         <w:t xml:space="preserve"> </w:t>
@@ -36133,7 +36611,7 @@
       <w:pPr>
         <w:numPr>
           <w:ilvl w:val="0"/>
-          <w:numId w:val="1107"/>
+          <w:numId w:val="1120"/>
         </w:numPr>
       </w:pPr>
       <w:r>
@@ -36165,7 +36643,7 @@
       <w:pPr>
         <w:numPr>
           <w:ilvl w:val="0"/>
-          <w:numId w:val="1107"/>
+          <w:numId w:val="1120"/>
         </w:numPr>
       </w:pPr>
       <w:r>
@@ -36186,7 +36664,7 @@
       <w:pPr>
         <w:numPr>
           <w:ilvl w:val="0"/>
-          <w:numId w:val="1107"/>
+          <w:numId w:val="1120"/>
         </w:numPr>
       </w:pPr>
       <w:r>
@@ -36249,7 +36727,7 @@
       <w:pPr>
         <w:numPr>
           <w:ilvl w:val="0"/>
-          <w:numId w:val="1107"/>
+          <w:numId w:val="1120"/>
         </w:numPr>
       </w:pPr>
       <w:r>
@@ -36418,7 +36896,7 @@
       <w:pPr>
         <w:numPr>
           <w:ilvl w:val="0"/>
-          <w:numId w:val="1108"/>
+          <w:numId w:val="1122"/>
         </w:numPr>
       </w:pPr>
       <w:r>
@@ -36610,7 +37088,7 @@
         <w:keepNext/>
         <w:numPr>
           <w:ilvl w:val="0"/>
-          <w:numId w:val="1108"/>
+          <w:numId w:val="1122"/>
         </w:numPr>
       </w:pPr>
       <w:r>
@@ -36694,7 +37172,7 @@
       <w:pPr>
         <w:numPr>
           <w:ilvl w:val="1"/>
-          <w:numId w:val="1109"/>
+          <w:numId w:val="1123"/>
         </w:numPr>
       </w:pPr>
       <w:r>
@@ -36739,7 +37217,7 @@
       <w:pPr>
         <w:numPr>
           <w:ilvl w:val="1"/>
-          <w:numId w:val="1109"/>
+          <w:numId w:val="1123"/>
         </w:numPr>
       </w:pPr>
       <w:r>
@@ -36750,7 +37228,7 @@
       <w:pPr>
         <w:numPr>
           <w:ilvl w:val="1"/>
-          <w:numId w:val="1109"/>
+          <w:numId w:val="1123"/>
         </w:numPr>
       </w:pPr>
       <w:r>
@@ -36872,7 +37350,7 @@
         <w:keepNext/>
         <w:numPr>
           <w:ilvl w:val="0"/>
-          <w:numId w:val="1108"/>
+          <w:numId w:val="1122"/>
         </w:numPr>
       </w:pPr>
       <w:r>
@@ -36926,7 +37404,7 @@
       <w:pPr>
         <w:numPr>
           <w:ilvl w:val="1"/>
-          <w:numId w:val="1110"/>
+          <w:numId w:val="1124"/>
         </w:numPr>
       </w:pPr>
       <w:r>
@@ -37090,7 +37568,7 @@
       <w:pPr>
         <w:numPr>
           <w:ilvl w:val="1"/>
-          <w:numId w:val="1110"/>
+          <w:numId w:val="1124"/>
         </w:numPr>
       </w:pPr>
       <w:r>
@@ -37212,7 +37690,7 @@
         <w:keepNext/>
         <w:numPr>
           <w:ilvl w:val="0"/>
-          <w:numId w:val="1108"/>
+          <w:numId w:val="1122"/>
         </w:numPr>
       </w:pPr>
       <w:r>
@@ -37230,7 +37708,7 @@
       <w:pPr>
         <w:numPr>
           <w:ilvl w:val="1"/>
-          <w:numId w:val="1111"/>
+          <w:numId w:val="1125"/>
         </w:numPr>
       </w:pPr>
       <w:r>
@@ -37296,7 +37774,7 @@
       <w:pPr>
         <w:numPr>
           <w:ilvl w:val="1"/>
-          <w:numId w:val="1111"/>
+          <w:numId w:val="1125"/>
         </w:numPr>
       </w:pPr>
       <w:r>
@@ -37307,7 +37785,7 @@
       <w:pPr>
         <w:numPr>
           <w:ilvl w:val="1"/>
-          <w:numId w:val="1111"/>
+          <w:numId w:val="1125"/>
         </w:numPr>
       </w:pPr>
       <w:r>
@@ -37501,7 +37979,7 @@
       <w:pPr>
         <w:numPr>
           <w:ilvl w:val="0"/>
-          <w:numId w:val="1112"/>
+          <w:numId w:val="1126"/>
         </w:numPr>
       </w:pPr>
       <w:r>
@@ -37594,7 +38072,7 @@
         <w:keepNext/>
         <w:numPr>
           <w:ilvl w:val="0"/>
-          <w:numId w:val="1112"/>
+          <w:numId w:val="1126"/>
         </w:numPr>
       </w:pPr>
       <w:r>
@@ -37885,7 +38363,7 @@
       <w:pPr>
         <w:numPr>
           <w:ilvl w:val="1"/>
-          <w:numId w:val="1113"/>
+          <w:numId w:val="1127"/>
         </w:numPr>
       </w:pPr>
       <w:r>
@@ -38035,7 +38513,7 @@
       <w:pPr>
         <w:numPr>
           <w:ilvl w:val="1"/>
-          <w:numId w:val="1113"/>
+          <w:numId w:val="1127"/>
         </w:numPr>
       </w:pPr>
       <w:r>
@@ -38142,7 +38620,7 @@
       <w:pPr>
         <w:numPr>
           <w:ilvl w:val="1"/>
-          <w:numId w:val="1113"/>
+          <w:numId w:val="1127"/>
         </w:numPr>
       </w:pPr>
       <w:r>
@@ -38372,7 +38850,7 @@
       <w:pPr>
         <w:numPr>
           <w:ilvl w:val="0"/>
-          <w:numId w:val="1112"/>
+          <w:numId w:val="1126"/>
         </w:numPr>
       </w:pPr>
       <w:r>
@@ -38422,7 +38900,7 @@
       <w:pPr>
         <w:numPr>
           <w:ilvl w:val="0"/>
-          <w:numId w:val="1112"/>
+          <w:numId w:val="1126"/>
         </w:numPr>
       </w:pPr>
       <w:r>
@@ -38469,7 +38947,7 @@
       <w:pPr>
         <w:numPr>
           <w:ilvl w:val="0"/>
-          <w:numId w:val="1112"/>
+          <w:numId w:val="1126"/>
         </w:numPr>
       </w:pPr>
       <w:r>
@@ -38501,7 +38979,7 @@
       <w:pPr>
         <w:numPr>
           <w:ilvl w:val="0"/>
-          <w:numId w:val="1112"/>
+          <w:numId w:val="1126"/>
         </w:numPr>
       </w:pPr>
       <w:r>
@@ -38542,7 +39020,7 @@
       <w:pPr>
         <w:numPr>
           <w:ilvl w:val="0"/>
-          <w:numId w:val="1114"/>
+          <w:numId w:val="1128"/>
         </w:numPr>
       </w:pPr>
       <w:r>
@@ -38560,7 +39038,7 @@
       <w:pPr>
         <w:numPr>
           <w:ilvl w:val="0"/>
-          <w:numId w:val="1114"/>
+          <w:numId w:val="1128"/>
         </w:numPr>
       </w:pPr>
       <w:r>
@@ -38601,7 +39079,7 @@
       <w:pPr>
         <w:numPr>
           <w:ilvl w:val="0"/>
-          <w:numId w:val="1114"/>
+          <w:numId w:val="1128"/>
         </w:numPr>
       </w:pPr>
       <w:r>
@@ -38658,7 +39136,7 @@
       <w:pPr>
         <w:numPr>
           <w:ilvl w:val="0"/>
-          <w:numId w:val="1114"/>
+          <w:numId w:val="1128"/>
         </w:numPr>
       </w:pPr>
       <w:r>
@@ -38687,7 +39165,7 @@
       <w:pPr>
         <w:numPr>
           <w:ilvl w:val="0"/>
-          <w:numId w:val="1114"/>
+          <w:numId w:val="1128"/>
         </w:numPr>
       </w:pPr>
       <w:r>
@@ -39454,7 +39932,7 @@
       <w:pPr>
         <w:numPr>
           <w:ilvl w:val="0"/>
-          <w:numId w:val="1115"/>
+          <w:numId w:val="1129"/>
         </w:numPr>
       </w:pPr>
       <w:r>
@@ -40081,13 +40559,25 @@
     </w:p>
     <w:p>
       <w:pPr>
+        <w:keepNext/>
         <w:numPr>
           <w:ilvl w:val="0"/>
-          <w:numId w:val="1115"/>
+          <w:numId w:val="1129"/>
         </w:numPr>
       </w:pPr>
       <w:r>
-        <w:t xml:space="preserve">El factor es negativo, así que la desviación cambia de signo cada periodo: el precio oscila. Su valor absoluto decide la convergencia: si</w:t>
+        <w:t xml:space="preserve">El factor es negativo, así que la desviación cambia de signo cada periodo: el precio oscila. Su valor absoluto decide la convergencia:</w:t>
+      </w:r>
+    </w:p>
+    <w:p>
+      <w:pPr>
+        <w:numPr>
+          <w:ilvl w:val="1"/>
+          <w:numId w:val="1130"/>
+        </w:numPr>
+      </w:pPr>
+      <w:r>
+        <w:t xml:space="preserve">si</w:t>
       </w:r>
       <w:r>
         <w:t xml:space="preserve"> </w:t>
@@ -40194,7 +40684,18 @@
         <w:t xml:space="preserve"> </w:t>
       </w:r>
       <w:r>
-        <w:t xml:space="preserve">y el precio converge; si</w:t>
+        <w:t xml:space="preserve">y el precio converge;</w:t>
+      </w:r>
+    </w:p>
+    <w:p>
+      <w:pPr>
+        <w:numPr>
+          <w:ilvl w:val="1"/>
+          <w:numId w:val="1130"/>
+        </w:numPr>
+      </w:pPr>
+      <w:r>
+        <w:t xml:space="preserve">si</w:t>
       </w:r>
       <w:r>
         <w:t xml:space="preserve"> </w:t>
@@ -40232,7 +40733,18 @@
         </m:sSub>
       </m:oMath>
       <w:r>
-        <w:t xml:space="preserve">, oscila con amplitud constante; si</w:t>
+        <w:t xml:space="preserve">, oscila con amplitud constante;</w:t>
+      </w:r>
+    </w:p>
+    <w:p>
+      <w:pPr>
+        <w:numPr>
+          <w:ilvl w:val="1"/>
+          <w:numId w:val="1130"/>
+        </w:numPr>
+      </w:pPr>
+      <w:r>
+        <w:t xml:space="preserve">si</w:t>
       </w:r>
       <w:r>
         <w:t xml:space="preserve"> </w:t>
@@ -40270,7 +40782,18 @@
         </m:sSub>
       </m:oMath>
       <w:r>
-        <w:t xml:space="preserve">, la amplitud crece sin límite. La cantidad,</w:t>
+        <w:t xml:space="preserve">, la amplitud crece sin límite.</w:t>
+      </w:r>
+    </w:p>
+    <w:p>
+      <w:pPr>
+        <w:numPr>
+          <w:ilvl w:val="0"/>
+          <w:numId w:val="1129"/>
+        </w:numPr>
+      </w:pPr>
+      <w:r>
+        <w:t xml:space="preserve">La cantidad,</w:t>
       </w:r>
       <w:r>
         <w:t xml:space="preserve"> </w:t>
@@ -40354,7 +40877,7 @@
       <w:pPr>
         <w:numPr>
           <w:ilvl w:val="0"/>
-          <w:numId w:val="1115"/>
+          <w:numId w:val="1129"/>
         </w:numPr>
       </w:pPr>
       <w:r>
@@ -40779,7 +41302,7 @@
       <w:pPr>
         <w:numPr>
           <w:ilvl w:val="0"/>
-          <w:numId w:val="1116"/>
+          <w:numId w:val="1131"/>
         </w:numPr>
       </w:pPr>
       <w:r>
@@ -41455,7 +41978,7 @@
       <w:pPr>
         <w:numPr>
           <w:ilvl w:val="0"/>
-          <w:numId w:val="1116"/>
+          <w:numId w:val="1131"/>
         </w:numPr>
       </w:pPr>
       <w:r>
@@ -41872,7 +42395,7 @@
       <w:pPr>
         <w:numPr>
           <w:ilvl w:val="0"/>
-          <w:numId w:val="1116"/>
+          <w:numId w:val="1131"/>
         </w:numPr>
       </w:pPr>
       <w:r>
@@ -42016,7 +42539,7 @@
       <w:pPr>
         <w:numPr>
           <w:ilvl w:val="0"/>
-          <w:numId w:val="1117"/>
+          <w:numId w:val="1132"/>
         </w:numPr>
       </w:pPr>
       <w:r>
@@ -42773,7 +43296,7 @@
       <w:pPr>
         <w:numPr>
           <w:ilvl w:val="0"/>
-          <w:numId w:val="1117"/>
+          <w:numId w:val="1132"/>
         </w:numPr>
       </w:pPr>
       <w:r>
@@ -42831,7 +43354,7 @@
       <w:pPr>
         <w:numPr>
           <w:ilvl w:val="0"/>
-          <w:numId w:val="1118"/>
+          <w:numId w:val="1133"/>
         </w:numPr>
       </w:pPr>
       <w:r>
@@ -42842,7 +43365,7 @@
       <w:pPr>
         <w:numPr>
           <w:ilvl w:val="0"/>
-          <w:numId w:val="1118"/>
+          <w:numId w:val="1133"/>
         </w:numPr>
       </w:pPr>
       <w:r>
@@ -43011,7 +43534,7 @@
       <w:pPr>
         <w:numPr>
           <w:ilvl w:val="0"/>
-          <w:numId w:val="1119"/>
+          <w:numId w:val="1134"/>
         </w:numPr>
       </w:pPr>
       <w:r>
@@ -43022,7 +43545,7 @@
       <w:pPr>
         <w:numPr>
           <w:ilvl w:val="0"/>
-          <w:numId w:val="1119"/>
+          <w:numId w:val="1134"/>
         </w:numPr>
       </w:pPr>
       <w:r>
@@ -43049,7 +43572,7 @@
       <w:pPr>
         <w:numPr>
           <w:ilvl w:val="0"/>
-          <w:numId w:val="1119"/>
+          <w:numId w:val="1134"/>
         </w:numPr>
       </w:pPr>
       <w:r>
@@ -43211,9 +43734,10 @@
     </w:p>
     <w:p>
       <w:pPr>
+        <w:keepNext/>
         <w:numPr>
           <w:ilvl w:val="0"/>
-          <w:numId w:val="1119"/>
+          <w:numId w:val="1134"/>
         </w:numPr>
       </w:pPr>
       <w:r>
@@ -43294,11 +43818,16 @@
         </m:d>
       </m:oMath>
       <w:r>
-        <w:t xml:space="preserve">. Con curvas normales puede divergir.</w:t>
-      </w:r>
-      <w:r>
-        <w:t xml:space="preserve"> </w:t>
-      </w:r>
+        <w:t xml:space="preserve">. Con curvas normales puede divergir. Autores:</w:t>
+      </w:r>
+    </w:p>
+    <w:p>
+      <w:pPr>
+        <w:numPr>
+          <w:ilvl w:val="1"/>
+          <w:numId w:val="1135"/>
+        </w:numPr>
+      </w:pPr>
       <w:r>
         <w:rPr>
           <w:smallCaps/>
@@ -43311,9 +43840,14 @@
       <w:r>
         <w:t xml:space="preserve">le dio nombre (1934);</w:t>
       </w:r>
-      <w:r>
-        <w:t xml:space="preserve"> </w:t>
-      </w:r>
+    </w:p>
+    <w:p>
+      <w:pPr>
+        <w:numPr>
+          <w:ilvl w:val="1"/>
+          <w:numId w:val="1135"/>
+        </w:numPr>
+      </w:pPr>
       <w:r>
         <w:rPr>
           <w:smallCaps/>
@@ -43326,9 +43860,14 @@
       <w:r>
         <w:t xml:space="preserve">(1938) lo sistematizó;</w:t>
       </w:r>
-      <w:r>
-        <w:t xml:space="preserve"> </w:t>
-      </w:r>
+    </w:p>
+    <w:p>
+      <w:pPr>
+        <w:numPr>
+          <w:ilvl w:val="1"/>
+          <w:numId w:val="1135"/>
+        </w:numPr>
+      </w:pPr>
       <w:r>
         <w:rPr>
           <w:smallCaps/>
@@ -43341,9 +43880,14 @@
       <w:r>
         <w:t xml:space="preserve">(1958), expectativas adaptativas;</w:t>
       </w:r>
-      <w:r>
-        <w:t xml:space="preserve"> </w:t>
-      </w:r>
+    </w:p>
+    <w:p>
+      <w:pPr>
+        <w:numPr>
+          <w:ilvl w:val="1"/>
+          <w:numId w:val="1135"/>
+        </w:numPr>
+      </w:pPr>
       <w:r>
         <w:rPr>
           <w:smallCaps/>
@@ -43361,7 +43905,7 @@
       <w:pPr>
         <w:numPr>
           <w:ilvl w:val="0"/>
-          <w:numId w:val="1119"/>
+          <w:numId w:val="1134"/>
         </w:numPr>
       </w:pPr>
       <w:r>
@@ -43384,7 +43928,7 @@
       <w:pPr>
         <w:numPr>
           <w:ilvl w:val="0"/>
-          <w:numId w:val="1119"/>
+          <w:numId w:val="1134"/>
         </w:numPr>
       </w:pPr>
       <w:r>
@@ -43564,13 +44108,25 @@
     </w:p>
     <w:p>
       <w:pPr>
+        <w:keepNext/>
         <w:numPr>
           <w:ilvl w:val="0"/>
-          <w:numId w:val="1119"/>
+          <w:numId w:val="1134"/>
         </w:numPr>
       </w:pPr>
       <w:r>
-        <w:t xml:space="preserve">Libre entrada: con rendimientos constantes,</w:t>
+        <w:t xml:space="preserve">Libre entrada:</w:t>
+      </w:r>
+    </w:p>
+    <w:p>
+      <w:pPr>
+        <w:numPr>
+          <w:ilvl w:val="1"/>
+          <w:numId w:val="1136"/>
+        </w:numPr>
+      </w:pPr>
+      <w:r>
+        <w:t xml:space="preserve">con rendimientos constantes,</w:t>
       </w:r>
       <w:r>
         <w:t xml:space="preserve"> </w:t>
@@ -43605,7 +44161,29 @@
         <w:t xml:space="preserve"> </w:t>
       </w:r>
       <w:r>
-        <w:t xml:space="preserve">y número de empresas indeterminado; con rendimientos decrecientes en todo el dominio, no hay equilibrio; con coste medio en U,</w:t>
+        <w:t xml:space="preserve">y número de empresas indeterminado;</w:t>
+      </w:r>
+    </w:p>
+    <w:p>
+      <w:pPr>
+        <w:numPr>
+          <w:ilvl w:val="1"/>
+          <w:numId w:val="1136"/>
+        </w:numPr>
+      </w:pPr>
+      <w:r>
+        <w:t xml:space="preserve">con rendimientos decrecientes en todo el dominio, no hay equilibrio;</w:t>
+      </w:r>
+    </w:p>
+    <w:p>
+      <w:pPr>
+        <w:numPr>
+          <w:ilvl w:val="1"/>
+          <w:numId w:val="1136"/>
+        </w:numPr>
+      </w:pPr>
+      <w:r>
+        <w:t xml:space="preserve">con coste medio en U,</w:t>
       </w:r>
       <w:r>
         <w:t xml:space="preserve"> </w:t>
@@ -43729,198 +44307,231 @@
         </m:bar>
       </m:oMath>
       <w:r>
-        <w:t xml:space="preserve">. La forma de S invertida de los costes es condición suficiente, no necesaria.</w:t>
+        <w:t xml:space="preserve">.</w:t>
       </w:r>
     </w:p>
     <w:p>
       <w:pPr>
         <w:numPr>
           <w:ilvl w:val="0"/>
-          <w:numId w:val="1119"/>
+          <w:numId w:val="1134"/>
         </w:numPr>
       </w:pPr>
       <w:r>
-        <w:t xml:space="preserve">Industria de costes crecientes (deseconomías externas): oferta a largo plazo creciente; de costes decrecientes (economías externas): decreciente. Nunca por rendimientos crecientes internos, incompatibles con la competencia perfecta.</w:t>
+        <w:t xml:space="preserve">La forma de S invertida de los costes es condición suficiente, no necesaria.</w:t>
       </w:r>
     </w:p>
     <w:p>
       <w:pPr>
         <w:numPr>
           <w:ilvl w:val="0"/>
-          <w:numId w:val="1119"/>
+          <w:numId w:val="1134"/>
         </w:numPr>
       </w:pPr>
       <w:r>
-        <w:t xml:space="preserve">El 1TFEB no necesita convexidad; el 2TFEB, sí (en general). En equilibrio parcial, todos los óptimos tienen las mismas cantidades.</w:t>
+        <w:t xml:space="preserve">Industria de costes crecientes (deseconomías externas): oferta a largo plazo creciente; de costes decrecientes (economías externas): decreciente. Nunca por rendimientos crecientes internos, incompatibles con la competencia perfecta.</w:t>
       </w:r>
     </w:p>
     <w:p>
       <w:pPr>
         <w:numPr>
           <w:ilvl w:val="0"/>
-          <w:numId w:val="1119"/>
+          <w:numId w:val="1134"/>
         </w:numPr>
       </w:pPr>
       <w:r>
-        <w:rPr>
-          <w:smallCaps/>
-        </w:rPr>
-        <w:t xml:space="preserve">Dupuit</w:t>
-      </w:r>
-      <w:r>
-        <w:t xml:space="preserve"> </w:t>
-      </w:r>
-      <w:r>
-        <w:t xml:space="preserve">(1844), no 1884;</w:t>
-      </w:r>
-      <w:r>
-        <w:t xml:space="preserve"> </w:t>
-      </w:r>
-      <w:r>
-        <w:rPr>
-          <w:smallCaps/>
-        </w:rPr>
-        <w:t xml:space="preserve">Jenkin</w:t>
-      </w:r>
-      <w:r>
-        <w:t xml:space="preserve"> </w:t>
-      </w:r>
-      <w:r>
-        <w:t xml:space="preserve">(1870) dibuja las primeras curvas de oferta y demanda en inglés;</w:t>
-      </w:r>
-      <w:r>
-        <w:t xml:space="preserve"> </w:t>
-      </w:r>
-      <w:r>
-        <w:rPr>
-          <w:smallCaps/>
-        </w:rPr>
-        <w:t xml:space="preserve">Marshall</w:t>
-      </w:r>
-      <w:r>
-        <w:t xml:space="preserve"> </w:t>
-      </w:r>
-      <w:r>
-        <w:t xml:space="preserve">(1890) sistematiza el equilibrio parcial.</w:t>
-      </w:r>
-    </w:p>
-    <w:bookmarkStart w:id="260" w:name="preguntas_probables_del_tribunal"/>
-    <w:p>
-      <w:pPr>
-        <w:pStyle w:val="Heading4"/>
-      </w:pPr>
-      <w:r>
-        <w:t xml:space="preserve">Preguntas probables del tribunal</w:t>
-      </w:r>
-    </w:p>
-    <w:p>
-      <w:pPr>
+        <w:t xml:space="preserve">El 1TFEB no necesita convexidad; el 2TFEB, sí (en general). En equilibrio parcial, todos los óptimos tienen las mismas cantidades.</w:t>
+      </w:r>
+    </w:p>
+    <w:p>
+      <w:pPr>
+        <w:keepNext/>
         <w:numPr>
           <w:ilvl w:val="0"/>
-          <w:numId w:val="1120"/>
+          <w:numId w:val="1134"/>
         </w:numPr>
       </w:pPr>
       <w:r>
-        <w:t xml:space="preserve">¿Por qué se usa la utilidad cuasilineal en equilibrio parcial? ¿Qué se pierde con ella?</w:t>
+        <w:t xml:space="preserve">Fechas de los precursores:</w:t>
+      </w:r>
+    </w:p>
+    <w:p>
+      <w:pPr>
+        <w:numPr>
+          <w:ilvl w:val="1"/>
+          <w:numId w:val="1137"/>
+        </w:numPr>
+      </w:pPr>
+      <w:r>
+        <w:rPr>
+          <w:smallCaps/>
+        </w:rPr>
+        <w:t xml:space="preserve">Dupuit</w:t>
+      </w:r>
+      <w:r>
+        <w:t xml:space="preserve"> </w:t>
+      </w:r>
+      <w:r>
+        <w:t xml:space="preserve">(1844), no 1884;</w:t>
+      </w:r>
+    </w:p>
+    <w:p>
+      <w:pPr>
+        <w:numPr>
+          <w:ilvl w:val="1"/>
+          <w:numId w:val="1137"/>
+        </w:numPr>
+      </w:pPr>
+      <w:r>
+        <w:rPr>
+          <w:smallCaps/>
+        </w:rPr>
+        <w:t xml:space="preserve">Jenkin</w:t>
+      </w:r>
+      <w:r>
+        <w:t xml:space="preserve"> </w:t>
+      </w:r>
+      <w:r>
+        <w:t xml:space="preserve">(1870) dibuja las primeras curvas de oferta y demanda en inglés;</w:t>
+      </w:r>
+    </w:p>
+    <w:p>
+      <w:pPr>
+        <w:numPr>
+          <w:ilvl w:val="1"/>
+          <w:numId w:val="1137"/>
+        </w:numPr>
+      </w:pPr>
+      <w:r>
+        <w:rPr>
+          <w:smallCaps/>
+        </w:rPr>
+        <w:t xml:space="preserve">Marshall</w:t>
+      </w:r>
+      <w:r>
+        <w:t xml:space="preserve"> </w:t>
+      </w:r>
+      <w:r>
+        <w:t xml:space="preserve">(1890) sistematiza el equilibrio parcial.</w:t>
+      </w:r>
+    </w:p>
+    <w:bookmarkStart w:id="260" w:name="preguntas_probables_del_tribunal"/>
+    <w:p>
+      <w:pPr>
+        <w:pStyle w:val="Heading4"/>
+      </w:pPr>
+      <w:r>
+        <w:t xml:space="preserve">Preguntas probables del tribunal</w:t>
       </w:r>
     </w:p>
     <w:p>
       <w:pPr>
         <w:numPr>
           <w:ilvl w:val="0"/>
-          <w:numId w:val="1120"/>
+          <w:numId w:val="1138"/>
         </w:numPr>
       </w:pPr>
       <w:r>
-        <w:t xml:space="preserve">¿Por qué la oferta de la empresa no es toda la curva de coste marginal? ¿Qué cambia entre el corto y el largo plazo?</w:t>
+        <w:t xml:space="preserve">¿Por qué se usa la utilidad cuasilineal en equilibrio parcial? ¿Qué se pierde con ella?</w:t>
       </w:r>
     </w:p>
     <w:p>
       <w:pPr>
         <w:numPr>
           <w:ilvl w:val="0"/>
-          <w:numId w:val="1120"/>
+          <w:numId w:val="1138"/>
         </w:numPr>
       </w:pPr>
       <w:r>
-        <w:t xml:space="preserve">¿Son compatibles las economías de escala con la competencia perfecta?</w:t>
+        <w:t xml:space="preserve">¿Por qué la oferta de la empresa no es toda la curva de coste marginal? ¿Qué cambia entre el corto y el largo plazo?</w:t>
       </w:r>
     </w:p>
     <w:p>
       <w:pPr>
         <w:numPr>
           <w:ilvl w:val="0"/>
-          <w:numId w:val="1120"/>
+          <w:numId w:val="1138"/>
         </w:numPr>
       </w:pPr>
       <w:r>
-        <w:t xml:space="preserve">¿Por qué los ajustes walrasiano y marshalliano pueden dar resultados distintos? ¿Cuándo?</w:t>
+        <w:t xml:space="preserve">¿Son compatibles las economías de escala con la competencia perfecta?</w:t>
       </w:r>
     </w:p>
     <w:p>
       <w:pPr>
         <w:numPr>
           <w:ilvl w:val="0"/>
-          <w:numId w:val="1120"/>
+          <w:numId w:val="1138"/>
         </w:numPr>
       </w:pPr>
       <w:r>
-        <w:t xml:space="preserve">¿Qué dice la crítica de</w:t>
-      </w:r>
-      <w:r>
-        <w:t xml:space="preserve"> </w:t>
-      </w:r>
-      <w:r>
-        <w:rPr>
-          <w:smallCaps/>
-        </w:rPr>
-        <w:t xml:space="preserve">Muth</w:t>
-      </w:r>
-      <w:r>
-        <w:t xml:space="preserve"> </w:t>
-      </w:r>
-      <w:r>
-        <w:t xml:space="preserve">a la telaraña?</w:t>
+        <w:t xml:space="preserve">¿Por qué los ajustes walrasiano y marshalliano pueden dar resultados distintos? ¿Cuándo?</w:t>
       </w:r>
     </w:p>
     <w:p>
       <w:pPr>
         <w:numPr>
           <w:ilvl w:val="0"/>
-          <w:numId w:val="1120"/>
+          <w:numId w:val="1138"/>
         </w:numPr>
       </w:pPr>
       <w:r>
-        <w:t xml:space="preserve">¿Por qué el excedente total mide el bienestar? ¿Qué supuestos del 1TFEB no hacen falta?</w:t>
+        <w:t xml:space="preserve">¿Qué dice la crítica de</w:t>
+      </w:r>
+      <w:r>
+        <w:t xml:space="preserve"> </w:t>
+      </w:r>
+      <w:r>
+        <w:rPr>
+          <w:smallCaps/>
+        </w:rPr>
+        <w:t xml:space="preserve">Muth</w:t>
+      </w:r>
+      <w:r>
+        <w:t xml:space="preserve"> </w:t>
+      </w:r>
+      <w:r>
+        <w:t xml:space="preserve">a la telaraña?</w:t>
       </w:r>
     </w:p>
     <w:p>
       <w:pPr>
         <w:numPr>
           <w:ilvl w:val="0"/>
-          <w:numId w:val="1120"/>
+          <w:numId w:val="1138"/>
         </w:numPr>
       </w:pPr>
       <w:r>
-        <w:t xml:space="preserve">¿Quién paga un impuesto unitario si la demanda es perfectamente inelástica? ¿Y si lo es la oferta?</w:t>
+        <w:t xml:space="preserve">¿Por qué el excedente total mide el bienestar? ¿Qué supuestos del 1TFEB no hacen falta?</w:t>
       </w:r>
     </w:p>
     <w:p>
       <w:pPr>
         <w:numPr>
           <w:ilvl w:val="0"/>
-          <w:numId w:val="1120"/>
+          <w:numId w:val="1138"/>
         </w:numPr>
       </w:pPr>
       <w:r>
-        <w:t xml:space="preserve">¿Por qué puede no existir equilibrio a largo plazo con libre entrada y rendimientos decrecientes?</w:t>
+        <w:t xml:space="preserve">¿Quién paga un impuesto unitario si la demanda es perfectamente inelástica? ¿Y si lo es la oferta?</w:t>
       </w:r>
     </w:p>
     <w:p>
       <w:pPr>
         <w:numPr>
           <w:ilvl w:val="0"/>
-          <w:numId w:val="1120"/>
+          <w:numId w:val="1138"/>
+        </w:numPr>
+      </w:pPr>
+      <w:r>
+        <w:t xml:space="preserve">¿Por qué puede no existir equilibrio a largo plazo con libre entrada y rendimientos decrecientes?</w:t>
+      </w:r>
+    </w:p>
+    <w:p>
+      <w:pPr>
+        <w:numPr>
+          <w:ilvl w:val="0"/>
+          <w:numId w:val="1138"/>
         </w:numPr>
       </w:pPr>
       <w:r>
@@ -50185,7 +50796,34 @@
     <w:abstractNumId w:val="991"/>
   </w:num>
   <w:num w:numId="1026">
-    <w:abstractNumId w:val="991"/>
+    <w:abstractNumId w:val="99411"/>
+    <w:lvlOverride w:ilvl="0">
+      <w:startOverride w:val="1"/>
+    </w:lvlOverride>
+    <w:lvlOverride w:ilvl="1">
+      <w:startOverride w:val="1"/>
+    </w:lvlOverride>
+    <w:lvlOverride w:ilvl="2">
+      <w:startOverride w:val="1"/>
+    </w:lvlOverride>
+    <w:lvlOverride w:ilvl="3">
+      <w:startOverride w:val="1"/>
+    </w:lvlOverride>
+    <w:lvlOverride w:ilvl="4">
+      <w:startOverride w:val="1"/>
+    </w:lvlOverride>
+    <w:lvlOverride w:ilvl="5">
+      <w:startOverride w:val="1"/>
+    </w:lvlOverride>
+    <w:lvlOverride w:ilvl="6">
+      <w:startOverride w:val="1"/>
+    </w:lvlOverride>
+    <w:lvlOverride w:ilvl="7">
+      <w:startOverride w:val="1"/>
+    </w:lvlOverride>
+    <w:lvlOverride w:ilvl="8">
+      <w:startOverride w:val="1"/>
+    </w:lvlOverride>
   </w:num>
   <w:num w:numId="1027">
     <w:abstractNumId w:val="991"/>
@@ -50365,6 +51003,30 @@
     <w:abstractNumId w:val="991"/>
   </w:num>
   <w:num w:numId="1086">
+    <w:abstractNumId w:val="991"/>
+  </w:num>
+  <w:num w:numId="1087">
+    <w:abstractNumId w:val="991"/>
+  </w:num>
+  <w:num w:numId="1088">
+    <w:abstractNumId w:val="991"/>
+  </w:num>
+  <w:num w:numId="1089">
+    <w:abstractNumId w:val="991"/>
+  </w:num>
+  <w:num w:numId="1090">
+    <w:abstractNumId w:val="991"/>
+  </w:num>
+  <w:num w:numId="1091">
+    <w:abstractNumId w:val="991"/>
+  </w:num>
+  <w:num w:numId="1092">
+    <w:abstractNumId w:val="991"/>
+  </w:num>
+  <w:num w:numId="1093">
+    <w:abstractNumId w:val="991"/>
+  </w:num>
+  <w:num w:numId="1094">
     <w:abstractNumId w:val="99411"/>
     <w:lvlOverride w:ilvl="0">
       <w:startOverride w:val="1"/>
@@ -50393,30 +51055,6 @@
     <w:lvlOverride w:ilvl="8">
       <w:startOverride w:val="1"/>
     </w:lvlOverride>
-  </w:num>
-  <w:num w:numId="1087">
-    <w:abstractNumId w:val="991"/>
-  </w:num>
-  <w:num w:numId="1088">
-    <w:abstractNumId w:val="991"/>
-  </w:num>
-  <w:num w:numId="1089">
-    <w:abstractNumId w:val="991"/>
-  </w:num>
-  <w:num w:numId="1090">
-    <w:abstractNumId w:val="991"/>
-  </w:num>
-  <w:num w:numId="1091">
-    <w:abstractNumId w:val="991"/>
-  </w:num>
-  <w:num w:numId="1092">
-    <w:abstractNumId w:val="991"/>
-  </w:num>
-  <w:num w:numId="1093">
-    <w:abstractNumId w:val="991"/>
-  </w:num>
-  <w:num w:numId="1094">
-    <w:abstractNumId w:val="991"/>
   </w:num>
   <w:num w:numId="1095">
     <w:abstractNumId w:val="991"/>
@@ -50455,67 +51093,13 @@
     <w:abstractNumId w:val="991"/>
   </w:num>
   <w:num w:numId="1107">
-    <w:abstractNumId w:val="99411"/>
-    <w:lvlOverride w:ilvl="0">
-      <w:startOverride w:val="1"/>
-    </w:lvlOverride>
-    <w:lvlOverride w:ilvl="1">
-      <w:startOverride w:val="1"/>
-    </w:lvlOverride>
-    <w:lvlOverride w:ilvl="2">
-      <w:startOverride w:val="1"/>
-    </w:lvlOverride>
-    <w:lvlOverride w:ilvl="3">
-      <w:startOverride w:val="1"/>
-    </w:lvlOverride>
-    <w:lvlOverride w:ilvl="4">
-      <w:startOverride w:val="1"/>
-    </w:lvlOverride>
-    <w:lvlOverride w:ilvl="5">
-      <w:startOverride w:val="1"/>
-    </w:lvlOverride>
-    <w:lvlOverride w:ilvl="6">
-      <w:startOverride w:val="1"/>
-    </w:lvlOverride>
-    <w:lvlOverride w:ilvl="7">
-      <w:startOverride w:val="1"/>
-    </w:lvlOverride>
-    <w:lvlOverride w:ilvl="8">
-      <w:startOverride w:val="1"/>
-    </w:lvlOverride>
+    <w:abstractNumId w:val="991"/>
   </w:num>
   <w:num w:numId="1108">
     <w:abstractNumId w:val="991"/>
   </w:num>
   <w:num w:numId="1109">
-    <w:abstractNumId w:val="99411"/>
-    <w:lvlOverride w:ilvl="0">
-      <w:startOverride w:val="1"/>
-    </w:lvlOverride>
-    <w:lvlOverride w:ilvl="1">
-      <w:startOverride w:val="1"/>
-    </w:lvlOverride>
-    <w:lvlOverride w:ilvl="2">
-      <w:startOverride w:val="1"/>
-    </w:lvlOverride>
-    <w:lvlOverride w:ilvl="3">
-      <w:startOverride w:val="1"/>
-    </w:lvlOverride>
-    <w:lvlOverride w:ilvl="4">
-      <w:startOverride w:val="1"/>
-    </w:lvlOverride>
-    <w:lvlOverride w:ilvl="5">
-      <w:startOverride w:val="1"/>
-    </w:lvlOverride>
-    <w:lvlOverride w:ilvl="6">
-      <w:startOverride w:val="1"/>
-    </w:lvlOverride>
-    <w:lvlOverride w:ilvl="7">
-      <w:startOverride w:val="1"/>
-    </w:lvlOverride>
-    <w:lvlOverride w:ilvl="8">
-      <w:startOverride w:val="1"/>
-    </w:lvlOverride>
+    <w:abstractNumId w:val="991"/>
   </w:num>
   <w:num w:numId="1110">
     <w:abstractNumId w:val="991"/>
@@ -50548,6 +51132,114 @@
     <w:abstractNumId w:val="991"/>
   </w:num>
   <w:num w:numId="1120">
+    <w:abstractNumId w:val="99411"/>
+    <w:lvlOverride w:ilvl="0">
+      <w:startOverride w:val="1"/>
+    </w:lvlOverride>
+    <w:lvlOverride w:ilvl="1">
+      <w:startOverride w:val="1"/>
+    </w:lvlOverride>
+    <w:lvlOverride w:ilvl="2">
+      <w:startOverride w:val="1"/>
+    </w:lvlOverride>
+    <w:lvlOverride w:ilvl="3">
+      <w:startOverride w:val="1"/>
+    </w:lvlOverride>
+    <w:lvlOverride w:ilvl="4">
+      <w:startOverride w:val="1"/>
+    </w:lvlOverride>
+    <w:lvlOverride w:ilvl="5">
+      <w:startOverride w:val="1"/>
+    </w:lvlOverride>
+    <w:lvlOverride w:ilvl="6">
+      <w:startOverride w:val="1"/>
+    </w:lvlOverride>
+    <w:lvlOverride w:ilvl="7">
+      <w:startOverride w:val="1"/>
+    </w:lvlOverride>
+    <w:lvlOverride w:ilvl="8">
+      <w:startOverride w:val="1"/>
+    </w:lvlOverride>
+  </w:num>
+  <w:num w:numId="1121">
+    <w:abstractNumId w:val="991"/>
+  </w:num>
+  <w:num w:numId="1122">
+    <w:abstractNumId w:val="991"/>
+  </w:num>
+  <w:num w:numId="1123">
+    <w:abstractNumId w:val="99411"/>
+    <w:lvlOverride w:ilvl="0">
+      <w:startOverride w:val="1"/>
+    </w:lvlOverride>
+    <w:lvlOverride w:ilvl="1">
+      <w:startOverride w:val="1"/>
+    </w:lvlOverride>
+    <w:lvlOverride w:ilvl="2">
+      <w:startOverride w:val="1"/>
+    </w:lvlOverride>
+    <w:lvlOverride w:ilvl="3">
+      <w:startOverride w:val="1"/>
+    </w:lvlOverride>
+    <w:lvlOverride w:ilvl="4">
+      <w:startOverride w:val="1"/>
+    </w:lvlOverride>
+    <w:lvlOverride w:ilvl="5">
+      <w:startOverride w:val="1"/>
+    </w:lvlOverride>
+    <w:lvlOverride w:ilvl="6">
+      <w:startOverride w:val="1"/>
+    </w:lvlOverride>
+    <w:lvlOverride w:ilvl="7">
+      <w:startOverride w:val="1"/>
+    </w:lvlOverride>
+    <w:lvlOverride w:ilvl="8">
+      <w:startOverride w:val="1"/>
+    </w:lvlOverride>
+  </w:num>
+  <w:num w:numId="1124">
+    <w:abstractNumId w:val="991"/>
+  </w:num>
+  <w:num w:numId="1125">
+    <w:abstractNumId w:val="991"/>
+  </w:num>
+  <w:num w:numId="1126">
+    <w:abstractNumId w:val="991"/>
+  </w:num>
+  <w:num w:numId="1127">
+    <w:abstractNumId w:val="991"/>
+  </w:num>
+  <w:num w:numId="1128">
+    <w:abstractNumId w:val="991"/>
+  </w:num>
+  <w:num w:numId="1129">
+    <w:abstractNumId w:val="991"/>
+  </w:num>
+  <w:num w:numId="1130">
+    <w:abstractNumId w:val="991"/>
+  </w:num>
+  <w:num w:numId="1131">
+    <w:abstractNumId w:val="991"/>
+  </w:num>
+  <w:num w:numId="1132">
+    <w:abstractNumId w:val="991"/>
+  </w:num>
+  <w:num w:numId="1133">
+    <w:abstractNumId w:val="991"/>
+  </w:num>
+  <w:num w:numId="1134">
+    <w:abstractNumId w:val="991"/>
+  </w:num>
+  <w:num w:numId="1135">
+    <w:abstractNumId w:val="991"/>
+  </w:num>
+  <w:num w:numId="1136">
+    <w:abstractNumId w:val="991"/>
+  </w:num>
+  <w:num w:numId="1137">
+    <w:abstractNumId w:val="991"/>
+  </w:num>
+  <w:num w:numId="1138">
     <w:abstractNumId w:val="991"/>
   </w:num>
 </w:numbering>

--- a/oposicion/temario/tercer-ejercicio/3A16.docx
+++ b/oposicion/temario/tercer-ejercicio/3A16.docx
@@ -2600,6 +2600,7 @@
           <w:p>
             <w:pPr>
               <w:pStyle w:val="Celdatceeazulpalido"/>
+              <w:keepNext/>
               <w:jc w:val="center"/>
             </w:pPr>
             <w:r>
@@ -2619,6 +2620,7 @@
           <w:p>
             <w:pPr>
               <w:pStyle w:val="Celdatceeazulpalido"/>
+              <w:keepNext/>
               <w:jc w:val="left"/>
             </w:pPr>
             <w:r>
@@ -2638,6 +2640,7 @@
           <w:p>
             <w:pPr>
               <w:pStyle w:val="Celdatceeazulpalido"/>
+              <w:keepNext/>
               <w:jc w:val="left"/>
             </w:pPr>
             <w:r>
@@ -7382,7 +7385,7 @@
           <wp:inline>
             <wp:extent cx="3282950" cy="2410267"/>
             <wp:effectExtent b="0" l="0" r="0" t="0"/>
-            <wp:docPr descr="Gráfico 2.– Maximización del beneficio y oferta de la empresa competitiva: p=\mathrm{CMg}_j en el tramo creciente, por encima del mínimo del coste medio" title="" id="65" name="Picture"/>
+            <wp:docPr descr="Gráfico 2.– Maximización del beneficio y oferta de la empresa competitiva: p=CMgj en el tramo creciente, por encima del mínimo del coste medio" title="" id="65" name="Picture"/>
             <a:graphic>
               <a:graphicData uri="http://schemas.openxmlformats.org/drawingml/2006/picture">
                 <pic:pic>
@@ -10957,7 +10960,7 @@
           <wp:inline>
             <wp:extent cx="2431264" cy="2419031"/>
             <wp:effectExtent b="0" l="0" r="0" t="0"/>
-            <wp:docPr descr="Gráfico 4.– No convexidades: con la oferta que salta en \overline{c}, la demanda puede pasar por el hueco y no hay equilibrio competitivo" title="" id="88" name="Picture"/>
+            <wp:docPr descr="Gráfico 4.– No convexidades: con la oferta que salta en c, la demanda puede pasar por el hueco y no hay equilibrio competitivo" title="" id="88" name="Picture"/>
             <a:graphic>
               <a:graphicData uri="http://schemas.openxmlformats.org/drawingml/2006/picture">
                 <pic:pic>
@@ -11738,7 +11741,7 @@
           <wp:inline>
             <wp:extent cx="2686050" cy="2142864"/>
             <wp:effectExtent b="0" l="0" r="0" t="0"/>
-            <wp:docPr descr="Gráfico 5.– Demanda insuficiente: cualquier precio entre \max_i\phi_i'(0) y \min_j\mathrm{CMg}_j(0) vacía el mercado sin intercambio" title="" id="97" name="Picture"/>
+            <wp:docPr descr="Gráfico 5.– Demanda insuficiente: cualquier precio entre ii'(0) y jCMgj(0) vacía el mercado sin intercambio" title="" id="97" name="Picture"/>
             <a:graphic>
               <a:graphicData uri="http://schemas.openxmlformats.org/drawingml/2006/picture">
                 <pic:pic>
@@ -14596,9 +14599,19 @@
         </w:trPr>
         <w:tc>
           <w:tcPr>
+            <w:shd w:val="clear" w:color="auto" w:fill="DDEBF7"/>
             <w:vAlign w:val="center"/>
           </w:tcPr>
-          <w:p/>
+          <w:p>
+            <w:pPr>
+              <w:pStyle w:val="Celdatceeazulpalido"/>
+              <w:keepNext/>
+              <w:jc w:val="center"/>
+            </w:pPr>
+            <w:r>
+              <w:t/>
+            </w:r>
+          </w:p>
         </w:tc>
         <w:tc>
           <w:tcPr>
@@ -14608,6 +14621,7 @@
           <w:p>
             <w:pPr>
               <w:pStyle w:val="Celdatceeazulpalido"/>
+              <w:keepNext/>
               <w:jc w:val="center"/>
             </w:pPr>
             <w:r>
@@ -14637,6 +14651,7 @@
           <w:p>
             <w:pPr>
               <w:pStyle w:val="Celdatceeazulpalido"/>
+              <w:keepNext/>
               <w:jc w:val="center"/>
             </w:pPr>
             <w:r>
@@ -14666,6 +14681,7 @@
           <w:p>
             <w:pPr>
               <w:pStyle w:val="Celdatceeazulpalido"/>
+              <w:keepNext/>
               <w:jc w:val="center"/>
             </w:pPr>
             <w:r>
@@ -18923,7 +18939,7 @@
           <wp:inline>
             <wp:extent cx="2828829" cy="2125444"/>
             <wp:effectExtent b="0" l="0" r="0" t="0"/>
-            <wp:docPr descr="Gráfico 8.– Excedentes del consumidor y del productor en el equilibrio competitivo: el excedente total es máximo en x^*" title="" id="140" name="Picture"/>
+            <wp:docPr descr="Gráfico 8.– Excedentes del consumidor y del productor en el equilibrio competitivo: el excedente total es máximo en x*" title="" id="140" name="Picture"/>
             <a:graphic>
               <a:graphicData uri="http://schemas.openxmlformats.org/drawingml/2006/picture">
                 <pic:pic>
@@ -23958,6 +23974,7 @@
           <w:p>
             <w:pPr>
               <w:pStyle w:val="Celdatceeazulpalido"/>
+              <w:keepNext/>
               <w:jc w:val="center"/>
             </w:pPr>
             <w:r>
@@ -23977,6 +23994,7 @@
           <w:p>
             <w:pPr>
               <w:pStyle w:val="Celdatceeazulpalido"/>
+              <w:keepNext/>
               <w:jc w:val="center"/>
             </w:pPr>
             <w:r>
@@ -23996,6 +24014,7 @@
           <w:p>
             <w:pPr>
               <w:pStyle w:val="Celdatceeazulpalido"/>
+              <w:keepNext/>
               <w:jc w:val="center"/>
             </w:pPr>
             <w:r>
@@ -24015,6 +24034,7 @@
           <w:p>
             <w:pPr>
               <w:pStyle w:val="Celdatceeazulpalido"/>
+              <w:keepNext/>
               <w:jc w:val="center"/>
             </w:pPr>
             <w:r>
@@ -24034,6 +24054,7 @@
           <w:p>
             <w:pPr>
               <w:pStyle w:val="Celdatceeazulpalido"/>
+              <w:keepNext/>
               <w:jc w:val="center"/>
             </w:pPr>
             <w:r>
@@ -26592,7 +26613,16 @@
             <w:shd w:color="auto" w:fill="E7E6E6" w:val="clear"/>
             <w:vAlign w:val="center"/>
           </w:tcPr>
-          <w:p/>
+          <w:p>
+            <w:pPr>
+              <w:pStyle w:val="Celdatceeazulpalido"/>
+              <w:keepNext/>
+              <w:jc w:val="left"/>
+            </w:pPr>
+            <w:r>
+              <w:t/>
+            </w:r>
+          </w:p>
         </w:tc>
         <w:tc>
           <w:tcPr>
@@ -26602,6 +26632,7 @@
           <w:p>
             <w:pPr>
               <w:pStyle w:val="Celdatceeazulpalido"/>
+              <w:keepNext/>
               <w:jc w:val="center"/>
             </w:pPr>
             <w:r>
@@ -26621,6 +26652,7 @@
           <w:p>
             <w:pPr>
               <w:pStyle w:val="Celdatceeazulpalido"/>
+              <w:keepNext/>
               <w:jc w:val="center"/>
             </w:pPr>
             <w:r>
@@ -26640,6 +26672,7 @@
           <w:p>
             <w:pPr>
               <w:pStyle w:val="Celdatceeazulpalido"/>
+              <w:keepNext/>
               <w:jc w:val="center"/>
             </w:pPr>
             <w:r>
@@ -52192,7 +52225,7 @@
     </w:pPr>
     <w:rPr>
       <w:rFonts w:ascii="TeX Gyre Pagella" w:cs="TeX Gyre Pagella" w:eastAsia="TeX Gyre Pagella" w:hAnsi="TeX Gyre Pagella"/>
-      <w:sz w:val="20"/>
+      <w:sz w:val="22"/>
     </w:rPr>
   </w:style>
   <w:style w:customStyle="1" w:styleId="Celdatceeazulpalido" w:type="paragraph">
@@ -52206,7 +52239,7 @@
     </w:pPr>
     <w:rPr>
       <w:rFonts w:ascii="TeX Gyre Pagella" w:cs="TeX Gyre Pagella" w:eastAsia="TeX Gyre Pagella" w:hAnsi="TeX Gyre Pagella"/>
-      <w:sz w:val="20"/>
+      <w:sz w:val="22"/>
     </w:rPr>
   </w:style>
   <w:style w:customStyle="1" w:styleId="Celdatceesalmon" w:type="paragraph">
@@ -52220,7 +52253,7 @@
     </w:pPr>
     <w:rPr>
       <w:rFonts w:ascii="TeX Gyre Pagella" w:cs="TeX Gyre Pagella" w:eastAsia="TeX Gyre Pagella" w:hAnsi="TeX Gyre Pagella"/>
-      <w:sz w:val="20"/>
+      <w:sz w:val="22"/>
     </w:rPr>
   </w:style>
   <w:style w:customStyle="1" w:styleId="Celdatceemoradopalido" w:type="paragraph">
@@ -52234,7 +52267,7 @@
     </w:pPr>
     <w:rPr>
       <w:rFonts w:ascii="TeX Gyre Pagella" w:cs="TeX Gyre Pagella" w:eastAsia="TeX Gyre Pagella" w:hAnsi="TeX Gyre Pagella"/>
-      <w:sz w:val="20"/>
+      <w:sz w:val="22"/>
     </w:rPr>
   </w:style>
   <w:style w:customStyle="1" w:styleId="Celdatceegrisclaro" w:type="paragraph">
@@ -52248,7 +52281,7 @@
     </w:pPr>
     <w:rPr>
       <w:rFonts w:ascii="TeX Gyre Pagella" w:cs="TeX Gyre Pagella" w:eastAsia="TeX Gyre Pagella" w:hAnsi="TeX Gyre Pagella"/>
-      <w:sz w:val="20"/>
+      <w:sz w:val="22"/>
     </w:rPr>
   </w:style>
   <w:style w:customStyle="1" w:styleId="Celdatceecrema" w:type="paragraph">
@@ -52262,7 +52295,7 @@
     </w:pPr>
     <w:rPr>
       <w:rFonts w:ascii="TeX Gyre Pagella" w:cs="TeX Gyre Pagella" w:eastAsia="TeX Gyre Pagella" w:hAnsi="TeX Gyre Pagella"/>
-      <w:sz w:val="20"/>
+      <w:sz w:val="22"/>
     </w:rPr>
   </w:style>
   <w:style w:customStyle="1" w:styleId="Celdatceemorado" w:type="paragraph">
@@ -52277,7 +52310,7 @@
     <w:rPr>
       <w:rFonts w:ascii="TeX Gyre Pagella" w:cs="TeX Gyre Pagella" w:eastAsia="TeX Gyre Pagella" w:hAnsi="TeX Gyre Pagella"/>
       <w:color w:val="FFFFFF"/>
-      <w:sz w:val="20"/>
+      <w:sz w:val="22"/>
     </w:rPr>
   </w:style>
   <w:style w:customStyle="1" w:styleId="Celdatceeverde" w:type="paragraph">
@@ -52292,7 +52325,7 @@
     <w:rPr>
       <w:rFonts w:ascii="TeX Gyre Pagella" w:cs="TeX Gyre Pagella" w:eastAsia="TeX Gyre Pagella" w:hAnsi="TeX Gyre Pagella"/>
       <w:color w:val="FFFFFF"/>
-      <w:sz w:val="20"/>
+      <w:sz w:val="22"/>
     </w:rPr>
   </w:style>
   <w:style w:customStyle="1" w:styleId="Celdatceeazul" w:type="paragraph">
@@ -52307,7 +52340,7 @@
     <w:rPr>
       <w:rFonts w:ascii="TeX Gyre Pagella" w:cs="TeX Gyre Pagella" w:eastAsia="TeX Gyre Pagella" w:hAnsi="TeX Gyre Pagella"/>
       <w:color w:val="FFFFFF"/>
-      <w:sz w:val="20"/>
+      <w:sz w:val="22"/>
     </w:rPr>
   </w:style>
   <w:style w:customStyle="1" w:styleId="Celdatceerojo" w:type="paragraph">
@@ -52322,7 +52355,7 @@
     <w:rPr>
       <w:rFonts w:ascii="TeX Gyre Pagella" w:cs="TeX Gyre Pagella" w:eastAsia="TeX Gyre Pagella" w:hAnsi="TeX Gyre Pagella"/>
       <w:color w:val="FFFFFF"/>
-      <w:sz w:val="20"/>
+      <w:sz w:val="22"/>
     </w:rPr>
   </w:style>
   <w:style w:customStyle="1" w:styleId="Celdatceedorado" w:type="paragraph">
@@ -52337,7 +52370,7 @@
     <w:rPr>
       <w:rFonts w:ascii="TeX Gyre Pagella" w:cs="TeX Gyre Pagella" w:eastAsia="TeX Gyre Pagella" w:hAnsi="TeX Gyre Pagella"/>
       <w:color w:val="FFFFFF"/>
-      <w:sz w:val="20"/>
+      <w:sz w:val="22"/>
     </w:rPr>
   </w:style>
   <w:style w:customStyle="1" w:styleId="Celdatceenaranja" w:type="paragraph">
@@ -52352,7 +52385,7 @@
     <w:rPr>
       <w:rFonts w:ascii="TeX Gyre Pagella" w:cs="TeX Gyre Pagella" w:eastAsia="TeX Gyre Pagella" w:hAnsi="TeX Gyre Pagella"/>
       <w:color w:val="FFFFFF"/>
-      <w:sz w:val="20"/>
+      <w:sz w:val="22"/>
     </w:rPr>
   </w:style>
   <w:style w:customStyle="1" w:styleId="Celdatceegris" w:type="paragraph">
@@ -52367,7 +52400,7 @@
     <w:rPr>
       <w:rFonts w:ascii="TeX Gyre Pagella" w:cs="TeX Gyre Pagella" w:eastAsia="TeX Gyre Pagella" w:hAnsi="TeX Gyre Pagella"/>
       <w:color w:val="FFFFFF"/>
-      <w:sz w:val="20"/>
+      <w:sz w:val="22"/>
     </w:rPr>
   </w:style>
   <w:style w:customStyle="1" w:styleId="Textomorado" w:type="character">

--- a/oposicion/temario/tercer-ejercicio/3A16.docx
+++ b/oposicion/temario/tercer-ejercicio/3A16.docx
@@ -3257,7 +3257,7 @@
           <w:rPr>
             <w:rStyle w:val="Hyperlink"/>
           </w:rPr>
-          <w:t xml:space="preserve">, 1995, párr. 10.B</w:t>
+          <w:t xml:space="preserve">, 1995, § 10.B</w:t>
         </w:r>
       </w:hyperlink>
       <w:r>
@@ -5618,7 +5618,7 @@
           <w:rPr>
             <w:rStyle w:val="Hyperlink"/>
           </w:rPr>
-          <w:t xml:space="preserve">1995, párr. 10.C</w:t>
+          <w:t xml:space="preserve">1995, § 10.C</w:t>
         </w:r>
       </w:hyperlink>
       <w:r>
@@ -7478,7 +7478,7 @@
           <w:rPr>
             <w:rStyle w:val="Hyperlink"/>
           </w:rPr>
-          <w:t xml:space="preserve">1995, párr. 5.D</w:t>
+          <w:t xml:space="preserve">1995, § 5.D</w:t>
         </w:r>
       </w:hyperlink>
       <w:r>
@@ -9339,7 +9339,7 @@
           <w:rPr>
             <w:rStyle w:val="Hyperlink"/>
           </w:rPr>
-          <w:t xml:space="preserve">1995, párr. 10.C</w:t>
+          <w:t xml:space="preserve">1995, § 10.C</w:t>
         </w:r>
       </w:hyperlink>
       <w:r>
@@ -11053,7 +11053,7 @@
           <w:rPr>
             <w:rStyle w:val="Hyperlink"/>
           </w:rPr>
-          <w:t xml:space="preserve">1995, párr. 10.C</w:t>
+          <w:t xml:space="preserve">1995, § 10.C</w:t>
         </w:r>
       </w:hyperlink>
       <w:r>
@@ -11239,7 +11239,7 @@
           <w:rPr>
             <w:rStyle w:val="Hyperlink"/>
           </w:rPr>
-          <w:t xml:space="preserve">, 1995, párr. 10.C</w:t>
+          <w:t xml:space="preserve">, 1995, § 10.C</w:t>
         </w:r>
       </w:hyperlink>
       <w:r>
@@ -11834,7 +11834,7 @@
           <w:rPr>
             <w:rStyle w:val="Hyperlink"/>
           </w:rPr>
-          <w:t xml:space="preserve">1995, párr. 10.C</w:t>
+          <w:t xml:space="preserve">1995, § 10.C</w:t>
         </w:r>
       </w:hyperlink>
       <w:r>
@@ -18451,7 +18451,7 @@
           <w:rPr>
             <w:rStyle w:val="Hyperlink"/>
           </w:rPr>
-          <w:t xml:space="preserve">, 1995, párr. 10.D</w:t>
+          <w:t xml:space="preserve">, 1995, § 10.D</w:t>
         </w:r>
       </w:hyperlink>
       <w:r>
@@ -19032,7 +19032,7 @@
           <w:rPr>
             <w:rStyle w:val="Hyperlink"/>
           </w:rPr>
-          <w:t xml:space="preserve">1995, párr. 10.D</w:t>
+          <w:t xml:space="preserve">1995, § 10.D</w:t>
         </w:r>
       </w:hyperlink>
       <w:r>
@@ -20279,7 +20279,7 @@
           <w:rPr>
             <w:rStyle w:val="Hyperlink"/>
           </w:rPr>
-          <w:t xml:space="preserve">, 1995, párr. 10.D</w:t>
+          <w:t xml:space="preserve">, 1995, § 10.D</w:t>
         </w:r>
       </w:hyperlink>
       <w:r>
@@ -21322,7 +21322,7 @@
           <w:rPr>
             <w:rStyle w:val="Hyperlink"/>
           </w:rPr>
-          <w:t xml:space="preserve">1995, párr. 10.C</w:t>
+          <w:t xml:space="preserve">1995, § 10.C</w:t>
         </w:r>
       </w:hyperlink>
       <w:r>
@@ -21847,7 +21847,7 @@
           <w:rPr>
             <w:rStyle w:val="Hyperlink"/>
           </w:rPr>
-          <w:t xml:space="preserve">, 1995, párr. 10.C</w:t>
+          <w:t xml:space="preserve">, 1995, § 10.C</w:t>
         </w:r>
       </w:hyperlink>
       <w:r>
@@ -23465,7 +23465,7 @@
           <w:rPr>
             <w:rStyle w:val="Hyperlink"/>
           </w:rPr>
-          <w:t xml:space="preserve">1995, párr. 10.C</w:t>
+          <w:t xml:space="preserve">1995, § 10.C</w:t>
         </w:r>
       </w:hyperlink>
       <w:r>
@@ -23839,7 +23839,7 @@
           <w:rPr>
             <w:rStyle w:val="Hyperlink"/>
           </w:rPr>
-          <w:t xml:space="preserve">, 1995, párr. 10.F</w:t>
+          <w:t xml:space="preserve">, 1995, § 10.F</w:t>
         </w:r>
       </w:hyperlink>
       <w:r>
@@ -24883,7 +24883,7 @@
             <w:i/>
             <w:iCs/>
           </w:rPr>
-          <w:t xml:space="preserve">1995, párr. 10.F</w:t>
+          <w:t xml:space="preserve">1995, § 10.F</w:t>
         </w:r>
       </w:hyperlink>
       <w:r>
@@ -25938,7 +25938,7 @@
           <w:rPr>
             <w:rStyle w:val="Hyperlink"/>
           </w:rPr>
-          <w:t xml:space="preserve">, 1995, párr. 10.F</w:t>
+          <w:t xml:space="preserve">, 1995, § 10.F</w:t>
         </w:r>
       </w:hyperlink>
       <w:r>
@@ -26393,7 +26393,7 @@
           <w:rPr>
             <w:rStyle w:val="Hyperlink"/>
           </w:rPr>
-          <w:t xml:space="preserve">1995, párr. 10.F</w:t>
+          <w:t xml:space="preserve">1995, § 10.F</w:t>
         </w:r>
       </w:hyperlink>
       <w:r>
@@ -27901,7 +27901,7 @@
           <w:rPr>
             <w:rStyle w:val="Hyperlink"/>
           </w:rPr>
-          <w:t xml:space="preserve">, 1995, párr. 10.F</w:t>
+          <w:t xml:space="preserve">, 1995, § 10.F</w:t>
         </w:r>
       </w:hyperlink>
       <w:r>
@@ -30043,7 +30043,7 @@
           <w:rPr>
             <w:rStyle w:val="Hyperlink"/>
           </w:rPr>
-          <w:t xml:space="preserve">1995, párr. 10.F</w:t>
+          <w:t xml:space="preserve">1995, § 10.F</w:t>
         </w:r>
       </w:hyperlink>
       <w:r>
@@ -30815,7 +30815,7 @@
           <w:rPr>
             <w:rStyle w:val="Hyperlink"/>
           </w:rPr>
-          <w:t xml:space="preserve">, 1995, párr. 10.F</w:t>
+          <w:t xml:space="preserve">, 1995, § 10.F</w:t>
         </w:r>
       </w:hyperlink>
       <w:r>
@@ -30953,7 +30953,7 @@
           <w:rPr>
             <w:rStyle w:val="Hyperlink"/>
           </w:rPr>
-          <w:t xml:space="preserve">1995, párr. 10.F</w:t>
+          <w:t xml:space="preserve">1995, § 10.F</w:t>
         </w:r>
       </w:hyperlink>
       <w:r>
@@ -31040,7 +31040,7 @@
           <w:rPr>
             <w:rStyle w:val="Hyperlink"/>
           </w:rPr>
-          <w:t xml:space="preserve">, 1995, párr. 10.F</w:t>
+          <w:t xml:space="preserve">, 1995, § 10.F</w:t>
         </w:r>
       </w:hyperlink>
       <w:r>
@@ -33125,7 +33125,7 @@
           <w:rPr>
             <w:rStyle w:val="Hyperlink"/>
           </w:rPr>
-          <w:t xml:space="preserve">, 1995, párr. 10.D</w:t>
+          <w:t xml:space="preserve">, 1995, § 10.D</w:t>
         </w:r>
       </w:hyperlink>
       <w:r>
@@ -36410,7 +36410,7 @@
           <w:rPr>
             <w:rStyle w:val="Hyperlink"/>
           </w:rPr>
-          <w:t xml:space="preserve">, 1995, párr. 5.D</w:t>
+          <w:t xml:space="preserve">, 1995, § 5.D</w:t>
         </w:r>
       </w:hyperlink>
       <w:r>
@@ -36905,7 +36905,7 @@
           <w:rPr>
             <w:rStyle w:val="Hyperlink"/>
           </w:rPr>
-          <w:t xml:space="preserve">1995, párr. 5.D</w:t>
+          <w:t xml:space="preserve">1995, § 5.D</w:t>
         </w:r>
       </w:hyperlink>
       <w:r>
@@ -37988,7 +37988,7 @@
           <w:rPr>
             <w:rStyle w:val="Hyperlink"/>
           </w:rPr>
-          <w:t xml:space="preserve">1995, párr. 10.C</w:t>
+          <w:t xml:space="preserve">1995, § 10.C</w:t>
         </w:r>
       </w:hyperlink>
       <w:r>
@@ -38087,7 +38087,7 @@
           <w:rPr>
             <w:rStyle w:val="Hyperlink"/>
           </w:rPr>
-          <w:t xml:space="preserve">, 1995, párr. 10.B</w:t>
+          <w:t xml:space="preserve">, 1995, § 10.B</w:t>
         </w:r>
       </w:hyperlink>
       <w:r>
@@ -47280,7 +47280,7 @@
           <w:rPr>
             <w:rStyle w:val="Hyperlink"/>
           </w:rPr>
-          <w:t xml:space="preserve">, 1995, párr. 10.C</w:t>
+          <w:t xml:space="preserve">, 1995, § 10.C</w:t>
         </w:r>
       </w:hyperlink>
       <w:r>
@@ -48980,7 +48980,7 @@
           <w:rPr>
             <w:rStyle w:val="Hyperlink"/>
           </w:rPr>
-          <w:t xml:space="preserve">, 1874, párr. 126</w:t>
+          <w:t xml:space="preserve">, 1874, § 126</w:t>
         </w:r>
       </w:hyperlink>
       <w:r>
@@ -50376,7 +50376,7 @@
           <w:rPr>
             <w:rStyle w:val="Hyperlink"/>
           </w:rPr>
-          <w:t xml:space="preserve">, 1995, párr. 10.F</w:t>
+          <w:t xml:space="preserve">, 1995, § 10.F</w:t>
         </w:r>
       </w:hyperlink>
       <w:r>

--- a/oposicion/temario/tercer-ejercicio/3A16.docx
+++ b/oposicion/temario/tercer-ejercicio/3A16.docx
@@ -26,6 +26,28 @@
       </w:r>
       <w:r>
         <w:t xml:space="preserve">del equilibrio. Análisis de eficiencia y bienestar.</w:t>
+      </w:r>
+    </w:p>
+    <w:p>
+      <w:pPr>
+        <w:spacing w:before="0" w:after="200"/>
+      </w:pPr>
+      <w:r>
+        <w:rPr>
+          <w:b/>
+          <w:smallCaps/>
+          <w:color w:val="5F2987"/>
+          <w:sz w:val="16"/>
+        </w:rPr>
+        <w:t xml:space="preserve">Exclusivo · uso personal. </w:t>
+      </w:r>
+      <w:r>
+        <w:rPr>
+          <w:i/>
+          <w:color w:val="767171"/>
+          <w:sz w:val="16"/>
+        </w:rPr>
+        <w:t xml:space="preserve">Material exclusivo de victorgutierrezmarcos.es y la app Oposición TCEE · DCE. Puedes usarlo libremente para tu estudio personal. No se autoriza su incorporación a otras plataformas, aplicaciones o servicios. Condiciones: https://www.victorgutierrezmarcos.es/condiciones-materiales.html</w:t>
       </w:r>
     </w:p>
     <w:p>
@@ -46483,7 +46505,7 @@
         <w:color w:val="767171"/>
         <w:sz w:val="14"/>
       </w:rPr>
-      <w:t xml:space="preserve">© 2026 Víctor Gutiérrez Marcos · CC BY-NC-ND 4.0</w:t>
+      <w:t xml:space="preserve">© 2026 Víctor Gutiérrez Marcos · Exclusivo de victorgutierrezmarcos.es y la app Oposición TCEE · DCE</w:t>
     </w:r>
     <w:r>
       <w:tab/>
@@ -46541,7 +46563,7 @@
         <w:color w:val="767171"/>
         <w:sz w:val="14"/>
       </w:rPr>
-      <w:t xml:space="preserve">© 2026 Víctor Gutiérrez Marcos · CC BY-NC-ND 4.0</w:t>
+      <w:t xml:space="preserve">© 2026 Víctor Gutiérrez Marcos · Exclusivo de victorgutierrezmarcos.es y la app Oposición TCEE · DCE</w:t>
     </w:r>
     <w:r>
       <w:tab/>
@@ -46607,7 +46629,7 @@
         <w:color w:val="767171"/>
         <w:sz w:val="14"/>
       </w:rPr>
-      <w:t xml:space="preserve">© 2026 Víctor Gutiérrez Marcos · CC BY-NC-ND 4.0</w:t>
+      <w:t xml:space="preserve">© 2026 Víctor Gutiérrez Marcos · Exclusivo de victorgutierrezmarcos.es y la app Oposición TCEE · DCE</w:t>
     </w:r>
     <w:r>
       <w:tab/>
